--- a/docs/archive/source/POC-DEMO-DETAILED.docx
+++ b/docs/archive/source/POC-DEMO-DETAILED.docx
@@ -2,7 +2,7 @@
 <file path=word/document.xml><?xml version="1.0" encoding="utf-8"?>
 <w:document xmlns:w="http://schemas.openxmlformats.org/wordprocessingml/2006/main" xmlns:m="http://schemas.openxmlformats.org/officeDocument/2006/math" xmlns:r="http://schemas.openxmlformats.org/officeDocument/2006/relationships" xmlns:o="urn:schemas-microsoft-com:office:office" xmlns:v="urn:schemas-microsoft-com:vml" xmlns:w10="urn:schemas-microsoft-com:office:word" xmlns:a="http://schemas.openxmlformats.org/drawingml/2006/main" xmlns:pic="http://schemas.openxmlformats.org/drawingml/2006/picture" xmlns:wp="http://schemas.openxmlformats.org/drawingml/2006/wordprocessingDrawing">
   <w:body>
-    <w:bookmarkStart w:id="60" w:name="compoundiq-poc-demo-detailed-walkthrough"/>
+    <w:bookmarkStart w:id="66" w:name="compoundiq-poc-demo-detailed-walkthrough"/>
     <w:p>
       <w:pPr>
         <w:pStyle w:val="Heading1"/>
@@ -26,7 +26,7 @@
         <w:t xml:space="preserve"> </w:t>
       </w:r>
       <w:r>
-        <w:t xml:space="preserve">2.10 |</w:t>
+        <w:t xml:space="preserve">2.11 |</w:t>
       </w:r>
       <w:r>
         <w:t xml:space="preserve"> </w:t>
@@ -42,7 +42,7 @@
         <w:t xml:space="preserve"> </w:t>
       </w:r>
       <w:r>
-        <w:t xml:space="preserve">September 9, 2026</w:t>
+        <w:t xml:space="preserve">September 10, 2026</w:t>
       </w:r>
       <w:r>
         <w:t xml:space="preserve"> </w:t>
@@ -75,6 +75,265 @@
       </w:r>
       <w:r>
         <w:t xml:space="preserve">30–45 minutes (with discussion)</w:t>
+      </w:r>
+    </w:p>
+    <w:p>
+      <w:pPr>
+        <w:pStyle w:val="BlockText"/>
+      </w:pPr>
+      <w:r>
+        <w:rPr>
+          <w:bCs/>
+          <w:b/>
+        </w:rPr>
+        <w:t xml:space="preserve">What’s new in v2.11 (2026-09-10):</w:t>
+      </w:r>
+      <w:r>
+        <w:t xml:space="preserve"> </w:t>
+      </w:r>
+      <w:r>
+        <w:rPr>
+          <w:bCs/>
+          <w:b/>
+        </w:rPr>
+        <w:t xml:space="preserve">A</w:t>
+      </w:r>
+      <w:r>
+        <w:rPr>
+          <w:bCs/>
+          <w:b/>
+        </w:rPr>
+        <w:t xml:space="preserve"> </w:t>
+      </w:r>
+      <w:r>
+        <w:rPr>
+          <w:bCs/>
+          <w:b/>
+        </w:rPr>
+        <w:t xml:space="preserve">“</w:t>
+      </w:r>
+      <w:r>
+        <w:rPr>
+          <w:bCs/>
+          <w:b/>
+        </w:rPr>
+        <w:t xml:space="preserve">Before You Present</w:t>
+      </w:r>
+      <w:r>
+        <w:rPr>
+          <w:bCs/>
+          <w:b/>
+        </w:rPr>
+        <w:t xml:space="preserve">”</w:t>
+      </w:r>
+      <w:r>
+        <w:rPr>
+          <w:bCs/>
+          <w:b/>
+        </w:rPr>
+        <w:t xml:space="preserve"> </w:t>
+      </w:r>
+      <w:r>
+        <w:rPr>
+          <w:bCs/>
+          <w:b/>
+        </w:rPr>
+        <w:t xml:space="preserve">checklist now sits at the top of this document, and the Ops catalog screen no longer contradicts the product-count claim.</w:t>
+      </w:r>
+      <w:r>
+        <w:t xml:space="preserve"> </w:t>
+      </w:r>
+      <w:r>
+        <w:t xml:space="preserve">(a) New</w:t>
+      </w:r>
+      <w:r>
+        <w:t xml:space="preserve"> </w:t>
+      </w:r>
+      <w:r>
+        <w:rPr>
+          <w:bCs/>
+          <w:b/>
+        </w:rPr>
+        <w:t xml:space="preserve">Before You Present</w:t>
+      </w:r>
+      <w:r>
+        <w:t xml:space="preserve"> </w:t>
+      </w:r>
+      <w:r>
+        <w:t xml:space="preserve">section — five items to run in the five minutes before the audience joins: warm the routes (a cold serverless route measured</w:t>
+      </w:r>
+      <w:r>
+        <w:t xml:space="preserve"> </w:t>
+      </w:r>
+      <w:r>
+        <w:rPr>
+          <w:bCs/>
+          <w:b/>
+        </w:rPr>
+        <w:t xml:space="preserve">~37 seconds</w:t>
+      </w:r>
+      <w:r>
+        <w:t xml:space="preserve"> </w:t>
+      </w:r>
+      <w:r>
+        <w:t xml:space="preserve">on first hit after a deploy vs</w:t>
+      </w:r>
+      <w:r>
+        <w:t xml:space="preserve"> </w:t>
+      </w:r>
+      <w:r>
+        <w:rPr>
+          <w:bCs/>
+          <w:b/>
+        </w:rPr>
+        <w:t xml:space="preserve">2–5 seconds</w:t>
+      </w:r>
+      <w:r>
+        <w:t xml:space="preserve"> </w:t>
+      </w:r>
+      <w:r>
+        <w:t xml:space="preserve">warm), confirm all four logins, create any live prescription</w:t>
+      </w:r>
+      <w:r>
+        <w:t xml:space="preserve"> </w:t>
+      </w:r>
+      <w:r>
+        <w:rPr>
+          <w:iCs/>
+          <w:i/>
+        </w:rPr>
+        <w:t xml:space="preserve">during</w:t>
+      </w:r>
+      <w:r>
+        <w:t xml:space="preserve"> </w:t>
+      </w:r>
+      <w:r>
+        <w:t xml:space="preserve">the demo because payment links expire, don’t deploy on demo day, and keep the demo tab in the foreground (a backgrounded Chrome tab does not fire</w:t>
+      </w:r>
+      <w:r>
+        <w:t xml:space="preserve"> </w:t>
+      </w:r>
+      <w:r>
+        <w:rPr>
+          <w:rStyle w:val="VerbatimChar"/>
+        </w:rPr>
+        <w:t xml:space="preserve">requestAnimationFrame</w:t>
+      </w:r>
+      <w:r>
+        <w:t xml:space="preserve">, which stalls React’s reveal of streamed content and makes a healthy page look hung). (b)</w:t>
+      </w:r>
+      <w:r>
+        <w:t xml:space="preserve"> </w:t>
+      </w:r>
+      <w:r>
+        <w:rPr>
+          <w:bCs/>
+          <w:b/>
+        </w:rPr>
+        <w:t xml:space="preserve">Part 5E rewritten</w:t>
+      </w:r>
+      <w:r>
+        <w:t xml:space="preserve"> </w:t>
+      </w:r>
+      <w:r>
+        <w:t xml:space="preserve">—</w:t>
+      </w:r>
+      <w:r>
+        <w:t xml:space="preserve"> </w:t>
+      </w:r>
+      <w:r>
+        <w:rPr>
+          <w:rStyle w:val="VerbatimChar"/>
+        </w:rPr>
+        <w:t xml:space="preserve">/ops/catalog</w:t>
+      </w:r>
+      <w:r>
+        <w:t xml:space="preserve"> </w:t>
+      </w:r>
+      <w:r>
+        <w:t xml:space="preserve">now leads with a read-only</w:t>
+      </w:r>
+      <w:r>
+        <w:t xml:space="preserve"> </w:t>
+      </w:r>
+      <w:r>
+        <w:rPr>
+          <w:bCs/>
+          <w:b/>
+        </w:rPr>
+        <w:t xml:space="preserve">Product Catalog</w:t>
+      </w:r>
+      <w:r>
+        <w:t xml:space="preserve"> </w:t>
+      </w:r>
+      <w:r>
+        <w:t xml:space="preserve">block showing live ingredient / salt-form / formulation / pharmacy-offering counts from the hierarchical catalog the prescription builder actually uses, and the CSV uploader below it is retitled</w:t>
+      </w:r>
+      <w:r>
+        <w:t xml:space="preserve"> </w:t>
+      </w:r>
+      <w:r>
+        <w:rPr>
+          <w:bCs/>
+          <w:b/>
+        </w:rPr>
+        <w:t xml:space="preserve">“</w:t>
+      </w:r>
+      <w:r>
+        <w:rPr>
+          <w:bCs/>
+          <w:b/>
+        </w:rPr>
+        <w:t xml:space="preserve">Legacy Pharmacy Price List (CSV upload)</w:t>
+      </w:r>
+      <w:r>
+        <w:rPr>
+          <w:bCs/>
+          <w:b/>
+        </w:rPr>
+        <w:t xml:space="preserve">”</w:t>
+      </w:r>
+      <w:r>
+        <w:t xml:space="preserve"> </w:t>
+      </w:r>
+      <w:r>
+        <w:t xml:space="preserve">with its own item count. Previously the page read</w:t>
+      </w:r>
+      <w:r>
+        <w:t xml:space="preserve"> </w:t>
+      </w:r>
+      <w:r>
+        <w:t xml:space="preserve">“</w:t>
+      </w:r>
+      <w:r>
+        <w:t xml:space="preserve">Catalog Management — 6 items,</w:t>
+      </w:r>
+      <w:r>
+        <w:t xml:space="preserve">”</w:t>
+      </w:r>
+      <w:r>
+        <w:t xml:space="preserve"> </w:t>
+      </w:r>
+      <w:r>
+        <w:t xml:space="preserve">where the 6 were rows in the legacy flat price-list table — a prospect clicking Ops → Catalog after hearing</w:t>
+      </w:r>
+      <w:r>
+        <w:t xml:space="preserve"> </w:t>
+      </w:r>
+      <w:r>
+        <w:t xml:space="preserve">“</w:t>
+      </w:r>
+      <w:r>
+        <w:t xml:space="preserve">167 products</w:t>
+      </w:r>
+      <w:r>
+        <w:t xml:space="preserve">”</w:t>
+      </w:r>
+      <w:r>
+        <w:t xml:space="preserve"> </w:t>
+      </w:r>
+      <w:r>
+        <w:t xml:space="preserve">saw an apparent contradiction.</w:t>
       </w:r>
     </w:p>
     <w:p>
@@ -898,13 +1157,40 @@
         </w:pict>
       </w:r>
     </w:p>
-    <w:bookmarkStart w:id="24" w:name="pre-demo-setup"/>
+    <w:bookmarkStart w:id="25" w:name="before-you-present"/>
     <w:p>
       <w:pPr>
         <w:pStyle w:val="Heading2"/>
       </w:pPr>
       <w:r>
-        <w:t xml:space="preserve">Pre-Demo Setup</w:t>
+        <w:t xml:space="preserve">Before You Present</w:t>
+      </w:r>
+    </w:p>
+    <w:p>
+      <w:pPr>
+        <w:pStyle w:val="BlockText"/>
+      </w:pPr>
+      <w:r>
+        <w:rPr>
+          <w:bCs/>
+          <w:b/>
+        </w:rPr>
+        <w:t xml:space="preserve">Run this in the five minutes before the audience joins. Every time.</w:t>
+      </w:r>
+      <w:r>
+        <w:t xml:space="preserve"> </w:t>
+      </w:r>
+      <w:r>
+        <w:t xml:space="preserve">It is short, it is boring, and it is the difference between a demo that feels instant and a demo that opens with a 37-second spinner.</w:t>
+      </w:r>
+    </w:p>
+    <w:bookmarkStart w:id="20" w:name="Xc76e0b6839ff1cd39e2aa284d412c750ddb11eb"/>
+    <w:p>
+      <w:pPr>
+        <w:pStyle w:val="Heading3"/>
+      </w:pPr>
+      <w:r>
+        <w:t xml:space="preserve">1. Warm the routes (5 minutes before, non-negotiable)</w:t>
       </w:r>
     </w:p>
     <w:p>
@@ -912,19 +1198,133 @@
         <w:pStyle w:val="FirstParagraph"/>
       </w:pPr>
       <w:r>
-        <w:t xml:space="preserve">Three one-time items before demo day — no backstage pages, no state-staging, nothing to click</w:t>
-      </w:r>
-      <w:r>
-        <w:t xml:space="preserve"> </w:t>
-      </w:r>
-      <w:r>
-        <w:t xml:space="preserve">“</w:t>
-      </w:r>
-      <w:r>
-        <w:t xml:space="preserve">10 minutes before the demo.</w:t>
-      </w:r>
-      <w:r>
-        <w:t xml:space="preserve">”</w:t>
+        <w:t xml:space="preserve">The app runs on Vercel serverless functions. A route that hasn’t been hit recently — or that hasn’t been hit</w:t>
+      </w:r>
+      <w:r>
+        <w:t xml:space="preserve"> </w:t>
+      </w:r>
+      <w:r>
+        <w:rPr>
+          <w:iCs/>
+          <w:i/>
+        </w:rPr>
+        <w:t xml:space="preserve">at all</w:t>
+      </w:r>
+      <w:r>
+        <w:t xml:space="preserve"> </w:t>
+      </w:r>
+      <w:r>
+        <w:t xml:space="preserve">since the last deploy — pays a</w:t>
+      </w:r>
+      <w:r>
+        <w:t xml:space="preserve"> </w:t>
+      </w:r>
+      <w:r>
+        <w:rPr>
+          <w:bCs/>
+          <w:b/>
+        </w:rPr>
+        <w:t xml:space="preserve">cold start</w:t>
+      </w:r>
+      <w:r>
+        <w:t xml:space="preserve"> </w:t>
+      </w:r>
+      <w:r>
+        <w:t xml:space="preserve">on its first request. Measured in production on 2026-09-09/10: the first request to an ops route after a deploy took</w:t>
+      </w:r>
+      <w:r>
+        <w:t xml:space="preserve"> </w:t>
+      </w:r>
+      <w:r>
+        <w:rPr>
+          <w:bCs/>
+          <w:b/>
+        </w:rPr>
+        <w:t xml:space="preserve">~37 seconds</w:t>
+      </w:r>
+      <w:r>
+        <w:t xml:space="preserve">. Once warm, the same routes returned in</w:t>
+      </w:r>
+      <w:r>
+        <w:t xml:space="preserve"> </w:t>
+      </w:r>
+      <w:r>
+        <w:rPr>
+          <w:bCs/>
+          <w:b/>
+        </w:rPr>
+        <w:t xml:space="preserve">2–5 seconds</w:t>
+      </w:r>
+      <w:r>
+        <w:t xml:space="preserve"> </w:t>
+      </w:r>
+      <w:r>
+        <w:t xml:space="preserve">(</w:t>
+      </w:r>
+      <w:r>
+        <w:rPr>
+          <w:rStyle w:val="VerbatimChar"/>
+        </w:rPr>
+        <w:t xml:space="preserve">/ops/pipeline</w:t>
+      </w:r>
+      <w:r>
+        <w:t xml:space="preserve"> </w:t>
+      </w:r>
+      <w:r>
+        <w:t xml:space="preserve">fastest,</w:t>
+      </w:r>
+      <w:r>
+        <w:t xml:space="preserve"> </w:t>
+      </w:r>
+      <w:r>
+        <w:rPr>
+          <w:rStyle w:val="VerbatimChar"/>
+        </w:rPr>
+        <w:t xml:space="preserve">/ops/adapters</w:t>
+      </w:r>
+      <w:r>
+        <w:t xml:space="preserve"> </w:t>
+      </w:r>
+      <w:r>
+        <w:t xml:space="preserve">4.7s,</w:t>
+      </w:r>
+      <w:r>
+        <w:t xml:space="preserve"> </w:t>
+      </w:r>
+      <w:r>
+        <w:rPr>
+          <w:rStyle w:val="VerbatimChar"/>
+        </w:rPr>
+        <w:t xml:space="preserve">/ops/fax</w:t>
+      </w:r>
+      <w:r>
+        <w:t xml:space="preserve"> </w:t>
+      </w:r>
+      <w:r>
+        <w:t xml:space="preserve">3.7s,</w:t>
+      </w:r>
+      <w:r>
+        <w:t xml:space="preserve"> </w:t>
+      </w:r>
+      <w:r>
+        <w:rPr>
+          <w:rStyle w:val="VerbatimChar"/>
+        </w:rPr>
+        <w:t xml:space="preserve">/ops/catalog</w:t>
+      </w:r>
+      <w:r>
+        <w:t xml:space="preserve"> </w:t>
+      </w:r>
+      <w:r>
+        <w:t xml:space="preserve">2.0s).</w:t>
+      </w:r>
+    </w:p>
+    <w:p>
+      <w:pPr>
+        <w:pStyle w:val="BodyText"/>
+      </w:pPr>
+      <w:r>
+        <w:t xml:space="preserve">Visit each of these once, in a tab you then leave open:</w:t>
       </w:r>
     </w:p>
     <w:p>
@@ -936,33 +1336,16 @@
         <w:pStyle w:val="Compact"/>
       </w:pPr>
       <w:r>
-        <w:rPr>
-          <w:bCs/>
-          <w:b/>
-        </w:rPr>
-        <w:t xml:space="preserve">Authenticator app on your phone.</w:t>
-      </w:r>
-      <w:r>
-        <w:t xml:space="preserve"> </w:t>
-      </w:r>
-      <w:r>
-        <w:t xml:space="preserve">The EPCS-controlled-substance signing step in Part 3F uses standard TOTP two-factor authentication per DEA 21 CFR 1311. The demo provider (Dr. Chen) has a TOTP secret already configured server-side. You need the same secret loaded into a TOTP app on your phone so you can enter the rolling 6-digit code during the signing step. Any TOTP app works (Google Authenticator, 1Password, Authy, Bitwarden). See the</w:t>
-      </w:r>
-      <w:r>
-        <w:t xml:space="preserve"> </w:t>
-      </w:r>
-      <w:r>
-        <w:rPr>
-          <w:bCs/>
-          <w:b/>
-        </w:rPr>
-        <w:t xml:space="preserve">Authenticator Setup</w:t>
-      </w:r>
-      <w:r>
-        <w:t xml:space="preserve"> </w:t>
-      </w:r>
-      <w:r>
-        <w:t xml:space="preserve">subsection below for the exact secret values.</w:t>
+        <w:t xml:space="preserve">☐ The clinic dashboard (</w:t>
+      </w:r>
+      <w:r>
+        <w:rPr>
+          <w:rStyle w:val="VerbatimChar"/>
+        </w:rPr>
+        <w:t xml:space="preserve">/dashboard</w:t>
+      </w:r>
+      <w:r>
+        <w:t xml:space="preserve">)</w:t>
       </w:r>
     </w:p>
     <w:p>
@@ -974,17 +1357,16 @@
         <w:pStyle w:val="Compact"/>
       </w:pPr>
       <w:r>
-        <w:rPr>
-          <w:bCs/>
-          <w:b/>
-        </w:rPr>
-        <w:t xml:space="preserve">Open browser tabs.</w:t>
-      </w:r>
-      <w:r>
-        <w:t xml:space="preserve"> </w:t>
-      </w:r>
-      <w:r>
-        <w:t xml:space="preserve">Prepare 3 tabs so you can switch roles quickly during the demo — one for the clinic app, one for the ops dashboard, one for the patient checkout link.</w:t>
+        <w:t xml:space="preserve">☐</w:t>
+      </w:r>
+      <w:r>
+        <w:t xml:space="preserve"> </w:t>
+      </w:r>
+      <w:r>
+        <w:rPr>
+          <w:rStyle w:val="VerbatimChar"/>
+        </w:rPr>
+        <w:t xml:space="preserve">/new-prescription</w:t>
       </w:r>
     </w:p>
     <w:p>
@@ -996,6 +1378,447 @@
         <w:pStyle w:val="Compact"/>
       </w:pPr>
       <w:r>
+        <w:t xml:space="preserve">☐</w:t>
+      </w:r>
+      <w:r>
+        <w:t xml:space="preserve"> </w:t>
+      </w:r>
+      <w:r>
+        <w:rPr>
+          <w:rStyle w:val="VerbatimChar"/>
+        </w:rPr>
+        <w:t xml:space="preserve">/ops/pipeline</w:t>
+      </w:r>
+    </w:p>
+    <w:p>
+      <w:pPr>
+        <w:numPr>
+          <w:ilvl w:val="0"/>
+          <w:numId w:val="1001"/>
+        </w:numPr>
+        <w:pStyle w:val="Compact"/>
+      </w:pPr>
+      <w:r>
+        <w:t xml:space="preserve">☐</w:t>
+      </w:r>
+      <w:r>
+        <w:t xml:space="preserve"> </w:t>
+      </w:r>
+      <w:r>
+        <w:rPr>
+          <w:rStyle w:val="VerbatimChar"/>
+        </w:rPr>
+        <w:t xml:space="preserve">/ops/sla</w:t>
+      </w:r>
+    </w:p>
+    <w:p>
+      <w:pPr>
+        <w:numPr>
+          <w:ilvl w:val="0"/>
+          <w:numId w:val="1001"/>
+        </w:numPr>
+        <w:pStyle w:val="Compact"/>
+      </w:pPr>
+      <w:r>
+        <w:t xml:space="preserve">☐</w:t>
+      </w:r>
+      <w:r>
+        <w:t xml:space="preserve"> </w:t>
+      </w:r>
+      <w:r>
+        <w:rPr>
+          <w:rStyle w:val="VerbatimChar"/>
+        </w:rPr>
+        <w:t xml:space="preserve">/ops/adapters</w:t>
+      </w:r>
+    </w:p>
+    <w:p>
+      <w:pPr>
+        <w:numPr>
+          <w:ilvl w:val="0"/>
+          <w:numId w:val="1001"/>
+        </w:numPr>
+        <w:pStyle w:val="Compact"/>
+      </w:pPr>
+      <w:r>
+        <w:t xml:space="preserve">☐</w:t>
+      </w:r>
+      <w:r>
+        <w:t xml:space="preserve"> </w:t>
+      </w:r>
+      <w:r>
+        <w:rPr>
+          <w:rStyle w:val="VerbatimChar"/>
+        </w:rPr>
+        <w:t xml:space="preserve">/ops/fax</w:t>
+      </w:r>
+    </w:p>
+    <w:p>
+      <w:pPr>
+        <w:numPr>
+          <w:ilvl w:val="0"/>
+          <w:numId w:val="1001"/>
+        </w:numPr>
+        <w:pStyle w:val="Compact"/>
+      </w:pPr>
+      <w:r>
+        <w:t xml:space="preserve">☐</w:t>
+      </w:r>
+      <w:r>
+        <w:t xml:space="preserve"> </w:t>
+      </w:r>
+      <w:r>
+        <w:rPr>
+          <w:rStyle w:val="VerbatimChar"/>
+        </w:rPr>
+        <w:t xml:space="preserve">/ops/catalog</w:t>
+      </w:r>
+    </w:p>
+    <w:p>
+      <w:pPr>
+        <w:pStyle w:val="FirstParagraph"/>
+      </w:pPr>
+      <w:r>
+        <w:rPr>
+          <w:bCs/>
+          <w:b/>
+        </w:rPr>
+        <w:t xml:space="preserve">If a page does lag mid-demo, say something true and move on:</w:t>
+      </w:r>
+      <w:r>
+        <w:t xml:space="preserve"> </w:t>
+      </w:r>
+      <w:r>
+        <w:rPr>
+          <w:iCs/>
+          <w:i/>
+        </w:rPr>
+        <w:t xml:space="preserve">“</w:t>
+      </w:r>
+      <w:r>
+        <w:rPr>
+          <w:iCs/>
+          <w:i/>
+        </w:rPr>
+        <w:t xml:space="preserve">That’s a serverless cold start — the function hadn’t been called yet, so the platform is spinning one up. It’s a first-hit cost, not a per-request cost.</w:t>
+      </w:r>
+      <w:r>
+        <w:rPr>
+          <w:iCs/>
+          <w:i/>
+        </w:rPr>
+        <w:t xml:space="preserve">”</w:t>
+      </w:r>
+      <w:r>
+        <w:t xml:space="preserve"> </w:t>
+      </w:r>
+      <w:r>
+        <w:t xml:space="preserve">Do not freeze, and do not apologize for it as though it were a bug. It isn’t one.</w:t>
+      </w:r>
+    </w:p>
+    <w:bookmarkEnd w:id="20"/>
+    <w:bookmarkStart w:id="21" w:name="confirm-all-four-logins-work"/>
+    <w:p>
+      <w:pPr>
+        <w:pStyle w:val="Heading3"/>
+      </w:pPr>
+      <w:r>
+        <w:t xml:space="preserve">2. Confirm all four logins work</w:t>
+      </w:r>
+    </w:p>
+    <w:p>
+      <w:pPr>
+        <w:pStyle w:val="FirstParagraph"/>
+      </w:pPr>
+      <w:r>
+        <w:t xml:space="preserve">Before anyone joins, log in and out once as each of the four roles in the</w:t>
+      </w:r>
+      <w:r>
+        <w:t xml:space="preserve"> </w:t>
+      </w:r>
+      <w:r>
+        <w:rPr>
+          <w:bCs/>
+          <w:b/>
+        </w:rPr>
+        <w:t xml:space="preserve">POC Test Accounts</w:t>
+      </w:r>
+      <w:r>
+        <w:t xml:space="preserve"> </w:t>
+      </w:r>
+      <w:r>
+        <w:t xml:space="preserve">table below (Ops Admin, Clinic Admin, Provider, Medical Assistant). Use the credentials exactly as listed in that table — do not invent new ones. This doubles as route warming for the clinic app.</w:t>
+      </w:r>
+    </w:p>
+    <w:bookmarkEnd w:id="21"/>
+    <w:bookmarkStart w:id="22" w:name="X13d2736186381739479a2ca8fcbe830bbf52871"/>
+    <w:p>
+      <w:pPr>
+        <w:pStyle w:val="Heading3"/>
+      </w:pPr>
+      <w:r>
+        <w:t xml:space="preserve">3. Payment links expire — create the live prescription</w:t>
+      </w:r>
+      <w:r>
+        <w:t xml:space="preserve"> </w:t>
+      </w:r>
+      <w:r>
+        <w:rPr>
+          <w:iCs/>
+          <w:i/>
+        </w:rPr>
+        <w:t xml:space="preserve">during</w:t>
+      </w:r>
+      <w:r>
+        <w:t xml:space="preserve"> </w:t>
+      </w:r>
+      <w:r>
+        <w:t xml:space="preserve">the demo</w:t>
+      </w:r>
+    </w:p>
+    <w:p>
+      <w:pPr>
+        <w:pStyle w:val="FirstParagraph"/>
+      </w:pPr>
+      <w:r>
+        <w:t xml:space="preserve">Patient payment links are valid for 72 hours, but demo state is refreshed by cron and a link minted hours early can be stale by the time you get to it.</w:t>
+      </w:r>
+      <w:r>
+        <w:t xml:space="preserve"> </w:t>
+      </w:r>
+      <w:r>
+        <w:rPr>
+          <w:bCs/>
+          <w:b/>
+        </w:rPr>
+        <w:t xml:space="preserve">Create the live prescription in Part 3 while the audience is watching</w:t>
+      </w:r>
+      <w:r>
+        <w:t xml:space="preserve">, then copy its link in Part 3F/3G. Do not pre-create it the night before and expect the</w:t>
+      </w:r>
+      <w:r>
+        <w:t xml:space="preserve"> </w:t>
+      </w:r>
+      <w:r>
+        <w:t xml:space="preserve">“</w:t>
+      </w:r>
+      <w:r>
+        <w:t xml:space="preserve">Copy Payment Link</w:t>
+      </w:r>
+      <w:r>
+        <w:t xml:space="preserve">”</w:t>
+      </w:r>
+      <w:r>
+        <w:t xml:space="preserve"> </w:t>
+      </w:r>
+      <w:r>
+        <w:t xml:space="preserve">beat to work.</w:t>
+      </w:r>
+    </w:p>
+    <w:bookmarkEnd w:id="22"/>
+    <w:bookmarkStart w:id="23" w:name="do-not-deploy-on-demo-day"/>
+    <w:p>
+      <w:pPr>
+        <w:pStyle w:val="Heading3"/>
+      </w:pPr>
+      <w:r>
+        <w:t xml:space="preserve">4. Do not deploy on demo day</w:t>
+      </w:r>
+    </w:p>
+    <w:p>
+      <w:pPr>
+        <w:pStyle w:val="FirstParagraph"/>
+      </w:pPr>
+      <w:r>
+        <w:t xml:space="preserve">A deploy resets</w:t>
+      </w:r>
+      <w:r>
+        <w:t xml:space="preserve"> </w:t>
+      </w:r>
+      <w:r>
+        <w:rPr>
+          <w:bCs/>
+          <w:b/>
+        </w:rPr>
+        <w:t xml:space="preserve">every</w:t>
+      </w:r>
+      <w:r>
+        <w:t xml:space="preserve"> </w:t>
+      </w:r>
+      <w:r>
+        <w:t xml:space="preserve">route to cold and re-triggers the 30-second-plus first hit — including on routes you warmed ten minutes earlier. Freeze merges to</w:t>
+      </w:r>
+      <w:r>
+        <w:t xml:space="preserve"> </w:t>
+      </w:r>
+      <w:r>
+        <w:rPr>
+          <w:rStyle w:val="VerbatimChar"/>
+        </w:rPr>
+        <w:t xml:space="preserve">main</w:t>
+      </w:r>
+      <w:r>
+        <w:t xml:space="preserve"> </w:t>
+      </w:r>
+      <w:r>
+        <w:t xml:space="preserve">until the demo is over.</w:t>
+      </w:r>
+    </w:p>
+    <w:bookmarkEnd w:id="23"/>
+    <w:bookmarkStart w:id="24" w:name="keep-the-demo-tab-in-the-foreground"/>
+    <w:p>
+      <w:pPr>
+        <w:pStyle w:val="Heading3"/>
+      </w:pPr>
+      <w:r>
+        <w:t xml:space="preserve">5. Keep the demo tab in the foreground</w:t>
+      </w:r>
+    </w:p>
+    <w:p>
+      <w:pPr>
+        <w:pStyle w:val="FirstParagraph"/>
+      </w:pPr>
+      <w:r>
+        <w:t xml:space="preserve">A backgrounded Chrome tab does not fire</w:t>
+      </w:r>
+      <w:r>
+        <w:t xml:space="preserve"> </w:t>
+      </w:r>
+      <w:r>
+        <w:rPr>
+          <w:rStyle w:val="VerbatimChar"/>
+        </w:rPr>
+        <w:t xml:space="preserve">requestAnimationFrame</w:t>
+      </w:r>
+      <w:r>
+        <w:t xml:space="preserve">. React uses it to reveal streamed content, so a page loading in a background tab can sit on its loading spinner indefinitely and then paint instantly the moment you switch back to it — the page was healthy the whole time. Keep the tab you are demoing in the foreground, and do not</w:t>
+      </w:r>
+      <w:r>
+        <w:t xml:space="preserve"> </w:t>
+      </w:r>
+      <w:r>
+        <w:t xml:space="preserve">“</w:t>
+      </w:r>
+      <w:r>
+        <w:t xml:space="preserve">pre-load the next screen in a background tab</w:t>
+      </w:r>
+      <w:r>
+        <w:t xml:space="preserve">”</w:t>
+      </w:r>
+      <w:r>
+        <w:t xml:space="preserve"> </w:t>
+      </w:r>
+      <w:r>
+        <w:t xml:space="preserve">while you talk. (This cost a full QA round to re-diagnose. One line here so nobody does it twice.)</w:t>
+      </w:r>
+    </w:p>
+    <w:p>
+      <w:r>
+        <w:pict>
+          <v:rect style="width:0;height:1.5pt" o:hralign="center" o:hrstd="t" o:hr="t"/>
+        </w:pict>
+      </w:r>
+    </w:p>
+    <w:bookmarkEnd w:id="24"/>
+    <w:bookmarkEnd w:id="25"/>
+    <w:bookmarkStart w:id="30" w:name="pre-demo-setup"/>
+    <w:p>
+      <w:pPr>
+        <w:pStyle w:val="Heading2"/>
+      </w:pPr>
+      <w:r>
+        <w:t xml:space="preserve">Pre-Demo Setup</w:t>
+      </w:r>
+    </w:p>
+    <w:p>
+      <w:pPr>
+        <w:pStyle w:val="FirstParagraph"/>
+      </w:pPr>
+      <w:r>
+        <w:t xml:space="preserve">Three one-time items before demo day — no backstage pages, no state-staging, nothing to click</w:t>
+      </w:r>
+      <w:r>
+        <w:t xml:space="preserve"> </w:t>
+      </w:r>
+      <w:r>
+        <w:t xml:space="preserve">“</w:t>
+      </w:r>
+      <w:r>
+        <w:t xml:space="preserve">10 minutes before the demo.</w:t>
+      </w:r>
+      <w:r>
+        <w:t xml:space="preserve">”</w:t>
+      </w:r>
+    </w:p>
+    <w:p>
+      <w:pPr>
+        <w:numPr>
+          <w:ilvl w:val="0"/>
+          <w:numId w:val="1002"/>
+        </w:numPr>
+        <w:pStyle w:val="Compact"/>
+      </w:pPr>
+      <w:r>
+        <w:rPr>
+          <w:bCs/>
+          <w:b/>
+        </w:rPr>
+        <w:t xml:space="preserve">Authenticator app on your phone.</w:t>
+      </w:r>
+      <w:r>
+        <w:t xml:space="preserve"> </w:t>
+      </w:r>
+      <w:r>
+        <w:t xml:space="preserve">The EPCS-controlled-substance signing step in Part 3F uses standard TOTP two-factor authentication per DEA 21 CFR 1311. The demo provider (Dr. Chen) has a TOTP secret already configured server-side. You need the same secret loaded into a TOTP app on your phone so you can enter the rolling 6-digit code during the signing step. Any TOTP app works (Google Authenticator, 1Password, Authy, Bitwarden). See the</w:t>
+      </w:r>
+      <w:r>
+        <w:t xml:space="preserve"> </w:t>
+      </w:r>
+      <w:r>
+        <w:rPr>
+          <w:bCs/>
+          <w:b/>
+        </w:rPr>
+        <w:t xml:space="preserve">Authenticator Setup</w:t>
+      </w:r>
+      <w:r>
+        <w:t xml:space="preserve"> </w:t>
+      </w:r>
+      <w:r>
+        <w:t xml:space="preserve">subsection below for the exact secret values.</w:t>
+      </w:r>
+    </w:p>
+    <w:p>
+      <w:pPr>
+        <w:numPr>
+          <w:ilvl w:val="0"/>
+          <w:numId w:val="1002"/>
+        </w:numPr>
+        <w:pStyle w:val="Compact"/>
+      </w:pPr>
+      <w:r>
+        <w:rPr>
+          <w:bCs/>
+          <w:b/>
+        </w:rPr>
+        <w:t xml:space="preserve">Open browser tabs.</w:t>
+      </w:r>
+      <w:r>
+        <w:t xml:space="preserve"> </w:t>
+      </w:r>
+      <w:r>
+        <w:t xml:space="preserve">Prepare 3 tabs so you can switch roles quickly during the demo — one for the clinic app, one for the ops dashboard, one for the patient checkout link.</w:t>
+      </w:r>
+    </w:p>
+    <w:p>
+      <w:pPr>
+        <w:numPr>
+          <w:ilvl w:val="0"/>
+          <w:numId w:val="1002"/>
+        </w:numPr>
+        <w:pStyle w:val="Compact"/>
+      </w:pPr>
+      <w:r>
         <w:rPr>
           <w:bCs/>
           <w:b/>
@@ -1078,7 +1901,7 @@
         <w:t xml:space="preserve">a phone in your other hand to show the checkout page on a real mobile browser.</w:t>
       </w:r>
     </w:p>
-    <w:bookmarkStart w:id="20" w:name="X30069450120ce366c611191b2cf085fb9aa774e"/>
+    <w:bookmarkStart w:id="26" w:name="X30069450120ce366c611191b2cf085fb9aa774e"/>
     <w:p>
       <w:pPr>
         <w:pStyle w:val="Heading3"/>
@@ -1407,8 +2230,8 @@
         <w:t xml:space="preserve">TOTP codes are clock-sensitive. If your phone’s clock drifts more than ~30 seconds from the server, codes will be rejected. Make sure the phone’s clock is set to automatic network time.</w:t>
       </w:r>
     </w:p>
-    <w:bookmarkEnd w:id="20"/>
-    <w:bookmarkStart w:id="21" w:name="poc-test-accounts"/>
+    <w:bookmarkEnd w:id="26"/>
+    <w:bookmarkStart w:id="27" w:name="poc-test-accounts"/>
     <w:p>
       <w:pPr>
         <w:pStyle w:val="Heading3"/>
@@ -1720,8 +2543,8 @@
         </w:tc>
       </w:tr>
     </w:tbl>
-    <w:bookmarkEnd w:id="21"/>
-    <w:bookmarkStart w:id="22" w:name="X9fa60c864875913e233dc85434ff9457c646f23"/>
+    <w:bookmarkEnd w:id="27"/>
+    <w:bookmarkStart w:id="28" w:name="X9fa60c864875913e233dc85434ff9457c646f23"/>
     <w:p>
       <w:pPr>
         <w:pStyle w:val="Heading3"/>
@@ -1945,8 +2768,8 @@
         </w:tc>
       </w:tr>
     </w:tbl>
-    <w:bookmarkEnd w:id="22"/>
-    <w:bookmarkStart w:id="23" w:name="demo-cast-story-beats-v2.9"/>
+    <w:bookmarkEnd w:id="28"/>
+    <w:bookmarkStart w:id="29" w:name="demo-cast-story-beats-v2.9"/>
     <w:p>
       <w:pPr>
         <w:pStyle w:val="Heading3"/>
@@ -2924,7 +3747,7 @@
       <w:pPr>
         <w:numPr>
           <w:ilvl w:val="0"/>
-          <w:numId w:val="1002"/>
+          <w:numId w:val="1003"/>
         </w:numPr>
         <w:pStyle w:val="Compact"/>
       </w:pPr>
@@ -2971,7 +3794,7 @@
       <w:pPr>
         <w:numPr>
           <w:ilvl w:val="0"/>
-          <w:numId w:val="1002"/>
+          <w:numId w:val="1003"/>
         </w:numPr>
         <w:pStyle w:val="Compact"/>
       </w:pPr>
@@ -3023,7 +3846,7 @@
       <w:pPr>
         <w:numPr>
           <w:ilvl w:val="0"/>
-          <w:numId w:val="1002"/>
+          <w:numId w:val="1003"/>
         </w:numPr>
         <w:pStyle w:val="Compact"/>
       </w:pPr>
@@ -3088,9 +3911,9 @@
         </w:pict>
       </w:r>
     </w:p>
-    <w:bookmarkEnd w:id="23"/>
-    <w:bookmarkEnd w:id="24"/>
-    <w:bookmarkStart w:id="25" w:name="X3e49b70276ebcfa28775c9fccfff478b0c63b7d"/>
+    <w:bookmarkEnd w:id="29"/>
+    <w:bookmarkEnd w:id="30"/>
+    <w:bookmarkStart w:id="31" w:name="X3e49b70276ebcfa28775c9fccfff478b0c63b7d"/>
     <w:p>
       <w:pPr>
         <w:pStyle w:val="Heading2"/>
@@ -3224,8 +4047,8 @@
         </w:pict>
       </w:r>
     </w:p>
-    <w:bookmarkEnd w:id="25"/>
-    <w:bookmarkStart w:id="28" w:name="part-2-login-authentication-3-minutes"/>
+    <w:bookmarkEnd w:id="31"/>
+    <w:bookmarkStart w:id="34" w:name="part-2-login-authentication-3-minutes"/>
     <w:p>
       <w:pPr>
         <w:pStyle w:val="Heading2"/>
@@ -3234,7 +4057,7 @@
         <w:t xml:space="preserve">Part 2: Login &amp; Authentication (3 minutes)</w:t>
       </w:r>
     </w:p>
-    <w:bookmarkStart w:id="26" w:name="show-the-login-page"/>
+    <w:bookmarkStart w:id="32" w:name="show-the-login-page"/>
     <w:p>
       <w:pPr>
         <w:pStyle w:val="Heading3"/>
@@ -3247,7 +4070,7 @@
       <w:pPr>
         <w:numPr>
           <w:ilvl w:val="0"/>
-          <w:numId w:val="1003"/>
+          <w:numId w:val="1004"/>
         </w:numPr>
         <w:pStyle w:val="Compact"/>
       </w:pPr>
@@ -3268,7 +4091,7 @@
       <w:pPr>
         <w:numPr>
           <w:ilvl w:val="0"/>
-          <w:numId w:val="1003"/>
+          <w:numId w:val="1004"/>
         </w:numPr>
         <w:pStyle w:val="Compact"/>
       </w:pPr>
@@ -3284,7 +4107,7 @@
       <w:pPr>
         <w:numPr>
           <w:ilvl w:val="1"/>
-          <w:numId w:val="1004"/>
+          <w:numId w:val="1005"/>
         </w:numPr>
         <w:pStyle w:val="Compact"/>
       </w:pPr>
@@ -3296,7 +4119,7 @@
       <w:pPr>
         <w:numPr>
           <w:ilvl w:val="1"/>
-          <w:numId w:val="1004"/>
+          <w:numId w:val="1005"/>
         </w:numPr>
         <w:pStyle w:val="Compact"/>
       </w:pPr>
@@ -3308,7 +4131,7 @@
       <w:pPr>
         <w:numPr>
           <w:ilvl w:val="1"/>
-          <w:numId w:val="1004"/>
+          <w:numId w:val="1005"/>
         </w:numPr>
         <w:pStyle w:val="Compact"/>
       </w:pPr>
@@ -3320,7 +4143,7 @@
       <w:pPr>
         <w:numPr>
           <w:ilvl w:val="1"/>
-          <w:numId w:val="1004"/>
+          <w:numId w:val="1005"/>
         </w:numPr>
         <w:pStyle w:val="Compact"/>
       </w:pPr>
@@ -3342,114 +4165,14 @@
         <w:t xml:space="preserve">”</w:t>
       </w:r>
     </w:p>
-    <w:bookmarkEnd w:id="26"/>
-    <w:bookmarkStart w:id="27" w:name="demonstrate-role-based-routing"/>
+    <w:bookmarkEnd w:id="32"/>
+    <w:bookmarkStart w:id="33" w:name="demonstrate-role-based-routing"/>
     <w:p>
       <w:pPr>
         <w:pStyle w:val="Heading3"/>
       </w:pPr>
       <w:r>
         <w:t xml:space="preserve">Demonstrate Role-Based Routing</w:t>
-      </w:r>
-    </w:p>
-    <w:p>
-      <w:pPr>
-        <w:numPr>
-          <w:ilvl w:val="0"/>
-          <w:numId w:val="1005"/>
-        </w:numPr>
-        <w:pStyle w:val="Compact"/>
-      </w:pPr>
-      <w:r>
-        <w:t xml:space="preserve">Log in as</w:t>
-      </w:r>
-      <w:r>
-        <w:t xml:space="preserve"> </w:t>
-      </w:r>
-      <w:r>
-        <w:rPr>
-          <w:bCs/>
-          <w:b/>
-        </w:rPr>
-        <w:t xml:space="preserve">Clinic Admin</w:t>
-      </w:r>
-      <w:r>
-        <w:t xml:space="preserve">:</w:t>
-      </w:r>
-      <w:r>
-        <w:t xml:space="preserve"> </w:t>
-      </w:r>
-      <w:r>
-        <w:rPr>
-          <w:rStyle w:val="VerbatimChar"/>
-        </w:rPr>
-        <w:t xml:space="preserve">admin@sunrise-clinic.com</w:t>
-      </w:r>
-      <w:r>
-        <w:t xml:space="preserve"> </w:t>
-      </w:r>
-      <w:r>
-        <w:t xml:space="preserve">/</w:t>
-      </w:r>
-      <w:r>
-        <w:t xml:space="preserve"> </w:t>
-      </w:r>
-      <w:r>
-        <w:rPr>
-          <w:rStyle w:val="VerbatimChar"/>
-        </w:rPr>
-        <w:t xml:space="preserve">POCClinic2026!</w:t>
-      </w:r>
-    </w:p>
-    <w:p>
-      <w:pPr>
-        <w:numPr>
-          <w:ilvl w:val="0"/>
-          <w:numId w:val="1005"/>
-        </w:numPr>
-        <w:pStyle w:val="Compact"/>
-      </w:pPr>
-      <w:r>
-        <w:rPr>
-          <w:bCs/>
-          <w:b/>
-        </w:rPr>
-        <w:t xml:space="preserve">Point out:</w:t>
-      </w:r>
-      <w:r>
-        <w:t xml:space="preserve"> </w:t>
-      </w:r>
-      <w:r>
-        <w:t xml:space="preserve">Redirected to</w:t>
-      </w:r>
-      <w:r>
-        <w:t xml:space="preserve"> </w:t>
-      </w:r>
-      <w:r>
-        <w:rPr>
-          <w:rStyle w:val="VerbatimChar"/>
-        </w:rPr>
-        <w:t xml:space="preserve">/dashboard</w:t>
-      </w:r>
-      <w:r>
-        <w:t xml:space="preserve"> </w:t>
-      </w:r>
-      <w:r>
-        <w:t xml:space="preserve">— the Clinic App</w:t>
-      </w:r>
-    </w:p>
-    <w:p>
-      <w:pPr>
-        <w:pStyle w:val="BlockText"/>
-      </w:pPr>
-      <w:r>
-        <w:t xml:space="preserve">“</w:t>
-      </w:r>
-      <w:r>
-        <w:t xml:space="preserve">Clinic users — admins, providers, medical assistants — all land on the clinic dashboard. They can only see their own clinic’s data. Row-Level Security is enforced at the PostgreSQL level, not just application code.</w:t>
-      </w:r>
-      <w:r>
-        <w:t xml:space="preserve">”</w:t>
       </w:r>
     </w:p>
     <w:p>
@@ -3461,7 +4184,44 @@
         <w:pStyle w:val="Compact"/>
       </w:pPr>
       <w:r>
-        <w:t xml:space="preserve">Sign out</w:t>
+        <w:t xml:space="preserve">Log in as</w:t>
+      </w:r>
+      <w:r>
+        <w:t xml:space="preserve"> </w:t>
+      </w:r>
+      <w:r>
+        <w:rPr>
+          <w:bCs/>
+          <w:b/>
+        </w:rPr>
+        <w:t xml:space="preserve">Clinic Admin</w:t>
+      </w:r>
+      <w:r>
+        <w:t xml:space="preserve">:</w:t>
+      </w:r>
+      <w:r>
+        <w:t xml:space="preserve"> </w:t>
+      </w:r>
+      <w:r>
+        <w:rPr>
+          <w:rStyle w:val="VerbatimChar"/>
+        </w:rPr>
+        <w:t xml:space="preserve">admin@sunrise-clinic.com</w:t>
+      </w:r>
+      <w:r>
+        <w:t xml:space="preserve"> </w:t>
+      </w:r>
+      <w:r>
+        <w:t xml:space="preserve">/</w:t>
+      </w:r>
+      <w:r>
+        <w:t xml:space="preserve"> </w:t>
+      </w:r>
+      <w:r>
+        <w:rPr>
+          <w:rStyle w:val="VerbatimChar"/>
+        </w:rPr>
+        <w:t xml:space="preserve">POCClinic2026!</w:t>
       </w:r>
     </w:p>
     <w:p>
@@ -3473,20 +4233,17 @@
         <w:pStyle w:val="Compact"/>
       </w:pPr>
       <w:r>
-        <w:t xml:space="preserve">Log in as</w:t>
-      </w:r>
-      <w:r>
-        <w:t xml:space="preserve"> </w:t>
-      </w:r>
-      <w:r>
-        <w:rPr>
-          <w:bCs/>
-          <w:b/>
-        </w:rPr>
-        <w:t xml:space="preserve">Ops Admin</w:t>
-      </w:r>
-      <w:r>
-        <w:t xml:space="preserve">:</w:t>
+        <w:rPr>
+          <w:bCs/>
+          <w:b/>
+        </w:rPr>
+        <w:t xml:space="preserve">Point out:</w:t>
+      </w:r>
+      <w:r>
+        <w:t xml:space="preserve"> </w:t>
+      </w:r>
+      <w:r>
+        <w:t xml:space="preserve">Redirected to</w:t>
       </w:r>
       <w:r>
         <w:t xml:space="preserve"> </w:t>
@@ -3495,59 +4252,13 @@
         <w:rPr>
           <w:rStyle w:val="VerbatimChar"/>
         </w:rPr>
-        <w:t xml:space="preserve">ops@compoundiq-poc.com</w:t>
-      </w:r>
-      <w:r>
-        <w:t xml:space="preserve"> </w:t>
-      </w:r>
-      <w:r>
-        <w:t xml:space="preserve">/</w:t>
-      </w:r>
-      <w:r>
-        <w:t xml:space="preserve"> </w:t>
-      </w:r>
-      <w:r>
-        <w:rPr>
-          <w:rStyle w:val="VerbatimChar"/>
-        </w:rPr>
-        <w:t xml:space="preserve">POCAdmin2026!</w:t>
-      </w:r>
-    </w:p>
-    <w:p>
-      <w:pPr>
-        <w:numPr>
-          <w:ilvl w:val="0"/>
-          <w:numId w:val="1006"/>
-        </w:numPr>
-        <w:pStyle w:val="Compact"/>
-      </w:pPr>
-      <w:r>
-        <w:rPr>
-          <w:bCs/>
-          <w:b/>
-        </w:rPr>
-        <w:t xml:space="preserve">Point out:</w:t>
-      </w:r>
-      <w:r>
-        <w:t xml:space="preserve"> </w:t>
-      </w:r>
-      <w:r>
-        <w:t xml:space="preserve">Redirected to</w:t>
-      </w:r>
-      <w:r>
-        <w:t xml:space="preserve"> </w:t>
-      </w:r>
-      <w:r>
-        <w:rPr>
-          <w:rStyle w:val="VerbatimChar"/>
-        </w:rPr>
-        <w:t xml:space="preserve">/ops/pipeline</w:t>
-      </w:r>
-      <w:r>
-        <w:t xml:space="preserve"> </w:t>
-      </w:r>
-      <w:r>
-        <w:t xml:space="preserve">— the Ops Dashboard (dark mode)</w:t>
+        <w:t xml:space="preserve">/dashboard</w:t>
+      </w:r>
+      <w:r>
+        <w:t xml:space="preserve"> </w:t>
+      </w:r>
+      <w:r>
+        <w:t xml:space="preserve">— the Clinic App</w:t>
       </w:r>
     </w:p>
     <w:p>
@@ -3558,7 +4269,7 @@
         <w:t xml:space="preserve">“</w:t>
       </w:r>
       <w:r>
-        <w:t xml:space="preserve">Ops admins see a completely different application — the dark-mode operations dashboard. They have cross-clinic visibility for monitoring the entire order pipeline.</w:t>
+        <w:t xml:space="preserve">Clinic users — admins, providers, medical assistants — all land on the clinic dashboard. They can only see their own clinic’s data. Row-Level Security is enforced at the PostgreSQL level, not just application code.</w:t>
       </w:r>
       <w:r>
         <w:t xml:space="preserve">”</w:t>
@@ -3573,26 +4284,7 @@
         <w:pStyle w:val="Compact"/>
       </w:pPr>
       <w:r>
-        <w:rPr>
-          <w:bCs/>
-          <w:b/>
-        </w:rPr>
-        <w:t xml:space="preserve">RBAC Demo:</w:t>
-      </w:r>
-      <w:r>
-        <w:t xml:space="preserve"> </w:t>
-      </w:r>
-      <w:r>
-        <w:t xml:space="preserve">While logged in as ops, navigate to</w:t>
-      </w:r>
-      <w:r>
-        <w:t xml:space="preserve"> </w:t>
-      </w:r>
-      <w:r>
-        <w:rPr>
-          <w:rStyle w:val="VerbatimChar"/>
-        </w:rPr>
-        <w:t xml:space="preserve">/dashboard</w:t>
+        <w:t xml:space="preserve">Sign out</w:t>
       </w:r>
     </w:p>
     <w:p>
@@ -3604,6 +4296,55 @@
         <w:pStyle w:val="Compact"/>
       </w:pPr>
       <w:r>
+        <w:t xml:space="preserve">Log in as</w:t>
+      </w:r>
+      <w:r>
+        <w:t xml:space="preserve"> </w:t>
+      </w:r>
+      <w:r>
+        <w:rPr>
+          <w:bCs/>
+          <w:b/>
+        </w:rPr>
+        <w:t xml:space="preserve">Ops Admin</w:t>
+      </w:r>
+      <w:r>
+        <w:t xml:space="preserve">:</w:t>
+      </w:r>
+      <w:r>
+        <w:t xml:space="preserve"> </w:t>
+      </w:r>
+      <w:r>
+        <w:rPr>
+          <w:rStyle w:val="VerbatimChar"/>
+        </w:rPr>
+        <w:t xml:space="preserve">ops@compoundiq-poc.com</w:t>
+      </w:r>
+      <w:r>
+        <w:t xml:space="preserve"> </w:t>
+      </w:r>
+      <w:r>
+        <w:t xml:space="preserve">/</w:t>
+      </w:r>
+      <w:r>
+        <w:t xml:space="preserve"> </w:t>
+      </w:r>
+      <w:r>
+        <w:rPr>
+          <w:rStyle w:val="VerbatimChar"/>
+        </w:rPr>
+        <w:t xml:space="preserve">POCAdmin2026!</w:t>
+      </w:r>
+    </w:p>
+    <w:p>
+      <w:pPr>
+        <w:numPr>
+          <w:ilvl w:val="0"/>
+          <w:numId w:val="1007"/>
+        </w:numPr>
+        <w:pStyle w:val="Compact"/>
+      </w:pPr>
+      <w:r>
         <w:rPr>
           <w:bCs/>
           <w:b/>
@@ -3614,30 +4355,33 @@
         <w:t xml:space="preserve"> </w:t>
       </w:r>
       <w:r>
+        <w:t xml:space="preserve">Redirected to</w:t>
+      </w:r>
+      <w:r>
+        <w:t xml:space="preserve"> </w:t>
+      </w:r>
+      <w:r>
+        <w:rPr>
+          <w:rStyle w:val="VerbatimChar"/>
+        </w:rPr>
+        <w:t xml:space="preserve">/ops/pipeline</w:t>
+      </w:r>
+      <w:r>
+        <w:t xml:space="preserve"> </w:t>
+      </w:r>
+      <w:r>
+        <w:t xml:space="preserve">— the Ops Dashboard (dark mode)</w:t>
+      </w:r>
+    </w:p>
+    <w:p>
+      <w:pPr>
+        <w:pStyle w:val="BlockText"/>
+      </w:pPr>
+      <w:r>
         <w:t xml:space="preserve">“</w:t>
       </w:r>
       <w:r>
-        <w:t xml:space="preserve">Access Denied</w:t>
-      </w:r>
-      <w:r>
-        <w:t xml:space="preserve">”</w:t>
-      </w:r>
-      <w:r>
-        <w:t xml:space="preserve"> </w:t>
-      </w:r>
-      <w:r>
-        <w:t xml:space="preserve">page — ops cannot see the clinic app</w:t>
-      </w:r>
-    </w:p>
-    <w:p>
-      <w:pPr>
-        <w:pStyle w:val="BlockText"/>
-      </w:pPr>
-      <w:r>
-        <w:t xml:space="preserve">“</w:t>
-      </w:r>
-      <w:r>
-        <w:t xml:space="preserve">The access control works in both directions. Ops can’t access clinic data through the clinic app, and clinic users can’t access the ops dashboard. This is enforced at every level — middleware, RLS policies, and JWT claims.</w:t>
+        <w:t xml:space="preserve">Ops admins see a completely different application — the dark-mode operations dashboard. They have cross-clinic visibility for monitoring the entire order pipeline.</w:t>
       </w:r>
       <w:r>
         <w:t xml:space="preserve">”</w:t>
@@ -3648,6 +4392,85 @@
         <w:numPr>
           <w:ilvl w:val="0"/>
           <w:numId w:val="1008"/>
+        </w:numPr>
+        <w:pStyle w:val="Compact"/>
+      </w:pPr>
+      <w:r>
+        <w:rPr>
+          <w:bCs/>
+          <w:b/>
+        </w:rPr>
+        <w:t xml:space="preserve">RBAC Demo:</w:t>
+      </w:r>
+      <w:r>
+        <w:t xml:space="preserve"> </w:t>
+      </w:r>
+      <w:r>
+        <w:t xml:space="preserve">While logged in as ops, navigate to</w:t>
+      </w:r>
+      <w:r>
+        <w:t xml:space="preserve"> </w:t>
+      </w:r>
+      <w:r>
+        <w:rPr>
+          <w:rStyle w:val="VerbatimChar"/>
+        </w:rPr>
+        <w:t xml:space="preserve">/dashboard</w:t>
+      </w:r>
+    </w:p>
+    <w:p>
+      <w:pPr>
+        <w:numPr>
+          <w:ilvl w:val="0"/>
+          <w:numId w:val="1008"/>
+        </w:numPr>
+        <w:pStyle w:val="Compact"/>
+      </w:pPr>
+      <w:r>
+        <w:rPr>
+          <w:bCs/>
+          <w:b/>
+        </w:rPr>
+        <w:t xml:space="preserve">Point out:</w:t>
+      </w:r>
+      <w:r>
+        <w:t xml:space="preserve"> </w:t>
+      </w:r>
+      <w:r>
+        <w:t xml:space="preserve">“</w:t>
+      </w:r>
+      <w:r>
+        <w:t xml:space="preserve">Access Denied</w:t>
+      </w:r>
+      <w:r>
+        <w:t xml:space="preserve">”</w:t>
+      </w:r>
+      <w:r>
+        <w:t xml:space="preserve"> </w:t>
+      </w:r>
+      <w:r>
+        <w:t xml:space="preserve">page — ops cannot see the clinic app</w:t>
+      </w:r>
+    </w:p>
+    <w:p>
+      <w:pPr>
+        <w:pStyle w:val="BlockText"/>
+      </w:pPr>
+      <w:r>
+        <w:t xml:space="preserve">“</w:t>
+      </w:r>
+      <w:r>
+        <w:t xml:space="preserve">The access control works in both directions. Ops can’t access clinic data through the clinic app, and clinic users can’t access the ops dashboard. This is enforced at every level — middleware, RLS policies, and JWT claims.</w:t>
+      </w:r>
+      <w:r>
+        <w:t xml:space="preserve">”</w:t>
+      </w:r>
+    </w:p>
+    <w:p>
+      <w:pPr>
+        <w:numPr>
+          <w:ilvl w:val="0"/>
+          <w:numId w:val="1009"/>
         </w:numPr>
         <w:pStyle w:val="Compact"/>
       </w:pPr>
@@ -3662,9 +4485,9 @@
         </w:pict>
       </w:r>
     </w:p>
-    <w:bookmarkEnd w:id="27"/>
-    <w:bookmarkEnd w:id="28"/>
-    <w:bookmarkStart w:id="40" w:name="part-3-the-clinic-workflow-1520-minutes"/>
+    <w:bookmarkEnd w:id="33"/>
+    <w:bookmarkEnd w:id="34"/>
+    <w:bookmarkStart w:id="46" w:name="part-3-the-clinic-workflow-1520-minutes"/>
     <w:p>
       <w:pPr>
         <w:pStyle w:val="Heading2"/>
@@ -3677,11 +4500,11 @@
       <w:pPr>
         <w:pStyle w:val="Heading3"/>
       </w:pPr>
-      <w:bookmarkStart w:id="29" w:name="stay-on-the-safe-path-alex-demo-tx"/>
+      <w:bookmarkStart w:id="35" w:name="stay-on-the-safe-path-alex-demo-tx"/>
       <w:r>
         <w:t xml:space="preserve">⚠️ Stay on the safe path: Alex Demo (TX)</w:t>
       </w:r>
-      <w:bookmarkEnd w:id="29"/>
+      <w:bookmarkEnd w:id="35"/>
     </w:p>
     <w:p>
       <w:pPr>
@@ -3723,7 +4546,7 @@
       <w:pPr>
         <w:numPr>
           <w:ilvl w:val="0"/>
-          <w:numId w:val="1009"/>
+          <w:numId w:val="1010"/>
         </w:numPr>
         <w:pStyle w:val="Compact"/>
       </w:pPr>
@@ -3773,7 +4596,7 @@
       <w:pPr>
         <w:numPr>
           <w:ilvl w:val="0"/>
-          <w:numId w:val="1009"/>
+          <w:numId w:val="1010"/>
         </w:numPr>
         <w:pStyle w:val="Compact"/>
       </w:pPr>
@@ -3941,7 +4764,7 @@
         <w:t xml:space="preserve">for the scripted version of that beat.</w:t>
       </w:r>
     </w:p>
-    <w:bookmarkStart w:id="30" w:name="a-dashboard-overview"/>
+    <w:bookmarkStart w:id="36" w:name="a-dashboard-overview"/>
     <w:p>
       <w:pPr>
         <w:pStyle w:val="Heading3"/>
@@ -3954,7 +4777,7 @@
       <w:pPr>
         <w:numPr>
           <w:ilvl w:val="0"/>
-          <w:numId w:val="1010"/>
+          <w:numId w:val="1011"/>
         </w:numPr>
         <w:pStyle w:val="Compact"/>
       </w:pPr>
@@ -4003,7 +4826,7 @@
       <w:pPr>
         <w:numPr>
           <w:ilvl w:val="0"/>
-          <w:numId w:val="1010"/>
+          <w:numId w:val="1011"/>
         </w:numPr>
         <w:pStyle w:val="Compact"/>
       </w:pPr>
@@ -4019,64 +4842,273 @@
       <w:pPr>
         <w:numPr>
           <w:ilvl w:val="1"/>
+          <w:numId w:val="1012"/>
+        </w:numPr>
+        <w:pStyle w:val="Compact"/>
+      </w:pPr>
+      <w:r>
+        <w:t xml:space="preserve">KPI cards at top (Total Orders, Revenue, Pending Payment, Completed)</w:t>
+      </w:r>
+    </w:p>
+    <w:p>
+      <w:pPr>
+        <w:numPr>
+          <w:ilvl w:val="1"/>
+          <w:numId w:val="1012"/>
+        </w:numPr>
+        <w:pStyle w:val="Compact"/>
+      </w:pPr>
+      <w:r>
+        <w:t xml:space="preserve">Order table with status badges (colored pills showing order state)</w:t>
+      </w:r>
+    </w:p>
+    <w:p>
+      <w:pPr>
+        <w:numPr>
+          <w:ilvl w:val="1"/>
+          <w:numId w:val="1012"/>
+        </w:numPr>
+        <w:pStyle w:val="Compact"/>
+      </w:pPr>
+      <w:r>
+        <w:t xml:space="preserve">Table/Kanban toggle in the top right</w:t>
+      </w:r>
+    </w:p>
+    <w:p>
+      <w:pPr>
+        <w:numPr>
+          <w:ilvl w:val="0"/>
           <w:numId w:val="1011"/>
         </w:numPr>
         <w:pStyle w:val="Compact"/>
       </w:pPr>
       <w:r>
-        <w:t xml:space="preserve">KPI cards at top (Total Orders, Revenue, Pending Payment, Completed)</w:t>
+        <w:t xml:space="preserve">Click the</w:t>
+      </w:r>
+      <w:r>
+        <w:t xml:space="preserve"> </w:t>
+      </w:r>
+      <w:r>
+        <w:rPr>
+          <w:bCs/>
+          <w:b/>
+        </w:rPr>
+        <w:t xml:space="preserve">Kanban toggle</w:t>
+      </w:r>
+      <w:r>
+        <w:t xml:space="preserve"> </w:t>
+      </w:r>
+      <w:r>
+        <w:t xml:space="preserve">to show the board view</w:t>
+      </w:r>
+    </w:p>
+    <w:p>
+      <w:pPr>
+        <w:pStyle w:val="BlockText"/>
+      </w:pPr>
+      <w:r>
+        <w:t xml:space="preserve">“</w:t>
+      </w:r>
+      <w:r>
+        <w:t xml:space="preserve">The medical assistant starts their day here. They can see all orders at a glance, filter by status, and switch between table and kanban views.</w:t>
+      </w:r>
+      <w:r>
+        <w:t xml:space="preserve">”</w:t>
+      </w:r>
+    </w:p>
+    <w:p>
+      <w:pPr>
+        <w:numPr>
+          <w:ilvl w:val="0"/>
+          <w:numId w:val="1013"/>
+        </w:numPr>
+        <w:pStyle w:val="Compact"/>
+      </w:pPr>
+      <w:r>
+        <w:rPr>
+          <w:bCs/>
+          <w:b/>
+        </w:rPr>
+        <w:t xml:space="preserve">Point out the sidebar:</w:t>
       </w:r>
     </w:p>
     <w:p>
       <w:pPr>
         <w:numPr>
           <w:ilvl w:val="1"/>
-          <w:numId w:val="1011"/>
-        </w:numPr>
-        <w:pStyle w:val="Compact"/>
-      </w:pPr>
-      <w:r>
-        <w:t xml:space="preserve">Order table with status badges (colored pills showing order state)</w:t>
+          <w:numId w:val="1014"/>
+        </w:numPr>
+        <w:pStyle w:val="Compact"/>
+      </w:pPr>
+      <w:r>
+        <w:t xml:space="preserve">Navigation icons for Dashboard / New Prescription / Settings</w:t>
       </w:r>
     </w:p>
     <w:p>
       <w:pPr>
         <w:numPr>
           <w:ilvl w:val="1"/>
-          <w:numId w:val="1011"/>
-        </w:numPr>
-        <w:pStyle w:val="Compact"/>
-      </w:pPr>
-      <w:r>
-        <w:t xml:space="preserve">Table/Kanban toggle in the top right</w:t>
+          <w:numId w:val="1014"/>
+        </w:numPr>
+        <w:pStyle w:val="Compact"/>
+      </w:pPr>
+      <w:r>
+        <w:t xml:space="preserve">Active page highlighted</w:t>
+      </w:r>
+    </w:p>
+    <w:p>
+      <w:pPr>
+        <w:numPr>
+          <w:ilvl w:val="1"/>
+          <w:numId w:val="1014"/>
+        </w:numPr>
+        <w:pStyle w:val="Compact"/>
+      </w:pPr>
+      <w:r>
+        <w:t xml:space="preserve">Sign-out control at the bottom</w:t>
+      </w:r>
+    </w:p>
+    <w:p>
+      <w:pPr>
+        <w:pStyle w:val="BlockText"/>
+      </w:pPr>
+      <w:r>
+        <w:t xml:space="preserve">“</w:t>
+      </w:r>
+      <w:r>
+        <w:t xml:space="preserve">The sidebar gives quick access to the core clinic flows.</w:t>
+      </w:r>
+      <w:r>
+        <w:t xml:space="preserve">”</w:t>
+      </w:r>
+    </w:p>
+    <w:bookmarkEnd w:id="36"/>
+    <w:bookmarkStart w:id="37" w:name="X4da94081b50c640a1e576428d4a30f3f544fe5a"/>
+    <w:p>
+      <w:pPr>
+        <w:pStyle w:val="Heading3"/>
+      </w:pPr>
+      <w:r>
+        <w:t xml:space="preserve">3B — Patient &amp; Provider Selection (New in Phase 15)</w:t>
       </w:r>
     </w:p>
     <w:p>
       <w:pPr>
         <w:numPr>
           <w:ilvl w:val="0"/>
-          <w:numId w:val="1010"/>
-        </w:numPr>
-        <w:pStyle w:val="Compact"/>
-      </w:pPr>
-      <w:r>
-        <w:t xml:space="preserve">Click the</w:t>
-      </w:r>
-      <w:r>
-        <w:t xml:space="preserve"> </w:t>
-      </w:r>
-      <w:r>
-        <w:rPr>
-          <w:bCs/>
-          <w:b/>
-        </w:rPr>
-        <w:t xml:space="preserve">Kanban toggle</w:t>
-      </w:r>
-      <w:r>
-        <w:t xml:space="preserve"> </w:t>
-      </w:r>
-      <w:r>
-        <w:t xml:space="preserve">to show the board view</w:t>
+          <w:numId w:val="1015"/>
+        </w:numPr>
+        <w:pStyle w:val="Compact"/>
+      </w:pPr>
+      <w:r>
+        <w:t xml:space="preserve">Click</w:t>
+      </w:r>
+      <w:r>
+        <w:t xml:space="preserve"> </w:t>
+      </w:r>
+      <w:r>
+        <w:rPr>
+          <w:bCs/>
+          <w:b/>
+        </w:rPr>
+        <w:t xml:space="preserve">“</w:t>
+      </w:r>
+      <w:r>
+        <w:rPr>
+          <w:bCs/>
+          <w:b/>
+        </w:rPr>
+        <w:t xml:space="preserve">+ New Prescription</w:t>
+      </w:r>
+      <w:r>
+        <w:rPr>
+          <w:bCs/>
+          <w:b/>
+        </w:rPr>
+        <w:t xml:space="preserve">”</w:t>
+      </w:r>
+      <w:r>
+        <w:t xml:space="preserve"> </w:t>
+      </w:r>
+      <w:r>
+        <w:t xml:space="preserve">button</w:t>
+      </w:r>
+    </w:p>
+    <w:p>
+      <w:pPr>
+        <w:numPr>
+          <w:ilvl w:val="0"/>
+          <w:numId w:val="1015"/>
+        </w:numPr>
+        <w:pStyle w:val="Compact"/>
+      </w:pPr>
+      <w:r>
+        <w:rPr>
+          <w:bCs/>
+          <w:b/>
+        </w:rPr>
+        <w:t xml:space="preserve">Point out the patient/provider selector page:</w:t>
+      </w:r>
+    </w:p>
+    <w:p>
+      <w:pPr>
+        <w:numPr>
+          <w:ilvl w:val="1"/>
+          <w:numId w:val="1016"/>
+        </w:numPr>
+        <w:pStyle w:val="Compact"/>
+      </w:pPr>
+      <w:r>
+        <w:t xml:space="preserve">Patient search with name filter</w:t>
+      </w:r>
+    </w:p>
+    <w:p>
+      <w:pPr>
+        <w:numPr>
+          <w:ilvl w:val="1"/>
+          <w:numId w:val="1016"/>
+        </w:numPr>
+        <w:pStyle w:val="Compact"/>
+      </w:pPr>
+      <w:r>
+        <w:t xml:space="preserve">Provider selector (Sunrise now has 4 providers as of v2.9 — pick</w:t>
+      </w:r>
+      <w:r>
+        <w:t xml:space="preserve"> </w:t>
+      </w:r>
+      <w:r>
+        <w:rPr>
+          <w:bCs/>
+          <w:b/>
+        </w:rPr>
+        <w:t xml:space="preserve">Sarah Chen</w:t>
+      </w:r>
+      <w:r>
+        <w:t xml:space="preserve">, the login/signing provider)</w:t>
+      </w:r>
+    </w:p>
+    <w:p>
+      <w:pPr>
+        <w:numPr>
+          <w:ilvl w:val="1"/>
+          <w:numId w:val="1016"/>
+        </w:numPr>
+        <w:pStyle w:val="Compact"/>
+      </w:pPr>
+      <w:r>
+        <w:t xml:space="preserve">“</w:t>
+      </w:r>
+      <w:r>
+        <w:t xml:space="preserve">Continue to Pharmacy Search</w:t>
+      </w:r>
+      <w:r>
+        <w:t xml:space="preserve">”</w:t>
+      </w:r>
+      <w:r>
+        <w:t xml:space="preserve"> </w:t>
+      </w:r>
+      <w:r>
+        <w:t xml:space="preserve">button (disabled until both selected)</w:t>
       </w:r>
     </w:p>
     <w:p>
@@ -4087,377 +5119,7 @@
         <w:t xml:space="preserve">“</w:t>
       </w:r>
       <w:r>
-        <w:t xml:space="preserve">The medical assistant starts their day here. They can see all orders at a glance, filter by status, and switch between table and kanban views.</w:t>
-      </w:r>
-      <w:r>
-        <w:t xml:space="preserve">”</w:t>
-      </w:r>
-    </w:p>
-    <w:p>
-      <w:pPr>
-        <w:numPr>
-          <w:ilvl w:val="0"/>
-          <w:numId w:val="1012"/>
-        </w:numPr>
-        <w:pStyle w:val="Compact"/>
-      </w:pPr>
-      <w:r>
-        <w:rPr>
-          <w:bCs/>
-          <w:b/>
-        </w:rPr>
-        <w:t xml:space="preserve">Point out the sidebar:</w:t>
-      </w:r>
-    </w:p>
-    <w:p>
-      <w:pPr>
-        <w:numPr>
-          <w:ilvl w:val="1"/>
-          <w:numId w:val="1013"/>
-        </w:numPr>
-        <w:pStyle w:val="Compact"/>
-      </w:pPr>
-      <w:r>
-        <w:t xml:space="preserve">Navigation icons for Dashboard / New Prescription / Settings</w:t>
-      </w:r>
-    </w:p>
-    <w:p>
-      <w:pPr>
-        <w:numPr>
-          <w:ilvl w:val="1"/>
-          <w:numId w:val="1013"/>
-        </w:numPr>
-        <w:pStyle w:val="Compact"/>
-      </w:pPr>
-      <w:r>
-        <w:t xml:space="preserve">Active page highlighted</w:t>
-      </w:r>
-    </w:p>
-    <w:p>
-      <w:pPr>
-        <w:numPr>
-          <w:ilvl w:val="1"/>
-          <w:numId w:val="1013"/>
-        </w:numPr>
-        <w:pStyle w:val="Compact"/>
-      </w:pPr>
-      <w:r>
-        <w:t xml:space="preserve">Sign-out control at the bottom</w:t>
-      </w:r>
-    </w:p>
-    <w:p>
-      <w:pPr>
-        <w:pStyle w:val="BlockText"/>
-      </w:pPr>
-      <w:r>
-        <w:t xml:space="preserve">“</w:t>
-      </w:r>
-      <w:r>
-        <w:t xml:space="preserve">The sidebar gives quick access to the core clinic flows.</w:t>
-      </w:r>
-      <w:r>
-        <w:t xml:space="preserve">”</w:t>
-      </w:r>
-    </w:p>
-    <w:bookmarkEnd w:id="30"/>
-    <w:bookmarkStart w:id="31" w:name="X4da94081b50c640a1e576428d4a30f3f544fe5a"/>
-    <w:p>
-      <w:pPr>
-        <w:pStyle w:val="Heading3"/>
-      </w:pPr>
-      <w:r>
-        <w:t xml:space="preserve">3B — Patient &amp; Provider Selection (New in Phase 15)</w:t>
-      </w:r>
-    </w:p>
-    <w:p>
-      <w:pPr>
-        <w:numPr>
-          <w:ilvl w:val="0"/>
-          <w:numId w:val="1014"/>
-        </w:numPr>
-        <w:pStyle w:val="Compact"/>
-      </w:pPr>
-      <w:r>
-        <w:t xml:space="preserve">Click</w:t>
-      </w:r>
-      <w:r>
-        <w:t xml:space="preserve"> </w:t>
-      </w:r>
-      <w:r>
-        <w:rPr>
-          <w:bCs/>
-          <w:b/>
-        </w:rPr>
-        <w:t xml:space="preserve">“</w:t>
-      </w:r>
-      <w:r>
-        <w:rPr>
-          <w:bCs/>
-          <w:b/>
-        </w:rPr>
-        <w:t xml:space="preserve">+ New Prescription</w:t>
-      </w:r>
-      <w:r>
-        <w:rPr>
-          <w:bCs/>
-          <w:b/>
-        </w:rPr>
-        <w:t xml:space="preserve">”</w:t>
-      </w:r>
-      <w:r>
-        <w:t xml:space="preserve"> </w:t>
-      </w:r>
-      <w:r>
-        <w:t xml:space="preserve">button</w:t>
-      </w:r>
-    </w:p>
-    <w:p>
-      <w:pPr>
-        <w:numPr>
-          <w:ilvl w:val="0"/>
-          <w:numId w:val="1014"/>
-        </w:numPr>
-        <w:pStyle w:val="Compact"/>
-      </w:pPr>
-      <w:r>
-        <w:rPr>
-          <w:bCs/>
-          <w:b/>
-        </w:rPr>
-        <w:t xml:space="preserve">Point out the patient/provider selector page:</w:t>
-      </w:r>
-    </w:p>
-    <w:p>
-      <w:pPr>
-        <w:numPr>
-          <w:ilvl w:val="1"/>
-          <w:numId w:val="1015"/>
-        </w:numPr>
-        <w:pStyle w:val="Compact"/>
-      </w:pPr>
-      <w:r>
-        <w:t xml:space="preserve">Patient search with name filter</w:t>
-      </w:r>
-    </w:p>
-    <w:p>
-      <w:pPr>
-        <w:numPr>
-          <w:ilvl w:val="1"/>
-          <w:numId w:val="1015"/>
-        </w:numPr>
-        <w:pStyle w:val="Compact"/>
-      </w:pPr>
-      <w:r>
-        <w:t xml:space="preserve">Provider selector (Sunrise now has 4 providers as of v2.9 — pick</w:t>
-      </w:r>
-      <w:r>
-        <w:t xml:space="preserve"> </w:t>
-      </w:r>
-      <w:r>
-        <w:rPr>
-          <w:bCs/>
-          <w:b/>
-        </w:rPr>
-        <w:t xml:space="preserve">Sarah Chen</w:t>
-      </w:r>
-      <w:r>
-        <w:t xml:space="preserve">, the login/signing provider)</w:t>
-      </w:r>
-    </w:p>
-    <w:p>
-      <w:pPr>
-        <w:numPr>
-          <w:ilvl w:val="1"/>
-          <w:numId w:val="1015"/>
-        </w:numPr>
-        <w:pStyle w:val="Compact"/>
-      </w:pPr>
-      <w:r>
-        <w:t xml:space="preserve">“</w:t>
-      </w:r>
-      <w:r>
-        <w:t xml:space="preserve">Continue to Pharmacy Search</w:t>
-      </w:r>
-      <w:r>
-        <w:t xml:space="preserve">”</w:t>
-      </w:r>
-      <w:r>
-        <w:t xml:space="preserve"> </w:t>
-      </w:r>
-      <w:r>
-        <w:t xml:space="preserve">button (disabled until both selected)</w:t>
-      </w:r>
-    </w:p>
-    <w:p>
-      <w:pPr>
-        <w:pStyle w:val="BlockText"/>
-      </w:pPr>
-      <w:r>
-        <w:t xml:space="preserve">“</w:t>
-      </w:r>
-      <w:r>
         <w:t xml:space="preserve">The first thing the MA does is select the patient. The patient’s shipping state auto-populates for all pharmacy searches — no manual entry. The provider is also selected upfront. Both stay pinned at the top of every screen throughout the flow.</w:t>
-      </w:r>
-      <w:r>
-        <w:t xml:space="preserve">”</w:t>
-      </w:r>
-    </w:p>
-    <w:p>
-      <w:pPr>
-        <w:numPr>
-          <w:ilvl w:val="0"/>
-          <w:numId w:val="1016"/>
-        </w:numPr>
-        <w:pStyle w:val="Compact"/>
-      </w:pPr>
-      <w:r>
-        <w:t xml:space="preserve">Search for</w:t>
-      </w:r>
-      <w:r>
-        <w:t xml:space="preserve"> </w:t>
-      </w:r>
-      <w:r>
-        <w:rPr>
-          <w:bCs/>
-          <w:b/>
-        </w:rPr>
-        <w:t xml:space="preserve">“</w:t>
-      </w:r>
-      <w:r>
-        <w:rPr>
-          <w:bCs/>
-          <w:b/>
-        </w:rPr>
-        <w:t xml:space="preserve">Alex</w:t>
-      </w:r>
-      <w:r>
-        <w:rPr>
-          <w:bCs/>
-          <w:b/>
-        </w:rPr>
-        <w:t xml:space="preserve">”</w:t>
-      </w:r>
-      <w:r>
-        <w:t xml:space="preserve"> </w:t>
-      </w:r>
-      <w:r>
-        <w:t xml:space="preserve">— select</w:t>
-      </w:r>
-      <w:r>
-        <w:t xml:space="preserve"> </w:t>
-      </w:r>
-      <w:r>
-        <w:rPr>
-          <w:bCs/>
-          <w:b/>
-        </w:rPr>
-        <w:t xml:space="preserve">Alex Demo</w:t>
-      </w:r>
-      <w:r>
-        <w:t xml:space="preserve"> </w:t>
-      </w:r>
-      <w:r>
-        <w:t xml:space="preserve">(TX state badge visible)</w:t>
-      </w:r>
-    </w:p>
-    <w:p>
-      <w:pPr>
-        <w:numPr>
-          <w:ilvl w:val="0"/>
-          <w:numId w:val="1016"/>
-        </w:numPr>
-        <w:pStyle w:val="Compact"/>
-      </w:pPr>
-      <w:r>
-        <w:t xml:space="preserve">Select provider</w:t>
-      </w:r>
-      <w:r>
-        <w:t xml:space="preserve"> </w:t>
-      </w:r>
-      <w:r>
-        <w:rPr>
-          <w:bCs/>
-          <w:b/>
-        </w:rPr>
-        <w:t xml:space="preserve">Sarah Chen</w:t>
-      </w:r>
-      <w:r>
-        <w:t xml:space="preserve"> </w:t>
-      </w:r>
-      <w:r>
-        <w:t xml:space="preserve">(the only provider with an auth login — Patel, Rodriguez, and Fletcher are seeded for roster realism and the F-3/F-5 features)</w:t>
-      </w:r>
-    </w:p>
-    <w:p>
-      <w:pPr>
-        <w:pStyle w:val="BlockText"/>
-      </w:pPr>
-      <w:r>
-        <w:rPr>
-          <w:bCs/>
-          <w:b/>
-        </w:rPr>
-        <w:t xml:space="preserve">Expect an amber hint on three of the four provider cards.</w:t>
-      </w:r>
-      <w:r>
-        <w:t xml:space="preserve"> </w:t>
-      </w:r>
-      <w:r>
-        <w:t xml:space="preserve">Dr. Patel, Dr. Rodriguez, and Jamie Fletcher NP each show</w:t>
-      </w:r>
-      <w:r>
-        <w:t xml:space="preserve"> </w:t>
-      </w:r>
-      <w:r>
-        <w:rPr>
-          <w:bCs/>
-          <w:b/>
-        </w:rPr>
-        <w:t xml:space="preserve">“</w:t>
-      </w:r>
-      <w:r>
-        <w:rPr>
-          <w:bCs/>
-          <w:b/>
-        </w:rPr>
-        <w:t xml:space="preserve">No signature on file — will capture during review</w:t>
-      </w:r>
-      <w:r>
-        <w:rPr>
-          <w:bCs/>
-          <w:b/>
-        </w:rPr>
-        <w:t xml:space="preserve">”</w:t>
-      </w:r>
-      <w:r>
-        <w:t xml:space="preserve"> </w:t>
-      </w:r>
-      <w:r>
-        <w:t xml:space="preserve">in amber underneath their name. That is correct and not an error: only Dr. Chen has a captured</w:t>
-      </w:r>
-      <w:r>
-        <w:t xml:space="preserve"> </w:t>
-      </w:r>
-      <w:r>
-        <w:rPr>
-          <w:rStyle w:val="VerbatimChar"/>
-        </w:rPr>
-        <w:t xml:space="preserve">signature_hash</w:t>
-      </w:r>
-      <w:r>
-        <w:t xml:space="preserve"> </w:t>
-      </w:r>
-      <w:r>
-        <w:t xml:space="preserve">on file, so her card is clean. The hint is telling the MA that if they pick one of the others, the signature will be drawn live at the review step rather than pulled from file. If a prospect asks, this is the honest answer:</w:t>
-      </w:r>
-      <w:r>
-        <w:t xml:space="preserve"> </w:t>
-      </w:r>
-      <w:r>
-        <w:t xml:space="preserve">“</w:t>
-      </w:r>
-      <w:r>
-        <w:t xml:space="preserve">we don’t fake a signature we don’t have — we tell you up front when one has to be captured.</w:t>
       </w:r>
       <w:r>
         <w:t xml:space="preserve">”</w:t>
@@ -4472,7 +5134,7 @@
         <w:pStyle w:val="Compact"/>
       </w:pPr>
       <w:r>
-        <w:t xml:space="preserve">Click</w:t>
+        <w:t xml:space="preserve">Search for</w:t>
       </w:r>
       <w:r>
         <w:t xml:space="preserve"> </w:t>
@@ -4489,7 +5151,7 @@
           <w:bCs/>
           <w:b/>
         </w:rPr>
-        <w:t xml:space="preserve">Continue to Pharmacy Search</w:t>
+        <w:t xml:space="preserve">Alex</w:t>
       </w:r>
       <w:r>
         <w:rPr>
@@ -4498,15 +5160,130 @@
         </w:rPr>
         <w:t xml:space="preserve">”</w:t>
       </w:r>
-    </w:p>
-    <w:bookmarkEnd w:id="31"/>
-    <w:bookmarkStart w:id="32" w:name="Xa6621a959da8794ec82063a81ca579b35b7faab"/>
-    <w:p>
-      <w:pPr>
-        <w:pStyle w:val="Heading3"/>
-      </w:pPr>
-      <w:r>
-        <w:t xml:space="preserve">3C — Quick Actions: Favorites + Protocols (New in Phase 18)</w:t>
+      <w:r>
+        <w:t xml:space="preserve"> </w:t>
+      </w:r>
+      <w:r>
+        <w:t xml:space="preserve">— select</w:t>
+      </w:r>
+      <w:r>
+        <w:t xml:space="preserve"> </w:t>
+      </w:r>
+      <w:r>
+        <w:rPr>
+          <w:bCs/>
+          <w:b/>
+        </w:rPr>
+        <w:t xml:space="preserve">Alex Demo</w:t>
+      </w:r>
+      <w:r>
+        <w:t xml:space="preserve"> </w:t>
+      </w:r>
+      <w:r>
+        <w:t xml:space="preserve">(TX state badge visible)</w:t>
+      </w:r>
+    </w:p>
+    <w:p>
+      <w:pPr>
+        <w:numPr>
+          <w:ilvl w:val="0"/>
+          <w:numId w:val="1017"/>
+        </w:numPr>
+        <w:pStyle w:val="Compact"/>
+      </w:pPr>
+      <w:r>
+        <w:t xml:space="preserve">Select provider</w:t>
+      </w:r>
+      <w:r>
+        <w:t xml:space="preserve"> </w:t>
+      </w:r>
+      <w:r>
+        <w:rPr>
+          <w:bCs/>
+          <w:b/>
+        </w:rPr>
+        <w:t xml:space="preserve">Sarah Chen</w:t>
+      </w:r>
+      <w:r>
+        <w:t xml:space="preserve"> </w:t>
+      </w:r>
+      <w:r>
+        <w:t xml:space="preserve">(the only provider with an auth login — Patel, Rodriguez, and Fletcher are seeded for roster realism and the F-3/F-5 features)</w:t>
+      </w:r>
+    </w:p>
+    <w:p>
+      <w:pPr>
+        <w:pStyle w:val="BlockText"/>
+      </w:pPr>
+      <w:r>
+        <w:rPr>
+          <w:bCs/>
+          <w:b/>
+        </w:rPr>
+        <w:t xml:space="preserve">Expect an amber hint on three of the four provider cards.</w:t>
+      </w:r>
+      <w:r>
+        <w:t xml:space="preserve"> </w:t>
+      </w:r>
+      <w:r>
+        <w:t xml:space="preserve">Dr. Patel, Dr. Rodriguez, and Jamie Fletcher NP each show</w:t>
+      </w:r>
+      <w:r>
+        <w:t xml:space="preserve"> </w:t>
+      </w:r>
+      <w:r>
+        <w:rPr>
+          <w:bCs/>
+          <w:b/>
+        </w:rPr>
+        <w:t xml:space="preserve">“</w:t>
+      </w:r>
+      <w:r>
+        <w:rPr>
+          <w:bCs/>
+          <w:b/>
+        </w:rPr>
+        <w:t xml:space="preserve">No signature on file — will capture during review</w:t>
+      </w:r>
+      <w:r>
+        <w:rPr>
+          <w:bCs/>
+          <w:b/>
+        </w:rPr>
+        <w:t xml:space="preserve">”</w:t>
+      </w:r>
+      <w:r>
+        <w:t xml:space="preserve"> </w:t>
+      </w:r>
+      <w:r>
+        <w:t xml:space="preserve">in amber underneath their name. That is correct and not an error: only Dr. Chen has a captured</w:t>
+      </w:r>
+      <w:r>
+        <w:t xml:space="preserve"> </w:t>
+      </w:r>
+      <w:r>
+        <w:rPr>
+          <w:rStyle w:val="VerbatimChar"/>
+        </w:rPr>
+        <w:t xml:space="preserve">signature_hash</w:t>
+      </w:r>
+      <w:r>
+        <w:t xml:space="preserve"> </w:t>
+      </w:r>
+      <w:r>
+        <w:t xml:space="preserve">on file, so her card is clean. The hint is telling the MA that if they pick one of the others, the signature will be drawn live at the review step rather than pulled from file. If a prospect asks, this is the honest answer:</w:t>
+      </w:r>
+      <w:r>
+        <w:t xml:space="preserve"> </w:t>
+      </w:r>
+      <w:r>
+        <w:t xml:space="preserve">“</w:t>
+      </w:r>
+      <w:r>
+        <w:t xml:space="preserve">we don’t fake a signature we don’t have — we tell you up front when one has to be captured.</w:t>
+      </w:r>
+      <w:r>
+        <w:t xml:space="preserve">”</w:t>
       </w:r>
     </w:p>
     <w:p>
@@ -4515,6 +5292,52 @@
           <w:ilvl w:val="0"/>
           <w:numId w:val="1018"/>
         </w:numPr>
+        <w:pStyle w:val="Compact"/>
+      </w:pPr>
+      <w:r>
+        <w:t xml:space="preserve">Click</w:t>
+      </w:r>
+      <w:r>
+        <w:t xml:space="preserve"> </w:t>
+      </w:r>
+      <w:r>
+        <w:rPr>
+          <w:bCs/>
+          <w:b/>
+        </w:rPr>
+        <w:t xml:space="preserve">“</w:t>
+      </w:r>
+      <w:r>
+        <w:rPr>
+          <w:bCs/>
+          <w:b/>
+        </w:rPr>
+        <w:t xml:space="preserve">Continue to Pharmacy Search</w:t>
+      </w:r>
+      <w:r>
+        <w:rPr>
+          <w:bCs/>
+          <w:b/>
+        </w:rPr>
+        <w:t xml:space="preserve">”</w:t>
+      </w:r>
+    </w:p>
+    <w:bookmarkEnd w:id="37"/>
+    <w:bookmarkStart w:id="38" w:name="Xa6621a959da8794ec82063a81ca579b35b7faab"/>
+    <w:p>
+      <w:pPr>
+        <w:pStyle w:val="Heading3"/>
+      </w:pPr>
+      <w:r>
+        <w:t xml:space="preserve">3C — Quick Actions: Favorites + Protocols (New in Phase 18)</w:t>
+      </w:r>
+    </w:p>
+    <w:p>
+      <w:pPr>
+        <w:numPr>
+          <w:ilvl w:val="0"/>
+          <w:numId w:val="1019"/>
+        </w:numPr>
       </w:pPr>
       <w:r>
         <w:rPr>
@@ -4534,7 +5357,7 @@
       <w:pPr>
         <w:numPr>
           <w:ilvl w:val="0"/>
-          <w:numId w:val="1018"/>
+          <w:numId w:val="1019"/>
         </w:numPr>
       </w:pPr>
       <w:r>
@@ -4581,7 +5404,7 @@
       <w:pPr>
         <w:numPr>
           <w:ilvl w:val="0"/>
-          <w:numId w:val="1018"/>
+          <w:numId w:val="1019"/>
         </w:numPr>
       </w:pPr>
       <w:r>
@@ -4615,7 +5438,7 @@
       <w:pPr>
         <w:numPr>
           <w:ilvl w:val="1"/>
-          <w:numId w:val="1019"/>
+          <w:numId w:val="1020"/>
         </w:numPr>
         <w:pStyle w:val="Compact"/>
       </w:pPr>
@@ -4627,7 +5450,7 @@
       <w:pPr>
         <w:numPr>
           <w:ilvl w:val="1"/>
-          <w:numId w:val="1019"/>
+          <w:numId w:val="1020"/>
         </w:numPr>
         <w:pStyle w:val="Compact"/>
       </w:pPr>
@@ -4639,7 +5462,7 @@
       <w:pPr>
         <w:numPr>
           <w:ilvl w:val="1"/>
-          <w:numId w:val="1019"/>
+          <w:numId w:val="1020"/>
         </w:numPr>
         <w:pStyle w:val="Compact"/>
       </w:pPr>
@@ -4651,7 +5474,7 @@
       <w:pPr>
         <w:numPr>
           <w:ilvl w:val="1"/>
-          <w:numId w:val="1019"/>
+          <w:numId w:val="1020"/>
         </w:numPr>
         <w:pStyle w:val="Compact"/>
       </w:pPr>
@@ -4663,7 +5486,7 @@
       <w:pPr>
         <w:numPr>
           <w:ilvl w:val="1"/>
-          <w:numId w:val="1019"/>
+          <w:numId w:val="1020"/>
         </w:numPr>
         <w:pStyle w:val="Compact"/>
       </w:pPr>
@@ -4675,7 +5498,7 @@
       <w:pPr>
         <w:numPr>
           <w:ilvl w:val="1"/>
-          <w:numId w:val="1019"/>
+          <w:numId w:val="1020"/>
         </w:numPr>
         <w:pStyle w:val="Compact"/>
       </w:pPr>
@@ -4687,7 +5510,7 @@
       <w:pPr>
         <w:numPr>
           <w:ilvl w:val="1"/>
-          <w:numId w:val="1019"/>
+          <w:numId w:val="1020"/>
         </w:numPr>
         <w:pStyle w:val="Compact"/>
       </w:pPr>
@@ -4699,7 +5522,7 @@
       <w:pPr>
         <w:numPr>
           <w:ilvl w:val="1"/>
-          <w:numId w:val="1019"/>
+          <w:numId w:val="1020"/>
         </w:numPr>
         <w:pStyle w:val="Compact"/>
       </w:pPr>
@@ -4711,7 +5534,7 @@
       <w:pPr>
         <w:numPr>
           <w:ilvl w:val="1"/>
-          <w:numId w:val="1019"/>
+          <w:numId w:val="1020"/>
         </w:numPr>
         <w:pStyle w:val="Compact"/>
       </w:pPr>
@@ -4723,7 +5546,7 @@
       <w:pPr>
         <w:numPr>
           <w:ilvl w:val="1"/>
-          <w:numId w:val="1019"/>
+          <w:numId w:val="1020"/>
         </w:numPr>
         <w:pStyle w:val="Compact"/>
       </w:pPr>
@@ -4819,7 +5642,7 @@
       <w:pPr>
         <w:numPr>
           <w:ilvl w:val="0"/>
-          <w:numId w:val="1020"/>
+          <w:numId w:val="1021"/>
         </w:numPr>
         <w:pStyle w:val="Compact"/>
       </w:pPr>
@@ -4902,7 +5725,7 @@
       <w:pPr>
         <w:numPr>
           <w:ilvl w:val="0"/>
-          <w:numId w:val="1020"/>
+          <w:numId w:val="1021"/>
         </w:numPr>
         <w:pStyle w:val="Compact"/>
       </w:pPr>
@@ -4930,7 +5753,7 @@
       <w:pPr>
         <w:numPr>
           <w:ilvl w:val="0"/>
-          <w:numId w:val="1020"/>
+          <w:numId w:val="1021"/>
         </w:numPr>
         <w:pStyle w:val="Compact"/>
       </w:pPr>
@@ -5062,8 +5885,8 @@
         <w:t xml:space="preserve">($132 → $184.80). If you expand a protocol during the demo, the prices you see are the real ones the margin builder will show.</w:t>
       </w:r>
     </w:p>
-    <w:bookmarkEnd w:id="32"/>
-    <w:bookmarkStart w:id="33" w:name="X45a8c73104b8878f17c41b11a2668f2da96e966"/>
+    <w:bookmarkEnd w:id="38"/>
+    <w:bookmarkStart w:id="39" w:name="X45a8c73104b8878f17c41b11a2668f2da96e966"/>
     <w:p>
       <w:pPr>
         <w:pStyle w:val="Heading3"/>
@@ -5785,8 +6608,8 @@
         <w:t xml:space="preserve">Read down the TX column: every pharmacy. That is why the scripted path uses a Texas patient. Read down CA: Strive and Quick Rx only — which is exactly why three favorites gray out for Jordan Rivera.</w:t>
       </w:r>
     </w:p>
-    <w:bookmarkEnd w:id="33"/>
-    <w:bookmarkStart w:id="34" w:name="Xb5840cf837e2859a3f664b030817a540ff74a59"/>
+    <w:bookmarkEnd w:id="39"/>
+    <w:bookmarkStart w:id="40" w:name="Xb5840cf837e2859a3f664b030817a540ff74a59"/>
     <w:p>
       <w:pPr>
         <w:pStyle w:val="Heading3"/>
@@ -5799,7 +6622,7 @@
       <w:pPr>
         <w:numPr>
           <w:ilvl w:val="0"/>
-          <w:numId w:val="1021"/>
+          <w:numId w:val="1022"/>
         </w:numPr>
         <w:pStyle w:val="Compact"/>
       </w:pPr>
@@ -5851,7 +6674,7 @@
       <w:pPr>
         <w:numPr>
           <w:ilvl w:val="0"/>
-          <w:numId w:val="1021"/>
+          <w:numId w:val="1022"/>
         </w:numPr>
         <w:pStyle w:val="Compact"/>
       </w:pPr>
@@ -6009,7 +6832,7 @@
       <w:pPr>
         <w:numPr>
           <w:ilvl w:val="0"/>
-          <w:numId w:val="1021"/>
+          <w:numId w:val="1022"/>
         </w:numPr>
         <w:pStyle w:val="Compact"/>
       </w:pPr>
@@ -6064,149 +6887,149 @@
       <w:pPr>
         <w:numPr>
           <w:ilvl w:val="1"/>
+          <w:numId w:val="1023"/>
+        </w:numPr>
+        <w:pStyle w:val="Compact"/>
+      </w:pPr>
+      <w:r>
+        <w:t xml:space="preserve">Dose amount + unit + frequency dropdowns</w:t>
+      </w:r>
+    </w:p>
+    <w:p>
+      <w:pPr>
+        <w:numPr>
+          <w:ilvl w:val="1"/>
+          <w:numId w:val="1023"/>
+        </w:numPr>
+        <w:pStyle w:val="Compact"/>
+      </w:pPr>
+      <w:r>
+        <w:t xml:space="preserve">Timing dropdown (In the morning, At bedtime, etc.)</w:t>
+      </w:r>
+    </w:p>
+    <w:p>
+      <w:pPr>
+        <w:numPr>
+          <w:ilvl w:val="1"/>
+          <w:numId w:val="1023"/>
+        </w:numPr>
+        <w:pStyle w:val="Compact"/>
+      </w:pPr>
+      <w:r>
+        <w:t xml:space="preserve">Duration dropdown (For 30 days, Ongoing, etc.)</w:t>
+      </w:r>
+    </w:p>
+    <w:p>
+      <w:pPr>
+        <w:numPr>
+          <w:ilvl w:val="1"/>
+          <w:numId w:val="1023"/>
+        </w:numPr>
+        <w:pStyle w:val="Compact"/>
+      </w:pPr>
+      <w:r>
+        <w:t xml:space="preserve">Mode toggles:</w:t>
+      </w:r>
+      <w:r>
+        <w:t xml:space="preserve"> </w:t>
+      </w:r>
+      <w:r>
+        <w:rPr>
+          <w:bCs/>
+          <w:b/>
+        </w:rPr>
+        <w:t xml:space="preserve">Standard</w:t>
+      </w:r>
+      <w:r>
+        <w:t xml:space="preserve"> </w:t>
+      </w:r>
+      <w:r>
+        <w:t xml:space="preserve">/</w:t>
+      </w:r>
+      <w:r>
+        <w:t xml:space="preserve"> </w:t>
+      </w:r>
+      <w:r>
+        <w:rPr>
+          <w:bCs/>
+          <w:b/>
+        </w:rPr>
+        <w:t xml:space="preserve">Titration</w:t>
+      </w:r>
+      <w:r>
+        <w:t xml:space="preserve"> </w:t>
+      </w:r>
+      <w:r>
+        <w:t xml:space="preserve">/</w:t>
+      </w:r>
+      <w:r>
+        <w:t xml:space="preserve"> </w:t>
+      </w:r>
+      <w:r>
+        <w:rPr>
+          <w:bCs/>
+          <w:b/>
+        </w:rPr>
+        <w:t xml:space="preserve">Cycling</w:t>
+      </w:r>
+    </w:p>
+    <w:p>
+      <w:pPr>
+        <w:numPr>
+          <w:ilvl w:val="0"/>
           <w:numId w:val="1022"/>
         </w:numPr>
         <w:pStyle w:val="Compact"/>
       </w:pPr>
       <w:r>
-        <w:t xml:space="preserve">Dose amount + unit + frequency dropdowns</w:t>
-      </w:r>
-    </w:p>
-    <w:p>
-      <w:pPr>
-        <w:numPr>
-          <w:ilvl w:val="1"/>
+        <w:t xml:space="preserve">Set dose:</w:t>
+      </w:r>
+      <w:r>
+        <w:t xml:space="preserve"> </w:t>
+      </w:r>
+      <w:r>
+        <w:rPr>
+          <w:bCs/>
+          <w:b/>
+        </w:rPr>
+        <w:t xml:space="preserve">10 units</w:t>
+      </w:r>
+      <w:r>
+        <w:t xml:space="preserve">, frequency:</w:t>
+      </w:r>
+      <w:r>
+        <w:t xml:space="preserve"> </w:t>
+      </w:r>
+      <w:r>
+        <w:rPr>
+          <w:bCs/>
+          <w:b/>
+        </w:rPr>
+        <w:t xml:space="preserve">Once weekly</w:t>
+      </w:r>
+      <w:r>
+        <w:t xml:space="preserve">, timing:</w:t>
+      </w:r>
+      <w:r>
+        <w:t xml:space="preserve"> </w:t>
+      </w:r>
+      <w:r>
+        <w:rPr>
+          <w:bCs/>
+          <w:b/>
+        </w:rPr>
+        <w:t xml:space="preserve">In the morning</w:t>
+      </w:r>
+    </w:p>
+    <w:p>
+      <w:pPr>
+        <w:numPr>
+          <w:ilvl w:val="0"/>
           <w:numId w:val="1022"/>
         </w:numPr>
         <w:pStyle w:val="Compact"/>
       </w:pPr>
       <w:r>
-        <w:t xml:space="preserve">Timing dropdown (In the morning, At bedtime, etc.)</w:t>
-      </w:r>
-    </w:p>
-    <w:p>
-      <w:pPr>
-        <w:numPr>
-          <w:ilvl w:val="1"/>
-          <w:numId w:val="1022"/>
-        </w:numPr>
-        <w:pStyle w:val="Compact"/>
-      </w:pPr>
-      <w:r>
-        <w:t xml:space="preserve">Duration dropdown (For 30 days, Ongoing, etc.)</w:t>
-      </w:r>
-    </w:p>
-    <w:p>
-      <w:pPr>
-        <w:numPr>
-          <w:ilvl w:val="1"/>
-          <w:numId w:val="1022"/>
-        </w:numPr>
-        <w:pStyle w:val="Compact"/>
-      </w:pPr>
-      <w:r>
-        <w:t xml:space="preserve">Mode toggles:</w:t>
-      </w:r>
-      <w:r>
-        <w:t xml:space="preserve"> </w:t>
-      </w:r>
-      <w:r>
-        <w:rPr>
-          <w:bCs/>
-          <w:b/>
-        </w:rPr>
-        <w:t xml:space="preserve">Standard</w:t>
-      </w:r>
-      <w:r>
-        <w:t xml:space="preserve"> </w:t>
-      </w:r>
-      <w:r>
-        <w:t xml:space="preserve">/</w:t>
-      </w:r>
-      <w:r>
-        <w:t xml:space="preserve"> </w:t>
-      </w:r>
-      <w:r>
-        <w:rPr>
-          <w:bCs/>
-          <w:b/>
-        </w:rPr>
-        <w:t xml:space="preserve">Titration</w:t>
-      </w:r>
-      <w:r>
-        <w:t xml:space="preserve"> </w:t>
-      </w:r>
-      <w:r>
-        <w:t xml:space="preserve">/</w:t>
-      </w:r>
-      <w:r>
-        <w:t xml:space="preserve"> </w:t>
-      </w:r>
-      <w:r>
-        <w:rPr>
-          <w:bCs/>
-          <w:b/>
-        </w:rPr>
-        <w:t xml:space="preserve">Cycling</w:t>
-      </w:r>
-    </w:p>
-    <w:p>
-      <w:pPr>
-        <w:numPr>
-          <w:ilvl w:val="0"/>
-          <w:numId w:val="1021"/>
-        </w:numPr>
-        <w:pStyle w:val="Compact"/>
-      </w:pPr>
-      <w:r>
-        <w:t xml:space="preserve">Set dose:</w:t>
-      </w:r>
-      <w:r>
-        <w:t xml:space="preserve"> </w:t>
-      </w:r>
-      <w:r>
-        <w:rPr>
-          <w:bCs/>
-          <w:b/>
-        </w:rPr>
-        <w:t xml:space="preserve">10 units</w:t>
-      </w:r>
-      <w:r>
-        <w:t xml:space="preserve">, frequency:</w:t>
-      </w:r>
-      <w:r>
-        <w:t xml:space="preserve"> </w:t>
-      </w:r>
-      <w:r>
-        <w:rPr>
-          <w:bCs/>
-          <w:b/>
-        </w:rPr>
-        <w:t xml:space="preserve">Once weekly</w:t>
-      </w:r>
-      <w:r>
-        <w:t xml:space="preserve">, timing:</w:t>
-      </w:r>
-      <w:r>
-        <w:t xml:space="preserve"> </w:t>
-      </w:r>
-      <w:r>
-        <w:rPr>
-          <w:bCs/>
-          <w:b/>
-        </w:rPr>
-        <w:t xml:space="preserve">In the morning</w:t>
-      </w:r>
-    </w:p>
-    <w:p>
-      <w:pPr>
-        <w:numPr>
-          <w:ilvl w:val="0"/>
-          <w:numId w:val="1021"/>
-        </w:numPr>
-        <w:pStyle w:val="Compact"/>
-      </w:pPr>
-      <w:r>
         <w:rPr>
           <w:bCs/>
           <w:b/>
@@ -6241,78 +7064,6 @@
       </w:r>
       <w:r>
         <w:t xml:space="preserve">The sig generates automatically with full unit conversion — mg, mL, and syringe units for injectables. No manual math. NCPDP-compliant with a 1,000-character limit counter.</w:t>
-      </w:r>
-      <w:r>
-        <w:t xml:space="preserve">”</w:t>
-      </w:r>
-    </w:p>
-    <w:p>
-      <w:pPr>
-        <w:numPr>
-          <w:ilvl w:val="0"/>
-          <w:numId w:val="1023"/>
-        </w:numPr>
-        <w:pStyle w:val="Compact"/>
-      </w:pPr>
-      <w:r>
-        <w:rPr>
-          <w:bCs/>
-          <w:b/>
-        </w:rPr>
-        <w:t xml:space="preserve">Show Titration mode</w:t>
-      </w:r>
-      <w:r>
-        <w:t xml:space="preserve"> </w:t>
-      </w:r>
-      <w:r>
-        <w:t xml:space="preserve">— click</w:t>
-      </w:r>
-      <w:r>
-        <w:t xml:space="preserve"> </w:t>
-      </w:r>
-      <w:r>
-        <w:t xml:space="preserve">“</w:t>
-      </w:r>
-      <w:r>
-        <w:t xml:space="preserve">Titration</w:t>
-      </w:r>
-      <w:r>
-        <w:t xml:space="preserve">”</w:t>
-      </w:r>
-      <w:r>
-        <w:t xml:space="preserve"> </w:t>
-      </w:r>
-      <w:r>
-        <w:t xml:space="preserve">toggle. Point out the amber panel with Start at / Increase by / Every / Up to fields</w:t>
-      </w:r>
-    </w:p>
-    <w:p>
-      <w:pPr>
-        <w:pStyle w:val="BlockText"/>
-      </w:pPr>
-      <w:r>
-        <w:t xml:space="preserve">“</w:t>
-      </w:r>
-      <w:r>
-        <w:t xml:space="preserve">For titration protocols like LDN, the provider sets start dose, increment, interval, and target. The sig generates:</w:t>
-      </w:r>
-      <w:r>
-        <w:t xml:space="preserve"> </w:t>
-      </w:r>
-      <w:r>
-        <w:t xml:space="preserve">‘</w:t>
-      </w:r>
-      <w:r>
-        <w:t xml:space="preserve">Take 0.1mL by mouth at bedtime. Titrate up by 0.1mL every 3-4 days as tolerated up to 0.5mL.</w:t>
-      </w:r>
-      <w:r>
-        <w:t xml:space="preserve">’</w:t>
-      </w:r>
-      <w:r>
-        <w:t xml:space="preserve"> </w:t>
-      </w:r>
-      <w:r>
-        <w:t xml:space="preserve">No competitor has this.</w:t>
       </w:r>
       <w:r>
         <w:t xml:space="preserve">”</w:t>
@@ -6327,67 +7078,17 @@
         <w:pStyle w:val="Compact"/>
       </w:pPr>
       <w:r>
-        <w:t xml:space="preserve">Click back to</w:t>
-      </w:r>
-      <w:r>
-        <w:t xml:space="preserve"> </w:t>
-      </w:r>
-      <w:r>
-        <w:rPr>
-          <w:bCs/>
-          <w:b/>
-        </w:rPr>
-        <w:t xml:space="preserve">Standard</w:t>
-      </w:r>
-      <w:r>
-        <w:t xml:space="preserve"> </w:t>
-      </w:r>
-      <w:r>
-        <w:t xml:space="preserve">mode. Select</w:t>
-      </w:r>
-      <w:r>
-        <w:t xml:space="preserve"> </w:t>
-      </w:r>
-      <w:r>
-        <w:rPr>
-          <w:bCs/>
-          <w:b/>
-        </w:rPr>
-        <w:t xml:space="preserve">Strive Pharmacy</w:t>
-      </w:r>
-      <w:r>
-        <w:t xml:space="preserve"> </w:t>
-      </w:r>
-      <w:r>
-        <w:t xml:space="preserve">in the Pharmacy &amp; Pricing section</w:t>
-      </w:r>
-    </w:p>
-    <w:p>
-      <w:pPr>
-        <w:numPr>
-          <w:ilvl w:val="0"/>
-          <w:numId w:val="1024"/>
-        </w:numPr>
-        <w:pStyle w:val="Compact"/>
-      </w:pPr>
-      <w:r>
-        <w:t xml:space="preserve">Select quantity, refills.</w:t>
-      </w:r>
-      <w:r>
-        <w:t xml:space="preserve"> </w:t>
-      </w:r>
-      <w:r>
-        <w:rPr>
-          <w:bCs/>
-          <w:b/>
-        </w:rPr>
-        <w:t xml:space="preserve">Point out the star button</w:t>
-      </w:r>
-      <w:r>
-        <w:t xml:space="preserve"> </w:t>
-      </w:r>
-      <w:r>
-        <w:t xml:space="preserve">next to</w:t>
+        <w:rPr>
+          <w:bCs/>
+          <w:b/>
+        </w:rPr>
+        <w:t xml:space="preserve">Show Titration mode</w:t>
+      </w:r>
+      <w:r>
+        <w:t xml:space="preserve"> </w:t>
+      </w:r>
+      <w:r>
+        <w:t xml:space="preserve">— click</w:t>
       </w:r>
       <w:r>
         <w:t xml:space="preserve"> </w:t>
@@ -6396,11 +7097,17 @@
         <w:t xml:space="preserve">“</w:t>
       </w:r>
       <w:r>
-        <w:t xml:space="preserve">Continue — Set Retail Price</w:t>
+        <w:t xml:space="preserve">Titration</w:t>
       </w:r>
       <w:r>
         <w:t xml:space="preserve">”</w:t>
       </w:r>
+      <w:r>
+        <w:t xml:space="preserve"> </w:t>
+      </w:r>
+      <w:r>
+        <w:t xml:space="preserve">toggle. Point out the amber panel with Start at / Increase by / Every / Up to fields</w:t>
+      </w:r>
     </w:p>
     <w:p>
       <w:pPr>
@@ -6410,7 +7117,25 @@
         <w:t xml:space="preserve">“</w:t>
       </w:r>
       <w:r>
-        <w:t xml:space="preserve">The star saves this configuration as a provider favorite for one-click reorder next time.</w:t>
+        <w:t xml:space="preserve">For titration protocols like LDN, the provider sets start dose, increment, interval, and target. The sig generates:</w:t>
+      </w:r>
+      <w:r>
+        <w:t xml:space="preserve"> </w:t>
+      </w:r>
+      <w:r>
+        <w:t xml:space="preserve">‘</w:t>
+      </w:r>
+      <w:r>
+        <w:t xml:space="preserve">Take 0.1mL by mouth at bedtime. Titrate up by 0.1mL every 3-4 days as tolerated up to 0.5mL.</w:t>
+      </w:r>
+      <w:r>
+        <w:t xml:space="preserve">’</w:t>
+      </w:r>
+      <w:r>
+        <w:t xml:space="preserve"> </w:t>
+      </w:r>
+      <w:r>
+        <w:t xml:space="preserve">No competitor has this.</w:t>
       </w:r>
       <w:r>
         <w:t xml:space="preserve">”</w:t>
@@ -6425,107 +7150,93 @@
         <w:pStyle w:val="Compact"/>
       </w:pPr>
       <w:r>
-        <w:t xml:space="preserve">Click</w:t>
-      </w:r>
-      <w:r>
-        <w:t xml:space="preserve"> </w:t>
-      </w:r>
-      <w:r>
-        <w:rPr>
-          <w:bCs/>
-          <w:b/>
-        </w:rPr>
+        <w:t xml:space="preserve">Click back to</w:t>
+      </w:r>
+      <w:r>
+        <w:t xml:space="preserve"> </w:t>
+      </w:r>
+      <w:r>
+        <w:rPr>
+          <w:bCs/>
+          <w:b/>
+        </w:rPr>
+        <w:t xml:space="preserve">Standard</w:t>
+      </w:r>
+      <w:r>
+        <w:t xml:space="preserve"> </w:t>
+      </w:r>
+      <w:r>
+        <w:t xml:space="preserve">mode. Select</w:t>
+      </w:r>
+      <w:r>
+        <w:t xml:space="preserve"> </w:t>
+      </w:r>
+      <w:r>
+        <w:rPr>
+          <w:bCs/>
+          <w:b/>
+        </w:rPr>
+        <w:t xml:space="preserve">Strive Pharmacy</w:t>
+      </w:r>
+      <w:r>
+        <w:t xml:space="preserve"> </w:t>
+      </w:r>
+      <w:r>
+        <w:t xml:space="preserve">in the Pharmacy &amp; Pricing section</w:t>
+      </w:r>
+    </w:p>
+    <w:p>
+      <w:pPr>
+        <w:numPr>
+          <w:ilvl w:val="0"/>
+          <w:numId w:val="1025"/>
+        </w:numPr>
+        <w:pStyle w:val="Compact"/>
+      </w:pPr>
+      <w:r>
+        <w:t xml:space="preserve">Select quantity, refills.</w:t>
+      </w:r>
+      <w:r>
+        <w:t xml:space="preserve"> </w:t>
+      </w:r>
+      <w:r>
+        <w:rPr>
+          <w:bCs/>
+          <w:b/>
+        </w:rPr>
+        <w:t xml:space="preserve">Point out the star button</w:t>
+      </w:r>
+      <w:r>
+        <w:t xml:space="preserve"> </w:t>
+      </w:r>
+      <w:r>
+        <w:t xml:space="preserve">next to</w:t>
+      </w:r>
+      <w:r>
+        <w:t xml:space="preserve"> </w:t>
+      </w:r>
+      <w:r>
         <w:t xml:space="preserve">“</w:t>
       </w:r>
       <w:r>
-        <w:rPr>
-          <w:bCs/>
-          <w:b/>
-        </w:rPr>
         <w:t xml:space="preserve">Continue — Set Retail Price</w:t>
       </w:r>
       <w:r>
-        <w:rPr>
-          <w:bCs/>
-          <w:b/>
-        </w:rPr>
         <w:t xml:space="preserve">”</w:t>
       </w:r>
     </w:p>
-    <w:bookmarkEnd w:id="34"/>
-    <w:bookmarkStart w:id="35" w:name="X36406df0f3e9712c5d5ede6ae50514f3e8ed030"/>
-    <w:p>
-      <w:pPr>
-        <w:pStyle w:val="Heading3"/>
-      </w:pPr>
-      <w:r>
-        <w:t xml:space="preserve">3E — Dynamic Margin Builder + Multi-Prescription</w:t>
-      </w:r>
-    </w:p>
     <w:p>
       <w:pPr>
         <w:pStyle w:val="BlockText"/>
       </w:pPr>
       <w:r>
-        <w:rPr>
-          <w:bCs/>
-          <w:b/>
-        </w:rPr>
-        <w:t xml:space="preserve">Set Retail Price note:</w:t>
-      </w:r>
-      <w:r>
-        <w:t xml:space="preserve"> </w:t>
-      </w:r>
-      <w:r>
-        <w:t xml:space="preserve">The retail field pre-fills at</w:t>
-      </w:r>
-      <w:r>
-        <w:t xml:space="preserve"> </w:t>
-      </w:r>
-      <w:r>
-        <w:rPr>
-          <w:bCs/>
-          <w:b/>
-        </w:rPr>
-        <w:t xml:space="preserve">$133.00</w:t>
-      </w:r>
-      <w:r>
-        <w:t xml:space="preserve"> </w:t>
-      </w:r>
-      <w:r>
-        <w:t xml:space="preserve">(the clinic’s 40% Default Markup); the</w:t>
-      </w:r>
-      <w:r>
-        <w:t xml:space="preserve"> </w:t>
-      </w:r>
-      <w:r>
-        <w:rPr>
-          <w:bCs/>
-          <w:b/>
-        </w:rPr>
-        <w:t xml:space="preserve">$190.00</w:t>
-      </w:r>
-      <w:r>
-        <w:t xml:space="preserve"> </w:t>
-      </w:r>
-      <w:r>
-        <w:t xml:space="preserve">figures below assume the presenter taps the</w:t>
-      </w:r>
-      <w:r>
-        <w:t xml:space="preserve"> </w:t>
-      </w:r>
-      <w:r>
-        <w:rPr>
-          <w:bCs/>
-          <w:b/>
-        </w:rPr>
-        <w:t xml:space="preserve">2×</w:t>
-      </w:r>
-      <w:r>
-        <w:t xml:space="preserve"> </w:t>
-      </w:r>
-      <w:r>
-        <w:t xml:space="preserve">button. Without that tap, the retail stays at the $133.00 default and the platform fee, clinic margin, and $286.00 bundle total are all smaller.</w:t>
+        <w:t xml:space="preserve">“</w:t>
+      </w:r>
+      <w:r>
+        <w:t xml:space="preserve">The star saves this configuration as a provider favorite for one-click reorder next time.</w:t>
+      </w:r>
+      <w:r>
+        <w:t xml:space="preserve">”</w:t>
       </w:r>
     </w:p>
     <w:p>
@@ -6537,44 +7248,6 @@
         <w:pStyle w:val="Compact"/>
       </w:pPr>
       <w:r>
-        <w:rPr>
-          <w:bCs/>
-          <w:b/>
-        </w:rPr>
-        <w:t xml:space="preserve">Point out the Margin Builder</w:t>
-      </w:r>
-      <w:r>
-        <w:t xml:space="preserve"> </w:t>
-      </w:r>
-      <w:r>
-        <w:t xml:space="preserve">— Wholesale: $95 (locked), retail price</w:t>
-      </w:r>
-      <w:r>
-        <w:t xml:space="preserve"> </w:t>
-      </w:r>
-      <w:r>
-        <w:rPr>
-          <w:bCs/>
-          <w:b/>
-        </w:rPr>
-        <w:t xml:space="preserve">pre-populated at $133</w:t>
-      </w:r>
-      <w:r>
-        <w:t xml:space="preserve"> </w:t>
-      </w:r>
-      <w:r>
-        <w:t xml:space="preserve">(1.4× wholesale, from the clinic’s 40% default markup), multiplier buttons, Sig field pre-filled</w:t>
-      </w:r>
-    </w:p>
-    <w:p>
-      <w:pPr>
-        <w:numPr>
-          <w:ilvl w:val="0"/>
-          <w:numId w:val="1026"/>
-        </w:numPr>
-        <w:pStyle w:val="Compact"/>
-      </w:pPr>
-      <w:r>
         <w:t xml:space="preserve">Click</w:t>
       </w:r>
       <w:r>
@@ -6585,13 +7258,31 @@
           <w:bCs/>
           <w:b/>
         </w:rPr>
-        <w:t xml:space="preserve">2x multiplier</w:t>
-      </w:r>
-      <w:r>
-        <w:t xml:space="preserve"> </w:t>
-      </w:r>
-      <w:r>
-        <w:t xml:space="preserve">— retail updates to $190, margin 50%, platform fee $14.25 (15% of the $95 spread), est. clinic margin $80.75</w:t>
+        <w:t xml:space="preserve">“</w:t>
+      </w:r>
+      <w:r>
+        <w:rPr>
+          <w:bCs/>
+          <w:b/>
+        </w:rPr>
+        <w:t xml:space="preserve">Continue — Set Retail Price</w:t>
+      </w:r>
+      <w:r>
+        <w:rPr>
+          <w:bCs/>
+          <w:b/>
+        </w:rPr>
+        <w:t xml:space="preserve">”</w:t>
+      </w:r>
+    </w:p>
+    <w:bookmarkEnd w:id="40"/>
+    <w:bookmarkStart w:id="41" w:name="X36406df0f3e9712c5d5ede6ae50514f3e8ed030"/>
+    <w:p>
+      <w:pPr>
+        <w:pStyle w:val="Heading3"/>
+      </w:pPr>
+      <w:r>
+        <w:t xml:space="preserve">3E — Dynamic Margin Builder + Multi-Prescription</w:t>
       </w:r>
     </w:p>
     <w:p>
@@ -6599,13 +7290,65 @@
         <w:pStyle w:val="BlockText"/>
       </w:pPr>
       <w:r>
-        <w:t xml:space="preserve">“</w:t>
-      </w:r>
-      <w:r>
-        <w:t xml:space="preserve">Full transparency. The retail price is pre-filled from the clinic’s default markup setting (currently 40%), so the MA never types a number unless they want to override. Clicking 2x bumps it to a higher margin. The clinic sees exactly what they earn before committing. The sig is already pre-filled from the builder.</w:t>
-      </w:r>
-      <w:r>
-        <w:t xml:space="preserve">”</w:t>
+        <w:rPr>
+          <w:bCs/>
+          <w:b/>
+        </w:rPr>
+        <w:t xml:space="preserve">Set Retail Price note:</w:t>
+      </w:r>
+      <w:r>
+        <w:t xml:space="preserve"> </w:t>
+      </w:r>
+      <w:r>
+        <w:t xml:space="preserve">The retail field pre-fills at</w:t>
+      </w:r>
+      <w:r>
+        <w:t xml:space="preserve"> </w:t>
+      </w:r>
+      <w:r>
+        <w:rPr>
+          <w:bCs/>
+          <w:b/>
+        </w:rPr>
+        <w:t xml:space="preserve">$133.00</w:t>
+      </w:r>
+      <w:r>
+        <w:t xml:space="preserve"> </w:t>
+      </w:r>
+      <w:r>
+        <w:t xml:space="preserve">(the clinic’s 40% Default Markup); the</w:t>
+      </w:r>
+      <w:r>
+        <w:t xml:space="preserve"> </w:t>
+      </w:r>
+      <w:r>
+        <w:rPr>
+          <w:bCs/>
+          <w:b/>
+        </w:rPr>
+        <w:t xml:space="preserve">$190.00</w:t>
+      </w:r>
+      <w:r>
+        <w:t xml:space="preserve"> </w:t>
+      </w:r>
+      <w:r>
+        <w:t xml:space="preserve">figures below assume the presenter taps the</w:t>
+      </w:r>
+      <w:r>
+        <w:t xml:space="preserve"> </w:t>
+      </w:r>
+      <w:r>
+        <w:rPr>
+          <w:bCs/>
+          <w:b/>
+        </w:rPr>
+        <w:t xml:space="preserve">2×</w:t>
+      </w:r>
+      <w:r>
+        <w:t xml:space="preserve"> </w:t>
+      </w:r>
+      <w:r>
+        <w:t xml:space="preserve">button. Without that tap, the retail stays at the $133.00 default and the platform fee, clinic margin, and $286.00 bundle total are all smaller.</w:t>
       </w:r>
     </w:p>
     <w:p>
@@ -6621,6 +7364,86 @@
           <w:bCs/>
           <w:b/>
         </w:rPr>
+        <w:t xml:space="preserve">Point out the Margin Builder</w:t>
+      </w:r>
+      <w:r>
+        <w:t xml:space="preserve"> </w:t>
+      </w:r>
+      <w:r>
+        <w:t xml:space="preserve">— Wholesale: $95 (locked), retail price</w:t>
+      </w:r>
+      <w:r>
+        <w:t xml:space="preserve"> </w:t>
+      </w:r>
+      <w:r>
+        <w:rPr>
+          <w:bCs/>
+          <w:b/>
+        </w:rPr>
+        <w:t xml:space="preserve">pre-populated at $133</w:t>
+      </w:r>
+      <w:r>
+        <w:t xml:space="preserve"> </w:t>
+      </w:r>
+      <w:r>
+        <w:t xml:space="preserve">(1.4× wholesale, from the clinic’s 40% default markup), multiplier buttons, Sig field pre-filled</w:t>
+      </w:r>
+    </w:p>
+    <w:p>
+      <w:pPr>
+        <w:numPr>
+          <w:ilvl w:val="0"/>
+          <w:numId w:val="1027"/>
+        </w:numPr>
+        <w:pStyle w:val="Compact"/>
+      </w:pPr>
+      <w:r>
+        <w:t xml:space="preserve">Click</w:t>
+      </w:r>
+      <w:r>
+        <w:t xml:space="preserve"> </w:t>
+      </w:r>
+      <w:r>
+        <w:rPr>
+          <w:bCs/>
+          <w:b/>
+        </w:rPr>
+        <w:t xml:space="preserve">2x multiplier</w:t>
+      </w:r>
+      <w:r>
+        <w:t xml:space="preserve"> </w:t>
+      </w:r>
+      <w:r>
+        <w:t xml:space="preserve">— retail updates to $190, margin 50%, platform fee $14.25 (15% of the $95 spread), est. clinic margin $80.75</w:t>
+      </w:r>
+    </w:p>
+    <w:p>
+      <w:pPr>
+        <w:pStyle w:val="BlockText"/>
+      </w:pPr>
+      <w:r>
+        <w:t xml:space="preserve">“</w:t>
+      </w:r>
+      <w:r>
+        <w:t xml:space="preserve">Full transparency. The retail price is pre-filled from the clinic’s default markup setting (currently 40%), so the MA never types a number unless they want to override. Clicking 2x bumps it to a higher margin. The clinic sees exactly what they earn before committing. The sig is already pre-filled from the builder.</w:t>
+      </w:r>
+      <w:r>
+        <w:t xml:space="preserve">”</w:t>
+      </w:r>
+    </w:p>
+    <w:p>
+      <w:pPr>
+        <w:numPr>
+          <w:ilvl w:val="0"/>
+          <w:numId w:val="1028"/>
+        </w:numPr>
+        <w:pStyle w:val="Compact"/>
+      </w:pPr>
+      <w:r>
+        <w:rPr>
+          <w:bCs/>
+          <w:b/>
+        </w:rPr>
         <w:t xml:space="preserve">Point out the three action buttons:</w:t>
       </w:r>
     </w:p>
@@ -6628,7 +7451,7 @@
       <w:pPr>
         <w:numPr>
           <w:ilvl w:val="1"/>
-          <w:numId w:val="1028"/>
+          <w:numId w:val="1029"/>
         </w:numPr>
         <w:pStyle w:val="Compact"/>
       </w:pPr>
@@ -6664,7 +7487,7 @@
       <w:pPr>
         <w:numPr>
           <w:ilvl w:val="1"/>
-          <w:numId w:val="1028"/>
+          <w:numId w:val="1029"/>
         </w:numPr>
         <w:pStyle w:val="Compact"/>
       </w:pPr>
@@ -6700,7 +7523,7 @@
       <w:pPr>
         <w:numPr>
           <w:ilvl w:val="1"/>
-          <w:numId w:val="1028"/>
+          <w:numId w:val="1029"/>
         </w:numPr>
         <w:pStyle w:val="Compact"/>
       </w:pPr>
@@ -6744,383 +7567,6 @@
       </w:r>
       <w:r>
         <w:t xml:space="preserve">”</w:t>
-      </w:r>
-    </w:p>
-    <w:p>
-      <w:pPr>
-        <w:numPr>
-          <w:ilvl w:val="0"/>
-          <w:numId w:val="1029"/>
-        </w:numPr>
-      </w:pPr>
-      <w:r>
-        <w:t xml:space="preserve">Click</w:t>
-      </w:r>
-      <w:r>
-        <w:t xml:space="preserve"> </w:t>
-      </w:r>
-      <w:r>
-        <w:rPr>
-          <w:bCs/>
-          <w:b/>
-        </w:rPr>
-        <w:t xml:space="preserve">“</w:t>
-      </w:r>
-      <w:r>
-        <w:rPr>
-          <w:bCs/>
-          <w:b/>
-        </w:rPr>
-        <w:t xml:space="preserve">Add &amp; Search Another</w:t>
-      </w:r>
-      <w:r>
-        <w:rPr>
-          <w:bCs/>
-          <w:b/>
-        </w:rPr>
-        <w:t xml:space="preserve">”</w:t>
-      </w:r>
-    </w:p>
-    <w:p>
-      <w:pPr>
-        <w:numPr>
-          <w:ilvl w:val="0"/>
-          <w:numId w:val="1029"/>
-        </w:numPr>
-      </w:pPr>
-      <w:r>
-        <w:rPr>
-          <w:bCs/>
-          <w:b/>
-        </w:rPr>
-        <w:t xml:space="preserve">Point out</w:t>
-      </w:r>
-      <w:r>
-        <w:t xml:space="preserve"> </w:t>
-      </w:r>
-      <w:r>
-        <w:t xml:space="preserve">— back on configure page, session banner shows</w:t>
-      </w:r>
-      <w:r>
-        <w:t xml:space="preserve"> </w:t>
-      </w:r>
-      <w:r>
-        <w:rPr>
-          <w:bCs/>
-          <w:b/>
-        </w:rPr>
-        <w:t xml:space="preserve">“</w:t>
-      </w:r>
-      <w:r>
-        <w:rPr>
-          <w:bCs/>
-          <w:b/>
-        </w:rPr>
-        <w:t xml:space="preserve">1 prescription in this session</w:t>
-      </w:r>
-      <w:r>
-        <w:rPr>
-          <w:bCs/>
-          <w:b/>
-        </w:rPr>
-        <w:t xml:space="preserve">”</w:t>
-      </w:r>
-    </w:p>
-    <w:p>
-      <w:pPr>
-        <w:numPr>
-          <w:ilvl w:val="0"/>
-          <w:numId w:val="1029"/>
-        </w:numPr>
-      </w:pPr>
-      <w:r>
-        <w:t xml:space="preserve">Search for</w:t>
-      </w:r>
-      <w:r>
-        <w:t xml:space="preserve"> </w:t>
-      </w:r>
-      <w:r>
-        <w:rPr>
-          <w:bCs/>
-          <w:b/>
-        </w:rPr>
-        <w:t xml:space="preserve">“</w:t>
-      </w:r>
-      <w:r>
-        <w:rPr>
-          <w:bCs/>
-          <w:b/>
-        </w:rPr>
-        <w:t xml:space="preserve">Testosterone</w:t>
-      </w:r>
-      <w:r>
-        <w:rPr>
-          <w:bCs/>
-          <w:b/>
-        </w:rPr>
-        <w:t xml:space="preserve">”</w:t>
-      </w:r>
-      <w:r>
-        <w:t xml:space="preserve"> </w:t>
-      </w:r>
-      <w:r>
-        <w:t xml:space="preserve">→ three results now appear (</w:t>
-      </w:r>
-      <w:r>
-        <w:rPr>
-          <w:bCs/>
-          <w:b/>
-        </w:rPr>
-        <w:t xml:space="preserve">Testosterone</w:t>
-      </w:r>
-      <w:r>
-        <w:t xml:space="preserve">,</w:t>
-      </w:r>
-      <w:r>
-        <w:t xml:space="preserve"> </w:t>
-      </w:r>
-      <w:r>
-        <w:rPr>
-          <w:bCs/>
-          <w:b/>
-        </w:rPr>
-        <w:t xml:space="preserve">Testosterone Cypionate</w:t>
-      </w:r>
-      <w:r>
-        <w:t xml:space="preserve">,</w:t>
-      </w:r>
-      <w:r>
-        <w:t xml:space="preserve"> </w:t>
-      </w:r>
-      <w:r>
-        <w:rPr>
-          <w:bCs/>
-          <w:b/>
-        </w:rPr>
-        <w:t xml:space="preserve">Testosterone Propionate</w:t>
-      </w:r>
-      <w:r>
-        <w:t xml:space="preserve"> </w:t>
-      </w:r>
-      <w:r>
-        <w:t xml:space="preserve">— topical/pellet testosterone is modelled as the bare</w:t>
-      </w:r>
-      <w:r>
-        <w:t xml:space="preserve"> </w:t>
-      </w:r>
-      <w:r>
-        <w:t xml:space="preserve">“</w:t>
-      </w:r>
-      <w:r>
-        <w:t xml:space="preserve">Testosterone</w:t>
-      </w:r>
-      <w:r>
-        <w:t xml:space="preserve">”</w:t>
-      </w:r>
-      <w:r>
-        <w:t xml:space="preserve">, while the injectable esters are separate top-level ingredients). Select</w:t>
-      </w:r>
-      <w:r>
-        <w:t xml:space="preserve"> </w:t>
-      </w:r>
-      <w:r>
-        <w:rPr>
-          <w:bCs/>
-          <w:b/>
-        </w:rPr>
-        <w:t xml:space="preserve">Testosterone Cypionate</w:t>
-      </w:r>
-      <w:r>
-        <w:t xml:space="preserve"> </w:t>
-      </w:r>
-      <w:r>
-        <w:t xml:space="preserve">→</w:t>
-      </w:r>
-      <w:r>
-        <w:t xml:space="preserve"> </w:t>
-      </w:r>
-      <w:r>
-        <w:rPr>
-          <w:bCs/>
-          <w:b/>
-        </w:rPr>
-        <w:t xml:space="preserve">Point out DEA Schedule 3 warning banner</w:t>
-      </w:r>
-    </w:p>
-    <w:p>
-      <w:pPr>
-        <w:numPr>
-          <w:ilvl w:val="0"/>
-          <w:numId w:val="1029"/>
-        </w:numPr>
-      </w:pPr>
-      <w:r>
-        <w:t xml:space="preserve">Cascade: salt form</w:t>
-      </w:r>
-      <w:r>
-        <w:t xml:space="preserve"> </w:t>
-      </w:r>
-      <w:r>
-        <w:rPr>
-          <w:bCs/>
-          <w:b/>
-        </w:rPr>
-        <w:t xml:space="preserve">Cypionate</w:t>
-      </w:r>
-      <w:r>
-        <w:t xml:space="preserve"> </w:t>
-      </w:r>
-      <w:r>
-        <w:t xml:space="preserve">(auto-skips as the only option) → dosage form</w:t>
-      </w:r>
-      <w:r>
-        <w:t xml:space="preserve"> </w:t>
-      </w:r>
-      <w:r>
-        <w:rPr>
-          <w:bCs/>
-          <w:b/>
-        </w:rPr>
-        <w:t xml:space="preserve">Injectable Solution</w:t>
-      </w:r>
-      <w:r>
-        <w:t xml:space="preserve"> </w:t>
-      </w:r>
-      <w:r>
-        <w:t xml:space="preserve">→ route</w:t>
-      </w:r>
-      <w:r>
-        <w:t xml:space="preserve"> </w:t>
-      </w:r>
-      <w:r>
-        <w:rPr>
-          <w:bCs/>
-          <w:b/>
-        </w:rPr>
-        <w:t xml:space="preserve">Intramuscular</w:t>
-      </w:r>
-      <w:r>
-        <w:t xml:space="preserve"> </w:t>
-      </w:r>
-      <w:r>
-        <w:t xml:space="preserve">→ formulation</w:t>
-      </w:r>
-      <w:r>
-        <w:t xml:space="preserve"> </w:t>
-      </w:r>
-      <w:r>
-        <w:rPr>
-          <w:bCs/>
-          <w:b/>
-        </w:rPr>
-        <w:t xml:space="preserve">“</w:t>
-      </w:r>
-      <w:r>
-        <w:rPr>
-          <w:bCs/>
-          <w:b/>
-        </w:rPr>
-        <w:t xml:space="preserve">Testosterone Cypionate Injectable 200 mg/mL</w:t>
-      </w:r>
-      <w:r>
-        <w:rPr>
-          <w:bCs/>
-          <w:b/>
-        </w:rPr>
-        <w:t xml:space="preserve">”</w:t>
-      </w:r>
-      <w:r>
-        <w:t xml:space="preserve"> </w:t>
-      </w:r>
-      <w:r>
-        <w:t xml:space="preserve">→ set dose + frequency</w:t>
-      </w:r>
-    </w:p>
-    <w:p>
-      <w:pPr>
-        <w:numPr>
-          <w:ilvl w:val="0"/>
-          <w:numId w:val="1029"/>
-        </w:numPr>
-      </w:pPr>
-      <w:r>
-        <w:t xml:space="preserve">Select Strive Pharmacy, set retail price. The Testosterone Cypionate 200 mg/mL wholesale is</w:t>
-      </w:r>
-      <w:r>
-        <w:t xml:space="preserve"> </w:t>
-      </w:r>
-      <w:r>
-        <w:rPr>
-          <w:bCs/>
-          <w:b/>
-        </w:rPr>
-        <w:t xml:space="preserve">$48</w:t>
-      </w:r>
-      <w:r>
-        <w:t xml:space="preserve">, and the same</w:t>
-      </w:r>
-      <w:r>
-        <w:t xml:space="preserve"> </w:t>
-      </w:r>
-      <w:r>
-        <w:rPr>
-          <w:bCs/>
-          <w:b/>
-        </w:rPr>
-        <w:t xml:space="preserve">2x multiplier</w:t>
-      </w:r>
-      <w:r>
-        <w:t xml:space="preserve"> </w:t>
-      </w:r>
-      <w:r>
-        <w:t xml:space="preserve">the demo uses puts its retail at</w:t>
-      </w:r>
-      <w:r>
-        <w:t xml:space="preserve"> </w:t>
-      </w:r>
-      <w:r>
-        <w:rPr>
-          <w:bCs/>
-          <w:b/>
-        </w:rPr>
-        <w:t xml:space="preserve">$96.00</w:t>
-      </w:r>
-      <w:r>
-        <w:t xml:space="preserve">. Click</w:t>
-      </w:r>
-      <w:r>
-        <w:t xml:space="preserve"> </w:t>
-      </w:r>
-      <w:r>
-        <w:rPr>
-          <w:bCs/>
-          <w:b/>
-        </w:rPr>
-        <w:t xml:space="preserve">“</w:t>
-      </w:r>
-      <w:r>
-        <w:rPr>
-          <w:bCs/>
-          <w:b/>
-        </w:rPr>
-        <w:t xml:space="preserve">Review &amp; Send (2)</w:t>
-      </w:r>
-      <w:r>
-        <w:rPr>
-          <w:bCs/>
-          <w:b/>
-        </w:rPr>
-        <w:t xml:space="preserve">”</w:t>
-      </w:r>
-    </w:p>
-    <w:bookmarkEnd w:id="35"/>
-    <w:bookmarkStart w:id="36" w:name="Xaca1764a3bd2632ace4b2a541efb2ce97884cdd"/>
-    <w:p>
-      <w:pPr>
-        <w:pStyle w:val="Heading3"/>
-      </w:pPr>
-      <w:r>
-        <w:t xml:space="preserve">3F — Batch Review, Interaction Alerts &amp; EPCS 2FA (New in Phase 19)</w:t>
       </w:r>
     </w:p>
     <w:p>
@@ -7129,6 +7575,383 @@
           <w:ilvl w:val="0"/>
           <w:numId w:val="1030"/>
         </w:numPr>
+      </w:pPr>
+      <w:r>
+        <w:t xml:space="preserve">Click</w:t>
+      </w:r>
+      <w:r>
+        <w:t xml:space="preserve"> </w:t>
+      </w:r>
+      <w:r>
+        <w:rPr>
+          <w:bCs/>
+          <w:b/>
+        </w:rPr>
+        <w:t xml:space="preserve">“</w:t>
+      </w:r>
+      <w:r>
+        <w:rPr>
+          <w:bCs/>
+          <w:b/>
+        </w:rPr>
+        <w:t xml:space="preserve">Add &amp; Search Another</w:t>
+      </w:r>
+      <w:r>
+        <w:rPr>
+          <w:bCs/>
+          <w:b/>
+        </w:rPr>
+        <w:t xml:space="preserve">”</w:t>
+      </w:r>
+    </w:p>
+    <w:p>
+      <w:pPr>
+        <w:numPr>
+          <w:ilvl w:val="0"/>
+          <w:numId w:val="1030"/>
+        </w:numPr>
+      </w:pPr>
+      <w:r>
+        <w:rPr>
+          <w:bCs/>
+          <w:b/>
+        </w:rPr>
+        <w:t xml:space="preserve">Point out</w:t>
+      </w:r>
+      <w:r>
+        <w:t xml:space="preserve"> </w:t>
+      </w:r>
+      <w:r>
+        <w:t xml:space="preserve">— back on configure page, session banner shows</w:t>
+      </w:r>
+      <w:r>
+        <w:t xml:space="preserve"> </w:t>
+      </w:r>
+      <w:r>
+        <w:rPr>
+          <w:bCs/>
+          <w:b/>
+        </w:rPr>
+        <w:t xml:space="preserve">“</w:t>
+      </w:r>
+      <w:r>
+        <w:rPr>
+          <w:bCs/>
+          <w:b/>
+        </w:rPr>
+        <w:t xml:space="preserve">1 prescription in this session</w:t>
+      </w:r>
+      <w:r>
+        <w:rPr>
+          <w:bCs/>
+          <w:b/>
+        </w:rPr>
+        <w:t xml:space="preserve">”</w:t>
+      </w:r>
+    </w:p>
+    <w:p>
+      <w:pPr>
+        <w:numPr>
+          <w:ilvl w:val="0"/>
+          <w:numId w:val="1030"/>
+        </w:numPr>
+      </w:pPr>
+      <w:r>
+        <w:t xml:space="preserve">Search for</w:t>
+      </w:r>
+      <w:r>
+        <w:t xml:space="preserve"> </w:t>
+      </w:r>
+      <w:r>
+        <w:rPr>
+          <w:bCs/>
+          <w:b/>
+        </w:rPr>
+        <w:t xml:space="preserve">“</w:t>
+      </w:r>
+      <w:r>
+        <w:rPr>
+          <w:bCs/>
+          <w:b/>
+        </w:rPr>
+        <w:t xml:space="preserve">Testosterone</w:t>
+      </w:r>
+      <w:r>
+        <w:rPr>
+          <w:bCs/>
+          <w:b/>
+        </w:rPr>
+        <w:t xml:space="preserve">”</w:t>
+      </w:r>
+      <w:r>
+        <w:t xml:space="preserve"> </w:t>
+      </w:r>
+      <w:r>
+        <w:t xml:space="preserve">→ three results now appear (</w:t>
+      </w:r>
+      <w:r>
+        <w:rPr>
+          <w:bCs/>
+          <w:b/>
+        </w:rPr>
+        <w:t xml:space="preserve">Testosterone</w:t>
+      </w:r>
+      <w:r>
+        <w:t xml:space="preserve">,</w:t>
+      </w:r>
+      <w:r>
+        <w:t xml:space="preserve"> </w:t>
+      </w:r>
+      <w:r>
+        <w:rPr>
+          <w:bCs/>
+          <w:b/>
+        </w:rPr>
+        <w:t xml:space="preserve">Testosterone Cypionate</w:t>
+      </w:r>
+      <w:r>
+        <w:t xml:space="preserve">,</w:t>
+      </w:r>
+      <w:r>
+        <w:t xml:space="preserve"> </w:t>
+      </w:r>
+      <w:r>
+        <w:rPr>
+          <w:bCs/>
+          <w:b/>
+        </w:rPr>
+        <w:t xml:space="preserve">Testosterone Propionate</w:t>
+      </w:r>
+      <w:r>
+        <w:t xml:space="preserve"> </w:t>
+      </w:r>
+      <w:r>
+        <w:t xml:space="preserve">— topical/pellet testosterone is modelled as the bare</w:t>
+      </w:r>
+      <w:r>
+        <w:t xml:space="preserve"> </w:t>
+      </w:r>
+      <w:r>
+        <w:t xml:space="preserve">“</w:t>
+      </w:r>
+      <w:r>
+        <w:t xml:space="preserve">Testosterone</w:t>
+      </w:r>
+      <w:r>
+        <w:t xml:space="preserve">”</w:t>
+      </w:r>
+      <w:r>
+        <w:t xml:space="preserve">, while the injectable esters are separate top-level ingredients). Select</w:t>
+      </w:r>
+      <w:r>
+        <w:t xml:space="preserve"> </w:t>
+      </w:r>
+      <w:r>
+        <w:rPr>
+          <w:bCs/>
+          <w:b/>
+        </w:rPr>
+        <w:t xml:space="preserve">Testosterone Cypionate</w:t>
+      </w:r>
+      <w:r>
+        <w:t xml:space="preserve"> </w:t>
+      </w:r>
+      <w:r>
+        <w:t xml:space="preserve">→</w:t>
+      </w:r>
+      <w:r>
+        <w:t xml:space="preserve"> </w:t>
+      </w:r>
+      <w:r>
+        <w:rPr>
+          <w:bCs/>
+          <w:b/>
+        </w:rPr>
+        <w:t xml:space="preserve">Point out DEA Schedule 3 warning banner</w:t>
+      </w:r>
+    </w:p>
+    <w:p>
+      <w:pPr>
+        <w:numPr>
+          <w:ilvl w:val="0"/>
+          <w:numId w:val="1030"/>
+        </w:numPr>
+      </w:pPr>
+      <w:r>
+        <w:t xml:space="preserve">Cascade: salt form</w:t>
+      </w:r>
+      <w:r>
+        <w:t xml:space="preserve"> </w:t>
+      </w:r>
+      <w:r>
+        <w:rPr>
+          <w:bCs/>
+          <w:b/>
+        </w:rPr>
+        <w:t xml:space="preserve">Cypionate</w:t>
+      </w:r>
+      <w:r>
+        <w:t xml:space="preserve"> </w:t>
+      </w:r>
+      <w:r>
+        <w:t xml:space="preserve">(auto-skips as the only option) → dosage form</w:t>
+      </w:r>
+      <w:r>
+        <w:t xml:space="preserve"> </w:t>
+      </w:r>
+      <w:r>
+        <w:rPr>
+          <w:bCs/>
+          <w:b/>
+        </w:rPr>
+        <w:t xml:space="preserve">Injectable Solution</w:t>
+      </w:r>
+      <w:r>
+        <w:t xml:space="preserve"> </w:t>
+      </w:r>
+      <w:r>
+        <w:t xml:space="preserve">→ route</w:t>
+      </w:r>
+      <w:r>
+        <w:t xml:space="preserve"> </w:t>
+      </w:r>
+      <w:r>
+        <w:rPr>
+          <w:bCs/>
+          <w:b/>
+        </w:rPr>
+        <w:t xml:space="preserve">Intramuscular</w:t>
+      </w:r>
+      <w:r>
+        <w:t xml:space="preserve"> </w:t>
+      </w:r>
+      <w:r>
+        <w:t xml:space="preserve">→ formulation</w:t>
+      </w:r>
+      <w:r>
+        <w:t xml:space="preserve"> </w:t>
+      </w:r>
+      <w:r>
+        <w:rPr>
+          <w:bCs/>
+          <w:b/>
+        </w:rPr>
+        <w:t xml:space="preserve">“</w:t>
+      </w:r>
+      <w:r>
+        <w:rPr>
+          <w:bCs/>
+          <w:b/>
+        </w:rPr>
+        <w:t xml:space="preserve">Testosterone Cypionate Injectable 200 mg/mL</w:t>
+      </w:r>
+      <w:r>
+        <w:rPr>
+          <w:bCs/>
+          <w:b/>
+        </w:rPr>
+        <w:t xml:space="preserve">”</w:t>
+      </w:r>
+      <w:r>
+        <w:t xml:space="preserve"> </w:t>
+      </w:r>
+      <w:r>
+        <w:t xml:space="preserve">→ set dose + frequency</w:t>
+      </w:r>
+    </w:p>
+    <w:p>
+      <w:pPr>
+        <w:numPr>
+          <w:ilvl w:val="0"/>
+          <w:numId w:val="1030"/>
+        </w:numPr>
+      </w:pPr>
+      <w:r>
+        <w:t xml:space="preserve">Select Strive Pharmacy, set retail price. The Testosterone Cypionate 200 mg/mL wholesale is</w:t>
+      </w:r>
+      <w:r>
+        <w:t xml:space="preserve"> </w:t>
+      </w:r>
+      <w:r>
+        <w:rPr>
+          <w:bCs/>
+          <w:b/>
+        </w:rPr>
+        <w:t xml:space="preserve">$48</w:t>
+      </w:r>
+      <w:r>
+        <w:t xml:space="preserve">, and the same</w:t>
+      </w:r>
+      <w:r>
+        <w:t xml:space="preserve"> </w:t>
+      </w:r>
+      <w:r>
+        <w:rPr>
+          <w:bCs/>
+          <w:b/>
+        </w:rPr>
+        <w:t xml:space="preserve">2x multiplier</w:t>
+      </w:r>
+      <w:r>
+        <w:t xml:space="preserve"> </w:t>
+      </w:r>
+      <w:r>
+        <w:t xml:space="preserve">the demo uses puts its retail at</w:t>
+      </w:r>
+      <w:r>
+        <w:t xml:space="preserve"> </w:t>
+      </w:r>
+      <w:r>
+        <w:rPr>
+          <w:bCs/>
+          <w:b/>
+        </w:rPr>
+        <w:t xml:space="preserve">$96.00</w:t>
+      </w:r>
+      <w:r>
+        <w:t xml:space="preserve">. Click</w:t>
+      </w:r>
+      <w:r>
+        <w:t xml:space="preserve"> </w:t>
+      </w:r>
+      <w:r>
+        <w:rPr>
+          <w:bCs/>
+          <w:b/>
+        </w:rPr>
+        <w:t xml:space="preserve">“</w:t>
+      </w:r>
+      <w:r>
+        <w:rPr>
+          <w:bCs/>
+          <w:b/>
+        </w:rPr>
+        <w:t xml:space="preserve">Review &amp; Send (2)</w:t>
+      </w:r>
+      <w:r>
+        <w:rPr>
+          <w:bCs/>
+          <w:b/>
+        </w:rPr>
+        <w:t xml:space="preserve">”</w:t>
+      </w:r>
+    </w:p>
+    <w:bookmarkEnd w:id="41"/>
+    <w:bookmarkStart w:id="42" w:name="Xaca1764a3bd2632ace4b2a541efb2ce97884cdd"/>
+    <w:p>
+      <w:pPr>
+        <w:pStyle w:val="Heading3"/>
+      </w:pPr>
+      <w:r>
+        <w:t xml:space="preserve">3F — Batch Review, Interaction Alerts &amp; EPCS 2FA (New in Phase 19)</w:t>
+      </w:r>
+    </w:p>
+    <w:p>
+      <w:pPr>
+        <w:numPr>
+          <w:ilvl w:val="0"/>
+          <w:numId w:val="1031"/>
+        </w:numPr>
         <w:pStyle w:val="Compact"/>
       </w:pPr>
       <w:r>
@@ -7143,7 +7966,7 @@
       <w:pPr>
         <w:numPr>
           <w:ilvl w:val="1"/>
-          <w:numId w:val="1031"/>
+          <w:numId w:val="1032"/>
         </w:numPr>
         <w:pStyle w:val="Compact"/>
       </w:pPr>
@@ -7165,7 +7988,7 @@
       <w:pPr>
         <w:numPr>
           <w:ilvl w:val="1"/>
-          <w:numId w:val="1031"/>
+          <w:numId w:val="1032"/>
         </w:numPr>
         <w:pStyle w:val="Compact"/>
       </w:pPr>
@@ -7187,7 +8010,7 @@
       <w:pPr>
         <w:numPr>
           <w:ilvl w:val="1"/>
-          <w:numId w:val="1031"/>
+          <w:numId w:val="1032"/>
         </w:numPr>
         <w:pStyle w:val="Compact"/>
       </w:pPr>
@@ -7199,7 +8022,7 @@
       <w:pPr>
         <w:numPr>
           <w:ilvl w:val="1"/>
-          <w:numId w:val="1031"/>
+          <w:numId w:val="1032"/>
         </w:numPr>
         <w:pStyle w:val="Compact"/>
       </w:pPr>
@@ -7211,7 +8034,7 @@
       <w:pPr>
         <w:numPr>
           <w:ilvl w:val="1"/>
-          <w:numId w:val="1031"/>
+          <w:numId w:val="1032"/>
         </w:numPr>
         <w:pStyle w:val="Compact"/>
       </w:pPr>
@@ -7223,7 +8046,7 @@
       <w:pPr>
         <w:numPr>
           <w:ilvl w:val="1"/>
-          <w:numId w:val="1031"/>
+          <w:numId w:val="1032"/>
         </w:numPr>
         <w:pStyle w:val="Compact"/>
       </w:pPr>
@@ -7247,7 +8070,7 @@
       <w:pPr>
         <w:numPr>
           <w:ilvl w:val="1"/>
-          <w:numId w:val="1031"/>
+          <w:numId w:val="1032"/>
         </w:numPr>
         <w:pStyle w:val="Compact"/>
       </w:pPr>
@@ -7271,7 +8094,7 @@
       <w:pPr>
         <w:numPr>
           <w:ilvl w:val="1"/>
-          <w:numId w:val="1031"/>
+          <w:numId w:val="1032"/>
         </w:numPr>
         <w:pStyle w:val="Compact"/>
       </w:pPr>
@@ -7288,88 +8111,6 @@
       </w:r>
       <w:r>
         <w:t xml:space="preserve">The system automatically detects drug interactions and surfaces them with clinical guidance — severity-coloured: red for critical, amber for warning, blue for informational. DEA-scheduled compounds trigger the red banner and force the EPCS 2FA step before signing.</w:t>
-      </w:r>
-      <w:r>
-        <w:t xml:space="preserve">”</w:t>
-      </w:r>
-    </w:p>
-    <w:p>
-      <w:pPr>
-        <w:numPr>
-          <w:ilvl w:val="0"/>
-          <w:numId w:val="1032"/>
-        </w:numPr>
-        <w:pStyle w:val="Compact"/>
-      </w:pPr>
-      <w:r>
-        <w:rPr>
-          <w:bCs/>
-          <w:b/>
-        </w:rPr>
-        <w:t xml:space="preserve">Point out</w:t>
-      </w:r>
-      <w:r>
-        <w:t xml:space="preserve"> </w:t>
-      </w:r>
-      <w:r>
-        <w:t xml:space="preserve">that the send button starts disabled with the hint</w:t>
-      </w:r>
-      <w:r>
-        <w:t xml:space="preserve"> </w:t>
-      </w:r>
-      <w:r>
-        <w:rPr>
-          <w:bCs/>
-          <w:b/>
-        </w:rPr>
-        <w:t xml:space="preserve">“</w:t>
-      </w:r>
-      <w:r>
-        <w:rPr>
-          <w:bCs/>
-          <w:b/>
-        </w:rPr>
-        <w:t xml:space="preserve">Sign in the signature box above to enable sending</w:t>
-      </w:r>
-      <w:r>
-        <w:rPr>
-          <w:bCs/>
-          <w:b/>
-        </w:rPr>
-        <w:t xml:space="preserve">”</w:t>
-      </w:r>
-      <w:r>
-        <w:t xml:space="preserve"> </w:t>
-      </w:r>
-      <w:r>
-        <w:t xml:space="preserve">underneath it — then</w:t>
-      </w:r>
-      <w:r>
-        <w:t xml:space="preserve"> </w:t>
-      </w:r>
-      <w:r>
-        <w:rPr>
-          <w:bCs/>
-          <w:b/>
-        </w:rPr>
-        <w:t xml:space="preserve">sign</w:t>
-      </w:r>
-      <w:r>
-        <w:t xml:space="preserve"> </w:t>
-      </w:r>
-      <w:r>
-        <w:t xml:space="preserve">on the signature pad and watch the hint clear and the button enable</w:t>
-      </w:r>
-    </w:p>
-    <w:p>
-      <w:pPr>
-        <w:pStyle w:val="BlockText"/>
-      </w:pPr>
-      <w:r>
-        <w:t xml:space="preserve">“</w:t>
-      </w:r>
-      <w:r>
-        <w:t xml:space="preserve">No silent failures here. Until the provider actually draws a signature, the send button is disabled and says exactly why. The moment the signature lands, it lights up.</w:t>
       </w:r>
       <w:r>
         <w:t xml:space="preserve">”</w:t>
@@ -7384,6 +8125,88 @@
         <w:pStyle w:val="Compact"/>
       </w:pPr>
       <w:r>
+        <w:rPr>
+          <w:bCs/>
+          <w:b/>
+        </w:rPr>
+        <w:t xml:space="preserve">Point out</w:t>
+      </w:r>
+      <w:r>
+        <w:t xml:space="preserve"> </w:t>
+      </w:r>
+      <w:r>
+        <w:t xml:space="preserve">that the send button starts disabled with the hint</w:t>
+      </w:r>
+      <w:r>
+        <w:t xml:space="preserve"> </w:t>
+      </w:r>
+      <w:r>
+        <w:rPr>
+          <w:bCs/>
+          <w:b/>
+        </w:rPr>
+        <w:t xml:space="preserve">“</w:t>
+      </w:r>
+      <w:r>
+        <w:rPr>
+          <w:bCs/>
+          <w:b/>
+        </w:rPr>
+        <w:t xml:space="preserve">Sign in the signature box above to enable sending</w:t>
+      </w:r>
+      <w:r>
+        <w:rPr>
+          <w:bCs/>
+          <w:b/>
+        </w:rPr>
+        <w:t xml:space="preserve">”</w:t>
+      </w:r>
+      <w:r>
+        <w:t xml:space="preserve"> </w:t>
+      </w:r>
+      <w:r>
+        <w:t xml:space="preserve">underneath it — then</w:t>
+      </w:r>
+      <w:r>
+        <w:t xml:space="preserve"> </w:t>
+      </w:r>
+      <w:r>
+        <w:rPr>
+          <w:bCs/>
+          <w:b/>
+        </w:rPr>
+        <w:t xml:space="preserve">sign</w:t>
+      </w:r>
+      <w:r>
+        <w:t xml:space="preserve"> </w:t>
+      </w:r>
+      <w:r>
+        <w:t xml:space="preserve">on the signature pad and watch the hint clear and the button enable</w:t>
+      </w:r>
+    </w:p>
+    <w:p>
+      <w:pPr>
+        <w:pStyle w:val="BlockText"/>
+      </w:pPr>
+      <w:r>
+        <w:t xml:space="preserve">“</w:t>
+      </w:r>
+      <w:r>
+        <w:t xml:space="preserve">No silent failures here. Until the provider actually draws a signature, the send button is disabled and says exactly why. The moment the signature lands, it lights up.</w:t>
+      </w:r>
+      <w:r>
+        <w:t xml:space="preserve">”</w:t>
+      </w:r>
+    </w:p>
+    <w:p>
+      <w:pPr>
+        <w:numPr>
+          <w:ilvl w:val="0"/>
+          <w:numId w:val="1034"/>
+        </w:numPr>
+        <w:pStyle w:val="Compact"/>
+      </w:pPr>
+      <w:r>
         <w:t xml:space="preserve">Click</w:t>
       </w:r>
       <w:r>
@@ -7451,7 +8274,7 @@
       <w:pPr>
         <w:numPr>
           <w:ilvl w:val="0"/>
-          <w:numId w:val="1033"/>
+          <w:numId w:val="1034"/>
         </w:numPr>
         <w:pStyle w:val="Compact"/>
       </w:pPr>
@@ -7609,8 +8432,8 @@
         <w:t xml:space="preserve">”</w:t>
       </w:r>
     </w:p>
-    <w:bookmarkEnd w:id="36"/>
-    <w:bookmarkStart w:id="37" w:name="f-phase-c-combine-and-send-new"/>
+    <w:bookmarkEnd w:id="42"/>
+    <w:bookmarkStart w:id="43" w:name="f-phase-c-combine-and-send-new"/>
     <w:p>
       <w:pPr>
         <w:pStyle w:val="Heading3"/>
@@ -8175,8 +8998,8 @@
         <w:t xml:space="preserve">”</w:t>
       </w:r>
     </w:p>
-    <w:bookmarkEnd w:id="37"/>
-    <w:bookmarkStart w:id="38" w:name="f-provider-signature-queue-draft-flow"/>
+    <w:bookmarkEnd w:id="43"/>
+    <w:bookmarkStart w:id="44" w:name="f-provider-signature-queue-draft-flow"/>
     <w:p>
       <w:pPr>
         <w:pStyle w:val="Heading3"/>
@@ -8194,301 +9017,6 @@
       </w:r>
       <w:r>
         <w:t xml:space="preserve">Now let me show you the draft flow — where the MA saves a prescription for the provider to sign later.</w:t>
-      </w:r>
-      <w:r>
-        <w:t xml:space="preserve">”</w:t>
-      </w:r>
-    </w:p>
-    <w:p>
-      <w:pPr>
-        <w:numPr>
-          <w:ilvl w:val="0"/>
-          <w:numId w:val="1034"/>
-        </w:numPr>
-        <w:pStyle w:val="Compact"/>
-      </w:pPr>
-      <w:r>
-        <w:t xml:space="preserve">Click</w:t>
-      </w:r>
-      <w:r>
-        <w:t xml:space="preserve"> </w:t>
-      </w:r>
-      <w:r>
-        <w:rPr>
-          <w:bCs/>
-          <w:b/>
-        </w:rPr>
-        <w:t xml:space="preserve">“</w:t>
-      </w:r>
-      <w:r>
-        <w:rPr>
-          <w:bCs/>
-          <w:b/>
-        </w:rPr>
-        <w:t xml:space="preserve">+ New Prescription</w:t>
-      </w:r>
-      <w:r>
-        <w:rPr>
-          <w:bCs/>
-          <w:b/>
-        </w:rPr>
-        <w:t xml:space="preserve">”</w:t>
-      </w:r>
-      <w:r>
-        <w:t xml:space="preserve"> </w:t>
-      </w:r>
-      <w:r>
-        <w:t xml:space="preserve">again</w:t>
-      </w:r>
-    </w:p>
-    <w:p>
-      <w:pPr>
-        <w:numPr>
-          <w:ilvl w:val="0"/>
-          <w:numId w:val="1034"/>
-        </w:numPr>
-        <w:pStyle w:val="Compact"/>
-      </w:pPr>
-      <w:r>
-        <w:t xml:space="preserve">Select</w:t>
-      </w:r>
-      <w:r>
-        <w:t xml:space="preserve"> </w:t>
-      </w:r>
-      <w:r>
-        <w:rPr>
-          <w:bCs/>
-          <w:b/>
-        </w:rPr>
-        <w:t xml:space="preserve">Alex Demo</w:t>
-      </w:r>
-      <w:r>
-        <w:t xml:space="preserve"> </w:t>
-      </w:r>
-      <w:r>
-        <w:t xml:space="preserve">+ provider</w:t>
-      </w:r>
-      <w:r>
-        <w:t xml:space="preserve"> </w:t>
-      </w:r>
-      <w:r>
-        <w:rPr>
-          <w:bCs/>
-          <w:b/>
-        </w:rPr>
-        <w:t xml:space="preserve">Sarah Chen</w:t>
-      </w:r>
-      <w:r>
-        <w:t xml:space="preserve"> </w:t>
-      </w:r>
-      <w:r>
-        <w:t xml:space="preserve">→ Continue</w:t>
-      </w:r>
-    </w:p>
-    <w:p>
-      <w:pPr>
-        <w:numPr>
-          <w:ilvl w:val="0"/>
-          <w:numId w:val="1034"/>
-        </w:numPr>
-        <w:pStyle w:val="Compact"/>
-      </w:pPr>
-      <w:r>
-        <w:t xml:space="preserve">Search</w:t>
-      </w:r>
-      <w:r>
-        <w:t xml:space="preserve"> </w:t>
-      </w:r>
-      <w:r>
-        <w:rPr>
-          <w:bCs/>
-          <w:b/>
-        </w:rPr>
-        <w:t xml:space="preserve">“</w:t>
-      </w:r>
-      <w:r>
-        <w:rPr>
-          <w:bCs/>
-          <w:b/>
-        </w:rPr>
-        <w:t xml:space="preserve">Sema</w:t>
-      </w:r>
-      <w:r>
-        <w:rPr>
-          <w:bCs/>
-          <w:b/>
-        </w:rPr>
-        <w:t xml:space="preserve">”</w:t>
-      </w:r>
-      <w:r>
-        <w:t xml:space="preserve"> </w:t>
-      </w:r>
-      <w:r>
-        <w:t xml:space="preserve">→ select</w:t>
-      </w:r>
-      <w:r>
-        <w:t xml:space="preserve"> </w:t>
-      </w:r>
-      <w:r>
-        <w:rPr>
-          <w:bCs/>
-          <w:b/>
-        </w:rPr>
-        <w:t xml:space="preserve">Semaglutide</w:t>
-      </w:r>
-      <w:r>
-        <w:t xml:space="preserve"> </w:t>
-      </w:r>
-      <w:r>
-        <w:t xml:space="preserve">→ select</w:t>
-      </w:r>
-      <w:r>
-        <w:t xml:space="preserve"> </w:t>
-      </w:r>
-      <w:r>
-        <w:rPr>
-          <w:bCs/>
-          <w:b/>
-        </w:rPr>
-        <w:t xml:space="preserve">Strive Pharmacy</w:t>
-      </w:r>
-    </w:p>
-    <w:p>
-      <w:pPr>
-        <w:numPr>
-          <w:ilvl w:val="0"/>
-          <w:numId w:val="1034"/>
-        </w:numPr>
-        <w:pStyle w:val="Compact"/>
-      </w:pPr>
-      <w:r>
-        <w:t xml:space="preserve">Click</w:t>
-      </w:r>
-      <w:r>
-        <w:t xml:space="preserve"> </w:t>
-      </w:r>
-      <w:r>
-        <w:rPr>
-          <w:bCs/>
-          <w:b/>
-        </w:rPr>
-        <w:t xml:space="preserve">2x multiplier</w:t>
-      </w:r>
-      <w:r>
-        <w:t xml:space="preserve">, enter Sig:</w:t>
-      </w:r>
-      <w:r>
-        <w:t xml:space="preserve"> </w:t>
-      </w:r>
-      <w:r>
-        <w:rPr>
-          <w:bCs/>
-          <w:b/>
-        </w:rPr>
-        <w:t xml:space="preserve">“</w:t>
-      </w:r>
-      <w:r>
-        <w:rPr>
-          <w:bCs/>
-          <w:b/>
-        </w:rPr>
-        <w:t xml:space="preserve">Draft flow demo</w:t>
-      </w:r>
-      <w:r>
-        <w:rPr>
-          <w:bCs/>
-          <w:b/>
-        </w:rPr>
-        <w:t xml:space="preserve">”</w:t>
-      </w:r>
-    </w:p>
-    <w:p>
-      <w:pPr>
-        <w:numPr>
-          <w:ilvl w:val="0"/>
-          <w:numId w:val="1034"/>
-        </w:numPr>
-        <w:pStyle w:val="Compact"/>
-      </w:pPr>
-      <w:r>
-        <w:t xml:space="preserve">Click</w:t>
-      </w:r>
-      <w:r>
-        <w:t xml:space="preserve"> </w:t>
-      </w:r>
-      <w:r>
-        <w:rPr>
-          <w:bCs/>
-          <w:b/>
-        </w:rPr>
-        <w:t xml:space="preserve">“</w:t>
-      </w:r>
-      <w:r>
-        <w:rPr>
-          <w:bCs/>
-          <w:b/>
-        </w:rPr>
-        <w:t xml:space="preserve">Save as Draft — Provider Signs Later</w:t>
-      </w:r>
-      <w:r>
-        <w:rPr>
-          <w:bCs/>
-          <w:b/>
-        </w:rPr>
-        <w:t xml:space="preserve">”</w:t>
-      </w:r>
-    </w:p>
-    <w:p>
-      <w:pPr>
-        <w:numPr>
-          <w:ilvl w:val="0"/>
-          <w:numId w:val="1034"/>
-        </w:numPr>
-        <w:pStyle w:val="Compact"/>
-      </w:pPr>
-      <w:r>
-        <w:t xml:space="preserve">Navigate back to the dashboard — the new order appears with</w:t>
-      </w:r>
-      <w:r>
-        <w:t xml:space="preserve"> </w:t>
-      </w:r>
-      <w:r>
-        <w:rPr>
-          <w:bCs/>
-          <w:b/>
-        </w:rPr>
-        <w:t xml:space="preserve">“</w:t>
-      </w:r>
-      <w:r>
-        <w:rPr>
-          <w:bCs/>
-          <w:b/>
-        </w:rPr>
-        <w:t xml:space="preserve">Draft</w:t>
-      </w:r>
-      <w:r>
-        <w:rPr>
-          <w:bCs/>
-          <w:b/>
-        </w:rPr>
-        <w:t xml:space="preserve">”</w:t>
-      </w:r>
-      <w:r>
-        <w:t xml:space="preserve"> </w:t>
-      </w:r>
-      <w:r>
-        <w:t xml:space="preserve">status</w:t>
-      </w:r>
-    </w:p>
-    <w:p>
-      <w:pPr>
-        <w:pStyle w:val="BlockText"/>
-      </w:pPr>
-      <w:r>
-        <w:t xml:space="preserve">“</w:t>
-      </w:r>
-      <w:r>
-        <w:t xml:space="preserve">The MA saved this without the provider being present. No signature yet.</w:t>
       </w:r>
       <w:r>
         <w:t xml:space="preserve">”</w:t>
@@ -8503,17 +9031,37 @@
         <w:pStyle w:val="Compact"/>
       </w:pPr>
       <w:r>
-        <w:rPr>
-          <w:bCs/>
-          <w:b/>
-        </w:rPr>
-        <w:t xml:space="preserve">Sign out</w:t>
-      </w:r>
-      <w:r>
-        <w:t xml:space="preserve"> </w:t>
-      </w:r>
-      <w:r>
-        <w:t xml:space="preserve">of clinic admin</w:t>
+        <w:t xml:space="preserve">Click</w:t>
+      </w:r>
+      <w:r>
+        <w:t xml:space="preserve"> </w:t>
+      </w:r>
+      <w:r>
+        <w:rPr>
+          <w:bCs/>
+          <w:b/>
+        </w:rPr>
+        <w:t xml:space="preserve">“</w:t>
+      </w:r>
+      <w:r>
+        <w:rPr>
+          <w:bCs/>
+          <w:b/>
+        </w:rPr>
+        <w:t xml:space="preserve">+ New Prescription</w:t>
+      </w:r>
+      <w:r>
+        <w:rPr>
+          <w:bCs/>
+          <w:b/>
+        </w:rPr>
+        <w:t xml:space="preserve">”</w:t>
+      </w:r>
+      <w:r>
+        <w:t xml:space="preserve"> </w:t>
+      </w:r>
+      <w:r>
+        <w:t xml:space="preserve">again</w:t>
       </w:r>
     </w:p>
     <w:p>
@@ -8525,35 +9073,39 @@
         <w:pStyle w:val="Compact"/>
       </w:pPr>
       <w:r>
-        <w:rPr>
-          <w:bCs/>
-          <w:b/>
-        </w:rPr>
-        <w:t xml:space="preserve">Log in as provider:</w:t>
-      </w:r>
-      <w:r>
-        <w:t xml:space="preserve"> </w:t>
-      </w:r>
-      <w:r>
-        <w:rPr>
-          <w:rStyle w:val="VerbatimChar"/>
-        </w:rPr>
-        <w:t xml:space="preserve">dr.chen@sunrise-clinic.com</w:t>
-      </w:r>
-      <w:r>
-        <w:t xml:space="preserve"> </w:t>
-      </w:r>
-      <w:r>
-        <w:t xml:space="preserve">/</w:t>
-      </w:r>
-      <w:r>
-        <w:t xml:space="preserve"> </w:t>
-      </w:r>
-      <w:r>
-        <w:rPr>
-          <w:rStyle w:val="VerbatimChar"/>
-        </w:rPr>
-        <w:t xml:space="preserve">POCProvider2026!</w:t>
+        <w:t xml:space="preserve">Select</w:t>
+      </w:r>
+      <w:r>
+        <w:t xml:space="preserve"> </w:t>
+      </w:r>
+      <w:r>
+        <w:rPr>
+          <w:bCs/>
+          <w:b/>
+        </w:rPr>
+        <w:t xml:space="preserve">Alex Demo</w:t>
+      </w:r>
+      <w:r>
+        <w:t xml:space="preserve"> </w:t>
+      </w:r>
+      <w:r>
+        <w:t xml:space="preserve">+ provider</w:t>
+      </w:r>
+      <w:r>
+        <w:t xml:space="preserve"> </w:t>
+      </w:r>
+      <w:r>
+        <w:rPr>
+          <w:bCs/>
+          <w:b/>
+        </w:rPr>
+        <w:t xml:space="preserve">Sarah Chen</w:t>
+      </w:r>
+      <w:r>
+        <w:t xml:space="preserve"> </w:t>
+      </w:r>
+      <w:r>
+        <w:t xml:space="preserve">→ Continue</w:t>
       </w:r>
     </w:p>
     <w:p>
@@ -8565,7 +9117,7 @@
         <w:pStyle w:val="Compact"/>
       </w:pPr>
       <w:r>
-        <w:t xml:space="preserve">Click the</w:t>
+        <w:t xml:space="preserve">Search</w:t>
       </w:r>
       <w:r>
         <w:t xml:space="preserve"> </w:t>
@@ -8582,7 +9134,7 @@
           <w:bCs/>
           <w:b/>
         </w:rPr>
-        <w:t xml:space="preserve">Drafts</w:t>
+        <w:t xml:space="preserve">Sema</w:t>
       </w:r>
       <w:r>
         <w:rPr>
@@ -8595,7 +9147,160 @@
         <w:t xml:space="preserve"> </w:t>
       </w:r>
       <w:r>
-        <w:t xml:space="preserve">tab on the dashboard</w:t>
+        <w:t xml:space="preserve">→ select</w:t>
+      </w:r>
+      <w:r>
+        <w:t xml:space="preserve"> </w:t>
+      </w:r>
+      <w:r>
+        <w:rPr>
+          <w:bCs/>
+          <w:b/>
+        </w:rPr>
+        <w:t xml:space="preserve">Semaglutide</w:t>
+      </w:r>
+      <w:r>
+        <w:t xml:space="preserve"> </w:t>
+      </w:r>
+      <w:r>
+        <w:t xml:space="preserve">→ select</w:t>
+      </w:r>
+      <w:r>
+        <w:t xml:space="preserve"> </w:t>
+      </w:r>
+      <w:r>
+        <w:rPr>
+          <w:bCs/>
+          <w:b/>
+        </w:rPr>
+        <w:t xml:space="preserve">Strive Pharmacy</w:t>
+      </w:r>
+    </w:p>
+    <w:p>
+      <w:pPr>
+        <w:numPr>
+          <w:ilvl w:val="0"/>
+          <w:numId w:val="1035"/>
+        </w:numPr>
+        <w:pStyle w:val="Compact"/>
+      </w:pPr>
+      <w:r>
+        <w:t xml:space="preserve">Click</w:t>
+      </w:r>
+      <w:r>
+        <w:t xml:space="preserve"> </w:t>
+      </w:r>
+      <w:r>
+        <w:rPr>
+          <w:bCs/>
+          <w:b/>
+        </w:rPr>
+        <w:t xml:space="preserve">2x multiplier</w:t>
+      </w:r>
+      <w:r>
+        <w:t xml:space="preserve">, enter Sig:</w:t>
+      </w:r>
+      <w:r>
+        <w:t xml:space="preserve"> </w:t>
+      </w:r>
+      <w:r>
+        <w:rPr>
+          <w:bCs/>
+          <w:b/>
+        </w:rPr>
+        <w:t xml:space="preserve">“</w:t>
+      </w:r>
+      <w:r>
+        <w:rPr>
+          <w:bCs/>
+          <w:b/>
+        </w:rPr>
+        <w:t xml:space="preserve">Draft flow demo</w:t>
+      </w:r>
+      <w:r>
+        <w:rPr>
+          <w:bCs/>
+          <w:b/>
+        </w:rPr>
+        <w:t xml:space="preserve">”</w:t>
+      </w:r>
+    </w:p>
+    <w:p>
+      <w:pPr>
+        <w:numPr>
+          <w:ilvl w:val="0"/>
+          <w:numId w:val="1035"/>
+        </w:numPr>
+        <w:pStyle w:val="Compact"/>
+      </w:pPr>
+      <w:r>
+        <w:t xml:space="preserve">Click</w:t>
+      </w:r>
+      <w:r>
+        <w:t xml:space="preserve"> </w:t>
+      </w:r>
+      <w:r>
+        <w:rPr>
+          <w:bCs/>
+          <w:b/>
+        </w:rPr>
+        <w:t xml:space="preserve">“</w:t>
+      </w:r>
+      <w:r>
+        <w:rPr>
+          <w:bCs/>
+          <w:b/>
+        </w:rPr>
+        <w:t xml:space="preserve">Save as Draft — Provider Signs Later</w:t>
+      </w:r>
+      <w:r>
+        <w:rPr>
+          <w:bCs/>
+          <w:b/>
+        </w:rPr>
+        <w:t xml:space="preserve">”</w:t>
+      </w:r>
+    </w:p>
+    <w:p>
+      <w:pPr>
+        <w:numPr>
+          <w:ilvl w:val="0"/>
+          <w:numId w:val="1035"/>
+        </w:numPr>
+        <w:pStyle w:val="Compact"/>
+      </w:pPr>
+      <w:r>
+        <w:t xml:space="preserve">Navigate back to the dashboard — the new order appears with</w:t>
+      </w:r>
+      <w:r>
+        <w:t xml:space="preserve"> </w:t>
+      </w:r>
+      <w:r>
+        <w:rPr>
+          <w:bCs/>
+          <w:b/>
+        </w:rPr>
+        <w:t xml:space="preserve">“</w:t>
+      </w:r>
+      <w:r>
+        <w:rPr>
+          <w:bCs/>
+          <w:b/>
+        </w:rPr>
+        <w:t xml:space="preserve">Draft</w:t>
+      </w:r>
+      <w:r>
+        <w:rPr>
+          <w:bCs/>
+          <w:b/>
+        </w:rPr>
+        <w:t xml:space="preserve">”</w:t>
+      </w:r>
+      <w:r>
+        <w:t xml:space="preserve"> </w:t>
+      </w:r>
+      <w:r>
+        <w:t xml:space="preserve">status</w:t>
       </w:r>
     </w:p>
     <w:p>
@@ -8606,109 +9311,7 @@
         <w:t xml:space="preserve">“</w:t>
       </w:r>
       <w:r>
-        <w:t xml:space="preserve">The Drafts tab lives on the shared dashboard and is visible to both clinic_admin and provider roles — anyone in the clinic can see what’s pending signature, not just providers. The provider just happens to be the one who can act on it.</w:t>
-      </w:r>
-      <w:r>
-        <w:t xml:space="preserve">”</w:t>
-      </w:r>
-      <w:r>
-        <w:t xml:space="preserve"> </w:t>
-      </w:r>
-      <w:r>
-        <w:t xml:space="preserve">47. Click on the draft order —</w:t>
-      </w:r>
-      <w:r>
-        <w:t xml:space="preserve"> </w:t>
-      </w:r>
-      <w:r>
-        <w:rPr>
-          <w:bCs/>
-          <w:b/>
-        </w:rPr>
-        <w:t xml:space="preserve">point out the amber</w:t>
-      </w:r>
-      <w:r>
-        <w:rPr>
-          <w:bCs/>
-          <w:b/>
-        </w:rPr>
-        <w:t xml:space="preserve"> </w:t>
-      </w:r>
-      <w:r>
-        <w:rPr>
-          <w:bCs/>
-          <w:b/>
-        </w:rPr>
-        <w:t xml:space="preserve">“</w:t>
-      </w:r>
-      <w:r>
-        <w:rPr>
-          <w:bCs/>
-          <w:b/>
-        </w:rPr>
-        <w:t xml:space="preserve">Awaiting Provider Signature</w:t>
-      </w:r>
-      <w:r>
-        <w:rPr>
-          <w:bCs/>
-          <w:b/>
-        </w:rPr>
-        <w:t xml:space="preserve">”</w:t>
-      </w:r>
-      <w:r>
-        <w:rPr>
-          <w:bCs/>
-          <w:b/>
-        </w:rPr>
-        <w:t xml:space="preserve"> </w:t>
-      </w:r>
-      <w:r>
-        <w:rPr>
-          <w:bCs/>
-          <w:b/>
-        </w:rPr>
-        <w:t xml:space="preserve">banner</w:t>
-      </w:r>
-      <w:r>
-        <w:t xml:space="preserve"> </w:t>
-      </w:r>
-      <w:r>
-        <w:t xml:space="preserve">48. Click</w:t>
-      </w:r>
-      <w:r>
-        <w:t xml:space="preserve"> </w:t>
-      </w:r>
-      <w:r>
-        <w:rPr>
-          <w:bCs/>
-          <w:b/>
-        </w:rPr>
-        <w:t xml:space="preserve">“</w:t>
-      </w:r>
-      <w:r>
-        <w:rPr>
-          <w:bCs/>
-          <w:b/>
-        </w:rPr>
-        <w:t xml:space="preserve">Review &amp; Sign This Prescription</w:t>
-      </w:r>
-      <w:r>
-        <w:rPr>
-          <w:bCs/>
-          <w:b/>
-        </w:rPr>
-        <w:t xml:space="preserve">”</w:t>
-      </w:r>
-    </w:p>
-    <w:p>
-      <w:pPr>
-        <w:pStyle w:val="BlockText"/>
-      </w:pPr>
-      <w:r>
-        <w:t xml:space="preserve">“</w:t>
-      </w:r>
-      <w:r>
-        <w:t xml:space="preserve">The provider sees a dedicated sign page with all the details the MA entered — medication, pharmacy, pricing, directions. They just review and sign.</w:t>
+        <w:t xml:space="preserve">The MA saved this without the provider being present. No signature yet.</w:t>
       </w:r>
       <w:r>
         <w:t xml:space="preserve">”</w:t>
@@ -8727,13 +9330,13 @@
           <w:bCs/>
           <w:b/>
         </w:rPr>
-        <w:t xml:space="preserve">Point out</w:t>
-      </w:r>
-      <w:r>
-        <w:t xml:space="preserve"> </w:t>
-      </w:r>
-      <w:r>
-        <w:t xml:space="preserve">the sign page: patient info, provider info, prescription details, financial summary, signature pad</w:t>
+        <w:t xml:space="preserve">Sign out</w:t>
+      </w:r>
+      <w:r>
+        <w:t xml:space="preserve"> </w:t>
+      </w:r>
+      <w:r>
+        <w:t xml:space="preserve">of clinic admin</w:t>
       </w:r>
     </w:p>
     <w:p>
@@ -8749,43 +9352,31 @@
           <w:bCs/>
           <w:b/>
         </w:rPr>
-        <w:t xml:space="preserve">Sign</w:t>
-      </w:r>
-      <w:r>
-        <w:t xml:space="preserve"> </w:t>
-      </w:r>
-      <w:r>
-        <w:t xml:space="preserve">on the pad → Click</w:t>
-      </w:r>
-      <w:r>
-        <w:t xml:space="preserve"> </w:t>
-      </w:r>
-      <w:r>
-        <w:rPr>
-          <w:bCs/>
-          <w:b/>
-        </w:rPr>
-        <w:t xml:space="preserve">“</w:t>
-      </w:r>
-      <w:r>
-        <w:rPr>
-          <w:bCs/>
-          <w:b/>
-        </w:rPr>
-        <w:t xml:space="preserve">Sign &amp; Send Payment Link</w:t>
-      </w:r>
-      <w:r>
-        <w:rPr>
-          <w:bCs/>
-          <w:b/>
-        </w:rPr>
-        <w:t xml:space="preserve">”</w:t>
-      </w:r>
-      <w:r>
-        <w:t xml:space="preserve"> </w:t>
-      </w:r>
-      <w:r>
-        <w:t xml:space="preserve">→ Confirm</w:t>
+        <w:t xml:space="preserve">Log in as provider:</w:t>
+      </w:r>
+      <w:r>
+        <w:t xml:space="preserve"> </w:t>
+      </w:r>
+      <w:r>
+        <w:rPr>
+          <w:rStyle w:val="VerbatimChar"/>
+        </w:rPr>
+        <w:t xml:space="preserve">dr.chen@sunrise-clinic.com</w:t>
+      </w:r>
+      <w:r>
+        <w:t xml:space="preserve"> </w:t>
+      </w:r>
+      <w:r>
+        <w:t xml:space="preserve">/</w:t>
+      </w:r>
+      <w:r>
+        <w:t xml:space="preserve"> </w:t>
+      </w:r>
+      <w:r>
+        <w:rPr>
+          <w:rStyle w:val="VerbatimChar"/>
+        </w:rPr>
+        <w:t xml:space="preserve">POCProvider2026!</w:t>
       </w:r>
     </w:p>
     <w:p>
@@ -8797,7 +9388,7 @@
         <w:pStyle w:val="Compact"/>
       </w:pPr>
       <w:r>
-        <w:t xml:space="preserve">Verify redirect to dashboard — order now shows</w:t>
+        <w:t xml:space="preserve">Click the</w:t>
       </w:r>
       <w:r>
         <w:t xml:space="preserve"> </w:t>
@@ -8814,7 +9405,7 @@
           <w:bCs/>
           <w:b/>
         </w:rPr>
-        <w:t xml:space="preserve">Awaiting Payment</w:t>
+        <w:t xml:space="preserve">Drafts</w:t>
       </w:r>
       <w:r>
         <w:rPr>
@@ -8823,6 +9414,12 @@
         </w:rPr>
         <w:t xml:space="preserve">”</w:t>
       </w:r>
+      <w:r>
+        <w:t xml:space="preserve"> </w:t>
+      </w:r>
+      <w:r>
+        <w:t xml:space="preserve">tab on the dashboard</w:t>
+      </w:r>
     </w:p>
     <w:p>
       <w:pPr>
@@ -8832,7 +9429,109 @@
         <w:t xml:space="preserve">“</w:t>
       </w:r>
       <w:r>
-        <w:t xml:space="preserve">The MA prepared it, the provider signed it later. Different sessions, different logins, same result. This is how a real clinic works.</w:t>
+        <w:t xml:space="preserve">The Drafts tab lives on the shared dashboard and is visible to both clinic_admin and provider roles — anyone in the clinic can see what’s pending signature, not just providers. The provider just happens to be the one who can act on it.</w:t>
+      </w:r>
+      <w:r>
+        <w:t xml:space="preserve">”</w:t>
+      </w:r>
+      <w:r>
+        <w:t xml:space="preserve"> </w:t>
+      </w:r>
+      <w:r>
+        <w:t xml:space="preserve">47. Click on the draft order —</w:t>
+      </w:r>
+      <w:r>
+        <w:t xml:space="preserve"> </w:t>
+      </w:r>
+      <w:r>
+        <w:rPr>
+          <w:bCs/>
+          <w:b/>
+        </w:rPr>
+        <w:t xml:space="preserve">point out the amber</w:t>
+      </w:r>
+      <w:r>
+        <w:rPr>
+          <w:bCs/>
+          <w:b/>
+        </w:rPr>
+        <w:t xml:space="preserve"> </w:t>
+      </w:r>
+      <w:r>
+        <w:rPr>
+          <w:bCs/>
+          <w:b/>
+        </w:rPr>
+        <w:t xml:space="preserve">“</w:t>
+      </w:r>
+      <w:r>
+        <w:rPr>
+          <w:bCs/>
+          <w:b/>
+        </w:rPr>
+        <w:t xml:space="preserve">Awaiting Provider Signature</w:t>
+      </w:r>
+      <w:r>
+        <w:rPr>
+          <w:bCs/>
+          <w:b/>
+        </w:rPr>
+        <w:t xml:space="preserve">”</w:t>
+      </w:r>
+      <w:r>
+        <w:rPr>
+          <w:bCs/>
+          <w:b/>
+        </w:rPr>
+        <w:t xml:space="preserve"> </w:t>
+      </w:r>
+      <w:r>
+        <w:rPr>
+          <w:bCs/>
+          <w:b/>
+        </w:rPr>
+        <w:t xml:space="preserve">banner</w:t>
+      </w:r>
+      <w:r>
+        <w:t xml:space="preserve"> </w:t>
+      </w:r>
+      <w:r>
+        <w:t xml:space="preserve">48. Click</w:t>
+      </w:r>
+      <w:r>
+        <w:t xml:space="preserve"> </w:t>
+      </w:r>
+      <w:r>
+        <w:rPr>
+          <w:bCs/>
+          <w:b/>
+        </w:rPr>
+        <w:t xml:space="preserve">“</w:t>
+      </w:r>
+      <w:r>
+        <w:rPr>
+          <w:bCs/>
+          <w:b/>
+        </w:rPr>
+        <w:t xml:space="preserve">Review &amp; Sign This Prescription</w:t>
+      </w:r>
+      <w:r>
+        <w:rPr>
+          <w:bCs/>
+          <w:b/>
+        </w:rPr>
+        <w:t xml:space="preserve">”</w:t>
+      </w:r>
+    </w:p>
+    <w:p>
+      <w:pPr>
+        <w:pStyle w:val="BlockText"/>
+      </w:pPr>
+      <w:r>
+        <w:t xml:space="preserve">“</w:t>
+      </w:r>
+      <w:r>
+        <w:t xml:space="preserve">The provider sees a dedicated sign page with all the details the MA entered — medication, pharmacy, pricing, directions. They just review and sign.</w:t>
       </w:r>
       <w:r>
         <w:t xml:space="preserve">”</w:t>
@@ -8851,17 +9550,115 @@
           <w:bCs/>
           <w:b/>
         </w:rPr>
-        <w:t xml:space="preserve">Sign out</w:t>
-      </w:r>
-    </w:p>
-    <w:bookmarkEnd w:id="38"/>
-    <w:bookmarkStart w:id="39" w:name="X9a7f5230d3f392d06785ba712826f6c1d80b850"/>
-    <w:p>
-      <w:pPr>
-        <w:pStyle w:val="Heading3"/>
-      </w:pPr>
-      <w:r>
-        <w:t xml:space="preserve">3G — Get the Checkout URL (in-app, no terminal)</w:t>
+        <w:t xml:space="preserve">Point out</w:t>
+      </w:r>
+      <w:r>
+        <w:t xml:space="preserve"> </w:t>
+      </w:r>
+      <w:r>
+        <w:t xml:space="preserve">the sign page: patient info, provider info, prescription details, financial summary, signature pad</w:t>
+      </w:r>
+    </w:p>
+    <w:p>
+      <w:pPr>
+        <w:numPr>
+          <w:ilvl w:val="0"/>
+          <w:numId w:val="1037"/>
+        </w:numPr>
+        <w:pStyle w:val="Compact"/>
+      </w:pPr>
+      <w:r>
+        <w:rPr>
+          <w:bCs/>
+          <w:b/>
+        </w:rPr>
+        <w:t xml:space="preserve">Sign</w:t>
+      </w:r>
+      <w:r>
+        <w:t xml:space="preserve"> </w:t>
+      </w:r>
+      <w:r>
+        <w:t xml:space="preserve">on the pad → Click</w:t>
+      </w:r>
+      <w:r>
+        <w:t xml:space="preserve"> </w:t>
+      </w:r>
+      <w:r>
+        <w:rPr>
+          <w:bCs/>
+          <w:b/>
+        </w:rPr>
+        <w:t xml:space="preserve">“</w:t>
+      </w:r>
+      <w:r>
+        <w:rPr>
+          <w:bCs/>
+          <w:b/>
+        </w:rPr>
+        <w:t xml:space="preserve">Sign &amp; Send Payment Link</w:t>
+      </w:r>
+      <w:r>
+        <w:rPr>
+          <w:bCs/>
+          <w:b/>
+        </w:rPr>
+        <w:t xml:space="preserve">”</w:t>
+      </w:r>
+      <w:r>
+        <w:t xml:space="preserve"> </w:t>
+      </w:r>
+      <w:r>
+        <w:t xml:space="preserve">→ Confirm</w:t>
+      </w:r>
+    </w:p>
+    <w:p>
+      <w:pPr>
+        <w:numPr>
+          <w:ilvl w:val="0"/>
+          <w:numId w:val="1037"/>
+        </w:numPr>
+        <w:pStyle w:val="Compact"/>
+      </w:pPr>
+      <w:r>
+        <w:t xml:space="preserve">Verify redirect to dashboard — order now shows</w:t>
+      </w:r>
+      <w:r>
+        <w:t xml:space="preserve"> </w:t>
+      </w:r>
+      <w:r>
+        <w:rPr>
+          <w:bCs/>
+          <w:b/>
+        </w:rPr>
+        <w:t xml:space="preserve">“</w:t>
+      </w:r>
+      <w:r>
+        <w:rPr>
+          <w:bCs/>
+          <w:b/>
+        </w:rPr>
+        <w:t xml:space="preserve">Awaiting Payment</w:t>
+      </w:r>
+      <w:r>
+        <w:rPr>
+          <w:bCs/>
+          <w:b/>
+        </w:rPr>
+        <w:t xml:space="preserve">”</w:t>
+      </w:r>
+    </w:p>
+    <w:p>
+      <w:pPr>
+        <w:pStyle w:val="BlockText"/>
+      </w:pPr>
+      <w:r>
+        <w:t xml:space="preserve">“</w:t>
+      </w:r>
+      <w:r>
+        <w:t xml:space="preserve">The MA prepared it, the provider signed it later. Different sessions, different logins, same result. This is how a real clinic works.</w:t>
+      </w:r>
+      <w:r>
+        <w:t xml:space="preserve">”</w:t>
       </w:r>
     </w:p>
     <w:p>
@@ -8877,6 +9674,32 @@
           <w:bCs/>
           <w:b/>
         </w:rPr>
+        <w:t xml:space="preserve">Sign out</w:t>
+      </w:r>
+    </w:p>
+    <w:bookmarkEnd w:id="44"/>
+    <w:bookmarkStart w:id="45" w:name="X9a7f5230d3f392d06785ba712826f6c1d80b850"/>
+    <w:p>
+      <w:pPr>
+        <w:pStyle w:val="Heading3"/>
+      </w:pPr>
+      <w:r>
+        <w:t xml:space="preserve">3G — Get the Checkout URL (in-app, no terminal)</w:t>
+      </w:r>
+    </w:p>
+    <w:p>
+      <w:pPr>
+        <w:numPr>
+          <w:ilvl w:val="0"/>
+          <w:numId w:val="1039"/>
+        </w:numPr>
+        <w:pStyle w:val="Compact"/>
+      </w:pPr>
+      <w:r>
+        <w:rPr>
+          <w:bCs/>
+          <w:b/>
+        </w:rPr>
         <w:t xml:space="preserve">Copy the patient checkout URL</w:t>
       </w:r>
       <w:r>
@@ -8890,7 +9713,7 @@
       <w:pPr>
         <w:numPr>
           <w:ilvl w:val="1"/>
-          <w:numId w:val="1039"/>
+          <w:numId w:val="1040"/>
         </w:numPr>
         <w:pStyle w:val="Compact"/>
       </w:pPr>
@@ -8932,7 +9755,7 @@
       <w:pPr>
         <w:numPr>
           <w:ilvl w:val="1"/>
-          <w:numId w:val="1039"/>
+          <w:numId w:val="1040"/>
         </w:numPr>
         <w:pStyle w:val="Compact"/>
       </w:pPr>
@@ -9007,9 +9830,9 @@
         </w:pict>
       </w:r>
     </w:p>
-    <w:bookmarkEnd w:id="39"/>
-    <w:bookmarkEnd w:id="40"/>
-    <w:bookmarkStart w:id="45" w:name="part-4-patient-checkout-57-minutes"/>
+    <w:bookmarkEnd w:id="45"/>
+    <w:bookmarkEnd w:id="46"/>
+    <w:bookmarkStart w:id="51" w:name="part-4-patient-checkout-57-minutes"/>
     <w:p>
       <w:pPr>
         <w:pStyle w:val="Heading2"/>
@@ -9018,7 +9841,7 @@
         <w:t xml:space="preserve">Part 4: Patient Checkout (5–7 minutes)</w:t>
       </w:r>
     </w:p>
-    <w:bookmarkStart w:id="41" w:name="a-checkout-page"/>
+    <w:bookmarkStart w:id="47" w:name="a-checkout-page"/>
     <w:p>
       <w:pPr>
         <w:pStyle w:val="Heading3"/>
@@ -9031,7 +9854,7 @@
       <w:pPr>
         <w:numPr>
           <w:ilvl w:val="0"/>
-          <w:numId w:val="1040"/>
+          <w:numId w:val="1041"/>
         </w:numPr>
         <w:pStyle w:val="Compact"/>
       </w:pPr>
@@ -9059,7 +9882,7 @@
       <w:pPr>
         <w:numPr>
           <w:ilvl w:val="0"/>
-          <w:numId w:val="1040"/>
+          <w:numId w:val="1041"/>
         </w:numPr>
         <w:pStyle w:val="Compact"/>
       </w:pPr>
@@ -9075,7 +9898,7 @@
       <w:pPr>
         <w:numPr>
           <w:ilvl w:val="1"/>
-          <w:numId w:val="1041"/>
+          <w:numId w:val="1042"/>
         </w:numPr>
         <w:pStyle w:val="Compact"/>
       </w:pPr>
@@ -9105,7 +9928,7 @@
       <w:pPr>
         <w:numPr>
           <w:ilvl w:val="1"/>
-          <w:numId w:val="1041"/>
+          <w:numId w:val="1042"/>
         </w:numPr>
         <w:pStyle w:val="Compact"/>
       </w:pPr>
@@ -9141,7 +9964,7 @@
       <w:pPr>
         <w:numPr>
           <w:ilvl w:val="1"/>
-          <w:numId w:val="1041"/>
+          <w:numId w:val="1042"/>
         </w:numPr>
         <w:pStyle w:val="Compact"/>
       </w:pPr>
@@ -9171,7 +9994,7 @@
       <w:pPr>
         <w:numPr>
           <w:ilvl w:val="1"/>
-          <w:numId w:val="1041"/>
+          <w:numId w:val="1042"/>
         </w:numPr>
         <w:pStyle w:val="Compact"/>
       </w:pPr>
@@ -9231,7 +10054,7 @@
       <w:pPr>
         <w:numPr>
           <w:ilvl w:val="1"/>
-          <w:numId w:val="1041"/>
+          <w:numId w:val="1042"/>
         </w:numPr>
         <w:pStyle w:val="Compact"/>
       </w:pPr>
@@ -9265,7 +10088,7 @@
       <w:pPr>
         <w:numPr>
           <w:ilvl w:val="1"/>
-          <w:numId w:val="1041"/>
+          <w:numId w:val="1042"/>
         </w:numPr>
         <w:pStyle w:val="Compact"/>
       </w:pPr>
@@ -9277,7 +10100,7 @@
       <w:pPr>
         <w:numPr>
           <w:ilvl w:val="1"/>
-          <w:numId w:val="1041"/>
+          <w:numId w:val="1042"/>
         </w:numPr>
         <w:pStyle w:val="Compact"/>
       </w:pPr>
@@ -9316,7 +10139,7 @@
       <w:pPr>
         <w:numPr>
           <w:ilvl w:val="1"/>
-          <w:numId w:val="1041"/>
+          <w:numId w:val="1042"/>
         </w:numPr>
         <w:pStyle w:val="Compact"/>
       </w:pPr>
@@ -9348,46 +10171,6 @@
       </w:r>
       <w:r>
         <w:t xml:space="preserve">”</w:t>
-      </w:r>
-    </w:p>
-    <w:p>
-      <w:pPr>
-        <w:numPr>
-          <w:ilvl w:val="0"/>
-          <w:numId w:val="1042"/>
-        </w:numPr>
-        <w:pStyle w:val="Compact"/>
-      </w:pPr>
-      <w:r>
-        <w:rPr>
-          <w:bCs/>
-          <w:b/>
-        </w:rPr>
-        <w:t xml:space="preserve">Point out the white-labeling:</w:t>
-      </w:r>
-    </w:p>
-    <w:p>
-      <w:pPr>
-        <w:pStyle w:val="BlockText"/>
-      </w:pPr>
-      <w:r>
-        <w:t xml:space="preserve">“</w:t>
-      </w:r>
-      <w:r>
-        <w:t xml:space="preserve">The patient sees their clinic’s name and branding. They don’t know CompoundIQ exists. This is a branded checkout experience for the clinic.</w:t>
-      </w:r>
-      <w:r>
-        <w:t xml:space="preserve">”</w:t>
-      </w:r>
-    </w:p>
-    <w:bookmarkEnd w:id="41"/>
-    <w:bookmarkStart w:id="42" w:name="b-complete-payment"/>
-    <w:p>
-      <w:pPr>
-        <w:pStyle w:val="Heading3"/>
-      </w:pPr>
-      <w:r>
-        <w:t xml:space="preserve">4B — Complete Payment</w:t>
       </w:r>
     </w:p>
     <w:p>
@@ -9399,230 +10182,35 @@
         <w:pStyle w:val="Compact"/>
       </w:pPr>
       <w:r>
-        <w:t xml:space="preserve">Enter email in the</w:t>
-      </w:r>
-      <w:r>
-        <w:t xml:space="preserve"> </w:t>
-      </w:r>
-      <w:r>
-        <w:rPr>
-          <w:bCs/>
-          <w:b/>
-        </w:rPr>
+        <w:rPr>
+          <w:bCs/>
+          <w:b/>
+        </w:rPr>
+        <w:t xml:space="preserve">Point out the white-labeling:</w:t>
+      </w:r>
+    </w:p>
+    <w:p>
+      <w:pPr>
+        <w:pStyle w:val="BlockText"/>
+      </w:pPr>
+      <w:r>
         <w:t xml:space="preserve">“</w:t>
       </w:r>
       <w:r>
-        <w:rPr>
-          <w:bCs/>
-          <w:b/>
-        </w:rPr>
-        <w:t xml:space="preserve">Email for receipt</w:t>
-      </w:r>
-      <w:r>
-        <w:rPr>
-          <w:bCs/>
-          <w:b/>
-        </w:rPr>
+        <w:t xml:space="preserve">The patient sees their clinic’s name and branding. They don’t know CompoundIQ exists. This is a branded checkout experience for the clinic.</w:t>
+      </w:r>
+      <w:r>
         <w:t xml:space="preserve">”</w:t>
       </w:r>
-      <w:r>
-        <w:t xml:space="preserve"> </w:t>
-      </w:r>
-      <w:r>
-        <w:t xml:space="preserve">field:</w:t>
-      </w:r>
-      <w:r>
-        <w:t xml:space="preserve"> </w:t>
-      </w:r>
-      <w:r>
-        <w:rPr>
-          <w:rStyle w:val="VerbatimChar"/>
-        </w:rPr>
-        <w:t xml:space="preserve">test@example.com</w:t>
-      </w:r>
-      <w:r>
-        <w:t xml:space="preserve"> </w:t>
-      </w:r>
-      <w:r>
-        <w:t xml:space="preserve">(Stripe will email the branded receipt here)</w:t>
-      </w:r>
-    </w:p>
-    <w:p>
-      <w:pPr>
-        <w:numPr>
-          <w:ilvl w:val="0"/>
-          <w:numId w:val="1043"/>
-        </w:numPr>
-        <w:pStyle w:val="Compact"/>
-      </w:pPr>
-      <w:r>
-        <w:t xml:space="preserve">Enter Stripe test card in the Stripe Elements form below:</w:t>
-      </w:r>
-      <w:r>
-        <w:t xml:space="preserve"> </w:t>
-      </w:r>
-      <w:r>
-        <w:rPr>
-          <w:rStyle w:val="VerbatimChar"/>
-        </w:rPr>
-        <w:t xml:space="preserve">4242 4242 4242 4242</w:t>
-      </w:r>
-      <w:r>
-        <w:t xml:space="preserve"> </w:t>
-      </w:r>
-      <w:r>
-        <w:t xml:space="preserve">| Exp:</w:t>
-      </w:r>
-      <w:r>
-        <w:t xml:space="preserve"> </w:t>
-      </w:r>
-      <w:r>
-        <w:rPr>
-          <w:rStyle w:val="VerbatimChar"/>
-        </w:rPr>
-        <w:t xml:space="preserve">12/28</w:t>
-      </w:r>
-      <w:r>
-        <w:t xml:space="preserve"> </w:t>
-      </w:r>
-      <w:r>
-        <w:t xml:space="preserve">| CVC:</w:t>
-      </w:r>
-      <w:r>
-        <w:t xml:space="preserve"> </w:t>
-      </w:r>
-      <w:r>
-        <w:rPr>
-          <w:rStyle w:val="VerbatimChar"/>
-        </w:rPr>
-        <w:t xml:space="preserve">123</w:t>
-      </w:r>
-      <w:r>
-        <w:t xml:space="preserve"> </w:t>
-      </w:r>
-      <w:r>
-        <w:t xml:space="preserve">| ZIP:</w:t>
-      </w:r>
-      <w:r>
-        <w:t xml:space="preserve"> </w:t>
-      </w:r>
-      <w:r>
-        <w:rPr>
-          <w:rStyle w:val="VerbatimChar"/>
-        </w:rPr>
-        <w:t xml:space="preserve">78701</w:t>
-      </w:r>
-    </w:p>
-    <w:p>
-      <w:pPr>
-        <w:numPr>
-          <w:ilvl w:val="0"/>
-          <w:numId w:val="1043"/>
-        </w:numPr>
-        <w:pStyle w:val="Compact"/>
-      </w:pPr>
-      <w:r>
-        <w:t xml:space="preserve">Click the</w:t>
-      </w:r>
-      <w:r>
-        <w:t xml:space="preserve"> </w:t>
-      </w:r>
-      <w:r>
-        <w:rPr>
-          <w:bCs/>
-          <w:b/>
-        </w:rPr>
-        <w:t xml:space="preserve">“</w:t>
-      </w:r>
-      <w:r>
-        <w:rPr>
-          <w:bCs/>
-          <w:b/>
-        </w:rPr>
-        <w:t xml:space="preserve">Pay</w:t>
-      </w:r>
-      <w:r>
-        <w:rPr>
-          <w:bCs/>
-          <w:b/>
-        </w:rPr>
-        <w:t xml:space="preserve">”</w:t>
-      </w:r>
-      <w:r>
-        <w:t xml:space="preserve"> </w:t>
-      </w:r>
-      <w:r>
-        <w:t xml:space="preserve">button — it shows the combined bundle total of</w:t>
-      </w:r>
-      <w:r>
-        <w:t xml:space="preserve"> </w:t>
-      </w:r>
-      <w:r>
-        <w:rPr>
-          <w:bCs/>
-          <w:b/>
-        </w:rPr>
-        <w:t xml:space="preserve">$286.00</w:t>
-      </w:r>
-      <w:r>
-        <w:t xml:space="preserve"> </w:t>
-      </w:r>
-      <w:r>
-        <w:t xml:space="preserve">for the 2 prescriptions (Semaglutide $190.00 + Testosterone Cypionate $96.00; the</w:t>
-      </w:r>
-      <w:r>
-        <w:t xml:space="preserve"> </w:t>
-      </w:r>
-      <w:r>
-        <w:rPr>
-          <w:bCs/>
-          <w:b/>
-        </w:rPr>
-        <w:t xml:space="preserve">$190.00</w:t>
-      </w:r>
-      <w:r>
-        <w:t xml:space="preserve"> </w:t>
-      </w:r>
-      <w:r>
-        <w:t xml:space="preserve">assumes the</w:t>
-      </w:r>
-      <w:r>
-        <w:t xml:space="preserve"> </w:t>
-      </w:r>
-      <w:r>
-        <w:rPr>
-          <w:bCs/>
-          <w:b/>
-        </w:rPr>
-        <w:t xml:space="preserve">2×</w:t>
-      </w:r>
-      <w:r>
-        <w:t xml:space="preserve"> </w:t>
-      </w:r>
-      <w:r>
-        <w:t xml:space="preserve">tap — it defaults to $133.00)</w:t>
-      </w:r>
-    </w:p>
-    <w:p>
-      <w:pPr>
-        <w:numPr>
-          <w:ilvl w:val="0"/>
-          <w:numId w:val="1043"/>
-        </w:numPr>
-        <w:pStyle w:val="Compact"/>
-      </w:pPr>
-      <w:r>
-        <w:t xml:space="preserve">Wait for the success page</w:t>
-      </w:r>
-    </w:p>
-    <w:bookmarkEnd w:id="42"/>
-    <w:bookmarkStart w:id="43" w:name="c-success-page"/>
+    </w:p>
+    <w:bookmarkEnd w:id="47"/>
+    <w:bookmarkStart w:id="48" w:name="b-complete-payment"/>
     <w:p>
       <w:pPr>
         <w:pStyle w:val="Heading3"/>
       </w:pPr>
       <w:r>
-        <w:t xml:space="preserve">4C — Success Page</w:t>
+        <w:t xml:space="preserve">4B — Complete Payment</w:t>
       </w:r>
     </w:p>
     <w:p>
@@ -9634,6 +10222,241 @@
         <w:pStyle w:val="Compact"/>
       </w:pPr>
       <w:r>
+        <w:t xml:space="preserve">Enter email in the</w:t>
+      </w:r>
+      <w:r>
+        <w:t xml:space="preserve"> </w:t>
+      </w:r>
+      <w:r>
+        <w:rPr>
+          <w:bCs/>
+          <w:b/>
+        </w:rPr>
+        <w:t xml:space="preserve">“</w:t>
+      </w:r>
+      <w:r>
+        <w:rPr>
+          <w:bCs/>
+          <w:b/>
+        </w:rPr>
+        <w:t xml:space="preserve">Email for receipt</w:t>
+      </w:r>
+      <w:r>
+        <w:rPr>
+          <w:bCs/>
+          <w:b/>
+        </w:rPr>
+        <w:t xml:space="preserve">”</w:t>
+      </w:r>
+      <w:r>
+        <w:t xml:space="preserve"> </w:t>
+      </w:r>
+      <w:r>
+        <w:t xml:space="preserve">field:</w:t>
+      </w:r>
+      <w:r>
+        <w:t xml:space="preserve"> </w:t>
+      </w:r>
+      <w:r>
+        <w:rPr>
+          <w:rStyle w:val="VerbatimChar"/>
+        </w:rPr>
+        <w:t xml:space="preserve">test@example.com</w:t>
+      </w:r>
+      <w:r>
+        <w:t xml:space="preserve"> </w:t>
+      </w:r>
+      <w:r>
+        <w:t xml:space="preserve">(Stripe will email the branded receipt here)</w:t>
+      </w:r>
+    </w:p>
+    <w:p>
+      <w:pPr>
+        <w:numPr>
+          <w:ilvl w:val="0"/>
+          <w:numId w:val="1044"/>
+        </w:numPr>
+        <w:pStyle w:val="Compact"/>
+      </w:pPr>
+      <w:r>
+        <w:t xml:space="preserve">Enter Stripe test card in the Stripe Elements form below:</w:t>
+      </w:r>
+      <w:r>
+        <w:t xml:space="preserve"> </w:t>
+      </w:r>
+      <w:r>
+        <w:rPr>
+          <w:rStyle w:val="VerbatimChar"/>
+        </w:rPr>
+        <w:t xml:space="preserve">4242 4242 4242 4242</w:t>
+      </w:r>
+      <w:r>
+        <w:t xml:space="preserve"> </w:t>
+      </w:r>
+      <w:r>
+        <w:t xml:space="preserve">| Exp:</w:t>
+      </w:r>
+      <w:r>
+        <w:t xml:space="preserve"> </w:t>
+      </w:r>
+      <w:r>
+        <w:rPr>
+          <w:rStyle w:val="VerbatimChar"/>
+        </w:rPr>
+        <w:t xml:space="preserve">12/28</w:t>
+      </w:r>
+      <w:r>
+        <w:t xml:space="preserve"> </w:t>
+      </w:r>
+      <w:r>
+        <w:t xml:space="preserve">| CVC:</w:t>
+      </w:r>
+      <w:r>
+        <w:t xml:space="preserve"> </w:t>
+      </w:r>
+      <w:r>
+        <w:rPr>
+          <w:rStyle w:val="VerbatimChar"/>
+        </w:rPr>
+        <w:t xml:space="preserve">123</w:t>
+      </w:r>
+      <w:r>
+        <w:t xml:space="preserve"> </w:t>
+      </w:r>
+      <w:r>
+        <w:t xml:space="preserve">| ZIP:</w:t>
+      </w:r>
+      <w:r>
+        <w:t xml:space="preserve"> </w:t>
+      </w:r>
+      <w:r>
+        <w:rPr>
+          <w:rStyle w:val="VerbatimChar"/>
+        </w:rPr>
+        <w:t xml:space="preserve">78701</w:t>
+      </w:r>
+    </w:p>
+    <w:p>
+      <w:pPr>
+        <w:numPr>
+          <w:ilvl w:val="0"/>
+          <w:numId w:val="1044"/>
+        </w:numPr>
+        <w:pStyle w:val="Compact"/>
+      </w:pPr>
+      <w:r>
+        <w:t xml:space="preserve">Click the</w:t>
+      </w:r>
+      <w:r>
+        <w:t xml:space="preserve"> </w:t>
+      </w:r>
+      <w:r>
+        <w:rPr>
+          <w:bCs/>
+          <w:b/>
+        </w:rPr>
+        <w:t xml:space="preserve">“</w:t>
+      </w:r>
+      <w:r>
+        <w:rPr>
+          <w:bCs/>
+          <w:b/>
+        </w:rPr>
+        <w:t xml:space="preserve">Pay</w:t>
+      </w:r>
+      <w:r>
+        <w:rPr>
+          <w:bCs/>
+          <w:b/>
+        </w:rPr>
+        <w:t xml:space="preserve">”</w:t>
+      </w:r>
+      <w:r>
+        <w:t xml:space="preserve"> </w:t>
+      </w:r>
+      <w:r>
+        <w:t xml:space="preserve">button — it shows the combined bundle total of</w:t>
+      </w:r>
+      <w:r>
+        <w:t xml:space="preserve"> </w:t>
+      </w:r>
+      <w:r>
+        <w:rPr>
+          <w:bCs/>
+          <w:b/>
+        </w:rPr>
+        <w:t xml:space="preserve">$286.00</w:t>
+      </w:r>
+      <w:r>
+        <w:t xml:space="preserve"> </w:t>
+      </w:r>
+      <w:r>
+        <w:t xml:space="preserve">for the 2 prescriptions (Semaglutide $190.00 + Testosterone Cypionate $96.00; the</w:t>
+      </w:r>
+      <w:r>
+        <w:t xml:space="preserve"> </w:t>
+      </w:r>
+      <w:r>
+        <w:rPr>
+          <w:bCs/>
+          <w:b/>
+        </w:rPr>
+        <w:t xml:space="preserve">$190.00</w:t>
+      </w:r>
+      <w:r>
+        <w:t xml:space="preserve"> </w:t>
+      </w:r>
+      <w:r>
+        <w:t xml:space="preserve">assumes the</w:t>
+      </w:r>
+      <w:r>
+        <w:t xml:space="preserve"> </w:t>
+      </w:r>
+      <w:r>
+        <w:rPr>
+          <w:bCs/>
+          <w:b/>
+        </w:rPr>
+        <w:t xml:space="preserve">2×</w:t>
+      </w:r>
+      <w:r>
+        <w:t xml:space="preserve"> </w:t>
+      </w:r>
+      <w:r>
+        <w:t xml:space="preserve">tap — it defaults to $133.00)</w:t>
+      </w:r>
+    </w:p>
+    <w:p>
+      <w:pPr>
+        <w:numPr>
+          <w:ilvl w:val="0"/>
+          <w:numId w:val="1044"/>
+        </w:numPr>
+        <w:pStyle w:val="Compact"/>
+      </w:pPr>
+      <w:r>
+        <w:t xml:space="preserve">Wait for the success page</w:t>
+      </w:r>
+    </w:p>
+    <w:bookmarkEnd w:id="48"/>
+    <w:bookmarkStart w:id="49" w:name="c-success-page"/>
+    <w:p>
+      <w:pPr>
+        <w:pStyle w:val="Heading3"/>
+      </w:pPr>
+      <w:r>
+        <w:t xml:space="preserve">4C — Success Page</w:t>
+      </w:r>
+    </w:p>
+    <w:p>
+      <w:pPr>
+        <w:numPr>
+          <w:ilvl w:val="0"/>
+          <w:numId w:val="1045"/>
+        </w:numPr>
+        <w:pStyle w:val="Compact"/>
+      </w:pPr>
+      <w:r>
         <w:rPr>
           <w:bCs/>
           <w:b/>
@@ -9645,7 +10468,7 @@
       <w:pPr>
         <w:numPr>
           <w:ilvl w:val="1"/>
-          <w:numId w:val="1045"/>
+          <w:numId w:val="1046"/>
         </w:numPr>
         <w:pStyle w:val="Compact"/>
       </w:pPr>
@@ -9657,7 +10480,7 @@
       <w:pPr>
         <w:numPr>
           <w:ilvl w:val="1"/>
-          <w:numId w:val="1045"/>
+          <w:numId w:val="1046"/>
         </w:numPr>
         <w:pStyle w:val="Compact"/>
       </w:pPr>
@@ -9681,7 +10504,7 @@
       <w:pPr>
         <w:numPr>
           <w:ilvl w:val="1"/>
-          <w:numId w:val="1045"/>
+          <w:numId w:val="1046"/>
         </w:numPr>
         <w:pStyle w:val="Compact"/>
       </w:pPr>
@@ -9703,7 +10526,7 @@
       <w:pPr>
         <w:numPr>
           <w:ilvl w:val="1"/>
-          <w:numId w:val="1045"/>
+          <w:numId w:val="1046"/>
         </w:numPr>
         <w:pStyle w:val="Compact"/>
       </w:pPr>
@@ -9730,7 +10553,7 @@
       <w:pPr>
         <w:numPr>
           <w:ilvl w:val="1"/>
-          <w:numId w:val="1045"/>
+          <w:numId w:val="1046"/>
         </w:numPr>
         <w:pStyle w:val="Compact"/>
       </w:pPr>
@@ -9754,7 +10577,7 @@
       <w:pPr>
         <w:numPr>
           <w:ilvl w:val="2"/>
-          <w:numId w:val="1046"/>
+          <w:numId w:val="1047"/>
         </w:numPr>
         <w:pStyle w:val="Compact"/>
       </w:pPr>
@@ -9766,7 +10589,7 @@
       <w:pPr>
         <w:numPr>
           <w:ilvl w:val="2"/>
-          <w:numId w:val="1046"/>
+          <w:numId w:val="1047"/>
         </w:numPr>
         <w:pStyle w:val="Compact"/>
       </w:pPr>
@@ -9778,7 +10601,7 @@
       <w:pPr>
         <w:numPr>
           <w:ilvl w:val="2"/>
-          <w:numId w:val="1046"/>
+          <w:numId w:val="1047"/>
         </w:numPr>
         <w:pStyle w:val="Compact"/>
       </w:pPr>
@@ -9834,52 +10657,6 @@
       </w:r>
       <w:r>
         <w:t xml:space="preserve">”</w:t>
-      </w:r>
-    </w:p>
-    <w:p>
-      <w:pPr>
-        <w:numPr>
-          <w:ilvl w:val="0"/>
-          <w:numId w:val="1047"/>
-        </w:numPr>
-        <w:pStyle w:val="Compact"/>
-      </w:pPr>
-      <w:r>
-        <w:rPr>
-          <w:bCs/>
-          <w:b/>
-        </w:rPr>
-        <w:t xml:space="preserve">Point out:</w:t>
-      </w:r>
-      <w:r>
-        <w:t xml:space="preserve"> </w:t>
-      </w:r>
-      <w:r>
-        <w:t xml:space="preserve">No medication name on the success page either</w:t>
-      </w:r>
-    </w:p>
-    <w:p>
-      <w:pPr>
-        <w:pStyle w:val="BlockText"/>
-      </w:pPr>
-      <w:r>
-        <w:t xml:space="preserve">“</w:t>
-      </w:r>
-      <w:r>
-        <w:t xml:space="preserve">Still zero PHI. The patient knows their payment went through and roughly when to expect their medication. That’s all they need.</w:t>
-      </w:r>
-      <w:r>
-        <w:t xml:space="preserve">”</w:t>
-      </w:r>
-    </w:p>
-    <w:bookmarkEnd w:id="43"/>
-    <w:bookmarkStart w:id="44" w:name="d-expired-link-page-optional"/>
-    <w:p>
-      <w:pPr>
-        <w:pStyle w:val="Heading3"/>
-      </w:pPr>
-      <w:r>
-        <w:t xml:space="preserve">4D — Expired Link Page (Optional)</w:t>
       </w:r>
     </w:p>
     <w:p>
@@ -9891,6 +10668,52 @@
         <w:pStyle w:val="Compact"/>
       </w:pPr>
       <w:r>
+        <w:rPr>
+          <w:bCs/>
+          <w:b/>
+        </w:rPr>
+        <w:t xml:space="preserve">Point out:</w:t>
+      </w:r>
+      <w:r>
+        <w:t xml:space="preserve"> </w:t>
+      </w:r>
+      <w:r>
+        <w:t xml:space="preserve">No medication name on the success page either</w:t>
+      </w:r>
+    </w:p>
+    <w:p>
+      <w:pPr>
+        <w:pStyle w:val="BlockText"/>
+      </w:pPr>
+      <w:r>
+        <w:t xml:space="preserve">“</w:t>
+      </w:r>
+      <w:r>
+        <w:t xml:space="preserve">Still zero PHI. The patient knows their payment went through and roughly when to expect their medication. That’s all they need.</w:t>
+      </w:r>
+      <w:r>
+        <w:t xml:space="preserve">”</w:t>
+      </w:r>
+    </w:p>
+    <w:bookmarkEnd w:id="49"/>
+    <w:bookmarkStart w:id="50" w:name="d-expired-link-page-optional"/>
+    <w:p>
+      <w:pPr>
+        <w:pStyle w:val="Heading3"/>
+      </w:pPr>
+      <w:r>
+        <w:t xml:space="preserve">4D — Expired Link Page (Optional)</w:t>
+      </w:r>
+    </w:p>
+    <w:p>
+      <w:pPr>
+        <w:numPr>
+          <w:ilvl w:val="0"/>
+          <w:numId w:val="1049"/>
+        </w:numPr>
+        <w:pStyle w:val="Compact"/>
+      </w:pPr>
+      <w:r>
         <w:t xml:space="preserve">Navigate to</w:t>
       </w:r>
       <w:r>
@@ -9907,7 +10730,7 @@
       <w:pPr>
         <w:numPr>
           <w:ilvl w:val="0"/>
-          <w:numId w:val="1048"/>
+          <w:numId w:val="1049"/>
         </w:numPr>
         <w:pStyle w:val="Compact"/>
       </w:pPr>
@@ -9923,7 +10746,7 @@
       <w:pPr>
         <w:numPr>
           <w:ilvl w:val="1"/>
-          <w:numId w:val="1049"/>
+          <w:numId w:val="1050"/>
         </w:numPr>
         <w:pStyle w:val="Compact"/>
       </w:pPr>
@@ -9935,7 +10758,7 @@
       <w:pPr>
         <w:numPr>
           <w:ilvl w:val="1"/>
-          <w:numId w:val="1049"/>
+          <w:numId w:val="1050"/>
         </w:numPr>
         <w:pStyle w:val="Compact"/>
       </w:pPr>
@@ -9953,7 +10776,7 @@
       <w:pPr>
         <w:numPr>
           <w:ilvl w:val="1"/>
-          <w:numId w:val="1049"/>
+          <w:numId w:val="1050"/>
         </w:numPr>
         <w:pStyle w:val="Compact"/>
       </w:pPr>
@@ -9965,7 +10788,7 @@
       <w:pPr>
         <w:numPr>
           <w:ilvl w:val="1"/>
-          <w:numId w:val="1049"/>
+          <w:numId w:val="1050"/>
         </w:numPr>
         <w:pStyle w:val="Compact"/>
       </w:pPr>
@@ -9994,9 +10817,9 @@
         </w:pict>
       </w:r>
     </w:p>
-    <w:bookmarkEnd w:id="44"/>
-    <w:bookmarkEnd w:id="45"/>
-    <w:bookmarkStart w:id="51" w:name="part-5-ops-dashboard-710-minutes"/>
+    <w:bookmarkEnd w:id="50"/>
+    <w:bookmarkEnd w:id="51"/>
+    <w:bookmarkStart w:id="57" w:name="part-5-ops-dashboard-710-minutes"/>
     <w:p>
       <w:pPr>
         <w:pStyle w:val="Heading2"/>
@@ -10005,7 +10828,7 @@
         <w:t xml:space="preserve">Part 5: Ops Dashboard (7–10 minutes)</w:t>
       </w:r>
     </w:p>
-    <w:bookmarkStart w:id="46" w:name="a-pipeline-view"/>
+    <w:bookmarkStart w:id="52" w:name="a-pipeline-view"/>
     <w:p>
       <w:pPr>
         <w:pStyle w:val="Heading3"/>
@@ -10018,7 +10841,7 @@
       <w:pPr>
         <w:numPr>
           <w:ilvl w:val="0"/>
-          <w:numId w:val="1050"/>
+          <w:numId w:val="1051"/>
         </w:numPr>
         <w:pStyle w:val="Compact"/>
       </w:pPr>
@@ -10039,7 +10862,7 @@
       <w:pPr>
         <w:numPr>
           <w:ilvl w:val="0"/>
-          <w:numId w:val="1050"/>
+          <w:numId w:val="1051"/>
         </w:numPr>
         <w:pStyle w:val="Compact"/>
       </w:pPr>
@@ -10088,7 +10911,7 @@
       <w:pPr>
         <w:numPr>
           <w:ilvl w:val="0"/>
-          <w:numId w:val="1050"/>
+          <w:numId w:val="1051"/>
         </w:numPr>
         <w:pStyle w:val="Compact"/>
       </w:pPr>
@@ -10104,7 +10927,7 @@
       <w:pPr>
         <w:numPr>
           <w:ilvl w:val="1"/>
-          <w:numId w:val="1051"/>
+          <w:numId w:val="1052"/>
         </w:numPr>
         <w:pStyle w:val="Compact"/>
       </w:pPr>
@@ -10116,7 +10939,7 @@
       <w:pPr>
         <w:numPr>
           <w:ilvl w:val="1"/>
-          <w:numId w:val="1051"/>
+          <w:numId w:val="1052"/>
         </w:numPr>
         <w:pStyle w:val="Compact"/>
       </w:pPr>
@@ -10128,7 +10951,7 @@
       <w:pPr>
         <w:numPr>
           <w:ilvl w:val="1"/>
-          <w:numId w:val="1051"/>
+          <w:numId w:val="1052"/>
         </w:numPr>
         <w:pStyle w:val="Compact"/>
       </w:pPr>
@@ -10154,7 +10977,7 @@
       <w:pPr>
         <w:numPr>
           <w:ilvl w:val="0"/>
-          <w:numId w:val="1052"/>
+          <w:numId w:val="1053"/>
         </w:numPr>
         <w:pStyle w:val="Compact"/>
       </w:pPr>
@@ -10170,7 +10993,7 @@
       <w:pPr>
         <w:numPr>
           <w:ilvl w:val="1"/>
-          <w:numId w:val="1053"/>
+          <w:numId w:val="1054"/>
         </w:numPr>
         <w:pStyle w:val="Compact"/>
       </w:pPr>
@@ -10182,7 +11005,7 @@
       <w:pPr>
         <w:numPr>
           <w:ilvl w:val="1"/>
-          <w:numId w:val="1053"/>
+          <w:numId w:val="1054"/>
         </w:numPr>
         <w:pStyle w:val="Compact"/>
       </w:pPr>
@@ -10194,7 +11017,7 @@
       <w:pPr>
         <w:numPr>
           <w:ilvl w:val="1"/>
-          <w:numId w:val="1053"/>
+          <w:numId w:val="1054"/>
         </w:numPr>
         <w:pStyle w:val="Compact"/>
       </w:pPr>
@@ -10206,7 +11029,7 @@
       <w:pPr>
         <w:numPr>
           <w:ilvl w:val="1"/>
-          <w:numId w:val="1053"/>
+          <w:numId w:val="1054"/>
         </w:numPr>
         <w:pStyle w:val="Compact"/>
       </w:pPr>
@@ -10232,7 +11055,7 @@
       <w:pPr>
         <w:numPr>
           <w:ilvl w:val="0"/>
-          <w:numId w:val="1054"/>
+          <w:numId w:val="1055"/>
         </w:numPr>
         <w:pStyle w:val="Compact"/>
       </w:pPr>
@@ -10248,7 +11071,7 @@
       <w:pPr>
         <w:numPr>
           <w:ilvl w:val="1"/>
-          <w:numId w:val="1055"/>
+          <w:numId w:val="1056"/>
         </w:numPr>
         <w:pStyle w:val="Compact"/>
       </w:pPr>
@@ -10260,7 +11083,7 @@
       <w:pPr>
         <w:numPr>
           <w:ilvl w:val="1"/>
-          <w:numId w:val="1055"/>
+          <w:numId w:val="1056"/>
         </w:numPr>
         <w:pStyle w:val="Compact"/>
       </w:pPr>
@@ -10298,74 +11121,6 @@
       </w:r>
       <w:r>
         <w:t xml:space="preserve">”</w:t>
-      </w:r>
-    </w:p>
-    <w:p>
-      <w:pPr>
-        <w:numPr>
-          <w:ilvl w:val="0"/>
-          <w:numId w:val="1056"/>
-        </w:numPr>
-        <w:pStyle w:val="Compact"/>
-      </w:pPr>
-      <w:r>
-        <w:rPr>
-          <w:bCs/>
-          <w:b/>
-        </w:rPr>
-        <w:t xml:space="preserve">Click an order</w:t>
-      </w:r>
-      <w:r>
-        <w:t xml:space="preserve"> </w:t>
-      </w:r>
-      <w:r>
-        <w:t xml:space="preserve">to open the detail drawer</w:t>
-      </w:r>
-    </w:p>
-    <w:p>
-      <w:pPr>
-        <w:numPr>
-          <w:ilvl w:val="0"/>
-          <w:numId w:val="1056"/>
-        </w:numPr>
-        <w:pStyle w:val="Compact"/>
-      </w:pPr>
-      <w:r>
-        <w:rPr>
-          <w:bCs/>
-          <w:b/>
-        </w:rPr>
-        <w:t xml:space="preserve">Point out the tabs:</w:t>
-      </w:r>
-      <w:r>
-        <w:t xml:space="preserve"> </w:t>
-      </w:r>
-      <w:r>
-        <w:t xml:space="preserve">Detail, History, Submissions, SLA</w:t>
-      </w:r>
-    </w:p>
-    <w:p>
-      <w:pPr>
-        <w:pStyle w:val="BlockText"/>
-      </w:pPr>
-      <w:r>
-        <w:t xml:space="preserve">“</w:t>
-      </w:r>
-      <w:r>
-        <w:t xml:space="preserve">Full drill-down into any order. The History tab shows every state transition with timestamps and who triggered it. The Submissions tab shows every adapter attempt. The SLA tab shows all deadline tracking.</w:t>
-      </w:r>
-      <w:r>
-        <w:t xml:space="preserve">”</w:t>
-      </w:r>
-    </w:p>
-    <w:bookmarkEnd w:id="46"/>
-    <w:bookmarkStart w:id="47" w:name="b-sla-heatmap"/>
-    <w:p>
-      <w:pPr>
-        <w:pStyle w:val="Heading3"/>
-      </w:pPr>
-      <w:r>
-        <w:t xml:space="preserve">5B — SLA Heatmap</w:t>
       </w:r>
     </w:p>
     <w:p>
@@ -10377,37 +11132,17 @@
         <w:pStyle w:val="Compact"/>
       </w:pPr>
       <w:r>
-        <w:t xml:space="preserve">Click</w:t>
-      </w:r>
-      <w:r>
-        <w:t xml:space="preserve"> </w:t>
-      </w:r>
-      <w:r>
-        <w:rPr>
-          <w:bCs/>
-          <w:b/>
-        </w:rPr>
-        <w:t xml:space="preserve">“</w:t>
-      </w:r>
-      <w:r>
-        <w:rPr>
-          <w:bCs/>
-          <w:b/>
-        </w:rPr>
-        <w:t xml:space="preserve">SLA</w:t>
-      </w:r>
-      <w:r>
-        <w:rPr>
-          <w:bCs/>
-          <w:b/>
-        </w:rPr>
-        <w:t xml:space="preserve">”</w:t>
-      </w:r>
-      <w:r>
-        <w:t xml:space="preserve"> </w:t>
-      </w:r>
-      <w:r>
-        <w:t xml:space="preserve">in the top nav</w:t>
+        <w:rPr>
+          <w:bCs/>
+          <w:b/>
+        </w:rPr>
+        <w:t xml:space="preserve">Click an order</w:t>
+      </w:r>
+      <w:r>
+        <w:t xml:space="preserve"> </w:t>
+      </w:r>
+      <w:r>
+        <w:t xml:space="preserve">to open the detail drawer</w:t>
       </w:r>
     </w:p>
     <w:p>
@@ -10423,6 +11158,94 @@
           <w:bCs/>
           <w:b/>
         </w:rPr>
+        <w:t xml:space="preserve">Point out the tabs:</w:t>
+      </w:r>
+      <w:r>
+        <w:t xml:space="preserve"> </w:t>
+      </w:r>
+      <w:r>
+        <w:t xml:space="preserve">Detail, History, Submissions, SLA</w:t>
+      </w:r>
+    </w:p>
+    <w:p>
+      <w:pPr>
+        <w:pStyle w:val="BlockText"/>
+      </w:pPr>
+      <w:r>
+        <w:t xml:space="preserve">“</w:t>
+      </w:r>
+      <w:r>
+        <w:t xml:space="preserve">Full drill-down into any order. The History tab shows every state transition with timestamps and who triggered it. The Submissions tab shows every adapter attempt. The SLA tab shows all deadline tracking.</w:t>
+      </w:r>
+      <w:r>
+        <w:t xml:space="preserve">”</w:t>
+      </w:r>
+    </w:p>
+    <w:bookmarkEnd w:id="52"/>
+    <w:bookmarkStart w:id="53" w:name="b-sla-heatmap"/>
+    <w:p>
+      <w:pPr>
+        <w:pStyle w:val="Heading3"/>
+      </w:pPr>
+      <w:r>
+        <w:t xml:space="preserve">5B — SLA Heatmap</w:t>
+      </w:r>
+    </w:p>
+    <w:p>
+      <w:pPr>
+        <w:numPr>
+          <w:ilvl w:val="0"/>
+          <w:numId w:val="1058"/>
+        </w:numPr>
+        <w:pStyle w:val="Compact"/>
+      </w:pPr>
+      <w:r>
+        <w:t xml:space="preserve">Click</w:t>
+      </w:r>
+      <w:r>
+        <w:t xml:space="preserve"> </w:t>
+      </w:r>
+      <w:r>
+        <w:rPr>
+          <w:bCs/>
+          <w:b/>
+        </w:rPr>
+        <w:t xml:space="preserve">“</w:t>
+      </w:r>
+      <w:r>
+        <w:rPr>
+          <w:bCs/>
+          <w:b/>
+        </w:rPr>
+        <w:t xml:space="preserve">SLA</w:t>
+      </w:r>
+      <w:r>
+        <w:rPr>
+          <w:bCs/>
+          <w:b/>
+        </w:rPr>
+        <w:t xml:space="preserve">”</w:t>
+      </w:r>
+      <w:r>
+        <w:t xml:space="preserve"> </w:t>
+      </w:r>
+      <w:r>
+        <w:t xml:space="preserve">in the top nav</w:t>
+      </w:r>
+    </w:p>
+    <w:p>
+      <w:pPr>
+        <w:numPr>
+          <w:ilvl w:val="0"/>
+          <w:numId w:val="1058"/>
+        </w:numPr>
+        <w:pStyle w:val="Compact"/>
+      </w:pPr>
+      <w:r>
+        <w:rPr>
+          <w:bCs/>
+          <w:b/>
+        </w:rPr>
         <w:t xml:space="preserve">Point out:</w:t>
       </w:r>
     </w:p>
@@ -10430,7 +11253,7 @@
       <w:pPr>
         <w:numPr>
           <w:ilvl w:val="1"/>
-          <w:numId w:val="1058"/>
+          <w:numId w:val="1059"/>
         </w:numPr>
         <w:pStyle w:val="Compact"/>
       </w:pPr>
@@ -10442,7 +11265,7 @@
       <w:pPr>
         <w:numPr>
           <w:ilvl w:val="1"/>
-          <w:numId w:val="1058"/>
+          <w:numId w:val="1059"/>
         </w:numPr>
         <w:pStyle w:val="Compact"/>
       </w:pPr>
@@ -10454,7 +11277,7 @@
       <w:pPr>
         <w:numPr>
           <w:ilvl w:val="1"/>
-          <w:numId w:val="1058"/>
+          <w:numId w:val="1059"/>
         </w:numPr>
         <w:pStyle w:val="Compact"/>
       </w:pPr>
@@ -10466,7 +11289,7 @@
       <w:pPr>
         <w:numPr>
           <w:ilvl w:val="1"/>
-          <w:numId w:val="1058"/>
+          <w:numId w:val="1059"/>
         </w:numPr>
         <w:pStyle w:val="Compact"/>
       </w:pPr>
@@ -10500,8 +11323,8 @@
         <w:t xml:space="preserve">”</w:t>
       </w:r>
     </w:p>
-    <w:bookmarkEnd w:id="47"/>
-    <w:bookmarkStart w:id="48" w:name="c-adapter-health-monitor"/>
+    <w:bookmarkEnd w:id="53"/>
+    <w:bookmarkStart w:id="54" w:name="c-adapter-health-monitor"/>
     <w:p>
       <w:pPr>
         <w:pStyle w:val="Heading3"/>
@@ -10514,7 +11337,7 @@
       <w:pPr>
         <w:numPr>
           <w:ilvl w:val="0"/>
-          <w:numId w:val="1059"/>
+          <w:numId w:val="1060"/>
         </w:numPr>
         <w:pStyle w:val="Compact"/>
       </w:pPr>
@@ -10556,7 +11379,7 @@
       <w:pPr>
         <w:numPr>
           <w:ilvl w:val="0"/>
-          <w:numId w:val="1059"/>
+          <w:numId w:val="1060"/>
         </w:numPr>
         <w:pStyle w:val="Compact"/>
       </w:pPr>
@@ -10578,7 +11401,7 @@
       <w:pPr>
         <w:numPr>
           <w:ilvl w:val="1"/>
-          <w:numId w:val="1060"/>
+          <w:numId w:val="1061"/>
         </w:numPr>
         <w:pStyle w:val="Compact"/>
       </w:pPr>
@@ -10590,7 +11413,7 @@
       <w:pPr>
         <w:numPr>
           <w:ilvl w:val="1"/>
-          <w:numId w:val="1060"/>
+          <w:numId w:val="1061"/>
         </w:numPr>
         <w:pStyle w:val="Compact"/>
       </w:pPr>
@@ -10650,7 +11473,7 @@
       <w:pPr>
         <w:numPr>
           <w:ilvl w:val="1"/>
-          <w:numId w:val="1060"/>
+          <w:numId w:val="1061"/>
         </w:numPr>
         <w:pStyle w:val="Compact"/>
       </w:pPr>
@@ -10662,7 +11485,7 @@
       <w:pPr>
         <w:numPr>
           <w:ilvl w:val="1"/>
-          <w:numId w:val="1060"/>
+          <w:numId w:val="1061"/>
         </w:numPr>
         <w:pStyle w:val="Compact"/>
       </w:pPr>
@@ -10674,7 +11497,7 @@
       <w:pPr>
         <w:numPr>
           <w:ilvl w:val="1"/>
-          <w:numId w:val="1060"/>
+          <w:numId w:val="1061"/>
         </w:numPr>
         <w:pStyle w:val="Compact"/>
       </w:pPr>
@@ -10686,7 +11509,7 @@
       <w:pPr>
         <w:numPr>
           <w:ilvl w:val="1"/>
-          <w:numId w:val="1060"/>
+          <w:numId w:val="1061"/>
         </w:numPr>
         <w:pStyle w:val="Compact"/>
       </w:pPr>
@@ -10710,7 +11533,7 @@
       <w:pPr>
         <w:numPr>
           <w:ilvl w:val="1"/>
-          <w:numId w:val="1060"/>
+          <w:numId w:val="1061"/>
         </w:numPr>
         <w:pStyle w:val="Compact"/>
       </w:pPr>
@@ -10766,8 +11589,8 @@
         <w:t xml:space="preserve">whatever card is coloured however is fine. The page’s value is that it reports reality — green pharmacies are healthy, yellow pharmacies are ones ops should look at, red pharmacies need intervention, and the circuit breaker auto-cascades traffic to the next-highest tier when something’s down. Narrate the colours you see in front of you and explain what each state means.</w:t>
       </w:r>
     </w:p>
-    <w:bookmarkEnd w:id="48"/>
-    <w:bookmarkStart w:id="49" w:name="d-fax-triage-queue"/>
+    <w:bookmarkEnd w:id="54"/>
+    <w:bookmarkStart w:id="55" w:name="d-fax-triage-queue"/>
     <w:p>
       <w:pPr>
         <w:pStyle w:val="Heading3"/>
@@ -10780,7 +11603,7 @@
       <w:pPr>
         <w:numPr>
           <w:ilvl w:val="0"/>
-          <w:numId w:val="1061"/>
+          <w:numId w:val="1062"/>
         </w:numPr>
         <w:pStyle w:val="Compact"/>
       </w:pPr>
@@ -10822,7 +11645,7 @@
       <w:pPr>
         <w:numPr>
           <w:ilvl w:val="0"/>
-          <w:numId w:val="1061"/>
+          <w:numId w:val="1062"/>
         </w:numPr>
         <w:pStyle w:val="Compact"/>
       </w:pPr>
@@ -10838,7 +11661,7 @@
       <w:pPr>
         <w:numPr>
           <w:ilvl w:val="1"/>
-          <w:numId w:val="1062"/>
+          <w:numId w:val="1063"/>
         </w:numPr>
         <w:pStyle w:val="Compact"/>
       </w:pPr>
@@ -10850,7 +11673,7 @@
       <w:pPr>
         <w:numPr>
           <w:ilvl w:val="1"/>
-          <w:numId w:val="1062"/>
+          <w:numId w:val="1063"/>
         </w:numPr>
         <w:pStyle w:val="Compact"/>
       </w:pPr>
@@ -10883,7 +11706,7 @@
       <w:pPr>
         <w:numPr>
           <w:ilvl w:val="1"/>
-          <w:numId w:val="1062"/>
+          <w:numId w:val="1063"/>
         </w:numPr>
         <w:pStyle w:val="Compact"/>
       </w:pPr>
@@ -10895,7 +11718,7 @@
       <w:pPr>
         <w:numPr>
           <w:ilvl w:val="1"/>
-          <w:numId w:val="1062"/>
+          <w:numId w:val="1063"/>
         </w:numPr>
         <w:pStyle w:val="Compact"/>
       </w:pPr>
@@ -10935,8 +11758,8 @@
         <w:t xml:space="preserve">whatever rows you see (including none) is what the queue genuinely contains today. The page’s value is that it gives ops a single place to resolve fax-borne pharmacy responses — narrate whatever’s in front of you.</w:t>
       </w:r>
     </w:p>
-    <w:bookmarkEnd w:id="49"/>
-    <w:bookmarkStart w:id="50" w:name="e-catalog-manager"/>
+    <w:bookmarkEnd w:id="55"/>
+    <w:bookmarkStart w:id="56" w:name="e-catalog-manager"/>
     <w:p>
       <w:pPr>
         <w:pStyle w:val="Heading3"/>
@@ -10949,7 +11772,7 @@
       <w:pPr>
         <w:numPr>
           <w:ilvl w:val="0"/>
-          <w:numId w:val="1063"/>
+          <w:numId w:val="1064"/>
         </w:numPr>
         <w:pStyle w:val="Compact"/>
       </w:pPr>
@@ -10991,64 +11814,168 @@
       <w:pPr>
         <w:numPr>
           <w:ilvl w:val="0"/>
-          <w:numId w:val="1063"/>
-        </w:numPr>
-        <w:pStyle w:val="Compact"/>
-      </w:pPr>
-      <w:r>
-        <w:rPr>
-          <w:bCs/>
-          <w:b/>
-        </w:rPr>
-        <w:t xml:space="preserve">Point out:</w:t>
+          <w:numId w:val="1064"/>
+        </w:numPr>
+        <w:pStyle w:val="Compact"/>
+      </w:pPr>
+      <w:r>
+        <w:rPr>
+          <w:bCs/>
+          <w:b/>
+        </w:rPr>
+        <w:t xml:space="preserve">Point out — two catalogs, clearly separated on one screen (new in v2.11):</w:t>
       </w:r>
     </w:p>
     <w:p>
       <w:pPr>
         <w:numPr>
           <w:ilvl w:val="1"/>
-          <w:numId w:val="1064"/>
-        </w:numPr>
-        <w:pStyle w:val="Compact"/>
-      </w:pPr>
-      <w:r>
-        <w:t xml:space="preserve">Medication table with columns (Medication, Form, Dose, Wholesale, Retail, Status, Pharmacy, PA)</w:t>
+          <w:numId w:val="1065"/>
+        </w:numPr>
+        <w:pStyle w:val="Compact"/>
+      </w:pPr>
+      <w:r>
+        <w:t xml:space="preserve">At the top, a read-only</w:t>
+      </w:r>
+      <w:r>
+        <w:t xml:space="preserve"> </w:t>
+      </w:r>
+      <w:r>
+        <w:rPr>
+          <w:bCs/>
+          <w:b/>
+        </w:rPr>
+        <w:t xml:space="preserve">Product Catalog</w:t>
+      </w:r>
+      <w:r>
+        <w:t xml:space="preserve"> </w:t>
+      </w:r>
+      <w:r>
+        <w:t xml:space="preserve">block with live counts:</w:t>
+      </w:r>
+      <w:r>
+        <w:t xml:space="preserve"> </w:t>
+      </w:r>
+      <w:r>
+        <w:rPr>
+          <w:bCs/>
+          <w:b/>
+        </w:rPr>
+        <w:t xml:space="preserve">Ingredients</w:t>
+      </w:r>
+      <w:r>
+        <w:t xml:space="preserve">,</w:t>
+      </w:r>
+      <w:r>
+        <w:t xml:space="preserve"> </w:t>
+      </w:r>
+      <w:r>
+        <w:rPr>
+          <w:bCs/>
+          <w:b/>
+        </w:rPr>
+        <w:t xml:space="preserve">Salt Forms</w:t>
+      </w:r>
+      <w:r>
+        <w:t xml:space="preserve">,</w:t>
+      </w:r>
+      <w:r>
+        <w:t xml:space="preserve"> </w:t>
+      </w:r>
+      <w:r>
+        <w:rPr>
+          <w:bCs/>
+          <w:b/>
+        </w:rPr>
+        <w:t xml:space="preserve">Formulations</w:t>
+      </w:r>
+      <w:r>
+        <w:t xml:space="preserve">, and</w:t>
+      </w:r>
+      <w:r>
+        <w:t xml:space="preserve"> </w:t>
+      </w:r>
+      <w:r>
+        <w:rPr>
+          <w:bCs/>
+          <w:b/>
+        </w:rPr>
+        <w:t xml:space="preserve">Pharmacy Offerings</w:t>
+      </w:r>
+      <w:r>
+        <w:t xml:space="preserve">. These are the hierarchical catalog the prescription builder cascaded through in Part 3D — the same numbers the builder is working from. (Counts are live, so read whatever the screen says.)</w:t>
       </w:r>
     </w:p>
     <w:p>
       <w:pPr>
         <w:numPr>
           <w:ilvl w:val="1"/>
-          <w:numId w:val="1064"/>
-        </w:numPr>
-        <w:pStyle w:val="Compact"/>
-      </w:pPr>
-      <w:r>
-        <w:t xml:space="preserve">CSV upload drag-and-drop area</w:t>
-      </w:r>
-    </w:p>
-    <w:p>
-      <w:pPr>
-        <w:numPr>
-          <w:ilvl w:val="1"/>
-          <w:numId w:val="1064"/>
-        </w:numPr>
-        <w:pStyle w:val="Compact"/>
-      </w:pPr>
-      <w:r>
-        <w:t xml:space="preserve">Manual entry form</w:t>
-      </w:r>
-    </w:p>
-    <w:p>
-      <w:pPr>
-        <w:numPr>
-          <w:ilvl w:val="1"/>
-          <w:numId w:val="1064"/>
-        </w:numPr>
-        <w:pStyle w:val="Compact"/>
-      </w:pPr>
-      <w:r>
-        <w:t xml:space="preserve">Tabs: Catalog, Versions, Normalized, API Sync</w:t>
+          <w:numId w:val="1065"/>
+        </w:numPr>
+        <w:pStyle w:val="Compact"/>
+      </w:pPr>
+      <w:r>
+        <w:t xml:space="preserve">Below it,</w:t>
+      </w:r>
+      <w:r>
+        <w:t xml:space="preserve"> </w:t>
+      </w:r>
+      <w:r>
+        <w:rPr>
+          <w:bCs/>
+          <w:b/>
+        </w:rPr>
+        <w:t xml:space="preserve">“</w:t>
+      </w:r>
+      <w:r>
+        <w:rPr>
+          <w:bCs/>
+          <w:b/>
+        </w:rPr>
+        <w:t xml:space="preserve">Legacy Pharmacy Price List (CSV upload)</w:t>
+      </w:r>
+      <w:r>
+        <w:rPr>
+          <w:bCs/>
+          <w:b/>
+        </w:rPr>
+        <w:t xml:space="preserve">”</w:t>
+      </w:r>
+      <w:r>
+        <w:t xml:space="preserve"> </w:t>
+      </w:r>
+      <w:r>
+        <w:t xml:space="preserve">with its own</w:t>
+      </w:r>
+      <w:r>
+        <w:t xml:space="preserve"> </w:t>
+      </w:r>
+      <w:r>
+        <w:rPr>
+          <w:bCs/>
+          <w:b/>
+        </w:rPr>
+        <w:t xml:space="preserve">“</w:t>
+      </w:r>
+      <w:r>
+        <w:rPr>
+          <w:bCs/>
+          <w:b/>
+        </w:rPr>
+        <w:t xml:space="preserve">N price-list items</w:t>
+      </w:r>
+      <w:r>
+        <w:rPr>
+          <w:bCs/>
+          <w:b/>
+        </w:rPr>
+        <w:t xml:space="preserve">”</w:t>
+      </w:r>
+      <w:r>
+        <w:t xml:space="preserve"> </w:t>
+      </w:r>
+      <w:r>
+        <w:t xml:space="preserve">count, the CSV drag-and-drop area, the Manual Entry form, and the tabs: Catalog, Versions, Normalized, API Sync.</w:t>
       </w:r>
     </w:p>
     <w:p>
@@ -11059,7 +11986,37 @@
         <w:t xml:space="preserve">“</w:t>
       </w:r>
       <w:r>
-        <w:t xml:space="preserve">The medication catalog is the pricing foundation. Catalogs come in via CSV upload, API sync, or manual entry. Every change is versioned. Price changes over 10% get flagged for review. And the normalized view lets you compare the same medication across pharmacies.</w:t>
+        <w:t xml:space="preserve">Two things live on this screen and they do different jobs. The top block is the product catalog — ingredients, salt forms, formulations, and which pharmacies offer each one at what price. That’s the tree the prescription builder walked down when I picked Semaglutide a few minutes ago. The bottom half is the pharmacy price-list importer: a pharmacy sends us a flat CSV of what they stock and what it costs, we version it, and we flag any price that moves more than 10%. Every change is versioned, and the normalized view lets you compare the same medication across pharmacies.</w:t>
+      </w:r>
+      <w:r>
+        <w:t xml:space="preserve">”</w:t>
+      </w:r>
+    </w:p>
+    <w:p>
+      <w:pPr>
+        <w:pStyle w:val="BlockText"/>
+      </w:pPr>
+      <w:r>
+        <w:rPr>
+          <w:bCs/>
+          <w:b/>
+        </w:rPr>
+        <w:t xml:space="preserve">Narrator cue:</w:t>
+      </w:r>
+      <w:r>
+        <w:t xml:space="preserve"> </w:t>
+      </w:r>
+      <w:r>
+        <w:t xml:space="preserve">if a prospect asks why the price-list item count is small, the honest answer is the right one:</w:t>
+      </w:r>
+      <w:r>
+        <w:t xml:space="preserve"> </w:t>
+      </w:r>
+      <w:r>
+        <w:t xml:space="preserve">“</w:t>
+      </w:r>
+      <w:r>
+        <w:t xml:space="preserve">That’s the raw CSV import table, not the product catalog — it only has the rows a pharmacy has actually sent us a price sheet for. The product catalog is the block above it.</w:t>
       </w:r>
       <w:r>
         <w:t xml:space="preserve">”</w:t>
@@ -11072,9 +12029,9 @@
         </w:pict>
       </w:r>
     </w:p>
-    <w:bookmarkEnd w:id="50"/>
-    <w:bookmarkEnd w:id="51"/>
-    <w:bookmarkStart w:id="55" w:name="X27570dffca2ddc5ec18f24291aec74d220817ad"/>
+    <w:bookmarkEnd w:id="56"/>
+    <w:bookmarkEnd w:id="57"/>
+    <w:bookmarkStart w:id="61" w:name="X27570dffca2ddc5ec18f24291aec74d220817ad"/>
     <w:p>
       <w:pPr>
         <w:pStyle w:val="Heading2"/>
@@ -11083,7 +12040,7 @@
         <w:t xml:space="preserve">Part 6: Architecture Highlights (3–5 minutes, no demo)</w:t>
       </w:r>
     </w:p>
-    <w:bookmarkStart w:id="52" w:name="the-4-tier-pharmacy-adapter"/>
+    <w:bookmarkStart w:id="58" w:name="the-4-tier-pharmacy-adapter"/>
     <w:p>
       <w:pPr>
         <w:pStyle w:val="Heading3"/>
@@ -11387,8 +12344,8 @@
         <w:t xml:space="preserve">”</w:t>
       </w:r>
     </w:p>
-    <w:bookmarkEnd w:id="52"/>
-    <w:bookmarkStart w:id="53" w:name="security-compliance"/>
+    <w:bookmarkEnd w:id="58"/>
+    <w:bookmarkStart w:id="59" w:name="security-compliance"/>
     <w:p>
       <w:pPr>
         <w:pStyle w:val="Heading3"/>
@@ -11459,8 +12416,8 @@
         <w:t xml:space="preserve">- Phase C multi-Rx payment groups (live) bundle sibling prescriptions into one patient payment link; PHI redaction (Option B) on logs and non-clinical surfaces; role features F-3 (provider clinic-view toggle) and F-5 (primary provider)</w:t>
       </w:r>
     </w:p>
-    <w:bookmarkEnd w:id="53"/>
-    <w:bookmarkStart w:id="54" w:name="technology-stack"/>
+    <w:bookmarkEnd w:id="59"/>
+    <w:bookmarkStart w:id="60" w:name="technology-stack"/>
     <w:p>
       <w:pPr>
         <w:pStyle w:val="Heading3"/>
@@ -11490,9 +12447,9 @@
         </w:pict>
       </w:r>
     </w:p>
-    <w:bookmarkEnd w:id="54"/>
-    <w:bookmarkEnd w:id="55"/>
-    <w:bookmarkStart w:id="58" w:name="part-7-qa-wrap-up"/>
+    <w:bookmarkEnd w:id="60"/>
+    <w:bookmarkEnd w:id="61"/>
+    <w:bookmarkStart w:id="64" w:name="part-7-qa-wrap-up"/>
     <w:p>
       <w:pPr>
         <w:pStyle w:val="Heading2"/>
@@ -11501,7 +12458,7 @@
         <w:t xml:space="preserve">Part 7: Q&amp;A / Wrap-Up</w:t>
       </w:r>
     </w:p>
-    <w:bookmarkStart w:id="56" w:name="key-metrics-to-mention"/>
+    <w:bookmarkStart w:id="62" w:name="key-metrics-to-mention"/>
     <w:p>
       <w:pPr>
         <w:pStyle w:val="Heading3"/>
@@ -11759,8 +12716,8 @@
         </w:tc>
       </w:tr>
     </w:tbl>
-    <w:bookmarkEnd w:id="56"/>
-    <w:bookmarkStart w:id="57" w:name="common-questions"/>
+    <w:bookmarkEnd w:id="62"/>
+    <w:bookmarkStart w:id="63" w:name="common-questions"/>
     <w:p>
       <w:pPr>
         <w:pStyle w:val="Heading3"/>
@@ -11944,9 +12901,9 @@
         </w:pict>
       </w:r>
     </w:p>
-    <w:bookmarkEnd w:id="57"/>
-    <w:bookmarkEnd w:id="58"/>
-    <w:bookmarkStart w:id="59" w:name="post-demo-checklist"/>
+    <w:bookmarkEnd w:id="63"/>
+    <w:bookmarkEnd w:id="64"/>
+    <w:bookmarkStart w:id="65" w:name="post-demo-checklist"/>
     <w:p>
       <w:pPr>
         <w:pStyle w:val="Heading2"/>
@@ -11959,7 +12916,7 @@
       <w:pPr>
         <w:numPr>
           <w:ilvl w:val="0"/>
-          <w:numId w:val="1065"/>
+          <w:numId w:val="1066"/>
         </w:numPr>
         <w:pStyle w:val="Compact"/>
       </w:pPr>
@@ -11971,7 +12928,7 @@
       <w:pPr>
         <w:numPr>
           <w:ilvl w:val="0"/>
-          <w:numId w:val="1065"/>
+          <w:numId w:val="1066"/>
         </w:numPr>
         <w:pStyle w:val="Compact"/>
       </w:pPr>
@@ -11983,7 +12940,7 @@
       <w:pPr>
         <w:numPr>
           <w:ilvl w:val="0"/>
-          <w:numId w:val="1065"/>
+          <w:numId w:val="1066"/>
         </w:numPr>
         <w:pStyle w:val="Compact"/>
       </w:pPr>
@@ -11995,7 +12952,7 @@
       <w:pPr>
         <w:numPr>
           <w:ilvl w:val="0"/>
-          <w:numId w:val="1065"/>
+          <w:numId w:val="1066"/>
         </w:numPr>
         <w:pStyle w:val="Compact"/>
       </w:pPr>
@@ -12003,8 +12960,8 @@
         <w:t xml:space="preserve">☐ Schedule follow-up if interest</w:t>
       </w:r>
     </w:p>
-    <w:bookmarkEnd w:id="59"/>
-    <w:bookmarkEnd w:id="60"/>
+    <w:bookmarkEnd w:id="65"/>
+    <w:bookmarkEnd w:id="66"/>
     <w:sectPr/>
   </w:body>
 </w:document>
@@ -12111,91 +13068,6 @@
       </w:pPr>
     </w:lvl>
   </w:abstractNum>
-  <w:abstractNum w:abstractNumId="99411">
-    <w:nsid w:val="A99411"/>
-    <w:multiLevelType w:val="multilevel"/>
-    <w:lvl w:ilvl="0">
-      <w:start w:val="1"/>
-      <w:numFmt w:val="decimal"/>
-      <w:lvlText w:val="%1."/>
-      <w:lvlJc w:val="left"/>
-      <w:pPr>
-        <w:ind w:left="720" w:hanging="480"/>
-      </w:pPr>
-    </w:lvl>
-    <w:lvl w:ilvl="1">
-      <w:start w:val="1"/>
-      <w:numFmt w:val="decimal"/>
-      <w:lvlText w:val="%2."/>
-      <w:lvlJc w:val="left"/>
-      <w:pPr>
-        <w:ind w:left="1440" w:hanging="480"/>
-      </w:pPr>
-    </w:lvl>
-    <w:lvl w:ilvl="2">
-      <w:start w:val="1"/>
-      <w:numFmt w:val="decimal"/>
-      <w:lvlText w:val="%3."/>
-      <w:lvlJc w:val="left"/>
-      <w:pPr>
-        <w:ind w:left="2160" w:hanging="480"/>
-      </w:pPr>
-    </w:lvl>
-    <w:lvl w:ilvl="3">
-      <w:start w:val="1"/>
-      <w:numFmt w:val="decimal"/>
-      <w:lvlText w:val="%4."/>
-      <w:lvlJc w:val="left"/>
-      <w:pPr>
-        <w:ind w:left="2880" w:hanging="480"/>
-      </w:pPr>
-    </w:lvl>
-    <w:lvl w:ilvl="4">
-      <w:start w:val="1"/>
-      <w:numFmt w:val="decimal"/>
-      <w:lvlText w:val="%5."/>
-      <w:lvlJc w:val="left"/>
-      <w:pPr>
-        <w:ind w:left="3600" w:hanging="480"/>
-      </w:pPr>
-    </w:lvl>
-    <w:lvl w:ilvl="5">
-      <w:start w:val="1"/>
-      <w:numFmt w:val="decimal"/>
-      <w:lvlText w:val="%6."/>
-      <w:lvlJc w:val="left"/>
-      <w:pPr>
-        <w:ind w:left="4320" w:hanging="480"/>
-      </w:pPr>
-    </w:lvl>
-    <w:lvl w:ilvl="6">
-      <w:start w:val="1"/>
-      <w:numFmt w:val="decimal"/>
-      <w:lvlText w:val="%7."/>
-      <w:lvlJc w:val="left"/>
-      <w:pPr>
-        <w:ind w:left="5040" w:hanging="480"/>
-      </w:pPr>
-    </w:lvl>
-    <w:lvl w:ilvl="7">
-      <w:start w:val="1"/>
-      <w:numFmt w:val="decimal"/>
-      <w:lvlText w:val="%8."/>
-      <w:lvlJc w:val="left"/>
-      <w:pPr>
-        <w:ind w:left="5760" w:hanging="480"/>
-      </w:pPr>
-    </w:lvl>
-    <w:lvl w:ilvl="8">
-      <w:start w:val="1"/>
-      <w:numFmt w:val="decimal"/>
-      <w:lvlText w:val="%9."/>
-      <w:lvlJc w:val="left"/>
-      <w:pPr>
-        <w:ind w:left="6480" w:hanging="480"/>
-      </w:pPr>
-    </w:lvl>
-  </w:abstractNum>
   <w:abstractNum w:abstractNumId="991">
     <w:nsid w:val="A991"/>
     <w:multiLevelType w:val="multilevel"/>
@@ -12266,6 +13138,91 @@
     <w:lvl w:ilvl="8">
       <w:numFmt w:val="bullet"/>
       <w:lvlText w:val="•"/>
+      <w:lvlJc w:val="left"/>
+      <w:pPr>
+        <w:ind w:left="6480" w:hanging="480"/>
+      </w:pPr>
+    </w:lvl>
+  </w:abstractNum>
+  <w:abstractNum w:abstractNumId="99411">
+    <w:nsid w:val="A99411"/>
+    <w:multiLevelType w:val="multilevel"/>
+    <w:lvl w:ilvl="0">
+      <w:start w:val="1"/>
+      <w:numFmt w:val="decimal"/>
+      <w:lvlText w:val="%1."/>
+      <w:lvlJc w:val="left"/>
+      <w:pPr>
+        <w:ind w:left="720" w:hanging="480"/>
+      </w:pPr>
+    </w:lvl>
+    <w:lvl w:ilvl="1">
+      <w:start w:val="1"/>
+      <w:numFmt w:val="decimal"/>
+      <w:lvlText w:val="%2."/>
+      <w:lvlJc w:val="left"/>
+      <w:pPr>
+        <w:ind w:left="1440" w:hanging="480"/>
+      </w:pPr>
+    </w:lvl>
+    <w:lvl w:ilvl="2">
+      <w:start w:val="1"/>
+      <w:numFmt w:val="decimal"/>
+      <w:lvlText w:val="%3."/>
+      <w:lvlJc w:val="left"/>
+      <w:pPr>
+        <w:ind w:left="2160" w:hanging="480"/>
+      </w:pPr>
+    </w:lvl>
+    <w:lvl w:ilvl="3">
+      <w:start w:val="1"/>
+      <w:numFmt w:val="decimal"/>
+      <w:lvlText w:val="%4."/>
+      <w:lvlJc w:val="left"/>
+      <w:pPr>
+        <w:ind w:left="2880" w:hanging="480"/>
+      </w:pPr>
+    </w:lvl>
+    <w:lvl w:ilvl="4">
+      <w:start w:val="1"/>
+      <w:numFmt w:val="decimal"/>
+      <w:lvlText w:val="%5."/>
+      <w:lvlJc w:val="left"/>
+      <w:pPr>
+        <w:ind w:left="3600" w:hanging="480"/>
+      </w:pPr>
+    </w:lvl>
+    <w:lvl w:ilvl="5">
+      <w:start w:val="1"/>
+      <w:numFmt w:val="decimal"/>
+      <w:lvlText w:val="%6."/>
+      <w:lvlJc w:val="left"/>
+      <w:pPr>
+        <w:ind w:left="4320" w:hanging="480"/>
+      </w:pPr>
+    </w:lvl>
+    <w:lvl w:ilvl="6">
+      <w:start w:val="1"/>
+      <w:numFmt w:val="decimal"/>
+      <w:lvlText w:val="%7."/>
+      <w:lvlJc w:val="left"/>
+      <w:pPr>
+        <w:ind w:left="5040" w:hanging="480"/>
+      </w:pPr>
+    </w:lvl>
+    <w:lvl w:ilvl="7">
+      <w:start w:val="1"/>
+      <w:numFmt w:val="decimal"/>
+      <w:lvlText w:val="%8."/>
+      <w:lvlJc w:val="left"/>
+      <w:pPr>
+        <w:ind w:left="5760" w:hanging="480"/>
+      </w:pPr>
+    </w:lvl>
+    <w:lvl w:ilvl="8">
+      <w:start w:val="1"/>
+      <w:numFmt w:val="decimal"/>
+      <w:lvlText w:val="%9."/>
       <w:lvlJc w:val="left"/>
       <w:pPr>
         <w:ind w:left="6480" w:hanging="480"/>
@@ -14571,34 +15528,7 @@
     <w:abstractNumId w:val="990"/>
   </w:num>
   <w:num w:numId="1001">
-    <w:abstractNumId w:val="99411"/>
-    <w:lvlOverride w:ilvl="0">
-      <w:startOverride w:val="1"/>
-    </w:lvlOverride>
-    <w:lvlOverride w:ilvl="1">
-      <w:startOverride w:val="1"/>
-    </w:lvlOverride>
-    <w:lvlOverride w:ilvl="2">
-      <w:startOverride w:val="1"/>
-    </w:lvlOverride>
-    <w:lvlOverride w:ilvl="3">
-      <w:startOverride w:val="1"/>
-    </w:lvlOverride>
-    <w:lvlOverride w:ilvl="4">
-      <w:startOverride w:val="1"/>
-    </w:lvlOverride>
-    <w:lvlOverride w:ilvl="5">
-      <w:startOverride w:val="1"/>
-    </w:lvlOverride>
-    <w:lvlOverride w:ilvl="6">
-      <w:startOverride w:val="1"/>
-    </w:lvlOverride>
-    <w:lvlOverride w:ilvl="7">
-      <w:startOverride w:val="1"/>
-    </w:lvlOverride>
-    <w:lvlOverride w:ilvl="8">
-      <w:startOverride w:val="1"/>
-    </w:lvlOverride>
+    <w:abstractNumId w:val="991"/>
   </w:num>
   <w:num w:numId="1002">
     <w:abstractNumId w:val="99411"/>
@@ -14661,9 +15591,39 @@
     </w:lvlOverride>
   </w:num>
   <w:num w:numId="1004">
+    <w:abstractNumId w:val="99411"/>
+    <w:lvlOverride w:ilvl="0">
+      <w:startOverride w:val="1"/>
+    </w:lvlOverride>
+    <w:lvlOverride w:ilvl="1">
+      <w:startOverride w:val="1"/>
+    </w:lvlOverride>
+    <w:lvlOverride w:ilvl="2">
+      <w:startOverride w:val="1"/>
+    </w:lvlOverride>
+    <w:lvlOverride w:ilvl="3">
+      <w:startOverride w:val="1"/>
+    </w:lvlOverride>
+    <w:lvlOverride w:ilvl="4">
+      <w:startOverride w:val="1"/>
+    </w:lvlOverride>
+    <w:lvlOverride w:ilvl="5">
+      <w:startOverride w:val="1"/>
+    </w:lvlOverride>
+    <w:lvlOverride w:ilvl="6">
+      <w:startOverride w:val="1"/>
+    </w:lvlOverride>
+    <w:lvlOverride w:ilvl="7">
+      <w:startOverride w:val="1"/>
+    </w:lvlOverride>
+    <w:lvlOverride w:ilvl="8">
+      <w:startOverride w:val="1"/>
+    </w:lvlOverride>
+  </w:num>
+  <w:num w:numId="1005">
     <w:abstractNumId w:val="991"/>
   </w:num>
-  <w:num w:numId="1005">
+  <w:num w:numId="1006">
     <w:abstractNumId w:val="99413"/>
     <w:lvlOverride w:ilvl="0">
       <w:startOverride w:val="3"/>
@@ -14693,7 +15653,7 @@
       <w:startOverride w:val="3"/>
     </w:lvlOverride>
   </w:num>
-  <w:num w:numId="1006">
+  <w:num w:numId="1007">
     <w:abstractNumId w:val="99415"/>
     <w:lvlOverride w:ilvl="0">
       <w:startOverride w:val="5"/>
@@ -14723,7 +15683,7 @@
       <w:startOverride w:val="5"/>
     </w:lvlOverride>
   </w:num>
-  <w:num w:numId="1007">
+  <w:num w:numId="1008">
     <w:abstractNumId w:val="99418"/>
     <w:lvlOverride w:ilvl="0">
       <w:startOverride w:val="8"/>
@@ -14753,7 +15713,7 @@
       <w:startOverride w:val="8"/>
     </w:lvlOverride>
   </w:num>
-  <w:num w:numId="1008">
+  <w:num w:numId="1009">
     <w:abstractNumId w:val="994110"/>
     <w:lvlOverride w:ilvl="0">
       <w:startOverride w:val="10"/>
@@ -14783,10 +15743,10 @@
       <w:startOverride w:val="10"/>
     </w:lvlOverride>
   </w:num>
-  <w:num w:numId="1009">
+  <w:num w:numId="1010">
     <w:abstractNumId w:val="991"/>
   </w:num>
-  <w:num w:numId="1010">
+  <w:num w:numId="1011">
     <w:abstractNumId w:val="99411"/>
     <w:lvlOverride w:ilvl="0">
       <w:startOverride w:val="1"/>
@@ -14816,10 +15776,10 @@
       <w:startOverride w:val="1"/>
     </w:lvlOverride>
   </w:num>
-  <w:num w:numId="1011">
+  <w:num w:numId="1012">
     <w:abstractNumId w:val="991"/>
   </w:num>
-  <w:num w:numId="1012">
+  <w:num w:numId="1013">
     <w:abstractNumId w:val="99414"/>
     <w:lvlOverride w:ilvl="0">
       <w:startOverride w:val="4"/>
@@ -14849,10 +15809,10 @@
       <w:startOverride w:val="4"/>
     </w:lvlOverride>
   </w:num>
-  <w:num w:numId="1013">
+  <w:num w:numId="1014">
     <w:abstractNumId w:val="991"/>
   </w:num>
-  <w:num w:numId="1014">
+  <w:num w:numId="1015">
     <w:abstractNumId w:val="99416"/>
     <w:lvlOverride w:ilvl="0">
       <w:startOverride w:val="6"/>
@@ -14882,10 +15842,10 @@
       <w:startOverride w:val="6"/>
     </w:lvlOverride>
   </w:num>
-  <w:num w:numId="1015">
+  <w:num w:numId="1016">
     <w:abstractNumId w:val="991"/>
   </w:num>
-  <w:num w:numId="1016">
+  <w:num w:numId="1017">
     <w:abstractNumId w:val="99418"/>
     <w:lvlOverride w:ilvl="0">
       <w:startOverride w:val="8"/>
@@ -14915,7 +15875,7 @@
       <w:startOverride w:val="8"/>
     </w:lvlOverride>
   </w:num>
-  <w:num w:numId="1017">
+  <w:num w:numId="1018">
     <w:abstractNumId w:val="994110"/>
     <w:lvlOverride w:ilvl="0">
       <w:startOverride w:val="10"/>
@@ -14945,7 +15905,7 @@
       <w:startOverride w:val="10"/>
     </w:lvlOverride>
   </w:num>
-  <w:num w:numId="1018">
+  <w:num w:numId="1019">
     <w:abstractNumId w:val="994111"/>
     <w:lvlOverride w:ilvl="0">
       <w:startOverride w:val="11"/>
@@ -14975,7 +15935,7 @@
       <w:startOverride w:val="11"/>
     </w:lvlOverride>
   </w:num>
-  <w:num w:numId="1019">
+  <w:num w:numId="1020">
     <w:abstractNumId w:val="99411"/>
     <w:lvlOverride w:ilvl="0">
       <w:startOverride w:val="1"/>
@@ -15005,7 +15965,7 @@
       <w:startOverride w:val="1"/>
     </w:lvlOverride>
   </w:num>
-  <w:num w:numId="1020">
+  <w:num w:numId="1021">
     <w:abstractNumId w:val="994114"/>
     <w:lvlOverride w:ilvl="0">
       <w:startOverride w:val="14"/>
@@ -15035,7 +15995,7 @@
       <w:startOverride w:val="14"/>
     </w:lvlOverride>
   </w:num>
-  <w:num w:numId="1021">
+  <w:num w:numId="1022">
     <w:abstractNumId w:val="994117"/>
     <w:lvlOverride w:ilvl="0">
       <w:startOverride w:val="17"/>
@@ -15065,10 +16025,10 @@
       <w:startOverride w:val="17"/>
     </w:lvlOverride>
   </w:num>
-  <w:num w:numId="1022">
+  <w:num w:numId="1023">
     <w:abstractNumId w:val="991"/>
   </w:num>
-  <w:num w:numId="1023">
+  <w:num w:numId="1024">
     <w:abstractNumId w:val="994122"/>
     <w:lvlOverride w:ilvl="0">
       <w:startOverride w:val="22"/>
@@ -15098,7 +16058,7 @@
       <w:startOverride w:val="22"/>
     </w:lvlOverride>
   </w:num>
-  <w:num w:numId="1024">
+  <w:num w:numId="1025">
     <w:abstractNumId w:val="994123"/>
     <w:lvlOverride w:ilvl="0">
       <w:startOverride w:val="23"/>
@@ -15128,7 +16088,7 @@
       <w:startOverride w:val="23"/>
     </w:lvlOverride>
   </w:num>
-  <w:num w:numId="1025">
+  <w:num w:numId="1026">
     <w:abstractNumId w:val="994125"/>
     <w:lvlOverride w:ilvl="0">
       <w:startOverride w:val="25"/>
@@ -15158,7 +16118,7 @@
       <w:startOverride w:val="25"/>
     </w:lvlOverride>
   </w:num>
-  <w:num w:numId="1026">
+  <w:num w:numId="1027">
     <w:abstractNumId w:val="994126"/>
     <w:lvlOverride w:ilvl="0">
       <w:startOverride w:val="26"/>
@@ -15188,7 +16148,7 @@
       <w:startOverride w:val="26"/>
     </w:lvlOverride>
   </w:num>
-  <w:num w:numId="1027">
+  <w:num w:numId="1028">
     <w:abstractNumId w:val="994128"/>
     <w:lvlOverride w:ilvl="0">
       <w:startOverride w:val="28"/>
@@ -15218,10 +16178,10 @@
       <w:startOverride w:val="28"/>
     </w:lvlOverride>
   </w:num>
-  <w:num w:numId="1028">
+  <w:num w:numId="1029">
     <w:abstractNumId w:val="991"/>
   </w:num>
-  <w:num w:numId="1029">
+  <w:num w:numId="1030">
     <w:abstractNumId w:val="994129"/>
     <w:lvlOverride w:ilvl="0">
       <w:startOverride w:val="29"/>
@@ -15251,7 +16211,7 @@
       <w:startOverride w:val="29"/>
     </w:lvlOverride>
   </w:num>
-  <w:num w:numId="1030">
+  <w:num w:numId="1031">
     <w:abstractNumId w:val="994134"/>
     <w:lvlOverride w:ilvl="0">
       <w:startOverride w:val="34"/>
@@ -15281,10 +16241,10 @@
       <w:startOverride w:val="34"/>
     </w:lvlOverride>
   </w:num>
-  <w:num w:numId="1031">
+  <w:num w:numId="1032">
     <w:abstractNumId w:val="991"/>
   </w:num>
-  <w:num w:numId="1032">
+  <w:num w:numId="1033">
     <w:abstractNumId w:val="994135"/>
     <w:lvlOverride w:ilvl="0">
       <w:startOverride w:val="35"/>
@@ -15314,7 +16274,7 @@
       <w:startOverride w:val="35"/>
     </w:lvlOverride>
   </w:num>
-  <w:num w:numId="1033">
+  <w:num w:numId="1034">
     <w:abstractNumId w:val="994136"/>
     <w:lvlOverride w:ilvl="0">
       <w:startOverride w:val="36"/>
@@ -15344,7 +16304,7 @@
       <w:startOverride w:val="36"/>
     </w:lvlOverride>
   </w:num>
-  <w:num w:numId="1034">
+  <w:num w:numId="1035">
     <w:abstractNumId w:val="994138"/>
     <w:lvlOverride w:ilvl="0">
       <w:startOverride w:val="38"/>
@@ -15374,7 +16334,7 @@
       <w:startOverride w:val="38"/>
     </w:lvlOverride>
   </w:num>
-  <w:num w:numId="1035">
+  <w:num w:numId="1036">
     <w:abstractNumId w:val="994144"/>
     <w:lvlOverride w:ilvl="0">
       <w:startOverride w:val="44"/>
@@ -15404,7 +16364,7 @@
       <w:startOverride w:val="44"/>
     </w:lvlOverride>
   </w:num>
-  <w:num w:numId="1036">
+  <w:num w:numId="1037">
     <w:abstractNumId w:val="994149"/>
     <w:lvlOverride w:ilvl="0">
       <w:startOverride w:val="49"/>
@@ -15434,7 +16394,7 @@
       <w:startOverride w:val="49"/>
     </w:lvlOverride>
   </w:num>
-  <w:num w:numId="1037">
+  <w:num w:numId="1038">
     <w:abstractNumId w:val="994152"/>
     <w:lvlOverride w:ilvl="0">
       <w:startOverride w:val="52"/>
@@ -15464,7 +16424,7 @@
       <w:startOverride w:val="52"/>
     </w:lvlOverride>
   </w:num>
-  <w:num w:numId="1038">
+  <w:num w:numId="1039">
     <w:abstractNumId w:val="994153"/>
     <w:lvlOverride w:ilvl="0">
       <w:startOverride w:val="53"/>
@@ -15494,7 +16454,7 @@
       <w:startOverride w:val="53"/>
     </w:lvlOverride>
   </w:num>
-  <w:num w:numId="1039">
+  <w:num w:numId="1040">
     <w:abstractNumId w:val="99711"/>
     <w:lvlOverride w:ilvl="0">
       <w:startOverride w:val="1"/>
@@ -15524,7 +16484,7 @@
       <w:startOverride w:val="1"/>
     </w:lvlOverride>
   </w:num>
-  <w:num w:numId="1040">
+  <w:num w:numId="1041">
     <w:abstractNumId w:val="99411"/>
     <w:lvlOverride w:ilvl="0">
       <w:startOverride w:val="1"/>
@@ -15554,10 +16514,10 @@
       <w:startOverride w:val="1"/>
     </w:lvlOverride>
   </w:num>
-  <w:num w:numId="1041">
+  <w:num w:numId="1042">
     <w:abstractNumId w:val="991"/>
   </w:num>
-  <w:num w:numId="1042">
+  <w:num w:numId="1043">
     <w:abstractNumId w:val="99413"/>
     <w:lvlOverride w:ilvl="0">
       <w:startOverride w:val="3"/>
@@ -15587,7 +16547,7 @@
       <w:startOverride w:val="3"/>
     </w:lvlOverride>
   </w:num>
-  <w:num w:numId="1043">
+  <w:num w:numId="1044">
     <w:abstractNumId w:val="99414"/>
     <w:lvlOverride w:ilvl="0">
       <w:startOverride w:val="4"/>
@@ -15617,7 +16577,7 @@
       <w:startOverride w:val="4"/>
     </w:lvlOverride>
   </w:num>
-  <w:num w:numId="1044">
+  <w:num w:numId="1045">
     <w:abstractNumId w:val="99418"/>
     <w:lvlOverride w:ilvl="0">
       <w:startOverride w:val="8"/>
@@ -15646,14 +16606,14 @@
     <w:lvlOverride w:ilvl="8">
       <w:startOverride w:val="8"/>
     </w:lvlOverride>
-  </w:num>
-  <w:num w:numId="1045">
-    <w:abstractNumId w:val="991"/>
   </w:num>
   <w:num w:numId="1046">
     <w:abstractNumId w:val="991"/>
   </w:num>
   <w:num w:numId="1047">
+    <w:abstractNumId w:val="991"/>
+  </w:num>
+  <w:num w:numId="1048">
     <w:abstractNumId w:val="99419"/>
     <w:lvlOverride w:ilvl="0">
       <w:startOverride w:val="9"/>
@@ -15683,7 +16643,7 @@
       <w:startOverride w:val="9"/>
     </w:lvlOverride>
   </w:num>
-  <w:num w:numId="1048">
+  <w:num w:numId="1049">
     <w:abstractNumId w:val="994110"/>
     <w:lvlOverride w:ilvl="0">
       <w:startOverride w:val="10"/>
@@ -15713,10 +16673,10 @@
       <w:startOverride w:val="10"/>
     </w:lvlOverride>
   </w:num>
-  <w:num w:numId="1049">
+  <w:num w:numId="1050">
     <w:abstractNumId w:val="991"/>
   </w:num>
-  <w:num w:numId="1050">
+  <w:num w:numId="1051">
     <w:abstractNumId w:val="99411"/>
     <w:lvlOverride w:ilvl="0">
       <w:startOverride w:val="1"/>
@@ -15746,10 +16706,10 @@
       <w:startOverride w:val="1"/>
     </w:lvlOverride>
   </w:num>
-  <w:num w:numId="1051">
+  <w:num w:numId="1052">
     <w:abstractNumId w:val="991"/>
   </w:num>
-  <w:num w:numId="1052">
+  <w:num w:numId="1053">
     <w:abstractNumId w:val="99414"/>
     <w:lvlOverride w:ilvl="0">
       <w:startOverride w:val="4"/>
@@ -15779,10 +16739,10 @@
       <w:startOverride w:val="4"/>
     </w:lvlOverride>
   </w:num>
-  <w:num w:numId="1053">
+  <w:num w:numId="1054">
     <w:abstractNumId w:val="991"/>
   </w:num>
-  <w:num w:numId="1054">
+  <w:num w:numId="1055">
     <w:abstractNumId w:val="99415"/>
     <w:lvlOverride w:ilvl="0">
       <w:startOverride w:val="5"/>
@@ -15812,10 +16772,10 @@
       <w:startOverride w:val="5"/>
     </w:lvlOverride>
   </w:num>
-  <w:num w:numId="1055">
+  <w:num w:numId="1056">
     <w:abstractNumId w:val="991"/>
   </w:num>
-  <w:num w:numId="1056">
+  <w:num w:numId="1057">
     <w:abstractNumId w:val="99416"/>
     <w:lvlOverride w:ilvl="0">
       <w:startOverride w:val="6"/>
@@ -15845,7 +16805,7 @@
       <w:startOverride w:val="6"/>
     </w:lvlOverride>
   </w:num>
-  <w:num w:numId="1057">
+  <w:num w:numId="1058">
     <w:abstractNumId w:val="99418"/>
     <w:lvlOverride w:ilvl="0">
       <w:startOverride w:val="8"/>
@@ -15875,10 +16835,10 @@
       <w:startOverride w:val="8"/>
     </w:lvlOverride>
   </w:num>
-  <w:num w:numId="1058">
+  <w:num w:numId="1059">
     <w:abstractNumId w:val="991"/>
   </w:num>
-  <w:num w:numId="1059">
+  <w:num w:numId="1060">
     <w:abstractNumId w:val="994110"/>
     <w:lvlOverride w:ilvl="0">
       <w:startOverride w:val="10"/>
@@ -15908,10 +16868,10 @@
       <w:startOverride w:val="10"/>
     </w:lvlOverride>
   </w:num>
-  <w:num w:numId="1060">
+  <w:num w:numId="1061">
     <w:abstractNumId w:val="991"/>
   </w:num>
-  <w:num w:numId="1061">
+  <w:num w:numId="1062">
     <w:abstractNumId w:val="994113"/>
     <w:lvlOverride w:ilvl="0">
       <w:startOverride w:val="13"/>
@@ -15941,10 +16901,10 @@
       <w:startOverride w:val="13"/>
     </w:lvlOverride>
   </w:num>
-  <w:num w:numId="1062">
+  <w:num w:numId="1063">
     <w:abstractNumId w:val="991"/>
   </w:num>
-  <w:num w:numId="1063">
+  <w:num w:numId="1064">
     <w:abstractNumId w:val="994116"/>
     <w:lvlOverride w:ilvl="0">
       <w:startOverride w:val="16"/>
@@ -15974,10 +16934,10 @@
       <w:startOverride w:val="16"/>
     </w:lvlOverride>
   </w:num>
-  <w:num w:numId="1064">
+  <w:num w:numId="1065">
     <w:abstractNumId w:val="991"/>
   </w:num>
-  <w:num w:numId="1065">
+  <w:num w:numId="1066">
     <w:abstractNumId w:val="991"/>
   </w:num>
 </w:numbering>

--- a/docs/archive/source/POC-DEMO-DETAILED.docx
+++ b/docs/archive/source/POC-DEMO-DETAILED.docx
@@ -26,7 +26,7 @@
         <w:t xml:space="preserve"> </w:t>
       </w:r>
       <w:r>
-        <w:t xml:space="preserve">2.13 |</w:t>
+        <w:t xml:space="preserve">2.14 |</w:t>
       </w:r>
       <w:r>
         <w:t xml:space="preserve"> </w:t>
@@ -75,6 +75,52 @@
       </w:r>
       <w:r>
         <w:t xml:space="preserve">30–45 minutes (with discussion)</w:t>
+      </w:r>
+    </w:p>
+    <w:p>
+      <w:pPr>
+        <w:pStyle w:val="BlockText"/>
+      </w:pPr>
+      <w:r>
+        <w:rPr>
+          <w:bCs/>
+          <w:b/>
+        </w:rPr>
+        <w:t xml:space="preserve">What’s new in v2.14 (2026-09-10):</w:t>
+      </w:r>
+      <w:r>
+        <w:t xml:space="preserve"> </w:t>
+      </w:r>
+      <w:r>
+        <w:rPr>
+          <w:bCs/>
+          <w:b/>
+        </w:rPr>
+        <w:t xml:space="preserve">Accuracy correction</w:t>
+      </w:r>
+      <w:r>
+        <w:t xml:space="preserve"> </w:t>
+      </w:r>
+      <w:r>
+        <w:t xml:space="preserve">— the Part 7 Q&amp;A answer about signing three prescriptions no longer asserts that a</w:t>
+      </w:r>
+      <w:r>
+        <w:t xml:space="preserve"> </w:t>
+      </w:r>
+      <w:r>
+        <w:t xml:space="preserve">“</w:t>
+      </w:r>
+      <w:r>
+        <w:t xml:space="preserve">sign all</w:t>
+      </w:r>
+      <w:r>
+        <w:t xml:space="preserve">”</w:t>
+      </w:r>
+      <w:r>
+        <w:t xml:space="preserve"> </w:t>
+      </w:r>
+      <w:r>
+        <w:t xml:space="preserve">button was deliberately not built (an unverified design-intent claim); it now states the observed behaviour and tells the presenter to treat batch signing as roadmap/feedback. The same unverified-intent wording was softened in the post-save KPI note after step 44.</w:t>
       </w:r>
     </w:p>
     <w:p>
@@ -11464,7 +11510,7 @@
           <w:bCs/>
           <w:b/>
         </w:rPr>
-        <w:t xml:space="preserve">Then point at the KPI cards, because one of them deliberately did not move.</w:t>
+        <w:t xml:space="preserve">Then point at the KPI cards, because one of them did not move.</w:t>
       </w:r>
       <w:r>
         <w:t xml:space="preserve"> </w:t>
@@ -18631,7 +18677,7 @@
         <w:t xml:space="preserve">“</w:t>
       </w:r>
       <w:r>
-        <w:t xml:space="preserve">Three times. A session of N prescriptions saves as N separate draft orders, and each one is signed on its own — with its own EPCS two-factor step if it’s a controlled substance. We deliberately didn’t build a</w:t>
+        <w:t xml:space="preserve">Three times. A session of N prescriptions saves as N separate draft orders, and each one is signed on its own — with its own EPCS two-factor step if it’s a controlled substance. Today each prescription is signed individually — one signature per prescription — and there is no</w:t>
       </w:r>
       <w:r>
         <w:t xml:space="preserve"> </w:t>
@@ -18649,10 +18695,74 @@
         <w:t xml:space="preserve"> </w:t>
       </w:r>
       <w:r>
-        <w:t xml:space="preserve">button. A signature is a legal attestation about one prescription for one patient, and batching them would be the first thing a board investigator asked about.</w:t>
+        <w:t xml:space="preserve">action in the product. A signature is a legal attestation about one prescription for one patient, so batch signing isn’t something we’d add without walking it through with your compliance team first.</w:t>
       </w:r>
       <w:r>
         <w:t xml:space="preserve">”</w:t>
+      </w:r>
+      <w:r>
+        <w:t xml:space="preserve"> </w:t>
+      </w:r>
+      <w:r>
+        <w:t xml:space="preserve">&gt;</w:t>
+      </w:r>
+      <w:r>
+        <w:t xml:space="preserve"> </w:t>
+      </w:r>
+      <w:r>
+        <w:t xml:space="preserve">&gt;</w:t>
+      </w:r>
+      <w:r>
+        <w:t xml:space="preserve"> </w:t>
+      </w:r>
+      <w:r>
+        <w:rPr>
+          <w:iCs/>
+          <w:i/>
+        </w:rPr>
+        <w:t xml:space="preserve">Presenter note: if they press on whether batch signing is coming, treat it as roadmap and feedback —</w:t>
+      </w:r>
+      <w:r>
+        <w:rPr>
+          <w:iCs/>
+          <w:i/>
+        </w:rPr>
+        <w:t xml:space="preserve"> </w:t>
+      </w:r>
+      <w:r>
+        <w:rPr>
+          <w:iCs/>
+          <w:i/>
+        </w:rPr>
+        <w:t xml:space="preserve">“</w:t>
+      </w:r>
+      <w:r>
+        <w:rPr>
+          <w:iCs/>
+          <w:i/>
+        </w:rPr>
+        <w:t xml:space="preserve">it isn’t built today, and I’ll take that back as a request.</w:t>
+      </w:r>
+      <w:r>
+        <w:rPr>
+          <w:iCs/>
+          <w:i/>
+        </w:rPr>
+        <w:t xml:space="preserve">”</w:t>
+      </w:r>
+      <w:r>
+        <w:rPr>
+          <w:iCs/>
+          <w:i/>
+        </w:rPr>
+        <w:t xml:space="preserve"> </w:t>
+      </w:r>
+      <w:r>
+        <w:rPr>
+          <w:iCs/>
+          <w:i/>
+        </w:rPr>
+        <w:t xml:space="preserve">Do not claim we ruled it out on purpose; that has never been confirmed as a product decision.</w:t>
       </w:r>
     </w:p>
     <w:p>

--- a/docs/archive/source/POC-DEMO-DETAILED.docx
+++ b/docs/archive/source/POC-DEMO-DETAILED.docx
@@ -26,7 +26,7 @@
         <w:t xml:space="preserve"> </w:t>
       </w:r>
       <w:r>
-        <w:t xml:space="preserve">2.14 |</w:t>
+        <w:t xml:space="preserve">2.15 |</w:t>
       </w:r>
       <w:r>
         <w:t xml:space="preserve"> </w:t>
@@ -42,7 +42,7 @@
         <w:t xml:space="preserve"> </w:t>
       </w:r>
       <w:r>
-        <w:t xml:space="preserve">September 10, 2026</w:t>
+        <w:t xml:space="preserve">September 11, 2026</w:t>
       </w:r>
       <w:r>
         <w:t xml:space="preserve"> </w:t>
@@ -75,6 +75,93 @@
       </w:r>
       <w:r>
         <w:t xml:space="preserve">30–45 minutes (with discussion)</w:t>
+      </w:r>
+    </w:p>
+    <w:p>
+      <w:pPr>
+        <w:pStyle w:val="BlockText"/>
+      </w:pPr>
+      <w:r>
+        <w:rPr>
+          <w:bCs/>
+          <w:b/>
+        </w:rPr>
+        <w:t xml:space="preserve">What’s new in v2.15 (2026-09-11):</w:t>
+      </w:r>
+      <w:r>
+        <w:t xml:space="preserve"> </w:t>
+      </w:r>
+      <w:r>
+        <w:rPr>
+          <w:bCs/>
+          <w:b/>
+        </w:rPr>
+        <w:t xml:space="preserve">Root cause of the recurring mid-demo silent logout found and fixed.</w:t>
+      </w:r>
+      <w:r>
+        <w:t xml:space="preserve"> </w:t>
+      </w:r>
+      <w:r>
+        <w:t xml:space="preserve">The every-10-minutes</w:t>
+      </w:r>
+      <w:r>
+        <w:t xml:space="preserve"> </w:t>
+      </w:r>
+      <w:r>
+        <w:rPr>
+          <w:rStyle w:val="VerbatimChar"/>
+        </w:rPr>
+        <w:t xml:space="preserve">poc-credential-sync</w:t>
+      </w:r>
+      <w:r>
+        <w:t xml:space="preserve"> </w:t>
+      </w:r>
+      <w:r>
+        <w:t xml:space="preserve">Vercel cron re-set the four POC account passwords via the Supabase admin API on every fire, and an admin user update that includes a password revokes every existing session for that user, even when the password value is unchanged. The cron is removed and the credential sync is now metadata-only unless passwords are explicitly reset. Sessions now persist for the full token lifetime. The cron count in the tech overview drops from</w:t>
+      </w:r>
+      <w:r>
+        <w:t xml:space="preserve"> </w:t>
+      </w:r>
+      <w:r>
+        <w:rPr>
+          <w:bCs/>
+          <w:b/>
+        </w:rPr>
+        <w:t xml:space="preserve">10 to 9</w:t>
+      </w:r>
+      <w:r>
+        <w:t xml:space="preserve">. The</w:t>
+      </w:r>
+      <w:r>
+        <w:t xml:space="preserve"> </w:t>
+      </w:r>
+      <w:r>
+        <w:rPr>
+          <w:bCs/>
+          <w:b/>
+        </w:rPr>
+        <w:t xml:space="preserve">Reset Demo Credentials</w:t>
+      </w:r>
+      <w:r>
+        <w:t xml:space="preserve"> </w:t>
+      </w:r>
+      <w:r>
+        <w:t xml:space="preserve">button on</w:t>
+      </w:r>
+      <w:r>
+        <w:t xml:space="preserve"> </w:t>
+      </w:r>
+      <w:r>
+        <w:rPr>
+          <w:rStyle w:val="VerbatimChar"/>
+        </w:rPr>
+        <w:t xml:space="preserve">/ops/demo-tools</w:t>
+      </w:r>
+      <w:r>
+        <w:t xml:space="preserve"> </w:t>
+      </w:r>
+      <w:r>
+        <w:t xml:space="preserve">still resets passwords but now warns that it signs out every demo user, including the presenter. Do not press it during a demo. Docs only otherwise.</w:t>
       </w:r>
     </w:p>
     <w:p>
@@ -18022,13 +18109,13 @@
           <w:bCs/>
           <w:b/>
         </w:rPr>
-        <w:t xml:space="preserve">10 scheduled cron jobs</w:t>
-      </w:r>
-      <w:r>
-        <w:t xml:space="preserve"> </w:t>
-      </w:r>
-      <w:r>
-        <w:t xml:space="preserve">handle SLA enforcement and re-firing, payment expiry, submission reconciliation, adapter/portal polling, fax retry, screenshot cleanup, PHI debug purge, credential sync, and the daily ops digest. Everything is atomic — Compare-And-Swap patterns on every state transition prevent race conditions.</w:t>
+        <w:t xml:space="preserve">9 scheduled cron jobs</w:t>
+      </w:r>
+      <w:r>
+        <w:t xml:space="preserve"> </w:t>
+      </w:r>
+      <w:r>
+        <w:t xml:space="preserve">handle SLA enforcement and re-firing, payment expiry, submission reconciliation, adapter/portal polling, fax retry, screenshot cleanup, PHI debug purge, and the daily ops digest. Everything is atomic — Compare-And-Swap patterns on every state transition prevent race conditions.</w:t>
       </w:r>
       <w:r>
         <w:t xml:space="preserve">”</w:t>
@@ -18043,7 +18130,7 @@
           <w:bCs/>
           <w:b/>
         </w:rPr>
-        <w:t xml:space="preserve">Verified 2026-09-10:</w:t>
+        <w:t xml:space="preserve">Verified 2026-09-11:</w:t>
       </w:r>
       <w:r>
         <w:t xml:space="preserve"> </w:t>
@@ -18068,7 +18155,7 @@
           <w:bCs/>
           <w:b/>
         </w:rPr>
-        <w:t xml:space="preserve">10</w:t>
+        <w:t xml:space="preserve">9</w:t>
       </w:r>
       <w:r>
         <w:t xml:space="preserve"> </w:t>
@@ -18086,44 +18173,28 @@
         <w:t xml:space="preserve">crons</w:t>
       </w:r>
       <w:r>
-        <w:t xml:space="preserve">, and</w:t>
-      </w:r>
-      <w:r>
-        <w:t xml:space="preserve"> </w:t>
+        <w:t xml:space="preserve"> </w:t>
+      </w:r>
+      <w:r>
+        <w:t xml:space="preserve">(</w:t>
       </w:r>
       <w:r>
         <w:rPr>
           <w:rStyle w:val="VerbatimChar"/>
         </w:rPr>
-        <w:t xml:space="preserve">src/app/api/cron/</w:t>
-      </w:r>
-      <w:r>
-        <w:t xml:space="preserve"> </w:t>
-      </w:r>
-      <w:r>
-        <w:t xml:space="preserve">contains exactly</w:t>
-      </w:r>
-      <w:r>
-        <w:t xml:space="preserve"> </w:t>
-      </w:r>
-      <w:r>
-        <w:rPr>
-          <w:bCs/>
-          <w:b/>
-        </w:rPr>
-        <w:t xml:space="preserve">10</w:t>
-      </w:r>
-      <w:r>
-        <w:t xml:space="preserve"> </w:t>
-      </w:r>
-      <w:r>
-        <w:t xml:space="preserve">route directories — they match one-for-one (</w:t>
+        <w:t xml:space="preserve">sla-check</w:t>
+      </w:r>
+      <w:r>
+        <w:t xml:space="preserve">,</w:t>
+      </w:r>
+      <w:r>
+        <w:t xml:space="preserve"> </w:t>
       </w:r>
       <w:r>
         <w:rPr>
           <w:rStyle w:val="VerbatimChar"/>
         </w:rPr>
-        <w:t xml:space="preserve">sla-check</w:t>
+        <w:t xml:space="preserve">sla-refire</w:t>
       </w:r>
       <w:r>
         <w:t xml:space="preserve">,</w:t>
@@ -18135,7 +18206,7 @@
         <w:rPr>
           <w:rStyle w:val="VerbatimChar"/>
         </w:rPr>
-        <w:t xml:space="preserve">sla-refire</w:t>
+        <w:t xml:space="preserve">payment-expiry</w:t>
       </w:r>
       <w:r>
         <w:t xml:space="preserve">,</w:t>
@@ -18147,7 +18218,7 @@
         <w:rPr>
           <w:rStyle w:val="VerbatimChar"/>
         </w:rPr>
-        <w:t xml:space="preserve">payment-expiry</w:t>
+        <w:t xml:space="preserve">submission-reconciliation</w:t>
       </w:r>
       <w:r>
         <w:t xml:space="preserve">,</w:t>
@@ -18159,7 +18230,7 @@
         <w:rPr>
           <w:rStyle w:val="VerbatimChar"/>
         </w:rPr>
-        <w:t xml:space="preserve">submission-reconciliation</w:t>
+        <w:t xml:space="preserve">daily-digest</w:t>
       </w:r>
       <w:r>
         <w:t xml:space="preserve">,</w:t>
@@ -18171,7 +18242,7 @@
         <w:rPr>
           <w:rStyle w:val="VerbatimChar"/>
         </w:rPr>
-        <w:t xml:space="preserve">daily-digest</w:t>
+        <w:t xml:space="preserve">fax-retry</w:t>
       </w:r>
       <w:r>
         <w:t xml:space="preserve">,</w:t>
@@ -18183,7 +18254,7 @@
         <w:rPr>
           <w:rStyle w:val="VerbatimChar"/>
         </w:rPr>
-        <w:t xml:space="preserve">fax-retry</w:t>
+        <w:t xml:space="preserve">portal-status-poll</w:t>
       </w:r>
       <w:r>
         <w:t xml:space="preserve">,</w:t>
@@ -18195,7 +18266,7 @@
         <w:rPr>
           <w:rStyle w:val="VerbatimChar"/>
         </w:rPr>
-        <w:t xml:space="preserve">portal-status-poll</w:t>
+        <w:t xml:space="preserve">screenshot-cleanup</w:t>
       </w:r>
       <w:r>
         <w:t xml:space="preserve">,</w:t>
@@ -18207,10 +18278,10 @@
         <w:rPr>
           <w:rStyle w:val="VerbatimChar"/>
         </w:rPr>
-        <w:t xml:space="preserve">screenshot-cleanup</w:t>
-      </w:r>
-      <w:r>
-        <w:t xml:space="preserve">,</w:t>
+        <w:t xml:space="preserve">purge-phi-debug</w:t>
+      </w:r>
+      <w:r>
+        <w:t xml:space="preserve">). The tenth,</w:t>
       </w:r>
       <w:r>
         <w:t xml:space="preserve"> </w:t>
@@ -18222,7 +18293,23 @@
         <w:t xml:space="preserve">poc-credential-sync</w:t>
       </w:r>
       <w:r>
-        <w:t xml:space="preserve">,</w:t>
+        <w:t xml:space="preserve">, was removed on 2026-09-11 (v2.15): every fire re-set the four demo passwords through the Supabase admin API, which revoked every active demo session, so it was the cause of the recurring mid-demo silent logout. Demo credentials are now reset only by the manual</w:t>
+      </w:r>
+      <w:r>
+        <w:t xml:space="preserve"> </w:t>
+      </w:r>
+      <w:r>
+        <w:rPr>
+          <w:bCs/>
+          <w:b/>
+        </w:rPr>
+        <w:t xml:space="preserve">Reset Demo Credentials</w:t>
+      </w:r>
+      <w:r>
+        <w:t xml:space="preserve"> </w:t>
+      </w:r>
+      <w:r>
+        <w:t xml:space="preserve">button on</w:t>
       </w:r>
       <w:r>
         <w:t xml:space="preserve"> </w:t>
@@ -18231,10 +18318,10 @@
         <w:rPr>
           <w:rStyle w:val="VerbatimChar"/>
         </w:rPr>
-        <w:t xml:space="preserve">purge-phi-debug</w:t>
-      </w:r>
-      <w:r>
-        <w:t xml:space="preserve">). If anyone claims a different number, this is the source of truth.</w:t>
+        <w:t xml:space="preserve">/ops/demo-tools</w:t>
+      </w:r>
+      <w:r>
+        <w:t xml:space="preserve">, and that button signs every demo user out, including the presenter. If anyone claims a different number, this is the source of truth.</w:t>
       </w:r>
     </w:p>
     <w:p>
@@ -18407,7 +18494,7 @@
                 <w:bCs/>
                 <w:b/>
               </w:rPr>
-              <w:t xml:space="preserve">10</w:t>
+              <w:t xml:space="preserve">9</w:t>
             </w:r>
             <w:r>
               <w:t xml:space="preserve"> </w:t>

--- a/docs/archive/source/POC-DEMO-DETAILED.docx
+++ b/docs/archive/source/POC-DEMO-DETAILED.docx
@@ -92,11 +92,19 @@
         <w:t xml:space="preserve"> </w:t>
       </w:r>
       <w:r>
-        <w:rPr>
-          <w:bCs/>
-          <w:b/>
-        </w:rPr>
-        <w:t xml:space="preserve">WO-97 — Patient allergies / NKDA (Phase 21, practitioner feedback round 1).</w:t>
+        <w:t xml:space="preserve">Phase 21, practitioner feedback round 1 — WO-97 and WO-98. Still three steps, no new screen.</w:t>
+      </w:r>
+    </w:p>
+    <w:p>
+      <w:pPr>
+        <w:pStyle w:val="BlockText"/>
+      </w:pPr>
+      <w:r>
+        <w:rPr>
+          <w:bCs/>
+          <w:b/>
+        </w:rPr>
+        <w:t xml:space="preserve">WO-97 — Patient allergies / NKDA.</w:t>
       </w:r>
       <w:r>
         <w:t xml:space="preserve"> </w:t>
@@ -357,6 +365,340 @@
       </w:r>
       <w:r>
         <w:t xml:space="preserve">must be applied before the chip can render — it lands with the WO-97 PR, after WO-96.</w:t>
+      </w:r>
+    </w:p>
+    <w:p>
+      <w:pPr>
+        <w:pStyle w:val="BlockText"/>
+      </w:pPr>
+      <w:r>
+        <w:rPr>
+          <w:bCs/>
+          <w:b/>
+        </w:rPr>
+        <w:t xml:space="preserve">WO-98 — Edit at Review, Edit Draft, Add to Draft.</w:t>
+      </w:r>
+      <w:r>
+        <w:t xml:space="preserve"> </w:t>
+      </w:r>
+      <w:r>
+        <w:t xml:space="preserve">(a)</w:t>
+      </w:r>
+      <w:r>
+        <w:t xml:space="preserve"> </w:t>
+      </w:r>
+      <w:r>
+        <w:rPr>
+          <w:bCs/>
+          <w:b/>
+        </w:rPr>
+        <w:t xml:space="preserve">Review page (step 40)</w:t>
+      </w:r>
+      <w:r>
+        <w:t xml:space="preserve"> </w:t>
+      </w:r>
+      <w:r>
+        <w:t xml:space="preserve">— every prescription card now has</w:t>
+      </w:r>
+      <w:r>
+        <w:t xml:space="preserve"> </w:t>
+      </w:r>
+      <w:r>
+        <w:rPr>
+          <w:bCs/>
+          <w:b/>
+        </w:rPr>
+        <w:t xml:space="preserve">Edit</w:t>
+      </w:r>
+      <w:r>
+        <w:t xml:space="preserve"> </w:t>
+      </w:r>
+      <w:r>
+        <w:t xml:space="preserve">next to Remove. Edit reopens the</w:t>
+      </w:r>
+      <w:r>
+        <w:t xml:space="preserve"> </w:t>
+      </w:r>
+      <w:r>
+        <w:rPr>
+          <w:iCs/>
+          <w:i/>
+        </w:rPr>
+        <w:t xml:space="preserve">existing</w:t>
+      </w:r>
+      <w:r>
+        <w:t xml:space="preserve"> </w:t>
+      </w:r>
+      <w:r>
+        <w:t xml:space="preserve">builder (search page) with that line’s medication, formulation, pharmacy, dose, frequency and quantity already selected; change the dose, continue, and the margin page shows the line’s price and a single</w:t>
+      </w:r>
+      <w:r>
+        <w:t xml:space="preserve"> </w:t>
+      </w:r>
+      <w:r>
+        <w:rPr>
+          <w:bCs/>
+          <w:b/>
+        </w:rPr>
+        <w:t xml:space="preserve">“</w:t>
+      </w:r>
+      <w:r>
+        <w:rPr>
+          <w:bCs/>
+          <w:b/>
+        </w:rPr>
+        <w:t xml:space="preserve">Save Changes — Back to Review</w:t>
+      </w:r>
+      <w:r>
+        <w:rPr>
+          <w:bCs/>
+          <w:b/>
+        </w:rPr>
+        <w:t xml:space="preserve">”</w:t>
+      </w:r>
+      <w:r>
+        <w:t xml:space="preserve"> </w:t>
+      </w:r>
+      <w:r>
+        <w:t xml:space="preserve">button. The card updates</w:t>
+      </w:r>
+      <w:r>
+        <w:t xml:space="preserve"> </w:t>
+      </w:r>
+      <w:r>
+        <w:rPr>
+          <w:bCs/>
+          <w:b/>
+        </w:rPr>
+        <w:t xml:space="preserve">in place</w:t>
+      </w:r>
+      <w:r>
+        <w:t xml:space="preserve"> </w:t>
+      </w:r>
+      <w:r>
+        <w:t xml:space="preserve">(same position, same card) and the totals recompute. A</w:t>
+      </w:r>
+      <w:r>
+        <w:t xml:space="preserve"> </w:t>
+      </w:r>
+      <w:r>
+        <w:rPr>
+          <w:bCs/>
+          <w:b/>
+        </w:rPr>
+        <w:t xml:space="preserve">Back</w:t>
+      </w:r>
+      <w:r>
+        <w:t xml:space="preserve"> </w:t>
+      </w:r>
+      <w:r>
+        <w:t xml:space="preserve">button next to</w:t>
+      </w:r>
+      <w:r>
+        <w:t xml:space="preserve"> </w:t>
+      </w:r>
+      <w:r>
+        <w:t xml:space="preserve">“</w:t>
+      </w:r>
+      <w:r>
+        <w:t xml:space="preserve">+ Add Another Prescription</w:t>
+      </w:r>
+      <w:r>
+        <w:t xml:space="preserve">”</w:t>
+      </w:r>
+      <w:r>
+        <w:t xml:space="preserve"> </w:t>
+      </w:r>
+      <w:r>
+        <w:t xml:space="preserve">returns to the search page with the session intact. (b)</w:t>
+      </w:r>
+      <w:r>
+        <w:t xml:space="preserve"> </w:t>
+      </w:r>
+      <w:r>
+        <w:rPr>
+          <w:bCs/>
+          <w:b/>
+        </w:rPr>
+        <w:t xml:space="preserve">Draft detail (step 54, provider)</w:t>
+      </w:r>
+      <w:r>
+        <w:t xml:space="preserve"> </w:t>
+      </w:r>
+      <w:r>
+        <w:t xml:space="preserve">— the sign page lists the</w:t>
+      </w:r>
+      <w:r>
+        <w:t xml:space="preserve"> </w:t>
+      </w:r>
+      <w:r>
+        <w:rPr>
+          <w:bCs/>
+          <w:b/>
+        </w:rPr>
+        <w:t xml:space="preserve">draft lines</w:t>
+      </w:r>
+      <w:r>
+        <w:t xml:space="preserve"> </w:t>
+      </w:r>
+      <w:r>
+        <w:t xml:space="preserve">for this patient/provider (an N-prescription session is still N draft orders): each line has</w:t>
+      </w:r>
+      <w:r>
+        <w:t xml:space="preserve"> </w:t>
+      </w:r>
+      <w:r>
+        <w:rPr>
+          <w:bCs/>
+          <w:b/>
+        </w:rPr>
+        <w:t xml:space="preserve">Edit</w:t>
+      </w:r>
+      <w:r>
+        <w:t xml:space="preserve"> </w:t>
+      </w:r>
+      <w:r>
+        <w:t xml:space="preserve">and</w:t>
+      </w:r>
+      <w:r>
+        <w:t xml:space="preserve"> </w:t>
+      </w:r>
+      <w:r>
+        <w:rPr>
+          <w:bCs/>
+          <w:b/>
+        </w:rPr>
+        <w:t xml:space="preserve">Remove</w:t>
+      </w:r>
+      <w:r>
+        <w:t xml:space="preserve">, and</w:t>
+      </w:r>
+      <w:r>
+        <w:t xml:space="preserve"> </w:t>
+      </w:r>
+      <w:r>
+        <w:rPr>
+          <w:bCs/>
+          <w:b/>
+        </w:rPr>
+        <w:t xml:space="preserve">“</w:t>
+      </w:r>
+      <w:r>
+        <w:rPr>
+          <w:bCs/>
+          <w:b/>
+        </w:rPr>
+        <w:t xml:space="preserve">+ Add prescription</w:t>
+      </w:r>
+      <w:r>
+        <w:rPr>
+          <w:bCs/>
+          <w:b/>
+        </w:rPr>
+        <w:t xml:space="preserve">”</w:t>
+      </w:r>
+      <w:r>
+        <w:t xml:space="preserve"> </w:t>
+      </w:r>
+      <w:r>
+        <w:t xml:space="preserve">opens the builder with the draft’s patient and provider pinned and appends a new draft line. Editing keeps the draft’s order id;</w:t>
+      </w:r>
+      <w:r>
+        <w:t xml:space="preserve"> </w:t>
+      </w:r>
+      <w:r>
+        <w:rPr>
+          <w:bCs/>
+          <w:b/>
+        </w:rPr>
+        <w:t xml:space="preserve">Remove</w:t>
+      </w:r>
+      <w:r>
+        <w:t xml:space="preserve"> </w:t>
+      </w:r>
+      <w:r>
+        <w:t xml:space="preserve">is a soft delete (the row stays,</w:t>
+      </w:r>
+      <w:r>
+        <w:t xml:space="preserve"> </w:t>
+      </w:r>
+      <w:r>
+        <w:rPr>
+          <w:rStyle w:val="VerbatimChar"/>
+        </w:rPr>
+        <w:t xml:space="preserve">deleted_at</w:t>
+      </w:r>
+      <w:r>
+        <w:t xml:space="preserve"> </w:t>
+      </w:r>
+      <w:r>
+        <w:t xml:space="preserve">set). The order drawer’s amber draft box (step 52) carries the same</w:t>
+      </w:r>
+      <w:r>
+        <w:t xml:space="preserve"> </w:t>
+      </w:r>
+      <w:r>
+        <w:rPr>
+          <w:bCs/>
+          <w:b/>
+        </w:rPr>
+        <w:t xml:space="preserve">Edit prescription / + Add prescription</w:t>
+      </w:r>
+      <w:r>
+        <w:t xml:space="preserve"> </w:t>
+      </w:r>
+      <w:r>
+        <w:t xml:space="preserve">buttons for the MA. (c)</w:t>
+      </w:r>
+      <w:r>
+        <w:t xml:space="preserve"> </w:t>
+      </w:r>
+      <w:r>
+        <w:rPr>
+          <w:bCs/>
+          <w:b/>
+        </w:rPr>
+        <w:t xml:space="preserve">Audit</w:t>
+      </w:r>
+      <w:r>
+        <w:t xml:space="preserve"> </w:t>
+      </w:r>
+      <w:r>
+        <w:t xml:space="preserve">— every draft edit and removal writes a row to the order’s status timeline (visible in the drawer as</w:t>
+      </w:r>
+      <w:r>
+        <w:t xml:space="preserve"> </w:t>
+      </w:r>
+      <w:r>
+        <w:t xml:space="preserve">“</w:t>
+      </w:r>
+      <w:r>
+        <w:t xml:space="preserve">Draft edited · changed dose, sig</w:t>
+      </w:r>
+      <w:r>
+        <w:t xml:space="preserve">”</w:t>
+      </w:r>
+      <w:r>
+        <w:t xml:space="preserve"> </w:t>
+      </w:r>
+      <w:r>
+        <w:t xml:space="preserve">with the actor). (d)</w:t>
+      </w:r>
+      <w:r>
+        <w:t xml:space="preserve"> </w:t>
+      </w:r>
+      <w:r>
+        <w:rPr>
+          <w:bCs/>
+          <w:b/>
+        </w:rPr>
+        <w:t xml:space="preserve">Who may edit</w:t>
+      </w:r>
+      <w:r>
+        <w:t xml:space="preserve"> </w:t>
+      </w:r>
+      <w:r>
+        <w:t xml:space="preserve">— the provider can edit any draft in the clinic; the MA / clinic admin only drafts they created (the server returns 403 otherwise).</w:t>
       </w:r>
     </w:p>
     <w:p>
@@ -12226,6 +12568,189 @@
     </w:p>
     <w:p>
       <w:pPr>
+        <w:numPr>
+          <w:ilvl w:val="1"/>
+          <w:numId w:val="1035"/>
+        </w:numPr>
+        <w:pStyle w:val="Compact"/>
+      </w:pPr>
+      <w:r>
+        <w:rPr>
+          <w:bCs/>
+          <w:b/>
+        </w:rPr>
+        <w:t xml:space="preserve">v2.17 —</w:t>
+      </w:r>
+      <w:r>
+        <w:rPr>
+          <w:bCs/>
+          <w:b/>
+        </w:rPr>
+        <w:t xml:space="preserve"> </w:t>
+      </w:r>
+      <w:r>
+        <w:rPr>
+          <w:bCs/>
+          <w:b/>
+        </w:rPr>
+        <w:t xml:space="preserve">“</w:t>
+      </w:r>
+      <w:r>
+        <w:rPr>
+          <w:bCs/>
+          <w:b/>
+        </w:rPr>
+        <w:t xml:space="preserve">Edit</w:t>
+      </w:r>
+      <w:r>
+        <w:rPr>
+          <w:bCs/>
+          <w:b/>
+        </w:rPr>
+        <w:t xml:space="preserve">”</w:t>
+      </w:r>
+      <w:r>
+        <w:rPr>
+          <w:bCs/>
+          <w:b/>
+        </w:rPr>
+        <w:t xml:space="preserve"> </w:t>
+      </w:r>
+      <w:r>
+        <w:rPr>
+          <w:bCs/>
+          <w:b/>
+        </w:rPr>
+        <w:t xml:space="preserve">next to</w:t>
+      </w:r>
+      <w:r>
+        <w:rPr>
+          <w:bCs/>
+          <w:b/>
+        </w:rPr>
+        <w:t xml:space="preserve"> </w:t>
+      </w:r>
+      <w:r>
+        <w:rPr>
+          <w:bCs/>
+          <w:b/>
+        </w:rPr>
+        <w:t xml:space="preserve">“</w:t>
+      </w:r>
+      <w:r>
+        <w:rPr>
+          <w:bCs/>
+          <w:b/>
+        </w:rPr>
+        <w:t xml:space="preserve">Remove</w:t>
+      </w:r>
+      <w:r>
+        <w:rPr>
+          <w:bCs/>
+          <w:b/>
+        </w:rPr>
+        <w:t xml:space="preserve">”</w:t>
+      </w:r>
+      <w:r>
+        <w:rPr>
+          <w:bCs/>
+          <w:b/>
+        </w:rPr>
+        <w:t xml:space="preserve"> </w:t>
+      </w:r>
+      <w:r>
+        <w:rPr>
+          <w:bCs/>
+          <w:b/>
+        </w:rPr>
+        <w:t xml:space="preserve">on every card, and a</w:t>
+      </w:r>
+      <w:r>
+        <w:rPr>
+          <w:bCs/>
+          <w:b/>
+        </w:rPr>
+        <w:t xml:space="preserve"> </w:t>
+      </w:r>
+      <w:r>
+        <w:rPr>
+          <w:bCs/>
+          <w:b/>
+        </w:rPr>
+        <w:t xml:space="preserve">“</w:t>
+      </w:r>
+      <w:r>
+        <w:rPr>
+          <w:bCs/>
+          <w:b/>
+        </w:rPr>
+        <w:t xml:space="preserve">Back</w:t>
+      </w:r>
+      <w:r>
+        <w:rPr>
+          <w:bCs/>
+          <w:b/>
+        </w:rPr>
+        <w:t xml:space="preserve">”</w:t>
+      </w:r>
+      <w:r>
+        <w:rPr>
+          <w:bCs/>
+          <w:b/>
+        </w:rPr>
+        <w:t xml:space="preserve"> </w:t>
+      </w:r>
+      <w:r>
+        <w:rPr>
+          <w:bCs/>
+          <w:b/>
+        </w:rPr>
+        <w:t xml:space="preserve">button beside</w:t>
+      </w:r>
+      <w:r>
+        <w:rPr>
+          <w:bCs/>
+          <w:b/>
+        </w:rPr>
+        <w:t xml:space="preserve"> </w:t>
+      </w:r>
+      <w:r>
+        <w:rPr>
+          <w:bCs/>
+          <w:b/>
+        </w:rPr>
+        <w:t xml:space="preserve">“</w:t>
+      </w:r>
+      <w:r>
+        <w:rPr>
+          <w:bCs/>
+          <w:b/>
+        </w:rPr>
+        <w:t xml:space="preserve">+ Add Another Prescription</w:t>
+      </w:r>
+      <w:r>
+        <w:rPr>
+          <w:bCs/>
+          <w:b/>
+        </w:rPr>
+        <w:t xml:space="preserve">”</w:t>
+      </w:r>
+      <w:r>
+        <w:rPr>
+          <w:bCs/>
+          <w:b/>
+        </w:rPr>
+        <w:t xml:space="preserve">.</w:t>
+      </w:r>
+      <w:r>
+        <w:t xml:space="preserve"> </w:t>
+      </w:r>
+      <w:r>
+        <w:t xml:space="preserve">Edit reopens the builder for that line with its values pre-selected; saving returns here with the card updated in place and the totals recomputed. Back returns to the search page with every prescription still in the session.</w:t>
+      </w:r>
+    </w:p>
+    <w:p>
+      <w:pPr>
         <w:pStyle w:val="BlockText"/>
       </w:pPr>
       <w:r>
@@ -14065,6 +14590,269 @@
       </w:r>
       <w:r>
         <w:t xml:space="preserve">”</w:t>
+      </w:r>
+    </w:p>
+    <w:p>
+      <w:pPr>
+        <w:pStyle w:val="BlockText"/>
+      </w:pPr>
+      <w:r>
+        <w:rPr>
+          <w:bCs/>
+          <w:b/>
+        </w:rPr>
+        <w:t xml:space="preserve">v2.17 — before signing, point at the</w:t>
+      </w:r>
+      <w:r>
+        <w:rPr>
+          <w:bCs/>
+          <w:b/>
+        </w:rPr>
+        <w:t xml:space="preserve"> </w:t>
+      </w:r>
+      <w:r>
+        <w:rPr>
+          <w:bCs/>
+          <w:b/>
+        </w:rPr>
+        <w:t xml:space="preserve">“</w:t>
+      </w:r>
+      <w:r>
+        <w:rPr>
+          <w:bCs/>
+          <w:b/>
+        </w:rPr>
+        <w:t xml:space="preserve">Draft lines</w:t>
+      </w:r>
+      <w:r>
+        <w:rPr>
+          <w:bCs/>
+          <w:b/>
+        </w:rPr>
+        <w:t xml:space="preserve">”</w:t>
+      </w:r>
+      <w:r>
+        <w:rPr>
+          <w:bCs/>
+          <w:b/>
+        </w:rPr>
+        <w:t xml:space="preserve"> </w:t>
+      </w:r>
+      <w:r>
+        <w:rPr>
+          <w:bCs/>
+          <w:b/>
+        </w:rPr>
+        <w:t xml:space="preserve">box.</w:t>
+      </w:r>
+      <w:r>
+        <w:t xml:space="preserve"> </w:t>
+      </w:r>
+      <w:r>
+        <w:t xml:space="preserve">It lists this draft line (badge</w:t>
+      </w:r>
+      <w:r>
+        <w:t xml:space="preserve"> </w:t>
+      </w:r>
+      <w:r>
+        <w:rPr>
+          <w:bCs/>
+          <w:b/>
+        </w:rPr>
+        <w:t xml:space="preserve">signing now</w:t>
+      </w:r>
+      <w:r>
+        <w:t xml:space="preserve">) and any sibling drafts for the same patient and provider, each with</w:t>
+      </w:r>
+      <w:r>
+        <w:t xml:space="preserve"> </w:t>
+      </w:r>
+      <w:r>
+        <w:rPr>
+          <w:bCs/>
+          <w:b/>
+        </w:rPr>
+        <w:t xml:space="preserve">Edit</w:t>
+      </w:r>
+      <w:r>
+        <w:t xml:space="preserve"> </w:t>
+      </w:r>
+      <w:r>
+        <w:t xml:space="preserve">and</w:t>
+      </w:r>
+      <w:r>
+        <w:t xml:space="preserve"> </w:t>
+      </w:r>
+      <w:r>
+        <w:rPr>
+          <w:bCs/>
+          <w:b/>
+        </w:rPr>
+        <w:t xml:space="preserve">Remove</w:t>
+      </w:r>
+      <w:r>
+        <w:t xml:space="preserve">, plus</w:t>
+      </w:r>
+      <w:r>
+        <w:t xml:space="preserve"> </w:t>
+      </w:r>
+      <w:r>
+        <w:rPr>
+          <w:bCs/>
+          <w:b/>
+        </w:rPr>
+        <w:t xml:space="preserve">“</w:t>
+      </w:r>
+      <w:r>
+        <w:rPr>
+          <w:bCs/>
+          <w:b/>
+        </w:rPr>
+        <w:t xml:space="preserve">+ Add prescription</w:t>
+      </w:r>
+      <w:r>
+        <w:rPr>
+          <w:bCs/>
+          <w:b/>
+        </w:rPr>
+        <w:t xml:space="preserve">”</w:t>
+      </w:r>
+      <w:r>
+        <w:t xml:space="preserve">. Click</w:t>
+      </w:r>
+      <w:r>
+        <w:t xml:space="preserve"> </w:t>
+      </w:r>
+      <w:r>
+        <w:rPr>
+          <w:bCs/>
+          <w:b/>
+        </w:rPr>
+        <w:t xml:space="preserve">Edit</w:t>
+      </w:r>
+      <w:r>
+        <w:t xml:space="preserve"> </w:t>
+      </w:r>
+      <w:r>
+        <w:t xml:space="preserve">on Semaglutide: the builder reopens with Semaglutide, Strive, 10 units and once weekly already selected — change the dose to 15 units, continue, and</w:t>
+      </w:r>
+      <w:r>
+        <w:t xml:space="preserve"> </w:t>
+      </w:r>
+      <w:r>
+        <w:rPr>
+          <w:bCs/>
+          <w:b/>
+        </w:rPr>
+        <w:t xml:space="preserve">“</w:t>
+      </w:r>
+      <w:r>
+        <w:rPr>
+          <w:bCs/>
+          <w:b/>
+        </w:rPr>
+        <w:t xml:space="preserve">Save Changes to Draft</w:t>
+      </w:r>
+      <w:r>
+        <w:rPr>
+          <w:bCs/>
+          <w:b/>
+        </w:rPr>
+        <w:t xml:space="preserve">”</w:t>
+      </w:r>
+      <w:r>
+        <w:t xml:space="preserve"> </w:t>
+      </w:r>
+      <w:r>
+        <w:t xml:space="preserve">brings you straight back here with the line updated and the</w:t>
+      </w:r>
+      <w:r>
+        <w:t xml:space="preserve"> </w:t>
+      </w:r>
+      <w:r>
+        <w:rPr>
+          <w:bCs/>
+          <w:b/>
+        </w:rPr>
+        <w:t xml:space="preserve">same order id</w:t>
+      </w:r>
+      <w:r>
+        <w:t xml:space="preserve">. Click</w:t>
+      </w:r>
+      <w:r>
+        <w:t xml:space="preserve"> </w:t>
+      </w:r>
+      <w:r>
+        <w:rPr>
+          <w:bCs/>
+          <w:b/>
+        </w:rPr>
+        <w:t xml:space="preserve">“</w:t>
+      </w:r>
+      <w:r>
+        <w:rPr>
+          <w:bCs/>
+          <w:b/>
+        </w:rPr>
+        <w:t xml:space="preserve">+ Add prescription</w:t>
+      </w:r>
+      <w:r>
+        <w:rPr>
+          <w:bCs/>
+          <w:b/>
+        </w:rPr>
+        <w:t xml:space="preserve">”</w:t>
+      </w:r>
+      <w:r>
+        <w:t xml:space="preserve"> </w:t>
+      </w:r>
+      <w:r>
+        <w:t xml:space="preserve">to append a line (patient and provider are pinned from the draft). Open the order drawer afterwards and the timeline shows</w:t>
+      </w:r>
+      <w:r>
+        <w:t xml:space="preserve"> </w:t>
+      </w:r>
+      <w:r>
+        <w:rPr>
+          <w:bCs/>
+          <w:b/>
+        </w:rPr>
+        <w:t xml:space="preserve">“</w:t>
+      </w:r>
+      <w:r>
+        <w:rPr>
+          <w:bCs/>
+          <w:b/>
+        </w:rPr>
+        <w:t xml:space="preserve">Draft edited · changed dose, sig …</w:t>
+      </w:r>
+      <w:r>
+        <w:rPr>
+          <w:bCs/>
+          <w:b/>
+        </w:rPr>
+        <w:t xml:space="preserve">”</w:t>
+      </w:r>
+      <w:r>
+        <w:t xml:space="preserve"> </w:t>
+      </w:r>
+      <w:r>
+        <w:t xml:space="preserve">with the provider as the actor. Remove is a soft delete — the row keeps its id with</w:t>
+      </w:r>
+      <w:r>
+        <w:t xml:space="preserve"> </w:t>
+      </w:r>
+      <w:r>
+        <w:rPr>
+          <w:rStyle w:val="VerbatimChar"/>
+        </w:rPr>
+        <w:t xml:space="preserve">deleted_at</w:t>
+      </w:r>
+      <w:r>
+        <w:t xml:space="preserve"> </w:t>
+      </w:r>
+      <w:r>
+        <w:t xml:space="preserve">set. Optional for the scripted flow; skip it if time is short.</w:t>
       </w:r>
     </w:p>
     <w:p>

--- a/docs/archive/source/POC-DEMO-DETAILED.docx
+++ b/docs/archive/source/POC-DEMO-DETAILED.docx
@@ -92,7 +92,7 @@
         <w:t xml:space="preserve"> </w:t>
       </w:r>
       <w:r>
-        <w:t xml:space="preserve">Phase 21, practitioner feedback round 1 — WO-97 and WO-98. Still three steps, no new screen.</w:t>
+        <w:t xml:space="preserve">Phase 21, practitioner feedback round 1 — WO-97, WO-98 and WO-100. Still three steps, no new screen.</w:t>
       </w:r>
     </w:p>
     <w:p>
@@ -699,6 +699,311 @@
       </w:r>
       <w:r>
         <w:t xml:space="preserve">— the provider can edit any draft in the clinic; the MA / clinic admin only drafts they created (the server returns 403 otherwise).</w:t>
+      </w:r>
+    </w:p>
+    <w:p>
+      <w:pPr>
+        <w:pStyle w:val="BlockText"/>
+      </w:pPr>
+      <w:r>
+        <w:rPr>
+          <w:bCs/>
+          <w:b/>
+        </w:rPr>
+        <w:t xml:space="preserve">WO-100 — Provider defaults to self + draft reassignment.</w:t>
+      </w:r>
+      <w:r>
+        <w:t xml:space="preserve"> </w:t>
+      </w:r>
+      <w:r>
+        <w:t xml:space="preserve">Two role-specific changes, still three steps, nothing new to type. (a)</w:t>
+      </w:r>
+      <w:r>
+        <w:t xml:space="preserve"> </w:t>
+      </w:r>
+      <w:r>
+        <w:rPr>
+          <w:bCs/>
+          <w:b/>
+        </w:rPr>
+        <w:t xml:space="preserve">A provider is the provider.</w:t>
+      </w:r>
+      <w:r>
+        <w:t xml:space="preserve"> </w:t>
+      </w:r>
+      <w:r>
+        <w:t xml:space="preserve">When</w:t>
+      </w:r>
+      <w:r>
+        <w:t xml:space="preserve"> </w:t>
+      </w:r>
+      <w:r>
+        <w:rPr>
+          <w:bCs/>
+          <w:b/>
+        </w:rPr>
+        <w:t xml:space="preserve">Dr. Chen</w:t>
+      </w:r>
+      <w:r>
+        <w:t xml:space="preserve"> </w:t>
+      </w:r>
+      <w:r>
+        <w:t xml:space="preserve">(or any provider login) clicks</w:t>
+      </w:r>
+      <w:r>
+        <w:t xml:space="preserve"> </w:t>
+      </w:r>
+      <w:r>
+        <w:rPr>
+          <w:bCs/>
+          <w:b/>
+        </w:rPr>
+        <w:t xml:space="preserve">+ New Prescription</w:t>
+      </w:r>
+      <w:r>
+        <w:t xml:space="preserve">, step 1 is labelled</w:t>
+      </w:r>
+      <w:r>
+        <w:t xml:space="preserve"> </w:t>
+      </w:r>
+      <w:r>
+        <w:rPr>
+          <w:bCs/>
+          <w:b/>
+        </w:rPr>
+        <w:t xml:space="preserve">Patient</w:t>
+      </w:r>
+      <w:r>
+        <w:t xml:space="preserve"> </w:t>
+      </w:r>
+      <w:r>
+        <w:t xml:space="preserve">and shows the patient selector only — no provider list — and the subtitle reads</w:t>
+      </w:r>
+      <w:r>
+        <w:t xml:space="preserve"> </w:t>
+      </w:r>
+      <w:r>
+        <w:rPr>
+          <w:bCs/>
+          <w:b/>
+        </w:rPr>
+        <w:t xml:space="preserve">“</w:t>
+      </w:r>
+      <w:r>
+        <w:rPr>
+          <w:bCs/>
+          <w:b/>
+        </w:rPr>
+        <w:t xml:space="preserve">Prescribing as Sarah Chen.</w:t>
+      </w:r>
+      <w:r>
+        <w:rPr>
+          <w:bCs/>
+          <w:b/>
+        </w:rPr>
+        <w:t xml:space="preserve">”</w:t>
+      </w:r>
+      <w:r>
+        <w:t xml:space="preserve"> </w:t>
+      </w:r>
+      <w:r>
+        <w:t xml:space="preserve">The pinned session banner shows her name from the start. The scripted Part 3 is run as the</w:t>
+      </w:r>
+      <w:r>
+        <w:t xml:space="preserve"> </w:t>
+      </w:r>
+      <w:r>
+        <w:rPr>
+          <w:bCs/>
+          <w:b/>
+        </w:rPr>
+        <w:t xml:space="preserve">MA</w:t>
+      </w:r>
+      <w:r>
+        <w:t xml:space="preserve">, whose screen is</w:t>
+      </w:r>
+      <w:r>
+        <w:t xml:space="preserve"> </w:t>
+      </w:r>
+      <w:r>
+        <w:rPr>
+          <w:bCs/>
+          <w:b/>
+        </w:rPr>
+        <w:t xml:space="preserve">unchanged</w:t>
+      </w:r>
+      <w:r>
+        <w:t xml:space="preserve"> </w:t>
+      </w:r>
+      <w:r>
+        <w:t xml:space="preserve">(patient + provider, step labelled</w:t>
+      </w:r>
+      <w:r>
+        <w:t xml:space="preserve"> </w:t>
+      </w:r>
+      <w:r>
+        <w:rPr>
+          <w:bCs/>
+          <w:b/>
+        </w:rPr>
+        <w:t xml:space="preserve">Patient &amp; Provider</w:t>
+      </w:r>
+      <w:r>
+        <w:t xml:space="preserve">, four provider cards as in 3B) — so steps 6–10 do not move. If you improvise a prescription as Dr. Chen, expect the shorter step 1; see the new box in Part 3B. (b)</w:t>
+      </w:r>
+      <w:r>
+        <w:t xml:space="preserve"> </w:t>
+      </w:r>
+      <w:r>
+        <w:rPr>
+          <w:bCs/>
+          <w:b/>
+        </w:rPr>
+        <w:t xml:space="preserve">Sign as me.</w:t>
+      </w:r>
+      <w:r>
+        <w:t xml:space="preserve"> </w:t>
+      </w:r>
+      <w:r>
+        <w:t xml:space="preserve">When a provider opens a draft that the MA saved under a</w:t>
+      </w:r>
+      <w:r>
+        <w:t xml:space="preserve"> </w:t>
+      </w:r>
+      <w:r>
+        <w:rPr>
+          <w:iCs/>
+          <w:i/>
+        </w:rPr>
+        <w:t xml:space="preserve">different</w:t>
+      </w:r>
+      <w:r>
+        <w:t xml:space="preserve"> </w:t>
+      </w:r>
+      <w:r>
+        <w:t xml:space="preserve">provider (e.g. Dr. Patel), the sign page shows an amber</w:t>
+      </w:r>
+      <w:r>
+        <w:t xml:space="preserve"> </w:t>
+      </w:r>
+      <w:r>
+        <w:rPr>
+          <w:bCs/>
+          <w:b/>
+        </w:rPr>
+        <w:t xml:space="preserve">“</w:t>
+      </w:r>
+      <w:r>
+        <w:rPr>
+          <w:bCs/>
+          <w:b/>
+        </w:rPr>
+        <w:t xml:space="preserve">This draft is assigned to Marcus Patel</w:t>
+      </w:r>
+      <w:r>
+        <w:rPr>
+          <w:bCs/>
+          <w:b/>
+        </w:rPr>
+        <w:t xml:space="preserve">”</w:t>
+      </w:r>
+      <w:r>
+        <w:t xml:space="preserve"> </w:t>
+      </w:r>
+      <w:r>
+        <w:t xml:space="preserve">panel with a</w:t>
+      </w:r>
+      <w:r>
+        <w:t xml:space="preserve"> </w:t>
+      </w:r>
+      <w:r>
+        <w:rPr>
+          <w:bCs/>
+          <w:b/>
+        </w:rPr>
+        <w:t xml:space="preserve">Sign as me</w:t>
+      </w:r>
+      <w:r>
+        <w:t xml:space="preserve"> </w:t>
+      </w:r>
+      <w:r>
+        <w:t xml:space="preserve">button instead of the signature pad. One click moves every line of that draft to the signed-in provider, records the reassignment in the audit trail (</w:t>
+      </w:r>
+      <w:r>
+        <w:rPr>
+          <w:rStyle w:val="VerbatimChar"/>
+        </w:rPr>
+        <w:t xml:space="preserve">order_status_history</w:t>
+      </w:r>
+      <w:r>
+        <w:t xml:space="preserve">, actor</w:t>
+      </w:r>
+      <w:r>
+        <w:t xml:space="preserve"> </w:t>
+      </w:r>
+      <w:r>
+        <w:rPr>
+          <w:rStyle w:val="VerbatimChar"/>
+        </w:rPr>
+        <w:t xml:space="preserve">provider_reassign_to_self</w:t>
+      </w:r>
+      <w:r>
+        <w:t xml:space="preserve">, from → to provider ids), and the same page re-renders as the normal signing form under their name. The scripted 3H drafts are already Dr. Chen’s, so the panel does not appear in the script — see the new optional beat after step 56. (c)</w:t>
+      </w:r>
+      <w:r>
+        <w:t xml:space="preserve"> </w:t>
+      </w:r>
+      <w:r>
+        <w:rPr>
+          <w:bCs/>
+          <w:b/>
+        </w:rPr>
+        <w:t xml:space="preserve">Server guard:</w:t>
+      </w:r>
+      <w:r>
+        <w:t xml:space="preserve"> </w:t>
+      </w:r>
+      <w:r>
+        <w:t xml:space="preserve">a provider login that tries to create an order under another provider’s id is refused (</w:t>
+      </w:r>
+      <w:r>
+        <w:rPr>
+          <w:bCs/>
+          <w:b/>
+        </w:rPr>
+        <w:t xml:space="preserve">403</w:t>
+      </w:r>
+      <w:r>
+        <w:t xml:space="preserve">); MA and clinic-admin sessions still choose the provider. Dashboard default view stays</w:t>
+      </w:r>
+      <w:r>
+        <w:t xml:space="preserve"> </w:t>
+      </w:r>
+      <w:r>
+        <w:rPr>
+          <w:bCs/>
+          <w:b/>
+        </w:rPr>
+        <w:t xml:space="preserve">My patients</w:t>
+      </w:r>
+      <w:r>
+        <w:t xml:space="preserve">; the</w:t>
+      </w:r>
+      <w:r>
+        <w:t xml:space="preserve"> </w:t>
+      </w:r>
+      <w:r>
+        <w:rPr>
+          <w:bCs/>
+          <w:b/>
+        </w:rPr>
+        <w:t xml:space="preserve">All clinic orders</w:t>
+      </w:r>
+      <w:r>
+        <w:t xml:space="preserve"> </w:t>
+      </w:r>
+      <w:r>
+        <w:t xml:space="preserve">toggle is unchanged.</w:t>
       </w:r>
     </w:p>
     <w:p>
@@ -8932,6 +9237,112 @@
         <w:t xml:space="preserve">”</w:t>
       </w:r>
     </w:p>
+    <w:p>
+      <w:pPr>
+        <w:pStyle w:val="BlockText"/>
+      </w:pPr>
+      <w:r>
+        <w:rPr>
+          <w:bCs/>
+          <w:b/>
+        </w:rPr>
+        <w:t xml:space="preserve">If you run this step as Dr. Chen instead of the MA (v2.17 / WO-100), there is no provider list.</w:t>
+      </w:r>
+      <w:r>
+        <w:t xml:space="preserve"> </w:t>
+      </w:r>
+      <w:r>
+        <w:t xml:space="preserve">A provider login sees step 1 labelled</w:t>
+      </w:r>
+      <w:r>
+        <w:t xml:space="preserve"> </w:t>
+      </w:r>
+      <w:r>
+        <w:rPr>
+          <w:bCs/>
+          <w:b/>
+        </w:rPr>
+        <w:t xml:space="preserve">Patient</w:t>
+      </w:r>
+      <w:r>
+        <w:t xml:space="preserve">, the subtitle</w:t>
+      </w:r>
+      <w:r>
+        <w:t xml:space="preserve"> </w:t>
+      </w:r>
+      <w:r>
+        <w:rPr>
+          <w:bCs/>
+          <w:b/>
+        </w:rPr>
+        <w:t xml:space="preserve">“</w:t>
+      </w:r>
+      <w:r>
+        <w:rPr>
+          <w:bCs/>
+          <w:b/>
+        </w:rPr>
+        <w:t xml:space="preserve">Prescribing as Sarah Chen. Select the patient to begin.</w:t>
+      </w:r>
+      <w:r>
+        <w:rPr>
+          <w:bCs/>
+          <w:b/>
+        </w:rPr>
+        <w:t xml:space="preserve">”</w:t>
+      </w:r>
+      <w:r>
+        <w:t xml:space="preserve">, and only the patient card;</w:t>
+      </w:r>
+      <w:r>
+        <w:t xml:space="preserve"> </w:t>
+      </w:r>
+      <w:r>
+        <w:t xml:space="preserve">“</w:t>
+      </w:r>
+      <w:r>
+        <w:t xml:space="preserve">Continue to Pharmacy Search</w:t>
+      </w:r>
+      <w:r>
+        <w:t xml:space="preserve">”</w:t>
+      </w:r>
+      <w:r>
+        <w:t xml:space="preserve"> </w:t>
+      </w:r>
+      <w:r>
+        <w:t xml:space="preserve">enables as soon as a patient is chosen. That is the feature, not a missing list:</w:t>
+      </w:r>
+      <w:r>
+        <w:t xml:space="preserve"> </w:t>
+      </w:r>
+      <w:r>
+        <w:rPr>
+          <w:iCs/>
+          <w:i/>
+        </w:rPr>
+        <w:t xml:space="preserve">“</w:t>
+      </w:r>
+      <w:r>
+        <w:rPr>
+          <w:iCs/>
+          <w:i/>
+        </w:rPr>
+        <w:t xml:space="preserve">A provider is the provider — the app doesn’t ask a physician which physician they are.</w:t>
+      </w:r>
+      <w:r>
+        <w:rPr>
+          <w:iCs/>
+          <w:i/>
+        </w:rPr>
+        <w:t xml:space="preserve">”</w:t>
+      </w:r>
+      <w:r>
+        <w:t xml:space="preserve"> </w:t>
+      </w:r>
+      <w:r>
+        <w:t xml:space="preserve">The MA screen described above is unchanged.</w:t>
+      </w:r>
+    </w:p>
     <w:bookmarkEnd w:id="39"/>
     <w:bookmarkStart w:id="40" w:name="c-quick-actions-favorites-protocols"/>
     <w:p>
@@ -15218,6 +15629,171 @@
       </w:r>
       <w:r>
         <w:t xml:space="preserve">”</w:t>
+      </w:r>
+    </w:p>
+    <w:p>
+      <w:pPr>
+        <w:pStyle w:val="BlockText"/>
+      </w:pPr>
+      <w:r>
+        <w:rPr>
+          <w:bCs/>
+          <w:b/>
+        </w:rPr>
+        <w:t xml:space="preserve">Optional beat —</w:t>
+      </w:r>
+      <w:r>
+        <w:rPr>
+          <w:bCs/>
+          <w:b/>
+        </w:rPr>
+        <w:t xml:space="preserve"> </w:t>
+      </w:r>
+      <w:r>
+        <w:rPr>
+          <w:bCs/>
+          <w:b/>
+        </w:rPr>
+        <w:t xml:space="preserve">“</w:t>
+      </w:r>
+      <w:r>
+        <w:rPr>
+          <w:bCs/>
+          <w:b/>
+        </w:rPr>
+        <w:t xml:space="preserve">Sign as me</w:t>
+      </w:r>
+      <w:r>
+        <w:rPr>
+          <w:bCs/>
+          <w:b/>
+        </w:rPr>
+        <w:t xml:space="preserve">”</w:t>
+      </w:r>
+      <w:r>
+        <w:rPr>
+          <w:bCs/>
+          <w:b/>
+        </w:rPr>
+        <w:t xml:space="preserve"> </w:t>
+      </w:r>
+      <w:r>
+        <w:rPr>
+          <w:bCs/>
+          <w:b/>
+        </w:rPr>
+        <w:t xml:space="preserve">(v2.17 / WO-100, only if a draft belongs to another provider).</w:t>
+      </w:r>
+      <w:r>
+        <w:t xml:space="preserve"> </w:t>
+      </w:r>
+      <w:r>
+        <w:t xml:space="preserve">The two scripted drafts are Dr. Chen’s, so this does not appear in the script. If the MA saved a draft under</w:t>
+      </w:r>
+      <w:r>
+        <w:t xml:space="preserve"> </w:t>
+      </w:r>
+      <w:r>
+        <w:rPr>
+          <w:bCs/>
+          <w:b/>
+        </w:rPr>
+        <w:t xml:space="preserve">Dr. Patel</w:t>
+      </w:r>
+      <w:r>
+        <w:t xml:space="preserve"> </w:t>
+      </w:r>
+      <w:r>
+        <w:t xml:space="preserve">(say, during an improvised 3B) and Dr. Chen opens it from</w:t>
+      </w:r>
+      <w:r>
+        <w:t xml:space="preserve"> </w:t>
+      </w:r>
+      <w:r>
+        <w:rPr>
+          <w:bCs/>
+          <w:b/>
+        </w:rPr>
+        <w:t xml:space="preserve">All clinic orders → Drafts → Review &amp; Sign This Prescription</w:t>
+      </w:r>
+      <w:r>
+        <w:t xml:space="preserve">, the sign page shows an amber</w:t>
+      </w:r>
+      <w:r>
+        <w:t xml:space="preserve"> </w:t>
+      </w:r>
+      <w:r>
+        <w:rPr>
+          <w:bCs/>
+          <w:b/>
+        </w:rPr>
+        <w:t xml:space="preserve">“</w:t>
+      </w:r>
+      <w:r>
+        <w:rPr>
+          <w:bCs/>
+          <w:b/>
+        </w:rPr>
+        <w:t xml:space="preserve">This draft is assigned to Marcus Patel — You are signed in as Sarah Chen</w:t>
+      </w:r>
+      <w:r>
+        <w:rPr>
+          <w:bCs/>
+          <w:b/>
+        </w:rPr>
+        <w:t xml:space="preserve">”</w:t>
+      </w:r>
+      <w:r>
+        <w:t xml:space="preserve"> </w:t>
+      </w:r>
+      <w:r>
+        <w:t xml:space="preserve">panel with a</w:t>
+      </w:r>
+      <w:r>
+        <w:t xml:space="preserve"> </w:t>
+      </w:r>
+      <w:r>
+        <w:rPr>
+          <w:bCs/>
+          <w:b/>
+        </w:rPr>
+        <w:t xml:space="preserve">Sign as me</w:t>
+      </w:r>
+      <w:r>
+        <w:t xml:space="preserve"> </w:t>
+      </w:r>
+      <w:r>
+        <w:t xml:space="preserve">button in place of the signature pad. Click it: every line of that draft moves to Dr. Chen, the audit trail records the reassignment from Patel, and the same page becomes the ordinary signing form (steps 54–55).</w:t>
+      </w:r>
+      <w:r>
+        <w:t xml:space="preserve"> </w:t>
+      </w:r>
+      <w:r>
+        <w:rPr>
+          <w:iCs/>
+          <w:i/>
+        </w:rPr>
+        <w:t xml:space="preserve">“</w:t>
+      </w:r>
+      <w:r>
+        <w:rPr>
+          <w:iCs/>
+          <w:i/>
+        </w:rPr>
+        <w:t xml:space="preserve">Dr. Patel is out today. Dr. Chen takes the draft over under her own name and license — and the record says exactly who took it from whom.</w:t>
+      </w:r>
+      <w:r>
+        <w:rPr>
+          <w:iCs/>
+          <w:i/>
+        </w:rPr>
+        <w:t xml:space="preserve">”</w:t>
+      </w:r>
+      <w:r>
+        <w:t xml:space="preserve"> </w:t>
+      </w:r>
+      <w:r>
+        <w:t xml:space="preserve">The order shows provider = Chen from then on.</w:t>
       </w:r>
     </w:p>
     <w:bookmarkEnd w:id="47"/>

--- a/docs/archive/source/POC-DEMO-DETAILED.docx
+++ b/docs/archive/source/POC-DEMO-DETAILED.docx
@@ -92,7 +92,7 @@
         <w:t xml:space="preserve"> </w:t>
       </w:r>
       <w:r>
-        <w:t xml:space="preserve">Phase 21, practitioner feedback round 1 — WO-97, WO-98 and WO-100. Still three steps, no new screen.</w:t>
+        <w:t xml:space="preserve">Phase 21, practitioner feedback round 1 — WO-97, WO-98, WO-100 and WO-103. Still three steps, no new screen.</w:t>
       </w:r>
     </w:p>
     <w:p>
@@ -1004,6 +1004,353 @@
       </w:r>
       <w:r>
         <w:t xml:space="preserve">toggle is unchanged.</w:t>
+      </w:r>
+    </w:p>
+    <w:p>
+      <w:pPr>
+        <w:pStyle w:val="BlockText"/>
+      </w:pPr>
+      <w:r>
+        <w:rPr>
+          <w:bCs/>
+          <w:b/>
+        </w:rPr>
+        <w:t xml:space="preserve">WO-103 — Search bar to top, Favorites/Protocols buttons, Save as favorite, mg display.</w:t>
+      </w:r>
+      <w:r>
+        <w:t xml:space="preserve"> </w:t>
+      </w:r>
+      <w:r>
+        <w:t xml:space="preserve">(a)</w:t>
+      </w:r>
+      <w:r>
+        <w:t xml:space="preserve"> </w:t>
+      </w:r>
+      <w:r>
+        <w:rPr>
+          <w:bCs/>
+          <w:b/>
+        </w:rPr>
+        <w:t xml:space="preserve">Configure page (Part 3C/3D)</w:t>
+      </w:r>
+      <w:r>
+        <w:t xml:space="preserve"> </w:t>
+      </w:r>
+      <w:r>
+        <w:t xml:space="preserve">— the</w:t>
+      </w:r>
+      <w:r>
+        <w:t xml:space="preserve"> </w:t>
+      </w:r>
+      <w:r>
+        <w:rPr>
+          <w:bCs/>
+          <w:b/>
+        </w:rPr>
+        <w:t xml:space="preserve">medication search box is now the first thing under the session banner</w:t>
+      </w:r>
+      <w:r>
+        <w:t xml:space="preserve">, visible without scrolling on a 1366×768 laptop. The old two-tab Quick Actions panel is gone; in its place,</w:t>
+      </w:r>
+      <w:r>
+        <w:t xml:space="preserve"> </w:t>
+      </w:r>
+      <w:r>
+        <w:rPr>
+          <w:bCs/>
+          <w:b/>
+        </w:rPr>
+        <w:t xml:space="preserve">two buttons beside the search box —</w:t>
+      </w:r>
+      <w:r>
+        <w:rPr>
+          <w:bCs/>
+          <w:b/>
+        </w:rPr>
+        <w:t xml:space="preserve"> </w:t>
+      </w:r>
+      <w:r>
+        <w:rPr>
+          <w:bCs/>
+          <w:b/>
+        </w:rPr>
+        <w:t xml:space="preserve">“</w:t>
+      </w:r>
+      <w:r>
+        <w:rPr>
+          <w:bCs/>
+          <w:b/>
+        </w:rPr>
+        <w:t xml:space="preserve">Favorites (10)</w:t>
+      </w:r>
+      <w:r>
+        <w:rPr>
+          <w:bCs/>
+          <w:b/>
+        </w:rPr>
+        <w:t xml:space="preserve">”</w:t>
+      </w:r>
+      <w:r>
+        <w:rPr>
+          <w:bCs/>
+          <w:b/>
+        </w:rPr>
+        <w:t xml:space="preserve"> </w:t>
+      </w:r>
+      <w:r>
+        <w:rPr>
+          <w:bCs/>
+          <w:b/>
+        </w:rPr>
+        <w:t xml:space="preserve">and</w:t>
+      </w:r>
+      <w:r>
+        <w:rPr>
+          <w:bCs/>
+          <w:b/>
+        </w:rPr>
+        <w:t xml:space="preserve"> </w:t>
+      </w:r>
+      <w:r>
+        <w:rPr>
+          <w:bCs/>
+          <w:b/>
+        </w:rPr>
+        <w:t xml:space="preserve">“</w:t>
+      </w:r>
+      <w:r>
+        <w:rPr>
+          <w:bCs/>
+          <w:b/>
+        </w:rPr>
+        <w:t xml:space="preserve">Protocols (3)</w:t>
+      </w:r>
+      <w:r>
+        <w:rPr>
+          <w:bCs/>
+          <w:b/>
+        </w:rPr>
+        <w:t xml:space="preserve">”</w:t>
+      </w:r>
+      <w:r>
+        <w:t xml:space="preserve"> </w:t>
+      </w:r>
+      <w:r>
+        <w:t xml:space="preserve">— each open a panel below it, and each panel has a</w:t>
+      </w:r>
+      <w:r>
+        <w:t xml:space="preserve"> </w:t>
+      </w:r>
+      <w:r>
+        <w:rPr>
+          <w:bCs/>
+          <w:b/>
+        </w:rPr>
+        <w:t xml:space="preserve">+ New</w:t>
+      </w:r>
+      <w:r>
+        <w:t xml:space="preserve"> </w:t>
+      </w:r>
+      <w:r>
+        <w:t xml:space="preserve">action (Favorites → puts you in the search box to build one; Protocols → saves the prescriptions already in the session as a new clinic protocol). (b)</w:t>
+      </w:r>
+      <w:r>
+        <w:t xml:space="preserve"> </w:t>
+      </w:r>
+      <w:r>
+        <w:rPr>
+          <w:bCs/>
+          <w:b/>
+        </w:rPr>
+        <w:t xml:space="preserve">Favorites list shows units and mg</w:t>
+      </w:r>
+      <w:r>
+        <w:t xml:space="preserve"> </w:t>
+      </w:r>
+      <w:r>
+        <w:t xml:space="preserve">— every card carries a dose line such as</w:t>
+      </w:r>
+      <w:r>
+        <w:t xml:space="preserve"> </w:t>
+      </w:r>
+      <w:r>
+        <w:rPr>
+          <w:bCs/>
+          <w:b/>
+        </w:rPr>
+        <w:t xml:space="preserve">“</w:t>
+      </w:r>
+      <w:r>
+        <w:rPr>
+          <w:bCs/>
+          <w:b/>
+        </w:rPr>
+        <w:t xml:space="preserve">10 units (0.5 mg) weekly</w:t>
+      </w:r>
+      <w:r>
+        <w:rPr>
+          <w:bCs/>
+          <w:b/>
+        </w:rPr>
+        <w:t xml:space="preserve">”</w:t>
+      </w:r>
+      <w:r>
+        <w:t xml:space="preserve">; the mg is computed from the syringe units and the formulation’s mg/mL concentration, never typed. The list stays clinic-wide with a</w:t>
+      </w:r>
+      <w:r>
+        <w:t xml:space="preserve"> </w:t>
+      </w:r>
+      <w:r>
+        <w:rPr>
+          <w:bCs/>
+          <w:b/>
+        </w:rPr>
+        <w:t xml:space="preserve">Mine</w:t>
+      </w:r>
+      <w:r>
+        <w:t xml:space="preserve"> </w:t>
+      </w:r>
+      <w:r>
+        <w:t xml:space="preserve">checkbox to narrow it to the selected provider. (c)</w:t>
+      </w:r>
+      <w:r>
+        <w:t xml:space="preserve"> </w:t>
+      </w:r>
+      <w:r>
+        <w:rPr>
+          <w:bCs/>
+          <w:b/>
+        </w:rPr>
+        <w:t xml:space="preserve">Favorites are editable in place</w:t>
+      </w:r>
+      <w:r>
+        <w:t xml:space="preserve"> </w:t>
+      </w:r>
+      <w:r>
+        <w:t xml:space="preserve">— a pencil icon opens name, dose, frequency and pharmacy; change 10 units to 20 and the card reads</w:t>
+      </w:r>
+      <w:r>
+        <w:t xml:space="preserve"> </w:t>
+      </w:r>
+      <w:r>
+        <w:rPr>
+          <w:bCs/>
+          <w:b/>
+        </w:rPr>
+        <w:t xml:space="preserve">(1.0 mg)</w:t>
+      </w:r>
+      <w:r>
+        <w:t xml:space="preserve">. Delete keeps the two-step confirm and removes the favorite for the whole clinic. (d)</w:t>
+      </w:r>
+      <w:r>
+        <w:t xml:space="preserve"> </w:t>
+      </w:r>
+      <w:r>
+        <w:rPr>
+          <w:bCs/>
+          <w:b/>
+        </w:rPr>
+        <w:t xml:space="preserve">☆ Save as favorite</w:t>
+      </w:r>
+      <w:r>
+        <w:t xml:space="preserve"> </w:t>
+      </w:r>
+      <w:r>
+        <w:t xml:space="preserve">now also appears on the</w:t>
+      </w:r>
+      <w:r>
+        <w:t xml:space="preserve"> </w:t>
+      </w:r>
+      <w:r>
+        <w:rPr>
+          <w:bCs/>
+          <w:b/>
+        </w:rPr>
+        <w:t xml:space="preserve">margin page (step 33)</w:t>
+      </w:r>
+      <w:r>
+        <w:t xml:space="preserve"> </w:t>
+      </w:r>
+      <w:r>
+        <w:t xml:space="preserve">and on</w:t>
+      </w:r>
+      <w:r>
+        <w:t xml:space="preserve"> </w:t>
+      </w:r>
+      <w:r>
+        <w:rPr>
+          <w:bCs/>
+          <w:b/>
+        </w:rPr>
+        <w:t xml:space="preserve">every Review card (step 40)</w:t>
+      </w:r>
+      <w:r>
+        <w:t xml:space="preserve">, with the name pre-filled as</w:t>
+      </w:r>
+      <w:r>
+        <w:t xml:space="preserve"> </w:t>
+      </w:r>
+      <w:r>
+        <w:rPr>
+          <w:bCs/>
+          <w:b/>
+        </w:rPr>
+        <w:t xml:space="preserve">“</w:t>
+      </w:r>
+      <w:r>
+        <w:rPr>
+          <w:bCs/>
+          <w:b/>
+        </w:rPr>
+        <w:t xml:space="preserve"> </w:t>
+      </w:r>
+      <w:r>
+        <w:rPr>
+          <w:bCs/>
+          <w:b/>
+        </w:rPr>
+        <w:t xml:space="preserve"> </w:t>
+      </w:r>
+      <w:r>
+        <w:rPr>
+          <w:bCs/>
+          <w:b/>
+        </w:rPr>
+        <w:t xml:space="preserve">”</w:t>
+      </w:r>
+      <w:r>
+        <w:t xml:space="preserve">. (e) The margin page and Review card show the</w:t>
+      </w:r>
+      <w:r>
+        <w:t xml:space="preserve"> </w:t>
+      </w:r>
+      <w:r>
+        <w:rPr>
+          <w:bCs/>
+          <w:b/>
+        </w:rPr>
+        <w:t xml:space="preserve">mg equivalent next to the dose</w:t>
+      </w:r>
+      <w:r>
+        <w:t xml:space="preserve"> </w:t>
+      </w:r>
+      <w:r>
+        <w:t xml:space="preserve">—</w:t>
+      </w:r>
+      <w:r>
+        <w:t xml:space="preserve"> </w:t>
+      </w:r>
+      <w:r>
+        <w:t xml:space="preserve">“</w:t>
+      </w:r>
+      <w:r>
+        <w:t xml:space="preserve">Injectable Solution · 10 units (0.5 mg)</w:t>
+      </w:r>
+      <w:r>
+        <w:t xml:space="preserve">”</w:t>
+      </w:r>
+      <w:r>
+        <w:t xml:space="preserve">. Steps 12–14, 18, 22, 31, 33 and 40 updated.</w:t>
       </w:r>
     </w:p>
     <w:p>
@@ -8025,7 +8372,7 @@
         <w:t xml:space="preserve"> </w:t>
       </w:r>
       <w:r>
-        <w:t xml:space="preserve">nothing is added, so the app stays on the quick-actions panel with a</w:t>
+        <w:t xml:space="preserve">nothing is added, so the app stays on the Protocols panel with a</w:t>
       </w:r>
       <w:r>
         <w:t xml:space="preserve"> </w:t>
@@ -9402,23 +9749,39 @@
           <w:bCs/>
           <w:b/>
         </w:rPr>
-        <w:t xml:space="preserve">Point out the Quick Actions Panel</w:t>
-      </w:r>
-      <w:r>
-        <w:t xml:space="preserve"> </w:t>
-      </w:r>
-      <w:r>
-        <w:t xml:space="preserve">with two tabs:</w:t>
-      </w:r>
-      <w:r>
-        <w:t xml:space="preserve"> </w:t>
-      </w:r>
-      <w:r>
-        <w:rPr>
-          <w:bCs/>
-          <w:b/>
-        </w:rPr>
-        <w:t xml:space="preserve">Favorites</w:t>
+        <w:t xml:space="preserve">Point out the medication search box</w:t>
+      </w:r>
+      <w:r>
+        <w:t xml:space="preserve"> </w:t>
+      </w:r>
+      <w:r>
+        <w:t xml:space="preserve">—</w:t>
+      </w:r>
+      <w:r>
+        <w:t xml:space="preserve"> </w:t>
+      </w:r>
+      <w:r>
+        <w:rPr>
+          <w:bCs/>
+          <w:b/>
+        </w:rPr>
+        <w:t xml:space="preserve">v2.17:</w:t>
+      </w:r>
+      <w:r>
+        <w:t xml:space="preserve"> </w:t>
+      </w:r>
+      <w:r>
+        <w:t xml:space="preserve">it is the first element under the banner, and beside it sit two buttons:</w:t>
+      </w:r>
+      <w:r>
+        <w:t xml:space="preserve"> </w:t>
+      </w:r>
+      <w:r>
+        <w:rPr>
+          <w:bCs/>
+          <w:b/>
+        </w:rPr>
+        <w:t xml:space="preserve">Favorites (10)</w:t>
       </w:r>
       <w:r>
         <w:t xml:space="preserve"> </w:t>
@@ -9434,7 +9797,34 @@
           <w:bCs/>
           <w:b/>
         </w:rPr>
-        <w:t xml:space="preserve">Protocols</w:t>
+        <w:t xml:space="preserve">Protocols (3)</w:t>
+      </w:r>
+      <w:r>
+        <w:t xml:space="preserve">. Nothing else is open until you click one.</w:t>
+      </w:r>
+      <w:r>
+        <w:t xml:space="preserve"> </w:t>
+      </w:r>
+      <w:r>
+        <w:rPr>
+          <w:iCs/>
+          <w:i/>
+        </w:rPr>
+        <w:t xml:space="preserve">“</w:t>
+      </w:r>
+      <w:r>
+        <w:rPr>
+          <w:iCs/>
+          <w:i/>
+        </w:rPr>
+        <w:t xml:space="preserve">Search is where a prescriber starts, so it’s at the top. The shortcuts are one click to the right.</w:t>
+      </w:r>
+      <w:r>
+        <w:rPr>
+          <w:iCs/>
+          <w:i/>
+        </w:rPr>
+        <w:t xml:space="preserve">”</w:t>
       </w:r>
     </w:p>
     <w:p>
@@ -9445,17 +9835,7 @@
         </w:numPr>
       </w:pPr>
       <w:r>
-        <w:rPr>
-          <w:bCs/>
-          <w:b/>
-        </w:rPr>
-        <w:t xml:space="preserve">Favorites tab</w:t>
-      </w:r>
-      <w:r>
-        <w:t xml:space="preserve"> </w:t>
-      </w:r>
-      <w:r>
-        <w:t xml:space="preserve">— the tab header reads</w:t>
+        <w:t xml:space="preserve">Click</w:t>
       </w:r>
       <w:r>
         <w:t xml:space="preserve"> </w:t>
@@ -9471,7 +9851,20 @@
         <w:t xml:space="preserve"> </w:t>
       </w:r>
       <w:r>
-        <w:t xml:space="preserve">(verified live as the MA on 2026-09-10). The list is ordered by use count, most-used first:</w:t>
+        <w:t xml:space="preserve">— a panel opens under the search box (the count on the button reads</w:t>
+      </w:r>
+      <w:r>
+        <w:t xml:space="preserve"> </w:t>
+      </w:r>
+      <w:r>
+        <w:rPr>
+          <w:bCs/>
+          <w:b/>
+        </w:rPr>
+        <w:t xml:space="preserve">Favorites (10)</w:t>
+      </w:r>
+      <w:r>
+        <w:t xml:space="preserve">, verified live as the MA on 2026-09-10; the number is clinic-wide). The list is ordered by use count, most-used first:</w:t>
       </w:r>
     </w:p>
     <w:p>
@@ -9607,6 +10000,193 @@
     </w:p>
     <w:p>
       <w:pPr>
+        <w:numPr>
+          <w:ilvl w:val="0"/>
+          <w:numId w:val="1000"/>
+        </w:numPr>
+      </w:pPr>
+      <w:r>
+        <w:rPr>
+          <w:bCs/>
+          <w:b/>
+        </w:rPr>
+        <w:t xml:space="preserve">v2.17 — read one card’s dose line out loud.</w:t>
+      </w:r>
+      <w:r>
+        <w:t xml:space="preserve"> </w:t>
+      </w:r>
+      <w:r>
+        <w:t xml:space="preserve">Each card now shows the formulation, the pinned pharmacy and a dose line with the mg computed from the units — the Semaglutide favorite reads</w:t>
+      </w:r>
+      <w:r>
+        <w:t xml:space="preserve"> </w:t>
+      </w:r>
+      <w:r>
+        <w:rPr>
+          <w:bCs/>
+          <w:b/>
+        </w:rPr>
+        <w:t xml:space="preserve">“</w:t>
+      </w:r>
+      <w:r>
+        <w:rPr>
+          <w:bCs/>
+          <w:b/>
+        </w:rPr>
+        <w:t xml:space="preserve">10 units (0.5 mg) weekly</w:t>
+      </w:r>
+      <w:r>
+        <w:rPr>
+          <w:bCs/>
+          <w:b/>
+        </w:rPr>
+        <w:t xml:space="preserve">”</w:t>
+      </w:r>
+      <w:r>
+        <w:t xml:space="preserve">. Point at the</w:t>
+      </w:r>
+      <w:r>
+        <w:t xml:space="preserve"> </w:t>
+      </w:r>
+      <w:r>
+        <w:rPr>
+          <w:bCs/>
+          <w:b/>
+        </w:rPr>
+        <w:t xml:space="preserve">Mine</w:t>
+      </w:r>
+      <w:r>
+        <w:t xml:space="preserve"> </w:t>
+      </w:r>
+      <w:r>
+        <w:t xml:space="preserve">checkbox (narrows the clinic-wide list to the selected provider’s own favorites) and the</w:t>
+      </w:r>
+      <w:r>
+        <w:t xml:space="preserve"> </w:t>
+      </w:r>
+      <w:r>
+        <w:rPr>
+          <w:bCs/>
+          <w:b/>
+        </w:rPr>
+        <w:t xml:space="preserve">+ New</w:t>
+      </w:r>
+      <w:r>
+        <w:t xml:space="preserve"> </w:t>
+      </w:r>
+      <w:r>
+        <w:t xml:space="preserve">button (closes the panel and puts the cursor in the search box — new favorites are saved with the ☆ from the builder, the price page or a Review card). Hover a card: a</w:t>
+      </w:r>
+      <w:r>
+        <w:t xml:space="preserve"> </w:t>
+      </w:r>
+      <w:r>
+        <w:rPr>
+          <w:bCs/>
+          <w:b/>
+        </w:rPr>
+        <w:t xml:space="preserve">pencil</w:t>
+      </w:r>
+      <w:r>
+        <w:t xml:space="preserve"> </w:t>
+      </w:r>
+      <w:r>
+        <w:t xml:space="preserve">opens an inline editor (name, dose, frequency, pharmacy) and the</w:t>
+      </w:r>
+      <w:r>
+        <w:t xml:space="preserve"> </w:t>
+      </w:r>
+      <w:r>
+        <w:rPr>
+          <w:bCs/>
+          <w:b/>
+        </w:rPr>
+        <w:t xml:space="preserve">trash</w:t>
+      </w:r>
+      <w:r>
+        <w:t xml:space="preserve"> </w:t>
+      </w:r>
+      <w:r>
+        <w:t xml:space="preserve">icon still asks for a confirm before removing the favorite for the whole clinic. If you want a 10-second proof that the mg is arithmetic, click the pencil on the Semaglutide favorite, change</w:t>
+      </w:r>
+      <w:r>
+        <w:t xml:space="preserve"> </w:t>
+      </w:r>
+      <w:r>
+        <w:rPr>
+          <w:bCs/>
+          <w:b/>
+        </w:rPr>
+        <w:t xml:space="preserve">10</w:t>
+      </w:r>
+      <w:r>
+        <w:t xml:space="preserve"> </w:t>
+      </w:r>
+      <w:r>
+        <w:t xml:space="preserve">to</w:t>
+      </w:r>
+      <w:r>
+        <w:t xml:space="preserve"> </w:t>
+      </w:r>
+      <w:r>
+        <w:rPr>
+          <w:bCs/>
+          <w:b/>
+        </w:rPr>
+        <w:t xml:space="preserve">20</w:t>
+      </w:r>
+      <w:r>
+        <w:t xml:space="preserve">, and watch the preview line read</w:t>
+      </w:r>
+      <w:r>
+        <w:t xml:space="preserve"> </w:t>
+      </w:r>
+      <w:r>
+        <w:rPr>
+          <w:bCs/>
+          <w:b/>
+        </w:rPr>
+        <w:t xml:space="preserve">“</w:t>
+      </w:r>
+      <w:r>
+        <w:rPr>
+          <w:bCs/>
+          <w:b/>
+        </w:rPr>
+        <w:t xml:space="preserve">20 units (1.0 mg) weekly</w:t>
+      </w:r>
+      <w:r>
+        <w:rPr>
+          <w:bCs/>
+          <w:b/>
+        </w:rPr>
+        <w:t xml:space="preserve">”</w:t>
+      </w:r>
+      <w:r>
+        <w:t xml:space="preserve"> </w:t>
+      </w:r>
+      <w:r>
+        <w:t xml:space="preserve">— then</w:t>
+      </w:r>
+      <w:r>
+        <w:t xml:space="preserve"> </w:t>
+      </w:r>
+      <w:r>
+        <w:rPr>
+          <w:bCs/>
+          <w:b/>
+        </w:rPr>
+        <w:t xml:space="preserve">Cancel</w:t>
+      </w:r>
+      <w:r>
+        <w:t xml:space="preserve"> </w:t>
+      </w:r>
+      <w:r>
+        <w:t xml:space="preserve">so the demo data stays as scripted.</w:t>
+      </w:r>
+    </w:p>
+    <w:p>
+      <w:pPr>
         <w:pStyle w:val="BlockText"/>
       </w:pPr>
       <w:r>
@@ -9687,23 +10267,7 @@
         <w:pStyle w:val="Compact"/>
       </w:pPr>
       <w:r>
-        <w:t xml:space="preserve">Click</w:t>
-      </w:r>
-      <w:r>
-        <w:t xml:space="preserve"> </w:t>
-      </w:r>
-      <w:r>
-        <w:rPr>
-          <w:bCs/>
-          <w:b/>
-        </w:rPr>
-        <w:t xml:space="preserve">Protocols tab</w:t>
-      </w:r>
-      <w:r>
-        <w:t xml:space="preserve"> </w:t>
-      </w:r>
-      <w:r>
-        <w:t xml:space="preserve">— the tab header reads</w:t>
+        <w:t xml:space="preserve">Click the</w:t>
       </w:r>
       <w:r>
         <w:t xml:space="preserve"> </w:t>
@@ -9719,7 +10283,7 @@
         <w:t xml:space="preserve"> </w:t>
       </w:r>
       <w:r>
-        <w:t xml:space="preserve">(verified live as the MA):</w:t>
+        <w:t xml:space="preserve">button — the Favorites panel closes and the Protocols panel opens (verified count as the MA):</w:t>
       </w:r>
       <w:r>
         <w:t xml:space="preserve"> </w:t>
@@ -9761,7 +10325,39 @@
         <w:t xml:space="preserve"> </w:t>
       </w:r>
       <w:r>
-        <w:t xml:space="preserve">(added in v2.9, authored by Dr. Rodriguez)</w:t>
+        <w:t xml:space="preserve">(added in v2.9, authored by Dr. Rodriguez).</w:t>
+      </w:r>
+      <w:r>
+        <w:t xml:space="preserve"> </w:t>
+      </w:r>
+      <w:r>
+        <w:rPr>
+          <w:bCs/>
+          <w:b/>
+        </w:rPr>
+        <w:t xml:space="preserve">v2.17:</w:t>
+      </w:r>
+      <w:r>
+        <w:t xml:space="preserve"> </w:t>
+      </w:r>
+      <w:r>
+        <w:t xml:space="preserve">the panel has its own</w:t>
+      </w:r>
+      <w:r>
+        <w:t xml:space="preserve"> </w:t>
+      </w:r>
+      <w:r>
+        <w:rPr>
+          <w:bCs/>
+          <w:b/>
+        </w:rPr>
+        <w:t xml:space="preserve">+ New</w:t>
+      </w:r>
+      <w:r>
+        <w:t xml:space="preserve"> </w:t>
+      </w:r>
+      <w:r>
+        <w:t xml:space="preserve">— with prescriptions in the session it saves them as a new clinic protocol under a name you type; with an empty session it tells you to add prescriptions first. Do not create one during the scripted run.</w:t>
       </w:r>
     </w:p>
     <w:p>
@@ -10342,23 +10938,23 @@
         </w:numPr>
       </w:pPr>
       <w:r>
-        <w:t xml:space="preserve">Land on the Quick Actions Panel and stay on the</w:t>
-      </w:r>
-      <w:r>
-        <w:t xml:space="preserve"> </w:t>
-      </w:r>
-      <w:r>
-        <w:rPr>
-          <w:bCs/>
-          <w:b/>
-        </w:rPr>
-        <w:t xml:space="preserve">Favorites</w:t>
-      </w:r>
-      <w:r>
-        <w:t xml:space="preserve"> </w:t>
-      </w:r>
-      <w:r>
-        <w:t xml:space="preserve">tab. Same 10 favorites as before — but</w:t>
+        <w:t xml:space="preserve">Land on the configure page and click</w:t>
+      </w:r>
+      <w:r>
+        <w:t xml:space="preserve"> </w:t>
+      </w:r>
+      <w:r>
+        <w:rPr>
+          <w:bCs/>
+          <w:b/>
+        </w:rPr>
+        <w:t xml:space="preserve">Favorites (10)</w:t>
+      </w:r>
+      <w:r>
+        <w:t xml:space="preserve"> </w:t>
+      </w:r>
+      <w:r>
+        <w:t xml:space="preserve">to open the panel. Same 10 favorites as before — but</w:t>
       </w:r>
       <w:r>
         <w:t xml:space="preserve"> </w:t>
@@ -10658,10 +11254,23 @@
         <w:t xml:space="preserve">Switch back to Alex Demo (TX)</w:t>
       </w:r>
       <w:r>
-        <w:t xml:space="preserve"> </w:t>
-      </w:r>
-      <w:r>
-        <w:t xml:space="preserve">and show the same Favorites tab with all 10 clickable.</w:t>
+        <w:t xml:space="preserve">, open</w:t>
+      </w:r>
+      <w:r>
+        <w:t xml:space="preserve"> </w:t>
+      </w:r>
+      <w:r>
+        <w:rPr>
+          <w:bCs/>
+          <w:b/>
+        </w:rPr>
+        <w:t xml:space="preserve">Favorites (10)</w:t>
+      </w:r>
+      <w:r>
+        <w:t xml:space="preserve"> </w:t>
+      </w:r>
+      <w:r>
+        <w:t xml:space="preserve">again and show all 10 clickable.</w:t>
       </w:r>
       <w:r>
         <w:t xml:space="preserve"> </w:t>
@@ -11722,7 +12331,7 @@
           <w:bCs/>
           <w:b/>
         </w:rPr>
-        <w:t xml:space="preserve">Point out the star button</w:t>
+        <w:t xml:space="preserve">Point out the ☆ button</w:t>
       </w:r>
       <w:r>
         <w:t xml:space="preserve"> </w:t>
@@ -11741,6 +12350,58 @@
       </w:r>
       <w:r>
         <w:t xml:space="preserve">”</w:t>
+      </w:r>
+      <w:r>
+        <w:t xml:space="preserve"> </w:t>
+      </w:r>
+      <w:r>
+        <w:t xml:space="preserve">—</w:t>
+      </w:r>
+      <w:r>
+        <w:t xml:space="preserve"> </w:t>
+      </w:r>
+      <w:r>
+        <w:rPr>
+          <w:bCs/>
+          <w:b/>
+        </w:rPr>
+        <w:t xml:space="preserve">v2.17:</w:t>
+      </w:r>
+      <w:r>
+        <w:t xml:space="preserve"> </w:t>
+      </w:r>
+      <w:r>
+        <w:t xml:space="preserve">clicking it opens a name field already filled in as</w:t>
+      </w:r>
+      <w:r>
+        <w:t xml:space="preserve"> </w:t>
+      </w:r>
+      <w:r>
+        <w:rPr>
+          <w:bCs/>
+          <w:b/>
+        </w:rPr>
+        <w:t xml:space="preserve">“</w:t>
+      </w:r>
+      <w:r>
+        <w:rPr>
+          <w:bCs/>
+          <w:b/>
+        </w:rPr>
+        <w:t xml:space="preserve">Semaglutide Injectable 5 mg/mL 10 units weekly</w:t>
+      </w:r>
+      <w:r>
+        <w:rPr>
+          <w:bCs/>
+          <w:b/>
+        </w:rPr>
+        <w:t xml:space="preserve">”</w:t>
+      </w:r>
+      <w:r>
+        <w:t xml:space="preserve"> </w:t>
+      </w:r>
+      <w:r>
+        <w:t xml:space="preserve">(drug, dose, frequency); the same ☆ appears again on the price page and on every Review card, so a favorite can be saved at whichever point the provider decides it is worth keeping. Don’t save one during the scripted run — the seeded list is what the Favorites beat counts on.</w:t>
       </w:r>
     </w:p>
     <w:p>
@@ -12011,6 +12672,68 @@
       <w:r>
         <w:t xml:space="preserve">link.</w:t>
       </w:r>
+      <w:r>
+        <w:t xml:space="preserve"> </w:t>
+      </w:r>
+      <w:r>
+        <w:rPr>
+          <w:bCs/>
+          <w:b/>
+        </w:rPr>
+        <w:t xml:space="preserve">v2.17:</w:t>
+      </w:r>
+      <w:r>
+        <w:t xml:space="preserve"> </w:t>
+      </w:r>
+      <w:r>
+        <w:t xml:space="preserve">the locked-cost card reads</w:t>
+      </w:r>
+      <w:r>
+        <w:t xml:space="preserve"> </w:t>
+      </w:r>
+      <w:r>
+        <w:rPr>
+          <w:bCs/>
+          <w:b/>
+        </w:rPr>
+        <w:t xml:space="preserve">“</w:t>
+      </w:r>
+      <w:r>
+        <w:rPr>
+          <w:bCs/>
+          <w:b/>
+        </w:rPr>
+        <w:t xml:space="preserve">Injectable Solution · 10 units (0.5 mg)</w:t>
+      </w:r>
+      <w:r>
+        <w:rPr>
+          <w:bCs/>
+          <w:b/>
+        </w:rPr>
+        <w:t xml:space="preserve">”</w:t>
+      </w:r>
+      <w:r>
+        <w:t xml:space="preserve"> </w:t>
+      </w:r>
+      <w:r>
+        <w:t xml:space="preserve">— the mg is computed from the syringe units and the 5 mg/mL concentration — and carries a</w:t>
+      </w:r>
+      <w:r>
+        <w:t xml:space="preserve"> </w:t>
+      </w:r>
+      <w:r>
+        <w:rPr>
+          <w:bCs/>
+          <w:b/>
+        </w:rPr>
+        <w:t xml:space="preserve">☆ Save as favorite</w:t>
+      </w:r>
+      <w:r>
+        <w:t xml:space="preserve"> </w:t>
+      </w:r>
+      <w:r>
+        <w:t xml:space="preserve">button under the pharmacy line.</w:t>
+      </w:r>
     </w:p>
     <w:p>
       <w:pPr>
@@ -12838,7 +13561,63 @@
         <w:t xml:space="preserve"> </w:t>
       </w:r>
       <w:r>
-        <w:t xml:space="preserve">link on each card</w:t>
+        <w:t xml:space="preserve">link on each card, and —</w:t>
+      </w:r>
+      <w:r>
+        <w:t xml:space="preserve"> </w:t>
+      </w:r>
+      <w:r>
+        <w:rPr>
+          <w:bCs/>
+          <w:b/>
+        </w:rPr>
+        <w:t xml:space="preserve">v2.17</w:t>
+      </w:r>
+      <w:r>
+        <w:t xml:space="preserve"> </w:t>
+      </w:r>
+      <w:r>
+        <w:t xml:space="preserve">— a</w:t>
+      </w:r>
+      <w:r>
+        <w:t xml:space="preserve"> </w:t>
+      </w:r>
+      <w:r>
+        <w:rPr>
+          <w:bCs/>
+          <w:b/>
+        </w:rPr>
+        <w:t xml:space="preserve">☆ Save as favorite</w:t>
+      </w:r>
+      <w:r>
+        <w:t xml:space="preserve"> </w:t>
+      </w:r>
+      <w:r>
+        <w:t xml:space="preserve">button beside it on every card; the dose line on each card shows the computed mg (</w:t>
+      </w:r>
+      <w:r>
+        <w:rPr>
+          <w:bCs/>
+          <w:b/>
+        </w:rPr>
+        <w:t xml:space="preserve">“</w:t>
+      </w:r>
+      <w:r>
+        <w:rPr>
+          <w:bCs/>
+          <w:b/>
+        </w:rPr>
+        <w:t xml:space="preserve">Injectable Solution — 10 units (0.5 mg) — Strive Pharmacy</w:t>
+      </w:r>
+      <w:r>
+        <w:rPr>
+          <w:bCs/>
+          <w:b/>
+        </w:rPr>
+        <w:t xml:space="preserve">”</w:t>
+      </w:r>
+      <w:r>
+        <w:t xml:space="preserve">)</w:t>
       </w:r>
     </w:p>
     <w:p>

--- a/docs/archive/source/POC-DEMO-DETAILED.docx
+++ b/docs/archive/source/POC-DEMO-DETAILED.docx
@@ -92,7 +92,7 @@
         <w:t xml:space="preserve"> </w:t>
       </w:r>
       <w:r>
-        <w:t xml:space="preserve">Phase 21, practitioner feedback round 1 — WO-97, WO-98, WO-100 and WO-103. Still three steps, no new screen.</w:t>
+        <w:t xml:space="preserve">Phase 21, practitioner feedback round 1 — WO-97, WO-98, WO-100, WO-103 and a WO-96 fix. Still three steps, no new screen.</w:t>
       </w:r>
     </w:p>
     <w:p>
@@ -1351,6 +1351,217 @@
       </w:r>
       <w:r>
         <w:t xml:space="preserve">. Steps 12–14, 18, 22, 31, 33 and 40 updated.</w:t>
+      </w:r>
+    </w:p>
+    <w:p>
+      <w:pPr>
+        <w:pStyle w:val="BlockText"/>
+      </w:pPr>
+      <w:r>
+        <w:rPr>
+          <w:bCs/>
+          <w:b/>
+        </w:rPr>
+        <w:t xml:space="preserve">WO-96 fix — Days supply and Dispense are computed, never</w:t>
+      </w:r>
+      <w:r>
+        <w:rPr>
+          <w:bCs/>
+          <w:b/>
+        </w:rPr>
+        <w:t xml:space="preserve"> </w:t>
+      </w:r>
+      <w:r>
+        <w:rPr>
+          <w:bCs/>
+          <w:b/>
+        </w:rPr>
+        <w:t xml:space="preserve">“</w:t>
+      </w:r>
+      <w:r>
+        <w:rPr>
+          <w:bCs/>
+          <w:b/>
+        </w:rPr>
+        <w:t xml:space="preserve">—</w:t>
+      </w:r>
+      <w:r>
+        <w:rPr>
+          <w:bCs/>
+          <w:b/>
+        </w:rPr>
+        <w:t xml:space="preserve">”</w:t>
+      </w:r>
+      <w:r>
+        <w:rPr>
+          <w:bCs/>
+          <w:b/>
+        </w:rPr>
+        <w:t xml:space="preserve">.</w:t>
+      </w:r>
+      <w:r>
+        <w:t xml:space="preserve"> </w:t>
+      </w:r>
+      <w:r>
+        <w:t xml:space="preserve">Verified broken on prod against Gina Rooks’ 2026-09-11 items 1–2: with no quantity picked, both read</w:t>
+      </w:r>
+      <w:r>
+        <w:t xml:space="preserve"> </w:t>
+      </w:r>
+      <w:r>
+        <w:t xml:space="preserve">“</w:t>
+      </w:r>
+      <w:r>
+        <w:t xml:space="preserve">—</w:t>
+      </w:r>
+      <w:r>
+        <w:t xml:space="preserve">”</w:t>
+      </w:r>
+      <w:r>
+        <w:t xml:space="preserve">. Now (a)</w:t>
+      </w:r>
+      <w:r>
+        <w:t xml:space="preserve"> </w:t>
+      </w:r>
+      <w:r>
+        <w:rPr>
+          <w:bCs/>
+          <w:b/>
+        </w:rPr>
+        <w:t xml:space="preserve">Days supply is the duration picked on the dose step</w:t>
+      </w:r>
+      <w:r>
+        <w:t xml:space="preserve"> </w:t>
+      </w:r>
+      <w:r>
+        <w:t xml:space="preserve">—</w:t>
+      </w:r>
+      <w:r>
+        <w:t xml:space="preserve"> </w:t>
+      </w:r>
+      <w:r>
+        <w:t xml:space="preserve">“</w:t>
+      </w:r>
+      <w:r>
+        <w:t xml:space="preserve">For 30 days</w:t>
+      </w:r>
+      <w:r>
+        <w:t xml:space="preserve">”</w:t>
+      </w:r>
+      <w:r>
+        <w:t xml:space="preserve"> </w:t>
+      </w:r>
+      <w:r>
+        <w:t xml:space="preserve">means 30 — and</w:t>
+      </w:r>
+      <w:r>
+        <w:t xml:space="preserve"> </w:t>
+      </w:r>
+      <w:r>
+        <w:rPr>
+          <w:bCs/>
+          <w:b/>
+        </w:rPr>
+        <w:t xml:space="preserve">Dispense is doses in that many days × the dose</w:t>
+      </w:r>
+      <w:r>
+        <w:t xml:space="preserve"> </w:t>
+      </w:r>
+      <w:r>
+        <w:t xml:space="preserve">in the formulation’s unit (Semaglutide 5 mg/mL, 10 units once weekly for 30 days → 4 doses →</w:t>
+      </w:r>
+      <w:r>
+        <w:t xml:space="preserve"> </w:t>
+      </w:r>
+      <w:r>
+        <w:rPr>
+          <w:bCs/>
+          <w:b/>
+        </w:rPr>
+        <w:t xml:space="preserve">0.4 mL</w:t>
+      </w:r>
+      <w:r>
+        <w:t xml:space="preserve">);</w:t>
+      </w:r>
+      <w:r>
+        <w:t xml:space="preserve"> </w:t>
+      </w:r>
+      <w:r>
+        <w:t xml:space="preserve">“</w:t>
+      </w:r>
+      <w:r>
+        <w:t xml:space="preserve">Ongoing</w:t>
+      </w:r>
+      <w:r>
+        <w:t xml:space="preserve">”</w:t>
+      </w:r>
+      <w:r>
+        <w:t xml:space="preserve"> </w:t>
+      </w:r>
+      <w:r>
+        <w:t xml:space="preserve">or no duration falls back to dose × frequency × quantity. (b)</w:t>
+      </w:r>
+      <w:r>
+        <w:t xml:space="preserve"> </w:t>
+      </w:r>
+      <w:r>
+        <w:rPr>
+          <w:bCs/>
+          <w:b/>
+        </w:rPr>
+        <w:t xml:space="preserve">Quantity is pre-selected</w:t>
+      </w:r>
+      <w:r>
+        <w:t xml:space="preserve">, not</w:t>
+      </w:r>
+      <w:r>
+        <w:t xml:space="preserve"> </w:t>
+      </w:r>
+      <w:r>
+        <w:t xml:space="preserve">“</w:t>
+      </w:r>
+      <w:r>
+        <w:t xml:space="preserve">Select quantity</w:t>
+      </w:r>
+      <w:r>
+        <w:t xml:space="preserve">”</w:t>
+      </w:r>
+      <w:r>
+        <w:t xml:space="preserve">: the smallest package the pharmacy lists that covers the computed dispense, or</w:t>
+      </w:r>
+      <w:r>
+        <w:t xml:space="preserve"> </w:t>
+      </w:r>
+      <w:r>
+        <w:t xml:space="preserve">“</w:t>
+      </w:r>
+      <w:r>
+        <w:t xml:space="preserve">1</w:t>
+      </w:r>
+      <w:r>
+        <w:t xml:space="preserve">”</w:t>
+      </w:r>
+      <w:r>
+        <w:t xml:space="preserve"> </w:t>
+      </w:r>
+      <w:r>
+        <w:t xml:space="preserve">when it lists none. (c)</w:t>
+      </w:r>
+      <w:r>
+        <w:t xml:space="preserve"> </w:t>
+      </w:r>
+      <w:r>
+        <w:rPr>
+          <w:bCs/>
+          <w:b/>
+        </w:rPr>
+        <w:t xml:space="preserve">Override</w:t>
+      </w:r>
+      <w:r>
+        <w:t xml:space="preserve"> </w:t>
+      </w:r>
+      <w:r>
+        <w:t xml:space="preserve">still works and is what gets sent. (d) A draft saved from Review now keeps its quantity when reopened, and the order drawer’s timeline names who edited a draft instead of showing an id.</w:t>
       </w:r>
     </w:p>
     <w:p>
@@ -12123,6 +12334,19 @@
         </w:rPr>
         <w:t xml:space="preserve">In the morning</w:t>
       </w:r>
+      <w:r>
+        <w:t xml:space="preserve">, duration:</w:t>
+      </w:r>
+      <w:r>
+        <w:t xml:space="preserve"> </w:t>
+      </w:r>
+      <w:r>
+        <w:rPr>
+          <w:bCs/>
+          <w:b/>
+        </w:rPr>
+        <w:t xml:space="preserve">For 30 days</w:t>
+      </w:r>
     </w:p>
     <w:p>
       <w:pPr>
@@ -12297,110 +12521,96 @@
         <w:pStyle w:val="Compact"/>
       </w:pPr>
       <w:r>
-        <w:t xml:space="preserve">Select quantity (</w:t>
-      </w:r>
-      <w:r>
-        <w:rPr>
-          <w:bCs/>
-          <w:b/>
-        </w:rPr>
+        <w:rPr>
+          <w:bCs/>
+          <w:b/>
+        </w:rPr>
+        <w:t xml:space="preserve">Point out Quantity is already filled in</w:t>
+      </w:r>
+      <w:r>
+        <w:t xml:space="preserve"> </w:t>
+      </w:r>
+      <w:r>
+        <w:t xml:space="preserve">— the smallest vial the pharmacy lists that covers 30 days at this dose (v2.17, WO-96 fix; a hint under it says so) — and leave refills at 0.</w:t>
+      </w:r>
+      <w:r>
+        <w:t xml:space="preserve"> </w:t>
+      </w:r>
+      <w:r>
+        <w:rPr>
+          <w:bCs/>
+          <w:b/>
+        </w:rPr>
+        <w:t xml:space="preserve">Point out the ☆ button</w:t>
+      </w:r>
+      <w:r>
+        <w:t xml:space="preserve"> </w:t>
+      </w:r>
+      <w:r>
+        <w:t xml:space="preserve">next to</w:t>
+      </w:r>
+      <w:r>
+        <w:t xml:space="preserve"> </w:t>
+      </w:r>
+      <w:r>
         <w:t xml:space="preserve">“</w:t>
       </w:r>
       <w:r>
-        <w:rPr>
-          <w:bCs/>
-          <w:b/>
-        </w:rPr>
-        <w:t xml:space="preserve">5mL vial</w:t>
-      </w:r>
-      <w:r>
-        <w:rPr>
-          <w:bCs/>
-          <w:b/>
-        </w:rPr>
+        <w:t xml:space="preserve">Continue — Set Retail Price</w:t>
+      </w:r>
+      <w:r>
         <w:t xml:space="preserve">”</w:t>
       </w:r>
       <w:r>
-        <w:t xml:space="preserve">) and refills.</w:t>
-      </w:r>
-      <w:r>
-        <w:t xml:space="preserve"> </w:t>
-      </w:r>
-      <w:r>
-        <w:rPr>
-          <w:bCs/>
-          <w:b/>
-        </w:rPr>
-        <w:t xml:space="preserve">Point out the ☆ button</w:t>
-      </w:r>
-      <w:r>
-        <w:t xml:space="preserve"> </w:t>
-      </w:r>
-      <w:r>
-        <w:t xml:space="preserve">next to</w:t>
-      </w:r>
-      <w:r>
-        <w:t xml:space="preserve"> </w:t>
-      </w:r>
-      <w:r>
+        <w:t xml:space="preserve"> </w:t>
+      </w:r>
+      <w:r>
+        <w:t xml:space="preserve">—</w:t>
+      </w:r>
+      <w:r>
+        <w:t xml:space="preserve"> </w:t>
+      </w:r>
+      <w:r>
+        <w:rPr>
+          <w:bCs/>
+          <w:b/>
+        </w:rPr>
+        <w:t xml:space="preserve">v2.17:</w:t>
+      </w:r>
+      <w:r>
+        <w:t xml:space="preserve"> </w:t>
+      </w:r>
+      <w:r>
+        <w:t xml:space="preserve">clicking it opens a name field already filled in as</w:t>
+      </w:r>
+      <w:r>
+        <w:t xml:space="preserve"> </w:t>
+      </w:r>
+      <w:r>
+        <w:rPr>
+          <w:bCs/>
+          <w:b/>
+        </w:rPr>
         <w:t xml:space="preserve">“</w:t>
       </w:r>
       <w:r>
-        <w:t xml:space="preserve">Continue — Set Retail Price</w:t>
-      </w:r>
-      <w:r>
+        <w:rPr>
+          <w:bCs/>
+          <w:b/>
+        </w:rPr>
+        <w:t xml:space="preserve">Semaglutide Injectable 5 mg/mL 10 units weekly</w:t>
+      </w:r>
+      <w:r>
+        <w:rPr>
+          <w:bCs/>
+          <w:b/>
+        </w:rPr>
         <w:t xml:space="preserve">”</w:t>
       </w:r>
       <w:r>
         <w:t xml:space="preserve"> </w:t>
       </w:r>
       <w:r>
-        <w:t xml:space="preserve">—</w:t>
-      </w:r>
-      <w:r>
-        <w:t xml:space="preserve"> </w:t>
-      </w:r>
-      <w:r>
-        <w:rPr>
-          <w:bCs/>
-          <w:b/>
-        </w:rPr>
-        <w:t xml:space="preserve">v2.17:</w:t>
-      </w:r>
-      <w:r>
-        <w:t xml:space="preserve"> </w:t>
-      </w:r>
-      <w:r>
-        <w:t xml:space="preserve">clicking it opens a name field already filled in as</w:t>
-      </w:r>
-      <w:r>
-        <w:t xml:space="preserve"> </w:t>
-      </w:r>
-      <w:r>
-        <w:rPr>
-          <w:bCs/>
-          <w:b/>
-        </w:rPr>
-        <w:t xml:space="preserve">“</w:t>
-      </w:r>
-      <w:r>
-        <w:rPr>
-          <w:bCs/>
-          <w:b/>
-        </w:rPr>
-        <w:t xml:space="preserve">Semaglutide Injectable 5 mg/mL 10 units weekly</w:t>
-      </w:r>
-      <w:r>
-        <w:rPr>
-          <w:bCs/>
-          <w:b/>
-        </w:rPr>
-        <w:t xml:space="preserve">”</w:t>
-      </w:r>
-      <w:r>
-        <w:t xml:space="preserve"> </w:t>
-      </w:r>
-      <w:r>
         <w:t xml:space="preserve">(drug, dose, frequency); the same ☆ appears again on the price page and on every Review card, so a favorite can be saved at whichever point the provider decides it is worth keeping. Don’t save one during the scripted run — the seeded list is what the Favorites beat counts on.</w:t>
       </w:r>
     </w:p>
@@ -12413,45 +12623,45 @@
           <w:bCs/>
           <w:b/>
         </w:rPr>
-        <w:t xml:space="preserve">v2.16 — pick the quantity, don’t skip it.</w:t>
-      </w:r>
-      <w:r>
-        <w:t xml:space="preserve"> </w:t>
-      </w:r>
-      <w:r>
-        <w:t xml:space="preserve">The next screen derives</w:t>
-      </w:r>
-      <w:r>
-        <w:t xml:space="preserve"> </w:t>
-      </w:r>
-      <w:r>
-        <w:rPr>
-          <w:bCs/>
-          <w:b/>
-        </w:rPr>
-        <w:t xml:space="preserve">Days supply</w:t>
-      </w:r>
-      <w:r>
-        <w:t xml:space="preserve"> </w:t>
-      </w:r>
-      <w:r>
-        <w:t xml:space="preserve">and</w:t>
-      </w:r>
-      <w:r>
-        <w:t xml:space="preserve"> </w:t>
-      </w:r>
-      <w:r>
-        <w:rPr>
-          <w:bCs/>
-          <w:b/>
-        </w:rPr>
-        <w:t xml:space="preserve">Dispense</w:t>
-      </w:r>
-      <w:r>
-        <w:t xml:space="preserve"> </w:t>
-      </w:r>
-      <w:r>
-        <w:t xml:space="preserve">from dose × frequency × this quantity. With no quantity selected it shows a dash and explains why.</w:t>
+        <w:t xml:space="preserve">v2.17 — nothing to pick.</w:t>
+      </w:r>
+      <w:r>
+        <w:t xml:space="preserve"> </w:t>
+      </w:r>
+      <w:r>
+        <w:t xml:space="preserve">The next screen shows</w:t>
+      </w:r>
+      <w:r>
+        <w:t xml:space="preserve"> </w:t>
+      </w:r>
+      <w:r>
+        <w:rPr>
+          <w:bCs/>
+          <w:b/>
+        </w:rPr>
+        <w:t xml:space="preserve">Days supply 30 days</w:t>
+      </w:r>
+      <w:r>
+        <w:t xml:space="preserve"> </w:t>
+      </w:r>
+      <w:r>
+        <w:t xml:space="preserve">(the duration from step 27) and</w:t>
+      </w:r>
+      <w:r>
+        <w:t xml:space="preserve"> </w:t>
+      </w:r>
+      <w:r>
+        <w:rPr>
+          <w:bCs/>
+          <w:b/>
+        </w:rPr>
+        <w:t xml:space="preserve">Dispense 0.4 mL</w:t>
+      </w:r>
+      <w:r>
+        <w:t xml:space="preserve"> </w:t>
+      </w:r>
+      <w:r>
+        <w:t xml:space="preserve">(4 weekly doses × 0.1 mL). If you skip the duration in step 27, both are computed from the pre-selected vial instead — never a dash.</w:t>
       </w:r>
     </w:p>
     <w:p>
@@ -12651,10 +12861,13 @@
           <w:bCs/>
           <w:b/>
         </w:rPr>
-        <w:t xml:space="preserve">Days supply: 350 days · Dispense: 5 mL</w:t>
-      </w:r>
-      <w:r>
-        <w:t xml:space="preserve">, computed from 10 units once weekly out of a 5 mL vial, with an</w:t>
+        <w:t xml:space="preserve">Days supply: 30 days · Dispense: 0.4 mL</w:t>
+      </w:r>
+      <w:r>
+        <w:t xml:space="preserve"> </w:t>
+      </w:r>
+      <w:r>
+        <w:t xml:space="preserve">— the 30-day duration from step 27 and 4 weekly doses of 10 units (0.1 mL each) — with an</w:t>
       </w:r>
       <w:r>
         <w:t xml:space="preserve"> </w:t>
@@ -12670,7 +12883,7 @@
         <w:t xml:space="preserve"> </w:t>
       </w:r>
       <w:r>
-        <w:t xml:space="preserve">link.</w:t>
+        <w:t xml:space="preserve">link (v2.17, WO-96 fix; previously this read 350 days / 5 mL from the vial size).</w:t>
       </w:r>
       <w:r>
         <w:t xml:space="preserve"> </w:t>

--- a/docs/archive/source/POC-DEMO-DETAILED.docx
+++ b/docs/archive/source/POC-DEMO-DETAILED.docx
@@ -26,7 +26,7 @@
         <w:t xml:space="preserve"> </w:t>
       </w:r>
       <w:r>
-        <w:t xml:space="preserve">2.17 |</w:t>
+        <w:t xml:space="preserve">2.18 |</w:t>
       </w:r>
       <w:r>
         <w:t xml:space="preserve"> </w:t>
@@ -42,7 +42,7 @@
         <w:t xml:space="preserve"> </w:t>
       </w:r>
       <w:r>
-        <w:t xml:space="preserve">September 13, 2026</w:t>
+        <w:t xml:space="preserve">September 14, 2026</w:t>
       </w:r>
       <w:r>
         <w:t xml:space="preserve"> </w:t>
@@ -75,6 +75,358 @@
       </w:r>
       <w:r>
         <w:t xml:space="preserve">30–45 minutes (with discussion)</w:t>
+      </w:r>
+    </w:p>
+    <w:p>
+      <w:pPr>
+        <w:pStyle w:val="BlockText"/>
+      </w:pPr>
+      <w:r>
+        <w:rPr>
+          <w:bCs/>
+          <w:b/>
+        </w:rPr>
+        <w:t xml:space="preserve">What’s new in v2.18 (2026-09-14):</w:t>
+      </w:r>
+      <w:r>
+        <w:t xml:space="preserve"> </w:t>
+      </w:r>
+      <w:r>
+        <w:rPr>
+          <w:bCs/>
+          <w:b/>
+        </w:rPr>
+        <w:t xml:space="preserve">WO-101 — Vial size is suggested from the Rx, and priced per vial</w:t>
+      </w:r>
+      <w:r>
+        <w:t xml:space="preserve"> </w:t>
+      </w:r>
+      <w:r>
+        <w:t xml:space="preserve">(Phase 21, Gina Rooks’ 2026-09-11 item 3:</w:t>
+      </w:r>
+      <w:r>
+        <w:t xml:space="preserve"> </w:t>
+      </w:r>
+      <w:r>
+        <w:rPr>
+          <w:iCs/>
+          <w:i/>
+        </w:rPr>
+        <w:t xml:space="preserve">select vial size, cost varies by size, auto-select the size from the Rx</w:t>
+      </w:r>
+      <w:r>
+        <w:t xml:space="preserve">). Still three steps, no new screen, nothing new to type. (a)</w:t>
+      </w:r>
+      <w:r>
+        <w:t xml:space="preserve"> </w:t>
+      </w:r>
+      <w:r>
+        <w:rPr>
+          <w:bCs/>
+          <w:b/>
+        </w:rPr>
+        <w:t xml:space="preserve">Pharmacy &amp; Pricing (step 30)</w:t>
+      </w:r>
+      <w:r>
+        <w:t xml:space="preserve"> </w:t>
+      </w:r>
+      <w:r>
+        <w:t xml:space="preserve">— a pharmacy that sells the formulation in more than one priced vial shows the</w:t>
+      </w:r>
+      <w:r>
+        <w:t xml:space="preserve"> </w:t>
+      </w:r>
+      <w:r>
+        <w:rPr>
+          <w:bCs/>
+          <w:b/>
+        </w:rPr>
+        <w:t xml:space="preserve">suggested vial under its price</w:t>
+      </w:r>
+      <w:r>
+        <w:t xml:space="preserve"> </w:t>
+      </w:r>
+      <w:r>
+        <w:t xml:space="preserve">and every vial with its own price: Strive’s Semaglutide 5 mg/mL row reads</w:t>
+      </w:r>
+      <w:r>
+        <w:t xml:space="preserve"> </w:t>
+      </w:r>
+      <w:r>
+        <w:rPr>
+          <w:bCs/>
+          <w:b/>
+        </w:rPr>
+        <w:t xml:space="preserve">$95.00 · 1 mL vial</w:t>
+      </w:r>
+      <w:r>
+        <w:t xml:space="preserve"> </w:t>
+      </w:r>
+      <w:r>
+        <w:t xml:space="preserve">and</w:t>
+      </w:r>
+      <w:r>
+        <w:t xml:space="preserve"> </w:t>
+      </w:r>
+      <w:r>
+        <w:rPr>
+          <w:bCs/>
+          <w:b/>
+        </w:rPr>
+        <w:t xml:space="preserve">“</w:t>
+      </w:r>
+      <w:r>
+        <w:rPr>
+          <w:bCs/>
+          <w:b/>
+        </w:rPr>
+        <w:t xml:space="preserve">1 mL vial $95.00 · 2.5 mL vial $165.00 · 5 mL vial $285.00</w:t>
+      </w:r>
+      <w:r>
+        <w:rPr>
+          <w:bCs/>
+          <w:b/>
+        </w:rPr>
+        <w:t xml:space="preserve">”</w:t>
+      </w:r>
+      <w:r>
+        <w:t xml:space="preserve">. The suggestion is the smallest vial that holds the dispense quantity for the selected duration (10 units weekly for 30 days = 0.4 mL → 1 mL; 40 units weekly for 30 days = 1.6 mL → 2.5 mL). (b)</w:t>
+      </w:r>
+      <w:r>
+        <w:t xml:space="preserve"> </w:t>
+      </w:r>
+      <w:r>
+        <w:rPr>
+          <w:bCs/>
+          <w:b/>
+        </w:rPr>
+        <w:t xml:space="preserve">Step 31</w:t>
+      </w:r>
+      <w:r>
+        <w:t xml:space="preserve"> </w:t>
+      </w:r>
+      <w:r>
+        <w:t xml:space="preserve">— for that pharmacy the old Quantity dropdown is gone (the vial</w:t>
+      </w:r>
+      <w:r>
+        <w:t xml:space="preserve"> </w:t>
+      </w:r>
+      <w:r>
+        <w:rPr>
+          <w:iCs/>
+          <w:i/>
+        </w:rPr>
+        <w:t xml:space="preserve">is</w:t>
+      </w:r>
+      <w:r>
+        <w:t xml:space="preserve"> </w:t>
+      </w:r>
+      <w:r>
+        <w:t xml:space="preserve">the quantity); only Refills remains. Pharmacies with a single package keep the Quantity dropdown exactly as in v2.17. (c)</w:t>
+      </w:r>
+      <w:r>
+        <w:t xml:space="preserve"> </w:t>
+      </w:r>
+      <w:r>
+        <w:rPr>
+          <w:bCs/>
+          <w:b/>
+        </w:rPr>
+        <w:t xml:space="preserve">Margin page (step 33)</w:t>
+      </w:r>
+      <w:r>
+        <w:t xml:space="preserve"> </w:t>
+      </w:r>
+      <w:r>
+        <w:t xml:space="preserve">— under the pharmacy line:</w:t>
+      </w:r>
+      <w:r>
+        <w:t xml:space="preserve"> </w:t>
+      </w:r>
+      <w:r>
+        <w:rPr>
+          <w:bCs/>
+          <w:b/>
+        </w:rPr>
+        <w:t xml:space="preserve">“</w:t>
+      </w:r>
+      <w:r>
+        <w:rPr>
+          <w:bCs/>
+          <w:b/>
+        </w:rPr>
+        <w:t xml:space="preserve">Package: 1 mL vial (suggested for 30 days) · $95.00</w:t>
+      </w:r>
+      <w:r>
+        <w:rPr>
+          <w:bCs/>
+          <w:b/>
+        </w:rPr>
+        <w:t xml:space="preserve">”</w:t>
+      </w:r>
+      <w:r>
+        <w:t xml:space="preserve"> </w:t>
+      </w:r>
+      <w:r>
+        <w:t xml:space="preserve">and a</w:t>
+      </w:r>
+      <w:r>
+        <w:t xml:space="preserve"> </w:t>
+      </w:r>
+      <w:r>
+        <w:rPr>
+          <w:bCs/>
+          <w:b/>
+        </w:rPr>
+        <w:t xml:space="preserve">Package</w:t>
+      </w:r>
+      <w:r>
+        <w:t xml:space="preserve"> </w:t>
+      </w:r>
+      <w:r>
+        <w:t xml:space="preserve">dropdown. Picking another vial changes the locked wholesale, and retail keeps the same markup, so platform fee and clinic margin recompute on the spot; the order stores the vial chosen (</w:t>
+      </w:r>
+      <w:r>
+        <w:rPr>
+          <w:rStyle w:val="VerbatimChar"/>
+        </w:rPr>
+        <w:t xml:space="preserve">orders.package_id</w:t>
+      </w:r>
+      <w:r>
+        <w:t xml:space="preserve"> </w:t>
+      </w:r>
+      <w:r>
+        <w:t xml:space="preserve">/</w:t>
+      </w:r>
+      <w:r>
+        <w:t xml:space="preserve"> </w:t>
+      </w:r>
+      <w:r>
+        <w:rPr>
+          <w:rStyle w:val="VerbatimChar"/>
+        </w:rPr>
+        <w:t xml:space="preserve">package_label</w:t>
+      </w:r>
+      <w:r>
+        <w:t xml:space="preserve">) and is priced from it server-side. The control is hidden when the pharmacy has only one package. (d)</w:t>
+      </w:r>
+      <w:r>
+        <w:t xml:space="preserve"> </w:t>
+      </w:r>
+      <w:r>
+        <w:rPr>
+          <w:bCs/>
+          <w:b/>
+        </w:rPr>
+        <w:t xml:space="preserve">Data</w:t>
+      </w:r>
+      <w:r>
+        <w:t xml:space="preserve"> </w:t>
+      </w:r>
+      <w:r>
+        <w:t xml:space="preserve">— migration</w:t>
+      </w:r>
+      <w:r>
+        <w:t xml:space="preserve"> </w:t>
+      </w:r>
+      <w:r>
+        <w:rPr>
+          <w:rStyle w:val="VerbatimChar"/>
+        </w:rPr>
+        <w:t xml:space="preserve">20260914000001</w:t>
+      </w:r>
+      <w:r>
+        <w:t xml:space="preserve"> </w:t>
+      </w:r>
+      <w:r>
+        <w:t xml:space="preserve">adds</w:t>
+      </w:r>
+      <w:r>
+        <w:t xml:space="preserve"> </w:t>
+      </w:r>
+      <w:r>
+        <w:rPr>
+          <w:rStyle w:val="VerbatimChar"/>
+        </w:rPr>
+        <w:t xml:space="preserve">pharmacy_formulation_packages</w:t>
+      </w:r>
+      <w:r>
+        <w:t xml:space="preserve">, gives every existing pharmacy formulation one default package at today’s price (so every existing order, price and seed row reads the same), and seeds Strive’s Semaglutide 5 mg/mL with 1 mL</w:t>
+      </w:r>
+      <w:r>
+        <w:t xml:space="preserve"> </w:t>
+      </w:r>
+      <w:r>
+        <w:rPr>
+          <w:bCs/>
+          <w:b/>
+        </w:rPr>
+        <w:t xml:space="preserve">$95</w:t>
+      </w:r>
+      <w:r>
+        <w:t xml:space="preserve"> </w:t>
+      </w:r>
+      <w:r>
+        <w:t xml:space="preserve">(default) / 2.5 mL</w:t>
+      </w:r>
+      <w:r>
+        <w:t xml:space="preserve"> </w:t>
+      </w:r>
+      <w:r>
+        <w:rPr>
+          <w:bCs/>
+          <w:b/>
+        </w:rPr>
+        <w:t xml:space="preserve">$165</w:t>
+      </w:r>
+      <w:r>
+        <w:t xml:space="preserve"> </w:t>
+      </w:r>
+      <w:r>
+        <w:t xml:space="preserve">/ 5 mL</w:t>
+      </w:r>
+      <w:r>
+        <w:t xml:space="preserve"> </w:t>
+      </w:r>
+      <w:r>
+        <w:rPr>
+          <w:bCs/>
+          <w:b/>
+        </w:rPr>
+        <w:t xml:space="preserve">$285</w:t>
+      </w:r>
+      <w:r>
+        <w:t xml:space="preserve">. The catalog importer reads an optional</w:t>
+      </w:r>
+      <w:r>
+        <w:t xml:space="preserve"> </w:t>
+      </w:r>
+      <w:r>
+        <w:rPr>
+          <w:rStyle w:val="VerbatimChar"/>
+        </w:rPr>
+        <w:t xml:space="preserve">packages</w:t>
+      </w:r>
+      <w:r>
+        <w:t xml:space="preserve"> </w:t>
+      </w:r>
+      <w:r>
+        <w:t xml:space="preserve">column and</w:t>
+      </w:r>
+      <w:r>
+        <w:t xml:space="preserve"> </w:t>
+      </w:r>
+      <w:r>
+        <w:rPr>
+          <w:rStyle w:val="VerbatimChar"/>
+        </w:rPr>
+        <w:t xml:space="preserve">npm run export:catalog-packages</w:t>
+      </w:r>
+      <w:r>
+        <w:t xml:space="preserve"> </w:t>
+      </w:r>
+      <w:r>
+        <w:t xml:space="preserve">writes it back out. The scripted numbers ($95 wholesale, $133 / $190 retail) are unchanged because the 1 mL vial is both the suggestion and the default. Steps 30, 31 and 33 updated.</w:t>
       </w:r>
     </w:p>
     <w:p>
@@ -12509,7 +12861,130 @@
         <w:t xml:space="preserve"> </w:t>
       </w:r>
       <w:r>
-        <w:t xml:space="preserve">in the Pharmacy &amp; Pricing section</w:t>
+        <w:t xml:space="preserve">in the Pharmacy &amp; Pricing section.</w:t>
+      </w:r>
+      <w:r>
+        <w:t xml:space="preserve"> </w:t>
+      </w:r>
+      <w:r>
+        <w:rPr>
+          <w:bCs/>
+          <w:b/>
+        </w:rPr>
+        <w:t xml:space="preserve">v2.18:</w:t>
+      </w:r>
+      <w:r>
+        <w:t xml:space="preserve"> </w:t>
+      </w:r>
+      <w:r>
+        <w:t xml:space="preserve">Strive’s row shows</w:t>
+      </w:r>
+      <w:r>
+        <w:t xml:space="preserve"> </w:t>
+      </w:r>
+      <w:r>
+        <w:rPr>
+          <w:bCs/>
+          <w:b/>
+        </w:rPr>
+        <w:t xml:space="preserve">$95.00</w:t>
+      </w:r>
+      <w:r>
+        <w:t xml:space="preserve"> </w:t>
+      </w:r>
+      <w:r>
+        <w:t xml:space="preserve">with</w:t>
+      </w:r>
+      <w:r>
+        <w:t xml:space="preserve"> </w:t>
+      </w:r>
+      <w:r>
+        <w:rPr>
+          <w:bCs/>
+          <w:b/>
+        </w:rPr>
+        <w:t xml:space="preserve">1 mL vial</w:t>
+      </w:r>
+      <w:r>
+        <w:t xml:space="preserve"> </w:t>
+      </w:r>
+      <w:r>
+        <w:t xml:space="preserve">under the price, and below it every vial Strive sells with its own price —</w:t>
+      </w:r>
+      <w:r>
+        <w:t xml:space="preserve"> </w:t>
+      </w:r>
+      <w:r>
+        <w:rPr>
+          <w:bCs/>
+          <w:b/>
+        </w:rPr>
+        <w:t xml:space="preserve">“</w:t>
+      </w:r>
+      <w:r>
+        <w:rPr>
+          <w:bCs/>
+          <w:b/>
+        </w:rPr>
+        <w:t xml:space="preserve">1 mL vial $95.00 · 2.5 mL vial $165.00 · 5 mL vial $285.00</w:t>
+      </w:r>
+      <w:r>
+        <w:rPr>
+          <w:bCs/>
+          <w:b/>
+        </w:rPr>
+        <w:t xml:space="preserve">”</w:t>
+      </w:r>
+      <w:r>
+        <w:t xml:space="preserve">.</w:t>
+      </w:r>
+      <w:r>
+        <w:t xml:space="preserve"> </w:t>
+      </w:r>
+      <w:r>
+        <w:rPr>
+          <w:iCs/>
+          <w:i/>
+        </w:rPr>
+        <w:t xml:space="preserve">“</w:t>
+      </w:r>
+      <w:r>
+        <w:rPr>
+          <w:iCs/>
+          <w:i/>
+        </w:rPr>
+        <w:t xml:space="preserve">The app worked out that 10 units a week for 30 days is 0.4 mL, so the 1 mL vial is enough — and that’s the price you’re looking at.</w:t>
+      </w:r>
+      <w:r>
+        <w:rPr>
+          <w:iCs/>
+          <w:i/>
+        </w:rPr>
+        <w:t xml:space="preserve">”</w:t>
+      </w:r>
+      <w:r>
+        <w:t xml:space="preserve"> </w:t>
+      </w:r>
+      <w:r>
+        <w:t xml:space="preserve">(Other pharmacies that list one price for every size still show their</w:t>
+      </w:r>
+      <w:r>
+        <w:t xml:space="preserve"> </w:t>
+      </w:r>
+      <w:r>
+        <w:t xml:space="preserve">“</w:t>
+      </w:r>
+      <w:r>
+        <w:t xml:space="preserve">Available:</w:t>
+      </w:r>
+      <w:r>
+        <w:t xml:space="preserve">”</w:t>
+      </w:r>
+      <w:r>
+        <w:t xml:space="preserve"> </w:t>
+      </w:r>
+      <w:r>
+        <w:t xml:space="preserve">list.)</w:t>
       </w:r>
     </w:p>
     <w:p>
@@ -12525,13 +13000,29 @@
           <w:bCs/>
           <w:b/>
         </w:rPr>
-        <w:t xml:space="preserve">Point out Quantity is already filled in</w:t>
-      </w:r>
-      <w:r>
-        <w:t xml:space="preserve"> </w:t>
-      </w:r>
-      <w:r>
-        <w:t xml:space="preserve">— the smallest vial the pharmacy lists that covers 30 days at this dose (v2.17, WO-96 fix; a hint under it says so) — and leave refills at 0.</w:t>
+        <w:t xml:space="preserve">v2.18: there is no Quantity dropdown for Strive</w:t>
+      </w:r>
+      <w:r>
+        <w:t xml:space="preserve"> </w:t>
+      </w:r>
+      <w:r>
+        <w:t xml:space="preserve">— the suggested vial from step 30</w:t>
+      </w:r>
+      <w:r>
+        <w:t xml:space="preserve"> </w:t>
+      </w:r>
+      <w:r>
+        <w:rPr>
+          <w:iCs/>
+          <w:i/>
+        </w:rPr>
+        <w:t xml:space="preserve">is</w:t>
+      </w:r>
+      <w:r>
+        <w:t xml:space="preserve"> </w:t>
+      </w:r>
+      <w:r>
+        <w:t xml:space="preserve">the quantity, and it can be changed with its price on the next screen. Leave refills at 0. (For a pharmacy with a single package, Quantity is still pre-filled with the smallest vial that covers 30 days, as in v2.17.)</w:t>
       </w:r>
       <w:r>
         <w:t xml:space="preserve"> </w:t>
@@ -12662,6 +13153,53 @@
       </w:r>
       <w:r>
         <w:t xml:space="preserve">(4 weekly doses × 0.1 mL). If you skip the duration in step 27, both are computed from the pre-selected vial instead — never a dash.</w:t>
+      </w:r>
+      <w:r>
+        <w:t xml:space="preserve"> </w:t>
+      </w:r>
+      <w:r>
+        <w:rPr>
+          <w:bCs/>
+          <w:b/>
+        </w:rPr>
+        <w:t xml:space="preserve">v2.18:</w:t>
+      </w:r>
+      <w:r>
+        <w:t xml:space="preserve"> </w:t>
+      </w:r>
+      <w:r>
+        <w:t xml:space="preserve">with no duration there is nothing to size the vial from, so Strive’s default</w:t>
+      </w:r>
+      <w:r>
+        <w:t xml:space="preserve"> </w:t>
+      </w:r>
+      <w:r>
+        <w:rPr>
+          <w:bCs/>
+          <w:b/>
+        </w:rPr>
+        <w:t xml:space="preserve">1 mL vial</w:t>
+      </w:r>
+      <w:r>
+        <w:t xml:space="preserve"> </w:t>
+      </w:r>
+      <w:r>
+        <w:t xml:space="preserve">is used and labelled</w:t>
+      </w:r>
+      <w:r>
+        <w:t xml:space="preserve"> </w:t>
+      </w:r>
+      <w:r>
+        <w:t xml:space="preserve">“</w:t>
+      </w:r>
+      <w:r>
+        <w:t xml:space="preserve">default package — no duration selected</w:t>
+      </w:r>
+      <w:r>
+        <w:t xml:space="preserve">”</w:t>
+      </w:r>
+      <w:r>
+        <w:t xml:space="preserve">.</w:t>
       </w:r>
     </w:p>
     <w:p>
@@ -12946,6 +13484,265 @@
       </w:r>
       <w:r>
         <w:t xml:space="preserve">button under the pharmacy line.</w:t>
+      </w:r>
+      <w:r>
+        <w:t xml:space="preserve"> </w:t>
+      </w:r>
+      <w:r>
+        <w:rPr>
+          <w:bCs/>
+          <w:b/>
+        </w:rPr>
+        <w:t xml:space="preserve">v2.18:</w:t>
+      </w:r>
+      <w:r>
+        <w:t xml:space="preserve"> </w:t>
+      </w:r>
+      <w:r>
+        <w:t xml:space="preserve">right under</w:t>
+      </w:r>
+      <w:r>
+        <w:t xml:space="preserve"> </w:t>
+      </w:r>
+      <w:r>
+        <w:t xml:space="preserve">“</w:t>
+      </w:r>
+      <w:r>
+        <w:t xml:space="preserve">via Strive Pharmacy</w:t>
+      </w:r>
+      <w:r>
+        <w:t xml:space="preserve">”</w:t>
+      </w:r>
+      <w:r>
+        <w:t xml:space="preserve"> </w:t>
+      </w:r>
+      <w:r>
+        <w:t xml:space="preserve">the card reads</w:t>
+      </w:r>
+      <w:r>
+        <w:t xml:space="preserve"> </w:t>
+      </w:r>
+      <w:r>
+        <w:rPr>
+          <w:bCs/>
+          <w:b/>
+        </w:rPr>
+        <w:t xml:space="preserve">“</w:t>
+      </w:r>
+      <w:r>
+        <w:rPr>
+          <w:bCs/>
+          <w:b/>
+        </w:rPr>
+        <w:t xml:space="preserve">Package: 1 mL vial (suggested for 30 days) · $95.00</w:t>
+      </w:r>
+      <w:r>
+        <w:rPr>
+          <w:bCs/>
+          <w:b/>
+        </w:rPr>
+        <w:t xml:space="preserve">”</w:t>
+      </w:r>
+      <w:r>
+        <w:t xml:space="preserve"> </w:t>
+      </w:r>
+      <w:r>
+        <w:t xml:space="preserve">with a</w:t>
+      </w:r>
+      <w:r>
+        <w:t xml:space="preserve"> </w:t>
+      </w:r>
+      <w:r>
+        <w:rPr>
+          <w:bCs/>
+          <w:b/>
+        </w:rPr>
+        <w:t xml:space="preserve">Package</w:t>
+      </w:r>
+      <w:r>
+        <w:t xml:space="preserve"> </w:t>
+      </w:r>
+      <w:r>
+        <w:t xml:space="preserve">dropdown listing all three vials and their prices.</w:t>
+      </w:r>
+    </w:p>
+    <w:p>
+      <w:pPr>
+        <w:pStyle w:val="BlockText"/>
+      </w:pPr>
+      <w:r>
+        <w:rPr>
+          <w:bCs/>
+          <w:b/>
+        </w:rPr>
+        <w:t xml:space="preserve">v2.18 — show that cost follows the vial (optional, 20 seconds).</w:t>
+      </w:r>
+      <w:r>
+        <w:t xml:space="preserve"> </w:t>
+      </w:r>
+      <w:r>
+        <w:t xml:space="preserve">Open the</w:t>
+      </w:r>
+      <w:r>
+        <w:t xml:space="preserve"> </w:t>
+      </w:r>
+      <w:r>
+        <w:rPr>
+          <w:bCs/>
+          <w:b/>
+        </w:rPr>
+        <w:t xml:space="preserve">Package</w:t>
+      </w:r>
+      <w:r>
+        <w:t xml:space="preserve"> </w:t>
+      </w:r>
+      <w:r>
+        <w:t xml:space="preserve">dropdown and pick</w:t>
+      </w:r>
+      <w:r>
+        <w:t xml:space="preserve"> </w:t>
+      </w:r>
+      <w:r>
+        <w:rPr>
+          <w:bCs/>
+          <w:b/>
+        </w:rPr>
+        <w:t xml:space="preserve">2.5 mL vial — $165.00</w:t>
+      </w:r>
+      <w:r>
+        <w:t xml:space="preserve">: the locked wholesale changes to</w:t>
+      </w:r>
+      <w:r>
+        <w:t xml:space="preserve"> </w:t>
+      </w:r>
+      <w:r>
+        <w:rPr>
+          <w:bCs/>
+          <w:b/>
+        </w:rPr>
+        <w:t xml:space="preserve">$165.00</w:t>
+      </w:r>
+      <w:r>
+        <w:t xml:space="preserve">, the retail keeps the same markup (</w:t>
+      </w:r>
+      <w:r>
+        <w:rPr>
+          <w:bCs/>
+          <w:b/>
+        </w:rPr>
+        <w:t xml:space="preserve">$133.00 → $231.00</w:t>
+      </w:r>
+      <w:r>
+        <w:t xml:space="preserve">), and the platform fee and clinic margin recompute; the label now says</w:t>
+      </w:r>
+      <w:r>
+        <w:t xml:space="preserve"> </w:t>
+      </w:r>
+      <w:r>
+        <w:t xml:space="preserve">“</w:t>
+      </w:r>
+      <w:r>
+        <w:t xml:space="preserve">(changed by provider)</w:t>
+      </w:r>
+      <w:r>
+        <w:t xml:space="preserve">”</w:t>
+      </w:r>
+      <w:r>
+        <w:t xml:space="preserve">. Pick</w:t>
+      </w:r>
+      <w:r>
+        <w:t xml:space="preserve"> </w:t>
+      </w:r>
+      <w:r>
+        <w:rPr>
+          <w:bCs/>
+          <w:b/>
+        </w:rPr>
+        <w:t xml:space="preserve">1 mL vial — $95.00</w:t>
+      </w:r>
+      <w:r>
+        <w:t xml:space="preserve"> </w:t>
+      </w:r>
+      <w:r>
+        <w:t xml:space="preserve">again to return to</w:t>
+      </w:r>
+      <w:r>
+        <w:t xml:space="preserve"> </w:t>
+      </w:r>
+      <w:r>
+        <w:rPr>
+          <w:bCs/>
+          <w:b/>
+        </w:rPr>
+        <w:t xml:space="preserve">$133.00</w:t>
+      </w:r>
+      <w:r>
+        <w:t xml:space="preserve"> </w:t>
+      </w:r>
+      <w:r>
+        <w:t xml:space="preserve">before continuing, so the scripted numbers match.</w:t>
+      </w:r>
+      <w:r>
+        <w:t xml:space="preserve"> </w:t>
+      </w:r>
+      <w:r>
+        <w:rPr>
+          <w:iCs/>
+          <w:i/>
+        </w:rPr>
+        <w:t xml:space="preserve">“</w:t>
+      </w:r>
+      <w:r>
+        <w:rPr>
+          <w:iCs/>
+          <w:i/>
+        </w:rPr>
+        <w:t xml:space="preserve">Vial size is a choice the provider can make — and it’s priced, not cosmetic. But the app already picked the right one.</w:t>
+      </w:r>
+      <w:r>
+        <w:rPr>
+          <w:iCs/>
+          <w:i/>
+        </w:rPr>
+        <w:t xml:space="preserve">”</w:t>
+      </w:r>
+      <w:r>
+        <w:t xml:space="preserve"> </w:t>
+      </w:r>
+      <w:r>
+        <w:t xml:space="preserve">If asked about a bigger dose: at</w:t>
+      </w:r>
+      <w:r>
+        <w:t xml:space="preserve"> </w:t>
+      </w:r>
+      <w:r>
+        <w:rPr>
+          <w:bCs/>
+          <w:b/>
+        </w:rPr>
+        <w:t xml:space="preserve">40 units</w:t>
+      </w:r>
+      <w:r>
+        <w:t xml:space="preserve"> </w:t>
+      </w:r>
+      <w:r>
+        <w:t xml:space="preserve">weekly for 30 days (1.6 mL) the suggestion becomes the</w:t>
+      </w:r>
+      <w:r>
+        <w:t xml:space="preserve"> </w:t>
+      </w:r>
+      <w:r>
+        <w:rPr>
+          <w:bCs/>
+          <w:b/>
+        </w:rPr>
+        <w:t xml:space="preserve">2.5 mL vial at $165.00</w:t>
+      </w:r>
+      <w:r>
+        <w:t xml:space="preserve"> </w:t>
+      </w:r>
+      <w:r>
+        <w:t xml:space="preserve">without anyone choosing it.</w:t>
       </w:r>
     </w:p>
     <w:p>

--- a/docs/archive/source/POC-DEMO-DETAILED.docx
+++ b/docs/archive/source/POC-DEMO-DETAILED.docx
@@ -26,7 +26,7 @@
         <w:t xml:space="preserve"> </w:t>
       </w:r>
       <w:r>
-        <w:t xml:space="preserve">2.18 |</w:t>
+        <w:t xml:space="preserve">2.19 |</w:t>
       </w:r>
       <w:r>
         <w:t xml:space="preserve"> </w:t>
@@ -42,7 +42,7 @@
         <w:t xml:space="preserve"> </w:t>
       </w:r>
       <w:r>
-        <w:t xml:space="preserve">September 14, 2026</w:t>
+        <w:t xml:space="preserve">September 15, 2026</w:t>
       </w:r>
       <w:r>
         <w:t xml:space="preserve"> </w:t>
@@ -75,6 +75,235 @@
       </w:r>
       <w:r>
         <w:t xml:space="preserve">30–45 minutes (with discussion)</w:t>
+      </w:r>
+    </w:p>
+    <w:p>
+      <w:pPr>
+        <w:pStyle w:val="BlockText"/>
+      </w:pPr>
+      <w:r>
+        <w:rPr>
+          <w:bCs/>
+          <w:b/>
+        </w:rPr>
+        <w:t xml:space="preserve">What’s new in v2.19 (2026-09-15):</w:t>
+      </w:r>
+      <w:r>
+        <w:t xml:space="preserve"> </w:t>
+      </w:r>
+      <w:r>
+        <w:rPr>
+          <w:bCs/>
+          <w:b/>
+        </w:rPr>
+        <w:t xml:space="preserve">WO-101a — the vial suggestion also says how many.</w:t>
+      </w:r>
+      <w:r>
+        <w:t xml:space="preserve"> </w:t>
+      </w:r>
+      <w:r>
+        <w:t xml:space="preserve">When no single vial holds the prescription, the app no longer prices one vial and leaves the provider to count: it suggests the vial that needs the fewest units and how many of it, priced as vial price × count. Example: Semaglutide 5 mg/mL,</w:t>
+      </w:r>
+      <w:r>
+        <w:t xml:space="preserve"> </w:t>
+      </w:r>
+      <w:r>
+        <w:rPr>
+          <w:bCs/>
+          <w:b/>
+        </w:rPr>
+        <w:t xml:space="preserve">80 units weekly for 90 days</w:t>
+      </w:r>
+      <w:r>
+        <w:t xml:space="preserve"> </w:t>
+      </w:r>
+      <w:r>
+        <w:t xml:space="preserve">= 12 doses × 0.8 mL =</w:t>
+      </w:r>
+      <w:r>
+        <w:t xml:space="preserve"> </w:t>
+      </w:r>
+      <w:r>
+        <w:rPr>
+          <w:bCs/>
+          <w:b/>
+        </w:rPr>
+        <w:t xml:space="preserve">9.6 mL</w:t>
+      </w:r>
+      <w:r>
+        <w:t xml:space="preserve"> </w:t>
+      </w:r>
+      <w:r>
+        <w:t xml:space="preserve">→</w:t>
+      </w:r>
+      <w:r>
+        <w:t xml:space="preserve"> </w:t>
+      </w:r>
+      <w:r>
+        <w:rPr>
+          <w:bCs/>
+          <w:b/>
+        </w:rPr>
+        <w:t xml:space="preserve">“</w:t>
+      </w:r>
+      <w:r>
+        <w:rPr>
+          <w:bCs/>
+          <w:b/>
+        </w:rPr>
+        <w:t xml:space="preserve">Package: 2 × 5 mL vials (suggested for 90 days) · $570.00</w:t>
+      </w:r>
+      <w:r>
+        <w:rPr>
+          <w:bCs/>
+          <w:b/>
+        </w:rPr>
+        <w:t xml:space="preserve">”</w:t>
+      </w:r>
+      <w:r>
+        <w:t xml:space="preserve">. (a)</w:t>
+      </w:r>
+      <w:r>
+        <w:t xml:space="preserve"> </w:t>
+      </w:r>
+      <w:r>
+        <w:rPr>
+          <w:bCs/>
+          <w:b/>
+        </w:rPr>
+        <w:t xml:space="preserve">Pharmacy &amp; Pricing (step 30)</w:t>
+      </w:r>
+      <w:r>
+        <w:t xml:space="preserve"> </w:t>
+      </w:r>
+      <w:r>
+        <w:t xml:space="preserve">— the suggested vial under the price reads</w:t>
+      </w:r>
+      <w:r>
+        <w:t xml:space="preserve"> </w:t>
+      </w:r>
+      <w:r>
+        <w:t xml:space="preserve">“</w:t>
+      </w:r>
+      <w:r>
+        <w:t xml:space="preserve">2 × 5 mL vials</w:t>
+      </w:r>
+      <w:r>
+        <w:t xml:space="preserve">”</w:t>
+      </w:r>
+      <w:r>
+        <w:t xml:space="preserve"> </w:t>
+      </w:r>
+      <w:r>
+        <w:t xml:space="preserve">and the price is the total. (b)</w:t>
+      </w:r>
+      <w:r>
+        <w:t xml:space="preserve"> </w:t>
+      </w:r>
+      <w:r>
+        <w:rPr>
+          <w:bCs/>
+          <w:b/>
+        </w:rPr>
+        <w:t xml:space="preserve">Margin page (step 33)</w:t>
+      </w:r>
+      <w:r>
+        <w:t xml:space="preserve"> </w:t>
+      </w:r>
+      <w:r>
+        <w:t xml:space="preserve">— a small</w:t>
+      </w:r>
+      <w:r>
+        <w:t xml:space="preserve"> </w:t>
+      </w:r>
+      <w:r>
+        <w:rPr>
+          <w:bCs/>
+          <w:b/>
+        </w:rPr>
+        <w:t xml:space="preserve">number box</w:t>
+      </w:r>
+      <w:r>
+        <w:t xml:space="preserve"> </w:t>
+      </w:r>
+      <w:r>
+        <w:t xml:space="preserve">sits beside the Package dropdown; changing the vial or the count recomputes wholesale, retail, platform fee and clinic margin. With one vial (the scripted 10 units for 30 days) the Package line reads exactly as in v2.18 and the box shows 1. (c)</w:t>
+      </w:r>
+      <w:r>
+        <w:t xml:space="preserve"> </w:t>
+      </w:r>
+      <w:r>
+        <w:rPr>
+          <w:bCs/>
+          <w:b/>
+        </w:rPr>
+        <w:t xml:space="preserve">Review (step 40) and the Rx PDF</w:t>
+      </w:r>
+      <w:r>
+        <w:t xml:space="preserve"> </w:t>
+      </w:r>
+      <w:r>
+        <w:t xml:space="preserve">state the total and the packaging —</w:t>
+      </w:r>
+      <w:r>
+        <w:t xml:space="preserve"> </w:t>
+      </w:r>
+      <w:r>
+        <w:rPr>
+          <w:bCs/>
+          <w:b/>
+        </w:rPr>
+        <w:t xml:space="preserve">“</w:t>
+      </w:r>
+      <w:r>
+        <w:rPr>
+          <w:bCs/>
+          <w:b/>
+        </w:rPr>
+        <w:t xml:space="preserve">Dispense: 9.6 mL (2 × 5 mL vials)</w:t>
+      </w:r>
+      <w:r>
+        <w:rPr>
+          <w:bCs/>
+          <w:b/>
+        </w:rPr>
+        <w:t xml:space="preserve">”</w:t>
+      </w:r>
+      <w:r>
+        <w:t xml:space="preserve"> </w:t>
+      </w:r>
+      <w:r>
+        <w:t xml:space="preserve">— and every pharmacy payload carries the package label and count. (d) Migration</w:t>
+      </w:r>
+      <w:r>
+        <w:t xml:space="preserve"> </w:t>
+      </w:r>
+      <w:r>
+        <w:rPr>
+          <w:rStyle w:val="VerbatimChar"/>
+        </w:rPr>
+        <w:t xml:space="preserve">20260915000001</w:t>
+      </w:r>
+      <w:r>
+        <w:t xml:space="preserve"> </w:t>
+      </w:r>
+      <w:r>
+        <w:t xml:space="preserve">adds</w:t>
+      </w:r>
+      <w:r>
+        <w:t xml:space="preserve"> </w:t>
+      </w:r>
+      <w:r>
+        <w:rPr>
+          <w:rStyle w:val="VerbatimChar"/>
+        </w:rPr>
+        <w:t xml:space="preserve">orders.package_count</w:t>
+      </w:r>
+      <w:r>
+        <w:t xml:space="preserve"> </w:t>
+      </w:r>
+      <w:r>
+        <w:t xml:space="preserve">(default 1, at most 20). Scripted numbers unchanged. Step 33 updated.</w:t>
       </w:r>
     </w:p>
     <w:p>
@@ -13564,6 +13793,38 @@
       </w:r>
       <w:r>
         <w:t xml:space="preserve">dropdown listing all three vials and their prices.</w:t>
+      </w:r>
+      <w:r>
+        <w:t xml:space="preserve"> </w:t>
+      </w:r>
+      <w:r>
+        <w:rPr>
+          <w:bCs/>
+          <w:b/>
+        </w:rPr>
+        <w:t xml:space="preserve">v2.19:</w:t>
+      </w:r>
+      <w:r>
+        <w:t xml:space="preserve"> </w:t>
+      </w:r>
+      <w:r>
+        <w:t xml:space="preserve">a small number box beside the dropdown shows</w:t>
+      </w:r>
+      <w:r>
+        <w:t xml:space="preserve"> </w:t>
+      </w:r>
+      <w:r>
+        <w:rPr>
+          <w:bCs/>
+          <w:b/>
+        </w:rPr>
+        <w:t xml:space="preserve">1</w:t>
+      </w:r>
+      <w:r>
+        <w:t xml:space="preserve"> </w:t>
+      </w:r>
+      <w:r>
+        <w:t xml:space="preserve">— it is how many vials; the app fills it in (2 or more only when one vial cannot hold the prescription, e.g. 80 units weekly for 90 days → 2 × 5 mL vials, $570.00).</w:t>
       </w:r>
     </w:p>
     <w:p>

--- a/docs/archive/source/POC-DEMO-DETAILED.docx
+++ b/docs/archive/source/POC-DEMO-DETAILED.docx
@@ -26,7 +26,7 @@
         <w:t xml:space="preserve"> </w:t>
       </w:r>
       <w:r>
-        <w:t xml:space="preserve">2.19 |</w:t>
+        <w:t xml:space="preserve">2.20 |</w:t>
       </w:r>
       <w:r>
         <w:t xml:space="preserve"> </w:t>
@@ -42,7 +42,7 @@
         <w:t xml:space="preserve"> </w:t>
       </w:r>
       <w:r>
-        <w:t xml:space="preserve">September 15, 2026</w:t>
+        <w:t xml:space="preserve">September 16, 2026</w:t>
       </w:r>
       <w:r>
         <w:t xml:space="preserve"> </w:t>
@@ -86,252 +86,23 @@
           <w:bCs/>
           <w:b/>
         </w:rPr>
-        <w:t xml:space="preserve">What’s new in v2.19 (2026-09-15):</w:t>
-      </w:r>
-      <w:r>
-        <w:t xml:space="preserve"> </w:t>
-      </w:r>
-      <w:r>
-        <w:rPr>
-          <w:bCs/>
-          <w:b/>
-        </w:rPr>
-        <w:t xml:space="preserve">WO-101a — the vial suggestion also says how many.</w:t>
-      </w:r>
-      <w:r>
-        <w:t xml:space="preserve"> </w:t>
-      </w:r>
-      <w:r>
-        <w:t xml:space="preserve">When no single vial holds the prescription, the app no longer prices one vial and leaves the provider to count: it suggests the vial that needs the fewest units and how many of it, priced as vial price × count. Example: Semaglutide 5 mg/mL,</w:t>
-      </w:r>
-      <w:r>
-        <w:t xml:space="preserve"> </w:t>
-      </w:r>
-      <w:r>
-        <w:rPr>
-          <w:bCs/>
-          <w:b/>
-        </w:rPr>
-        <w:t xml:space="preserve">80 units weekly for 90 days</w:t>
-      </w:r>
-      <w:r>
-        <w:t xml:space="preserve"> </w:t>
-      </w:r>
-      <w:r>
-        <w:t xml:space="preserve">= 12 doses × 0.8 mL =</w:t>
-      </w:r>
-      <w:r>
-        <w:t xml:space="preserve"> </w:t>
-      </w:r>
-      <w:r>
-        <w:rPr>
-          <w:bCs/>
-          <w:b/>
-        </w:rPr>
-        <w:t xml:space="preserve">9.6 mL</w:t>
-      </w:r>
-      <w:r>
-        <w:t xml:space="preserve"> </w:t>
-      </w:r>
-      <w:r>
-        <w:t xml:space="preserve">→</w:t>
-      </w:r>
-      <w:r>
-        <w:t xml:space="preserve"> </w:t>
-      </w:r>
-      <w:r>
-        <w:rPr>
-          <w:bCs/>
-          <w:b/>
-        </w:rPr>
-        <w:t xml:space="preserve">“</w:t>
-      </w:r>
-      <w:r>
-        <w:rPr>
-          <w:bCs/>
-          <w:b/>
-        </w:rPr>
-        <w:t xml:space="preserve">Package: 2 × 5 mL vials (suggested for 90 days) · $570.00</w:t>
-      </w:r>
-      <w:r>
-        <w:rPr>
-          <w:bCs/>
-          <w:b/>
-        </w:rPr>
-        <w:t xml:space="preserve">”</w:t>
-      </w:r>
-      <w:r>
-        <w:t xml:space="preserve">. (a)</w:t>
-      </w:r>
-      <w:r>
-        <w:t xml:space="preserve"> </w:t>
-      </w:r>
-      <w:r>
-        <w:rPr>
-          <w:bCs/>
-          <w:b/>
-        </w:rPr>
-        <w:t xml:space="preserve">Pharmacy &amp; Pricing (step 30)</w:t>
-      </w:r>
-      <w:r>
-        <w:t xml:space="preserve"> </w:t>
-      </w:r>
-      <w:r>
-        <w:t xml:space="preserve">— the suggested vial under the price reads</w:t>
-      </w:r>
-      <w:r>
-        <w:t xml:space="preserve"> </w:t>
-      </w:r>
-      <w:r>
-        <w:t xml:space="preserve">“</w:t>
-      </w:r>
-      <w:r>
-        <w:t xml:space="preserve">2 × 5 mL vials</w:t>
-      </w:r>
-      <w:r>
-        <w:t xml:space="preserve">”</w:t>
-      </w:r>
-      <w:r>
-        <w:t xml:space="preserve"> </w:t>
-      </w:r>
-      <w:r>
-        <w:t xml:space="preserve">and the price is the total. (b)</w:t>
-      </w:r>
-      <w:r>
-        <w:t xml:space="preserve"> </w:t>
-      </w:r>
-      <w:r>
-        <w:rPr>
-          <w:bCs/>
-          <w:b/>
-        </w:rPr>
-        <w:t xml:space="preserve">Margin page (step 33)</w:t>
-      </w:r>
-      <w:r>
-        <w:t xml:space="preserve"> </w:t>
-      </w:r>
-      <w:r>
-        <w:t xml:space="preserve">— a small</w:t>
-      </w:r>
-      <w:r>
-        <w:t xml:space="preserve"> </w:t>
-      </w:r>
-      <w:r>
-        <w:rPr>
-          <w:bCs/>
-          <w:b/>
-        </w:rPr>
-        <w:t xml:space="preserve">number box</w:t>
-      </w:r>
-      <w:r>
-        <w:t xml:space="preserve"> </w:t>
-      </w:r>
-      <w:r>
-        <w:t xml:space="preserve">sits beside the Package dropdown; changing the vial or the count recomputes wholesale, retail, platform fee and clinic margin. With one vial (the scripted 10 units for 30 days) the Package line reads exactly as in v2.18 and the box shows 1. (c)</w:t>
-      </w:r>
-      <w:r>
-        <w:t xml:space="preserve"> </w:t>
-      </w:r>
-      <w:r>
-        <w:rPr>
-          <w:bCs/>
-          <w:b/>
-        </w:rPr>
-        <w:t xml:space="preserve">Review (step 40) and the Rx PDF</w:t>
-      </w:r>
-      <w:r>
-        <w:t xml:space="preserve"> </w:t>
-      </w:r>
-      <w:r>
-        <w:t xml:space="preserve">state the total and the packaging —</w:t>
-      </w:r>
-      <w:r>
-        <w:t xml:space="preserve"> </w:t>
-      </w:r>
-      <w:r>
-        <w:rPr>
-          <w:bCs/>
-          <w:b/>
-        </w:rPr>
-        <w:t xml:space="preserve">“</w:t>
-      </w:r>
-      <w:r>
-        <w:rPr>
-          <w:bCs/>
-          <w:b/>
-        </w:rPr>
-        <w:t xml:space="preserve">Dispense: 9.6 mL (2 × 5 mL vials)</w:t>
-      </w:r>
-      <w:r>
-        <w:rPr>
-          <w:bCs/>
-          <w:b/>
-        </w:rPr>
-        <w:t xml:space="preserve">”</w:t>
-      </w:r>
-      <w:r>
-        <w:t xml:space="preserve"> </w:t>
-      </w:r>
-      <w:r>
-        <w:t xml:space="preserve">— and every pharmacy payload carries the package label and count. (d) Migration</w:t>
-      </w:r>
-      <w:r>
-        <w:t xml:space="preserve"> </w:t>
-      </w:r>
-      <w:r>
-        <w:rPr>
-          <w:rStyle w:val="VerbatimChar"/>
-        </w:rPr>
-        <w:t xml:space="preserve">20260915000001</w:t>
-      </w:r>
-      <w:r>
-        <w:t xml:space="preserve"> </w:t>
-      </w:r>
-      <w:r>
-        <w:t xml:space="preserve">adds</w:t>
-      </w:r>
-      <w:r>
-        <w:t xml:space="preserve"> </w:t>
-      </w:r>
-      <w:r>
-        <w:rPr>
-          <w:rStyle w:val="VerbatimChar"/>
-        </w:rPr>
-        <w:t xml:space="preserve">orders.package_count</w:t>
-      </w:r>
-      <w:r>
-        <w:t xml:space="preserve"> </w:t>
-      </w:r>
-      <w:r>
-        <w:t xml:space="preserve">(default 1, at most 20). Scripted numbers unchanged. Step 33 updated.</w:t>
-      </w:r>
-    </w:p>
-    <w:p>
-      <w:pPr>
-        <w:pStyle w:val="BlockText"/>
-      </w:pPr>
-      <w:r>
-        <w:rPr>
-          <w:bCs/>
-          <w:b/>
-        </w:rPr>
-        <w:t xml:space="preserve">What’s new in v2.18 (2026-09-14):</w:t>
-      </w:r>
-      <w:r>
-        <w:t xml:space="preserve"> </w:t>
-      </w:r>
-      <w:r>
-        <w:rPr>
-          <w:bCs/>
-          <w:b/>
-        </w:rPr>
-        <w:t xml:space="preserve">WO-101 — Vial size is suggested from the Rx, and priced per vial</w:t>
-      </w:r>
-      <w:r>
-        <w:t xml:space="preserve"> </w:t>
-      </w:r>
-      <w:r>
-        <w:t xml:space="preserve">(Phase 21, Gina Rooks’ 2026-09-11 item 3:</w:t>
+        <w:t xml:space="preserve">What’s new in v2.20 (2026-09-16):</w:t>
+      </w:r>
+      <w:r>
+        <w:t xml:space="preserve"> </w:t>
+      </w:r>
+      <w:r>
+        <w:rPr>
+          <w:bCs/>
+          <w:b/>
+        </w:rPr>
+        <w:t xml:space="preserve">WO-102 — Shipping, once per pharmacy, everywhere a price appears</w:t>
+      </w:r>
+      <w:r>
+        <w:t xml:space="preserve"> </w:t>
+      </w:r>
+      <w:r>
+        <w:t xml:space="preserve">(Gina Rooks 2026-09-11:</w:t>
       </w:r>
       <w:r>
         <w:t xml:space="preserve"> </w:t>
@@ -341,677 +112,111 @@
           <w:iCs/>
           <w:i/>
         </w:rPr>
-        <w:t xml:space="preserve">select vial size, cost varies by size, auto-select the size from the Rx</w:t>
-      </w:r>
-      <w:r>
-        <w:t xml:space="preserve">). Still three steps, no new screen, nothing new to type. (a)</w:t>
-      </w:r>
-      <w:r>
-        <w:t xml:space="preserve"> </w:t>
-      </w:r>
-      <w:r>
-        <w:rPr>
-          <w:bCs/>
-          <w:b/>
-        </w:rPr>
-        <w:t xml:space="preserve">Pharmacy &amp; Pricing (step 30)</w:t>
-      </w:r>
-      <w:r>
-        <w:t xml:space="preserve"> </w:t>
-      </w:r>
-      <w:r>
-        <w:t xml:space="preserve">— a pharmacy that sells the formulation in more than one priced vial shows the</w:t>
-      </w:r>
-      <w:r>
-        <w:t xml:space="preserve"> </w:t>
-      </w:r>
-      <w:r>
-        <w:rPr>
-          <w:bCs/>
-          <w:b/>
-        </w:rPr>
-        <w:t xml:space="preserve">suggested vial under its price</w:t>
-      </w:r>
-      <w:r>
-        <w:t xml:space="preserve"> </w:t>
-      </w:r>
-      <w:r>
-        <w:t xml:space="preserve">and every vial with its own price: Strive’s Semaglutide 5 mg/mL row reads</w:t>
-      </w:r>
-      <w:r>
-        <w:t xml:space="preserve"> </w:t>
-      </w:r>
-      <w:r>
-        <w:rPr>
-          <w:bCs/>
-          <w:b/>
-        </w:rPr>
-        <w:t xml:space="preserve">$95.00 · 1 mL vial</w:t>
-      </w:r>
-      <w:r>
-        <w:t xml:space="preserve"> </w:t>
-      </w:r>
-      <w:r>
-        <w:t xml:space="preserve">and</w:t>
-      </w:r>
-      <w:r>
-        <w:t xml:space="preserve"> </w:t>
-      </w:r>
-      <w:r>
-        <w:rPr>
-          <w:bCs/>
-          <w:b/>
-        </w:rPr>
         <w:t xml:space="preserve">“</w:t>
-      </w:r>
-      <w:r>
-        <w:rPr>
-          <w:bCs/>
-          <w:b/>
-        </w:rPr>
-        <w:t xml:space="preserve">1 mL vial $95.00 · 2.5 mL vial $165.00 · 5 mL vial $285.00</w:t>
-      </w:r>
-      <w:r>
-        <w:rPr>
-          <w:bCs/>
-          <w:b/>
-        </w:rPr>
-        <w:t xml:space="preserve">”</w:t>
-      </w:r>
-      <w:r>
-        <w:t xml:space="preserve">. The suggestion is the smallest vial that holds the dispense quantity for the selected duration (10 units weekly for 30 days = 0.4 mL → 1 mL; 40 units weekly for 30 days = 1.6 mL → 2.5 mL). (b)</w:t>
-      </w:r>
-      <w:r>
-        <w:t xml:space="preserve"> </w:t>
-      </w:r>
-      <w:r>
-        <w:rPr>
-          <w:bCs/>
-          <w:b/>
-        </w:rPr>
-        <w:t xml:space="preserve">Step 31</w:t>
-      </w:r>
-      <w:r>
-        <w:t xml:space="preserve"> </w:t>
-      </w:r>
-      <w:r>
-        <w:t xml:space="preserve">— for that pharmacy the old Quantity dropdown is gone (the vial</w:t>
-      </w:r>
-      <w:r>
-        <w:t xml:space="preserve"> </w:t>
       </w:r>
       <w:r>
         <w:rPr>
           <w:iCs/>
           <w:i/>
         </w:rPr>
-        <w:t xml:space="preserve">is</w:t>
-      </w:r>
-      <w:r>
-        <w:t xml:space="preserve"> </w:t>
-      </w:r>
-      <w:r>
-        <w:t xml:space="preserve">the quantity); only Refills remains. Pharmacies with a single package keep the Quantity dropdown exactly as in v2.17. (c)</w:t>
-      </w:r>
-      <w:r>
-        <w:t xml:space="preserve"> </w:t>
-      </w:r>
-      <w:r>
-        <w:rPr>
-          <w:bCs/>
-          <w:b/>
-        </w:rPr>
-        <w:t xml:space="preserve">Margin page (step 33)</w:t>
-      </w:r>
-      <w:r>
-        <w:t xml:space="preserve"> </w:t>
-      </w:r>
-      <w:r>
-        <w:t xml:space="preserve">— under the pharmacy line:</w:t>
-      </w:r>
-      <w:r>
-        <w:t xml:space="preserve"> </w:t>
-      </w:r>
-      <w:r>
-        <w:rPr>
-          <w:bCs/>
-          <w:b/>
-        </w:rPr>
-        <w:t xml:space="preserve">“</w:t>
-      </w:r>
-      <w:r>
-        <w:rPr>
-          <w:bCs/>
-          <w:b/>
-        </w:rPr>
-        <w:t xml:space="preserve">Package: 1 mL vial (suggested for 30 days) · $95.00</w:t>
-      </w:r>
-      <w:r>
-        <w:rPr>
-          <w:bCs/>
-          <w:b/>
-        </w:rPr>
-        <w:t xml:space="preserve">”</w:t>
-      </w:r>
-      <w:r>
-        <w:t xml:space="preserve"> </w:t>
-      </w:r>
-      <w:r>
-        <w:t xml:space="preserve">and a</w:t>
-      </w:r>
-      <w:r>
-        <w:t xml:space="preserve"> </w:t>
-      </w:r>
-      <w:r>
-        <w:rPr>
-          <w:bCs/>
-          <w:b/>
-        </w:rPr>
-        <w:t xml:space="preserve">Package</w:t>
-      </w:r>
-      <w:r>
-        <w:t xml:space="preserve"> </w:t>
-      </w:r>
-      <w:r>
-        <w:t xml:space="preserve">dropdown. Picking another vial changes the locked wholesale, and retail keeps the same markup, so platform fee and clinic margin recompute on the spot; the order stores the vial chosen (</w:t>
-      </w:r>
-      <w:r>
-        <w:rPr>
-          <w:rStyle w:val="VerbatimChar"/>
-        </w:rPr>
-        <w:t xml:space="preserve">orders.package_id</w:t>
-      </w:r>
-      <w:r>
-        <w:t xml:space="preserve"> </w:t>
-      </w:r>
-      <w:r>
-        <w:t xml:space="preserve">/</w:t>
-      </w:r>
-      <w:r>
-        <w:t xml:space="preserve"> </w:t>
-      </w:r>
-      <w:r>
-        <w:rPr>
-          <w:rStyle w:val="VerbatimChar"/>
-        </w:rPr>
-        <w:t xml:space="preserve">package_label</w:t>
-      </w:r>
-      <w:r>
-        <w:t xml:space="preserve">) and is priced from it server-side. The control is hidden when the pharmacy has only one package. (d)</w:t>
-      </w:r>
-      <w:r>
-        <w:t xml:space="preserve"> </w:t>
-      </w:r>
-      <w:r>
-        <w:rPr>
-          <w:bCs/>
-          <w:b/>
-        </w:rPr>
-        <w:t xml:space="preserve">Data</w:t>
-      </w:r>
-      <w:r>
-        <w:t xml:space="preserve"> </w:t>
-      </w:r>
-      <w:r>
-        <w:t xml:space="preserve">— migration</w:t>
-      </w:r>
-      <w:r>
-        <w:t xml:space="preserve"> </w:t>
-      </w:r>
-      <w:r>
-        <w:rPr>
-          <w:rStyle w:val="VerbatimChar"/>
-        </w:rPr>
-        <w:t xml:space="preserve">20260914000001</w:t>
-      </w:r>
-      <w:r>
-        <w:t xml:space="preserve"> </w:t>
-      </w:r>
-      <w:r>
-        <w:t xml:space="preserve">adds</w:t>
-      </w:r>
-      <w:r>
-        <w:t xml:space="preserve"> </w:t>
-      </w:r>
-      <w:r>
-        <w:rPr>
-          <w:rStyle w:val="VerbatimChar"/>
-        </w:rPr>
-        <w:t xml:space="preserve">pharmacy_formulation_packages</w:t>
-      </w:r>
-      <w:r>
-        <w:t xml:space="preserve">, gives every existing pharmacy formulation one default package at today’s price (so every existing order, price and seed row reads the same), and seeds Strive’s Semaglutide 5 mg/mL with 1 mL</w:t>
-      </w:r>
-      <w:r>
-        <w:t xml:space="preserve"> </w:t>
-      </w:r>
-      <w:r>
-        <w:rPr>
-          <w:bCs/>
-          <w:b/>
-        </w:rPr>
-        <w:t xml:space="preserve">$95</w:t>
-      </w:r>
-      <w:r>
-        <w:t xml:space="preserve"> </w:t>
-      </w:r>
-      <w:r>
-        <w:t xml:space="preserve">(default) / 2.5 mL</w:t>
-      </w:r>
-      <w:r>
-        <w:t xml:space="preserve"> </w:t>
-      </w:r>
-      <w:r>
-        <w:rPr>
-          <w:bCs/>
-          <w:b/>
-        </w:rPr>
-        <w:t xml:space="preserve">$165</w:t>
-      </w:r>
-      <w:r>
-        <w:t xml:space="preserve"> </w:t>
-      </w:r>
-      <w:r>
-        <w:t xml:space="preserve">/ 5 mL</w:t>
-      </w:r>
-      <w:r>
-        <w:t xml:space="preserve"> </w:t>
-      </w:r>
-      <w:r>
-        <w:rPr>
-          <w:bCs/>
-          <w:b/>
-        </w:rPr>
-        <w:t xml:space="preserve">$285</w:t>
-      </w:r>
-      <w:r>
-        <w:t xml:space="preserve">. The catalog importer reads an optional</w:t>
-      </w:r>
-      <w:r>
-        <w:t xml:space="preserve"> </w:t>
-      </w:r>
-      <w:r>
-        <w:rPr>
-          <w:rStyle w:val="VerbatimChar"/>
-        </w:rPr>
-        <w:t xml:space="preserve">packages</w:t>
-      </w:r>
-      <w:r>
-        <w:t xml:space="preserve"> </w:t>
-      </w:r>
-      <w:r>
-        <w:t xml:space="preserve">column and</w:t>
-      </w:r>
-      <w:r>
-        <w:t xml:space="preserve"> </w:t>
-      </w:r>
-      <w:r>
-        <w:rPr>
-          <w:rStyle w:val="VerbatimChar"/>
-        </w:rPr>
-        <w:t xml:space="preserve">npm run export:catalog-packages</w:t>
-      </w:r>
-      <w:r>
-        <w:t xml:space="preserve"> </w:t>
-      </w:r>
-      <w:r>
-        <w:t xml:space="preserve">writes it back out. The scripted numbers ($95 wholesale, $133 / $190 retail) are unchanged because the 1 mL vial is both the suggestion and the default. Steps 30, 31 and 33 updated.</w:t>
-      </w:r>
-    </w:p>
-    <w:p>
-      <w:pPr>
-        <w:pStyle w:val="BlockText"/>
-      </w:pPr>
-      <w:r>
-        <w:rPr>
-          <w:bCs/>
-          <w:b/>
-        </w:rPr>
-        <w:t xml:space="preserve">What’s new in v2.17 (2026-09-13):</w:t>
-      </w:r>
-      <w:r>
-        <w:t xml:space="preserve"> </w:t>
-      </w:r>
-      <w:r>
-        <w:t xml:space="preserve">Phase 21, practitioner feedback round 1 — WO-97, WO-98, WO-100, WO-103 and a WO-96 fix. Still three steps, no new screen.</w:t>
-      </w:r>
-    </w:p>
-    <w:p>
-      <w:pPr>
-        <w:pStyle w:val="BlockText"/>
-      </w:pPr>
-      <w:r>
-        <w:rPr>
-          <w:bCs/>
-          <w:b/>
-        </w:rPr>
-        <w:t xml:space="preserve">WO-97 — Patient allergies / NKDA.</w:t>
-      </w:r>
-      <w:r>
-        <w:t xml:space="preserve"> </w:t>
-      </w:r>
-      <w:r>
-        <w:t xml:space="preserve">Allergies are entered once on the patient and attached to every prescription automatically — no per-Rx typing, no new step. (a)</w:t>
-      </w:r>
-      <w:r>
-        <w:t xml:space="preserve"> </w:t>
-      </w:r>
-      <w:r>
-        <w:rPr>
-          <w:bCs/>
-          <w:b/>
-        </w:rPr>
-        <w:t xml:space="preserve">Patient selector (step 8)</w:t>
-      </w:r>
-      <w:r>
-        <w:t xml:space="preserve"> </w:t>
-      </w:r>
-      <w:r>
-        <w:t xml:space="preserve">— every patient card carries a small chip:</w:t>
-      </w:r>
-      <w:r>
-        <w:t xml:space="preserve"> </w:t>
-      </w:r>
-      <w:r>
-        <w:rPr>
-          <w:bCs/>
-          <w:b/>
-        </w:rPr>
-        <w:t xml:space="preserve">NKDA</w:t>
-      </w:r>
-      <w:r>
-        <w:t xml:space="preserve"> </w:t>
-      </w:r>
-      <w:r>
-        <w:t xml:space="preserve">(green),</w:t>
-      </w:r>
-      <w:r>
-        <w:t xml:space="preserve"> </w:t>
-      </w:r>
-      <w:r>
-        <w:rPr>
-          <w:bCs/>
-          <w:b/>
-        </w:rPr>
-        <w:t xml:space="preserve">Allergies: sulfa</w:t>
-      </w:r>
-      <w:r>
-        <w:t xml:space="preserve"> </w:t>
-      </w:r>
-      <w:r>
-        <w:t xml:space="preserve">(red), or</w:t>
-      </w:r>
-      <w:r>
-        <w:t xml:space="preserve"> </w:t>
-      </w:r>
-      <w:r>
-        <w:rPr>
-          <w:bCs/>
-          <w:b/>
-        </w:rPr>
-        <w:t xml:space="preserve">Allergies: not recorded</w:t>
-      </w:r>
-      <w:r>
-        <w:t xml:space="preserve"> </w:t>
-      </w:r>
-      <w:r>
-        <w:t xml:space="preserve">(amber). The seed is deliberate:</w:t>
-      </w:r>
-      <w:r>
-        <w:t xml:space="preserve"> </w:t>
-      </w:r>
-      <w:r>
-        <w:rPr>
-          <w:bCs/>
-          <w:b/>
-        </w:rPr>
-        <w:t xml:space="preserve">Alex Demo reads NKDA</w:t>
-      </w:r>
-      <w:r>
-        <w:t xml:space="preserve">,</w:t>
-      </w:r>
-      <w:r>
-        <w:t xml:space="preserve"> </w:t>
-      </w:r>
-      <w:r>
-        <w:rPr>
-          <w:bCs/>
-          <w:b/>
-        </w:rPr>
-        <w:t xml:space="preserve">Jordan Rivera reads</w:t>
-      </w:r>
-      <w:r>
-        <w:rPr>
-          <w:bCs/>
-          <w:b/>
-        </w:rPr>
-        <w:t xml:space="preserve"> </w:t>
-      </w:r>
-      <w:r>
-        <w:rPr>
-          <w:bCs/>
-          <w:b/>
-        </w:rPr>
-        <w:t xml:space="preserve">“</w:t>
-      </w:r>
-      <w:r>
-        <w:rPr>
-          <w:bCs/>
-          <w:b/>
-        </w:rPr>
-        <w:t xml:space="preserve">Allergies: sulfa</w:t>
-      </w:r>
-      <w:r>
-        <w:rPr>
-          <w:bCs/>
-          <w:b/>
-        </w:rPr>
-        <w:t xml:space="preserve">”</w:t>
-      </w:r>
-      <w:r>
-        <w:t xml:space="preserve">, every other patient reads</w:t>
-      </w:r>
-      <w:r>
-        <w:t xml:space="preserve"> </w:t>
-      </w:r>
-      <w:r>
-        <w:rPr>
-          <w:bCs/>
-          <w:b/>
-        </w:rPr>
-        <w:t xml:space="preserve">not recorded</w:t>
-      </w:r>
-      <w:r>
-        <w:t xml:space="preserve">. On the selected-patient card the chip is clickable and opens an</w:t>
-      </w:r>
-      <w:r>
-        <w:t xml:space="preserve"> </w:t>
-      </w:r>
-      <w:r>
-        <w:rPr>
-          <w:bCs/>
-          <w:b/>
-        </w:rPr>
-        <w:t xml:space="preserve">inline editor</w:t>
-      </w:r>
-      <w:r>
-        <w:t xml:space="preserve"> </w:t>
-      </w:r>
-      <w:r>
-        <w:t xml:space="preserve">(comma-separated list or an NKDA checkbox — the two are mutually exclusive); Save writes to the patient record. (b)</w:t>
-      </w:r>
-      <w:r>
-        <w:t xml:space="preserve"> </w:t>
-      </w:r>
-      <w:r>
-        <w:rPr>
-          <w:bCs/>
-          <w:b/>
-        </w:rPr>
-        <w:t xml:space="preserve">Session banner (step 11)</w:t>
-      </w:r>
-      <w:r>
-        <w:t xml:space="preserve"> </w:t>
-      </w:r>
-      <w:r>
-        <w:t xml:space="preserve">— the same chip sits under the patient’s name on every page of the flow, and editing it there updates the patient and everything you add afterwards. (c)</w:t>
-      </w:r>
-      <w:r>
-        <w:t xml:space="preserve"> </w:t>
-      </w:r>
-      <w:r>
-        <w:rPr>
-          <w:bCs/>
-          <w:b/>
-        </w:rPr>
-        <w:t xml:space="preserve">Review page (step 40)</w:t>
-      </w:r>
-      <w:r>
-        <w:t xml:space="preserve"> </w:t>
-      </w:r>
-      <w:r>
-        <w:t xml:space="preserve">— when nothing is recorded, an</w:t>
-      </w:r>
-      <w:r>
-        <w:t xml:space="preserve"> </w:t>
-      </w:r>
-      <w:r>
-        <w:rPr>
-          <w:bCs/>
-          <w:b/>
-        </w:rPr>
-        <w:t xml:space="preserve">amber notice</w:t>
-      </w:r>
-      <w:r>
-        <w:t xml:space="preserve"> </w:t>
-      </w:r>
-      <w:r>
-        <w:t xml:space="preserve">offers a one-click</w:t>
-      </w:r>
-      <w:r>
-        <w:t xml:space="preserve"> </w:t>
-      </w:r>
-      <w:r>
-        <w:rPr>
-          <w:bCs/>
-          <w:b/>
-        </w:rPr>
-        <w:t xml:space="preserve">Confirm NKDA</w:t>
-      </w:r>
-      <w:r>
-        <w:t xml:space="preserve">; it never blocks Sign &amp; Send or Save as Draft. Alex Demo and Jordan Rivera never show it. (d) The Rx PDF now prints an</w:t>
-      </w:r>
-      <w:r>
-        <w:t xml:space="preserve"> </w:t>
-      </w:r>
-      <w:r>
-        <w:rPr>
-          <w:bCs/>
-          <w:b/>
-        </w:rPr>
-        <w:t xml:space="preserve">Allergies:</w:t>
-      </w:r>
-      <w:r>
-        <w:t xml:space="preserve"> </w:t>
-      </w:r>
-      <w:r>
-        <w:t xml:space="preserve">line in the PATIENT block (NKDA / the list /</w:t>
-      </w:r>
-      <w:r>
-        <w:t xml:space="preserve"> </w:t>
-      </w:r>
-      <w:r>
-        <w:t xml:space="preserve">“</w:t>
-      </w:r>
-      <w:r>
-        <w:t xml:space="preserve">Not recorded</w:t>
-      </w:r>
-      <w:r>
-        <w:t xml:space="preserve">”</w:t>
-      </w:r>
-      <w:r>
-        <w:t xml:space="preserve">) and every pharmacy submission payload carries the same value. (e) Migration</w:t>
-      </w:r>
-      <w:r>
-        <w:t xml:space="preserve"> </w:t>
-      </w:r>
-      <w:r>
-        <w:rPr>
-          <w:rStyle w:val="VerbatimChar"/>
-        </w:rPr>
-        <w:t xml:space="preserve">20260912000002</w:t>
-      </w:r>
-      <w:r>
-        <w:t xml:space="preserve"> </w:t>
-      </w:r>
-      <w:r>
-        <w:t xml:space="preserve">must be applied before the chip can render — it lands with the WO-97 PR, after WO-96.</w:t>
-      </w:r>
-    </w:p>
-    <w:p>
-      <w:pPr>
-        <w:pStyle w:val="BlockText"/>
-      </w:pPr>
-      <w:r>
-        <w:rPr>
-          <w:bCs/>
-          <w:b/>
-        </w:rPr>
-        <w:t xml:space="preserve">WO-98 — Edit at Review, Edit Draft, Add to Draft.</w:t>
-      </w:r>
-      <w:r>
-        <w:t xml:space="preserve"> </w:t>
-      </w:r>
-      <w:r>
-        <w:t xml:space="preserve">(a)</w:t>
-      </w:r>
-      <w:r>
-        <w:t xml:space="preserve"> </w:t>
-      </w:r>
-      <w:r>
-        <w:rPr>
-          <w:bCs/>
-          <w:b/>
-        </w:rPr>
-        <w:t xml:space="preserve">Review page (step 40)</w:t>
-      </w:r>
-      <w:r>
-        <w:t xml:space="preserve"> </w:t>
-      </w:r>
-      <w:r>
-        <w:t xml:space="preserve">— every prescription card now has</w:t>
-      </w:r>
-      <w:r>
-        <w:t xml:space="preserve"> </w:t>
-      </w:r>
-      <w:r>
-        <w:rPr>
-          <w:bCs/>
-          <w:b/>
-        </w:rPr>
-        <w:t xml:space="preserve">Edit</w:t>
-      </w:r>
-      <w:r>
-        <w:t xml:space="preserve"> </w:t>
-      </w:r>
-      <w:r>
-        <w:t xml:space="preserve">next to Remove. Edit reopens the</w:t>
-      </w:r>
-      <w:r>
-        <w:t xml:space="preserve"> </w:t>
+        <w:t xml:space="preserve">I don’t see [shipping] listed anywhere with the med pricing or when you get to review and sign … you pay shipping more than once</w:t>
       </w:r>
       <w:r>
         <w:rPr>
           <w:iCs/>
           <w:i/>
         </w:rPr>
-        <w:t xml:space="preserve">existing</w:t>
-      </w:r>
-      <w:r>
-        <w:t xml:space="preserve"> </w:t>
-      </w:r>
-      <w:r>
-        <w:t xml:space="preserve">builder (search page) with that line’s medication, formulation, pharmacy, dose, frequency and quantity already selected; change the dose, continue, and the margin page shows the line’s price and a single</w:t>
+        <w:t xml:space="preserve">”</w:t>
+      </w:r>
+      <w:r>
+        <w:t xml:space="preserve">). Still three steps; nothing new to type. (a)</w:t>
+      </w:r>
+      <w:r>
+        <w:t xml:space="preserve"> </w:t>
+      </w:r>
+      <w:r>
+        <w:rPr>
+          <w:bCs/>
+          <w:b/>
+        </w:rPr>
+        <w:t xml:space="preserve">Rates live on the pharmacy:</w:t>
+      </w:r>
+      <w:r>
+        <w:t xml:space="preserve"> </w:t>
+      </w:r>
+      <w:r>
+        <w:t xml:space="preserve">Strive</w:t>
+      </w:r>
+      <w:r>
+        <w:t xml:space="preserve"> </w:t>
+      </w:r>
+      <w:r>
+        <w:rPr>
+          <w:bCs/>
+          <w:b/>
+        </w:rPr>
+        <w:t xml:space="preserve">$9 standard / $22 cold chain</w:t>
+      </w:r>
+      <w:r>
+        <w:t xml:space="preserve">, Quick Rx</w:t>
+      </w:r>
+      <w:r>
+        <w:t xml:space="preserve"> </w:t>
+      </w:r>
+      <w:r>
+        <w:rPr>
+          <w:bCs/>
+          <w:b/>
+        </w:rPr>
+        <w:t xml:space="preserve">$12 / $25</w:t>
+      </w:r>
+      <w:r>
+        <w:t xml:space="preserve">. The fee is charged</w:t>
+      </w:r>
+      <w:r>
+        <w:t xml:space="preserve"> </w:t>
+      </w:r>
+      <w:r>
+        <w:rPr>
+          <w:bCs/>
+          <w:b/>
+        </w:rPr>
+        <w:t xml:space="preserve">once per pharmacy per order</w:t>
+      </w:r>
+      <w:r>
+        <w:t xml:space="preserve">, never per prescription, and if any item going to a pharmacy is cold chain the cold-chain fee covers all of them. (b)</w:t>
+      </w:r>
+      <w:r>
+        <w:t xml:space="preserve"> </w:t>
+      </w:r>
+      <w:r>
+        <w:rPr>
+          <w:bCs/>
+          <w:b/>
+        </w:rPr>
+        <w:t xml:space="preserve">Margin page (step 33, 39)</w:t>
+      </w:r>
+      <w:r>
+        <w:t xml:space="preserve"> </w:t>
+      </w:r>
+      <w:r>
+        <w:t xml:space="preserve">— a</w:t>
+      </w:r>
+      <w:r>
+        <w:t xml:space="preserve"> </w:t>
+      </w:r>
+      <w:r>
+        <w:rPr>
+          <w:bCs/>
+          <w:b/>
+        </w:rPr>
+        <w:t xml:space="preserve">Shipping</w:t>
+      </w:r>
+      <w:r>
+        <w:t xml:space="preserve"> </w:t>
+      </w:r>
+      <w:r>
+        <w:t xml:space="preserve">line under the pharmacy: Semaglutide at Strive reads</w:t>
       </w:r>
       <w:r>
         <w:t xml:space="preserve"> </w:t>
@@ -1028,7 +233,7 @@
           <w:bCs/>
           <w:b/>
         </w:rPr>
-        <w:t xml:space="preserve">Save Changes — Back to Review</w:t>
+        <w:t xml:space="preserve">Shipping (cold chain): $22.00</w:t>
       </w:r>
       <w:r>
         <w:rPr>
@@ -1038,102 +243,125 @@
         <w:t xml:space="preserve">”</w:t>
       </w:r>
       <w:r>
-        <w:t xml:space="preserve"> </w:t>
-      </w:r>
-      <w:r>
-        <w:t xml:space="preserve">button. The card updates</w:t>
-      </w:r>
-      <w:r>
-        <w:t xml:space="preserve"> </w:t>
-      </w:r>
-      <w:r>
-        <w:rPr>
-          <w:bCs/>
-          <w:b/>
-        </w:rPr>
-        <w:t xml:space="preserve">in place</w:t>
-      </w:r>
-      <w:r>
-        <w:t xml:space="preserve"> </w:t>
-      </w:r>
-      <w:r>
-        <w:t xml:space="preserve">(same position, same card) and the totals recompute. A</w:t>
-      </w:r>
-      <w:r>
-        <w:t xml:space="preserve"> </w:t>
-      </w:r>
-      <w:r>
-        <w:rPr>
-          <w:bCs/>
-          <w:b/>
-        </w:rPr>
-        <w:t xml:space="preserve">Back</w:t>
-      </w:r>
-      <w:r>
-        <w:t xml:space="preserve"> </w:t>
-      </w:r>
-      <w:r>
-        <w:t xml:space="preserve">button next to</w:t>
-      </w:r>
-      <w:r>
-        <w:t xml:space="preserve"> </w:t>
-      </w:r>
-      <w:r>
+        <w:t xml:space="preserve">; the Testosterone Cypionate added to the same Strive order reads</w:t>
+      </w:r>
+      <w:r>
+        <w:t xml:space="preserve"> </w:t>
+      </w:r>
+      <w:r>
+        <w:rPr>
+          <w:bCs/>
+          <w:b/>
+        </w:rPr>
+        <w:t xml:space="preserve">$0.00 — it ships with the other Strive prescription</w:t>
+      </w:r>
+      <w:r>
+        <w:t xml:space="preserve">. Shipping is</w:t>
+      </w:r>
+      <w:r>
+        <w:t xml:space="preserve"> </w:t>
+      </w:r>
+      <w:r>
+        <w:rPr>
+          <w:bCs/>
+          <w:b/>
+        </w:rPr>
+        <w:t xml:space="preserve">outside the margin</w:t>
+      </w:r>
+      <w:r>
+        <w:t xml:space="preserve">: the platform fee and clinic margin are unchanged by it. (c)</w:t>
+      </w:r>
+      <w:r>
+        <w:t xml:space="preserve"> </w:t>
+      </w:r>
+      <w:r>
+        <w:rPr>
+          <w:bCs/>
+          <w:b/>
+        </w:rPr>
+        <w:t xml:space="preserve">Review (step 40)</w:t>
+      </w:r>
+      <w:r>
+        <w:t xml:space="preserve"> </w:t>
+      </w:r>
+      <w:r>
+        <w:t xml:space="preserve">— totals now read</w:t>
+      </w:r>
+      <w:r>
+        <w:t xml:space="preserve"> </w:t>
+      </w:r>
+      <w:r>
+        <w:rPr>
+          <w:bCs/>
+          <w:b/>
+        </w:rPr>
+        <w:t xml:space="preserve">Subtotal $286.00 · Shipping — Strive Pharmacy (cold chain, 2 items in one shipment) $22.00 · Platform fee $21.45 · Clinic payout $121.55 · Patient total $308.00</w:t>
+      </w:r>
+      <w:r>
+        <w:t xml:space="preserve">. If a session spans</w:t>
+      </w:r>
+      <w:r>
+        <w:t xml:space="preserve"> </w:t>
+      </w:r>
+      <w:r>
+        <w:rPr>
+          <w:bCs/>
+          <w:b/>
+        </w:rPr>
+        <w:t xml:space="preserve">two pharmacies</w:t>
+      </w:r>
+      <w:r>
+        <w:t xml:space="preserve">, an amber notice says what the split costs — e.g. </w:t>
+      </w:r>
+      <w:r>
+        <w:rPr>
+          <w:bCs/>
+          <w:b/>
+        </w:rPr>
         <w:t xml:space="preserve">“</w:t>
       </w:r>
       <w:r>
-        <w:t xml:space="preserve">+ Add Another Prescription</w:t>
-      </w:r>
-      <w:r>
+        <w:rPr>
+          <w:bCs/>
+          <w:b/>
+        </w:rPr>
+        <w:t xml:space="preserve">2 pharmacies → 2 shipping charges ($34.00). Route all to Strive Pharmacy to save $12.00.</w:t>
+      </w:r>
+      <w:r>
+        <w:rPr>
+          <w:bCs/>
+          <w:b/>
+        </w:rPr>
         <w:t xml:space="preserve">”</w:t>
       </w:r>
       <w:r>
         <w:t xml:space="preserve"> </w:t>
       </w:r>
       <w:r>
-        <w:t xml:space="preserve">returns to the search page with the session intact. (b)</w:t>
-      </w:r>
-      <w:r>
-        <w:t xml:space="preserve"> </w:t>
-      </w:r>
-      <w:r>
-        <w:rPr>
-          <w:bCs/>
-          <w:b/>
-        </w:rPr>
-        <w:t xml:space="preserve">Draft detail (step 54, provider)</w:t>
-      </w:r>
-      <w:r>
-        <w:t xml:space="preserve"> </w:t>
-      </w:r>
-      <w:r>
-        <w:t xml:space="preserve">— the sign page lists the</w:t>
-      </w:r>
-      <w:r>
-        <w:t xml:space="preserve"> </w:t>
-      </w:r>
-      <w:r>
-        <w:rPr>
-          <w:bCs/>
-          <w:b/>
-        </w:rPr>
-        <w:t xml:space="preserve">draft lines</w:t>
-      </w:r>
-      <w:r>
-        <w:t xml:space="preserve"> </w:t>
-      </w:r>
-      <w:r>
-        <w:t xml:space="preserve">for this patient/provider (an N-prescription session is still N draft orders): each line has</w:t>
-      </w:r>
-      <w:r>
-        <w:t xml:space="preserve"> </w:t>
-      </w:r>
-      <w:r>
-        <w:rPr>
-          <w:bCs/>
-          <w:b/>
-        </w:rPr>
-        <w:t xml:space="preserve">Edit</w:t>
+        <w:t xml:space="preserve">— with a one-click</w:t>
+      </w:r>
+      <w:r>
+        <w:t xml:space="preserve"> </w:t>
+      </w:r>
+      <w:r>
+        <w:rPr>
+          <w:bCs/>
+          <w:b/>
+        </w:rPr>
+        <w:t xml:space="preserve">Route all to Strive Pharmacy</w:t>
+      </w:r>
+      <w:r>
+        <w:t xml:space="preserve">. It is offered only when every item is available at that pharmacy and it is licensed in the patient’s state; if re-routing changes a medication price the notice names the change and the net, and it never offers a re-route that costs more overall. (d)</w:t>
+      </w:r>
+      <w:r>
+        <w:t xml:space="preserve"> </w:t>
+      </w:r>
+      <w:r>
+        <w:rPr>
+          <w:bCs/>
+          <w:b/>
+        </w:rPr>
+        <w:t xml:space="preserve">Sign page (step 54)</w:t>
       </w:r>
       <w:r>
         <w:t xml:space="preserve"> </w:t>
@@ -1149,10 +377,13 @@
           <w:bCs/>
           <w:b/>
         </w:rPr>
-        <w:t xml:space="preserve">Remove</w:t>
-      </w:r>
-      <w:r>
-        <w:t xml:space="preserve">, and</w:t>
+        <w:t xml:space="preserve">bundle (step 60)</w:t>
+      </w:r>
+      <w:r>
+        <w:t xml:space="preserve"> </w:t>
+      </w:r>
+      <w:r>
+        <w:t xml:space="preserve">include shipping: the bundle reads</w:t>
       </w:r>
       <w:r>
         <w:t xml:space="preserve"> </w:t>
@@ -1169,7 +400,7 @@
           <w:bCs/>
           <w:b/>
         </w:rPr>
-        <w:t xml:space="preserve">+ Add prescription</w:t>
+        <w:t xml:space="preserve">2 prescriptions · $308.00</w:t>
       </w:r>
       <w:r>
         <w:rPr>
@@ -1179,26 +410,68 @@
         <w:t xml:space="preserve">”</w:t>
       </w:r>
       <w:r>
-        <w:t xml:space="preserve"> </w:t>
-      </w:r>
-      <w:r>
-        <w:t xml:space="preserve">opens the builder with the draft’s patient and provider pinned and appends a new draft line. Editing keeps the draft’s order id;</w:t>
-      </w:r>
-      <w:r>
-        <w:t xml:space="preserve"> </w:t>
-      </w:r>
-      <w:r>
-        <w:rPr>
-          <w:bCs/>
-          <w:b/>
-        </w:rPr>
-        <w:t xml:space="preserve">Remove</w:t>
-      </w:r>
-      <w:r>
-        <w:t xml:space="preserve"> </w:t>
-      </w:r>
-      <w:r>
-        <w:t xml:space="preserve">is a soft delete (the row stays,</w:t>
+        <w:t xml:space="preserve">. (e)</w:t>
+      </w:r>
+      <w:r>
+        <w:t xml:space="preserve"> </w:t>
+      </w:r>
+      <w:r>
+        <w:rPr>
+          <w:bCs/>
+          <w:b/>
+        </w:rPr>
+        <w:t xml:space="preserve">Checkout (Part 4A)</w:t>
+      </w:r>
+      <w:r>
+        <w:t xml:space="preserve"> </w:t>
+      </w:r>
+      <w:r>
+        <w:t xml:space="preserve">shows</w:t>
+      </w:r>
+      <w:r>
+        <w:t xml:space="preserve"> </w:t>
+      </w:r>
+      <w:r>
+        <w:rPr>
+          <w:bCs/>
+          <w:b/>
+        </w:rPr>
+        <w:t xml:space="preserve">Prescriptions $286.00 · Shipping $22.00 · Amount due $308.00</w:t>
+      </w:r>
+      <w:r>
+        <w:t xml:space="preserve">; the Stripe charge is subtotal + shipping and the platform fee is never taken on shipping. (f)</w:t>
+      </w:r>
+      <w:r>
+        <w:t xml:space="preserve"> </w:t>
+      </w:r>
+      <w:r>
+        <w:rPr>
+          <w:bCs/>
+          <w:b/>
+        </w:rPr>
+        <w:t xml:space="preserve">Settings (step 67)</w:t>
+      </w:r>
+      <w:r>
+        <w:t xml:space="preserve"> </w:t>
+      </w:r>
+      <w:r>
+        <w:t xml:space="preserve">— a clinic can tick</w:t>
+      </w:r>
+      <w:r>
+        <w:t xml:space="preserve"> </w:t>
+      </w:r>
+      <w:r>
+        <w:rPr>
+          <w:bCs/>
+          <w:b/>
+        </w:rPr>
+        <w:t xml:space="preserve">Absorb shipping costs</w:t>
+      </w:r>
+      <w:r>
+        <w:t xml:space="preserve"> </w:t>
+      </w:r>
+      <w:r>
+        <w:t xml:space="preserve">to pay shipping out of its payout instead of passing it to the patient (off by default). Migration</w:t>
       </w:r>
       <w:r>
         <w:t xml:space="preserve"> </w:t>
@@ -1207,79 +480,239 @@
         <w:rPr>
           <w:rStyle w:val="VerbatimChar"/>
         </w:rPr>
-        <w:t xml:space="preserve">deleted_at</w:t>
-      </w:r>
-      <w:r>
-        <w:t xml:space="preserve"> </w:t>
-      </w:r>
-      <w:r>
-        <w:t xml:space="preserve">set). The order drawer’s amber draft box (step 52) carries the same</w:t>
-      </w:r>
-      <w:r>
-        <w:t xml:space="preserve"> </w:t>
-      </w:r>
-      <w:r>
-        <w:rPr>
-          <w:bCs/>
-          <w:b/>
-        </w:rPr>
-        <w:t xml:space="preserve">Edit prescription / + Add prescription</w:t>
-      </w:r>
-      <w:r>
-        <w:t xml:space="preserve"> </w:t>
-      </w:r>
-      <w:r>
-        <w:t xml:space="preserve">buttons for the MA. (c)</w:t>
-      </w:r>
-      <w:r>
-        <w:t xml:space="preserve"> </w:t>
-      </w:r>
-      <w:r>
-        <w:rPr>
-          <w:bCs/>
-          <w:b/>
-        </w:rPr>
-        <w:t xml:space="preserve">Audit</w:t>
-      </w:r>
-      <w:r>
-        <w:t xml:space="preserve"> </w:t>
-      </w:r>
-      <w:r>
-        <w:t xml:space="preserve">— every draft edit and removal writes a row to the order’s status timeline (visible in the drawer as</w:t>
-      </w:r>
-      <w:r>
-        <w:t xml:space="preserve"> </w:t>
-      </w:r>
-      <w:r>
+        <w:t xml:space="preserve">20260916000001</w:t>
+      </w:r>
+      <w:r>
+        <w:t xml:space="preserve">. Steps 33, 39, 40, 54, 60, 67 and Part 4A updated.</w:t>
+      </w:r>
+    </w:p>
+    <w:p>
+      <w:pPr>
+        <w:pStyle w:val="BlockText"/>
+      </w:pPr>
+      <w:r>
+        <w:rPr>
+          <w:bCs/>
+          <w:b/>
+        </w:rPr>
+        <w:t xml:space="preserve">What’s new in v2.19 (2026-09-15):</w:t>
+      </w:r>
+      <w:r>
+        <w:t xml:space="preserve"> </w:t>
+      </w:r>
+      <w:r>
+        <w:rPr>
+          <w:bCs/>
+          <w:b/>
+        </w:rPr>
+        <w:t xml:space="preserve">WO-101a — the vial suggestion also says how many.</w:t>
+      </w:r>
+      <w:r>
+        <w:t xml:space="preserve"> </w:t>
+      </w:r>
+      <w:r>
+        <w:t xml:space="preserve">When no single vial holds the prescription, the app no longer prices one vial and leaves the provider to count: it suggests the vial that needs the fewest units and how many of it, priced as vial price × count. Example: Semaglutide 5 mg/mL,</w:t>
+      </w:r>
+      <w:r>
+        <w:t xml:space="preserve"> </w:t>
+      </w:r>
+      <w:r>
+        <w:rPr>
+          <w:bCs/>
+          <w:b/>
+        </w:rPr>
+        <w:t xml:space="preserve">80 units weekly for 90 days</w:t>
+      </w:r>
+      <w:r>
+        <w:t xml:space="preserve"> </w:t>
+      </w:r>
+      <w:r>
+        <w:t xml:space="preserve">= 12 doses × 0.8 mL =</w:t>
+      </w:r>
+      <w:r>
+        <w:t xml:space="preserve"> </w:t>
+      </w:r>
+      <w:r>
+        <w:rPr>
+          <w:bCs/>
+          <w:b/>
+        </w:rPr>
+        <w:t xml:space="preserve">9.6 mL</w:t>
+      </w:r>
+      <w:r>
+        <w:t xml:space="preserve"> </w:t>
+      </w:r>
+      <w:r>
+        <w:t xml:space="preserve">→</w:t>
+      </w:r>
+      <w:r>
+        <w:t xml:space="preserve"> </w:t>
+      </w:r>
+      <w:r>
+        <w:rPr>
+          <w:bCs/>
+          <w:b/>
+        </w:rPr>
         <w:t xml:space="preserve">“</w:t>
       </w:r>
       <w:r>
-        <w:t xml:space="preserve">Draft edited · changed dose, sig</w:t>
-      </w:r>
-      <w:r>
+        <w:rPr>
+          <w:bCs/>
+          <w:b/>
+        </w:rPr>
+        <w:t xml:space="preserve">Package: 2 × 5 mL vials (suggested for 90 days) · $570.00</w:t>
+      </w:r>
+      <w:r>
+        <w:rPr>
+          <w:bCs/>
+          <w:b/>
+        </w:rPr>
         <w:t xml:space="preserve">”</w:t>
       </w:r>
       <w:r>
-        <w:t xml:space="preserve"> </w:t>
-      </w:r>
-      <w:r>
-        <w:t xml:space="preserve">with the actor). (d)</w:t>
-      </w:r>
-      <w:r>
-        <w:t xml:space="preserve"> </w:t>
-      </w:r>
-      <w:r>
-        <w:rPr>
-          <w:bCs/>
-          <w:b/>
-        </w:rPr>
-        <w:t xml:space="preserve">Who may edit</w:t>
-      </w:r>
-      <w:r>
-        <w:t xml:space="preserve"> </w:t>
-      </w:r>
-      <w:r>
-        <w:t xml:space="preserve">— the provider can edit any draft in the clinic; the MA / clinic admin only drafts they created (the server returns 403 otherwise).</w:t>
+        <w:t xml:space="preserve">. (a)</w:t>
+      </w:r>
+      <w:r>
+        <w:t xml:space="preserve"> </w:t>
+      </w:r>
+      <w:r>
+        <w:rPr>
+          <w:bCs/>
+          <w:b/>
+        </w:rPr>
+        <w:t xml:space="preserve">Pharmacy &amp; Pricing (step 30)</w:t>
+      </w:r>
+      <w:r>
+        <w:t xml:space="preserve"> </w:t>
+      </w:r>
+      <w:r>
+        <w:t xml:space="preserve">— the suggested vial under the price reads</w:t>
+      </w:r>
+      <w:r>
+        <w:t xml:space="preserve"> </w:t>
+      </w:r>
+      <w:r>
+        <w:t xml:space="preserve">“</w:t>
+      </w:r>
+      <w:r>
+        <w:t xml:space="preserve">2 × 5 mL vials</w:t>
+      </w:r>
+      <w:r>
+        <w:t xml:space="preserve">”</w:t>
+      </w:r>
+      <w:r>
+        <w:t xml:space="preserve"> </w:t>
+      </w:r>
+      <w:r>
+        <w:t xml:space="preserve">and the price is the total. (b)</w:t>
+      </w:r>
+      <w:r>
+        <w:t xml:space="preserve"> </w:t>
+      </w:r>
+      <w:r>
+        <w:rPr>
+          <w:bCs/>
+          <w:b/>
+        </w:rPr>
+        <w:t xml:space="preserve">Margin page (step 33)</w:t>
+      </w:r>
+      <w:r>
+        <w:t xml:space="preserve"> </w:t>
+      </w:r>
+      <w:r>
+        <w:t xml:space="preserve">— a small</w:t>
+      </w:r>
+      <w:r>
+        <w:t xml:space="preserve"> </w:t>
+      </w:r>
+      <w:r>
+        <w:rPr>
+          <w:bCs/>
+          <w:b/>
+        </w:rPr>
+        <w:t xml:space="preserve">number box</w:t>
+      </w:r>
+      <w:r>
+        <w:t xml:space="preserve"> </w:t>
+      </w:r>
+      <w:r>
+        <w:t xml:space="preserve">sits beside the Package dropdown; changing the vial or the count recomputes wholesale, retail, platform fee and clinic margin. With one vial (the scripted 10 units for 30 days) the Package line reads exactly as in v2.18 and the box shows 1. (c)</w:t>
+      </w:r>
+      <w:r>
+        <w:t xml:space="preserve"> </w:t>
+      </w:r>
+      <w:r>
+        <w:rPr>
+          <w:bCs/>
+          <w:b/>
+        </w:rPr>
+        <w:t xml:space="preserve">Review (step 40) and the Rx PDF</w:t>
+      </w:r>
+      <w:r>
+        <w:t xml:space="preserve"> </w:t>
+      </w:r>
+      <w:r>
+        <w:t xml:space="preserve">state the total and the packaging —</w:t>
+      </w:r>
+      <w:r>
+        <w:t xml:space="preserve"> </w:t>
+      </w:r>
+      <w:r>
+        <w:rPr>
+          <w:bCs/>
+          <w:b/>
+        </w:rPr>
+        <w:t xml:space="preserve">“</w:t>
+      </w:r>
+      <w:r>
+        <w:rPr>
+          <w:bCs/>
+          <w:b/>
+        </w:rPr>
+        <w:t xml:space="preserve">Dispense: 9.6 mL (2 × 5 mL vials)</w:t>
+      </w:r>
+      <w:r>
+        <w:rPr>
+          <w:bCs/>
+          <w:b/>
+        </w:rPr>
+        <w:t xml:space="preserve">”</w:t>
+      </w:r>
+      <w:r>
+        <w:t xml:space="preserve"> </w:t>
+      </w:r>
+      <w:r>
+        <w:t xml:space="preserve">— and every pharmacy payload carries the package label and count. (d) Migration</w:t>
+      </w:r>
+      <w:r>
+        <w:t xml:space="preserve"> </w:t>
+      </w:r>
+      <w:r>
+        <w:rPr>
+          <w:rStyle w:val="VerbatimChar"/>
+        </w:rPr>
+        <w:t xml:space="preserve">20260915000001</w:t>
+      </w:r>
+      <w:r>
+        <w:t xml:space="preserve"> </w:t>
+      </w:r>
+      <w:r>
+        <w:t xml:space="preserve">adds</w:t>
+      </w:r>
+      <w:r>
+        <w:t xml:space="preserve"> </w:t>
+      </w:r>
+      <w:r>
+        <w:rPr>
+          <w:rStyle w:val="VerbatimChar"/>
+        </w:rPr>
+        <w:t xml:space="preserve">orders.package_count</w:t>
+      </w:r>
+      <w:r>
+        <w:t xml:space="preserve"> </w:t>
+      </w:r>
+      <w:r>
+        <w:t xml:space="preserve">(default 1, at most 20). Scripted numbers unchanged. Step 33 updated.</w:t>
       </w:r>
     </w:p>
     <w:p>
@@ -1291,162 +724,23 @@
           <w:bCs/>
           <w:b/>
         </w:rPr>
-        <w:t xml:space="preserve">WO-100 — Provider defaults to self + draft reassignment.</w:t>
-      </w:r>
-      <w:r>
-        <w:t xml:space="preserve"> </w:t>
-      </w:r>
-      <w:r>
-        <w:t xml:space="preserve">Two role-specific changes, still three steps, nothing new to type. (a)</w:t>
-      </w:r>
-      <w:r>
-        <w:t xml:space="preserve"> </w:t>
-      </w:r>
-      <w:r>
-        <w:rPr>
-          <w:bCs/>
-          <w:b/>
-        </w:rPr>
-        <w:t xml:space="preserve">A provider is the provider.</w:t>
-      </w:r>
-      <w:r>
-        <w:t xml:space="preserve"> </w:t>
-      </w:r>
-      <w:r>
-        <w:t xml:space="preserve">When</w:t>
-      </w:r>
-      <w:r>
-        <w:t xml:space="preserve"> </w:t>
-      </w:r>
-      <w:r>
-        <w:rPr>
-          <w:bCs/>
-          <w:b/>
-        </w:rPr>
-        <w:t xml:space="preserve">Dr. Chen</w:t>
-      </w:r>
-      <w:r>
-        <w:t xml:space="preserve"> </w:t>
-      </w:r>
-      <w:r>
-        <w:t xml:space="preserve">(or any provider login) clicks</w:t>
-      </w:r>
-      <w:r>
-        <w:t xml:space="preserve"> </w:t>
-      </w:r>
-      <w:r>
-        <w:rPr>
-          <w:bCs/>
-          <w:b/>
-        </w:rPr>
-        <w:t xml:space="preserve">+ New Prescription</w:t>
-      </w:r>
-      <w:r>
-        <w:t xml:space="preserve">, step 1 is labelled</w:t>
-      </w:r>
-      <w:r>
-        <w:t xml:space="preserve"> </w:t>
-      </w:r>
-      <w:r>
-        <w:rPr>
-          <w:bCs/>
-          <w:b/>
-        </w:rPr>
-        <w:t xml:space="preserve">Patient</w:t>
-      </w:r>
-      <w:r>
-        <w:t xml:space="preserve"> </w:t>
-      </w:r>
-      <w:r>
-        <w:t xml:space="preserve">and shows the patient selector only — no provider list — and the subtitle reads</w:t>
-      </w:r>
-      <w:r>
-        <w:t xml:space="preserve"> </w:t>
-      </w:r>
-      <w:r>
-        <w:rPr>
-          <w:bCs/>
-          <w:b/>
-        </w:rPr>
-        <w:t xml:space="preserve">“</w:t>
-      </w:r>
-      <w:r>
-        <w:rPr>
-          <w:bCs/>
-          <w:b/>
-        </w:rPr>
-        <w:t xml:space="preserve">Prescribing as Sarah Chen.</w:t>
-      </w:r>
-      <w:r>
-        <w:rPr>
-          <w:bCs/>
-          <w:b/>
-        </w:rPr>
-        <w:t xml:space="preserve">”</w:t>
-      </w:r>
-      <w:r>
-        <w:t xml:space="preserve"> </w:t>
-      </w:r>
-      <w:r>
-        <w:t xml:space="preserve">The pinned session banner shows her name from the start. The scripted Part 3 is run as the</w:t>
-      </w:r>
-      <w:r>
-        <w:t xml:space="preserve"> </w:t>
-      </w:r>
-      <w:r>
-        <w:rPr>
-          <w:bCs/>
-          <w:b/>
-        </w:rPr>
-        <w:t xml:space="preserve">MA</w:t>
-      </w:r>
-      <w:r>
-        <w:t xml:space="preserve">, whose screen is</w:t>
-      </w:r>
-      <w:r>
-        <w:t xml:space="preserve"> </w:t>
-      </w:r>
-      <w:r>
-        <w:rPr>
-          <w:bCs/>
-          <w:b/>
-        </w:rPr>
-        <w:t xml:space="preserve">unchanged</w:t>
-      </w:r>
-      <w:r>
-        <w:t xml:space="preserve"> </w:t>
-      </w:r>
-      <w:r>
-        <w:t xml:space="preserve">(patient + provider, step labelled</w:t>
-      </w:r>
-      <w:r>
-        <w:t xml:space="preserve"> </w:t>
-      </w:r>
-      <w:r>
-        <w:rPr>
-          <w:bCs/>
-          <w:b/>
-        </w:rPr>
-        <w:t xml:space="preserve">Patient &amp; Provider</w:t>
-      </w:r>
-      <w:r>
-        <w:t xml:space="preserve">, four provider cards as in 3B) — so steps 6–10 do not move. If you improvise a prescription as Dr. Chen, expect the shorter step 1; see the new box in Part 3B. (b)</w:t>
-      </w:r>
-      <w:r>
-        <w:t xml:space="preserve"> </w:t>
-      </w:r>
-      <w:r>
-        <w:rPr>
-          <w:bCs/>
-          <w:b/>
-        </w:rPr>
-        <w:t xml:space="preserve">Sign as me.</w:t>
-      </w:r>
-      <w:r>
-        <w:t xml:space="preserve"> </w:t>
-      </w:r>
-      <w:r>
-        <w:t xml:space="preserve">When a provider opens a draft that the MA saved under a</w:t>
+        <w:t xml:space="preserve">What’s new in v2.18 (2026-09-14):</w:t>
+      </w:r>
+      <w:r>
+        <w:t xml:space="preserve"> </w:t>
+      </w:r>
+      <w:r>
+        <w:rPr>
+          <w:bCs/>
+          <w:b/>
+        </w:rPr>
+        <w:t xml:space="preserve">WO-101 — Vial size is suggested from the Rx, and priced per vial</w:t>
+      </w:r>
+      <w:r>
+        <w:t xml:space="preserve"> </w:t>
+      </w:r>
+      <w:r>
+        <w:t xml:space="preserve">(Phase 21, Gina Rooks’ 2026-09-11 item 3:</w:t>
       </w:r>
       <w:r>
         <w:t xml:space="preserve"> </w:t>
@@ -1456,6 +750,1121 @@
           <w:iCs/>
           <w:i/>
         </w:rPr>
+        <w:t xml:space="preserve">select vial size, cost varies by size, auto-select the size from the Rx</w:t>
+      </w:r>
+      <w:r>
+        <w:t xml:space="preserve">). Still three steps, no new screen, nothing new to type. (a)</w:t>
+      </w:r>
+      <w:r>
+        <w:t xml:space="preserve"> </w:t>
+      </w:r>
+      <w:r>
+        <w:rPr>
+          <w:bCs/>
+          <w:b/>
+        </w:rPr>
+        <w:t xml:space="preserve">Pharmacy &amp; Pricing (step 30)</w:t>
+      </w:r>
+      <w:r>
+        <w:t xml:space="preserve"> </w:t>
+      </w:r>
+      <w:r>
+        <w:t xml:space="preserve">— a pharmacy that sells the formulation in more than one priced vial shows the</w:t>
+      </w:r>
+      <w:r>
+        <w:t xml:space="preserve"> </w:t>
+      </w:r>
+      <w:r>
+        <w:rPr>
+          <w:bCs/>
+          <w:b/>
+        </w:rPr>
+        <w:t xml:space="preserve">suggested vial under its price</w:t>
+      </w:r>
+      <w:r>
+        <w:t xml:space="preserve"> </w:t>
+      </w:r>
+      <w:r>
+        <w:t xml:space="preserve">and every vial with its own price: Strive’s Semaglutide 5 mg/mL row reads</w:t>
+      </w:r>
+      <w:r>
+        <w:t xml:space="preserve"> </w:t>
+      </w:r>
+      <w:r>
+        <w:rPr>
+          <w:bCs/>
+          <w:b/>
+        </w:rPr>
+        <w:t xml:space="preserve">$95.00 · 1 mL vial</w:t>
+      </w:r>
+      <w:r>
+        <w:t xml:space="preserve"> </w:t>
+      </w:r>
+      <w:r>
+        <w:t xml:space="preserve">and</w:t>
+      </w:r>
+      <w:r>
+        <w:t xml:space="preserve"> </w:t>
+      </w:r>
+      <w:r>
+        <w:rPr>
+          <w:bCs/>
+          <w:b/>
+        </w:rPr>
+        <w:t xml:space="preserve">“</w:t>
+      </w:r>
+      <w:r>
+        <w:rPr>
+          <w:bCs/>
+          <w:b/>
+        </w:rPr>
+        <w:t xml:space="preserve">1 mL vial $95.00 · 2.5 mL vial $165.00 · 5 mL vial $285.00</w:t>
+      </w:r>
+      <w:r>
+        <w:rPr>
+          <w:bCs/>
+          <w:b/>
+        </w:rPr>
+        <w:t xml:space="preserve">”</w:t>
+      </w:r>
+      <w:r>
+        <w:t xml:space="preserve">. The suggestion is the smallest vial that holds the dispense quantity for the selected duration (10 units weekly for 30 days = 0.4 mL → 1 mL; 40 units weekly for 30 days = 1.6 mL → 2.5 mL). (b)</w:t>
+      </w:r>
+      <w:r>
+        <w:t xml:space="preserve"> </w:t>
+      </w:r>
+      <w:r>
+        <w:rPr>
+          <w:bCs/>
+          <w:b/>
+        </w:rPr>
+        <w:t xml:space="preserve">Step 31</w:t>
+      </w:r>
+      <w:r>
+        <w:t xml:space="preserve"> </w:t>
+      </w:r>
+      <w:r>
+        <w:t xml:space="preserve">— for that pharmacy the old Quantity dropdown is gone (the vial</w:t>
+      </w:r>
+      <w:r>
+        <w:t xml:space="preserve"> </w:t>
+      </w:r>
+      <w:r>
+        <w:rPr>
+          <w:iCs/>
+          <w:i/>
+        </w:rPr>
+        <w:t xml:space="preserve">is</w:t>
+      </w:r>
+      <w:r>
+        <w:t xml:space="preserve"> </w:t>
+      </w:r>
+      <w:r>
+        <w:t xml:space="preserve">the quantity); only Refills remains. Pharmacies with a single package keep the Quantity dropdown exactly as in v2.17. (c)</w:t>
+      </w:r>
+      <w:r>
+        <w:t xml:space="preserve"> </w:t>
+      </w:r>
+      <w:r>
+        <w:rPr>
+          <w:bCs/>
+          <w:b/>
+        </w:rPr>
+        <w:t xml:space="preserve">Margin page (step 33)</w:t>
+      </w:r>
+      <w:r>
+        <w:t xml:space="preserve"> </w:t>
+      </w:r>
+      <w:r>
+        <w:t xml:space="preserve">— under the pharmacy line:</w:t>
+      </w:r>
+      <w:r>
+        <w:t xml:space="preserve"> </w:t>
+      </w:r>
+      <w:r>
+        <w:rPr>
+          <w:bCs/>
+          <w:b/>
+        </w:rPr>
+        <w:t xml:space="preserve">“</w:t>
+      </w:r>
+      <w:r>
+        <w:rPr>
+          <w:bCs/>
+          <w:b/>
+        </w:rPr>
+        <w:t xml:space="preserve">Package: 1 mL vial (suggested for 30 days) · $95.00</w:t>
+      </w:r>
+      <w:r>
+        <w:rPr>
+          <w:bCs/>
+          <w:b/>
+        </w:rPr>
+        <w:t xml:space="preserve">”</w:t>
+      </w:r>
+      <w:r>
+        <w:t xml:space="preserve"> </w:t>
+      </w:r>
+      <w:r>
+        <w:t xml:space="preserve">and a</w:t>
+      </w:r>
+      <w:r>
+        <w:t xml:space="preserve"> </w:t>
+      </w:r>
+      <w:r>
+        <w:rPr>
+          <w:bCs/>
+          <w:b/>
+        </w:rPr>
+        <w:t xml:space="preserve">Package</w:t>
+      </w:r>
+      <w:r>
+        <w:t xml:space="preserve"> </w:t>
+      </w:r>
+      <w:r>
+        <w:t xml:space="preserve">dropdown. Picking another vial changes the locked wholesale, and retail keeps the same markup, so platform fee and clinic margin recompute on the spot; the order stores the vial chosen (</w:t>
+      </w:r>
+      <w:r>
+        <w:rPr>
+          <w:rStyle w:val="VerbatimChar"/>
+        </w:rPr>
+        <w:t xml:space="preserve">orders.package_id</w:t>
+      </w:r>
+      <w:r>
+        <w:t xml:space="preserve"> </w:t>
+      </w:r>
+      <w:r>
+        <w:t xml:space="preserve">/</w:t>
+      </w:r>
+      <w:r>
+        <w:t xml:space="preserve"> </w:t>
+      </w:r>
+      <w:r>
+        <w:rPr>
+          <w:rStyle w:val="VerbatimChar"/>
+        </w:rPr>
+        <w:t xml:space="preserve">package_label</w:t>
+      </w:r>
+      <w:r>
+        <w:t xml:space="preserve">) and is priced from it server-side. The control is hidden when the pharmacy has only one package. (d)</w:t>
+      </w:r>
+      <w:r>
+        <w:t xml:space="preserve"> </w:t>
+      </w:r>
+      <w:r>
+        <w:rPr>
+          <w:bCs/>
+          <w:b/>
+        </w:rPr>
+        <w:t xml:space="preserve">Data</w:t>
+      </w:r>
+      <w:r>
+        <w:t xml:space="preserve"> </w:t>
+      </w:r>
+      <w:r>
+        <w:t xml:space="preserve">— migration</w:t>
+      </w:r>
+      <w:r>
+        <w:t xml:space="preserve"> </w:t>
+      </w:r>
+      <w:r>
+        <w:rPr>
+          <w:rStyle w:val="VerbatimChar"/>
+        </w:rPr>
+        <w:t xml:space="preserve">20260914000001</w:t>
+      </w:r>
+      <w:r>
+        <w:t xml:space="preserve"> </w:t>
+      </w:r>
+      <w:r>
+        <w:t xml:space="preserve">adds</w:t>
+      </w:r>
+      <w:r>
+        <w:t xml:space="preserve"> </w:t>
+      </w:r>
+      <w:r>
+        <w:rPr>
+          <w:rStyle w:val="VerbatimChar"/>
+        </w:rPr>
+        <w:t xml:space="preserve">pharmacy_formulation_packages</w:t>
+      </w:r>
+      <w:r>
+        <w:t xml:space="preserve">, gives every existing pharmacy formulation one default package at today’s price (so every existing order, price and seed row reads the same), and seeds Strive’s Semaglutide 5 mg/mL with 1 mL</w:t>
+      </w:r>
+      <w:r>
+        <w:t xml:space="preserve"> </w:t>
+      </w:r>
+      <w:r>
+        <w:rPr>
+          <w:bCs/>
+          <w:b/>
+        </w:rPr>
+        <w:t xml:space="preserve">$95</w:t>
+      </w:r>
+      <w:r>
+        <w:t xml:space="preserve"> </w:t>
+      </w:r>
+      <w:r>
+        <w:t xml:space="preserve">(default) / 2.5 mL</w:t>
+      </w:r>
+      <w:r>
+        <w:t xml:space="preserve"> </w:t>
+      </w:r>
+      <w:r>
+        <w:rPr>
+          <w:bCs/>
+          <w:b/>
+        </w:rPr>
+        <w:t xml:space="preserve">$165</w:t>
+      </w:r>
+      <w:r>
+        <w:t xml:space="preserve"> </w:t>
+      </w:r>
+      <w:r>
+        <w:t xml:space="preserve">/ 5 mL</w:t>
+      </w:r>
+      <w:r>
+        <w:t xml:space="preserve"> </w:t>
+      </w:r>
+      <w:r>
+        <w:rPr>
+          <w:bCs/>
+          <w:b/>
+        </w:rPr>
+        <w:t xml:space="preserve">$285</w:t>
+      </w:r>
+      <w:r>
+        <w:t xml:space="preserve">. The catalog importer reads an optional</w:t>
+      </w:r>
+      <w:r>
+        <w:t xml:space="preserve"> </w:t>
+      </w:r>
+      <w:r>
+        <w:rPr>
+          <w:rStyle w:val="VerbatimChar"/>
+        </w:rPr>
+        <w:t xml:space="preserve">packages</w:t>
+      </w:r>
+      <w:r>
+        <w:t xml:space="preserve"> </w:t>
+      </w:r>
+      <w:r>
+        <w:t xml:space="preserve">column and</w:t>
+      </w:r>
+      <w:r>
+        <w:t xml:space="preserve"> </w:t>
+      </w:r>
+      <w:r>
+        <w:rPr>
+          <w:rStyle w:val="VerbatimChar"/>
+        </w:rPr>
+        <w:t xml:space="preserve">npm run export:catalog-packages</w:t>
+      </w:r>
+      <w:r>
+        <w:t xml:space="preserve"> </w:t>
+      </w:r>
+      <w:r>
+        <w:t xml:space="preserve">writes it back out. The scripted numbers ($95 wholesale, $133 / $190 retail) are unchanged because the 1 mL vial is both the suggestion and the default. Steps 30, 31 and 33 updated.</w:t>
+      </w:r>
+    </w:p>
+    <w:p>
+      <w:pPr>
+        <w:pStyle w:val="BlockText"/>
+      </w:pPr>
+      <w:r>
+        <w:rPr>
+          <w:bCs/>
+          <w:b/>
+        </w:rPr>
+        <w:t xml:space="preserve">What’s new in v2.17 (2026-09-13):</w:t>
+      </w:r>
+      <w:r>
+        <w:t xml:space="preserve"> </w:t>
+      </w:r>
+      <w:r>
+        <w:t xml:space="preserve">Phase 21, practitioner feedback round 1 — WO-97, WO-98, WO-100, WO-103 and a WO-96 fix. Still three steps, no new screen.</w:t>
+      </w:r>
+    </w:p>
+    <w:p>
+      <w:pPr>
+        <w:pStyle w:val="BlockText"/>
+      </w:pPr>
+      <w:r>
+        <w:rPr>
+          <w:bCs/>
+          <w:b/>
+        </w:rPr>
+        <w:t xml:space="preserve">WO-97 — Patient allergies / NKDA.</w:t>
+      </w:r>
+      <w:r>
+        <w:t xml:space="preserve"> </w:t>
+      </w:r>
+      <w:r>
+        <w:t xml:space="preserve">Allergies are entered once on the patient and attached to every prescription automatically — no per-Rx typing, no new step. (a)</w:t>
+      </w:r>
+      <w:r>
+        <w:t xml:space="preserve"> </w:t>
+      </w:r>
+      <w:r>
+        <w:rPr>
+          <w:bCs/>
+          <w:b/>
+        </w:rPr>
+        <w:t xml:space="preserve">Patient selector (step 8)</w:t>
+      </w:r>
+      <w:r>
+        <w:t xml:space="preserve"> </w:t>
+      </w:r>
+      <w:r>
+        <w:t xml:space="preserve">— every patient card carries a small chip:</w:t>
+      </w:r>
+      <w:r>
+        <w:t xml:space="preserve"> </w:t>
+      </w:r>
+      <w:r>
+        <w:rPr>
+          <w:bCs/>
+          <w:b/>
+        </w:rPr>
+        <w:t xml:space="preserve">NKDA</w:t>
+      </w:r>
+      <w:r>
+        <w:t xml:space="preserve"> </w:t>
+      </w:r>
+      <w:r>
+        <w:t xml:space="preserve">(green),</w:t>
+      </w:r>
+      <w:r>
+        <w:t xml:space="preserve"> </w:t>
+      </w:r>
+      <w:r>
+        <w:rPr>
+          <w:bCs/>
+          <w:b/>
+        </w:rPr>
+        <w:t xml:space="preserve">Allergies: sulfa</w:t>
+      </w:r>
+      <w:r>
+        <w:t xml:space="preserve"> </w:t>
+      </w:r>
+      <w:r>
+        <w:t xml:space="preserve">(red), or</w:t>
+      </w:r>
+      <w:r>
+        <w:t xml:space="preserve"> </w:t>
+      </w:r>
+      <w:r>
+        <w:rPr>
+          <w:bCs/>
+          <w:b/>
+        </w:rPr>
+        <w:t xml:space="preserve">Allergies: not recorded</w:t>
+      </w:r>
+      <w:r>
+        <w:t xml:space="preserve"> </w:t>
+      </w:r>
+      <w:r>
+        <w:t xml:space="preserve">(amber). The seed is deliberate:</w:t>
+      </w:r>
+      <w:r>
+        <w:t xml:space="preserve"> </w:t>
+      </w:r>
+      <w:r>
+        <w:rPr>
+          <w:bCs/>
+          <w:b/>
+        </w:rPr>
+        <w:t xml:space="preserve">Alex Demo reads NKDA</w:t>
+      </w:r>
+      <w:r>
+        <w:t xml:space="preserve">,</w:t>
+      </w:r>
+      <w:r>
+        <w:t xml:space="preserve"> </w:t>
+      </w:r>
+      <w:r>
+        <w:rPr>
+          <w:bCs/>
+          <w:b/>
+        </w:rPr>
+        <w:t xml:space="preserve">Jordan Rivera reads</w:t>
+      </w:r>
+      <w:r>
+        <w:rPr>
+          <w:bCs/>
+          <w:b/>
+        </w:rPr>
+        <w:t xml:space="preserve"> </w:t>
+      </w:r>
+      <w:r>
+        <w:rPr>
+          <w:bCs/>
+          <w:b/>
+        </w:rPr>
+        <w:t xml:space="preserve">“</w:t>
+      </w:r>
+      <w:r>
+        <w:rPr>
+          <w:bCs/>
+          <w:b/>
+        </w:rPr>
+        <w:t xml:space="preserve">Allergies: sulfa</w:t>
+      </w:r>
+      <w:r>
+        <w:rPr>
+          <w:bCs/>
+          <w:b/>
+        </w:rPr>
+        <w:t xml:space="preserve">”</w:t>
+      </w:r>
+      <w:r>
+        <w:t xml:space="preserve">, every other patient reads</w:t>
+      </w:r>
+      <w:r>
+        <w:t xml:space="preserve"> </w:t>
+      </w:r>
+      <w:r>
+        <w:rPr>
+          <w:bCs/>
+          <w:b/>
+        </w:rPr>
+        <w:t xml:space="preserve">not recorded</w:t>
+      </w:r>
+      <w:r>
+        <w:t xml:space="preserve">. On the selected-patient card the chip is clickable and opens an</w:t>
+      </w:r>
+      <w:r>
+        <w:t xml:space="preserve"> </w:t>
+      </w:r>
+      <w:r>
+        <w:rPr>
+          <w:bCs/>
+          <w:b/>
+        </w:rPr>
+        <w:t xml:space="preserve">inline editor</w:t>
+      </w:r>
+      <w:r>
+        <w:t xml:space="preserve"> </w:t>
+      </w:r>
+      <w:r>
+        <w:t xml:space="preserve">(comma-separated list or an NKDA checkbox — the two are mutually exclusive); Save writes to the patient record. (b)</w:t>
+      </w:r>
+      <w:r>
+        <w:t xml:space="preserve"> </w:t>
+      </w:r>
+      <w:r>
+        <w:rPr>
+          <w:bCs/>
+          <w:b/>
+        </w:rPr>
+        <w:t xml:space="preserve">Session banner (step 11)</w:t>
+      </w:r>
+      <w:r>
+        <w:t xml:space="preserve"> </w:t>
+      </w:r>
+      <w:r>
+        <w:t xml:space="preserve">— the same chip sits under the patient’s name on every page of the flow, and editing it there updates the patient and everything you add afterwards. (c)</w:t>
+      </w:r>
+      <w:r>
+        <w:t xml:space="preserve"> </w:t>
+      </w:r>
+      <w:r>
+        <w:rPr>
+          <w:bCs/>
+          <w:b/>
+        </w:rPr>
+        <w:t xml:space="preserve">Review page (step 40)</w:t>
+      </w:r>
+      <w:r>
+        <w:t xml:space="preserve"> </w:t>
+      </w:r>
+      <w:r>
+        <w:t xml:space="preserve">— when nothing is recorded, an</w:t>
+      </w:r>
+      <w:r>
+        <w:t xml:space="preserve"> </w:t>
+      </w:r>
+      <w:r>
+        <w:rPr>
+          <w:bCs/>
+          <w:b/>
+        </w:rPr>
+        <w:t xml:space="preserve">amber notice</w:t>
+      </w:r>
+      <w:r>
+        <w:t xml:space="preserve"> </w:t>
+      </w:r>
+      <w:r>
+        <w:t xml:space="preserve">offers a one-click</w:t>
+      </w:r>
+      <w:r>
+        <w:t xml:space="preserve"> </w:t>
+      </w:r>
+      <w:r>
+        <w:rPr>
+          <w:bCs/>
+          <w:b/>
+        </w:rPr>
+        <w:t xml:space="preserve">Confirm NKDA</w:t>
+      </w:r>
+      <w:r>
+        <w:t xml:space="preserve">; it never blocks Sign &amp; Send or Save as Draft. Alex Demo and Jordan Rivera never show it. (d) The Rx PDF now prints an</w:t>
+      </w:r>
+      <w:r>
+        <w:t xml:space="preserve"> </w:t>
+      </w:r>
+      <w:r>
+        <w:rPr>
+          <w:bCs/>
+          <w:b/>
+        </w:rPr>
+        <w:t xml:space="preserve">Allergies:</w:t>
+      </w:r>
+      <w:r>
+        <w:t xml:space="preserve"> </w:t>
+      </w:r>
+      <w:r>
+        <w:t xml:space="preserve">line in the PATIENT block (NKDA / the list /</w:t>
+      </w:r>
+      <w:r>
+        <w:t xml:space="preserve"> </w:t>
+      </w:r>
+      <w:r>
+        <w:t xml:space="preserve">“</w:t>
+      </w:r>
+      <w:r>
+        <w:t xml:space="preserve">Not recorded</w:t>
+      </w:r>
+      <w:r>
+        <w:t xml:space="preserve">”</w:t>
+      </w:r>
+      <w:r>
+        <w:t xml:space="preserve">) and every pharmacy submission payload carries the same value. (e) Migration</w:t>
+      </w:r>
+      <w:r>
+        <w:t xml:space="preserve"> </w:t>
+      </w:r>
+      <w:r>
+        <w:rPr>
+          <w:rStyle w:val="VerbatimChar"/>
+        </w:rPr>
+        <w:t xml:space="preserve">20260912000002</w:t>
+      </w:r>
+      <w:r>
+        <w:t xml:space="preserve"> </w:t>
+      </w:r>
+      <w:r>
+        <w:t xml:space="preserve">must be applied before the chip can render — it lands with the WO-97 PR, after WO-96.</w:t>
+      </w:r>
+    </w:p>
+    <w:p>
+      <w:pPr>
+        <w:pStyle w:val="BlockText"/>
+      </w:pPr>
+      <w:r>
+        <w:rPr>
+          <w:bCs/>
+          <w:b/>
+        </w:rPr>
+        <w:t xml:space="preserve">WO-98 — Edit at Review, Edit Draft, Add to Draft.</w:t>
+      </w:r>
+      <w:r>
+        <w:t xml:space="preserve"> </w:t>
+      </w:r>
+      <w:r>
+        <w:t xml:space="preserve">(a)</w:t>
+      </w:r>
+      <w:r>
+        <w:t xml:space="preserve"> </w:t>
+      </w:r>
+      <w:r>
+        <w:rPr>
+          <w:bCs/>
+          <w:b/>
+        </w:rPr>
+        <w:t xml:space="preserve">Review page (step 40)</w:t>
+      </w:r>
+      <w:r>
+        <w:t xml:space="preserve"> </w:t>
+      </w:r>
+      <w:r>
+        <w:t xml:space="preserve">— every prescription card now has</w:t>
+      </w:r>
+      <w:r>
+        <w:t xml:space="preserve"> </w:t>
+      </w:r>
+      <w:r>
+        <w:rPr>
+          <w:bCs/>
+          <w:b/>
+        </w:rPr>
+        <w:t xml:space="preserve">Edit</w:t>
+      </w:r>
+      <w:r>
+        <w:t xml:space="preserve"> </w:t>
+      </w:r>
+      <w:r>
+        <w:t xml:space="preserve">next to Remove. Edit reopens the</w:t>
+      </w:r>
+      <w:r>
+        <w:t xml:space="preserve"> </w:t>
+      </w:r>
+      <w:r>
+        <w:rPr>
+          <w:iCs/>
+          <w:i/>
+        </w:rPr>
+        <w:t xml:space="preserve">existing</w:t>
+      </w:r>
+      <w:r>
+        <w:t xml:space="preserve"> </w:t>
+      </w:r>
+      <w:r>
+        <w:t xml:space="preserve">builder (search page) with that line’s medication, formulation, pharmacy, dose, frequency and quantity already selected; change the dose, continue, and the margin page shows the line’s price and a single</w:t>
+      </w:r>
+      <w:r>
+        <w:t xml:space="preserve"> </w:t>
+      </w:r>
+      <w:r>
+        <w:rPr>
+          <w:bCs/>
+          <w:b/>
+        </w:rPr>
+        <w:t xml:space="preserve">“</w:t>
+      </w:r>
+      <w:r>
+        <w:rPr>
+          <w:bCs/>
+          <w:b/>
+        </w:rPr>
+        <w:t xml:space="preserve">Save Changes — Back to Review</w:t>
+      </w:r>
+      <w:r>
+        <w:rPr>
+          <w:bCs/>
+          <w:b/>
+        </w:rPr>
+        <w:t xml:space="preserve">”</w:t>
+      </w:r>
+      <w:r>
+        <w:t xml:space="preserve"> </w:t>
+      </w:r>
+      <w:r>
+        <w:t xml:space="preserve">button. The card updates</w:t>
+      </w:r>
+      <w:r>
+        <w:t xml:space="preserve"> </w:t>
+      </w:r>
+      <w:r>
+        <w:rPr>
+          <w:bCs/>
+          <w:b/>
+        </w:rPr>
+        <w:t xml:space="preserve">in place</w:t>
+      </w:r>
+      <w:r>
+        <w:t xml:space="preserve"> </w:t>
+      </w:r>
+      <w:r>
+        <w:t xml:space="preserve">(same position, same card) and the totals recompute. A</w:t>
+      </w:r>
+      <w:r>
+        <w:t xml:space="preserve"> </w:t>
+      </w:r>
+      <w:r>
+        <w:rPr>
+          <w:bCs/>
+          <w:b/>
+        </w:rPr>
+        <w:t xml:space="preserve">Back</w:t>
+      </w:r>
+      <w:r>
+        <w:t xml:space="preserve"> </w:t>
+      </w:r>
+      <w:r>
+        <w:t xml:space="preserve">button next to</w:t>
+      </w:r>
+      <w:r>
+        <w:t xml:space="preserve"> </w:t>
+      </w:r>
+      <w:r>
+        <w:t xml:space="preserve">“</w:t>
+      </w:r>
+      <w:r>
+        <w:t xml:space="preserve">+ Add Another Prescription</w:t>
+      </w:r>
+      <w:r>
+        <w:t xml:space="preserve">”</w:t>
+      </w:r>
+      <w:r>
+        <w:t xml:space="preserve"> </w:t>
+      </w:r>
+      <w:r>
+        <w:t xml:space="preserve">returns to the search page with the session intact. (b)</w:t>
+      </w:r>
+      <w:r>
+        <w:t xml:space="preserve"> </w:t>
+      </w:r>
+      <w:r>
+        <w:rPr>
+          <w:bCs/>
+          <w:b/>
+        </w:rPr>
+        <w:t xml:space="preserve">Draft detail (step 54, provider)</w:t>
+      </w:r>
+      <w:r>
+        <w:t xml:space="preserve"> </w:t>
+      </w:r>
+      <w:r>
+        <w:t xml:space="preserve">— the sign page lists the</w:t>
+      </w:r>
+      <w:r>
+        <w:t xml:space="preserve"> </w:t>
+      </w:r>
+      <w:r>
+        <w:rPr>
+          <w:bCs/>
+          <w:b/>
+        </w:rPr>
+        <w:t xml:space="preserve">draft lines</w:t>
+      </w:r>
+      <w:r>
+        <w:t xml:space="preserve"> </w:t>
+      </w:r>
+      <w:r>
+        <w:t xml:space="preserve">for this patient/provider (an N-prescription session is still N draft orders): each line has</w:t>
+      </w:r>
+      <w:r>
+        <w:t xml:space="preserve"> </w:t>
+      </w:r>
+      <w:r>
+        <w:rPr>
+          <w:bCs/>
+          <w:b/>
+        </w:rPr>
+        <w:t xml:space="preserve">Edit</w:t>
+      </w:r>
+      <w:r>
+        <w:t xml:space="preserve"> </w:t>
+      </w:r>
+      <w:r>
+        <w:t xml:space="preserve">and</w:t>
+      </w:r>
+      <w:r>
+        <w:t xml:space="preserve"> </w:t>
+      </w:r>
+      <w:r>
+        <w:rPr>
+          <w:bCs/>
+          <w:b/>
+        </w:rPr>
+        <w:t xml:space="preserve">Remove</w:t>
+      </w:r>
+      <w:r>
+        <w:t xml:space="preserve">, and</w:t>
+      </w:r>
+      <w:r>
+        <w:t xml:space="preserve"> </w:t>
+      </w:r>
+      <w:r>
+        <w:rPr>
+          <w:bCs/>
+          <w:b/>
+        </w:rPr>
+        <w:t xml:space="preserve">“</w:t>
+      </w:r>
+      <w:r>
+        <w:rPr>
+          <w:bCs/>
+          <w:b/>
+        </w:rPr>
+        <w:t xml:space="preserve">+ Add prescription</w:t>
+      </w:r>
+      <w:r>
+        <w:rPr>
+          <w:bCs/>
+          <w:b/>
+        </w:rPr>
+        <w:t xml:space="preserve">”</w:t>
+      </w:r>
+      <w:r>
+        <w:t xml:space="preserve"> </w:t>
+      </w:r>
+      <w:r>
+        <w:t xml:space="preserve">opens the builder with the draft’s patient and provider pinned and appends a new draft line. Editing keeps the draft’s order id;</w:t>
+      </w:r>
+      <w:r>
+        <w:t xml:space="preserve"> </w:t>
+      </w:r>
+      <w:r>
+        <w:rPr>
+          <w:bCs/>
+          <w:b/>
+        </w:rPr>
+        <w:t xml:space="preserve">Remove</w:t>
+      </w:r>
+      <w:r>
+        <w:t xml:space="preserve"> </w:t>
+      </w:r>
+      <w:r>
+        <w:t xml:space="preserve">is a soft delete (the row stays,</w:t>
+      </w:r>
+      <w:r>
+        <w:t xml:space="preserve"> </w:t>
+      </w:r>
+      <w:r>
+        <w:rPr>
+          <w:rStyle w:val="VerbatimChar"/>
+        </w:rPr>
+        <w:t xml:space="preserve">deleted_at</w:t>
+      </w:r>
+      <w:r>
+        <w:t xml:space="preserve"> </w:t>
+      </w:r>
+      <w:r>
+        <w:t xml:space="preserve">set). The order drawer’s amber draft box (step 52) carries the same</w:t>
+      </w:r>
+      <w:r>
+        <w:t xml:space="preserve"> </w:t>
+      </w:r>
+      <w:r>
+        <w:rPr>
+          <w:bCs/>
+          <w:b/>
+        </w:rPr>
+        <w:t xml:space="preserve">Edit prescription / + Add prescription</w:t>
+      </w:r>
+      <w:r>
+        <w:t xml:space="preserve"> </w:t>
+      </w:r>
+      <w:r>
+        <w:t xml:space="preserve">buttons for the MA. (c)</w:t>
+      </w:r>
+      <w:r>
+        <w:t xml:space="preserve"> </w:t>
+      </w:r>
+      <w:r>
+        <w:rPr>
+          <w:bCs/>
+          <w:b/>
+        </w:rPr>
+        <w:t xml:space="preserve">Audit</w:t>
+      </w:r>
+      <w:r>
+        <w:t xml:space="preserve"> </w:t>
+      </w:r>
+      <w:r>
+        <w:t xml:space="preserve">— every draft edit and removal writes a row to the order’s status timeline (visible in the drawer as</w:t>
+      </w:r>
+      <w:r>
+        <w:t xml:space="preserve"> </w:t>
+      </w:r>
+      <w:r>
+        <w:t xml:space="preserve">“</w:t>
+      </w:r>
+      <w:r>
+        <w:t xml:space="preserve">Draft edited · changed dose, sig</w:t>
+      </w:r>
+      <w:r>
+        <w:t xml:space="preserve">”</w:t>
+      </w:r>
+      <w:r>
+        <w:t xml:space="preserve"> </w:t>
+      </w:r>
+      <w:r>
+        <w:t xml:space="preserve">with the actor). (d)</w:t>
+      </w:r>
+      <w:r>
+        <w:t xml:space="preserve"> </w:t>
+      </w:r>
+      <w:r>
+        <w:rPr>
+          <w:bCs/>
+          <w:b/>
+        </w:rPr>
+        <w:t xml:space="preserve">Who may edit</w:t>
+      </w:r>
+      <w:r>
+        <w:t xml:space="preserve"> </w:t>
+      </w:r>
+      <w:r>
+        <w:t xml:space="preserve">— the provider can edit any draft in the clinic; the MA / clinic admin only drafts they created (the server returns 403 otherwise).</w:t>
+      </w:r>
+    </w:p>
+    <w:p>
+      <w:pPr>
+        <w:pStyle w:val="BlockText"/>
+      </w:pPr>
+      <w:r>
+        <w:rPr>
+          <w:bCs/>
+          <w:b/>
+        </w:rPr>
+        <w:t xml:space="preserve">WO-100 — Provider defaults to self + draft reassignment.</w:t>
+      </w:r>
+      <w:r>
+        <w:t xml:space="preserve"> </w:t>
+      </w:r>
+      <w:r>
+        <w:t xml:space="preserve">Two role-specific changes, still three steps, nothing new to type. (a)</w:t>
+      </w:r>
+      <w:r>
+        <w:t xml:space="preserve"> </w:t>
+      </w:r>
+      <w:r>
+        <w:rPr>
+          <w:bCs/>
+          <w:b/>
+        </w:rPr>
+        <w:t xml:space="preserve">A provider is the provider.</w:t>
+      </w:r>
+      <w:r>
+        <w:t xml:space="preserve"> </w:t>
+      </w:r>
+      <w:r>
+        <w:t xml:space="preserve">When</w:t>
+      </w:r>
+      <w:r>
+        <w:t xml:space="preserve"> </w:t>
+      </w:r>
+      <w:r>
+        <w:rPr>
+          <w:bCs/>
+          <w:b/>
+        </w:rPr>
+        <w:t xml:space="preserve">Dr. Chen</w:t>
+      </w:r>
+      <w:r>
+        <w:t xml:space="preserve"> </w:t>
+      </w:r>
+      <w:r>
+        <w:t xml:space="preserve">(or any provider login) clicks</w:t>
+      </w:r>
+      <w:r>
+        <w:t xml:space="preserve"> </w:t>
+      </w:r>
+      <w:r>
+        <w:rPr>
+          <w:bCs/>
+          <w:b/>
+        </w:rPr>
+        <w:t xml:space="preserve">+ New Prescription</w:t>
+      </w:r>
+      <w:r>
+        <w:t xml:space="preserve">, step 1 is labelled</w:t>
+      </w:r>
+      <w:r>
+        <w:t xml:space="preserve"> </w:t>
+      </w:r>
+      <w:r>
+        <w:rPr>
+          <w:bCs/>
+          <w:b/>
+        </w:rPr>
+        <w:t xml:space="preserve">Patient</w:t>
+      </w:r>
+      <w:r>
+        <w:t xml:space="preserve"> </w:t>
+      </w:r>
+      <w:r>
+        <w:t xml:space="preserve">and shows the patient selector only — no provider list — and the subtitle reads</w:t>
+      </w:r>
+      <w:r>
+        <w:t xml:space="preserve"> </w:t>
+      </w:r>
+      <w:r>
+        <w:rPr>
+          <w:bCs/>
+          <w:b/>
+        </w:rPr>
+        <w:t xml:space="preserve">“</w:t>
+      </w:r>
+      <w:r>
+        <w:rPr>
+          <w:bCs/>
+          <w:b/>
+        </w:rPr>
+        <w:t xml:space="preserve">Prescribing as Sarah Chen.</w:t>
+      </w:r>
+      <w:r>
+        <w:rPr>
+          <w:bCs/>
+          <w:b/>
+        </w:rPr>
+        <w:t xml:space="preserve">”</w:t>
+      </w:r>
+      <w:r>
+        <w:t xml:space="preserve"> </w:t>
+      </w:r>
+      <w:r>
+        <w:t xml:space="preserve">The pinned session banner shows her name from the start. The scripted Part 3 is run as the</w:t>
+      </w:r>
+      <w:r>
+        <w:t xml:space="preserve"> </w:t>
+      </w:r>
+      <w:r>
+        <w:rPr>
+          <w:bCs/>
+          <w:b/>
+        </w:rPr>
+        <w:t xml:space="preserve">MA</w:t>
+      </w:r>
+      <w:r>
+        <w:t xml:space="preserve">, whose screen is</w:t>
+      </w:r>
+      <w:r>
+        <w:t xml:space="preserve"> </w:t>
+      </w:r>
+      <w:r>
+        <w:rPr>
+          <w:bCs/>
+          <w:b/>
+        </w:rPr>
+        <w:t xml:space="preserve">unchanged</w:t>
+      </w:r>
+      <w:r>
+        <w:t xml:space="preserve"> </w:t>
+      </w:r>
+      <w:r>
+        <w:t xml:space="preserve">(patient + provider, step labelled</w:t>
+      </w:r>
+      <w:r>
+        <w:t xml:space="preserve"> </w:t>
+      </w:r>
+      <w:r>
+        <w:rPr>
+          <w:bCs/>
+          <w:b/>
+        </w:rPr>
+        <w:t xml:space="preserve">Patient &amp; Provider</w:t>
+      </w:r>
+      <w:r>
+        <w:t xml:space="preserve">, four provider cards as in 3B) — so steps 6–10 do not move. If you improvise a prescription as Dr. Chen, expect the shorter step 1; see the new box in Part 3B. (b)</w:t>
+      </w:r>
+      <w:r>
+        <w:t xml:space="preserve"> </w:t>
+      </w:r>
+      <w:r>
+        <w:rPr>
+          <w:bCs/>
+          <w:b/>
+        </w:rPr>
+        <w:t xml:space="preserve">Sign as me.</w:t>
+      </w:r>
+      <w:r>
+        <w:t xml:space="preserve"> </w:t>
+      </w:r>
+      <w:r>
+        <w:t xml:space="preserve">When a provider opens a draft that the MA saved under a</w:t>
+      </w:r>
+      <w:r>
+        <w:t xml:space="preserve"> </w:t>
+      </w:r>
+      <w:r>
+        <w:rPr>
+          <w:iCs/>
+          <w:i/>
+        </w:rPr>
         <w:t xml:space="preserve">different</w:t>
       </w:r>
       <w:r>
@@ -2916,7 +3325,7 @@
           <w:bCs/>
           <w:b/>
         </w:rPr>
-        <w:t xml:space="preserve">real ~$286.00 charge with a real Connect payout split</w:t>
+        <w:t xml:space="preserve">real ~$308.00 charge ($286.00 + $22.00 shipping) with a real Connect payout split</w:t>
       </w:r>
       <w:r>
         <w:t xml:space="preserve">. Every instruction to enter a card number has been removed from this document and from</w:t>
@@ -5499,10 +5908,13 @@
           <w:bCs/>
           <w:b/>
         </w:rPr>
-        <w:t xml:space="preserve">real ~$286.00 payment</w:t>
-      </w:r>
-      <w:r>
-        <w:t xml:space="preserve">, against a</w:t>
+        <w:t xml:space="preserve">real ~$308.00 payment</w:t>
+      </w:r>
+      <w:r>
+        <w:t xml:space="preserve"> </w:t>
+      </w:r>
+      <w:r>
+        <w:t xml:space="preserve">($286.00 + $22.00 shipping), against a</w:t>
       </w:r>
       <w:r>
         <w:t xml:space="preserve"> </w:t>
@@ -12389,7 +12801,7 @@
         <w:t xml:space="preserve">Alex Demo (TX)</w:t>
       </w:r>
       <w:r>
-        <w:t xml:space="preserve">. If you are still on Jordan, the Strive/Semaglutide path in step 30 may behave differently and the $190/$96/$286.00 pricing anchors will not match.</w:t>
+        <w:t xml:space="preserve">. If you are still on Jordan, the Strive/Semaglutide path in step 30 may behave differently and the $190/$96/$286.00 pricing anchors (and the $22.00 Strive shipping, $308.00 total) will not match.</w:t>
       </w:r>
     </w:p>
     <w:p>
@@ -13554,7 +13966,7 @@
         <w:t xml:space="preserve"> </w:t>
       </w:r>
       <w:r>
-        <w:t xml:space="preserve">button. Without that tap, the retail stays at the $133.00 default and the platform fee, clinic margin, and $286.00 bundle total are all smaller.</w:t>
+        <w:t xml:space="preserve">button. Without that tap, the retail stays at the $133.00 default and the platform fee, clinic margin, and $286.00 subtotal ($308.00 with shipping) are all smaller.</w:t>
       </w:r>
       <w:r>
         <w:t xml:space="preserve"> </w:t>
@@ -13826,6 +14238,70 @@
       <w:r>
         <w:t xml:space="preserve">— it is how many vials; the app fills it in (2 or more only when one vial cannot hold the prescription, e.g. 80 units weekly for 90 days → 2 × 5 mL vials, $570.00).</w:t>
       </w:r>
+      <w:r>
+        <w:t xml:space="preserve"> </w:t>
+      </w:r>
+      <w:r>
+        <w:rPr>
+          <w:bCs/>
+          <w:b/>
+        </w:rPr>
+        <w:t xml:space="preserve">v2.20:</w:t>
+      </w:r>
+      <w:r>
+        <w:t xml:space="preserve"> </w:t>
+      </w:r>
+      <w:r>
+        <w:t xml:space="preserve">under the Package line the card reads</w:t>
+      </w:r>
+      <w:r>
+        <w:t xml:space="preserve"> </w:t>
+      </w:r>
+      <w:r>
+        <w:rPr>
+          <w:bCs/>
+          <w:b/>
+        </w:rPr>
+        <w:t xml:space="preserve">“</w:t>
+      </w:r>
+      <w:r>
+        <w:rPr>
+          <w:bCs/>
+          <w:b/>
+        </w:rPr>
+        <w:t xml:space="preserve">Shipping (cold chain): $22.00 — charged once for Strive Pharmacy, however many prescriptions it ships. Passed to the patient at cost; not part of the margin.</w:t>
+      </w:r>
+      <w:r>
+        <w:rPr>
+          <w:bCs/>
+          <w:b/>
+        </w:rPr>
+        <w:t xml:space="preserve">”</w:t>
+      </w:r>
+      <w:r>
+        <w:t xml:space="preserve"> </w:t>
+      </w:r>
+      <w:r>
+        <w:rPr>
+          <w:iCs/>
+          <w:i/>
+        </w:rPr>
+        <w:t xml:space="preserve">“</w:t>
+      </w:r>
+      <w:r>
+        <w:rPr>
+          <w:iCs/>
+          <w:i/>
+        </w:rPr>
+        <w:t xml:space="preserve">Shipping is on the pharmacy, it’s shown with the price, and it never touches the margin or our fee.</w:t>
+      </w:r>
+      <w:r>
+        <w:rPr>
+          <w:iCs/>
+          <w:i/>
+        </w:rPr>
+        <w:t xml:space="preserve">”</w:t>
+      </w:r>
     </w:p>
     <w:p>
       <w:pPr>
@@ -14569,6 +15045,49 @@
         <w:t xml:space="preserve">$96.00</w:t>
       </w:r>
       <w:r>
+        <w:t xml:space="preserve">.</w:t>
+      </w:r>
+      <w:r>
+        <w:t xml:space="preserve"> </w:t>
+      </w:r>
+      <w:r>
+        <w:rPr>
+          <w:bCs/>
+          <w:b/>
+        </w:rPr>
+        <w:t xml:space="preserve">v2.20:</w:t>
+      </w:r>
+      <w:r>
+        <w:t xml:space="preserve"> </w:t>
+      </w:r>
+      <w:r>
+        <w:t xml:space="preserve">its margin page reads</w:t>
+      </w:r>
+      <w:r>
+        <w:t xml:space="preserve"> </w:t>
+      </w:r>
+      <w:r>
+        <w:rPr>
+          <w:bCs/>
+          <w:b/>
+        </w:rPr>
+        <w:t xml:space="preserve">“</w:t>
+      </w:r>
+      <w:r>
+        <w:rPr>
+          <w:bCs/>
+          <w:b/>
+        </w:rPr>
+        <w:t xml:space="preserve">Shipping (standard): $0.00 — ships with the other Strive Pharmacy prescription in this session ($22.00 once)</w:t>
+      </w:r>
+      <w:r>
+        <w:rPr>
+          <w:bCs/>
+          <w:b/>
+        </w:rPr>
+        <w:t xml:space="preserve">”</w:t>
+      </w:r>
+      <w:r>
         <w:t xml:space="preserve">. Click</w:t>
       </w:r>
       <w:r>
@@ -14808,7 +15327,103 @@
         <w:pStyle w:val="Compact"/>
       </w:pPr>
       <w:r>
-        <w:t xml:space="preserve">Combined totals (total retail, platform fee, total clinic payout)</w:t>
+        <w:rPr>
+          <w:bCs/>
+          <w:b/>
+        </w:rPr>
+        <w:t xml:space="preserve">Totals (v2.20):</w:t>
+      </w:r>
+      <w:r>
+        <w:t xml:space="preserve"> </w:t>
+      </w:r>
+      <w:r>
+        <w:rPr>
+          <w:bCs/>
+          <w:b/>
+        </w:rPr>
+        <w:t xml:space="preserve">Subtotal (2 prescriptions) $286.00</w:t>
+      </w:r>
+      <w:r>
+        <w:t xml:space="preserve">,</w:t>
+      </w:r>
+      <w:r>
+        <w:t xml:space="preserve"> </w:t>
+      </w:r>
+      <w:r>
+        <w:rPr>
+          <w:bCs/>
+          <w:b/>
+        </w:rPr>
+        <w:t xml:space="preserve">Shipping — Strive Pharmacy (cold chain, 2 items in one shipment) $22.00</w:t>
+      </w:r>
+      <w:r>
+        <w:t xml:space="preserve"> </w:t>
+      </w:r>
+      <w:r>
+        <w:t xml:space="preserve">(one line per pharmacy; cold chain covers the Testosterone vial too),</w:t>
+      </w:r>
+      <w:r>
+        <w:t xml:space="preserve"> </w:t>
+      </w:r>
+      <w:r>
+        <w:rPr>
+          <w:bCs/>
+          <w:b/>
+        </w:rPr>
+        <w:t xml:space="preserve">Platform fee (15% of margin, not charged on shipping) $21.45</w:t>
+      </w:r>
+      <w:r>
+        <w:t xml:space="preserve">,</w:t>
+      </w:r>
+      <w:r>
+        <w:t xml:space="preserve"> </w:t>
+      </w:r>
+      <w:r>
+        <w:rPr>
+          <w:bCs/>
+          <w:b/>
+        </w:rPr>
+        <w:t xml:space="preserve">Clinic payout $121.55</w:t>
+      </w:r>
+      <w:r>
+        <w:t xml:space="preserve">,</w:t>
+      </w:r>
+      <w:r>
+        <w:t xml:space="preserve"> </w:t>
+      </w:r>
+      <w:r>
+        <w:rPr>
+          <w:bCs/>
+          <w:b/>
+        </w:rPr>
+        <w:t xml:space="preserve">Patient total $308.00</w:t>
+      </w:r>
+      <w:r>
+        <w:t xml:space="preserve">.</w:t>
+      </w:r>
+      <w:r>
+        <w:t xml:space="preserve"> </w:t>
+      </w:r>
+      <w:r>
+        <w:rPr>
+          <w:iCs/>
+          <w:i/>
+        </w:rPr>
+        <w:t xml:space="preserve">“</w:t>
+      </w:r>
+      <w:r>
+        <w:rPr>
+          <w:iCs/>
+          <w:i/>
+        </w:rPr>
+        <w:t xml:space="preserve">Two prescriptions, one box, one shipping charge.</w:t>
+      </w:r>
+      <w:r>
+        <w:rPr>
+          <w:iCs/>
+          <w:i/>
+        </w:rPr>
+        <w:t xml:space="preserve">”</w:t>
       </w:r>
     </w:p>
     <w:p>
@@ -14820,75 +15435,14 @@
         <w:pStyle w:val="Compact"/>
       </w:pPr>
       <w:r>
-        <w:t xml:space="preserve">“</w:t>
-      </w:r>
-      <w:r>
-        <w:t xml:space="preserve">Remove</w:t>
-      </w:r>
-      <w:r>
-        <w:t xml:space="preserve">”</w:t>
-      </w:r>
-      <w:r>
-        <w:t xml:space="preserve"> </w:t>
-      </w:r>
-      <w:r>
-        <w:t xml:space="preserve">link on each card, and —</w:t>
-      </w:r>
-      <w:r>
-        <w:t xml:space="preserve"> </w:t>
-      </w:r>
-      <w:r>
-        <w:rPr>
-          <w:bCs/>
-          <w:b/>
-        </w:rPr>
-        <w:t xml:space="preserve">v2.17</w:t>
-      </w:r>
-      <w:r>
-        <w:t xml:space="preserve"> </w:t>
-      </w:r>
-      <w:r>
-        <w:t xml:space="preserve">— a</w:t>
-      </w:r>
-      <w:r>
-        <w:t xml:space="preserve"> </w:t>
-      </w:r>
-      <w:r>
-        <w:rPr>
-          <w:bCs/>
-          <w:b/>
-        </w:rPr>
-        <w:t xml:space="preserve">☆ Save as favorite</w:t>
-      </w:r>
-      <w:r>
-        <w:t xml:space="preserve"> </w:t>
-      </w:r>
-      <w:r>
-        <w:t xml:space="preserve">button beside it on every card; the dose line on each card shows the computed mg (</w:t>
-      </w:r>
-      <w:r>
-        <w:rPr>
-          <w:bCs/>
-          <w:b/>
-        </w:rPr>
-        <w:t xml:space="preserve">“</w:t>
-      </w:r>
-      <w:r>
-        <w:rPr>
-          <w:bCs/>
-          <w:b/>
-        </w:rPr>
-        <w:t xml:space="preserve">Injectable Solution — 10 units (0.5 mg) — Strive Pharmacy</w:t>
-      </w:r>
-      <w:r>
-        <w:rPr>
-          <w:bCs/>
-          <w:b/>
-        </w:rPr>
-        <w:t xml:space="preserve">”</w:t>
-      </w:r>
-      <w:r>
-        <w:t xml:space="preserve">)</w:t>
+        <w:rPr>
+          <w:bCs/>
+          <w:b/>
+        </w:rPr>
+        <w:t xml:space="preserve">v2.20 — the multi-pharmacy notice does not appear here</w:t>
+      </w:r>
+      <w:r>
+        <w:t xml:space="preserve">, because both items go to Strive. If you want to show it, see the optional box after step 40.</w:t>
       </w:r>
     </w:p>
     <w:p>
@@ -14900,107 +15454,75 @@
         <w:pStyle w:val="Compact"/>
       </w:pPr>
       <w:r>
-        <w:rPr>
-          <w:bCs/>
-          <w:b/>
-        </w:rPr>
-        <w:t xml:space="preserve">v2.16 — an</w:t>
-      </w:r>
-      <w:r>
-        <w:rPr>
-          <w:bCs/>
-          <w:b/>
-        </w:rPr>
-        <w:t xml:space="preserve"> </w:t>
-      </w:r>
-      <w:r>
-        <w:rPr>
-          <w:bCs/>
-          <w:b/>
-        </w:rPr>
         <w:t xml:space="preserve">“</w:t>
       </w:r>
       <w:r>
-        <w:rPr>
-          <w:bCs/>
-          <w:b/>
-        </w:rPr>
-        <w:t xml:space="preserve">Rx details</w:t>
-      </w:r>
-      <w:r>
-        <w:rPr>
-          <w:bCs/>
-          <w:b/>
-        </w:rPr>
+        <w:t xml:space="preserve">Remove</w:t>
+      </w:r>
+      <w:r>
         <w:t xml:space="preserve">”</w:t>
       </w:r>
       <w:r>
-        <w:rPr>
-          <w:bCs/>
-          <w:b/>
-        </w:rPr>
-        <w:t xml:space="preserve"> </w:t>
-      </w:r>
-      <w:r>
-        <w:rPr>
-          <w:bCs/>
-          <w:b/>
-        </w:rPr>
-        <w:t xml:space="preserve">row on each card.</w:t>
-      </w:r>
-      <w:r>
-        <w:t xml:space="preserve"> </w:t>
-      </w:r>
-      <w:r>
-        <w:t xml:space="preserve">Semaglutide’s is</w:t>
-      </w:r>
-      <w:r>
-        <w:t xml:space="preserve"> </w:t>
-      </w:r>
-      <w:r>
-        <w:rPr>
-          <w:bCs/>
-          <w:b/>
-        </w:rPr>
-        <w:t xml:space="preserve">open</w:t>
-      </w:r>
-      <w:r>
-        <w:t xml:space="preserve"> </w:t>
-      </w:r>
-      <w:r>
-        <w:t xml:space="preserve">with the clinical-difference picklist already set to its first option and</w:t>
-      </w:r>
-      <w:r>
-        <w:t xml:space="preserve"> </w:t>
-      </w:r>
-      <w:r>
-        <w:rPr>
-          <w:bCs/>
-          <w:b/>
-        </w:rPr>
-        <w:t xml:space="preserve">Cold chain</w:t>
-      </w:r>
-      <w:r>
-        <w:t xml:space="preserve"> </w:t>
-      </w:r>
-      <w:r>
-        <w:t xml:space="preserve">shipping pre-selected; Testosterone Cypionate’s is</w:t>
-      </w:r>
-      <w:r>
-        <w:t xml:space="preserve"> </w:t>
-      </w:r>
-      <w:r>
-        <w:rPr>
-          <w:bCs/>
-          <w:b/>
-        </w:rPr>
-        <w:t xml:space="preserve">open</w:t>
-      </w:r>
-      <w:r>
-        <w:t xml:space="preserve"> </w:t>
-      </w:r>
-      <w:r>
-        <w:t xml:space="preserve">asking for a diagnosis (see the box after step 42). Expand either to show refills, substitution, syringe kit, shipping, diagnosis and special instructions all pre-filled.</w:t>
+        <w:t xml:space="preserve"> </w:t>
+      </w:r>
+      <w:r>
+        <w:t xml:space="preserve">link on each card, and —</w:t>
+      </w:r>
+      <w:r>
+        <w:t xml:space="preserve"> </w:t>
+      </w:r>
+      <w:r>
+        <w:rPr>
+          <w:bCs/>
+          <w:b/>
+        </w:rPr>
+        <w:t xml:space="preserve">v2.17</w:t>
+      </w:r>
+      <w:r>
+        <w:t xml:space="preserve"> </w:t>
+      </w:r>
+      <w:r>
+        <w:t xml:space="preserve">— a</w:t>
+      </w:r>
+      <w:r>
+        <w:t xml:space="preserve"> </w:t>
+      </w:r>
+      <w:r>
+        <w:rPr>
+          <w:bCs/>
+          <w:b/>
+        </w:rPr>
+        <w:t xml:space="preserve">☆ Save as favorite</w:t>
+      </w:r>
+      <w:r>
+        <w:t xml:space="preserve"> </w:t>
+      </w:r>
+      <w:r>
+        <w:t xml:space="preserve">button beside it on every card; the dose line on each card shows the computed mg (</w:t>
+      </w:r>
+      <w:r>
+        <w:rPr>
+          <w:bCs/>
+          <w:b/>
+        </w:rPr>
+        <w:t xml:space="preserve">“</w:t>
+      </w:r>
+      <w:r>
+        <w:rPr>
+          <w:bCs/>
+          <w:b/>
+        </w:rPr>
+        <w:t xml:space="preserve">Injectable Solution — 10 units (0.5 mg) — Strive Pharmacy</w:t>
+      </w:r>
+      <w:r>
+        <w:rPr>
+          <w:bCs/>
+          <w:b/>
+        </w:rPr>
+        <w:t xml:space="preserve">”</w:t>
+      </w:r>
+      <w:r>
+        <w:t xml:space="preserve">)</w:t>
       </w:r>
     </w:p>
     <w:p>
@@ -15012,19 +15534,107 @@
         <w:pStyle w:val="Compact"/>
       </w:pPr>
       <w:r>
+        <w:rPr>
+          <w:bCs/>
+          <w:b/>
+        </w:rPr>
+        <w:t xml:space="preserve">v2.16 — an</w:t>
+      </w:r>
+      <w:r>
+        <w:rPr>
+          <w:bCs/>
+          <w:b/>
+        </w:rPr>
+        <w:t xml:space="preserve"> </w:t>
+      </w:r>
+      <w:r>
+        <w:rPr>
+          <w:bCs/>
+          <w:b/>
+        </w:rPr>
         <w:t xml:space="preserve">“</w:t>
       </w:r>
       <w:r>
-        <w:t xml:space="preserve">+ Add Another Prescription</w:t>
-      </w:r>
-      <w:r>
+        <w:rPr>
+          <w:bCs/>
+          <w:b/>
+        </w:rPr>
+        <w:t xml:space="preserve">Rx details</w:t>
+      </w:r>
+      <w:r>
+        <w:rPr>
+          <w:bCs/>
+          <w:b/>
+        </w:rPr>
         <w:t xml:space="preserve">”</w:t>
       </w:r>
       <w:r>
-        <w:t xml:space="preserve"> </w:t>
-      </w:r>
-      <w:r>
-        <w:t xml:space="preserve">button</w:t>
+        <w:rPr>
+          <w:bCs/>
+          <w:b/>
+        </w:rPr>
+        <w:t xml:space="preserve"> </w:t>
+      </w:r>
+      <w:r>
+        <w:rPr>
+          <w:bCs/>
+          <w:b/>
+        </w:rPr>
+        <w:t xml:space="preserve">row on each card.</w:t>
+      </w:r>
+      <w:r>
+        <w:t xml:space="preserve"> </w:t>
+      </w:r>
+      <w:r>
+        <w:t xml:space="preserve">Semaglutide’s is</w:t>
+      </w:r>
+      <w:r>
+        <w:t xml:space="preserve"> </w:t>
+      </w:r>
+      <w:r>
+        <w:rPr>
+          <w:bCs/>
+          <w:b/>
+        </w:rPr>
+        <w:t xml:space="preserve">open</w:t>
+      </w:r>
+      <w:r>
+        <w:t xml:space="preserve"> </w:t>
+      </w:r>
+      <w:r>
+        <w:t xml:space="preserve">with the clinical-difference picklist already set to its first option and</w:t>
+      </w:r>
+      <w:r>
+        <w:t xml:space="preserve"> </w:t>
+      </w:r>
+      <w:r>
+        <w:rPr>
+          <w:bCs/>
+          <w:b/>
+        </w:rPr>
+        <w:t xml:space="preserve">Cold chain</w:t>
+      </w:r>
+      <w:r>
+        <w:t xml:space="preserve"> </w:t>
+      </w:r>
+      <w:r>
+        <w:t xml:space="preserve">shipping pre-selected; Testosterone Cypionate’s is</w:t>
+      </w:r>
+      <w:r>
+        <w:t xml:space="preserve"> </w:t>
+      </w:r>
+      <w:r>
+        <w:rPr>
+          <w:bCs/>
+          <w:b/>
+        </w:rPr>
+        <w:t xml:space="preserve">open</w:t>
+      </w:r>
+      <w:r>
+        <w:t xml:space="preserve"> </w:t>
+      </w:r>
+      <w:r>
+        <w:t xml:space="preserve">asking for a diagnosis (see the box after step 42). Expand either to show refills, substitution, syringe kit, shipping, diagnosis and special instructions all pre-filled.</w:t>
       </w:r>
     </w:p>
     <w:p>
@@ -15036,6 +15646,30 @@
         <w:pStyle w:val="Compact"/>
       </w:pPr>
       <w:r>
+        <w:t xml:space="preserve">“</w:t>
+      </w:r>
+      <w:r>
+        <w:t xml:space="preserve">+ Add Another Prescription</w:t>
+      </w:r>
+      <w:r>
+        <w:t xml:space="preserve">”</w:t>
+      </w:r>
+      <w:r>
+        <w:t xml:space="preserve"> </w:t>
+      </w:r>
+      <w:r>
+        <w:t xml:space="preserve">button</w:t>
+      </w:r>
+    </w:p>
+    <w:p>
+      <w:pPr>
+        <w:numPr>
+          <w:ilvl w:val="1"/>
+          <w:numId w:val="1035"/>
+        </w:numPr>
+        <w:pStyle w:val="Compact"/>
+      </w:pPr>
+      <w:r>
         <w:rPr>
           <w:bCs/>
           <w:b/>
@@ -15222,6 +15856,158 @@
       </w:r>
       <w:r>
         <w:t xml:space="preserve">”</w:t>
+      </w:r>
+    </w:p>
+    <w:p>
+      <w:pPr>
+        <w:pStyle w:val="BlockText"/>
+      </w:pPr>
+      <w:r>
+        <w:rPr>
+          <w:bCs/>
+          <w:b/>
+        </w:rPr>
+        <w:t xml:space="preserve">Optional beat — two pharmacies, two shipping charges (v2.20).</w:t>
+      </w:r>
+      <w:r>
+        <w:t xml:space="preserve"> </w:t>
+      </w:r>
+      <w:r>
+        <w:t xml:space="preserve">Click</w:t>
+      </w:r>
+      <w:r>
+        <w:t xml:space="preserve"> </w:t>
+      </w:r>
+      <w:r>
+        <w:rPr>
+          <w:bCs/>
+          <w:b/>
+        </w:rPr>
+        <w:t xml:space="preserve">Edit</w:t>
+      </w:r>
+      <w:r>
+        <w:t xml:space="preserve"> </w:t>
+      </w:r>
+      <w:r>
+        <w:t xml:space="preserve">on Testosterone Cypionate, pick</w:t>
+      </w:r>
+      <w:r>
+        <w:t xml:space="preserve"> </w:t>
+      </w:r>
+      <w:r>
+        <w:rPr>
+          <w:bCs/>
+          <w:b/>
+        </w:rPr>
+        <w:t xml:space="preserve">Quick Rx Pharmacy</w:t>
+      </w:r>
+      <w:r>
+        <w:t xml:space="preserve"> </w:t>
+      </w:r>
+      <w:r>
+        <w:t xml:space="preserve">instead of Strive, continue and save back to Review. The totals now show</w:t>
+      </w:r>
+      <w:r>
+        <w:t xml:space="preserve"> </w:t>
+      </w:r>
+      <w:r>
+        <w:rPr>
+          <w:bCs/>
+          <w:b/>
+        </w:rPr>
+        <w:t xml:space="preserve">two</w:t>
+      </w:r>
+      <w:r>
+        <w:t xml:space="preserve"> </w:t>
+      </w:r>
+      <w:r>
+        <w:t xml:space="preserve">shipping lines (Strive cold chain $22.00 + Quick Rx standard $12.00) and an amber notice reads</w:t>
+      </w:r>
+      <w:r>
+        <w:t xml:space="preserve"> </w:t>
+      </w:r>
+      <w:r>
+        <w:rPr>
+          <w:bCs/>
+          <w:b/>
+        </w:rPr>
+        <w:t xml:space="preserve">“</w:t>
+      </w:r>
+      <w:r>
+        <w:rPr>
+          <w:bCs/>
+          <w:b/>
+        </w:rPr>
+        <w:t xml:space="preserve">2 pharmacies → 2 shipping charges ($34.00). Route all to Strive Pharmacy to save $12.00.</w:t>
+      </w:r>
+      <w:r>
+        <w:rPr>
+          <w:bCs/>
+          <w:b/>
+        </w:rPr>
+        <w:t xml:space="preserve">”</w:t>
+      </w:r>
+      <w:r>
+        <w:t xml:space="preserve"> </w:t>
+      </w:r>
+      <w:r>
+        <w:t xml:space="preserve">Click</w:t>
+      </w:r>
+      <w:r>
+        <w:t xml:space="preserve"> </w:t>
+      </w:r>
+      <w:r>
+        <w:rPr>
+          <w:bCs/>
+          <w:b/>
+        </w:rPr>
+        <w:t xml:space="preserve">Route all to Strive Pharmacy</w:t>
+      </w:r>
+      <w:r>
+        <w:t xml:space="preserve">: the Testosterone line moves back, shipping returns to</w:t>
+      </w:r>
+      <w:r>
+        <w:t xml:space="preserve"> </w:t>
+      </w:r>
+      <w:r>
+        <w:rPr>
+          <w:bCs/>
+          <w:b/>
+        </w:rPr>
+        <w:t xml:space="preserve">$22.00 once</w:t>
+      </w:r>
+      <w:r>
+        <w:t xml:space="preserve">, and the notice disappears.</w:t>
+      </w:r>
+      <w:r>
+        <w:t xml:space="preserve"> </w:t>
+      </w:r>
+      <w:r>
+        <w:rPr>
+          <w:iCs/>
+          <w:i/>
+        </w:rPr>
+        <w:t xml:space="preserve">“</w:t>
+      </w:r>
+      <w:r>
+        <w:rPr>
+          <w:iCs/>
+          <w:i/>
+        </w:rPr>
+        <w:t xml:space="preserve">You might get a better price somewhere else — the app shows whether it survives a second shipping charge, and fixes it in one click.</w:t>
+      </w:r>
+      <w:r>
+        <w:rPr>
+          <w:iCs/>
+          <w:i/>
+        </w:rPr>
+        <w:t xml:space="preserve">”</w:t>
+      </w:r>
+      <w:r>
+        <w:t xml:space="preserve"> </w:t>
+      </w:r>
+      <w:r>
+        <w:t xml:space="preserve">If moving an item would change its price, the notice says so with the net before you click, and it never suggests a move that costs more overall.</w:t>
       </w:r>
     </w:p>
     <w:p>
@@ -17006,7 +17792,81 @@
         <w:t xml:space="preserve"> </w:t>
       </w:r>
       <w:r>
-        <w:t xml:space="preserve">the sign page: patient info, provider info, prescription details, financial summary, signature pad. Note the send control starts disabled with the hint</w:t>
+        <w:t xml:space="preserve">the sign page: patient info, provider info, prescription details, financial summary (</w:t>
+      </w:r>
+      <w:r>
+        <w:rPr>
+          <w:bCs/>
+          <w:b/>
+        </w:rPr>
+        <w:t xml:space="preserve">v2.20:</w:t>
+      </w:r>
+      <w:r>
+        <w:t xml:space="preserve"> </w:t>
+      </w:r>
+      <w:r>
+        <w:t xml:space="preserve">with a</w:t>
+      </w:r>
+      <w:r>
+        <w:t xml:space="preserve"> </w:t>
+      </w:r>
+      <w:r>
+        <w:rPr>
+          <w:bCs/>
+          <w:b/>
+        </w:rPr>
+        <w:t xml:space="preserve">Shipping</w:t>
+      </w:r>
+      <w:r>
+        <w:t xml:space="preserve"> </w:t>
+      </w:r>
+      <w:r>
+        <w:t xml:space="preserve">line —</w:t>
+      </w:r>
+      <w:r>
+        <w:t xml:space="preserve"> </w:t>
+      </w:r>
+      <w:r>
+        <w:rPr>
+          <w:bCs/>
+          <w:b/>
+        </w:rPr>
+        <w:t xml:space="preserve">$22.00</w:t>
+      </w:r>
+      <w:r>
+        <w:t xml:space="preserve"> </w:t>
+      </w:r>
+      <w:r>
+        <w:t xml:space="preserve">on the Semaglutide draft,</w:t>
+      </w:r>
+      <w:r>
+        <w:t xml:space="preserve"> </w:t>
+      </w:r>
+      <w:r>
+        <w:rPr>
+          <w:bCs/>
+          <w:b/>
+        </w:rPr>
+        <w:t xml:space="preserve">$0.00</w:t>
+      </w:r>
+      <w:r>
+        <w:t xml:space="preserve"> </w:t>
+      </w:r>
+      <w:r>
+        <w:t xml:space="preserve">on the Testosterone Cypionate draft because the two ship together — and a</w:t>
+      </w:r>
+      <w:r>
+        <w:t xml:space="preserve"> </w:t>
+      </w:r>
+      <w:r>
+        <w:rPr>
+          <w:bCs/>
+          <w:b/>
+        </w:rPr>
+        <w:t xml:space="preserve">Patient total</w:t>
+      </w:r>
+      <w:r>
+        <w:t xml:space="preserve">), signature pad. Note the send control starts disabled with the hint</w:t>
       </w:r>
       <w:r>
         <w:t xml:space="preserve"> </w:t>
@@ -18131,7 +18991,7 @@
           <w:bCs/>
           <w:b/>
         </w:rPr>
-        <w:t xml:space="preserve">2 prescriptions · $286.00</w:t>
+        <w:t xml:space="preserve">2 prescriptions · $308.00</w:t>
       </w:r>
       <w:r>
         <w:rPr>
@@ -18141,7 +19001,10 @@
         <w:t xml:space="preserve">”</w:t>
       </w:r>
       <w:r>
-        <w:t xml:space="preserve">) with a</w:t>
+        <w:t xml:space="preserve"> </w:t>
+      </w:r>
+      <w:r>
+        <w:t xml:space="preserve">— v2.20: $286.00 of prescriptions plus $22.00 Strive shipping, charged once) with a</w:t>
       </w:r>
       <w:r>
         <w:t xml:space="preserve"> </w:t>
@@ -18171,7 +19034,7 @@
         <w:t xml:space="preserve"> </w:t>
       </w:r>
       <w:r>
-        <w:t xml:space="preserve">button. The dashboard rows behind the drawer update immediately too. One bundled checkout link covering both prescriptions is now on your clipboard — Semaglutide $190.00 + Testosterone Cypionate $96.00; the</w:t>
+        <w:t xml:space="preserve">button. The dashboard rows behind the drawer update immediately too. One bundled checkout link covering both prescriptions is now on your clipboard — Semaglutide $190.00 + Testosterone Cypionate $96.00 + $22.00 shipping; the</w:t>
       </w:r>
       <w:r>
         <w:t xml:space="preserve"> </w:t>
@@ -19126,7 +19989,39 @@
         <w:t xml:space="preserve"> </w:t>
       </w:r>
       <w:r>
-        <w:t xml:space="preserve">field, the</w:t>
+        <w:t xml:space="preserve">field,</w:t>
+      </w:r>
+      <w:r>
+        <w:t xml:space="preserve"> </w:t>
+      </w:r>
+      <w:r>
+        <w:rPr>
+          <w:bCs/>
+          <w:b/>
+        </w:rPr>
+        <w:t xml:space="preserve">v2.20:</w:t>
+      </w:r>
+      <w:r>
+        <w:t xml:space="preserve"> </w:t>
+      </w:r>
+      <w:r>
+        <w:t xml:space="preserve">an</w:t>
+      </w:r>
+      <w:r>
+        <w:t xml:space="preserve"> </w:t>
+      </w:r>
+      <w:r>
+        <w:rPr>
+          <w:bCs/>
+          <w:b/>
+        </w:rPr>
+        <w:t xml:space="preserve">Absorb shipping costs</w:t>
+      </w:r>
+      <w:r>
+        <w:t xml:space="preserve"> </w:t>
+      </w:r>
+      <w:r>
+        <w:t xml:space="preserve">checkbox (off: pharmacy shipping is passed to the patient at cost, once per pharmacy per order; on: the clinic pays it out of its payout — either way it is never part of the margin or the platform fee), the</w:t>
       </w:r>
       <w:r>
         <w:t xml:space="preserve"> </w:t>
@@ -19158,7 +20053,7 @@
         <w:t xml:space="preserve"> </w:t>
       </w:r>
       <w:r>
-        <w:t xml:space="preserve">button.</w:t>
+        <w:t xml:space="preserve">button. Leave the checkbox off so Part 4 shows the $22.00 shipping line.</w:t>
       </w:r>
     </w:p>
     <w:p>
@@ -19476,7 +20371,7 @@
         <w:t xml:space="preserve"> </w:t>
       </w:r>
       <w:r>
-        <w:t xml:space="preserve">A test card will hard-decline; a real card will really charge ~$286.00 with a real Connect payout split.</w:t>
+        <w:t xml:space="preserve">A test card will hard-decline; a real card will really charge ~$308.00 (with shipping) with a real Connect payout split.</w:t>
       </w:r>
       <w:r>
         <w:t xml:space="preserve"> </w:t>
@@ -19598,7 +20493,7 @@
           <w:bCs/>
           <w:b/>
         </w:rPr>
-        <w:t xml:space="preserve">Prescription Bundle · 2 prescriptions · $286.00</w:t>
+        <w:t xml:space="preserve">Prescription Bundle · 2 prescriptions · $308.00</w:t>
       </w:r>
       <w:r>
         <w:rPr>
@@ -19623,37 +20518,40 @@
         <w:pStyle w:val="Compact"/>
       </w:pPr>
       <w:r>
-        <w:t xml:space="preserve">Two generic line items, each labeled</w:t>
-      </w:r>
-      <w:r>
-        <w:t xml:space="preserve"> </w:t>
-      </w:r>
-      <w:r>
-        <w:rPr>
-          <w:bCs/>
-          <w:b/>
-        </w:rPr>
-        <w:t xml:space="preserve">“</w:t>
-      </w:r>
-      <w:r>
-        <w:rPr>
-          <w:bCs/>
-          <w:b/>
-        </w:rPr>
-        <w:t xml:space="preserve">Prescription Service</w:t>
-      </w:r>
-      <w:r>
-        <w:rPr>
-          <w:bCs/>
-          <w:b/>
-        </w:rPr>
-        <w:t xml:space="preserve">”</w:t>
-      </w:r>
-      <w:r>
-        <w:t xml:space="preserve"> </w:t>
-      </w:r>
-      <w:r>
-        <w:t xml:space="preserve">— NOT the medication name</w:t>
+        <w:rPr>
+          <w:bCs/>
+          <w:b/>
+        </w:rPr>
+        <w:t xml:space="preserve">v2.20 — line items under the amount:</w:t>
+      </w:r>
+      <w:r>
+        <w:t xml:space="preserve"> </w:t>
+      </w:r>
+      <w:r>
+        <w:rPr>
+          <w:bCs/>
+          <w:b/>
+        </w:rPr>
+        <w:t xml:space="preserve">Prescriptions $286.00</w:t>
+      </w:r>
+      <w:r>
+        <w:t xml:space="preserve"> </w:t>
+      </w:r>
+      <w:r>
+        <w:t xml:space="preserve">and</w:t>
+      </w:r>
+      <w:r>
+        <w:t xml:space="preserve"> </w:t>
+      </w:r>
+      <w:r>
+        <w:rPr>
+          <w:bCs/>
+          <w:b/>
+        </w:rPr>
+        <w:t xml:space="preserve">Shipping $22.00</w:t>
+      </w:r>
+      <w:r>
+        <w:t xml:space="preserve">. Shipping is its own line, charged once for Strive.</w:t>
       </w:r>
     </w:p>
     <w:p>
@@ -19665,6 +20563,48 @@
         <w:pStyle w:val="Compact"/>
       </w:pPr>
       <w:r>
+        <w:t xml:space="preserve">Two generic line items, each labeled</w:t>
+      </w:r>
+      <w:r>
+        <w:t xml:space="preserve"> </w:t>
+      </w:r>
+      <w:r>
+        <w:rPr>
+          <w:bCs/>
+          <w:b/>
+        </w:rPr>
+        <w:t xml:space="preserve">“</w:t>
+      </w:r>
+      <w:r>
+        <w:rPr>
+          <w:bCs/>
+          <w:b/>
+        </w:rPr>
+        <w:t xml:space="preserve">Prescription Service</w:t>
+      </w:r>
+      <w:r>
+        <w:rPr>
+          <w:bCs/>
+          <w:b/>
+        </w:rPr>
+        <w:t xml:space="preserve">”</w:t>
+      </w:r>
+      <w:r>
+        <w:t xml:space="preserve"> </w:t>
+      </w:r>
+      <w:r>
+        <w:t xml:space="preserve">— NOT the medication name</w:t>
+      </w:r>
+    </w:p>
+    <w:p>
+      <w:pPr>
+        <w:numPr>
+          <w:ilvl w:val="1"/>
+          <w:numId w:val="1057"/>
+        </w:numPr>
+        <w:pStyle w:val="Compact"/>
+      </w:pPr>
+      <w:r>
         <w:t xml:space="preserve">A single</w:t>
       </w:r>
       <w:r>
@@ -19675,13 +20615,13 @@
           <w:bCs/>
           <w:b/>
         </w:rPr>
-        <w:t xml:space="preserve">combined total of $286.00</w:t>
-      </w:r>
-      <w:r>
-        <w:t xml:space="preserve"> </w:t>
-      </w:r>
-      <w:r>
-        <w:t xml:space="preserve">— the sum of the two retail prices set in Part 3E (Semaglutide $190.00 + Testosterone Cypionate $96.00; the</w:t>
+        <w:t xml:space="preserve">combined total of $308.00</w:t>
+      </w:r>
+      <w:r>
+        <w:t xml:space="preserve"> </w:t>
+      </w:r>
+      <w:r>
+        <w:t xml:space="preserve">— the two retail prices set in Part 3E (Semaglutide $190.00 + Testosterone Cypionate $96.00; the</w:t>
       </w:r>
       <w:r>
         <w:t xml:space="preserve"> </w:t>
@@ -19713,7 +20653,23 @@
         <w:t xml:space="preserve"> </w:t>
       </w:r>
       <w:r>
-        <w:t xml:space="preserve">tap — it defaults to $133.00). The patient pays this one combined amount, once.</w:t>
+        <w:t xml:space="preserve">tap — it defaults to $133.00) plus</w:t>
+      </w:r>
+      <w:r>
+        <w:t xml:space="preserve"> </w:t>
+      </w:r>
+      <w:r>
+        <w:rPr>
+          <w:bCs/>
+          <w:b/>
+        </w:rPr>
+        <w:t xml:space="preserve">$22.00</w:t>
+      </w:r>
+      <w:r>
+        <w:t xml:space="preserve"> </w:t>
+      </w:r>
+      <w:r>
+        <w:t xml:space="preserve">shipping. The patient pays this one combined amount, once.</w:t>
       </w:r>
     </w:p>
     <w:p>

--- a/docs/archive/source/POC-DEMO-DETAILED.docx
+++ b/docs/archive/source/POC-DEMO-DETAILED.docx
@@ -26,7 +26,7 @@
         <w:t xml:space="preserve"> </w:t>
       </w:r>
       <w:r>
-        <w:t xml:space="preserve">2.20 |</w:t>
+        <w:t xml:space="preserve">2.21 |</w:t>
       </w:r>
       <w:r>
         <w:t xml:space="preserve"> </w:t>
@@ -42,7 +42,7 @@
         <w:t xml:space="preserve"> </w:t>
       </w:r>
       <w:r>
-        <w:t xml:space="preserve">September 16, 2026</w:t>
+        <w:t xml:space="preserve">September 17, 2026</w:t>
       </w:r>
       <w:r>
         <w:t xml:space="preserve"> </w:t>
@@ -75,6 +75,315 @@
       </w:r>
       <w:r>
         <w:t xml:space="preserve">30–45 minutes (with discussion)</w:t>
+      </w:r>
+    </w:p>
+    <w:p>
+      <w:pPr>
+        <w:pStyle w:val="BlockText"/>
+      </w:pPr>
+      <w:r>
+        <w:rPr>
+          <w:bCs/>
+          <w:b/>
+        </w:rPr>
+        <w:t xml:space="preserve">What’s new in v2.21 (2026-09-17):</w:t>
+      </w:r>
+      <w:r>
+        <w:t xml:space="preserve"> </w:t>
+      </w:r>
+      <w:r>
+        <w:rPr>
+          <w:bCs/>
+          <w:b/>
+        </w:rPr>
+        <w:t xml:space="preserve">WO-104 — Favorites are a drug with its common doses; they open the dose step, not a free-text box</w:t>
+      </w:r>
+      <w:r>
+        <w:t xml:space="preserve"> </w:t>
+      </w:r>
+      <w:r>
+        <w:t xml:space="preserve">(Gina Rooks, 2026-09-11:</w:t>
+      </w:r>
+      <w:r>
+        <w:t xml:space="preserve"> </w:t>
+      </w:r>
+      <w:r>
+        <w:rPr>
+          <w:iCs/>
+          <w:i/>
+        </w:rPr>
+        <w:t xml:space="preserve">“</w:t>
+      </w:r>
+      <w:r>
+        <w:rPr>
+          <w:iCs/>
+          <w:i/>
+        </w:rPr>
+        <w:t xml:space="preserve">it would be nice to still be able to revert to the Rx builder drop downs rather than editing a free text box … I’d prefer to see semaglutide injection, click it and see the most common prescription doses written out</w:t>
+      </w:r>
+      <w:r>
+        <w:rPr>
+          <w:iCs/>
+          <w:i/>
+        </w:rPr>
+        <w:t xml:space="preserve">”</w:t>
+      </w:r>
+      <w:r>
+        <w:t xml:space="preserve">). Still three steps; nothing new to type. (a)</w:t>
+      </w:r>
+      <w:r>
+        <w:t xml:space="preserve"> </w:t>
+      </w:r>
+      <w:r>
+        <w:rPr>
+          <w:bCs/>
+          <w:b/>
+        </w:rPr>
+        <w:t xml:space="preserve">One card per drug + formulation + pharmacy (step 13).</w:t>
+      </w:r>
+      <w:r>
+        <w:t xml:space="preserve"> </w:t>
+      </w:r>
+      <w:r>
+        <w:t xml:space="preserve">Migration</w:t>
+      </w:r>
+      <w:r>
+        <w:t xml:space="preserve"> </w:t>
+      </w:r>
+      <w:r>
+        <w:rPr>
+          <w:rStyle w:val="VerbatimChar"/>
+        </w:rPr>
+        <w:t xml:space="preserve">20260917000001</w:t>
+      </w:r>
+      <w:r>
+        <w:t xml:space="preserve"> </w:t>
+      </w:r>
+      <w:r>
+        <w:t xml:space="preserve">merges favorites that were one row per dose: Dr. Chen’s Semaglutide is now a single</w:t>
+      </w:r>
+      <w:r>
+        <w:t xml:space="preserve"> </w:t>
+      </w:r>
+      <w:r>
+        <w:rPr>
+          <w:bCs/>
+          <w:b/>
+        </w:rPr>
+        <w:t xml:space="preserve">Semaglutide</w:t>
+      </w:r>
+      <w:r>
+        <w:t xml:space="preserve"> </w:t>
+      </w:r>
+      <w:r>
+        <w:t xml:space="preserve">card with chips</w:t>
+      </w:r>
+      <w:r>
+        <w:t xml:space="preserve"> </w:t>
+      </w:r>
+      <w:r>
+        <w:rPr>
+          <w:bCs/>
+          <w:b/>
+        </w:rPr>
+        <w:t xml:space="preserve">10 units (0.5 mg) weekly · 20 units (1.0 mg) weekly · 40 units (2.0 mg) weekly · Custom</w:t>
+      </w:r>
+      <w:r>
+        <w:t xml:space="preserve"> </w:t>
+      </w:r>
+      <w:r>
+        <w:t xml:space="preserve">(the migration also adds the clinic’s 20 and 40 unit doses to the demo seed). The button still reads</w:t>
+      </w:r>
+      <w:r>
+        <w:t xml:space="preserve"> </w:t>
+      </w:r>
+      <w:r>
+        <w:rPr>
+          <w:bCs/>
+          <w:b/>
+        </w:rPr>
+        <w:t xml:space="preserve">Favorites (10)</w:t>
+      </w:r>
+      <w:r>
+        <w:t xml:space="preserve"> </w:t>
+      </w:r>
+      <w:r>
+        <w:t xml:space="preserve">— ten cards. (b)</w:t>
+      </w:r>
+      <w:r>
+        <w:t xml:space="preserve"> </w:t>
+      </w:r>
+      <w:r>
+        <w:rPr>
+          <w:bCs/>
+          <w:b/>
+        </w:rPr>
+        <w:t xml:space="preserve">A chip opens the dose step</w:t>
+      </w:r>
+      <w:r>
+        <w:t xml:space="preserve"> </w:t>
+      </w:r>
+      <w:r>
+        <w:t xml:space="preserve">with every dropdown filled — amount, unit, frequency, timing, duration — and the sig generated from them;</w:t>
+      </w:r>
+      <w:r>
+        <w:t xml:space="preserve"> </w:t>
+      </w:r>
+      <w:r>
+        <w:rPr>
+          <w:bCs/>
+          <w:b/>
+        </w:rPr>
+        <w:t xml:space="preserve">Custom</w:t>
+      </w:r>
+      <w:r>
+        <w:t xml:space="preserve"> </w:t>
+      </w:r>
+      <w:r>
+        <w:t xml:space="preserve">opens the dose step with the formulation and pharmacy chosen and the dose empty. Then Continue prices as before. The same chips also appear on the dose step whenever that formulation is selected (step 26). (c)</w:t>
+      </w:r>
+      <w:r>
+        <w:t xml:space="preserve"> </w:t>
+      </w:r>
+      <w:r>
+        <w:rPr>
+          <w:bCs/>
+          <w:b/>
+        </w:rPr>
+        <w:t xml:space="preserve">Sorted by category</w:t>
+      </w:r>
+      <w:r>
+        <w:t xml:space="preserve"> </w:t>
+      </w:r>
+      <w:r>
+        <w:t xml:space="preserve">in a fixed order (Peptides, Hormones, Weight Management, Sexual Health, Longevity, …, Other), A–Z inside each group; the</w:t>
+      </w:r>
+      <w:r>
+        <w:t xml:space="preserve"> </w:t>
+      </w:r>
+      <w:r>
+        <w:rPr>
+          <w:bCs/>
+          <w:b/>
+        </w:rPr>
+        <w:t xml:space="preserve">Mine</w:t>
+      </w:r>
+      <w:r>
+        <w:t xml:space="preserve"> </w:t>
+      </w:r>
+      <w:r>
+        <w:t xml:space="preserve">checkbox still narrows it. (d)</w:t>
+      </w:r>
+      <w:r>
+        <w:t xml:space="preserve"> </w:t>
+      </w:r>
+      <w:r>
+        <w:rPr>
+          <w:bCs/>
+          <w:b/>
+        </w:rPr>
+        <w:t xml:space="preserve">Recent</w:t>
+      </w:r>
+      <w:r>
+        <w:t xml:space="preserve"> </w:t>
+      </w:r>
+      <w:r>
+        <w:t xml:space="preserve">strip at the top of the panel: the last 8 formulations the selected provider prescribed, each with</w:t>
+      </w:r>
+      <w:r>
+        <w:t xml:space="preserve"> </w:t>
+      </w:r>
+      <w:r>
+        <w:rPr>
+          <w:bCs/>
+          <w:b/>
+        </w:rPr>
+        <w:t xml:space="preserve">Make favorite</w:t>
+      </w:r>
+      <w:r>
+        <w:t xml:space="preserve">. (e)</w:t>
+      </w:r>
+      <w:r>
+        <w:t xml:space="preserve"> </w:t>
+      </w:r>
+      <w:r>
+        <w:rPr>
+          <w:bCs/>
+          <w:b/>
+        </w:rPr>
+        <w:t xml:space="preserve">Patient favorites</w:t>
+      </w:r>
+      <w:r>
+        <w:t xml:space="preserve"> </w:t>
+      </w:r>
+      <w:r>
+        <w:t xml:space="preserve">— ☆ Save as favorite (step 31, 33, 40) now offers</w:t>
+      </w:r>
+      <w:r>
+        <w:t xml:space="preserve"> </w:t>
+      </w:r>
+      <w:r>
+        <w:rPr>
+          <w:bCs/>
+          <w:b/>
+        </w:rPr>
+        <w:t xml:space="preserve">For the practice</w:t>
+      </w:r>
+      <w:r>
+        <w:t xml:space="preserve"> </w:t>
+      </w:r>
+      <w:r>
+        <w:t xml:space="preserve">(default) or</w:t>
+      </w:r>
+      <w:r>
+        <w:t xml:space="preserve"> </w:t>
+      </w:r>
+      <w:r>
+        <w:rPr>
+          <w:bCs/>
+          <w:b/>
+        </w:rPr>
+        <w:t xml:space="preserve">Only for Alex Demo</w:t>
+      </w:r>
+      <w:r>
+        <w:t xml:space="preserve">; a patient’s own favorites show first, under</w:t>
+      </w:r>
+      <w:r>
+        <w:t xml:space="preserve"> </w:t>
+      </w:r>
+      <w:r>
+        <w:rPr>
+          <w:bCs/>
+          <w:b/>
+        </w:rPr>
+        <w:t xml:space="preserve">For Alex Demo</w:t>
+      </w:r>
+      <w:r>
+        <w:t xml:space="preserve">, and only when that patient is selected. The ☆ name field defaults to the drug (</w:t>
+      </w:r>
+      <w:r>
+        <w:rPr>
+          <w:bCs/>
+          <w:b/>
+        </w:rPr>
+        <w:t xml:space="preserve">“</w:t>
+      </w:r>
+      <w:r>
+        <w:rPr>
+          <w:bCs/>
+          <w:b/>
+        </w:rPr>
+        <w:t xml:space="preserve">Semaglutide Injectable 5 mg/mL</w:t>
+      </w:r>
+      <w:r>
+        <w:rPr>
+          <w:bCs/>
+          <w:b/>
+        </w:rPr>
+        <w:t xml:space="preserve">”</w:t>
+      </w:r>
+      <w:r>
+        <w:t xml:space="preserve">); saving a dose for a drug the clinic already has adds a chip to that card instead of a second card. Steps 13, 26, 31 and the presenter line after step 13 updated.</w:t>
       </w:r>
     </w:p>
     <w:p>
@@ -11068,7 +11377,68 @@
         <w:t xml:space="preserve">Favorites (10)</w:t>
       </w:r>
       <w:r>
-        <w:t xml:space="preserve">, verified live as the MA on 2026-09-10; the number is clinic-wide). The list is ordered by use count, most-used first:</w:t>
+        <w:t xml:space="preserve">; the number is clinic-wide and counts cards, not doses).</w:t>
+      </w:r>
+      <w:r>
+        <w:t xml:space="preserve"> </w:t>
+      </w:r>
+      <w:r>
+        <w:rPr>
+          <w:bCs/>
+          <w:b/>
+        </w:rPr>
+        <w:t xml:space="preserve">v2.21:</w:t>
+      </w:r>
+      <w:r>
+        <w:t xml:space="preserve"> </w:t>
+      </w:r>
+      <w:r>
+        <w:t xml:space="preserve">at the top, a</w:t>
+      </w:r>
+      <w:r>
+        <w:t xml:space="preserve"> </w:t>
+      </w:r>
+      <w:r>
+        <w:rPr>
+          <w:bCs/>
+          <w:b/>
+        </w:rPr>
+        <w:t xml:space="preserve">Recent</w:t>
+      </w:r>
+      <w:r>
+        <w:t xml:space="preserve"> </w:t>
+      </w:r>
+      <w:r>
+        <w:t xml:space="preserve">strip shows up to 8 formulations Sarah Chen prescribed most recently, each with</w:t>
+      </w:r>
+      <w:r>
+        <w:t xml:space="preserve"> </w:t>
+      </w:r>
+      <w:r>
+        <w:rPr>
+          <w:bCs/>
+          <w:b/>
+        </w:rPr>
+        <w:t xml:space="preserve">Make favorite</w:t>
+      </w:r>
+      <w:r>
+        <w:t xml:space="preserve"> </w:t>
+      </w:r>
+      <w:r>
+        <w:t xml:space="preserve">(its contents depend on what has been prescribed in the demo project, so don’t script them). Below it the favorites are</w:t>
+      </w:r>
+      <w:r>
+        <w:t xml:space="preserve"> </w:t>
+      </w:r>
+      <w:r>
+        <w:rPr>
+          <w:bCs/>
+          <w:b/>
+        </w:rPr>
+        <w:t xml:space="preserve">grouped by category, A–Z inside each group</w:t>
+      </w:r>
+      <w:r>
+        <w:t xml:space="preserve">:</w:t>
       </w:r>
     </w:p>
     <w:p>
@@ -11080,7 +11450,17 @@
         <w:pStyle w:val="Compact"/>
       </w:pPr>
       <w:r>
-        <w:t xml:space="preserve">Semaglutide 0.5mg weekly</w:t>
+        <w:rPr>
+          <w:bCs/>
+          <w:b/>
+        </w:rPr>
+        <w:t xml:space="preserve">Peptides</w:t>
+      </w:r>
+      <w:r>
+        <w:t xml:space="preserve"> </w:t>
+      </w:r>
+      <w:r>
+        <w:t xml:space="preserve">— BPC-157 daily cycling (cycling badge)</w:t>
       </w:r>
     </w:p>
     <w:p>
@@ -11092,7 +11472,17 @@
         <w:pStyle w:val="Compact"/>
       </w:pPr>
       <w:r>
-        <w:t xml:space="preserve">Standard TRT — Cyp 200mg</w:t>
+        <w:rPr>
+          <w:bCs/>
+          <w:b/>
+        </w:rPr>
+        <w:t xml:space="preserve">Hormones</w:t>
+      </w:r>
+      <w:r>
+        <w:t xml:space="preserve"> </w:t>
+      </w:r>
+      <w:r>
+        <w:t xml:space="preserve">— Biest 80/20 — Menopause Std · Estradiol 0.1% Cream · Standard TRT — Cyp 200mg · TRT Cyp 200 — Weekly</w:t>
       </w:r>
     </w:p>
     <w:p>
@@ -11104,7 +11494,27 @@
         <w:pStyle w:val="Compact"/>
       </w:pPr>
       <w:r>
-        <w:t xml:space="preserve">TRT Cyp 200 — Weekly</w:t>
+        <w:rPr>
+          <w:bCs/>
+          <w:b/>
+        </w:rPr>
+        <w:t xml:space="preserve">Weight Management</w:t>
+      </w:r>
+      <w:r>
+        <w:t xml:space="preserve"> </w:t>
+      </w:r>
+      <w:r>
+        <w:t xml:space="preserve">—</w:t>
+      </w:r>
+      <w:r>
+        <w:t xml:space="preserve"> </w:t>
+      </w:r>
+      <w:r>
+        <w:rPr>
+          <w:bCs/>
+          <w:b/>
+        </w:rPr>
+        <w:t xml:space="preserve">Semaglutide</w:t>
       </w:r>
     </w:p>
     <w:p>
@@ -11116,7 +11526,17 @@
         <w:pStyle w:val="Compact"/>
       </w:pPr>
       <w:r>
-        <w:t xml:space="preserve">Estradiol 0.1% Cream</w:t>
+        <w:rPr>
+          <w:bCs/>
+          <w:b/>
+        </w:rPr>
+        <w:t xml:space="preserve">Sexual Health</w:t>
+      </w:r>
+      <w:r>
+        <w:t xml:space="preserve"> </w:t>
+      </w:r>
+      <w:r>
+        <w:t xml:space="preserve">— Tadalafil 10 Troche</w:t>
       </w:r>
     </w:p>
     <w:p>
@@ -11128,7 +11548,17 @@
         <w:pStyle w:val="Compact"/>
       </w:pPr>
       <w:r>
-        <w:t xml:space="preserve">LDN Starter — Titration</w:t>
+        <w:rPr>
+          <w:bCs/>
+          <w:b/>
+        </w:rPr>
+        <w:t xml:space="preserve">Longevity</w:t>
+      </w:r>
+      <w:r>
+        <w:t xml:space="preserve"> </w:t>
+      </w:r>
+      <w:r>
+        <w:t xml:space="preserve">— NAD+ Longevity</w:t>
       </w:r>
     </w:p>
     <w:p>
@@ -11140,55 +11570,33 @@
         <w:pStyle w:val="Compact"/>
       </w:pPr>
       <w:r>
-        <w:t xml:space="preserve">Biest 80/20</w:t>
-      </w:r>
-    </w:p>
-    <w:p>
-      <w:pPr>
-        <w:numPr>
-          <w:ilvl w:val="1"/>
-          <w:numId w:val="1021"/>
-        </w:numPr>
-        <w:pStyle w:val="Compact"/>
-      </w:pPr>
-      <w:r>
-        <w:t xml:space="preserve">LDN 4.5 Maintenance</w:t>
-      </w:r>
-    </w:p>
-    <w:p>
-      <w:pPr>
-        <w:numPr>
-          <w:ilvl w:val="1"/>
-          <w:numId w:val="1021"/>
-        </w:numPr>
-        <w:pStyle w:val="Compact"/>
-      </w:pPr>
-      <w:r>
-        <w:t xml:space="preserve">BPC-157 daily cycling</w:t>
-      </w:r>
-    </w:p>
-    <w:p>
-      <w:pPr>
-        <w:numPr>
-          <w:ilvl w:val="1"/>
-          <w:numId w:val="1021"/>
-        </w:numPr>
-        <w:pStyle w:val="Compact"/>
-      </w:pPr>
-      <w:r>
-        <w:t xml:space="preserve">NAD+ Longevity</w:t>
-      </w:r>
-    </w:p>
-    <w:p>
-      <w:pPr>
-        <w:numPr>
-          <w:ilvl w:val="1"/>
-          <w:numId w:val="1021"/>
-        </w:numPr>
-        <w:pStyle w:val="Compact"/>
-      </w:pPr>
-      <w:r>
-        <w:t xml:space="preserve">Tadalafil 10 Troche</w:t>
+        <w:t xml:space="preserve">LDN Starter — Titration (titration badge) and LDN 4.5 Maintenance sit in the naltrexone ingredient’s category (</w:t>
+      </w:r>
+      <w:r>
+        <w:rPr>
+          <w:bCs/>
+          <w:b/>
+        </w:rPr>
+        <w:t xml:space="preserve">Autoimmune</w:t>
+      </w:r>
+      <w:r>
+        <w:t xml:space="preserve"> </w:t>
+      </w:r>
+      <w:r>
+        <w:t xml:space="preserve">or</w:t>
+      </w:r>
+      <w:r>
+        <w:t xml:space="preserve"> </w:t>
+      </w:r>
+      <w:r>
+        <w:rPr>
+          <w:bCs/>
+          <w:b/>
+        </w:rPr>
+        <w:t xml:space="preserve">Other</w:t>
+      </w:r>
+      <w:r>
+        <w:t xml:space="preserve">, whichever the catalog carries) — read what the screen shows.</w:t>
       </w:r>
     </w:p>
     <w:p>
@@ -11199,7 +11607,89 @@
         </w:numPr>
       </w:pPr>
       <w:r>
-        <w:t xml:space="preserve">Note the titration/cycling badges on the relevant favorites (LDN Starter, BPC-157).</w:t>
+        <w:rPr>
+          <w:bCs/>
+          <w:b/>
+        </w:rPr>
+        <w:t xml:space="preserve">Read the Semaglutide card out loud.</w:t>
+      </w:r>
+      <w:r>
+        <w:t xml:space="preserve"> </w:t>
+      </w:r>
+      <w:r>
+        <w:t xml:space="preserve">One card — formulation and</w:t>
+      </w:r>
+      <w:r>
+        <w:t xml:space="preserve"> </w:t>
+      </w:r>
+      <w:r>
+        <w:rPr>
+          <w:bCs/>
+          <w:b/>
+        </w:rPr>
+        <w:t xml:space="preserve">Strive Pharmacy</w:t>
+      </w:r>
+      <w:r>
+        <w:t xml:space="preserve"> </w:t>
+      </w:r>
+      <w:r>
+        <w:t xml:space="preserve">under the name — and the clinic’s common doses written out as chips:</w:t>
+      </w:r>
+      <w:r>
+        <w:t xml:space="preserve"> </w:t>
+      </w:r>
+      <w:r>
+        <w:rPr>
+          <w:bCs/>
+          <w:b/>
+        </w:rPr>
+        <w:t xml:space="preserve">10 units (0.5 mg) weekly · 20 units (1.0 mg) weekly · 40 units (2.0 mg) weekly · Custom</w:t>
+      </w:r>
+      <w:r>
+        <w:t xml:space="preserve">. The mg is computed from the syringe units and the 5 mg/mL concentration, never typed.</w:t>
+      </w:r>
+      <w:r>
+        <w:t xml:space="preserve"> </w:t>
+      </w:r>
+      <w:r>
+        <w:rPr>
+          <w:iCs/>
+          <w:i/>
+        </w:rPr>
+        <w:t xml:space="preserve">“</w:t>
+      </w:r>
+      <w:r>
+        <w:rPr>
+          <w:iCs/>
+          <w:i/>
+        </w:rPr>
+        <w:t xml:space="preserve">You don’t save every unit dose of semaglutide as its own favorite. You save semaglutide, and the practice’s standard doses live under it.</w:t>
+      </w:r>
+      <w:r>
+        <w:rPr>
+          <w:iCs/>
+          <w:i/>
+        </w:rPr>
+        <w:t xml:space="preserve">”</w:t>
+      </w:r>
+      <w:r>
+        <w:t xml:space="preserve"> </w:t>
+      </w:r>
+      <w:r>
+        <w:t xml:space="preserve">A favorite whose dose unit the builder has no dropdown for (the estradiol cream in grams, the tadalafil troche) shows only</w:t>
+      </w:r>
+      <w:r>
+        <w:t xml:space="preserve"> </w:t>
+      </w:r>
+      <w:r>
+        <w:rPr>
+          <w:bCs/>
+          <w:b/>
+        </w:rPr>
+        <w:t xml:space="preserve">Custom</w:t>
+      </w:r>
+      <w:r>
+        <w:t xml:space="preserve">.</w:t>
       </w:r>
     </w:p>
     <w:p>
@@ -11214,40 +11704,118 @@
           <w:bCs/>
           <w:b/>
         </w:rPr>
-        <w:t xml:space="preserve">v2.17 — read one card’s dose line out loud.</w:t>
-      </w:r>
-      <w:r>
-        <w:t xml:space="preserve"> </w:t>
-      </w:r>
-      <w:r>
-        <w:t xml:space="preserve">Each card now shows the formulation, the pinned pharmacy and a dose line with the mg computed from the units — the Semaglutide favorite reads</w:t>
-      </w:r>
-      <w:r>
-        <w:t xml:space="preserve"> </w:t>
-      </w:r>
-      <w:r>
-        <w:rPr>
-          <w:bCs/>
-          <w:b/>
+        <w:t xml:space="preserve">Optional 20-second proof:</w:t>
+      </w:r>
+      <w:r>
+        <w:t xml:space="preserve"> </w:t>
+      </w:r>
+      <w:r>
+        <w:t xml:space="preserve">click</w:t>
+      </w:r>
+      <w:r>
+        <w:t xml:space="preserve"> </w:t>
+      </w:r>
+      <w:r>
+        <w:rPr>
+          <w:bCs/>
+          <w:b/>
+        </w:rPr>
+        <w:t xml:space="preserve">20 units (1.0 mg) weekly</w:t>
+      </w:r>
+      <w:r>
+        <w:t xml:space="preserve">. The panel closes and you are on the</w:t>
+      </w:r>
+      <w:r>
+        <w:t xml:space="preserve"> </w:t>
+      </w:r>
+      <w:r>
+        <w:rPr>
+          <w:bCs/>
+          <w:b/>
+        </w:rPr>
+        <w:t xml:space="preserve">dose step</w:t>
+      </w:r>
+      <w:r>
+        <w:t xml:space="preserve"> </w:t>
+      </w:r>
+      <w:r>
+        <w:t xml:space="preserve">— not a free-text box — with</w:t>
+      </w:r>
+      <w:r>
+        <w:t xml:space="preserve"> </w:t>
+      </w:r>
+      <w:r>
+        <w:rPr>
+          <w:bCs/>
+          <w:b/>
+        </w:rPr>
+        <w:t xml:space="preserve">20 · units · Once weekly · In the morning</w:t>
+      </w:r>
+      <w:r>
+        <w:t xml:space="preserve"> </w:t>
+      </w:r>
+      <w:r>
+        <w:t xml:space="preserve">already selected and the sig generated underneath.</w:t>
+      </w:r>
+      <w:r>
+        <w:t xml:space="preserve"> </w:t>
+      </w:r>
+      <w:r>
+        <w:rPr>
+          <w:iCs/>
+          <w:i/>
         </w:rPr>
         <w:t xml:space="preserve">“</w:t>
       </w:r>
       <w:r>
         <w:rPr>
-          <w:bCs/>
-          <w:b/>
-        </w:rPr>
-        <w:t xml:space="preserve">10 units (0.5 mg) weekly</w:t>
-      </w:r>
-      <w:r>
-        <w:rPr>
-          <w:bCs/>
-          <w:b/>
+          <w:iCs/>
+          <w:i/>
+        </w:rPr>
+        <w:t xml:space="preserve">If I want 25 units I change the number; the dropdowns are all still there.</w:t>
+      </w:r>
+      <w:r>
+        <w:rPr>
+          <w:iCs/>
+          <w:i/>
         </w:rPr>
         <w:t xml:space="preserve">”</w:t>
       </w:r>
       <w:r>
-        <w:t xml:space="preserve">. Point at the</w:t>
+        <w:t xml:space="preserve"> </w:t>
+      </w:r>
+      <w:r>
+        <w:t xml:space="preserve">Then retype</w:t>
+      </w:r>
+      <w:r>
+        <w:t xml:space="preserve"> </w:t>
+      </w:r>
+      <w:r>
+        <w:rPr>
+          <w:bCs/>
+          <w:b/>
+        </w:rPr>
+        <w:t xml:space="preserve">“</w:t>
+      </w:r>
+      <w:r>
+        <w:rPr>
+          <w:bCs/>
+          <w:b/>
+        </w:rPr>
+        <w:t xml:space="preserve">Sema</w:t>
+      </w:r>
+      <w:r>
+        <w:rPr>
+          <w:bCs/>
+          <w:b/>
+        </w:rPr>
+        <w:t xml:space="preserve">”</w:t>
+      </w:r>
+      <w:r>
+        <w:t xml:space="preserve"> </w:t>
+      </w:r>
+      <w:r>
+        <w:t xml:space="preserve">in the search to start step 24 clean. Point at the</w:t>
       </w:r>
       <w:r>
         <w:t xml:space="preserve"> </w:t>
@@ -11263,7 +11831,7 @@
         <w:t xml:space="preserve"> </w:t>
       </w:r>
       <w:r>
-        <w:t xml:space="preserve">checkbox (narrows the clinic-wide list to the selected provider’s own favorites) and the</w:t>
+        <w:t xml:space="preserve">checkbox (narrows the list to the selected provider’s own favorites) and the</w:t>
       </w:r>
       <w:r>
         <w:t xml:space="preserve"> </w:t>
@@ -11279,7 +11847,7 @@
         <w:t xml:space="preserve"> </w:t>
       </w:r>
       <w:r>
-        <w:t xml:space="preserve">button (closes the panel and puts the cursor in the search box — new favorites are saved with the ☆ from the builder, the price page or a Review card). Hover a card: a</w:t>
+        <w:t xml:space="preserve">button (closes the panel and puts the cursor in the search box). Hover a card: the</w:t>
       </w:r>
       <w:r>
         <w:t xml:space="preserve"> </w:t>
@@ -11295,7 +11863,7 @@
         <w:t xml:space="preserve"> </w:t>
       </w:r>
       <w:r>
-        <w:t xml:space="preserve">opens an inline editor (name, dose, frequency, pharmacy) and the</w:t>
+        <w:t xml:space="preserve">edits the name, pharmacy, who it is for and the list of doses (add, remove, change — each dose previews its mg); the</w:t>
       </w:r>
       <w:r>
         <w:t xml:space="preserve"> </w:t>
@@ -11311,116 +11879,41 @@
         <w:t xml:space="preserve"> </w:t>
       </w:r>
       <w:r>
-        <w:t xml:space="preserve">icon still asks for a confirm before removing the favorite for the whole clinic. If you want a 10-second proof that the mg is arithmetic, click the pencil on the Semaglutide favorite, change</w:t>
-      </w:r>
-      <w:r>
-        <w:t xml:space="preserve"> </w:t>
-      </w:r>
-      <w:r>
-        <w:rPr>
-          <w:bCs/>
-          <w:b/>
-        </w:rPr>
-        <w:t xml:space="preserve">10</w:t>
-      </w:r>
-      <w:r>
-        <w:t xml:space="preserve"> </w:t>
-      </w:r>
-      <w:r>
-        <w:t xml:space="preserve">to</w:t>
-      </w:r>
-      <w:r>
-        <w:t xml:space="preserve"> </w:t>
-      </w:r>
-      <w:r>
-        <w:rPr>
-          <w:bCs/>
-          <w:b/>
-        </w:rPr>
-        <w:t xml:space="preserve">20</w:t>
-      </w:r>
-      <w:r>
-        <w:t xml:space="preserve">, and watch the preview line read</w:t>
-      </w:r>
-      <w:r>
-        <w:t xml:space="preserve"> </w:t>
-      </w:r>
-      <w:r>
-        <w:rPr>
-          <w:bCs/>
-          <w:b/>
-        </w:rPr>
+        <w:t xml:space="preserve">icon still asks for a confirm before removing the favorite for the whole clinic.</w:t>
+      </w:r>
+    </w:p>
+    <w:p>
+      <w:pPr>
+        <w:pStyle w:val="BlockText"/>
+      </w:pPr>
+      <w:r>
         <w:t xml:space="preserve">“</w:t>
       </w:r>
       <w:r>
-        <w:rPr>
-          <w:bCs/>
-          <w:b/>
-        </w:rPr>
-        <w:t xml:space="preserve">20 units (1.0 mg) weekly</w:t>
-      </w:r>
-      <w:r>
-        <w:rPr>
-          <w:bCs/>
-          <w:b/>
-        </w:rPr>
+        <w:t xml:space="preserve">Provider favorites let you reorder common prescriptions in one click. Pick the drug, pick the dose — and you land on the dose step with every dropdown already set, so the provider can still adjust anything before going to pricing. Nothing is retyped and nothing is a free-text sig.</w:t>
+      </w:r>
+      <w:r>
         <w:t xml:space="preserve">”</w:t>
       </w:r>
-      <w:r>
-        <w:t xml:space="preserve"> </w:t>
-      </w:r>
-      <w:r>
-        <w:t xml:space="preserve">— then</w:t>
-      </w:r>
-      <w:r>
-        <w:t xml:space="preserve"> </w:t>
-      </w:r>
-      <w:r>
-        <w:rPr>
-          <w:bCs/>
-          <w:b/>
-        </w:rPr>
-        <w:t xml:space="preserve">Cancel</w:t>
-      </w:r>
-      <w:r>
-        <w:t xml:space="preserve"> </w:t>
-      </w:r>
-      <w:r>
-        <w:t xml:space="preserve">so the demo data stays as scripted.</w:t>
-      </w:r>
     </w:p>
     <w:p>
       <w:pPr>
         <w:pStyle w:val="BlockText"/>
       </w:pPr>
       <w:r>
+        <w:rPr>
+          <w:bCs/>
+          <w:b/>
+        </w:rPr>
+        <w:t xml:space="preserve">Presenter line — say this before they ask:</w:t>
+      </w:r>
+      <w:r>
+        <w:t xml:space="preserve"> </w:t>
+      </w:r>
+      <w:r>
         <w:t xml:space="preserve">“</w:t>
       </w:r>
       <w:r>
-        <w:t xml:space="preserve">Provider favorites let you reorder common prescriptions in one click. No searching, no configuring — just click and go straight to pricing. Clicking a favorite lands directly on the margin page with the live wholesale price and the saved sig carried over.</w:t>
-      </w:r>
-      <w:r>
-        <w:t xml:space="preserve">”</w:t>
-      </w:r>
-    </w:p>
-    <w:p>
-      <w:pPr>
-        <w:pStyle w:val="BlockText"/>
-      </w:pPr>
-      <w:r>
-        <w:rPr>
-          <w:bCs/>
-          <w:b/>
-        </w:rPr>
-        <w:t xml:space="preserve">Presenter line — say this before they ask:</w:t>
-      </w:r>
-      <w:r>
-        <w:t xml:space="preserve"> </w:t>
-      </w:r>
-      <w:r>
-        <w:t xml:space="preserve">“</w:t>
-      </w:r>
-      <w:r>
         <w:t xml:space="preserve">You’ll notice favorites here that Dr. Chen didn’t save. Favorites are</w:t>
       </w:r>
       <w:r>
@@ -11434,7 +11927,7 @@
         <w:t xml:space="preserve">clinic-wide</w:t>
       </w:r>
       <w:r>
-        <w:t xml:space="preserve">, not per-doctor — Dr. Patel’s TRT setups and Dr. Rodriguez’s BHRT setups show up here too, ordered by how often the clinic actually uses them. That’s intentional. When a new provider joins a practice, they inherit the practice’s prescribing patterns on day one instead of rebuilding them from scratch.</w:t>
+        <w:t xml:space="preserve">, not per-provider — Dr. Patel’s TRT setups and Dr. Rodriguez’s BHRT setups show up here too, grouped by category. That’s intentional. When a new provider joins a practice, they inherit the practice’s prescribing patterns on day one instead of rebuilding them from scratch.</w:t>
       </w:r>
       <w:r>
         <w:t xml:space="preserve">”</w:t>
@@ -13283,62 +13776,39 @@
     <w:p>
       <w:pPr>
         <w:numPr>
-          <w:ilvl w:val="0"/>
-          <w:numId w:val="1025"/>
+          <w:ilvl w:val="1"/>
+          <w:numId w:val="1026"/>
         </w:numPr>
         <w:pStyle w:val="Compact"/>
       </w:pPr>
       <w:r>
-        <w:t xml:space="preserve">Set dose:</w:t>
-      </w:r>
-      <w:r>
-        <w:t xml:space="preserve"> </w:t>
-      </w:r>
-      <w:r>
-        <w:rPr>
-          <w:bCs/>
-          <w:b/>
-        </w:rPr>
-        <w:t xml:space="preserve">10 units</w:t>
-      </w:r>
-      <w:r>
-        <w:t xml:space="preserve">, frequency:</w:t>
-      </w:r>
-      <w:r>
-        <w:t xml:space="preserve"> </w:t>
-      </w:r>
-      <w:r>
-        <w:rPr>
-          <w:bCs/>
-          <w:b/>
-        </w:rPr>
-        <w:t xml:space="preserve">Once weekly</w:t>
-      </w:r>
-      <w:r>
-        <w:t xml:space="preserve">, timing:</w:t>
-      </w:r>
-      <w:r>
-        <w:t xml:space="preserve"> </w:t>
-      </w:r>
-      <w:r>
-        <w:rPr>
-          <w:bCs/>
-          <w:b/>
-        </w:rPr>
-        <w:t xml:space="preserve">In the morning</w:t>
-      </w:r>
-      <w:r>
-        <w:t xml:space="preserve">, duration:</w:t>
-      </w:r>
-      <w:r>
-        <w:t xml:space="preserve"> </w:t>
-      </w:r>
-      <w:r>
-        <w:rPr>
-          <w:bCs/>
-          <w:b/>
-        </w:rPr>
-        <w:t xml:space="preserve">For 30 days</w:t>
+        <w:rPr>
+          <w:bCs/>
+          <w:b/>
+        </w:rPr>
+        <w:t xml:space="preserve">v2.21:</w:t>
+      </w:r>
+      <w:r>
+        <w:t xml:space="preserve"> </w:t>
+      </w:r>
+      <w:r>
+        <w:t xml:space="preserve">a</w:t>
+      </w:r>
+      <w:r>
+        <w:t xml:space="preserve"> </w:t>
+      </w:r>
+      <w:r>
+        <w:rPr>
+          <w:bCs/>
+          <w:b/>
+        </w:rPr>
+        <w:t xml:space="preserve">Common doses</w:t>
+      </w:r>
+      <w:r>
+        <w:t xml:space="preserve"> </w:t>
+      </w:r>
+      <w:r>
+        <w:t xml:space="preserve">row of chips above the dose fields — the clinic’s saved Semaglutide doses (10 / 20 / 40 units). A chip fills every dropdown; typing your own dose still works. For the script, set the fields by hand as in step 27.</w:t>
       </w:r>
     </w:p>
     <w:p>
@@ -13350,6 +13820,67 @@
         <w:pStyle w:val="Compact"/>
       </w:pPr>
       <w:r>
+        <w:t xml:space="preserve">Set dose:</w:t>
+      </w:r>
+      <w:r>
+        <w:t xml:space="preserve"> </w:t>
+      </w:r>
+      <w:r>
+        <w:rPr>
+          <w:bCs/>
+          <w:b/>
+        </w:rPr>
+        <w:t xml:space="preserve">10 units</w:t>
+      </w:r>
+      <w:r>
+        <w:t xml:space="preserve">, frequency:</w:t>
+      </w:r>
+      <w:r>
+        <w:t xml:space="preserve"> </w:t>
+      </w:r>
+      <w:r>
+        <w:rPr>
+          <w:bCs/>
+          <w:b/>
+        </w:rPr>
+        <w:t xml:space="preserve">Once weekly</w:t>
+      </w:r>
+      <w:r>
+        <w:t xml:space="preserve">, timing:</w:t>
+      </w:r>
+      <w:r>
+        <w:t xml:space="preserve"> </w:t>
+      </w:r>
+      <w:r>
+        <w:rPr>
+          <w:bCs/>
+          <w:b/>
+        </w:rPr>
+        <w:t xml:space="preserve">In the morning</w:t>
+      </w:r>
+      <w:r>
+        <w:t xml:space="preserve">, duration:</w:t>
+      </w:r>
+      <w:r>
+        <w:t xml:space="preserve"> </w:t>
+      </w:r>
+      <w:r>
+        <w:rPr>
+          <w:bCs/>
+          <w:b/>
+        </w:rPr>
+        <w:t xml:space="preserve">For 30 days</w:t>
+      </w:r>
+    </w:p>
+    <w:p>
+      <w:pPr>
+        <w:numPr>
+          <w:ilvl w:val="0"/>
+          <w:numId w:val="1025"/>
+        </w:numPr>
+        <w:pStyle w:val="Compact"/>
+      </w:pPr>
+      <w:r>
         <w:rPr>
           <w:bCs/>
           <w:b/>
@@ -13707,13 +14238,13 @@
           <w:bCs/>
           <w:b/>
         </w:rPr>
-        <w:t xml:space="preserve">v2.17:</w:t>
-      </w:r>
-      <w:r>
-        <w:t xml:space="preserve"> </w:t>
-      </w:r>
-      <w:r>
-        <w:t xml:space="preserve">clicking it opens a name field already filled in as</w:t>
+        <w:t xml:space="preserve">v2.21:</w:t>
+      </w:r>
+      <w:r>
+        <w:t xml:space="preserve"> </w:t>
+      </w:r>
+      <w:r>
+        <w:t xml:space="preserve">clicking it opens a name field already filled in with the drug,</w:t>
       </w:r>
       <w:r>
         <w:t xml:space="preserve"> </w:t>
@@ -13730,7 +14261,7 @@
           <w:bCs/>
           <w:b/>
         </w:rPr>
-        <w:t xml:space="preserve">Semaglutide Injectable 5 mg/mL 10 units weekly</w:t>
+        <w:t xml:space="preserve">Semaglutide Injectable 5 mg/mL</w:t>
       </w:r>
       <w:r>
         <w:rPr>
@@ -13740,10 +14271,36 @@
         <w:t xml:space="preserve">”</w:t>
       </w:r>
       <w:r>
-        <w:t xml:space="preserve"> </w:t>
-      </w:r>
-      <w:r>
-        <w:t xml:space="preserve">(drug, dose, frequency); the same ☆ appears again on the price page and on every Review card, so a favorite can be saved at whichever point the provider decides it is worth keeping. Don’t save one during the scripted run — the seeded list is what the Favorites beat counts on.</w:t>
+        <w:t xml:space="preserve">, and a choice of</w:t>
+      </w:r>
+      <w:r>
+        <w:t xml:space="preserve"> </w:t>
+      </w:r>
+      <w:r>
+        <w:rPr>
+          <w:bCs/>
+          <w:b/>
+        </w:rPr>
+        <w:t xml:space="preserve">For the practice</w:t>
+      </w:r>
+      <w:r>
+        <w:t xml:space="preserve"> </w:t>
+      </w:r>
+      <w:r>
+        <w:t xml:space="preserve">(selected) or</w:t>
+      </w:r>
+      <w:r>
+        <w:t xml:space="preserve"> </w:t>
+      </w:r>
+      <w:r>
+        <w:rPr>
+          <w:bCs/>
+          <w:b/>
+        </w:rPr>
+        <w:t xml:space="preserve">Only for Alex Demo</w:t>
+      </w:r>
+      <w:r>
+        <w:t xml:space="preserve">; saving adds this dose as a chip under the clinic’s existing card for that drug and pharmacy, or creates the card. The same ☆ appears again on the price page and on every Review card, so a favorite can be saved at whichever point the provider decides it is worth keeping. Don’t save one during the scripted run — the seeded list is what the Favorites beat counts on.</w:t>
       </w:r>
     </w:p>
     <w:p>
@@ -29011,34 +29568,7 @@
     </w:lvlOverride>
   </w:num>
   <w:num w:numId="1021">
-    <w:abstractNumId w:val="99411"/>
-    <w:lvlOverride w:ilvl="0">
-      <w:startOverride w:val="1"/>
-    </w:lvlOverride>
-    <w:lvlOverride w:ilvl="1">
-      <w:startOverride w:val="1"/>
-    </w:lvlOverride>
-    <w:lvlOverride w:ilvl="2">
-      <w:startOverride w:val="1"/>
-    </w:lvlOverride>
-    <w:lvlOverride w:ilvl="3">
-      <w:startOverride w:val="1"/>
-    </w:lvlOverride>
-    <w:lvlOverride w:ilvl="4">
-      <w:startOverride w:val="1"/>
-    </w:lvlOverride>
-    <w:lvlOverride w:ilvl="5">
-      <w:startOverride w:val="1"/>
-    </w:lvlOverride>
-    <w:lvlOverride w:ilvl="6">
-      <w:startOverride w:val="1"/>
-    </w:lvlOverride>
-    <w:lvlOverride w:ilvl="7">
-      <w:startOverride w:val="1"/>
-    </w:lvlOverride>
-    <w:lvlOverride w:ilvl="8">
-      <w:startOverride w:val="1"/>
-    </w:lvlOverride>
+    <w:abstractNumId w:val="991"/>
   </w:num>
   <w:num w:numId="1022">
     <w:abstractNumId w:val="994114"/>

--- a/docs/archive/source/POC-DEMO-DETAILED.docx
+++ b/docs/archive/source/POC-DEMO-DETAILED.docx
@@ -26,7 +26,7 @@
         <w:t xml:space="preserve"> </w:t>
       </w:r>
       <w:r>
-        <w:t xml:space="preserve">2.21 |</w:t>
+        <w:t xml:space="preserve">2.22 |</w:t>
       </w:r>
       <w:r>
         <w:t xml:space="preserve"> </w:t>
@@ -42,7 +42,7 @@
         <w:t xml:space="preserve"> </w:t>
       </w:r>
       <w:r>
-        <w:t xml:space="preserve">September 17, 2026</w:t>
+        <w:t xml:space="preserve">September 18, 2026</w:t>
       </w:r>
       <w:r>
         <w:t xml:space="preserve"> </w:t>
@@ -75,6 +75,70 @@
       </w:r>
       <w:r>
         <w:t xml:space="preserve">30–45 minutes (with discussion)</w:t>
+      </w:r>
+    </w:p>
+    <w:p>
+      <w:pPr>
+        <w:pStyle w:val="BlockText"/>
+      </w:pPr>
+      <w:r>
+        <w:rPr>
+          <w:bCs/>
+          <w:b/>
+        </w:rPr>
+        <w:t xml:space="preserve">What’s new in v2.22 (2026-09-18):</w:t>
+      </w:r>
+      <w:r>
+        <w:t xml:space="preserve"> </w:t>
+      </w:r>
+      <w:r>
+        <w:rPr>
+          <w:bCs/>
+          <w:b/>
+        </w:rPr>
+        <w:t xml:space="preserve">WO-101b — a pharmacy lists only the vial sizes it prices.</w:t>
+      </w:r>
+      <w:r>
+        <w:t xml:space="preserve"> </w:t>
+      </w:r>
+      <w:r>
+        <w:t xml:space="preserve">Found on prod: Quick Rx’s option card read</w:t>
+      </w:r>
+      <w:r>
+        <w:t xml:space="preserve"> </w:t>
+      </w:r>
+      <w:r>
+        <w:t xml:space="preserve">“</w:t>
+      </w:r>
+      <w:r>
+        <w:t xml:space="preserve">3 × 1 mL vials · Available: 1 mL vial, 3 mL vial</w:t>
+      </w:r>
+      <w:r>
+        <w:t xml:space="preserve">”</w:t>
+      </w:r>
+      <w:r>
+        <w:t xml:space="preserve"> </w:t>
+      </w:r>
+      <w:r>
+        <w:t xml:space="preserve">for Semaglutide 20 units weekly for 90 days, but no 3 mL vial had a price. The size list and the suggestion now come from the same place — the pharmacy’s priced packages — so a pharmacy with one priced vial shows</w:t>
+      </w:r>
+      <w:r>
+        <w:t xml:space="preserve"> </w:t>
+      </w:r>
+      <w:r>
+        <w:t xml:space="preserve">“</w:t>
+      </w:r>
+      <w:r>
+        <w:t xml:space="preserve">Available: 1 mL vial</w:t>
+      </w:r>
+      <w:r>
+        <w:t xml:space="preserve">”</w:t>
+      </w:r>
+      <w:r>
+        <w:t xml:space="preserve"> </w:t>
+      </w:r>
+      <w:r>
+        <w:t xml:space="preserve">and nothing else, and no size without a known price is shown, selectable or suggested. Strive (three priced vials) is unchanged. Step 30 updated.</w:t>
       </w:r>
     </w:p>
     <w:p>
@@ -14138,25 +14202,77 @@
         <w:t xml:space="preserve"> </w:t>
       </w:r>
       <w:r>
-        <w:t xml:space="preserve">(Other pharmacies that list one price for every size still show their</w:t>
-      </w:r>
-      <w:r>
-        <w:t xml:space="preserve"> </w:t>
-      </w:r>
-      <w:r>
+        <w:t xml:space="preserve">(</w:t>
+      </w:r>
+      <w:r>
+        <w:rPr>
+          <w:bCs/>
+          <w:b/>
+        </w:rPr>
+        <w:t xml:space="preserve">v2.22:</w:t>
+      </w:r>
+      <w:r>
+        <w:t xml:space="preserve"> </w:t>
+      </w:r>
+      <w:r>
+        <w:t xml:space="preserve">a pharmacy with a single priced vial shows</w:t>
+      </w:r>
+      <w:r>
+        <w:t xml:space="preserve"> </w:t>
+      </w:r>
+      <w:r>
+        <w:rPr>
+          <w:bCs/>
+          <w:b/>
+        </w:rPr>
         <w:t xml:space="preserve">“</w:t>
       </w:r>
       <w:r>
-        <w:t xml:space="preserve">Available:</w:t>
-      </w:r>
-      <w:r>
+        <w:rPr>
+          <w:bCs/>
+          <w:b/>
+        </w:rPr>
+        <w:t xml:space="preserve">Available: 1 mL vial</w:t>
+      </w:r>
+      <w:r>
+        <w:rPr>
+          <w:bCs/>
+          <w:b/>
+        </w:rPr>
         <w:t xml:space="preserve">”</w:t>
       </w:r>
       <w:r>
         <w:t xml:space="preserve"> </w:t>
       </w:r>
       <w:r>
-        <w:t xml:space="preserve">list.)</w:t>
+        <w:t xml:space="preserve">— only the size it actually prices. Sizes a pharmacy lists without a price are never shown or suggested; for a larger dose it suggests several of its priced vial, e.g. Quick Rx at 20 units weekly for 90 days reads</w:t>
+      </w:r>
+      <w:r>
+        <w:t xml:space="preserve"> </w:t>
+      </w:r>
+      <w:r>
+        <w:rPr>
+          <w:bCs/>
+          <w:b/>
+        </w:rPr>
+        <w:t xml:space="preserve">“</w:t>
+      </w:r>
+      <w:r>
+        <w:rPr>
+          <w:bCs/>
+          <w:b/>
+        </w:rPr>
+        <w:t xml:space="preserve">3 × 1 mL vials · $285.00</w:t>
+      </w:r>
+      <w:r>
+        <w:rPr>
+          <w:bCs/>
+          <w:b/>
+        </w:rPr>
+        <w:t xml:space="preserve">”</w:t>
+      </w:r>
+      <w:r>
+        <w:t xml:space="preserve">.)</w:t>
       </w:r>
     </w:p>
     <w:p>

--- a/docs/archive/source/POC-DEMO-DETAILED.docx
+++ b/docs/archive/source/POC-DEMO-DETAILED.docx
@@ -14003,7 +14003,17 @@
         <w:t xml:space="preserve"> </w:t>
       </w:r>
       <w:r>
-        <w:t xml:space="preserve">— click</w:t>
+        <w:t xml:space="preserve">(</w:t>
+      </w:r>
+      <w:r>
+        <w:rPr>
+          <w:bCs/>
+          <w:b/>
+        </w:rPr>
+        <w:t xml:space="preserve">v2.23 / WO-105</w:t>
+      </w:r>
+      <w:r>
+        <w:t xml:space="preserve">) — click the</w:t>
       </w:r>
       <w:r>
         <w:t xml:space="preserve"> </w:t>
@@ -14021,7 +14031,116 @@
         <w:t xml:space="preserve"> </w:t>
       </w:r>
       <w:r>
-        <w:t xml:space="preserve">toggle. Point out the amber panel with Start at / Increase by / Every / Up to fields</w:t>
+        <w:t xml:space="preserve">toggle. The amber panel is now a</w:t>
+      </w:r>
+      <w:r>
+        <w:t xml:space="preserve"> </w:t>
+      </w:r>
+      <w:r>
+        <w:rPr>
+          <w:bCs/>
+          <w:b/>
+        </w:rPr>
+        <w:t xml:space="preserve">step table</w:t>
+      </w:r>
+      <w:r>
+        <w:t xml:space="preserve">: one row per dose change, each with dose, unit, frequency and weeks, plus</w:t>
+      </w:r>
+      <w:r>
+        <w:t xml:space="preserve"> </w:t>
+      </w:r>
+      <w:r>
+        <w:rPr>
+          <w:bCs/>
+          <w:b/>
+        </w:rPr>
+        <w:t xml:space="preserve">+ Add step</w:t>
+      </w:r>
+      <w:r>
+        <w:t xml:space="preserve"> </w:t>
+      </w:r>
+      <w:r>
+        <w:t xml:space="preserve">and</w:t>
+      </w:r>
+      <w:r>
+        <w:t xml:space="preserve"> </w:t>
+      </w:r>
+      <w:r>
+        <w:rPr>
+          <w:bCs/>
+          <w:b/>
+        </w:rPr>
+        <w:t xml:space="preserve">Remove</w:t>
+      </w:r>
+      <w:r>
+        <w:t xml:space="preserve">. Enter 10 units weekly for 4 weeks, add a step at 20 units for 4 weeks, add a third at 40 units for 4 weeks. Each row shows its own quantity —</w:t>
+      </w:r>
+      <w:r>
+        <w:t xml:space="preserve"> </w:t>
+      </w:r>
+      <w:r>
+        <w:rPr>
+          <w:bCs/>
+          <w:b/>
+        </w:rPr>
+        <w:t xml:space="preserve">0.4 mL / 0.8 mL / 1.6 mL</w:t>
+      </w:r>
+      <w:r>
+        <w:t xml:space="preserve"> </w:t>
+      </w:r>
+      <w:r>
+        <w:t xml:space="preserve">— and the panel totals</w:t>
+      </w:r>
+      <w:r>
+        <w:t xml:space="preserve"> </w:t>
+      </w:r>
+      <w:r>
+        <w:rPr>
+          <w:bCs/>
+          <w:b/>
+        </w:rPr>
+        <w:t xml:space="preserve">“</w:t>
+      </w:r>
+      <w:r>
+        <w:rPr>
+          <w:bCs/>
+          <w:b/>
+        </w:rPr>
+        <w:t xml:space="preserve">Total 2.8 mL over 84 days</w:t>
+      </w:r>
+      <w:r>
+        <w:rPr>
+          <w:bCs/>
+          <w:b/>
+        </w:rPr>
+        <w:t xml:space="preserve">”</w:t>
+      </w:r>
+      <w:r>
+        <w:t xml:space="preserve">. The single Dose and Duration fields disappear in this mode: the steps are the dose and the duration. The sig reads</w:t>
+      </w:r>
+      <w:r>
+        <w:t xml:space="preserve"> </w:t>
+      </w:r>
+      <w:r>
+        <w:rPr>
+          <w:bCs/>
+          <w:b/>
+        </w:rPr>
+        <w:t xml:space="preserve">“</w:t>
+      </w:r>
+      <w:r>
+        <w:rPr>
+          <w:bCs/>
+          <w:b/>
+        </w:rPr>
+        <w:t xml:space="preserve">Weeks 1–4: inject 10 units subcutaneous once weekly. Weeks 5–8: … Total dispense 2.8 mL over 84 days.</w:t>
+      </w:r>
+      <w:r>
+        <w:rPr>
+          <w:bCs/>
+          <w:b/>
+        </w:rPr>
+        <w:t xml:space="preserve">”</w:t>
       </w:r>
     </w:p>
     <w:p>
@@ -14032,7 +14151,7 @@
         <w:t xml:space="preserve">“</w:t>
       </w:r>
       <w:r>
-        <w:t xml:space="preserve">For titration protocols like LDN, the provider sets start dose, increment, interval, and target. The sig generates:</w:t>
+        <w:t xml:space="preserve">This is what a titration actually is — do this for the first four weeks, then this for the next four. The app adds it up: 2.8 mL, not the 4.8 mL you’d dispense if you wrote the script at the top dose for twelve weeks, which is what providers do today when the software can’t take a schedule. The pharmacy gets the steps as fields, not a free-text</w:t>
       </w:r>
       <w:r>
         <w:t xml:space="preserve"> </w:t>
@@ -14041,7 +14160,7 @@
         <w:t xml:space="preserve">‘</w:t>
       </w:r>
       <w:r>
-        <w:t xml:space="preserve">Take 0.1mL by mouth at bedtime. Titrate up by 0.1mL every 3-4 days as tolerated up to 0.5mL.</w:t>
+        <w:t xml:space="preserve">titrate up as tolerated</w:t>
       </w:r>
       <w:r>
         <w:t xml:space="preserve">’</w:t>
@@ -14050,10 +14169,50 @@
         <w:t xml:space="preserve"> </w:t>
       </w:r>
       <w:r>
-        <w:t xml:space="preserve">No competitor has this.</w:t>
+        <w:t xml:space="preserve">line they push back on, and the patient sees the same schedule in plain language at checkout with the total restated at the bottom.</w:t>
       </w:r>
       <w:r>
         <w:t xml:space="preserve">”</w:t>
+      </w:r>
+    </w:p>
+    <w:p>
+      <w:pPr>
+        <w:pStyle w:val="FirstParagraph"/>
+      </w:pPr>
+      <w:r>
+        <w:t xml:space="preserve">Two things worth showing if asked: applying the</w:t>
+      </w:r>
+      <w:r>
+        <w:t xml:space="preserve"> </w:t>
+      </w:r>
+      <w:r>
+        <w:rPr>
+          <w:bCs/>
+          <w:b/>
+        </w:rPr>
+        <w:t xml:space="preserve">LDN Starter — Titration</w:t>
+      </w:r>
+      <w:r>
+        <w:t xml:space="preserve"> </w:t>
+      </w:r>
+      <w:r>
+        <w:t xml:space="preserve">favorite re-opens the step table with its steps (before v2.23 it silently flattened to a standard sig), and entering steps that cross capsule strengths — ketotifen 0.1 mg then 0.5 mg — is</w:t>
+      </w:r>
+      <w:r>
+        <w:t xml:space="preserve"> </w:t>
+      </w:r>
+      <w:r>
+        <w:rPr>
+          <w:bCs/>
+          <w:b/>
+        </w:rPr>
+        <w:t xml:space="preserve">refused</w:t>
+      </w:r>
+      <w:r>
+        <w:t xml:space="preserve"> </w:t>
+      </w:r>
+      <w:r>
+        <w:t xml:space="preserve">with a message to add a second line, because those are two compounded products at two prices. It never quietly computes one wrong quantity.</w:t>
       </w:r>
     </w:p>
     <w:p>

--- a/docs/archive/source/POC-DEMO-DETAILED.docx
+++ b/docs/archive/source/POC-DEMO-DETAILED.docx
@@ -26,7 +26,7 @@
         <w:t xml:space="preserve"> </w:t>
       </w:r>
       <w:r>
-        <w:t xml:space="preserve">2.22 |</w:t>
+        <w:t xml:space="preserve">2.24 |</w:t>
       </w:r>
       <w:r>
         <w:t xml:space="preserve"> </w:t>
@@ -42,7 +42,7 @@
         <w:t xml:space="preserve"> </w:t>
       </w:r>
       <w:r>
-        <w:t xml:space="preserve">September 18, 2026</w:t>
+        <w:t xml:space="preserve">September 23, 2026</w:t>
       </w:r>
       <w:r>
         <w:t xml:space="preserve"> </w:t>
@@ -75,6 +75,336 @@
       </w:r>
       <w:r>
         <w:t xml:space="preserve">30–45 minutes (with discussion)</w:t>
+      </w:r>
+    </w:p>
+    <w:p>
+      <w:pPr>
+        <w:pStyle w:val="BlockText"/>
+      </w:pPr>
+      <w:r>
+        <w:rPr>
+          <w:bCs/>
+          <w:b/>
+        </w:rPr>
+        <w:t xml:space="preserve">What’s new in v2.24 (2026-09-23):</w:t>
+      </w:r>
+      <w:r>
+        <w:t xml:space="preserve"> </w:t>
+      </w:r>
+      <w:r>
+        <w:rPr>
+          <w:bCs/>
+          <w:b/>
+        </w:rPr>
+        <w:t xml:space="preserve">WO-99 — Sign all at once</w:t>
+      </w:r>
+      <w:r>
+        <w:t xml:space="preserve"> </w:t>
+      </w:r>
+      <w:r>
+        <w:t xml:space="preserve">(Gina Rooks, 2026-09-11: sign all of a patient’s prescriptions at once). Still three steps; nothing new to type. (a)</w:t>
+      </w:r>
+      <w:r>
+        <w:t xml:space="preserve"> </w:t>
+      </w:r>
+      <w:r>
+        <w:rPr>
+          <w:bCs/>
+          <w:b/>
+        </w:rPr>
+        <w:t xml:space="preserve">Drafts tab (step 51)</w:t>
+      </w:r>
+      <w:r>
+        <w:t xml:space="preserve"> </w:t>
+      </w:r>
+      <w:r>
+        <w:t xml:space="preserve">— a</w:t>
+      </w:r>
+      <w:r>
+        <w:t xml:space="preserve"> </w:t>
+      </w:r>
+      <w:r>
+        <w:rPr>
+          <w:bCs/>
+          <w:b/>
+        </w:rPr>
+        <w:t xml:space="preserve">Sign all (N)</w:t>
+      </w:r>
+      <w:r>
+        <w:t xml:space="preserve"> </w:t>
+      </w:r>
+      <w:r>
+        <w:t xml:space="preserve">button above the table, counting only the drafts the signed-in provider is the signer of, plus a checkbox on each of those rows and a</w:t>
+      </w:r>
+      <w:r>
+        <w:t xml:space="preserve"> </w:t>
+      </w:r>
+      <w:r>
+        <w:rPr>
+          <w:bCs/>
+          <w:b/>
+        </w:rPr>
+        <w:t xml:space="preserve">Sign selected (k)</w:t>
+      </w:r>
+      <w:r>
+        <w:t xml:space="preserve"> </w:t>
+      </w:r>
+      <w:r>
+        <w:t xml:space="preserve">button. Another provider’s draft has no checkbox and is not counted: it goes through</w:t>
+      </w:r>
+      <w:r>
+        <w:t xml:space="preserve"> </w:t>
+      </w:r>
+      <w:r>
+        <w:rPr>
+          <w:bCs/>
+          <w:b/>
+        </w:rPr>
+        <w:t xml:space="preserve">Sign as me</w:t>
+      </w:r>
+      <w:r>
+        <w:t xml:space="preserve"> </w:t>
+      </w:r>
+      <w:r>
+        <w:t xml:space="preserve">first. (b)</w:t>
+      </w:r>
+      <w:r>
+        <w:t xml:space="preserve"> </w:t>
+      </w:r>
+      <w:r>
+        <w:rPr>
+          <w:bCs/>
+          <w:b/>
+        </w:rPr>
+        <w:t xml:space="preserve">One page, one pad, one click (steps 52–55)</w:t>
+      </w:r>
+      <w:r>
+        <w:t xml:space="preserve"> </w:t>
+      </w:r>
+      <w:r>
+        <w:t xml:space="preserve">—</w:t>
+      </w:r>
+      <w:r>
+        <w:t xml:space="preserve"> </w:t>
+      </w:r>
+      <w:r>
+        <w:rPr>
+          <w:rStyle w:val="VerbatimChar"/>
+        </w:rPr>
+        <w:t xml:space="preserve">/new-prescription/sign?orders=…</w:t>
+      </w:r>
+      <w:r>
+        <w:t xml:space="preserve"> </w:t>
+      </w:r>
+      <w:r>
+        <w:t xml:space="preserve">lists the selected drafts under their patient, each with its Rx details collapsed, the patient’s allergy status and the drug interaction check across that patient’s selected prescriptions, the totals with</w:t>
+      </w:r>
+      <w:r>
+        <w:t xml:space="preserve"> </w:t>
+      </w:r>
+      <w:r>
+        <w:rPr>
+          <w:bCs/>
+          <w:b/>
+        </w:rPr>
+        <w:t xml:space="preserve">shipping once per pharmacy</w:t>
+      </w:r>
+      <w:r>
+        <w:t xml:space="preserve">, one signature pad and one</w:t>
+      </w:r>
+      <w:r>
+        <w:t xml:space="preserve"> </w:t>
+      </w:r>
+      <w:r>
+        <w:rPr>
+          <w:bCs/>
+          <w:b/>
+        </w:rPr>
+        <w:t xml:space="preserve">Sign &amp; Send N Prescriptions</w:t>
+      </w:r>
+      <w:r>
+        <w:t xml:space="preserve">. A Schedule III line asks for the</w:t>
+      </w:r>
+      <w:r>
+        <w:t xml:space="preserve"> </w:t>
+      </w:r>
+      <w:r>
+        <w:rPr>
+          <w:bCs/>
+          <w:b/>
+        </w:rPr>
+        <w:t xml:space="preserve">authenticator code once for the whole batch</w:t>
+      </w:r>
+      <w:r>
+        <w:t xml:space="preserve">; Cancel signs nothing. (c)</w:t>
+      </w:r>
+      <w:r>
+        <w:t xml:space="preserve"> </w:t>
+      </w:r>
+      <w:r>
+        <w:rPr>
+          <w:bCs/>
+          <w:b/>
+        </w:rPr>
+        <w:t xml:space="preserve">All or nothing</w:t>
+      </w:r>
+      <w:r>
+        <w:t xml:space="preserve"> </w:t>
+      </w:r>
+      <w:r>
+        <w:t xml:space="preserve">— every line is checked before anything is signed. A line that cannot be sent (a pharmacy price that moved since the draft was saved, a price below cost, a missing diagnosis or clinical difference, a check that could not run) is named on its line, and Sign &amp; Send stays off for the whole batch. (d)</w:t>
+      </w:r>
+      <w:r>
+        <w:t xml:space="preserve"> </w:t>
+      </w:r>
+      <w:r>
+        <w:rPr>
+          <w:bCs/>
+          <w:b/>
+        </w:rPr>
+        <w:t xml:space="preserve">One payment link per patient</w:t>
+      </w:r>
+      <w:r>
+        <w:t xml:space="preserve"> </w:t>
+      </w:r>
+      <w:r>
+        <w:t xml:space="preserve">— the patient’s signed prescriptions form one payment group at signing: the drawer already shows</w:t>
+      </w:r>
+      <w:r>
+        <w:t xml:space="preserve"> </w:t>
+      </w:r>
+      <w:r>
+        <w:rPr>
+          <w:bCs/>
+          <w:b/>
+        </w:rPr>
+        <w:t xml:space="preserve">“</w:t>
+      </w:r>
+      <w:r>
+        <w:rPr>
+          <w:bCs/>
+          <w:b/>
+        </w:rPr>
+        <w:t xml:space="preserve">Part of a Payment Bundle</w:t>
+      </w:r>
+      <w:r>
+        <w:rPr>
+          <w:bCs/>
+          <w:b/>
+        </w:rPr>
+        <w:t xml:space="preserve">”</w:t>
+      </w:r>
+      <w:r>
+        <w:t xml:space="preserve"> </w:t>
+      </w:r>
+      <w:r>
+        <w:t xml:space="preserve">(Part 3I is now a copy, not a combine). Different patients never share a group or a link. (e)</w:t>
+      </w:r>
+      <w:r>
+        <w:t xml:space="preserve"> </w:t>
+      </w:r>
+      <w:r>
+        <w:rPr>
+          <w:bCs/>
+          <w:b/>
+        </w:rPr>
+        <w:t xml:space="preserve">The signature</w:t>
+      </w:r>
+      <w:r>
+        <w:t xml:space="preserve"> </w:t>
+      </w:r>
+      <w:r>
+        <w:t xml:space="preserve">— at least</w:t>
+      </w:r>
+      <w:r>
+        <w:t xml:space="preserve"> </w:t>
+      </w:r>
+      <w:r>
+        <w:rPr>
+          <w:bCs/>
+          <w:b/>
+        </w:rPr>
+        <w:t xml:space="preserve">3 strokes across at least 40% of the pad</w:t>
+      </w:r>
+      <w:r>
+        <w:t xml:space="preserve">; a single dot is refused with the reason. (f)</w:t>
+      </w:r>
+      <w:r>
+        <w:t xml:space="preserve"> </w:t>
+      </w:r>
+      <w:r>
+        <w:rPr>
+          <w:bCs/>
+          <w:b/>
+        </w:rPr>
+        <w:t xml:space="preserve">The old single-draft page</w:t>
+      </w:r>
+      <w:r>
+        <w:t xml:space="preserve"> </w:t>
+      </w:r>
+      <w:r>
+        <w:t xml:space="preserve">—</w:t>
+      </w:r>
+      <w:r>
+        <w:t xml:space="preserve"> </w:t>
+      </w:r>
+      <w:r>
+        <w:rPr>
+          <w:rStyle w:val="VerbatimChar"/>
+        </w:rPr>
+        <w:t xml:space="preserve">/new-prescription/sign/&lt;id&gt;</w:t>
+      </w:r>
+      <w:r>
+        <w:t xml:space="preserve"> </w:t>
+      </w:r>
+      <w:r>
+        <w:t xml:space="preserve">(the drawer’s</w:t>
+      </w:r>
+      <w:r>
+        <w:t xml:space="preserve"> </w:t>
+      </w:r>
+      <w:r>
+        <w:rPr>
+          <w:bCs/>
+          <w:b/>
+        </w:rPr>
+        <w:t xml:space="preserve">Review &amp; Sign This Prescription</w:t>
+      </w:r>
+      <w:r>
+        <w:t xml:space="preserve">, bookmarks) now opens the batch page with that draft selected and the patient’s other drafts listed beside it. The MA is still sent to</w:t>
+      </w:r>
+      <w:r>
+        <w:t xml:space="preserve"> </w:t>
+      </w:r>
+      <w:r>
+        <w:rPr>
+          <w:rStyle w:val="VerbatimChar"/>
+        </w:rPr>
+        <w:t xml:space="preserve">/unauthorized</w:t>
+      </w:r>
+      <w:r>
+        <w:t xml:space="preserve"> </w:t>
+      </w:r>
+      <w:r>
+        <w:t xml:space="preserve">from both (step 47 unchanged). Steps 51–56, 57–60 and the</w:t>
+      </w:r>
+      <w:r>
+        <w:t xml:space="preserve"> </w:t>
+      </w:r>
+      <w:r>
+        <w:t xml:space="preserve">“</w:t>
+      </w:r>
+      <w:r>
+        <w:t xml:space="preserve">Sign as me</w:t>
+      </w:r>
+      <w:r>
+        <w:t xml:space="preserve">”</w:t>
+      </w:r>
+      <w:r>
+        <w:t xml:space="preserve"> </w:t>
+      </w:r>
+      <w:r>
+        <w:t xml:space="preserve">beat updated.</w:t>
       </w:r>
     </w:p>
     <w:p>
@@ -18320,7 +18650,7 @@
           <w:bCs/>
           <w:b/>
         </w:rPr>
-        <w:t xml:space="preserve">Know before you log in: there are two drafts and you will sign each one.</w:t>
+        <w:t xml:space="preserve">Know before you log in: there are two drafts and you will sign them together.</w:t>
       </w:r>
       <w:r>
         <w:t xml:space="preserve"> </w:t>
@@ -18342,7 +18672,39 @@
         <w:t xml:space="preserve"> </w:t>
       </w:r>
       <w:r>
-        <w:t xml:space="preserve">drafts in the queue — Semaglutide and Testosterone Cypionate — and Dr. Chen signs them one at a time. That is two passes through steps 52–55. Budget the time and say it out loud rather than letting the audience discover a second row after you thought you were finished.</w:t>
+        <w:t xml:space="preserve">drafts in the queue — Semaglutide and Testosterone Cypionate.</w:t>
+      </w:r>
+      <w:r>
+        <w:t xml:space="preserve"> </w:t>
+      </w:r>
+      <w:r>
+        <w:rPr>
+          <w:bCs/>
+          <w:b/>
+        </w:rPr>
+        <w:t xml:space="preserve">v2.24 (WO-99):</w:t>
+      </w:r>
+      <w:r>
+        <w:t xml:space="preserve"> </w:t>
+      </w:r>
+      <w:r>
+        <w:t xml:space="preserve">Dr. Chen signs both</w:t>
+      </w:r>
+      <w:r>
+        <w:t xml:space="preserve"> </w:t>
+      </w:r>
+      <w:r>
+        <w:rPr>
+          <w:bCs/>
+          <w:b/>
+        </w:rPr>
+        <w:t xml:space="preserve">at once</w:t>
+      </w:r>
+      <w:r>
+        <w:t xml:space="preserve"> </w:t>
+      </w:r>
+      <w:r>
+        <w:t xml:space="preserve">— one page, one signature, one click, one authenticator code for the controlled line. There is no second pass.</w:t>
       </w:r>
     </w:p>
     <w:p>
@@ -18437,10 +18799,33 @@
         <w:t xml:space="preserve">Drafts 2</w:t>
       </w:r>
       <w:r>
-        <w:t xml:space="preserve"> </w:t>
-      </w:r>
-      <w:r>
-        <w:t xml:space="preserve">and holds one draft order per prescription the MA built</w:t>
+        <w:t xml:space="preserve">. Above the table:</w:t>
+      </w:r>
+      <w:r>
+        <w:t xml:space="preserve"> </w:t>
+      </w:r>
+      <w:r>
+        <w:rPr>
+          <w:bCs/>
+          <w:b/>
+        </w:rPr>
+        <w:t xml:space="preserve">Sign all (2)</w:t>
+      </w:r>
+      <w:r>
+        <w:t xml:space="preserve">. Each of Dr. Chen’s draft rows has a checkbox (ticking rows offers</w:t>
+      </w:r>
+      <w:r>
+        <w:t xml:space="preserve"> </w:t>
+      </w:r>
+      <w:r>
+        <w:rPr>
+          <w:bCs/>
+          <w:b/>
+        </w:rPr>
+        <w:t xml:space="preserve">Sign selected (k)</w:t>
+      </w:r>
+      <w:r>
+        <w:t xml:space="preserve">).</w:t>
       </w:r>
     </w:p>
     <w:p>
@@ -18469,7 +18854,25 @@
         <w:t xml:space="preserve">“</w:t>
       </w:r>
       <w:r>
-        <w:t xml:space="preserve">The Drafts tab lives on the shared dashboard and is visible to both clinic_admin and provider roles — anyone in the clinic can see what’s pending signature, not just providers. The provider just happens to be the one who can act on it. The MA can watch the queue; she just can’t clear it.</w:t>
+        <w:t xml:space="preserve">The Drafts tab lives on the shared dashboard and is visible to both clinic_admin and provider roles — anyone in the clinic can see what’s pending signature, not just providers. The provider just happens to be the one who can act on it. The MA can watch the queue; she just can’t clear it. And</w:t>
+      </w:r>
+      <w:r>
+        <w:t xml:space="preserve"> </w:t>
+      </w:r>
+      <w:r>
+        <w:t xml:space="preserve">‘</w:t>
+      </w:r>
+      <w:r>
+        <w:t xml:space="preserve">Sign all</w:t>
+      </w:r>
+      <w:r>
+        <w:t xml:space="preserve">’</w:t>
+      </w:r>
+      <w:r>
+        <w:t xml:space="preserve"> </w:t>
+      </w:r>
+      <w:r>
+        <w:t xml:space="preserve">counts only what’s Dr. Chen’s to sign — a draft saved under another provider isn’t in that number.</w:t>
       </w:r>
       <w:r>
         <w:t xml:space="preserve">”</w:t>
@@ -18484,122 +18887,69 @@
         <w:pStyle w:val="Compact"/>
       </w:pPr>
       <w:r>
-        <w:t xml:space="preserve">Click the</w:t>
-      </w:r>
-      <w:r>
-        <w:t xml:space="preserve"> </w:t>
-      </w:r>
-      <w:r>
-        <w:rPr>
-          <w:bCs/>
-          <w:b/>
-        </w:rPr>
-        <w:t xml:space="preserve">first</w:t>
-      </w:r>
-      <w:r>
-        <w:t xml:space="preserve"> </w:t>
-      </w:r>
-      <w:r>
-        <w:t xml:space="preserve">draft order —</w:t>
-      </w:r>
-      <w:r>
-        <w:t xml:space="preserve"> </w:t>
-      </w:r>
-      <w:r>
-        <w:rPr>
-          <w:bCs/>
-          <w:b/>
-        </w:rPr>
-        <w:t xml:space="preserve">point out the amber</w:t>
-      </w:r>
-      <w:r>
-        <w:rPr>
-          <w:bCs/>
-          <w:b/>
-        </w:rPr>
-        <w:t xml:space="preserve"> </w:t>
-      </w:r>
-      <w:r>
-        <w:rPr>
-          <w:bCs/>
-          <w:b/>
-        </w:rPr>
+        <w:t xml:space="preserve">Click</w:t>
+      </w:r>
+      <w:r>
+        <w:t xml:space="preserve"> </w:t>
+      </w:r>
+      <w:r>
+        <w:rPr>
+          <w:bCs/>
+          <w:b/>
+        </w:rPr>
+        <w:t xml:space="preserve">Sign all (2)</w:t>
+      </w:r>
+      <w:r>
+        <w:t xml:space="preserve">. The batch sign page opens (</w:t>
+      </w:r>
+      <w:r>
+        <w:rPr>
+          <w:rStyle w:val="VerbatimChar"/>
+        </w:rPr>
+        <w:t xml:space="preserve">/new-prescription/sign?orders=…</w:t>
+      </w:r>
+      <w:r>
+        <w:t xml:space="preserve">) with</w:t>
+      </w:r>
+      <w:r>
+        <w:t xml:space="preserve"> </w:t>
+      </w:r>
+      <w:r>
+        <w:rPr>
+          <w:bCs/>
+          <w:b/>
+        </w:rPr>
+        <w:t xml:space="preserve">both drafts selected</w:t>
+      </w:r>
+      <w:r>
+        <w:t xml:space="preserve"> </w:t>
+      </w:r>
+      <w:r>
+        <w:t xml:space="preserve">under</w:t>
+      </w:r>
+      <w:r>
+        <w:t xml:space="preserve"> </w:t>
+      </w:r>
+      <w:r>
+        <w:rPr>
+          <w:bCs/>
+          <w:b/>
+        </w:rPr>
+        <w:t xml:space="preserve">Alex Demo</w:t>
+      </w:r>
+      <w:r>
+        <w:t xml:space="preserve">.</w:t>
+      </w:r>
+    </w:p>
+    <w:p>
+      <w:pPr>
+        <w:pStyle w:val="BlockText"/>
+      </w:pPr>
+      <w:r>
         <w:t xml:space="preserve">“</w:t>
       </w:r>
       <w:r>
-        <w:rPr>
-          <w:bCs/>
-          <w:b/>
-        </w:rPr>
-        <w:t xml:space="preserve">Awaiting Provider Signature</w:t>
-      </w:r>
-      <w:r>
-        <w:rPr>
-          <w:bCs/>
-          <w:b/>
-        </w:rPr>
-        <w:t xml:space="preserve">”</w:t>
-      </w:r>
-      <w:r>
-        <w:rPr>
-          <w:bCs/>
-          <w:b/>
-        </w:rPr>
-        <w:t xml:space="preserve"> </w:t>
-      </w:r>
-      <w:r>
-        <w:rPr>
-          <w:bCs/>
-          <w:b/>
-        </w:rPr>
-        <w:t xml:space="preserve">banner</w:t>
-      </w:r>
-    </w:p>
-    <w:p>
-      <w:pPr>
-        <w:numPr>
-          <w:ilvl w:val="0"/>
-          <w:numId w:val="1044"/>
-        </w:numPr>
-        <w:pStyle w:val="Compact"/>
-      </w:pPr>
-      <w:r>
-        <w:t xml:space="preserve">Click</w:t>
-      </w:r>
-      <w:r>
-        <w:t xml:space="preserve"> </w:t>
-      </w:r>
-      <w:r>
-        <w:rPr>
-          <w:bCs/>
-          <w:b/>
-        </w:rPr>
-        <w:t xml:space="preserve">“</w:t>
-      </w:r>
-      <w:r>
-        <w:rPr>
-          <w:bCs/>
-          <w:b/>
-        </w:rPr>
-        <w:t xml:space="preserve">Review &amp; Sign This Prescription</w:t>
-      </w:r>
-      <w:r>
-        <w:rPr>
-          <w:bCs/>
-          <w:b/>
-        </w:rPr>
-        <w:t xml:space="preserve">”</w:t>
-      </w:r>
-    </w:p>
-    <w:p>
-      <w:pPr>
-        <w:pStyle w:val="BlockText"/>
-      </w:pPr>
-      <w:r>
-        <w:t xml:space="preserve">“</w:t>
-      </w:r>
-      <w:r>
-        <w:t xml:space="preserve">Same URL that bounced the MA out thirty seconds ago. Dr. Chen walks straight in.</w:t>
+        <w:t xml:space="preserve">Same signing surface that bounced the MA out a minute ago. Dr. Chen walks straight in — and she’s looking at the whole visit, not one prescription at a time.</w:t>
       </w:r>
       <w:r>
         <w:t xml:space="preserve">”</w:t>
@@ -18624,81 +18974,158 @@
         <w:t xml:space="preserve"> </w:t>
       </w:r>
       <w:r>
-        <w:t xml:space="preserve">the sign page: patient info, provider info, prescription details, financial summary (</w:t>
-      </w:r>
-      <w:r>
-        <w:rPr>
-          <w:bCs/>
-          <w:b/>
-        </w:rPr>
-        <w:t xml:space="preserve">v2.20:</w:t>
-      </w:r>
-      <w:r>
-        <w:t xml:space="preserve"> </w:t>
-      </w:r>
-      <w:r>
-        <w:t xml:space="preserve">with a</w:t>
-      </w:r>
-      <w:r>
-        <w:t xml:space="preserve"> </w:t>
-      </w:r>
-      <w:r>
-        <w:rPr>
-          <w:bCs/>
-          <w:b/>
-        </w:rPr>
-        <w:t xml:space="preserve">Shipping</w:t>
-      </w:r>
-      <w:r>
-        <w:t xml:space="preserve"> </w:t>
-      </w:r>
-      <w:r>
-        <w:t xml:space="preserve">line —</w:t>
-      </w:r>
-      <w:r>
-        <w:t xml:space="preserve"> </w:t>
-      </w:r>
-      <w:r>
-        <w:rPr>
-          <w:bCs/>
-          <w:b/>
-        </w:rPr>
-        <w:t xml:space="preserve">$22.00</w:t>
-      </w:r>
-      <w:r>
-        <w:t xml:space="preserve"> </w:t>
-      </w:r>
-      <w:r>
-        <w:t xml:space="preserve">on the Semaglutide draft,</w:t>
-      </w:r>
-      <w:r>
-        <w:t xml:space="preserve"> </w:t>
-      </w:r>
-      <w:r>
-        <w:rPr>
-          <w:bCs/>
-          <w:b/>
-        </w:rPr>
-        <w:t xml:space="preserve">$0.00</w:t>
-      </w:r>
-      <w:r>
-        <w:t xml:space="preserve"> </w:t>
-      </w:r>
-      <w:r>
-        <w:t xml:space="preserve">on the Testosterone Cypionate draft because the two ship together — and a</w:t>
-      </w:r>
-      <w:r>
-        <w:t xml:space="preserve"> </w:t>
-      </w:r>
-      <w:r>
-        <w:rPr>
-          <w:bCs/>
-          <w:b/>
-        </w:rPr>
-        <w:t xml:space="preserve">Patient total</w:t>
-      </w:r>
-      <w:r>
-        <w:t xml:space="preserve">), signature pad. Note the send control starts disabled with the hint</w:t>
+        <w:t xml:space="preserve">the page, top to bottom: the</w:t>
+      </w:r>
+      <w:r>
+        <w:t xml:space="preserve"> </w:t>
+      </w:r>
+      <w:r>
+        <w:rPr>
+          <w:bCs/>
+          <w:b/>
+        </w:rPr>
+        <w:t xml:space="preserve">red EPCS banner</w:t>
+      </w:r>
+      <w:r>
+        <w:t xml:space="preserve"> </w:t>
+      </w:r>
+      <w:r>
+        <w:t xml:space="preserve">naming Testosterone Cypionate (controlled — the code will be asked for once, for the batch);</w:t>
+      </w:r>
+      <w:r>
+        <w:t xml:space="preserve"> </w:t>
+      </w:r>
+      <w:r>
+        <w:rPr>
+          <w:bCs/>
+          <w:b/>
+        </w:rPr>
+        <w:t xml:space="preserve">Alex Demo</w:t>
+      </w:r>
+      <w:r>
+        <w:t xml:space="preserve"> </w:t>
+      </w:r>
+      <w:r>
+        <w:t xml:space="preserve">with the green</w:t>
+      </w:r>
+      <w:r>
+        <w:t xml:space="preserve"> </w:t>
+      </w:r>
+      <w:r>
+        <w:rPr>
+          <w:bCs/>
+          <w:b/>
+        </w:rPr>
+        <w:t xml:space="preserve">NKDA</w:t>
+      </w:r>
+      <w:r>
+        <w:t xml:space="preserve"> </w:t>
+      </w:r>
+      <w:r>
+        <w:t xml:space="preserve">chip; the drug interaction check across both prescriptions;</w:t>
+      </w:r>
+      <w:r>
+        <w:t xml:space="preserve"> </w:t>
+      </w:r>
+      <w:r>
+        <w:rPr>
+          <w:bCs/>
+          <w:b/>
+        </w:rPr>
+        <w:t xml:space="preserve">Draft lines (2)</w:t>
+      </w:r>
+      <w:r>
+        <w:t xml:space="preserve">, each with its checkbox,</w:t>
+      </w:r>
+      <w:r>
+        <w:t xml:space="preserve"> </w:t>
+      </w:r>
+      <w:r>
+        <w:rPr>
+          <w:bCs/>
+          <w:b/>
+        </w:rPr>
+        <w:t xml:space="preserve">Edit</w:t>
+      </w:r>
+      <w:r>
+        <w:t xml:space="preserve">,</w:t>
+      </w:r>
+      <w:r>
+        <w:t xml:space="preserve"> </w:t>
+      </w:r>
+      <w:r>
+        <w:rPr>
+          <w:bCs/>
+          <w:b/>
+        </w:rPr>
+        <w:t xml:space="preserve">Remove</w:t>
+      </w:r>
+      <w:r>
+        <w:t xml:space="preserve"> </w:t>
+      </w:r>
+      <w:r>
+        <w:t xml:space="preserve">and a collapsed</w:t>
+      </w:r>
+      <w:r>
+        <w:t xml:space="preserve"> </w:t>
+      </w:r>
+      <w:r>
+        <w:rPr>
+          <w:bCs/>
+          <w:b/>
+        </w:rPr>
+        <w:t xml:space="preserve">Rx details</w:t>
+      </w:r>
+      <w:r>
+        <w:t xml:space="preserve"> </w:t>
+      </w:r>
+      <w:r>
+        <w:t xml:space="preserve">row; and the totals —</w:t>
+      </w:r>
+      <w:r>
+        <w:t xml:space="preserve"> </w:t>
+      </w:r>
+      <w:r>
+        <w:rPr>
+          <w:bCs/>
+          <w:b/>
+        </w:rPr>
+        <w:t xml:space="preserve">Subtotal $286.00 · Shipping — Strive Pharmacy (2 items, once) $22.00 · Platform fee · Clinic payout · Patient total — one payment link $308.00</w:t>
+      </w:r>
+      <w:r>
+        <w:t xml:space="preserve"> </w:t>
+      </w:r>
+      <w:r>
+        <w:t xml:space="preserve">(the $190.00 Semaglutide assumes the</w:t>
+      </w:r>
+      <w:r>
+        <w:t xml:space="preserve"> </w:t>
+      </w:r>
+      <w:r>
+        <w:rPr>
+          <w:bCs/>
+          <w:b/>
+        </w:rPr>
+        <w:t xml:space="preserve">2×</w:t>
+      </w:r>
+      <w:r>
+        <w:t xml:space="preserve"> </w:t>
+      </w:r>
+      <w:r>
+        <w:t xml:space="preserve">tap; it defaults to $133.00). One signature pad, one</w:t>
+      </w:r>
+      <w:r>
+        <w:t xml:space="preserve"> </w:t>
+      </w:r>
+      <w:r>
+        <w:rPr>
+          <w:bCs/>
+          <w:b/>
+        </w:rPr>
+        <w:t xml:space="preserve">Sign &amp; Send 2 Prescriptions</w:t>
+      </w:r>
+      <w:r>
+        <w:t xml:space="preserve">, disabled with the hint</w:t>
       </w:r>
       <w:r>
         <w:t xml:space="preserve"> </w:t>
@@ -18715,7 +19142,7 @@
           <w:bCs/>
           <w:b/>
         </w:rPr>
-        <w:t xml:space="preserve">Sign in the signature box above to enable sending</w:t>
+        <w:t xml:space="preserve">Sign in the signature box below to enable sending.</w:t>
       </w:r>
       <w:r>
         <w:rPr>
@@ -18724,12 +19151,6 @@
         </w:rPr>
         <w:t xml:space="preserve">”</w:t>
       </w:r>
-      <w:r>
-        <w:t xml:space="preserve"> </w:t>
-      </w:r>
-      <w:r>
-        <w:t xml:space="preserve">underneath it.</w:t>
-      </w:r>
     </w:p>
     <w:p>
       <w:pPr>
@@ -18739,273 +19160,10 @@
         <w:t xml:space="preserve">“</w:t>
       </w:r>
       <w:r>
-        <w:t xml:space="preserve">No silent failures. Until the provider actually draws a signature, the send control is disabled and says exactly why.</w:t>
+        <w:t xml:space="preserve">No silent failures. Every check the review page ran runs here too, for every prescription on the page — allergies, interactions, the Rx details, the price. If any of them can’t run, or any line can’t be sent, the button stays off for the whole batch and the page says which line and why.</w:t>
       </w:r>
       <w:r>
         <w:t xml:space="preserve">”</w:t>
-      </w:r>
-    </w:p>
-    <w:p>
-      <w:pPr>
-        <w:pStyle w:val="BlockText"/>
-      </w:pPr>
-      <w:r>
-        <w:rPr>
-          <w:bCs/>
-          <w:b/>
-        </w:rPr>
-        <w:t xml:space="preserve">v2.17 — before signing, point at the</w:t>
-      </w:r>
-      <w:r>
-        <w:rPr>
-          <w:bCs/>
-          <w:b/>
-        </w:rPr>
-        <w:t xml:space="preserve"> </w:t>
-      </w:r>
-      <w:r>
-        <w:rPr>
-          <w:bCs/>
-          <w:b/>
-        </w:rPr>
-        <w:t xml:space="preserve">“</w:t>
-      </w:r>
-      <w:r>
-        <w:rPr>
-          <w:bCs/>
-          <w:b/>
-        </w:rPr>
-        <w:t xml:space="preserve">Draft lines</w:t>
-      </w:r>
-      <w:r>
-        <w:rPr>
-          <w:bCs/>
-          <w:b/>
-        </w:rPr>
-        <w:t xml:space="preserve">”</w:t>
-      </w:r>
-      <w:r>
-        <w:rPr>
-          <w:bCs/>
-          <w:b/>
-        </w:rPr>
-        <w:t xml:space="preserve"> </w:t>
-      </w:r>
-      <w:r>
-        <w:rPr>
-          <w:bCs/>
-          <w:b/>
-        </w:rPr>
-        <w:t xml:space="preserve">box.</w:t>
-      </w:r>
-      <w:r>
-        <w:t xml:space="preserve"> </w:t>
-      </w:r>
-      <w:r>
-        <w:t xml:space="preserve">It lists this draft line (badge</w:t>
-      </w:r>
-      <w:r>
-        <w:t xml:space="preserve"> </w:t>
-      </w:r>
-      <w:r>
-        <w:rPr>
-          <w:bCs/>
-          <w:b/>
-        </w:rPr>
-        <w:t xml:space="preserve">signing now</w:t>
-      </w:r>
-      <w:r>
-        <w:t xml:space="preserve">) and any sibling drafts for the same patient and provider, each with</w:t>
-      </w:r>
-      <w:r>
-        <w:t xml:space="preserve"> </w:t>
-      </w:r>
-      <w:r>
-        <w:rPr>
-          <w:bCs/>
-          <w:b/>
-        </w:rPr>
-        <w:t xml:space="preserve">Edit</w:t>
-      </w:r>
-      <w:r>
-        <w:t xml:space="preserve"> </w:t>
-      </w:r>
-      <w:r>
-        <w:t xml:space="preserve">and</w:t>
-      </w:r>
-      <w:r>
-        <w:t xml:space="preserve"> </w:t>
-      </w:r>
-      <w:r>
-        <w:rPr>
-          <w:bCs/>
-          <w:b/>
-        </w:rPr>
-        <w:t xml:space="preserve">Remove</w:t>
-      </w:r>
-      <w:r>
-        <w:t xml:space="preserve">, plus</w:t>
-      </w:r>
-      <w:r>
-        <w:t xml:space="preserve"> </w:t>
-      </w:r>
-      <w:r>
-        <w:rPr>
-          <w:bCs/>
-          <w:b/>
-        </w:rPr>
-        <w:t xml:space="preserve">“</w:t>
-      </w:r>
-      <w:r>
-        <w:rPr>
-          <w:bCs/>
-          <w:b/>
-        </w:rPr>
-        <w:t xml:space="preserve">+ Add prescription</w:t>
-      </w:r>
-      <w:r>
-        <w:rPr>
-          <w:bCs/>
-          <w:b/>
-        </w:rPr>
-        <w:t xml:space="preserve">”</w:t>
-      </w:r>
-      <w:r>
-        <w:t xml:space="preserve">. Click</w:t>
-      </w:r>
-      <w:r>
-        <w:t xml:space="preserve"> </w:t>
-      </w:r>
-      <w:r>
-        <w:rPr>
-          <w:bCs/>
-          <w:b/>
-        </w:rPr>
-        <w:t xml:space="preserve">Edit</w:t>
-      </w:r>
-      <w:r>
-        <w:t xml:space="preserve"> </w:t>
-      </w:r>
-      <w:r>
-        <w:t xml:space="preserve">on Semaglutide: the builder reopens with Semaglutide, Strive, 10 units and once weekly already selected — change the dose to 15 units, continue, and</w:t>
-      </w:r>
-      <w:r>
-        <w:t xml:space="preserve"> </w:t>
-      </w:r>
-      <w:r>
-        <w:rPr>
-          <w:bCs/>
-          <w:b/>
-        </w:rPr>
-        <w:t xml:space="preserve">“</w:t>
-      </w:r>
-      <w:r>
-        <w:rPr>
-          <w:bCs/>
-          <w:b/>
-        </w:rPr>
-        <w:t xml:space="preserve">Save Changes to Draft</w:t>
-      </w:r>
-      <w:r>
-        <w:rPr>
-          <w:bCs/>
-          <w:b/>
-        </w:rPr>
-        <w:t xml:space="preserve">”</w:t>
-      </w:r>
-      <w:r>
-        <w:t xml:space="preserve"> </w:t>
-      </w:r>
-      <w:r>
-        <w:t xml:space="preserve">brings you straight back here with the line updated and the</w:t>
-      </w:r>
-      <w:r>
-        <w:t xml:space="preserve"> </w:t>
-      </w:r>
-      <w:r>
-        <w:rPr>
-          <w:bCs/>
-          <w:b/>
-        </w:rPr>
-        <w:t xml:space="preserve">same order id</w:t>
-      </w:r>
-      <w:r>
-        <w:t xml:space="preserve">. Click</w:t>
-      </w:r>
-      <w:r>
-        <w:t xml:space="preserve"> </w:t>
-      </w:r>
-      <w:r>
-        <w:rPr>
-          <w:bCs/>
-          <w:b/>
-        </w:rPr>
-        <w:t xml:space="preserve">“</w:t>
-      </w:r>
-      <w:r>
-        <w:rPr>
-          <w:bCs/>
-          <w:b/>
-        </w:rPr>
-        <w:t xml:space="preserve">+ Add prescription</w:t>
-      </w:r>
-      <w:r>
-        <w:rPr>
-          <w:bCs/>
-          <w:b/>
-        </w:rPr>
-        <w:t xml:space="preserve">”</w:t>
-      </w:r>
-      <w:r>
-        <w:t xml:space="preserve"> </w:t>
-      </w:r>
-      <w:r>
-        <w:t xml:space="preserve">to append a line (patient and provider are pinned from the draft). Open the order drawer afterwards and the timeline shows</w:t>
-      </w:r>
-      <w:r>
-        <w:t xml:space="preserve"> </w:t>
-      </w:r>
-      <w:r>
-        <w:rPr>
-          <w:bCs/>
-          <w:b/>
-        </w:rPr>
-        <w:t xml:space="preserve">“</w:t>
-      </w:r>
-      <w:r>
-        <w:rPr>
-          <w:bCs/>
-          <w:b/>
-        </w:rPr>
-        <w:t xml:space="preserve">Draft edited · changed dose, sig …</w:t>
-      </w:r>
-      <w:r>
-        <w:rPr>
-          <w:bCs/>
-          <w:b/>
-        </w:rPr>
-        <w:t xml:space="preserve">”</w:t>
-      </w:r>
-      <w:r>
-        <w:t xml:space="preserve"> </w:t>
-      </w:r>
-      <w:r>
-        <w:t xml:space="preserve">with the provider as the actor. Remove is a soft delete — the row keeps its id with</w:t>
-      </w:r>
-      <w:r>
-        <w:t xml:space="preserve"> </w:t>
-      </w:r>
-      <w:r>
-        <w:rPr>
-          <w:rStyle w:val="VerbatimChar"/>
-        </w:rPr>
-        <w:t xml:space="preserve">deleted_at</w:t>
-      </w:r>
-      <w:r>
-        <w:t xml:space="preserve"> </w:t>
-      </w:r>
-      <w:r>
-        <w:t xml:space="preserve">set. Optional for the scripted flow; skip it if time is short.</w:t>
       </w:r>
     </w:p>
     <w:p>
@@ -19014,7 +19172,146 @@
           <w:ilvl w:val="0"/>
           <w:numId w:val="1046"/>
         </w:numPr>
-        <w:pStyle w:val="Compact"/>
+      </w:pPr>
+      <w:r>
+        <w:rPr>
+          <w:bCs/>
+          <w:b/>
+        </w:rPr>
+        <w:t xml:space="preserve">Optional — the draft lines are still editable here (v2.17 / WO-98).</w:t>
+      </w:r>
+      <w:r>
+        <w:t xml:space="preserve"> </w:t>
+      </w:r>
+      <w:r>
+        <w:t xml:space="preserve">Click</w:t>
+      </w:r>
+      <w:r>
+        <w:t xml:space="preserve"> </w:t>
+      </w:r>
+      <w:r>
+        <w:rPr>
+          <w:bCs/>
+          <w:b/>
+        </w:rPr>
+        <w:t xml:space="preserve">Edit</w:t>
+      </w:r>
+      <w:r>
+        <w:t xml:space="preserve"> </w:t>
+      </w:r>
+      <w:r>
+        <w:t xml:space="preserve">on Semaglutide: the builder reopens with Semaglutide, Strive, 10 units and once weekly already selected — change the dose to 15 units, continue, and</w:t>
+      </w:r>
+      <w:r>
+        <w:t xml:space="preserve"> </w:t>
+      </w:r>
+      <w:r>
+        <w:rPr>
+          <w:bCs/>
+          <w:b/>
+        </w:rPr>
+        <w:t xml:space="preserve">“</w:t>
+      </w:r>
+      <w:r>
+        <w:rPr>
+          <w:bCs/>
+          <w:b/>
+        </w:rPr>
+        <w:t xml:space="preserve">Save Changes to Draft</w:t>
+      </w:r>
+      <w:r>
+        <w:rPr>
+          <w:bCs/>
+          <w:b/>
+        </w:rPr>
+        <w:t xml:space="preserve">”</w:t>
+      </w:r>
+      <w:r>
+        <w:t xml:space="preserve"> </w:t>
+      </w:r>
+      <w:r>
+        <w:t xml:space="preserve">brings you back to this page with the line updated and the</w:t>
+      </w:r>
+      <w:r>
+        <w:t xml:space="preserve"> </w:t>
+      </w:r>
+      <w:r>
+        <w:rPr>
+          <w:bCs/>
+          <w:b/>
+        </w:rPr>
+        <w:t xml:space="preserve">same order id</w:t>
+      </w:r>
+      <w:r>
+        <w:t xml:space="preserve">.</w:t>
+      </w:r>
+      <w:r>
+        <w:t xml:space="preserve"> </w:t>
+      </w:r>
+      <w:r>
+        <w:rPr>
+          <w:bCs/>
+          <w:b/>
+        </w:rPr>
+        <w:t xml:space="preserve">“</w:t>
+      </w:r>
+      <w:r>
+        <w:rPr>
+          <w:bCs/>
+          <w:b/>
+        </w:rPr>
+        <w:t xml:space="preserve">+ Add prescription</w:t>
+      </w:r>
+      <w:r>
+        <w:rPr>
+          <w:bCs/>
+          <w:b/>
+        </w:rPr>
+        <w:t xml:space="preserve">”</w:t>
+      </w:r>
+      <w:r>
+        <w:t xml:space="preserve"> </w:t>
+      </w:r>
+      <w:r>
+        <w:t xml:space="preserve">appends a line (patient and provider pinned). Open the order drawer afterwards and the timeline shows</w:t>
+      </w:r>
+      <w:r>
+        <w:t xml:space="preserve"> </w:t>
+      </w:r>
+      <w:r>
+        <w:rPr>
+          <w:bCs/>
+          <w:b/>
+        </w:rPr>
+        <w:t xml:space="preserve">“</w:t>
+      </w:r>
+      <w:r>
+        <w:rPr>
+          <w:bCs/>
+          <w:b/>
+        </w:rPr>
+        <w:t xml:space="preserve">Draft edited · changed dose, sig …</w:t>
+      </w:r>
+      <w:r>
+        <w:rPr>
+          <w:bCs/>
+          <w:b/>
+        </w:rPr>
+        <w:t xml:space="preserve">”</w:t>
+      </w:r>
+      <w:r>
+        <w:t xml:space="preserve"> </w:t>
+      </w:r>
+      <w:r>
+        <w:t xml:space="preserve">with the provider as the actor. Remove is a soft delete. Skip it if time is short.</w:t>
+      </w:r>
+    </w:p>
+    <w:p>
+      <w:pPr>
+        <w:numPr>
+          <w:ilvl w:val="0"/>
+          <w:numId w:val="1046"/>
+        </w:numPr>
       </w:pPr>
       <w:r>
         <w:rPr>
@@ -19027,37 +19324,93 @@
         <w:t xml:space="preserve"> </w:t>
       </w:r>
       <w:r>
-        <w:t xml:space="preserve">on the pad — watch the hint clear and the button enable. Click</w:t>
-      </w:r>
-      <w:r>
-        <w:t xml:space="preserve"> </w:t>
-      </w:r>
-      <w:r>
-        <w:rPr>
-          <w:bCs/>
-          <w:b/>
+        <w:t xml:space="preserve">on the pad — a real signature,</w:t>
+      </w:r>
+      <w:r>
+        <w:t xml:space="preserve"> </w:t>
+      </w:r>
+      <w:r>
+        <w:rPr>
+          <w:bCs/>
+          <w:b/>
+        </w:rPr>
+        <w:t xml:space="preserve">three strokes across the pad</w:t>
+      </w:r>
+      <w:r>
+        <w:t xml:space="preserve">. (A single dot is refused: the hint reads</w:t>
+      </w:r>
+      <w:r>
+        <w:t xml:space="preserve"> </w:t>
+      </w:r>
+      <w:r>
+        <w:rPr>
+          <w:iCs/>
+          <w:i/>
         </w:rPr>
         <w:t xml:space="preserve">“</w:t>
       </w:r>
       <w:r>
         <w:rPr>
-          <w:bCs/>
-          <w:b/>
-        </w:rPr>
-        <w:t xml:space="preserve">Sign &amp; Send Payment Link</w:t>
-      </w:r>
-      <w:r>
-        <w:rPr>
-          <w:bCs/>
-          <w:b/>
+          <w:iCs/>
+          <w:i/>
+        </w:rPr>
+        <w:t xml:space="preserve">Sign with at least 3 strokes — a dot or a single line is not a signature.</w:t>
+      </w:r>
+      <w:r>
+        <w:rPr>
+          <w:iCs/>
+          <w:i/>
         </w:rPr>
         <w:t xml:space="preserve">”</w:t>
       </w:r>
       <w:r>
-        <w:t xml:space="preserve"> </w:t>
-      </w:r>
-      <w:r>
-        <w:t xml:space="preserve">→ Confirm.</w:t>
+        <w:t xml:space="preserve">) Watch</w:t>
+      </w:r>
+      <w:r>
+        <w:t xml:space="preserve"> </w:t>
+      </w:r>
+      <w:r>
+        <w:rPr>
+          <w:bCs/>
+          <w:b/>
+        </w:rPr>
+        <w:t xml:space="preserve">“</w:t>
+      </w:r>
+      <w:r>
+        <w:rPr>
+          <w:bCs/>
+          <w:b/>
+        </w:rPr>
+        <w:t xml:space="preserve">Signature captured</w:t>
+      </w:r>
+      <w:r>
+        <w:rPr>
+          <w:bCs/>
+          <w:b/>
+        </w:rPr>
+        <w:t xml:space="preserve">”</w:t>
+      </w:r>
+      <w:r>
+        <w:t xml:space="preserve"> </w:t>
+      </w:r>
+      <w:r>
+        <w:t xml:space="preserve">appear and the button enable. Click</w:t>
+      </w:r>
+      <w:r>
+        <w:t xml:space="preserve"> </w:t>
+      </w:r>
+      <w:r>
+        <w:rPr>
+          <w:bCs/>
+          <w:b/>
+        </w:rPr>
+        <w:t xml:space="preserve">Sign &amp; Send 2 Prescriptions</w:t>
+      </w:r>
+      <w:r>
+        <w:t xml:space="preserve"> </w:t>
+      </w:r>
+      <w:r>
+        <w:t xml:space="preserve">— once.</w:t>
       </w:r>
     </w:p>
     <w:p>
@@ -19075,23 +19428,20 @@
         <w:t xml:space="preserve"> </w:t>
       </w:r>
       <w:r>
-        <w:t xml:space="preserve">the EPCS two-factor modal surfaces here for the</w:t>
-      </w:r>
-      <w:r>
-        <w:t xml:space="preserve"> </w:t>
-      </w:r>
-      <w:r>
-        <w:rPr>
-          <w:bCs/>
-          <w:b/>
-        </w:rPr>
-        <w:t xml:space="preserve">Testosterone Cypionate</w:t>
-      </w:r>
-      <w:r>
-        <w:t xml:space="preserve"> </w:t>
-      </w:r>
-      <w:r>
-        <w:t xml:space="preserve">prescription because it is DEA Schedule 3 — a red</w:t>
+        <w:t xml:space="preserve">the EPCS two-factor modal appears</w:t>
+      </w:r>
+      <w:r>
+        <w:t xml:space="preserve"> </w:t>
+      </w:r>
+      <w:r>
+        <w:rPr>
+          <w:bCs/>
+          <w:b/>
+        </w:rPr>
+        <w:t xml:space="preserve">once, for the batch</w:t>
+      </w:r>
+      <w:r>
+        <w:t xml:space="preserve">, because Testosterone Cypionate is DEA Schedule 3 — a red</w:t>
       </w:r>
       <w:r>
         <w:t xml:space="preserve"> </w:t>
@@ -19121,7 +19471,7 @@
         <w:t xml:space="preserve"> </w:t>
       </w:r>
       <w:r>
-        <w:t xml:space="preserve">header, a Schedule badge, a 6-digit TOTP input citing DEA 21 CFR 1311, and</w:t>
+        <w:t xml:space="preserve">header, the controlled prescription listed with its Schedule badge, a 6-digit TOTP input citing DEA 21 CFR 1311, and</w:t>
       </w:r>
       <w:r>
         <w:t xml:space="preserve"> </w:t>
@@ -19178,10 +19528,23 @@
         <w:t xml:space="preserve">”</w:t>
       </w:r>
       <w:r>
-        <w:t xml:space="preserve"> </w:t>
-      </w:r>
-      <w:r>
-        <w:t xml:space="preserve">buttons. Read the current 6-digit code from the authenticator app you set up before demo day and enter it. The Semaglutide prescription is not scheduled and does not trigger the modal.</w:t>
+        <w:t xml:space="preserve">. Read the current code from the authenticator app you set up before demo day and enter it.</w:t>
+      </w:r>
+      <w:r>
+        <w:t xml:space="preserve"> </w:t>
+      </w:r>
+      <w:r>
+        <w:rPr>
+          <w:bCs/>
+          <w:b/>
+        </w:rPr>
+        <w:t xml:space="preserve">Cancel signs nothing</w:t>
+      </w:r>
+      <w:r>
+        <w:t xml:space="preserve"> </w:t>
+      </w:r>
+      <w:r>
+        <w:t xml:space="preserve">— neither prescription — which you can show first if you want the point to land.</w:t>
       </w:r>
     </w:p>
     <w:p>
@@ -19192,7 +19555,7 @@
         <w:t xml:space="preserve">“</w:t>
       </w:r>
       <w:r>
-        <w:t xml:space="preserve">Controlled substance, so the platform asks the physician for a second factor before it will accept the signature. This is DEA 21 CFR 1311, and it is not optional — there’s no way to sign a Schedule 3 on this platform without it.</w:t>
+        <w:t xml:space="preserve">Controlled substance, so the platform asks the physician for a second factor before it will accept the signature. This is DEA 21 CFR 1311, and it is not optional — the code is checked on the server in the same request that signs, so there’s no way to sign a Schedule 3 on this platform without it. One code covers the batch, and the audit record names every controlled prescription it signed.</w:t>
       </w:r>
       <w:r>
         <w:t xml:space="preserve">”</w:t>
@@ -19207,80 +19570,23 @@
         <w:pStyle w:val="Compact"/>
       </w:pPr>
       <w:r>
-        <w:rPr>
-          <w:bCs/>
-          <w:b/>
-        </w:rPr>
-        <w:t xml:space="preserve">Sign the second draft the same way.</w:t>
-      </w:r>
-      <w:r>
-        <w:t xml:space="preserve"> </w:t>
-      </w:r>
-      <w:r>
-        <w:t xml:space="preserve">Return to the</w:t>
-      </w:r>
-      <w:r>
-        <w:t xml:space="preserve"> </w:t>
-      </w:r>
-      <w:r>
-        <w:rPr>
-          <w:bCs/>
-          <w:b/>
-        </w:rPr>
-        <w:t xml:space="preserve">Drafts</w:t>
-      </w:r>
-      <w:r>
-        <w:t xml:space="preserve"> </w:t>
-      </w:r>
-      <w:r>
-        <w:t xml:space="preserve">tab, open the remaining draft, and repeat steps 52–55. There are exactly</w:t>
-      </w:r>
-      <w:r>
-        <w:t xml:space="preserve"> </w:t>
-      </w:r>
-      <w:r>
-        <w:rPr>
-          <w:bCs/>
-          <w:b/>
-        </w:rPr>
-        <w:t xml:space="preserve">2</w:t>
-      </w:r>
-      <w:r>
-        <w:t xml:space="preserve"> </w:t>
-      </w:r>
-      <w:r>
-        <w:t xml:space="preserve">drafts and each is signed individually —</w:t>
-      </w:r>
-      <w:r>
-        <w:t xml:space="preserve"> </w:t>
-      </w:r>
-      <w:r>
-        <w:rPr>
-          <w:bCs/>
-          <w:b/>
-        </w:rPr>
-        <w:t xml:space="preserve">one signature per prescription</w:t>
-      </w:r>
-      <w:r>
-        <w:t xml:space="preserve">. The EPCS two-factor modal appears only on the</w:t>
-      </w:r>
-      <w:r>
-        <w:t xml:space="preserve"> </w:t>
-      </w:r>
-      <w:r>
-        <w:rPr>
-          <w:bCs/>
-          <w:b/>
-        </w:rPr>
-        <w:t xml:space="preserve">Testosterone Cypionate</w:t>
-      </w:r>
-      <w:r>
-        <w:t xml:space="preserve"> </w:t>
-      </w:r>
-      <w:r>
-        <w:t xml:space="preserve">draft; the Semaglutide draft signs without it. When both are signed the Drafts tab empties and disappears, and both Alex Demo orders read</w:t>
-      </w:r>
-      <w:r>
+        <w:t xml:space="preserve">You land on the dashboard.</w:t>
+      </w:r>
+      <w:r>
+        <w:t xml:space="preserve"> </w:t>
+      </w:r>
+      <w:r>
+        <w:rPr>
+          <w:bCs/>
+          <w:b/>
+        </w:rPr>
+        <w:t xml:space="preserve">Both Alex Demo orders read</w:t>
+      </w:r>
+      <w:r>
+        <w:rPr>
+          <w:bCs/>
+          <w:b/>
+        </w:rPr>
         <w:t xml:space="preserve"> </w:t>
       </w:r>
       <w:r>
@@ -19295,7 +19601,7 @@
           <w:bCs/>
           <w:b/>
         </w:rPr>
-        <w:t xml:space="preserve">Awaiting Payment.</w:t>
+        <w:t xml:space="preserve">Awaiting Payment</w:t>
       </w:r>
       <w:r>
         <w:rPr>
@@ -19305,10 +19611,23 @@
         <w:t xml:space="preserve">”</w:t>
       </w:r>
       <w:r>
-        <w:t xml:space="preserve"> </w:t>
-      </w:r>
-      <w:r>
-        <w:t xml:space="preserve">Confirm that on the dashboard before moving on.</w:t>
+        <w:t xml:space="preserve">, the Drafts tab has emptied and disappeared, and the patient has been sent</w:t>
+      </w:r>
+      <w:r>
+        <w:t xml:space="preserve"> </w:t>
+      </w:r>
+      <w:r>
+        <w:rPr>
+          <w:bCs/>
+          <w:b/>
+        </w:rPr>
+        <w:t xml:space="preserve">one</w:t>
+      </w:r>
+      <w:r>
+        <w:t xml:space="preserve"> </w:t>
+      </w:r>
+      <w:r>
+        <w:t xml:space="preserve">payment link covering both. Confirm that on the dashboard before moving on.</w:t>
       </w:r>
     </w:p>
     <w:p>
@@ -19320,13 +19639,29 @@
           <w:bCs/>
           <w:b/>
         </w:rPr>
-        <w:t xml:space="preserve">Say the count; don’t hedge it.</w:t>
-      </w:r>
-      <w:r>
-        <w:t xml:space="preserve"> </w:t>
-      </w:r>
-      <w:r>
-        <w:t xml:space="preserve">Verified in prod 2026-09-10: an N-prescription session saves as N separate drafts and the provider signs each one — this is settled behaviour, not something to discover on stage. Narrate it as the design rather than as a surprise:</w:t>
+        <w:t xml:space="preserve">Say what just happened; don’t hedge it.</w:t>
+      </w:r>
+      <w:r>
+        <w:t xml:space="preserve"> </w:t>
+      </w:r>
+      <w:r>
+        <w:t xml:space="preserve">One signature signed both prescriptions, and the record keeps</w:t>
+      </w:r>
+      <w:r>
+        <w:t xml:space="preserve"> </w:t>
+      </w:r>
+      <w:r>
+        <w:rPr>
+          <w:bCs/>
+          <w:b/>
+        </w:rPr>
+        <w:t xml:space="preserve">one signature per order</w:t>
+      </w:r>
+      <w:r>
+        <w:t xml:space="preserve"> </w:t>
+      </w:r>
+      <w:r>
+        <w:t xml:space="preserve">— each carries the same signature and the same timestamp. All or nothing: if either prescription had failed a check, neither would have been signed.</w:t>
       </w:r>
       <w:r>
         <w:t xml:space="preserve"> </w:t>
@@ -19343,7 +19678,7 @@
           <w:iCs/>
           <w:i/>
         </w:rPr>
-        <w:t xml:space="preserve">One signature per prescription. That isn’t friction we forgot to remove — it’s what a signature means.</w:t>
+        <w:t xml:space="preserve">Gina asked for this in so many words: sign all of a patient’s prescriptions at once. One visit, one signature, one link.</w:t>
       </w:r>
       <w:r>
         <w:rPr>
@@ -19352,12 +19687,6 @@
         </w:rPr>
         <w:t xml:space="preserve">”</w:t>
       </w:r>
-      <w:r>
-        <w:t xml:space="preserve"> </w:t>
-      </w:r>
-      <w:r>
-        <w:t xml:space="preserve">Do still avoid promising the audience a specific screen between clicking Confirm and landing back on the dashboard.</w:t>
-      </w:r>
     </w:p>
     <w:p>
       <w:pPr>
@@ -19382,6 +19711,84 @@
           <w:bCs/>
           <w:b/>
         </w:rPr>
+        <w:t xml:space="preserve">Deep links still work.</w:t>
+      </w:r>
+      <w:r>
+        <w:t xml:space="preserve"> </w:t>
+      </w:r>
+      <w:r>
+        <w:t xml:space="preserve">The drawer’s</w:t>
+      </w:r>
+      <w:r>
+        <w:t xml:space="preserve"> </w:t>
+      </w:r>
+      <w:r>
+        <w:rPr>
+          <w:bCs/>
+          <w:b/>
+        </w:rPr>
+        <w:t xml:space="preserve">Review &amp; Sign This Prescription</w:t>
+      </w:r>
+      <w:r>
+        <w:t xml:space="preserve"> </w:t>
+      </w:r>
+      <w:r>
+        <w:t xml:space="preserve">(and any old</w:t>
+      </w:r>
+      <w:r>
+        <w:t xml:space="preserve"> </w:t>
+      </w:r>
+      <w:r>
+        <w:rPr>
+          <w:rStyle w:val="VerbatimChar"/>
+        </w:rPr>
+        <w:t xml:space="preserve">/new-prescription/sign/&lt;order-id&gt;</w:t>
+      </w:r>
+      <w:r>
+        <w:t xml:space="preserve"> </w:t>
+      </w:r>
+      <w:r>
+        <w:t xml:space="preserve">link) opens this same page with</w:t>
+      </w:r>
+      <w:r>
+        <w:t xml:space="preserve"> </w:t>
+      </w:r>
+      <w:r>
+        <w:rPr>
+          <w:bCs/>
+          <w:b/>
+        </w:rPr>
+        <w:t xml:space="preserve">that</w:t>
+      </w:r>
+      <w:r>
+        <w:t xml:space="preserve"> </w:t>
+      </w:r>
+      <w:r>
+        <w:t xml:space="preserve">draft selected; the patient’s other drafts are listed unselected with a note that signing them separately sends a second link and can charge shipping again, and a one-click</w:t>
+      </w:r>
+      <w:r>
+        <w:t xml:space="preserve"> </w:t>
+      </w:r>
+      <w:r>
+        <w:rPr>
+          <w:bCs/>
+          <w:b/>
+        </w:rPr>
+        <w:t xml:space="preserve">Select all for Alex</w:t>
+      </w:r>
+      <w:r>
+        <w:t xml:space="preserve">.</w:t>
+      </w:r>
+    </w:p>
+    <w:p>
+      <w:pPr>
+        <w:pStyle w:val="BlockText"/>
+      </w:pPr>
+      <w:r>
+        <w:rPr>
+          <w:bCs/>
+          <w:b/>
+        </w:rPr>
         <w:t xml:space="preserve">Optional beat —</w:t>
       </w:r>
       <w:r>
@@ -19446,7 +19853,39 @@
         <w:t xml:space="preserve"> </w:t>
       </w:r>
       <w:r>
-        <w:t xml:space="preserve">(say, during an improvised 3B) and Dr. Chen opens it from</w:t>
+        <w:t xml:space="preserve">(say, during an improvised 3B), it is</w:t>
+      </w:r>
+      <w:r>
+        <w:t xml:space="preserve"> </w:t>
+      </w:r>
+      <w:r>
+        <w:rPr>
+          <w:bCs/>
+          <w:b/>
+        </w:rPr>
+        <w:t xml:space="preserve">not counted</w:t>
+      </w:r>
+      <w:r>
+        <w:t xml:space="preserve"> </w:t>
+      </w:r>
+      <w:r>
+        <w:t xml:space="preserve">in Dr. Chen’s</w:t>
+      </w:r>
+      <w:r>
+        <w:t xml:space="preserve"> </w:t>
+      </w:r>
+      <w:r>
+        <w:rPr>
+          <w:bCs/>
+          <w:b/>
+        </w:rPr>
+        <w:t xml:space="preserve">Sign all</w:t>
+      </w:r>
+      <w:r>
+        <w:t xml:space="preserve"> </w:t>
+      </w:r>
+      <w:r>
+        <w:t xml:space="preserve">and has no checkbox. Open it from</w:t>
       </w:r>
       <w:r>
         <w:t xml:space="preserve"> </w:t>
@@ -19459,7 +19898,7 @@
         <w:t xml:space="preserve">All clinic orders → Drafts → Review &amp; Sign This Prescription</w:t>
       </w:r>
       <w:r>
-        <w:t xml:space="preserve">, the sign page shows an amber</w:t>
+        <w:t xml:space="preserve">: under the patient, an amber</w:t>
       </w:r>
       <w:r>
         <w:t xml:space="preserve"> </w:t>
@@ -19505,7 +19944,7 @@
         <w:t xml:space="preserve"> </w:t>
       </w:r>
       <w:r>
-        <w:t xml:space="preserve">button in place of the signature pad. Click it: every line of that draft moves to Dr. Chen, the audit trail records the reassignment from Patel, and the same page becomes the ordinary signing form (steps 54–55).</w:t>
+        <w:t xml:space="preserve">button, and no signature pad for it. Click it: every line of that draft moves to Dr. Chen, the audit trail records the reassignment from Patel, and the page re-renders with those drafts signable under her name.</w:t>
       </w:r>
       <w:r>
         <w:t xml:space="preserve"> </w:t>
@@ -19522,7 +19961,7 @@
           <w:iCs/>
           <w:i/>
         </w:rPr>
-        <w:t xml:space="preserve">Dr. Patel is out today. Dr. Chen takes the draft over under her own name and license — and the record says exactly who took it from whom.</w:t>
+        <w:t xml:space="preserve">Dr. Patel is out today. Dr. Chen takes the draft over under her own name and license — and the record says exactly who took it from whom. Nothing is ever signed under someone else’s name.</w:t>
       </w:r>
       <w:r>
         <w:rPr>
@@ -19531,12 +19970,6 @@
         </w:rPr>
         <w:t xml:space="preserve">”</w:t>
       </w:r>
-      <w:r>
-        <w:t xml:space="preserve"> </w:t>
-      </w:r>
-      <w:r>
-        <w:t xml:space="preserve">The order shows provider = Chen from then on.</w:t>
-      </w:r>
     </w:p>
     <w:bookmarkEnd w:id="47"/>
     <w:bookmarkStart w:id="48" w:name="i-phase-c-combine-and-send"/>
@@ -19556,20 +19989,23 @@
         <w:t xml:space="preserve">“</w:t>
       </w:r>
       <w:r>
-        <w:t xml:space="preserve">Those two prescriptions are siblings — same patient (Alex Demo), same provider (Dr. Chen), both</w:t>
-      </w:r>
-      <w:r>
-        <w:t xml:space="preserve"> </w:t>
-      </w:r>
-      <w:r>
-        <w:rPr>
-          <w:bCs/>
-          <w:b/>
-        </w:rPr>
-        <w:t xml:space="preserve">Awaiting Payment</w:t>
-      </w:r>
-      <w:r>
-        <w:t xml:space="preserve">. Before Phase C, that meant two separate payment links the patient had to open and pay one at a time. Now we bundle them into a single checkout.</w:t>
+        <w:t xml:space="preserve">Those two prescriptions are siblings — same patient (Alex Demo), same provider (Dr. Chen). Before Phase C, that meant two separate payment links the patient had to open and pay one at a time.</w:t>
+      </w:r>
+      <w:r>
+        <w:t xml:space="preserve"> </w:t>
+      </w:r>
+      <w:r>
+        <w:rPr>
+          <w:bCs/>
+          <w:b/>
+        </w:rPr>
+        <w:t xml:space="preserve">v2.24:</w:t>
+      </w:r>
+      <w:r>
+        <w:t xml:space="preserve"> </w:t>
+      </w:r>
+      <w:r>
+        <w:t xml:space="preserve">signing them together already bundled them — one payment group, one checkout.</w:t>
       </w:r>
       <w:r>
         <w:t xml:space="preserve">”</w:t>
@@ -19664,7 +20100,7 @@
           <w:bCs/>
           <w:b/>
         </w:rPr>
-        <w:t xml:space="preserve">Combine into one payment link</w:t>
+        <w:t xml:space="preserve">Part of a Payment Bundle</w:t>
       </w:r>
       <w:r>
         <w:rPr>
@@ -19685,13 +20121,61 @@
           <w:bCs/>
           <w:b/>
         </w:rPr>
-        <w:t xml:space="preserve">picker</w:t>
-      </w:r>
-      <w:r>
-        <w:t xml:space="preserve"> </w:t>
-      </w:r>
-      <w:r>
-        <w:t xml:space="preserve">— it lists the sibling order (the other Awaiting-Payment Rx for the same patient + provider) with a selectable checkbox.</w:t>
+        <w:t xml:space="preserve">panel</w:t>
+      </w:r>
+      <w:r>
+        <w:t xml:space="preserve"> </w:t>
+      </w:r>
+      <w:r>
+        <w:t xml:space="preserve">— it is already there:</w:t>
+      </w:r>
+      <w:r>
+        <w:t xml:space="preserve"> </w:t>
+      </w:r>
+      <w:r>
+        <w:rPr>
+          <w:bCs/>
+          <w:b/>
+        </w:rPr>
+        <w:t xml:space="preserve">“</w:t>
+      </w:r>
+      <w:r>
+        <w:rPr>
+          <w:bCs/>
+          <w:b/>
+        </w:rPr>
+        <w:t xml:space="preserve">2 prescriptions · $308.00</w:t>
+      </w:r>
+      <w:r>
+        <w:rPr>
+          <w:bCs/>
+          <w:b/>
+        </w:rPr>
+        <w:t xml:space="preserve">”</w:t>
+      </w:r>
+      <w:r>
+        <w:t xml:space="preserve"> </w:t>
+      </w:r>
+      <w:r>
+        <w:t xml:space="preserve">($286.00 of prescriptions plus $22.00 Strive shipping, charged once). There is no</w:t>
+      </w:r>
+      <w:r>
+        <w:t xml:space="preserve"> </w:t>
+      </w:r>
+      <w:r>
+        <w:t xml:space="preserve">“</w:t>
+      </w:r>
+      <w:r>
+        <w:t xml:space="preserve">Combine</w:t>
+      </w:r>
+      <w:r>
+        <w:t xml:space="preserve">”</w:t>
+      </w:r>
+      <w:r>
+        <w:t xml:space="preserve"> </w:t>
+      </w:r>
+      <w:r>
+        <w:t xml:space="preserve">step for these two: they were signed together, so they were bundled at signing.</w:t>
       </w:r>
     </w:p>
     <w:p>
@@ -19703,7 +20187,7 @@
         <w:pStyle w:val="Compact"/>
       </w:pPr>
       <w:r>
-        <w:t xml:space="preserve">Select the sibling order, then click</w:t>
+        <w:t xml:space="preserve">Click</w:t>
       </w:r>
       <w:r>
         <w:t xml:space="preserve"> </w:t>
@@ -19720,7 +20204,7 @@
           <w:bCs/>
           <w:b/>
         </w:rPr>
-        <w:t xml:space="preserve">Combine and Copy Payment Link.</w:t>
+        <w:t xml:space="preserve">Copy Bundle Payment Link.</w:t>
       </w:r>
       <w:r>
         <w:rPr>
@@ -19739,195 +20223,34 @@
         <w:pStyle w:val="Compact"/>
       </w:pPr>
       <w:r>
-        <w:rPr>
-          <w:bCs/>
-          <w:b/>
-        </w:rPr>
-        <w:t xml:space="preserve">Watch the drawer flip in place — do not close it.</w:t>
-      </w:r>
-      <w:r>
-        <w:t xml:space="preserve"> </w:t>
-      </w:r>
-      <w:r>
-        <w:t xml:space="preserve">The moment Combine succeeds, the solo</w:t>
-      </w:r>
-      <w:r>
-        <w:t xml:space="preserve"> </w:t>
-      </w:r>
-      <w:r>
-        <w:rPr>
-          <w:bCs/>
-          <w:b/>
-        </w:rPr>
+        <w:t xml:space="preserve">One bundled checkout link covering both prescriptions is now on your clipboard — Semaglutide $190.00 + Testosterone Cypionate $96.00 + $22.00 shipping. This is the link you’ll paste in Part 4.</w:t>
+      </w:r>
+    </w:p>
+    <w:p>
+      <w:pPr>
+        <w:pStyle w:val="BlockText"/>
+      </w:pPr>
+      <w:r>
         <w:t xml:space="preserve">“</w:t>
       </w:r>
       <w:r>
-        <w:rPr>
-          <w:bCs/>
-          <w:b/>
-        </w:rPr>
-        <w:t xml:space="preserve">Copy Payment Link</w:t>
-      </w:r>
-      <w:r>
-        <w:rPr>
-          <w:bCs/>
-          <w:b/>
-        </w:rPr>
-        <w:t xml:space="preserve">”</w:t>
-      </w:r>
-      <w:r>
-        <w:t xml:space="preserve"> </w:t>
-      </w:r>
-      <w:r>
-        <w:t xml:space="preserve">block disappears and is replaced, in the same open drawer, by the</w:t>
-      </w:r>
-      <w:r>
-        <w:t xml:space="preserve"> </w:t>
-      </w:r>
-      <w:r>
-        <w:rPr>
-          <w:bCs/>
-          <w:b/>
-        </w:rPr>
-        <w:t xml:space="preserve">“</w:t>
-      </w:r>
-      <w:r>
-        <w:rPr>
-          <w:bCs/>
-          <w:b/>
-        </w:rPr>
-        <w:t xml:space="preserve">Part of a Payment Bundle</w:t>
-      </w:r>
-      <w:r>
-        <w:rPr>
-          <w:bCs/>
-          <w:b/>
-        </w:rPr>
-        <w:t xml:space="preserve">”</w:t>
-      </w:r>
-      <w:r>
-        <w:t xml:space="preserve"> </w:t>
-      </w:r>
-      <w:r>
-        <w:t xml:space="preserve">panel showing the prescription count and bundle total (</w:t>
-      </w:r>
-      <w:r>
-        <w:rPr>
-          <w:bCs/>
-          <w:b/>
-        </w:rPr>
-        <w:t xml:space="preserve">“</w:t>
-      </w:r>
-      <w:r>
-        <w:rPr>
-          <w:bCs/>
-          <w:b/>
-        </w:rPr>
-        <w:t xml:space="preserve">2 prescriptions · $308.00</w:t>
-      </w:r>
-      <w:r>
-        <w:rPr>
-          <w:bCs/>
-          <w:b/>
-        </w:rPr>
-        <w:t xml:space="preserve">”</w:t>
-      </w:r>
-      <w:r>
-        <w:t xml:space="preserve"> </w:t>
-      </w:r>
-      <w:r>
-        <w:t xml:space="preserve">— v2.20: $286.00 of prescriptions plus $22.00 Strive shipping, charged once) with a</w:t>
-      </w:r>
-      <w:r>
-        <w:t xml:space="preserve"> </w:t>
-      </w:r>
-      <w:r>
-        <w:rPr>
-          <w:bCs/>
-          <w:b/>
-        </w:rPr>
-        <w:t xml:space="preserve">“</w:t>
-      </w:r>
-      <w:r>
-        <w:rPr>
-          <w:bCs/>
-          <w:b/>
-        </w:rPr>
-        <w:t xml:space="preserve">Copy Bundle Payment Link</w:t>
-      </w:r>
-      <w:r>
-        <w:rPr>
-          <w:bCs/>
-          <w:b/>
-        </w:rPr>
-        <w:t xml:space="preserve">”</w:t>
-      </w:r>
-      <w:r>
-        <w:t xml:space="preserve"> </w:t>
-      </w:r>
-      <w:r>
-        <w:t xml:space="preserve">button. The dashboard rows behind the drawer update immediately too. One bundled checkout link covering both prescriptions is now on your clipboard — Semaglutide $190.00 + Testosterone Cypionate $96.00 + $22.00 shipping; the</w:t>
-      </w:r>
-      <w:r>
-        <w:t xml:space="preserve"> </w:t>
-      </w:r>
-      <w:r>
-        <w:rPr>
-          <w:bCs/>
-          <w:b/>
-        </w:rPr>
-        <w:t xml:space="preserve">$190.00</w:t>
-      </w:r>
-      <w:r>
-        <w:t xml:space="preserve"> </w:t>
-      </w:r>
-      <w:r>
-        <w:t xml:space="preserve">assumes the</w:t>
-      </w:r>
-      <w:r>
-        <w:t xml:space="preserve"> </w:t>
-      </w:r>
-      <w:r>
-        <w:rPr>
-          <w:bCs/>
-          <w:b/>
-        </w:rPr>
-        <w:t xml:space="preserve">2×</w:t>
-      </w:r>
-      <w:r>
-        <w:t xml:space="preserve"> </w:t>
-      </w:r>
-      <w:r>
-        <w:t xml:space="preserve">tap, it defaults to $133.00. This is the link you’ll paste in Part 4.</w:t>
-      </w:r>
-    </w:p>
-    <w:p>
-      <w:pPr>
-        <w:pStyle w:val="BlockText"/>
-      </w:pPr>
-      <w:r>
-        <w:t xml:space="preserve">“</w:t>
-      </w:r>
-      <w:r>
-        <w:t xml:space="preserve">One link, both prescriptions, one payment. The patient taps once and pays a single combined total instead of juggling two links. Notice the drawer rewrote itself the instant the bundle existed — there’s no refresh, no reopen, no stale button sitting there offering to do something that’s no longer valid. The per-order</w:t>
-      </w:r>
-      <w:r>
-        <w:t xml:space="preserve"> </w:t>
-      </w:r>
-      <w:r>
-        <w:t xml:space="preserve">‘</w:t>
-      </w:r>
-      <w:r>
-        <w:t xml:space="preserve">Copy Payment Link</w:t>
-      </w:r>
-      <w:r>
-        <w:t xml:space="preserve">’</w:t>
-      </w:r>
-      <w:r>
-        <w:t xml:space="preserve"> </w:t>
-      </w:r>
-      <w:r>
-        <w:t xml:space="preserve">button still exists for single-prescription orders — but when a patient has multiple prescriptions from one visit, Combine and Send is the default.</w:t>
+        <w:t xml:space="preserve">One link, both prescriptions, one payment. The patient taps once and pays a single combined total instead of juggling two links — and nobody had to remember to combine them, because signing them together did it.</w:t>
+      </w:r>
+      <w:r>
+        <w:t xml:space="preserve"> </w:t>
+      </w:r>
+      <w:r>
+        <w:rPr>
+          <w:bCs/>
+          <w:b/>
+        </w:rPr>
+        <w:t xml:space="preserve">Combine and Send</w:t>
+      </w:r>
+      <w:r>
+        <w:t xml:space="preserve"> </w:t>
+      </w:r>
+      <w:r>
+        <w:t xml:space="preserve">is still in the drawer for orders that were signed separately: two Awaiting-Payment orders for the same patient and provider can be bundled after the fact exactly as before.</w:t>
       </w:r>
       <w:r>
         <w:t xml:space="preserve">”</w:t>
@@ -20142,7 +20465,7 @@
         <w:t xml:space="preserve"> </w:t>
       </w:r>
       <w:r>
-        <w:t xml:space="preserve">For the bundled pair you already have it from step 60. For any single order: on the clinic dashboard, click an order showing</w:t>
+        <w:t xml:space="preserve">For the bundled pair you already have it from step 59. For any single order: on the clinic dashboard, click an order showing</w:t>
       </w:r>
       <w:r>
         <w:t xml:space="preserve"> </w:t>
@@ -25225,25 +25548,7 @@
         <w:t xml:space="preserve">“</w:t>
       </w:r>
       <w:r>
-        <w:t xml:space="preserve">Three times. A session of N prescriptions saves as N separate draft orders, and each one is signed on its own — with its own EPCS two-factor step if it’s a controlled substance. Today each prescription is signed individually — one signature per prescription — and there is no</w:t>
-      </w:r>
-      <w:r>
-        <w:t xml:space="preserve"> </w:t>
-      </w:r>
-      <w:r>
-        <w:t xml:space="preserve">‘</w:t>
-      </w:r>
-      <w:r>
-        <w:t xml:space="preserve">sign all</w:t>
-      </w:r>
-      <w:r>
-        <w:t xml:space="preserve">’</w:t>
-      </w:r>
-      <w:r>
-        <w:t xml:space="preserve"> </w:t>
-      </w:r>
-      <w:r>
-        <w:t xml:space="preserve">action in the product. A signature is a legal attestation about one prescription for one patient, so batch signing isn’t something we’d add without walking it through with your compliance team first.</w:t>
+        <w:t xml:space="preserve">Once. A session of N prescriptions saves as N separate draft orders, and the provider signs them together: one page that shows every one of them with its checks, one signature, and one EPCS code if any of them is a controlled substance. The record still keeps one signature per prescription — each order carries the same signature and the same timestamp — so every prescription has its own attestation. It is all or nothing: if any prescription can’t be sent, none is signed, and the page says which one and why. And a provider can only ever sign their own drafts; another provider’s draft has to be taken over by name first.</w:t>
       </w:r>
       <w:r>
         <w:t xml:space="preserve">”</w:t>
@@ -25268,49 +25573,7 @@
           <w:iCs/>
           <w:i/>
         </w:rPr>
-        <w:t xml:space="preserve">Presenter note: if they press on whether batch signing is coming, treat it as roadmap and feedback —</w:t>
-      </w:r>
-      <w:r>
-        <w:rPr>
-          <w:iCs/>
-          <w:i/>
-        </w:rPr>
-        <w:t xml:space="preserve"> </w:t>
-      </w:r>
-      <w:r>
-        <w:rPr>
-          <w:iCs/>
-          <w:i/>
-        </w:rPr>
-        <w:t xml:space="preserve">“</w:t>
-      </w:r>
-      <w:r>
-        <w:rPr>
-          <w:iCs/>
-          <w:i/>
-        </w:rPr>
-        <w:t xml:space="preserve">it isn’t built today, and I’ll take that back as a request.</w:t>
-      </w:r>
-      <w:r>
-        <w:rPr>
-          <w:iCs/>
-          <w:i/>
-        </w:rPr>
-        <w:t xml:space="preserve">”</w:t>
-      </w:r>
-      <w:r>
-        <w:rPr>
-          <w:iCs/>
-          <w:i/>
-        </w:rPr>
-        <w:t xml:space="preserve"> </w:t>
-      </w:r>
-      <w:r>
-        <w:rPr>
-          <w:iCs/>
-          <w:i/>
-        </w:rPr>
-        <w:t xml:space="preserve">Do not claim we ruled it out on purpose; that has never been confirmed as a product decision.</w:t>
+        <w:t xml:space="preserve">Presenter note (v2.24): this is WO-99, built from Gina Rooks’ own request. Show it in Part 3H rather than describing it.</w:t>
       </w:r>
     </w:p>
     <w:p>
@@ -28269,6 +28532,91 @@
       </w:pPr>
     </w:lvl>
   </w:abstractNum>
+  <w:abstractNum w:abstractNumId="994153">
+    <w:nsid w:val="A994153"/>
+    <w:multiLevelType w:val="multilevel"/>
+    <w:lvl w:ilvl="0">
+      <w:start w:val="53"/>
+      <w:numFmt w:val="decimal"/>
+      <w:lvlText w:val="%1."/>
+      <w:lvlJc w:val="left"/>
+      <w:pPr>
+        <w:ind w:left="720" w:hanging="480"/>
+      </w:pPr>
+    </w:lvl>
+    <w:lvl w:ilvl="1">
+      <w:start w:val="53"/>
+      <w:numFmt w:val="decimal"/>
+      <w:lvlText w:val="%2."/>
+      <w:lvlJc w:val="left"/>
+      <w:pPr>
+        <w:ind w:left="1440" w:hanging="480"/>
+      </w:pPr>
+    </w:lvl>
+    <w:lvl w:ilvl="2">
+      <w:start w:val="53"/>
+      <w:numFmt w:val="decimal"/>
+      <w:lvlText w:val="%3."/>
+      <w:lvlJc w:val="left"/>
+      <w:pPr>
+        <w:ind w:left="2160" w:hanging="480"/>
+      </w:pPr>
+    </w:lvl>
+    <w:lvl w:ilvl="3">
+      <w:start w:val="53"/>
+      <w:numFmt w:val="decimal"/>
+      <w:lvlText w:val="%4."/>
+      <w:lvlJc w:val="left"/>
+      <w:pPr>
+        <w:ind w:left="2880" w:hanging="480"/>
+      </w:pPr>
+    </w:lvl>
+    <w:lvl w:ilvl="4">
+      <w:start w:val="53"/>
+      <w:numFmt w:val="decimal"/>
+      <w:lvlText w:val="%5."/>
+      <w:lvlJc w:val="left"/>
+      <w:pPr>
+        <w:ind w:left="3600" w:hanging="480"/>
+      </w:pPr>
+    </w:lvl>
+    <w:lvl w:ilvl="5">
+      <w:start w:val="53"/>
+      <w:numFmt w:val="decimal"/>
+      <w:lvlText w:val="%6."/>
+      <w:lvlJc w:val="left"/>
+      <w:pPr>
+        <w:ind w:left="4320" w:hanging="480"/>
+      </w:pPr>
+    </w:lvl>
+    <w:lvl w:ilvl="6">
+      <w:start w:val="53"/>
+      <w:numFmt w:val="decimal"/>
+      <w:lvlText w:val="%7."/>
+      <w:lvlJc w:val="left"/>
+      <w:pPr>
+        <w:ind w:left="5040" w:hanging="480"/>
+      </w:pPr>
+    </w:lvl>
+    <w:lvl w:ilvl="7">
+      <w:start w:val="53"/>
+      <w:numFmt w:val="decimal"/>
+      <w:lvlText w:val="%8."/>
+      <w:lvlJc w:val="left"/>
+      <w:pPr>
+        <w:ind w:left="5760" w:hanging="480"/>
+      </w:pPr>
+    </w:lvl>
+    <w:lvl w:ilvl="8">
+      <w:start w:val="53"/>
+      <w:numFmt w:val="decimal"/>
+      <w:lvlText w:val="%9."/>
+      <w:lvlJc w:val="left"/>
+      <w:pPr>
+        <w:ind w:left="6480" w:hanging="480"/>
+      </w:pPr>
+    </w:lvl>
+  </w:abstractNum>
   <w:abstractNum w:abstractNumId="994154">
     <w:nsid w:val="A994154"/>
     <w:multiLevelType w:val="multilevel"/>
@@ -28346,91 +28694,6 @@
     </w:lvl>
     <w:lvl w:ilvl="8">
       <w:start w:val="54"/>
-      <w:numFmt w:val="decimal"/>
-      <w:lvlText w:val="%9."/>
-      <w:lvlJc w:val="left"/>
-      <w:pPr>
-        <w:ind w:left="6480" w:hanging="480"/>
-      </w:pPr>
-    </w:lvl>
-  </w:abstractNum>
-  <w:abstractNum w:abstractNumId="994155">
-    <w:nsid w:val="A994155"/>
-    <w:multiLevelType w:val="multilevel"/>
-    <w:lvl w:ilvl="0">
-      <w:start w:val="55"/>
-      <w:numFmt w:val="decimal"/>
-      <w:lvlText w:val="%1."/>
-      <w:lvlJc w:val="left"/>
-      <w:pPr>
-        <w:ind w:left="720" w:hanging="480"/>
-      </w:pPr>
-    </w:lvl>
-    <w:lvl w:ilvl="1">
-      <w:start w:val="55"/>
-      <w:numFmt w:val="decimal"/>
-      <w:lvlText w:val="%2."/>
-      <w:lvlJc w:val="left"/>
-      <w:pPr>
-        <w:ind w:left="1440" w:hanging="480"/>
-      </w:pPr>
-    </w:lvl>
-    <w:lvl w:ilvl="2">
-      <w:start w:val="55"/>
-      <w:numFmt w:val="decimal"/>
-      <w:lvlText w:val="%3."/>
-      <w:lvlJc w:val="left"/>
-      <w:pPr>
-        <w:ind w:left="2160" w:hanging="480"/>
-      </w:pPr>
-    </w:lvl>
-    <w:lvl w:ilvl="3">
-      <w:start w:val="55"/>
-      <w:numFmt w:val="decimal"/>
-      <w:lvlText w:val="%4."/>
-      <w:lvlJc w:val="left"/>
-      <w:pPr>
-        <w:ind w:left="2880" w:hanging="480"/>
-      </w:pPr>
-    </w:lvl>
-    <w:lvl w:ilvl="4">
-      <w:start w:val="55"/>
-      <w:numFmt w:val="decimal"/>
-      <w:lvlText w:val="%5."/>
-      <w:lvlJc w:val="left"/>
-      <w:pPr>
-        <w:ind w:left="3600" w:hanging="480"/>
-      </w:pPr>
-    </w:lvl>
-    <w:lvl w:ilvl="5">
-      <w:start w:val="55"/>
-      <w:numFmt w:val="decimal"/>
-      <w:lvlText w:val="%6."/>
-      <w:lvlJc w:val="left"/>
-      <w:pPr>
-        <w:ind w:left="4320" w:hanging="480"/>
-      </w:pPr>
-    </w:lvl>
-    <w:lvl w:ilvl="6">
-      <w:start w:val="55"/>
-      <w:numFmt w:val="decimal"/>
-      <w:lvlText w:val="%7."/>
-      <w:lvlJc w:val="left"/>
-      <w:pPr>
-        <w:ind w:left="5040" w:hanging="480"/>
-      </w:pPr>
-    </w:lvl>
-    <w:lvl w:ilvl="7">
-      <w:start w:val="55"/>
-      <w:numFmt w:val="decimal"/>
-      <w:lvlText w:val="%8."/>
-      <w:lvlJc w:val="left"/>
-      <w:pPr>
-        <w:ind w:left="5760" w:hanging="480"/>
-      </w:pPr>
-    </w:lvl>
-    <w:lvl w:ilvl="8">
-      <w:start w:val="55"/>
       <w:numFmt w:val="decimal"/>
       <w:lvlText w:val="%9."/>
       <w:lvlJc w:val="left"/>
@@ -30455,6 +30718,36 @@
     </w:lvlOverride>
   </w:num>
   <w:num w:numId="1045">
+    <w:abstractNumId w:val="994153"/>
+    <w:lvlOverride w:ilvl="0">
+      <w:startOverride w:val="53"/>
+    </w:lvlOverride>
+    <w:lvlOverride w:ilvl="1">
+      <w:startOverride w:val="53"/>
+    </w:lvlOverride>
+    <w:lvlOverride w:ilvl="2">
+      <w:startOverride w:val="53"/>
+    </w:lvlOverride>
+    <w:lvlOverride w:ilvl="3">
+      <w:startOverride w:val="53"/>
+    </w:lvlOverride>
+    <w:lvlOverride w:ilvl="4">
+      <w:startOverride w:val="53"/>
+    </w:lvlOverride>
+    <w:lvlOverride w:ilvl="5">
+      <w:startOverride w:val="53"/>
+    </w:lvlOverride>
+    <w:lvlOverride w:ilvl="6">
+      <w:startOverride w:val="53"/>
+    </w:lvlOverride>
+    <w:lvlOverride w:ilvl="7">
+      <w:startOverride w:val="53"/>
+    </w:lvlOverride>
+    <w:lvlOverride w:ilvl="8">
+      <w:startOverride w:val="53"/>
+    </w:lvlOverride>
+  </w:num>
+  <w:num w:numId="1046">
     <w:abstractNumId w:val="994154"/>
     <w:lvlOverride w:ilvl="0">
       <w:startOverride w:val="54"/>
@@ -30482,36 +30775,6 @@
     </w:lvlOverride>
     <w:lvlOverride w:ilvl="8">
       <w:startOverride w:val="54"/>
-    </w:lvlOverride>
-  </w:num>
-  <w:num w:numId="1046">
-    <w:abstractNumId w:val="994155"/>
-    <w:lvlOverride w:ilvl="0">
-      <w:startOverride w:val="55"/>
-    </w:lvlOverride>
-    <w:lvlOverride w:ilvl="1">
-      <w:startOverride w:val="55"/>
-    </w:lvlOverride>
-    <w:lvlOverride w:ilvl="2">
-      <w:startOverride w:val="55"/>
-    </w:lvlOverride>
-    <w:lvlOverride w:ilvl="3">
-      <w:startOverride w:val="55"/>
-    </w:lvlOverride>
-    <w:lvlOverride w:ilvl="4">
-      <w:startOverride w:val="55"/>
-    </w:lvlOverride>
-    <w:lvlOverride w:ilvl="5">
-      <w:startOverride w:val="55"/>
-    </w:lvlOverride>
-    <w:lvlOverride w:ilvl="6">
-      <w:startOverride w:val="55"/>
-    </w:lvlOverride>
-    <w:lvlOverride w:ilvl="7">
-      <w:startOverride w:val="55"/>
-    </w:lvlOverride>
-    <w:lvlOverride w:ilvl="8">
-      <w:startOverride w:val="55"/>
     </w:lvlOverride>
   </w:num>
   <w:num w:numId="1047">

--- a/docs/archive/source/POC-DEMO-DETAILED.docx
+++ b/docs/archive/source/POC-DEMO-DETAILED.docx
@@ -2,7 +2,7 @@
 <file path=word/document.xml><?xml version="1.0" encoding="utf-8"?>
 <w:document xmlns:w="http://schemas.openxmlformats.org/wordprocessingml/2006/main" xmlns:m="http://schemas.openxmlformats.org/officeDocument/2006/math" xmlns:r="http://schemas.openxmlformats.org/officeDocument/2006/relationships" xmlns:o="urn:schemas-microsoft-com:office:office" xmlns:v="urn:schemas-microsoft-com:vml" xmlns:w10="urn:schemas-microsoft-com:office:word" xmlns:a="http://schemas.openxmlformats.org/drawingml/2006/main" xmlns:pic="http://schemas.openxmlformats.org/drawingml/2006/picture" xmlns:wp="http://schemas.openxmlformats.org/drawingml/2006/wordprocessingDrawing">
   <w:body>
-    <w:bookmarkStart w:id="73" w:name="compoundiq-poc-demo-detailed-walkthrough"/>
+    <w:bookmarkStart w:id="74" w:name="compoundiq-poc-demo-detailed-walkthrough"/>
     <w:p>
       <w:pPr>
         <w:pStyle w:val="Heading1"/>
@@ -26,7 +26,7 @@
         <w:t xml:space="preserve"> </w:t>
       </w:r>
       <w:r>
-        <w:t xml:space="preserve">2.24 |</w:t>
+        <w:t xml:space="preserve">2.25 |</w:t>
       </w:r>
       <w:r>
         <w:t xml:space="preserve"> </w:t>
@@ -75,6 +75,182 @@
       </w:r>
       <w:r>
         <w:t xml:space="preserve">30–45 minutes (with discussion)</w:t>
+      </w:r>
+    </w:p>
+    <w:p>
+      <w:pPr>
+        <w:pStyle w:val="BlockText"/>
+      </w:pPr>
+      <w:r>
+        <w:rPr>
+          <w:bCs/>
+          <w:b/>
+        </w:rPr>
+        <w:t xml:space="preserve">What’s new in v2.25 (2026-09-23):</w:t>
+      </w:r>
+      <w:r>
+        <w:t xml:space="preserve"> </w:t>
+      </w:r>
+      <w:r>
+        <w:rPr>
+          <w:bCs/>
+          <w:b/>
+        </w:rPr>
+        <w:t xml:space="preserve">WO-107 — the practice dashboard</w:t>
+      </w:r>
+      <w:r>
+        <w:t xml:space="preserve"> </w:t>
+      </w:r>
+      <w:r>
+        <w:t xml:space="preserve">(the 2026-09-11 group aligned on script volume, billing and margin per practice; Lauren asked for a queue of scripts that need attention). New</w:t>
+      </w:r>
+      <w:r>
+        <w:t xml:space="preserve"> </w:t>
+      </w:r>
+      <w:r>
+        <w:rPr>
+          <w:bCs/>
+          <w:b/>
+        </w:rPr>
+        <w:t xml:space="preserve">Part 3L</w:t>
+      </w:r>
+      <w:r>
+        <w:t xml:space="preserve">, still as the Clinic Admin:</w:t>
+      </w:r>
+      <w:r>
+        <w:t xml:space="preserve"> </w:t>
+      </w:r>
+      <w:r>
+        <w:rPr>
+          <w:bCs/>
+          <w:b/>
+        </w:rPr>
+        <w:t xml:space="preserve">Practice</w:t>
+      </w:r>
+      <w:r>
+        <w:t xml:space="preserve"> </w:t>
+      </w:r>
+      <w:r>
+        <w:t xml:space="preserve">in the sidebar opens</w:t>
+      </w:r>
+      <w:r>
+        <w:t xml:space="preserve"> </w:t>
+      </w:r>
+      <w:r>
+        <w:rPr>
+          <w:rStyle w:val="VerbatimChar"/>
+        </w:rPr>
+        <w:t xml:space="preserve">/practice</w:t>
+      </w:r>
+      <w:r>
+        <w:t xml:space="preserve"> </w:t>
+      </w:r>
+      <w:r>
+        <w:t xml:space="preserve">— Scripts, Patient revenue (</w:t>
+      </w:r>
+      <w:r>
+        <w:rPr>
+          <w:bCs/>
+          <w:b/>
+        </w:rPr>
+        <w:t xml:space="preserve">collected</w:t>
+      </w:r>
+      <w:r>
+        <w:t xml:space="preserve"> </w:t>
+      </w:r>
+      <w:r>
+        <w:t xml:space="preserve">— paid orders only), Clinic payout, Platform fees, Shipping (once per payment, not per prescription) and Avg margin, for Today / 7 days / 30 days / Month to date / Custom. Money not collected or given back — awaiting payment, expired, failed, refund pending, refunded, cancelled, disputed — is listed on its own labelled lines, never in revenue. Tables by provider, pharmacy and medication, with</w:t>
+      </w:r>
+      <w:r>
+        <w:t xml:space="preserve"> </w:t>
+      </w:r>
+      <w:r>
+        <w:rPr>
+          <w:bCs/>
+          <w:b/>
+        </w:rPr>
+        <w:t xml:space="preserve">Export CSV</w:t>
+      </w:r>
+      <w:r>
+        <w:t xml:space="preserve"> </w:t>
+      </w:r>
+      <w:r>
+        <w:t xml:space="preserve">(the file is the table).</w:t>
+      </w:r>
+      <w:r>
+        <w:t xml:space="preserve"> </w:t>
+      </w:r>
+      <w:r>
+        <w:rPr>
+          <w:bCs/>
+          <w:b/>
+        </w:rPr>
+        <w:t xml:space="preserve">Needs attention</w:t>
+      </w:r>
+      <w:r>
+        <w:t xml:space="preserve">: payments unpaid for 72 hours, failed submissions, pharmacy faxes awaiting review, drafts older than 48 hours, drafts whose pharmacy price moved (WO-108) or that a check refuses, stuck refunds and late payments — each links to where it gets fixed. A query that fails shows an error with Retry, never a zero.</w:t>
+      </w:r>
+      <w:r>
+        <w:t xml:space="preserve"> </w:t>
+      </w:r>
+      <w:r>
+        <w:rPr>
+          <w:bCs/>
+          <w:b/>
+        </w:rPr>
+        <w:t xml:space="preserve">Settings → Clinic Profile</w:t>
+      </w:r>
+      <w:r>
+        <w:t xml:space="preserve"> </w:t>
+      </w:r>
+      <w:r>
+        <w:t xml:space="preserve">gains</w:t>
+      </w:r>
+      <w:r>
+        <w:t xml:space="preserve"> </w:t>
+      </w:r>
+      <w:r>
+        <w:rPr>
+          <w:bCs/>
+          <w:b/>
+        </w:rPr>
+        <w:t xml:space="preserve">Show the practice dashboard to providers</w:t>
+      </w:r>
+      <w:r>
+        <w:t xml:space="preserve"> </w:t>
+      </w:r>
+      <w:r>
+        <w:t xml:space="preserve">(off by default; admin only), and the markup help text now reads</w:t>
+      </w:r>
+      <w:r>
+        <w:t xml:space="preserve"> </w:t>
+      </w:r>
+      <w:r>
+        <w:rPr>
+          <w:bCs/>
+          <w:b/>
+        </w:rPr>
+        <w:t xml:space="preserve">“</w:t>
+      </w:r>
+      <w:r>
+        <w:rPr>
+          <w:bCs/>
+          <w:b/>
+        </w:rPr>
+        <w:t xml:space="preserve">Example: 40 = 40% markup (1.4× wholesale)</w:t>
+      </w:r>
+      <w:r>
+        <w:rPr>
+          <w:bCs/>
+          <w:b/>
+        </w:rPr>
+        <w:t xml:space="preserve">”</w:t>
+      </w:r>
+      <w:r>
+        <w:t xml:space="preserve"> </w:t>
+      </w:r>
+      <w:r>
+        <w:t xml:space="preserve">(step 68). Ops cannot open a clinic’s practice dashboard.</w:t>
       </w:r>
     </w:p>
     <w:p>
@@ -9863,7 +10039,7 @@
     </w:p>
     <w:bookmarkEnd w:id="34"/>
     <w:bookmarkEnd w:id="35"/>
-    <w:bookmarkStart w:id="51" w:name="part-3-the-clinic-workflow-1520-minutes"/>
+    <w:bookmarkStart w:id="52" w:name="part-3-the-clinic-workflow-1520-minutes"/>
     <w:p>
       <w:pPr>
         <w:pStyle w:val="Heading2"/>
@@ -21246,7 +21422,7 @@
           <w:iCs/>
           <w:i/>
         </w:rPr>
-        <w:t xml:space="preserve">Pre-fills the retail price in the Margin Builder. Example: 150 = 150% of wholesale (1.5× markup).</w:t>
+        <w:t xml:space="preserve">Pre-fills the retail price in the Margin Builder. Example: 40 = 40% markup (1.4× wholesale).</w:t>
       </w:r>
       <w:r>
         <w:rPr>
@@ -21259,6 +21435,40 @@
         <w:t xml:space="preserve"> </w:t>
       </w:r>
       <w:r>
+        <w:t xml:space="preserve">(</w:t>
+      </w:r>
+      <w:r>
+        <w:rPr>
+          <w:bCs/>
+          <w:b/>
+        </w:rPr>
+        <w:t xml:space="preserve">v2.25:</w:t>
+      </w:r>
+      <w:r>
+        <w:t xml:space="preserve"> </w:t>
+      </w:r>
+      <w:r>
+        <w:t xml:space="preserve">it used to say</w:t>
+      </w:r>
+      <w:r>
+        <w:t xml:space="preserve"> </w:t>
+      </w:r>
+      <w:r>
+        <w:t xml:space="preserve">“</w:t>
+      </w:r>
+      <w:r>
+        <w:t xml:space="preserve">150 = 150% of wholesale</w:t>
+      </w:r>
+      <w:r>
+        <w:t xml:space="preserve">”</w:t>
+      </w:r>
+      <w:r>
+        <w:t xml:space="preserve">, which contradicted what the field stores.)</w:t>
+      </w:r>
+      <w:r>
+        <w:t xml:space="preserve"> </w:t>
+      </w:r>
+      <w:r>
         <w:rPr>
           <w:bCs/>
           <w:b/>
@@ -21269,7 +21479,23 @@
         <w:t xml:space="preserve"> </w:t>
       </w:r>
       <w:r>
-        <w:t xml:space="preserve">— Sunrise’s value is the one that produced the $133.00 pre-fill on a $95 wholesale in step 33.</w:t>
+        <w:t xml:space="preserve">— Sunrise’s</w:t>
+      </w:r>
+      <w:r>
+        <w:t xml:space="preserve"> </w:t>
+      </w:r>
+      <w:r>
+        <w:rPr>
+          <w:bCs/>
+          <w:b/>
+        </w:rPr>
+        <w:t xml:space="preserve">40</w:t>
+      </w:r>
+      <w:r>
+        <w:t xml:space="preserve"> </w:t>
+      </w:r>
+      <w:r>
+        <w:t xml:space="preserve">is what turned a $95 wholesale into the $133.00 pre-fill in step 33 ($95 × 1.4).</w:t>
       </w:r>
     </w:p>
     <w:p>
@@ -21483,75 +21709,28 @@
         <w:t xml:space="preserve">Prospects trust a product that admits its edges. This one costs you nothing and buys you credibility for everything else you just claimed.</w:t>
       </w:r>
     </w:p>
-    <w:p>
-      <w:r>
-        <w:pict>
-          <v:rect style="width:0;height:1.5pt" o:hralign="center" o:hrstd="t" o:hr="t"/>
-        </w:pict>
-      </w:r>
-    </w:p>
     <w:bookmarkEnd w:id="50"/>
-    <w:bookmarkEnd w:id="51"/>
-    <w:bookmarkStart w:id="58" w:name="part-4-patient-checkout-45-minutes"/>
-    <w:p>
-      <w:pPr>
-        <w:pStyle w:val="Heading2"/>
-      </w:pPr>
-      <w:r>
-        <w:t xml:space="preserve">Part 4: Patient Checkout (4–5 minutes)</w:t>
-      </w:r>
-    </w:p>
-    <w:p>
-      <w:pPr>
-        <w:pStyle w:val="Heading2"/>
-      </w:pPr>
-      <w:bookmarkStart w:id="52" w:name="Xd1eec9d0f3c72cae014c0e889b784e5783e6b24"/>
-      <w:r>
-        <w:t xml:space="preserve">🛑 Reminder before you open this tab: production is on LIVE Stripe keys.</w:t>
-      </w:r>
-      <w:bookmarkEnd w:id="52"/>
+    <w:bookmarkStart w:id="51" w:name="Xae15c9be9be253bb353c9920fd3bfbf2190c161"/>
+    <w:p>
+      <w:pPr>
+        <w:pStyle w:val="Heading3"/>
+      </w:pPr>
+      <w:r>
+        <w:t xml:space="preserve">3L — The Practice Dashboard (60–90 seconds, still as Clinic Admin)</w:t>
+      </w:r>
     </w:p>
     <w:p>
       <w:pPr>
         <w:pStyle w:val="BlockText"/>
       </w:pPr>
       <w:r>
-        <w:rPr>
-          <w:bCs/>
-          <w:b/>
-        </w:rPr>
-        <w:t xml:space="preserve">No card number is entered in Part 4. None.</w:t>
-      </w:r>
-      <w:r>
-        <w:t xml:space="preserve"> </w:t>
-      </w:r>
-      <w:r>
-        <w:t xml:space="preserve">A test card will hard-decline; a real card will really charge ~$308.00 (with shipping) with a real Connect payout split.</w:t>
-      </w:r>
-      <w:r>
-        <w:t xml:space="preserve"> </w:t>
-      </w:r>
-      <w:r>
-        <w:rPr>
-          <w:bCs/>
-          <w:b/>
-        </w:rPr>
-        <w:t xml:space="preserve">We render the page, we narrate it, and we stop.</w:t>
-      </w:r>
-      <w:r>
-        <w:t xml:space="preserve"> </w:t>
-      </w:r>
-      <w:r>
-        <w:t xml:space="preserve">Part 4B gives you the words.</w:t>
-      </w:r>
-    </w:p>
-    <w:bookmarkStart w:id="53" w:name="a-checkout-page"/>
-    <w:p>
-      <w:pPr>
-        <w:pStyle w:val="Heading3"/>
-      </w:pPr>
-      <w:r>
-        <w:t xml:space="preserve">4A — Checkout Page</w:t>
+        <w:t xml:space="preserve">“</w:t>
+      </w:r>
+      <w:r>
+        <w:t xml:space="preserve">You’ve seen one visit end to end. The practice owner’s question is the month: how many scripts, what did we collect, what did we keep — and what’s stuck.</w:t>
+      </w:r>
+      <w:r>
+        <w:t xml:space="preserve">”</w:t>
       </w:r>
     </w:p>
     <w:p>
@@ -21563,97 +21742,176 @@
         <w:pStyle w:val="Compact"/>
       </w:pPr>
       <w:r>
-        <w:t xml:space="preserve">Paste the</w:t>
-      </w:r>
-      <w:r>
-        <w:t xml:space="preserve"> </w:t>
-      </w:r>
-      <w:r>
-        <w:rPr>
-          <w:bCs/>
-          <w:b/>
-        </w:rPr>
-        <w:t xml:space="preserve">bundled checkout URL</w:t>
-      </w:r>
-      <w:r>
-        <w:t xml:space="preserve"> </w:t>
-      </w:r>
-      <w:r>
-        <w:t xml:space="preserve">copied in the Combine-and-Send step (Part 3I) into a new tab (or into a mobile browser for extra impact)</w:t>
+        <w:t xml:space="preserve">Click</w:t>
+      </w:r>
+      <w:r>
+        <w:t xml:space="preserve"> </w:t>
+      </w:r>
+      <w:r>
+        <w:rPr>
+          <w:bCs/>
+          <w:b/>
+        </w:rPr>
+        <w:t xml:space="preserve">Practice</w:t>
+      </w:r>
+      <w:r>
+        <w:t xml:space="preserve"> </w:t>
+      </w:r>
+      <w:r>
+        <w:t xml:space="preserve">in the sidebar (</w:t>
+      </w:r>
+      <w:r>
+        <w:rPr>
+          <w:rStyle w:val="VerbatimChar"/>
+        </w:rPr>
+        <w:t xml:space="preserve">/practice</w:t>
+      </w:r>
+      <w:r>
+        <w:t xml:space="preserve">). It opens on</w:t>
+      </w:r>
+      <w:r>
+        <w:t xml:space="preserve"> </w:t>
+      </w:r>
+      <w:r>
+        <w:rPr>
+          <w:bCs/>
+          <w:b/>
+        </w:rPr>
+        <w:t xml:space="preserve">30 days</w:t>
+      </w:r>
+      <w:r>
+        <w:t xml:space="preserve">.</w:t>
+      </w:r>
+      <w:r>
+        <w:t xml:space="preserve"> </w:t>
+      </w:r>
+      <w:r>
+        <w:rPr>
+          <w:bCs/>
+          <w:b/>
+        </w:rPr>
+        <w:t xml:space="preserve">Read the cards as they are</w:t>
+      </w:r>
+      <w:r>
+        <w:t xml:space="preserve"> </w:t>
+      </w:r>
+      <w:r>
+        <w:t xml:space="preserve">— Scripts,</w:t>
+      </w:r>
+      <w:r>
+        <w:t xml:space="preserve"> </w:t>
+      </w:r>
+      <w:r>
+        <w:rPr>
+          <w:bCs/>
+          <w:b/>
+        </w:rPr>
+        <w:t xml:space="preserve">Patient revenue (collected)</w:t>
+      </w:r>
+      <w:r>
+        <w:t xml:space="preserve">, Clinic payout, Platform fees, Shipping passed through, Avg margin — rather than quoting numbers from this script; they depend on what the demo data holds today.</w:t>
+      </w:r>
+    </w:p>
+    <w:p>
+      <w:pPr>
+        <w:pStyle w:val="BlockText"/>
+      </w:pPr>
+      <w:r>
+        <w:t xml:space="preserve">“</w:t>
+      </w:r>
+      <w:r>
+        <w:t xml:space="preserve">Revenue here is money actually collected. The two prescriptions Dr. Chen just signed are real orders, but Alex hasn’t paid yet — so they’re not revenue.</w:t>
+      </w:r>
+      <w:r>
+        <w:t xml:space="preserve">”</w:t>
       </w:r>
     </w:p>
     <w:p>
       <w:pPr>
         <w:numPr>
           <w:ilvl w:val="0"/>
-          <w:numId w:val="1056"/>
-        </w:numPr>
-        <w:pStyle w:val="Compact"/>
-      </w:pPr>
-      <w:r>
-        <w:rPr>
-          <w:bCs/>
-          <w:b/>
-        </w:rPr>
-        <w:t xml:space="preserve">Point out:</w:t>
-      </w:r>
-    </w:p>
-    <w:p>
-      <w:pPr>
-        <w:numPr>
-          <w:ilvl w:val="1"/>
           <w:numId w:val="1057"/>
         </w:numPr>
         <w:pStyle w:val="Compact"/>
       </w:pPr>
       <w:r>
-        <w:t xml:space="preserve">Clinic branding:</w:t>
-      </w:r>
-      <w:r>
-        <w:t xml:space="preserve"> </w:t>
-      </w:r>
-      <w:r>
+        <w:rPr>
+          <w:bCs/>
+          <w:b/>
+        </w:rPr>
+        <w:t xml:space="preserve">Point at</w:t>
+      </w:r>
+      <w:r>
+        <w:rPr>
+          <w:bCs/>
+          <w:b/>
+        </w:rPr>
+        <w:t xml:space="preserve"> </w:t>
+      </w:r>
+      <w:r>
+        <w:rPr>
+          <w:bCs/>
+          <w:b/>
+        </w:rPr>
         <w:t xml:space="preserve">“</w:t>
       </w:r>
       <w:r>
-        <w:t xml:space="preserve">Sunrise Functional Medicine</w:t>
-      </w:r>
-      <w:r>
+        <w:rPr>
+          <w:bCs/>
+          <w:b/>
+        </w:rPr>
+        <w:t xml:space="preserve">Not in revenue.</w:t>
+      </w:r>
+      <w:r>
+        <w:rPr>
+          <w:bCs/>
+          <w:b/>
+        </w:rPr>
         <w:t xml:space="preserve">”</w:t>
       </w:r>
       <w:r>
         <w:t xml:space="preserve"> </w:t>
       </w:r>
       <w:r>
-        <w:t xml:space="preserve">displayed prominently — the logo from the Logo URL field you just saw in Part 3K</w:t>
-      </w:r>
-    </w:p>
-    <w:p>
-      <w:pPr>
-        <w:numPr>
-          <w:ilvl w:val="1"/>
-          <w:numId w:val="1057"/>
-        </w:numPr>
-        <w:pStyle w:val="Compact"/>
-      </w:pPr>
-      <w:r>
-        <w:rPr>
-          <w:bCs/>
-          <w:b/>
+        <w:t xml:space="preserve">Alex Demo’s bundle sits on the</w:t>
+      </w:r>
+      <w:r>
+        <w:t xml:space="preserve"> </w:t>
+      </w:r>
+      <w:r>
+        <w:rPr>
+          <w:bCs/>
+          <w:b/>
+        </w:rPr>
+        <w:t xml:space="preserve">Awaiting payment — not yet collected</w:t>
+      </w:r>
+      <w:r>
+        <w:t xml:space="preserve"> </w:t>
+      </w:r>
+      <w:r>
+        <w:t xml:space="preserve">line; anything refunded, cancelled, expired or disputed has its own labelled line too.</w:t>
+      </w:r>
+      <w:r>
+        <w:t xml:space="preserve"> </w:t>
+      </w:r>
+      <w:r>
+        <w:rPr>
+          <w:iCs/>
+          <w:i/>
         </w:rPr>
         <w:t xml:space="preserve">“</w:t>
       </w:r>
       <w:r>
         <w:rPr>
-          <w:bCs/>
-          <w:b/>
-        </w:rPr>
-        <w:t xml:space="preserve">Prescription Bundle · 2 prescriptions · $308.00</w:t>
-      </w:r>
-      <w:r>
-        <w:rPr>
-          <w:bCs/>
-          <w:b/>
+          <w:iCs/>
+          <w:i/>
+        </w:rPr>
+        <w:t xml:space="preserve">We never mix money we didn’t collect, or gave back, into revenue. Each kind is named.</w:t>
+      </w:r>
+      <w:r>
+        <w:rPr>
+          <w:iCs/>
+          <w:i/>
         </w:rPr>
         <w:t xml:space="preserve">”</w:t>
       </w:r>
@@ -21661,33 +21919,17 @@
         <w:t xml:space="preserve"> </w:t>
       </w:r>
       <w:r>
-        <w:t xml:space="preserve">— the two sibling Rx now share one checkout instead of two separate links</w:t>
-      </w:r>
-    </w:p>
-    <w:p>
-      <w:pPr>
-        <w:numPr>
-          <w:ilvl w:val="1"/>
-          <w:numId w:val="1057"/>
-        </w:numPr>
-        <w:pStyle w:val="Compact"/>
-      </w:pPr>
-      <w:r>
-        <w:rPr>
-          <w:bCs/>
-          <w:b/>
-        </w:rPr>
-        <w:t xml:space="preserve">v2.20 — line items under the amount:</w:t>
-      </w:r>
-      <w:r>
-        <w:t xml:space="preserve"> </w:t>
-      </w:r>
-      <w:r>
-        <w:rPr>
-          <w:bCs/>
-          <w:b/>
-        </w:rPr>
-        <w:t xml:space="preserve">Prescriptions $286.00</w:t>
+        <w:t xml:space="preserve">Then click</w:t>
+      </w:r>
+      <w:r>
+        <w:t xml:space="preserve"> </w:t>
+      </w:r>
+      <w:r>
+        <w:rPr>
+          <w:bCs/>
+          <w:b/>
+        </w:rPr>
+        <w:t xml:space="preserve">By pharmacy</w:t>
       </w:r>
       <w:r>
         <w:t xml:space="preserve"> </w:t>
@@ -21703,237 +21945,13 @@
           <w:bCs/>
           <w:b/>
         </w:rPr>
-        <w:t xml:space="preserve">Shipping $22.00</w:t>
-      </w:r>
-      <w:r>
-        <w:t xml:space="preserve">. Shipping is its own line, charged once for Strive.</w:t>
-      </w:r>
-    </w:p>
-    <w:p>
-      <w:pPr>
-        <w:numPr>
-          <w:ilvl w:val="1"/>
-          <w:numId w:val="1057"/>
-        </w:numPr>
-        <w:pStyle w:val="Compact"/>
-      </w:pPr>
-      <w:r>
-        <w:t xml:space="preserve">Two generic line items, each labeled</w:t>
-      </w:r>
-      <w:r>
-        <w:t xml:space="preserve"> </w:t>
-      </w:r>
-      <w:r>
-        <w:rPr>
-          <w:bCs/>
-          <w:b/>
-        </w:rPr>
-        <w:t xml:space="preserve">“</w:t>
-      </w:r>
-      <w:r>
-        <w:rPr>
-          <w:bCs/>
-          <w:b/>
-        </w:rPr>
-        <w:t xml:space="preserve">Prescription Service</w:t>
-      </w:r>
-      <w:r>
-        <w:rPr>
-          <w:bCs/>
-          <w:b/>
-        </w:rPr>
-        <w:t xml:space="preserve">”</w:t>
-      </w:r>
-      <w:r>
-        <w:t xml:space="preserve"> </w:t>
-      </w:r>
-      <w:r>
-        <w:t xml:space="preserve">— NOT the medication name</w:t>
-      </w:r>
-    </w:p>
-    <w:p>
-      <w:pPr>
-        <w:numPr>
-          <w:ilvl w:val="1"/>
-          <w:numId w:val="1057"/>
-        </w:numPr>
-        <w:pStyle w:val="Compact"/>
-      </w:pPr>
-      <w:r>
-        <w:t xml:space="preserve">A single</w:t>
-      </w:r>
-      <w:r>
-        <w:t xml:space="preserve"> </w:t>
-      </w:r>
-      <w:r>
-        <w:rPr>
-          <w:bCs/>
-          <w:b/>
-        </w:rPr>
-        <w:t xml:space="preserve">combined total of $308.00</w:t>
-      </w:r>
-      <w:r>
-        <w:t xml:space="preserve"> </w:t>
-      </w:r>
-      <w:r>
-        <w:t xml:space="preserve">— the two retail prices set in Part 3E (Semaglutide $190.00 + Testosterone Cypionate $96.00; the</w:t>
-      </w:r>
-      <w:r>
-        <w:t xml:space="preserve"> </w:t>
-      </w:r>
-      <w:r>
-        <w:rPr>
-          <w:bCs/>
-          <w:b/>
-        </w:rPr>
-        <w:t xml:space="preserve">$190.00</w:t>
-      </w:r>
-      <w:r>
-        <w:t xml:space="preserve"> </w:t>
-      </w:r>
-      <w:r>
-        <w:t xml:space="preserve">assumes the</w:t>
-      </w:r>
-      <w:r>
-        <w:t xml:space="preserve"> </w:t>
-      </w:r>
-      <w:r>
-        <w:rPr>
-          <w:bCs/>
-          <w:b/>
-        </w:rPr>
-        <w:t xml:space="preserve">2×</w:t>
-      </w:r>
-      <w:r>
-        <w:t xml:space="preserve"> </w:t>
-      </w:r>
-      <w:r>
-        <w:t xml:space="preserve">tap — it defaults to $133.00) plus</w:t>
-      </w:r>
-      <w:r>
-        <w:t xml:space="preserve"> </w:t>
-      </w:r>
-      <w:r>
-        <w:rPr>
-          <w:bCs/>
-          <w:b/>
-        </w:rPr>
-        <w:t xml:space="preserve">$22.00</w:t>
-      </w:r>
-      <w:r>
-        <w:t xml:space="preserve"> </w:t>
-      </w:r>
-      <w:r>
-        <w:t xml:space="preserve">shipping. The patient pays this one combined amount, once.</w:t>
-      </w:r>
-    </w:p>
-    <w:p>
-      <w:pPr>
-        <w:numPr>
-          <w:ilvl w:val="1"/>
-          <w:numId w:val="1057"/>
-        </w:numPr>
-        <w:pStyle w:val="Compact"/>
-      </w:pPr>
-      <w:r>
-        <w:rPr>
-          <w:bCs/>
-          <w:b/>
-        </w:rPr>
-        <w:t xml:space="preserve">Email field</w:t>
-      </w:r>
-      <w:r>
-        <w:t xml:space="preserve"> </w:t>
-      </w:r>
-      <w:r>
-        <w:t xml:space="preserve">(</w:t>
-      </w:r>
-      <w:r>
-        <w:t xml:space="preserve">“</w:t>
-      </w:r>
-      <w:r>
-        <w:t xml:space="preserve">Email for receipt</w:t>
-      </w:r>
-      <w:r>
-        <w:t xml:space="preserve">”</w:t>
-      </w:r>
-      <w:r>
-        <w:t xml:space="preserve">) — required, above the Stripe payment form. Stripe auto-emails a branded receipt to this address when the charge succeeds.</w:t>
-      </w:r>
-    </w:p>
-    <w:p>
-      <w:pPr>
-        <w:numPr>
-          <w:ilvl w:val="1"/>
-          <w:numId w:val="1057"/>
-        </w:numPr>
-        <w:pStyle w:val="Compact"/>
-      </w:pPr>
-      <w:r>
-        <w:t xml:space="preserve">Stripe Elements payment form below (card + whichever wallet options the patient’s device supports — e.g., Apple Pay in Safari on iOS, Google Pay in Chrome on Android, Cash App Pay, Bank, Affirm, Amazon Pay)</w:t>
-      </w:r>
-    </w:p>
-    <w:p>
-      <w:pPr>
-        <w:numPr>
-          <w:ilvl w:val="1"/>
-          <w:numId w:val="1057"/>
-        </w:numPr>
-        <w:pStyle w:val="Compact"/>
-      </w:pPr>
-      <w:r>
-        <w:t xml:space="preserve">Trust signals:</w:t>
-      </w:r>
-      <w:r>
-        <w:t xml:space="preserve"> </w:t>
-      </w:r>
-      <w:r>
-        <w:t xml:space="preserve">“</w:t>
-      </w:r>
-      <w:r>
-        <w:t xml:space="preserve">256-bit TLS Encryption</w:t>
-      </w:r>
-      <w:r>
-        <w:t xml:space="preserve">”</w:t>
-      </w:r>
-      <w:r>
-        <w:t xml:space="preserve">,</w:t>
-      </w:r>
-      <w:r>
-        <w:t xml:space="preserve"> </w:t>
-      </w:r>
-      <w:r>
-        <w:t xml:space="preserve">“</w:t>
-      </w:r>
-      <w:r>
-        <w:t xml:space="preserve">Powered by Stripe</w:t>
-      </w:r>
-      <w:r>
-        <w:t xml:space="preserve">”</w:t>
-      </w:r>
-    </w:p>
-    <w:p>
-      <w:pPr>
-        <w:numPr>
-          <w:ilvl w:val="1"/>
-          <w:numId w:val="1057"/>
-        </w:numPr>
-        <w:pStyle w:val="Compact"/>
-      </w:pPr>
-      <w:r>
-        <w:t xml:space="preserve">Footer:</w:t>
-      </w:r>
-      <w:r>
-        <w:t xml:space="preserve"> </w:t>
-      </w:r>
-      <w:r>
-        <w:t xml:space="preserve">“</w:t>
-      </w:r>
-      <w:r>
-        <w:t xml:space="preserve">Your payment info is encrypted and never stored by CompoundIQ</w:t>
-      </w:r>
-      <w:r>
-        <w:t xml:space="preserve">”</w:t>
+        <w:t xml:space="preserve">Export CSV</w:t>
+      </w:r>
+      <w:r>
+        <w:t xml:space="preserve"> </w:t>
+      </w:r>
+      <w:r>
+        <w:t xml:space="preserve">— the file is exactly the table on screen.</w:t>
       </w:r>
     </w:p>
     <w:p>
@@ -21941,13 +21959,17 @@
         <w:pStyle w:val="BlockText"/>
       </w:pPr>
       <w:r>
-        <w:t xml:space="preserve">“</w:t>
-      </w:r>
-      <w:r>
-        <w:t xml:space="preserve">This is what the patient sees. No login, no app download, no account creation. They tapped a link in a text message and landed here — and both prescriptions from today’s visit are on one page as a single bundle. Notice — no medication name anywhere. HIPAA compliance means zero Protected Health Information touches Stripe or appears on any patient-facing surface.</w:t>
-      </w:r>
-      <w:r>
-        <w:t xml:space="preserve">”</w:t>
+        <w:rPr>
+          <w:bCs/>
+          <w:b/>
+        </w:rPr>
+        <w:t xml:space="preserve">If someone compares this to the dashboard’s Revenue card:</w:t>
+      </w:r>
+      <w:r>
+        <w:t xml:space="preserve"> </w:t>
+      </w:r>
+      <w:r>
+        <w:t xml:space="preserve">that card counts what has been billed this month (signed orders, paid or awaiting payment); this page counts only what was collected. Say which is which — they answer different questions.</w:t>
       </w:r>
     </w:p>
     <w:p>
@@ -21963,7 +21985,56 @@
           <w:bCs/>
           <w:b/>
         </w:rPr>
-        <w:t xml:space="preserve">Point out the white-labeling:</w:t>
+        <w:t xml:space="preserve">Needs attention.</w:t>
+      </w:r>
+      <w:r>
+        <w:t xml:space="preserve"> </w:t>
+      </w:r>
+      <w:r>
+        <w:t xml:space="preserve">Read what is listed. Each item says what’s wrong and links straight to the fix: an unpaid link opens the order (to resend or regenerate it), a draft whose pharmacy price moved opens that line in the builder, a failed submission opens the order. If the list reads</w:t>
+      </w:r>
+      <w:r>
+        <w:t xml:space="preserve"> </w:t>
+      </w:r>
+      <w:r>
+        <w:rPr>
+          <w:bCs/>
+          <w:b/>
+        </w:rPr>
+        <w:t xml:space="preserve">“</w:t>
+      </w:r>
+      <w:r>
+        <w:rPr>
+          <w:bCs/>
+          <w:b/>
+        </w:rPr>
+        <w:t xml:space="preserve">Nothing needs attention</w:t>
+      </w:r>
+      <w:r>
+        <w:rPr>
+          <w:bCs/>
+          <w:b/>
+        </w:rPr>
+        <w:t xml:space="preserve">”</w:t>
+      </w:r>
+      <w:r>
+        <w:t xml:space="preserve">, say so — that is a real answer, not a missing one: a check that could not run shows an error with</w:t>
+      </w:r>
+      <w:r>
+        <w:t xml:space="preserve"> </w:t>
+      </w:r>
+      <w:r>
+        <w:rPr>
+          <w:bCs/>
+          <w:b/>
+        </w:rPr>
+        <w:t xml:space="preserve">Retry</w:t>
+      </w:r>
+      <w:r>
+        <w:t xml:space="preserve"> </w:t>
+      </w:r>
+      <w:r>
+        <w:t xml:space="preserve">instead.</w:t>
       </w:r>
     </w:p>
     <w:p>
@@ -21974,32 +22045,10 @@
         <w:t xml:space="preserve">“</w:t>
       </w:r>
       <w:r>
-        <w:t xml:space="preserve">The patient sees their clinic’s name and branding. They don’t know CompoundIQ exists. This is a branded checkout experience for the clinic.</w:t>
+        <w:t xml:space="preserve">Lauren asked for exactly this: the scripts that need someone. One list, this clinic only, each with the button that fixes it.</w:t>
       </w:r>
       <w:r>
         <w:t xml:space="preserve">”</w:t>
-      </w:r>
-    </w:p>
-    <w:bookmarkEnd w:id="53"/>
-    <w:bookmarkStart w:id="54" w:name="Xbcdcfb4e0da41cdbc6c25cb85d14b9d61699888"/>
-    <w:p>
-      <w:pPr>
-        <w:pStyle w:val="Heading3"/>
-      </w:pPr>
-      <w:r>
-        <w:t xml:space="preserve">4B — Render and Narrate (we deliberately stop here)</w:t>
-      </w:r>
-    </w:p>
-    <w:p>
-      <w:pPr>
-        <w:pStyle w:val="BlockText"/>
-      </w:pPr>
-      <w:r>
-        <w:rPr>
-          <w:bCs/>
-          <w:b/>
-        </w:rPr>
-        <w:t xml:space="preserve">This is a narration beat, not a transaction beat. Nothing is typed into the payment form. The Pay button is never clicked.</w:t>
       </w:r>
     </w:p>
     <w:p>
@@ -22015,175 +22064,141 @@
           <w:bCs/>
           <w:b/>
         </w:rPr>
-        <w:t xml:space="preserve">Leave the form empty and say this — out loud, unhurried, as a deliberate choice rather than an apology:</w:t>
-      </w:r>
+        <w:t xml:space="preserve">Who sees it.</w:t>
+      </w:r>
+      <w:r>
+        <w:t xml:space="preserve"> </w:t>
+      </w:r>
+      <w:r>
+        <w:t xml:space="preserve">Back in</w:t>
+      </w:r>
+      <w:r>
+        <w:t xml:space="preserve"> </w:t>
+      </w:r>
+      <w:r>
+        <w:rPr>
+          <w:bCs/>
+          <w:b/>
+        </w:rPr>
+        <w:t xml:space="preserve">Settings → Clinic Profile</w:t>
+      </w:r>
+      <w:r>
+        <w:t xml:space="preserve">, point at</w:t>
+      </w:r>
+      <w:r>
+        <w:t xml:space="preserve"> </w:t>
+      </w:r>
+      <w:r>
+        <w:rPr>
+          <w:bCs/>
+          <w:b/>
+        </w:rPr>
+        <w:t xml:space="preserve">Show the practice dashboard to providers</w:t>
+      </w:r>
+      <w:r>
+        <w:t xml:space="preserve"> </w:t>
+      </w:r>
+      <w:r>
+        <w:t xml:space="preserve">— off by default, and only the clinic admin can change it. With it off, Dr. Chen gets</w:t>
+      </w:r>
+      <w:r>
+        <w:t xml:space="preserve"> </w:t>
+      </w:r>
+      <w:r>
+        <w:rPr>
+          <w:bCs/>
+          <w:b/>
+        </w:rPr>
+        <w:t xml:space="preserve">Access Denied</w:t>
+      </w:r>
+      <w:r>
+        <w:t xml:space="preserve"> </w:t>
+      </w:r>
+      <w:r>
+        <w:t xml:space="preserve">at</w:t>
+      </w:r>
+      <w:r>
+        <w:t xml:space="preserve"> </w:t>
+      </w:r>
+      <w:r>
+        <w:rPr>
+          <w:rStyle w:val="VerbatimChar"/>
+        </w:rPr>
+        <w:t xml:space="preserve">/practice</w:t>
+      </w:r>
+      <w:r>
+        <w:t xml:space="preserve">. Ops can never open a clinic’s practice dashboard.</w:t>
+      </w:r>
+    </w:p>
+    <w:p>
+      <w:r>
+        <w:pict>
+          <v:rect style="width:0;height:1.5pt" o:hralign="center" o:hrstd="t" o:hr="t"/>
+        </w:pict>
+      </w:r>
+    </w:p>
+    <w:bookmarkEnd w:id="51"/>
+    <w:bookmarkEnd w:id="52"/>
+    <w:bookmarkStart w:id="59" w:name="part-4-patient-checkout-45-minutes"/>
+    <w:p>
+      <w:pPr>
+        <w:pStyle w:val="Heading2"/>
+      </w:pPr>
+      <w:r>
+        <w:t xml:space="preserve">Part 4: Patient Checkout (4–5 minutes)</w:t>
+      </w:r>
+    </w:p>
+    <w:p>
+      <w:pPr>
+        <w:pStyle w:val="Heading2"/>
+      </w:pPr>
+      <w:bookmarkStart w:id="53" w:name="Xd1eec9d0f3c72cae014c0e889b784e5783e6b24"/>
+      <w:r>
+        <w:t xml:space="preserve">🛑 Reminder before you open this tab: production is on LIVE Stripe keys.</w:t>
+      </w:r>
+      <w:bookmarkEnd w:id="53"/>
     </w:p>
     <w:p>
       <w:pPr>
         <w:pStyle w:val="BlockText"/>
       </w:pPr>
       <w:r>
-        <w:t xml:space="preserve">“Now — I’m going to stop right here, and I want to tell you exactly why.</w:t>
-      </w:r>
-    </w:p>
-    <w:p>
-      <w:pPr>
-        <w:pStyle w:val="BlockText"/>
-      </w:pPr>
-      <w:r>
-        <w:t xml:space="preserve">This is our production environment on live payment credentials. That Pay button is real. If I click it, a real card gets charged two hundred and eighty-six dollars, and Stripe really splits that money into a clinic’s payout account.</w:t>
-      </w:r>
-      <w:r>
-        <w:t xml:space="preserve"> </w:t>
-      </w:r>
-      <w:r>
-        <w:rPr>
-          <w:bCs/>
-          <w:b/>
-        </w:rPr>
-        <w:t xml:space="preserve">I’m not going to run a live charge on somebody’s real payment rail to decorate a demo.</w:t>
-      </w:r>
-      <w:r>
-        <w:t xml:space="preserve"> </w:t>
-      </w:r>
-      <w:r>
-        <w:t xml:space="preserve">If I were willing to do that here, you should wonder what else I’d be willing to do in your practice.</w:t>
-      </w:r>
-    </w:p>
-    <w:p>
-      <w:pPr>
-        <w:pStyle w:val="BlockText"/>
-      </w:pPr>
-      <w:r>
-        <w:t xml:space="preserve">And I don’t need to click it, because everything worth proving is already on this screen. Look at what this page is telling you:</w:t>
-      </w:r>
-    </w:p>
-    <w:p>
-      <w:pPr>
-        <w:pStyle w:val="BlockText"/>
-      </w:pPr>
-      <w:r>
-        <w:rPr>
-          <w:bCs/>
-          <w:b/>
-        </w:rPr>
-        <w:t xml:space="preserve">Your name is on it, not ours.</w:t>
-      </w:r>
-      <w:r>
-        <w:t xml:space="preserve"> </w:t>
-      </w:r>
-      <w:r>
-        <w:t xml:space="preserve">Sunrise Functional Medicine, your logo, your colors. The patient has no idea we exist.</w:t>
-      </w:r>
-    </w:p>
-    <w:p>
-      <w:pPr>
-        <w:pStyle w:val="BlockText"/>
-      </w:pPr>
-      <w:r>
-        <w:rPr>
-          <w:bCs/>
-          <w:b/>
-        </w:rPr>
-        <w:t xml:space="preserve">There’s no medication name anywhere.</w:t>
-      </w:r>
-      <w:r>
-        <w:t xml:space="preserve"> </w:t>
-      </w:r>
-      <w:r>
-        <w:t xml:space="preserve">Two line items, both say</w:t>
-      </w:r>
-      <w:r>
-        <w:t xml:space="preserve"> </w:t>
-      </w:r>
-      <w:r>
-        <w:t xml:space="preserve">‘</w:t>
-      </w:r>
-      <w:r>
-        <w:t xml:space="preserve">Prescription Service.</w:t>
-      </w:r>
-      <w:r>
-        <w:t xml:space="preserve">’</w:t>
-      </w:r>
-      <w:r>
-        <w:t xml:space="preserve"> </w:t>
-      </w:r>
-      <w:r>
-        <w:t xml:space="preserve">That is not cosmetic — it means no Protected Health Information ever reaches Stripe, ever lands in a payment processor’s logs, and never shows up on a card statement that a spouse or an employer might read. This is the single most common way healthcare software leaks PHI, and we designed it out.</w:t>
-      </w:r>
-    </w:p>
-    <w:p>
-      <w:pPr>
-        <w:pStyle w:val="BlockText"/>
-      </w:pPr>
-      <w:r>
-        <w:rPr>
-          <w:bCs/>
-          <w:b/>
-        </w:rPr>
-        <w:t xml:space="preserve">One total, one payment.</w:t>
-      </w:r>
-      <w:r>
-        <w:t xml:space="preserve"> </w:t>
-      </w:r>
-      <w:r>
-        <w:t xml:space="preserve">Two prescriptions from one visit, two hundred eighty-six dollars, paid once — not two links and two charges and a confused patient calling your front desk.</w:t>
-      </w:r>
-    </w:p>
-    <w:p>
-      <w:pPr>
-        <w:pStyle w:val="BlockText"/>
-      </w:pPr>
-      <w:r>
-        <w:rPr>
-          <w:bCs/>
-          <w:b/>
-        </w:rPr>
-        <w:t xml:space="preserve">Receipt email is required</w:t>
-      </w:r>
-      <w:r>
-        <w:t xml:space="preserve"> </w:t>
-      </w:r>
-      <w:r>
-        <w:t xml:space="preserve">before the form will submit, so the patient always gets documentation and your staff never fields</w:t>
-      </w:r>
-      <w:r>
-        <w:t xml:space="preserve"> </w:t>
-      </w:r>
-      <w:r>
-        <w:t xml:space="preserve">‘</w:t>
-      </w:r>
-      <w:r>
-        <w:t xml:space="preserve">did it go through?</w:t>
-      </w:r>
-      <w:r>
-        <w:t xml:space="preserve">’</w:t>
-      </w:r>
-    </w:p>
-    <w:p>
-      <w:pPr>
-        <w:pStyle w:val="BlockText"/>
-      </w:pPr>
-      <w:r>
-        <w:rPr>
-          <w:bCs/>
-          <w:b/>
-        </w:rPr>
-        <w:t xml:space="preserve">And it’s Stripe.</w:t>
-      </w:r>
-      <w:r>
-        <w:t xml:space="preserve"> </w:t>
-      </w:r>
-      <w:r>
-        <w:t xml:space="preserve">Card, Apple Pay, Google Pay — whatever their phone supports. TLS encryption and Powered by Stripe right there at the bottom, which is the trust mark patients already recognize. We are not building a payment processor. We’re not touching card data at all.</w:t>
-      </w:r>
-    </w:p>
-    <w:p>
-      <w:pPr>
-        <w:pStyle w:val="BlockText"/>
-      </w:pPr>
-      <w:r>
-        <w:t xml:space="preserve">That’s the checkout. It works — we run it end to end in automated tests on every single merge. I’m just not going to spend your money to show you a green checkmark.”</w:t>
+        <w:rPr>
+          <w:bCs/>
+          <w:b/>
+        </w:rPr>
+        <w:t xml:space="preserve">No card number is entered in Part 4. None.</w:t>
+      </w:r>
+      <w:r>
+        <w:t xml:space="preserve"> </w:t>
+      </w:r>
+      <w:r>
+        <w:t xml:space="preserve">A test card will hard-decline; a real card will really charge ~$308.00 (with shipping) with a real Connect payout split.</w:t>
+      </w:r>
+      <w:r>
+        <w:t xml:space="preserve"> </w:t>
+      </w:r>
+      <w:r>
+        <w:rPr>
+          <w:bCs/>
+          <w:b/>
+        </w:rPr>
+        <w:t xml:space="preserve">We render the page, we narrate it, and we stop.</w:t>
+      </w:r>
+      <w:r>
+        <w:t xml:space="preserve"> </w:t>
+      </w:r>
+      <w:r>
+        <w:t xml:space="preserve">Part 4B gives you the words.</w:t>
+      </w:r>
+    </w:p>
+    <w:bookmarkStart w:id="54" w:name="a-checkout-page"/>
+    <w:p>
+      <w:pPr>
+        <w:pStyle w:val="Heading3"/>
+      </w:pPr>
+      <w:r>
+        <w:t xml:space="preserve">4A — Checkout Page</w:t>
       </w:r>
     </w:p>
     <w:p>
@@ -22195,276 +22210,75 @@
         <w:pStyle w:val="Compact"/>
       </w:pPr>
       <w:r>
-        <w:rPr>
-          <w:bCs/>
-          <w:b/>
-        </w:rPr>
-        <w:t xml:space="preserve">If someone asks to see the payment actually complete:</w:t>
-      </w:r>
-      <w:r>
-        <w:t xml:space="preserve"> </w:t>
-      </w:r>
-      <w:r>
-        <w:t xml:space="preserve">the honest answer, and it lands well —</w:t>
-      </w:r>
-      <w:r>
-        <w:t xml:space="preserve"> </w:t>
-      </w:r>
-      <w:r>
-        <w:rPr>
-          <w:iCs/>
-          <w:i/>
-        </w:rPr>
-        <w:t xml:space="preserve">“</w:t>
-      </w:r>
-      <w:r>
-        <w:rPr>
-          <w:iCs/>
-          <w:i/>
-        </w:rPr>
-        <w:t xml:space="preserve">Happy to. Not on live keys in a meeting. Give me a sandbox and a scheduled follow-up and I’ll walk you through a completed transaction, the success page, the webhook, and the order flipping to Paid in the ops pipeline.</w:t>
-      </w:r>
-      <w:r>
-        <w:rPr>
-          <w:iCs/>
-          <w:i/>
-        </w:rPr>
-        <w:t xml:space="preserve">”</w:t>
-      </w:r>
-      <w:r>
-        <w:t xml:space="preserve"> </w:t>
-      </w:r>
-      <w:r>
-        <w:t xml:space="preserve">Then book it. This is a second meeting you’ve just earned, not an objection you’ve dodged.</w:t>
-      </w:r>
-    </w:p>
-    <w:bookmarkEnd w:id="54"/>
-    <w:bookmarkStart w:id="56" w:name="X8fc3d8fb95016b894941ca5dcbf7097fa3a7bf5"/>
-    <w:p>
-      <w:pPr>
-        <w:pStyle w:val="Heading3"/>
-      </w:pPr>
-      <w:r>
-        <w:t xml:space="preserve">4C — Success Page (NOT SHOWN LIVE — describe only)</w:t>
-      </w:r>
-    </w:p>
-    <w:p>
-      <w:pPr>
-        <w:pStyle w:val="Heading2"/>
-      </w:pPr>
-      <w:bookmarkStart w:id="55" w:name="X22d38b14946aba0a0fdffaa07f08b744d0374f7"/>
-      <w:r>
-        <w:t xml:space="preserve">ℹ️ Do not navigate here. This screen is unreachable without completing a real payment.</w:t>
-      </w:r>
-      <w:bookmarkEnd w:id="55"/>
-    </w:p>
-    <w:p>
-      <w:pPr>
-        <w:pStyle w:val="BlockText"/>
-      </w:pPr>
-      <w:r>
-        <w:rPr>
-          <w:rStyle w:val="VerbatimChar"/>
-        </w:rPr>
-        <w:t xml:space="preserve">/checkout/success</w:t>
-      </w:r>
-      <w:r>
-        <w:t xml:space="preserve"> </w:t>
-      </w:r>
-      <w:r>
-        <w:t xml:space="preserve">renders only after a successful charge. Because Part 4B never charges anything,</w:t>
-      </w:r>
-      <w:r>
-        <w:t xml:space="preserve"> </w:t>
-      </w:r>
-      <w:r>
-        <w:rPr>
-          <w:bCs/>
-          <w:b/>
-        </w:rPr>
-        <w:t xml:space="preserve">there is nothing to click through to.</w:t>
-      </w:r>
-      <w:r>
-        <w:t xml:space="preserve"> </w:t>
-      </w:r>
-      <w:r>
-        <w:t xml:space="preserve">Do not attempt to visit the URL and do not tell the audience you’re about to show it. Describe it in one sentence and move on to Part 5.</w:t>
-      </w:r>
-    </w:p>
-    <w:p>
-      <w:pPr>
-        <w:pStyle w:val="BlockText"/>
-      </w:pPr>
-      <w:r>
-        <w:rPr>
-          <w:bCs/>
-          <w:b/>
-        </w:rPr>
-        <w:t xml:space="preserve">What the patient sees after paying</w:t>
-      </w:r>
-      <w:r>
-        <w:t xml:space="preserve"> </w:t>
-      </w:r>
-      <w:r>
-        <w:t xml:space="preserve">(for narration only): an animated green checkmark, a</w:t>
-      </w:r>
-      <w:r>
-        <w:t xml:space="preserve"> </w:t>
-      </w:r>
-      <w:r>
-        <w:t xml:space="preserve">“</w:t>
-      </w:r>
-      <w:r>
-        <w:t xml:space="preserve">Payment Received</w:t>
-      </w:r>
-      <w:r>
-        <w:t xml:space="preserve">”</w:t>
-      </w:r>
-      <w:r>
-        <w:t xml:space="preserve"> </w:t>
-      </w:r>
-      <w:r>
-        <w:t xml:space="preserve">heading, the combined bundle amount in green, an order reference (first 8 characters of the order UUID, monospace), and a</w:t>
-      </w:r>
-      <w:r>
-        <w:t xml:space="preserve"> </w:t>
-      </w:r>
-      <w:r>
-        <w:t xml:space="preserve">“</w:t>
-      </w:r>
-      <w:r>
-        <w:t xml:space="preserve">What Happens Next</w:t>
-      </w:r>
-      <w:r>
-        <w:t xml:space="preserve">”</w:t>
-      </w:r>
-      <w:r>
-        <w:t xml:space="preserve"> </w:t>
-      </w:r>
-      <w:r>
-        <w:t xml:space="preserve">card with a 3-step progress indicator — Payment confirmed (check), Prescription sent to pharmacy (pending), Pharmacy will contact you, with a timing estimate that adapts to the pharmacy’s integration tier (</w:t>
-      </w:r>
-      <w:r>
-        <w:t xml:space="preserve">“</w:t>
-      </w:r>
-      <w:r>
-        <w:t xml:space="preserve">Within 3–7 business days</w:t>
-      </w:r>
-      <w:r>
-        <w:t xml:space="preserve">”</w:t>
-      </w:r>
-      <w:r>
-        <w:t xml:space="preserve"> </w:t>
-      </w:r>
-      <w:r>
-        <w:t xml:space="preserve">for a Tier 4 fax pharmacy;</w:t>
-      </w:r>
-      <w:r>
-        <w:t xml:space="preserve"> </w:t>
-      </w:r>
-      <w:r>
-        <w:t xml:space="preserve">“</w:t>
-      </w:r>
-      <w:r>
-        <w:t xml:space="preserve">24–48 hours</w:t>
-      </w:r>
-      <w:r>
-        <w:t xml:space="preserve">”</w:t>
-      </w:r>
-      <w:r>
-        <w:t xml:space="preserve"> </w:t>
-      </w:r>
-      <w:r>
-        <w:t xml:space="preserve">for an API-connected Tier 1).</w:t>
-      </w:r>
-      <w:r>
-        <w:t xml:space="preserve"> </w:t>
-      </w:r>
-      <w:r>
-        <w:rPr>
-          <w:bCs/>
-          <w:b/>
-        </w:rPr>
-        <w:t xml:space="preserve">There is no medication name on the success page either</w:t>
-      </w:r>
-      <w:r>
-        <w:t xml:space="preserve"> </w:t>
-      </w:r>
-      <w:r>
-        <w:t xml:space="preserve">— zero PHI, same as the checkout page.</w:t>
-      </w:r>
-    </w:p>
-    <w:p>
-      <w:pPr>
-        <w:pStyle w:val="BlockText"/>
-      </w:pPr>
-      <w:r>
-        <w:rPr>
-          <w:bCs/>
-          <w:b/>
-        </w:rPr>
-        <w:t xml:space="preserve">One-line version for the demo:</w:t>
-      </w:r>
-      <w:r>
-        <w:t xml:space="preserve"> </w:t>
-      </w:r>
-      <w:r>
-        <w:rPr>
-          <w:iCs/>
-          <w:i/>
-        </w:rPr>
-        <w:t xml:space="preserve">“</w:t>
-      </w:r>
-      <w:r>
-        <w:rPr>
-          <w:iCs/>
-          <w:i/>
-        </w:rPr>
-        <w:t xml:space="preserve">After they pay, they get a confirmation page with the amount, an order reference, and a realistic timeline that depends on which pharmacy tier the order routed to — API pharmacies quote 24 to 48 hours, fax pharmacies quote 3 to 7 days. No false promises, and still no medication name.</w:t>
-      </w:r>
-      <w:r>
-        <w:rPr>
-          <w:iCs/>
-          <w:i/>
-        </w:rPr>
-        <w:t xml:space="preserve">”</w:t>
-      </w:r>
-    </w:p>
-    <w:bookmarkEnd w:id="56"/>
-    <w:bookmarkStart w:id="57" w:name="d-expired-link-page-safe-to-show-live"/>
-    <w:p>
-      <w:pPr>
-        <w:pStyle w:val="Heading3"/>
-      </w:pPr>
-      <w:r>
-        <w:t xml:space="preserve">4D — Expired Link Page (safe to show live)</w:t>
+        <w:t xml:space="preserve">Paste the</w:t>
+      </w:r>
+      <w:r>
+        <w:t xml:space="preserve"> </w:t>
+      </w:r>
+      <w:r>
+        <w:rPr>
+          <w:bCs/>
+          <w:b/>
+        </w:rPr>
+        <w:t xml:space="preserve">bundled checkout URL</w:t>
+      </w:r>
+      <w:r>
+        <w:t xml:space="preserve"> </w:t>
+      </w:r>
+      <w:r>
+        <w:t xml:space="preserve">copied in the Combine-and-Send step (Part 3I) into a new tab (or into a mobile browser for extra impact)</w:t>
       </w:r>
     </w:p>
     <w:p>
       <w:pPr>
         <w:numPr>
           <w:ilvl w:val="0"/>
+          <w:numId w:val="1060"/>
+        </w:numPr>
+        <w:pStyle w:val="Compact"/>
+      </w:pPr>
+      <w:r>
+        <w:rPr>
+          <w:bCs/>
+          <w:b/>
+        </w:rPr>
+        <w:t xml:space="preserve">Point out:</w:t>
+      </w:r>
+    </w:p>
+    <w:p>
+      <w:pPr>
+        <w:numPr>
+          <w:ilvl w:val="1"/>
           <w:numId w:val="1061"/>
         </w:numPr>
         <w:pStyle w:val="Compact"/>
       </w:pPr>
       <w:r>
-        <w:t xml:space="preserve">Navigate to</w:t>
-      </w:r>
-      <w:r>
-        <w:t xml:space="preserve"> </w:t>
-      </w:r>
-      <w:r>
-        <w:rPr>
-          <w:rStyle w:val="VerbatimChar"/>
-        </w:rPr>
-        <w:t xml:space="preserve">https://functional-medicine-infrastructure.vercel.app/checkout/expired</w:t>
+        <w:t xml:space="preserve">Clinic branding:</w:t>
+      </w:r>
+      <w:r>
+        <w:t xml:space="preserve"> </w:t>
+      </w:r>
+      <w:r>
+        <w:t xml:space="preserve">“</w:t>
+      </w:r>
+      <w:r>
+        <w:t xml:space="preserve">Sunrise Functional Medicine</w:t>
+      </w:r>
+      <w:r>
+        <w:t xml:space="preserve">”</w:t>
+      </w:r>
+      <w:r>
+        <w:t xml:space="preserve"> </w:t>
+      </w:r>
+      <w:r>
+        <w:t xml:space="preserve">displayed prominently — the logo from the Logo URL field you just saw in Part 3K</w:t>
       </w:r>
     </w:p>
     <w:p>
       <w:pPr>
         <w:numPr>
-          <w:ilvl w:val="0"/>
+          <w:ilvl w:val="1"/>
           <w:numId w:val="1061"/>
         </w:numPr>
         <w:pStyle w:val="Compact"/>
@@ -22474,61 +22288,353 @@
           <w:bCs/>
           <w:b/>
         </w:rPr>
-        <w:t xml:space="preserve">Point out:</w:t>
+        <w:t xml:space="preserve">“</w:t>
+      </w:r>
+      <w:r>
+        <w:rPr>
+          <w:bCs/>
+          <w:b/>
+        </w:rPr>
+        <w:t xml:space="preserve">Prescription Bundle · 2 prescriptions · $308.00</w:t>
+      </w:r>
+      <w:r>
+        <w:rPr>
+          <w:bCs/>
+          <w:b/>
+        </w:rPr>
+        <w:t xml:space="preserve">”</w:t>
+      </w:r>
+      <w:r>
+        <w:t xml:space="preserve"> </w:t>
+      </w:r>
+      <w:r>
+        <w:t xml:space="preserve">— the two sibling Rx now share one checkout instead of two separate links</w:t>
       </w:r>
     </w:p>
     <w:p>
       <w:pPr>
         <w:numPr>
           <w:ilvl w:val="1"/>
+          <w:numId w:val="1061"/>
+        </w:numPr>
+        <w:pStyle w:val="Compact"/>
+      </w:pPr>
+      <w:r>
+        <w:rPr>
+          <w:bCs/>
+          <w:b/>
+        </w:rPr>
+        <w:t xml:space="preserve">v2.20 — line items under the amount:</w:t>
+      </w:r>
+      <w:r>
+        <w:t xml:space="preserve"> </w:t>
+      </w:r>
+      <w:r>
+        <w:rPr>
+          <w:bCs/>
+          <w:b/>
+        </w:rPr>
+        <w:t xml:space="preserve">Prescriptions $286.00</w:t>
+      </w:r>
+      <w:r>
+        <w:t xml:space="preserve"> </w:t>
+      </w:r>
+      <w:r>
+        <w:t xml:space="preserve">and</w:t>
+      </w:r>
+      <w:r>
+        <w:t xml:space="preserve"> </w:t>
+      </w:r>
+      <w:r>
+        <w:rPr>
+          <w:bCs/>
+          <w:b/>
+        </w:rPr>
+        <w:t xml:space="preserve">Shipping $22.00</w:t>
+      </w:r>
+      <w:r>
+        <w:t xml:space="preserve">. Shipping is its own line, charged once for Strive.</w:t>
+      </w:r>
+    </w:p>
+    <w:p>
+      <w:pPr>
+        <w:numPr>
+          <w:ilvl w:val="1"/>
+          <w:numId w:val="1061"/>
+        </w:numPr>
+        <w:pStyle w:val="Compact"/>
+      </w:pPr>
+      <w:r>
+        <w:t xml:space="preserve">Two generic line items, each labeled</w:t>
+      </w:r>
+      <w:r>
+        <w:t xml:space="preserve"> </w:t>
+      </w:r>
+      <w:r>
+        <w:rPr>
+          <w:bCs/>
+          <w:b/>
+        </w:rPr>
+        <w:t xml:space="preserve">“</w:t>
+      </w:r>
+      <w:r>
+        <w:rPr>
+          <w:bCs/>
+          <w:b/>
+        </w:rPr>
+        <w:t xml:space="preserve">Prescription Service</w:t>
+      </w:r>
+      <w:r>
+        <w:rPr>
+          <w:bCs/>
+          <w:b/>
+        </w:rPr>
+        <w:t xml:space="preserve">”</w:t>
+      </w:r>
+      <w:r>
+        <w:t xml:space="preserve"> </w:t>
+      </w:r>
+      <w:r>
+        <w:t xml:space="preserve">— NOT the medication name</w:t>
+      </w:r>
+    </w:p>
+    <w:p>
+      <w:pPr>
+        <w:numPr>
+          <w:ilvl w:val="1"/>
+          <w:numId w:val="1061"/>
+        </w:numPr>
+        <w:pStyle w:val="Compact"/>
+      </w:pPr>
+      <w:r>
+        <w:t xml:space="preserve">A single</w:t>
+      </w:r>
+      <w:r>
+        <w:t xml:space="preserve"> </w:t>
+      </w:r>
+      <w:r>
+        <w:rPr>
+          <w:bCs/>
+          <w:b/>
+        </w:rPr>
+        <w:t xml:space="preserve">combined total of $308.00</w:t>
+      </w:r>
+      <w:r>
+        <w:t xml:space="preserve"> </w:t>
+      </w:r>
+      <w:r>
+        <w:t xml:space="preserve">— the two retail prices set in Part 3E (Semaglutide $190.00 + Testosterone Cypionate $96.00; the</w:t>
+      </w:r>
+      <w:r>
+        <w:t xml:space="preserve"> </w:t>
+      </w:r>
+      <w:r>
+        <w:rPr>
+          <w:bCs/>
+          <w:b/>
+        </w:rPr>
+        <w:t xml:space="preserve">$190.00</w:t>
+      </w:r>
+      <w:r>
+        <w:t xml:space="preserve"> </w:t>
+      </w:r>
+      <w:r>
+        <w:t xml:space="preserve">assumes the</w:t>
+      </w:r>
+      <w:r>
+        <w:t xml:space="preserve"> </w:t>
+      </w:r>
+      <w:r>
+        <w:rPr>
+          <w:bCs/>
+          <w:b/>
+        </w:rPr>
+        <w:t xml:space="preserve">2×</w:t>
+      </w:r>
+      <w:r>
+        <w:t xml:space="preserve"> </w:t>
+      </w:r>
+      <w:r>
+        <w:t xml:space="preserve">tap — it defaults to $133.00) plus</w:t>
+      </w:r>
+      <w:r>
+        <w:t xml:space="preserve"> </w:t>
+      </w:r>
+      <w:r>
+        <w:rPr>
+          <w:bCs/>
+          <w:b/>
+        </w:rPr>
+        <w:t xml:space="preserve">$22.00</w:t>
+      </w:r>
+      <w:r>
+        <w:t xml:space="preserve"> </w:t>
+      </w:r>
+      <w:r>
+        <w:t xml:space="preserve">shipping. The patient pays this one combined amount, once.</w:t>
+      </w:r>
+    </w:p>
+    <w:p>
+      <w:pPr>
+        <w:numPr>
+          <w:ilvl w:val="1"/>
+          <w:numId w:val="1061"/>
+        </w:numPr>
+        <w:pStyle w:val="Compact"/>
+      </w:pPr>
+      <w:r>
+        <w:rPr>
+          <w:bCs/>
+          <w:b/>
+        </w:rPr>
+        <w:t xml:space="preserve">Email field</w:t>
+      </w:r>
+      <w:r>
+        <w:t xml:space="preserve"> </w:t>
+      </w:r>
+      <w:r>
+        <w:t xml:space="preserve">(</w:t>
+      </w:r>
+      <w:r>
+        <w:t xml:space="preserve">“</w:t>
+      </w:r>
+      <w:r>
+        <w:t xml:space="preserve">Email for receipt</w:t>
+      </w:r>
+      <w:r>
+        <w:t xml:space="preserve">”</w:t>
+      </w:r>
+      <w:r>
+        <w:t xml:space="preserve">) — required, above the Stripe payment form. Stripe auto-emails a branded receipt to this address when the charge succeeds.</w:t>
+      </w:r>
+    </w:p>
+    <w:p>
+      <w:pPr>
+        <w:numPr>
+          <w:ilvl w:val="1"/>
+          <w:numId w:val="1061"/>
+        </w:numPr>
+        <w:pStyle w:val="Compact"/>
+      </w:pPr>
+      <w:r>
+        <w:t xml:space="preserve">Stripe Elements payment form below (card + whichever wallet options the patient’s device supports — e.g., Apple Pay in Safari on iOS, Google Pay in Chrome on Android, Cash App Pay, Bank, Affirm, Amazon Pay)</w:t>
+      </w:r>
+    </w:p>
+    <w:p>
+      <w:pPr>
+        <w:numPr>
+          <w:ilvl w:val="1"/>
+          <w:numId w:val="1061"/>
+        </w:numPr>
+        <w:pStyle w:val="Compact"/>
+      </w:pPr>
+      <w:r>
+        <w:t xml:space="preserve">Trust signals:</w:t>
+      </w:r>
+      <w:r>
+        <w:t xml:space="preserve"> </w:t>
+      </w:r>
+      <w:r>
+        <w:t xml:space="preserve">“</w:t>
+      </w:r>
+      <w:r>
+        <w:t xml:space="preserve">256-bit TLS Encryption</w:t>
+      </w:r>
+      <w:r>
+        <w:t xml:space="preserve">”</w:t>
+      </w:r>
+      <w:r>
+        <w:t xml:space="preserve">,</w:t>
+      </w:r>
+      <w:r>
+        <w:t xml:space="preserve"> </w:t>
+      </w:r>
+      <w:r>
+        <w:t xml:space="preserve">“</w:t>
+      </w:r>
+      <w:r>
+        <w:t xml:space="preserve">Powered by Stripe</w:t>
+      </w:r>
+      <w:r>
+        <w:t xml:space="preserve">”</w:t>
+      </w:r>
+    </w:p>
+    <w:p>
+      <w:pPr>
+        <w:numPr>
+          <w:ilvl w:val="1"/>
+          <w:numId w:val="1061"/>
+        </w:numPr>
+        <w:pStyle w:val="Compact"/>
+      </w:pPr>
+      <w:r>
+        <w:t xml:space="preserve">Footer:</w:t>
+      </w:r>
+      <w:r>
+        <w:t xml:space="preserve"> </w:t>
+      </w:r>
+      <w:r>
+        <w:t xml:space="preserve">“</w:t>
+      </w:r>
+      <w:r>
+        <w:t xml:space="preserve">Your payment info is encrypted and never stored by CompoundIQ</w:t>
+      </w:r>
+      <w:r>
+        <w:t xml:space="preserve">”</w:t>
+      </w:r>
+    </w:p>
+    <w:p>
+      <w:pPr>
+        <w:pStyle w:val="BlockText"/>
+      </w:pPr>
+      <w:r>
+        <w:t xml:space="preserve">“</w:t>
+      </w:r>
+      <w:r>
+        <w:t xml:space="preserve">This is what the patient sees. No login, no app download, no account creation. They tapped a link in a text message and landed here — and both prescriptions from today’s visit are on one page as a single bundle. Notice — no medication name anywhere. HIPAA compliance means zero Protected Health Information touches Stripe or appears on any patient-facing surface.</w:t>
+      </w:r>
+      <w:r>
+        <w:t xml:space="preserve">”</w:t>
+      </w:r>
+    </w:p>
+    <w:p>
+      <w:pPr>
+        <w:numPr>
+          <w:ilvl w:val="0"/>
           <w:numId w:val="1062"/>
         </w:numPr>
         <w:pStyle w:val="Compact"/>
       </w:pPr>
       <w:r>
-        <w:t xml:space="preserve">Clock icon, friendly message</w:t>
-      </w:r>
-    </w:p>
-    <w:p>
-      <w:pPr>
-        <w:numPr>
-          <w:ilvl w:val="1"/>
-          <w:numId w:val="1062"/>
-        </w:numPr>
-        <w:pStyle w:val="Compact"/>
+        <w:rPr>
+          <w:bCs/>
+          <w:b/>
+        </w:rPr>
+        <w:t xml:space="preserve">Point out the white-labeling:</w:t>
+      </w:r>
+    </w:p>
+    <w:p>
+      <w:pPr>
+        <w:pStyle w:val="BlockText"/>
       </w:pPr>
       <w:r>
         <w:t xml:space="preserve">“</w:t>
       </w:r>
       <w:r>
-        <w:t xml:space="preserve">Payment links expire after 72 hours for security</w:t>
+        <w:t xml:space="preserve">The patient sees their clinic’s name and branding. They don’t know CompoundIQ exists. This is a branded checkout experience for the clinic.</w:t>
       </w:r>
       <w:r>
         <w:t xml:space="preserve">”</w:t>
       </w:r>
     </w:p>
-    <w:p>
-      <w:pPr>
-        <w:numPr>
-          <w:ilvl w:val="1"/>
-          <w:numId w:val="1062"/>
-        </w:numPr>
-        <w:pStyle w:val="Compact"/>
-      </w:pPr>
-      <w:r>
-        <w:t xml:space="preserve">Instructions to contact clinic</w:t>
-      </w:r>
-    </w:p>
-    <w:p>
-      <w:pPr>
-        <w:numPr>
-          <w:ilvl w:val="1"/>
-          <w:numId w:val="1062"/>
-        </w:numPr>
-        <w:pStyle w:val="Compact"/>
-      </w:pPr>
-      <w:r>
-        <w:t xml:space="preserve">No order details revealed</w:t>
+    <w:bookmarkEnd w:id="54"/>
+    <w:bookmarkStart w:id="55" w:name="Xbcdcfb4e0da41cdbc6c25cb85d14b9d61699888"/>
+    <w:p>
+      <w:pPr>
+        <w:pStyle w:val="Heading3"/>
+      </w:pPr>
+      <w:r>
+        <w:t xml:space="preserve">4B — Render and Narrate (we deliberately stop here)</w:t>
       </w:r>
     </w:p>
     <w:p>
@@ -22536,73 +22642,11 @@
         <w:pStyle w:val="BlockText"/>
       </w:pPr>
       <w:r>
-        <w:t xml:space="preserve">“</w:t>
-      </w:r>
-      <w:r>
-        <w:t xml:space="preserve">If a patient waits too long, they see this. No PHI exposed. The clinic can reissue — the expired order stays as a permanent record. And this isn’t hypothetical: there’s a real expired order in the system right now,</w:t>
-      </w:r>
-      <w:r>
-        <w:t xml:space="preserve"> </w:t>
-      </w:r>
-      <w:r>
-        <w:rPr>
-          <w:rStyle w:val="VerbatimChar"/>
-        </w:rPr>
-        <w:t xml:space="preserve">DEMO-1012</w:t>
-      </w:r>
-      <w:r>
-        <w:t xml:space="preserve"> </w:t>
-      </w:r>
-      <w:r>
-        <w:t xml:space="preserve">over at Blue Cedar. That’s a Tuesday-morning problem for their front desk, and it’s completely invisible to Sunrise.</w:t>
-      </w:r>
-      <w:r>
-        <w:t xml:space="preserve">”</w:t>
-      </w:r>
-    </w:p>
-    <w:p>
-      <w:pPr>
-        <w:pStyle w:val="BlockText"/>
-      </w:pPr>
-      <w:r>
-        <w:rPr>
-          <w:bCs/>
-          <w:b/>
-        </w:rPr>
-        <w:t xml:space="preserve">This page is a static route with no order attached, so it is safe to visit at any time.</w:t>
-      </w:r>
-      <w:r>
-        <w:t xml:space="preserve"> </w:t>
-      </w:r>
-      <w:r>
-        <w:t xml:space="preserve">It is the only Part 4 screen besides the checkout page itself that you can show live.</w:t>
-      </w:r>
-    </w:p>
-    <w:p>
-      <w:r>
-        <w:pict>
-          <v:rect style="width:0;height:1.5pt" o:hralign="center" o:hrstd="t" o:hr="t"/>
-        </w:pict>
-      </w:r>
-    </w:p>
-    <w:bookmarkEnd w:id="57"/>
-    <w:bookmarkEnd w:id="58"/>
-    <w:bookmarkStart w:id="64" w:name="part-5-ops-dashboard-710-minutes"/>
-    <w:p>
-      <w:pPr>
-        <w:pStyle w:val="Heading2"/>
-      </w:pPr>
-      <w:r>
-        <w:t xml:space="preserve">Part 5: Ops Dashboard (7–10 minutes)</w:t>
-      </w:r>
-    </w:p>
-    <w:bookmarkStart w:id="59" w:name="a-pipeline-view"/>
-    <w:p>
-      <w:pPr>
-        <w:pStyle w:val="Heading3"/>
-      </w:pPr>
-      <w:r>
-        <w:t xml:space="preserve">5A — Pipeline View</w:t>
+        <w:rPr>
+          <w:bCs/>
+          <w:b/>
+        </w:rPr>
+        <w:t xml:space="preserve">This is a narration beat, not a transaction beat. Nothing is typed into the payment form. The Pay button is never clicked.</w:t>
       </w:r>
     </w:p>
     <w:p>
@@ -22614,208 +22658,201 @@
         <w:pStyle w:val="Compact"/>
       </w:pPr>
       <w:r>
-        <w:t xml:space="preserve">Open a new tab, navigate to</w:t>
-      </w:r>
-      <w:r>
-        <w:t xml:space="preserve"> </w:t>
-      </w:r>
-      <w:r>
-        <w:rPr>
-          <w:rStyle w:val="VerbatimChar"/>
-        </w:rPr>
-        <w:t xml:space="preserve">https://functional-medicine-infrastructure.vercel.app/login</w:t>
+        <w:rPr>
+          <w:bCs/>
+          <w:b/>
+        </w:rPr>
+        <w:t xml:space="preserve">Leave the form empty and say this — out loud, unhurried, as a deliberate choice rather than an apology:</w:t>
+      </w:r>
+    </w:p>
+    <w:p>
+      <w:pPr>
+        <w:pStyle w:val="BlockText"/>
+      </w:pPr>
+      <w:r>
+        <w:t xml:space="preserve">“Now — I’m going to stop right here, and I want to tell you exactly why.</w:t>
+      </w:r>
+    </w:p>
+    <w:p>
+      <w:pPr>
+        <w:pStyle w:val="BlockText"/>
+      </w:pPr>
+      <w:r>
+        <w:t xml:space="preserve">This is our production environment on live payment credentials. That Pay button is real. If I click it, a real card gets charged two hundred and eighty-six dollars, and Stripe really splits that money into a clinic’s payout account.</w:t>
+      </w:r>
+      <w:r>
+        <w:t xml:space="preserve"> </w:t>
+      </w:r>
+      <w:r>
+        <w:rPr>
+          <w:bCs/>
+          <w:b/>
+        </w:rPr>
+        <w:t xml:space="preserve">I’m not going to run a live charge on somebody’s real payment rail to decorate a demo.</w:t>
+      </w:r>
+      <w:r>
+        <w:t xml:space="preserve"> </w:t>
+      </w:r>
+      <w:r>
+        <w:t xml:space="preserve">If I were willing to do that here, you should wonder what else I’d be willing to do in your practice.</w:t>
+      </w:r>
+    </w:p>
+    <w:p>
+      <w:pPr>
+        <w:pStyle w:val="BlockText"/>
+      </w:pPr>
+      <w:r>
+        <w:t xml:space="preserve">And I don’t need to click it, because everything worth proving is already on this screen. Look at what this page is telling you:</w:t>
+      </w:r>
+    </w:p>
+    <w:p>
+      <w:pPr>
+        <w:pStyle w:val="BlockText"/>
+      </w:pPr>
+      <w:r>
+        <w:rPr>
+          <w:bCs/>
+          <w:b/>
+        </w:rPr>
+        <w:t xml:space="preserve">Your name is on it, not ours.</w:t>
+      </w:r>
+      <w:r>
+        <w:t xml:space="preserve"> </w:t>
+      </w:r>
+      <w:r>
+        <w:t xml:space="preserve">Sunrise Functional Medicine, your logo, your colors. The patient has no idea we exist.</w:t>
+      </w:r>
+    </w:p>
+    <w:p>
+      <w:pPr>
+        <w:pStyle w:val="BlockText"/>
+      </w:pPr>
+      <w:r>
+        <w:rPr>
+          <w:bCs/>
+          <w:b/>
+        </w:rPr>
+        <w:t xml:space="preserve">There’s no medication name anywhere.</w:t>
+      </w:r>
+      <w:r>
+        <w:t xml:space="preserve"> </w:t>
+      </w:r>
+      <w:r>
+        <w:t xml:space="preserve">Two line items, both say</w:t>
+      </w:r>
+      <w:r>
+        <w:t xml:space="preserve"> </w:t>
+      </w:r>
+      <w:r>
+        <w:t xml:space="preserve">‘</w:t>
+      </w:r>
+      <w:r>
+        <w:t xml:space="preserve">Prescription Service.</w:t>
+      </w:r>
+      <w:r>
+        <w:t xml:space="preserve">’</w:t>
+      </w:r>
+      <w:r>
+        <w:t xml:space="preserve"> </w:t>
+      </w:r>
+      <w:r>
+        <w:t xml:space="preserve">That is not cosmetic — it means no Protected Health Information ever reaches Stripe, ever lands in a payment processor’s logs, and never shows up on a card statement that a spouse or an employer might read. This is the single most common way healthcare software leaks PHI, and we designed it out.</w:t>
+      </w:r>
+    </w:p>
+    <w:p>
+      <w:pPr>
+        <w:pStyle w:val="BlockText"/>
+      </w:pPr>
+      <w:r>
+        <w:rPr>
+          <w:bCs/>
+          <w:b/>
+        </w:rPr>
+        <w:t xml:space="preserve">One total, one payment.</w:t>
+      </w:r>
+      <w:r>
+        <w:t xml:space="preserve"> </w:t>
+      </w:r>
+      <w:r>
+        <w:t xml:space="preserve">Two prescriptions from one visit, two hundred eighty-six dollars, paid once — not two links and two charges and a confused patient calling your front desk.</w:t>
+      </w:r>
+    </w:p>
+    <w:p>
+      <w:pPr>
+        <w:pStyle w:val="BlockText"/>
+      </w:pPr>
+      <w:r>
+        <w:rPr>
+          <w:bCs/>
+          <w:b/>
+        </w:rPr>
+        <w:t xml:space="preserve">Receipt email is required</w:t>
+      </w:r>
+      <w:r>
+        <w:t xml:space="preserve"> </w:t>
+      </w:r>
+      <w:r>
+        <w:t xml:space="preserve">before the form will submit, so the patient always gets documentation and your staff never fields</w:t>
+      </w:r>
+      <w:r>
+        <w:t xml:space="preserve"> </w:t>
+      </w:r>
+      <w:r>
+        <w:t xml:space="preserve">‘</w:t>
+      </w:r>
+      <w:r>
+        <w:t xml:space="preserve">did it go through?</w:t>
+      </w:r>
+      <w:r>
+        <w:t xml:space="preserve">’</w:t>
+      </w:r>
+    </w:p>
+    <w:p>
+      <w:pPr>
+        <w:pStyle w:val="BlockText"/>
+      </w:pPr>
+      <w:r>
+        <w:rPr>
+          <w:bCs/>
+          <w:b/>
+        </w:rPr>
+        <w:t xml:space="preserve">And it’s Stripe.</w:t>
+      </w:r>
+      <w:r>
+        <w:t xml:space="preserve"> </w:t>
+      </w:r>
+      <w:r>
+        <w:t xml:space="preserve">Card, Apple Pay, Google Pay — whatever their phone supports. TLS encryption and Powered by Stripe right there at the bottom, which is the trust mark patients already recognize. We are not building a payment processor. We’re not touching card data at all.</w:t>
+      </w:r>
+    </w:p>
+    <w:p>
+      <w:pPr>
+        <w:pStyle w:val="BlockText"/>
+      </w:pPr>
+      <w:r>
+        <w:t xml:space="preserve">That’s the checkout. It works — we run it end to end in automated tests on every single merge. I’m just not going to spend your money to show you a green checkmark.”</w:t>
       </w:r>
     </w:p>
     <w:p>
       <w:pPr>
         <w:numPr>
           <w:ilvl w:val="0"/>
-          <w:numId w:val="1063"/>
-        </w:numPr>
-        <w:pStyle w:val="Compact"/>
-      </w:pPr>
-      <w:r>
-        <w:t xml:space="preserve">Log in as</w:t>
-      </w:r>
-      <w:r>
-        <w:t xml:space="preserve"> </w:t>
-      </w:r>
-      <w:r>
-        <w:rPr>
-          <w:bCs/>
-          <w:b/>
-        </w:rPr>
-        <w:t xml:space="preserve">Ops Admin</w:t>
-      </w:r>
-      <w:r>
-        <w:t xml:space="preserve">:</w:t>
-      </w:r>
-      <w:r>
-        <w:t xml:space="preserve"> </w:t>
-      </w:r>
-      <w:r>
-        <w:rPr>
-          <w:rStyle w:val="VerbatimChar"/>
-        </w:rPr>
-        <w:t xml:space="preserve">ops@compoundiq-poc.com</w:t>
-      </w:r>
-      <w:r>
-        <w:t xml:space="preserve"> </w:t>
-      </w:r>
-      <w:r>
-        <w:t xml:space="preserve">/</w:t>
-      </w:r>
-      <w:r>
-        <w:t xml:space="preserve"> </w:t>
-      </w:r>
-      <w:r>
-        <w:rPr>
-          <w:rStyle w:val="VerbatimChar"/>
-        </w:rPr>
-        <w:t xml:space="preserve">POCAdmin2026!</w:t>
-      </w:r>
-    </w:p>
-    <w:p>
-      <w:pPr>
-        <w:numPr>
-          <w:ilvl w:val="0"/>
-          <w:numId w:val="1063"/>
-        </w:numPr>
-        <w:pStyle w:val="Compact"/>
-      </w:pPr>
-      <w:r>
-        <w:rPr>
-          <w:bCs/>
-          <w:b/>
-        </w:rPr>
-        <w:t xml:space="preserve">Point out the dark-mode dashboard:</w:t>
-      </w:r>
-    </w:p>
-    <w:p>
-      <w:pPr>
-        <w:numPr>
-          <w:ilvl w:val="1"/>
           <w:numId w:val="1064"/>
         </w:numPr>
         <w:pStyle w:val="Compact"/>
       </w:pPr>
       <w:r>
-        <w:t xml:space="preserve">Pipeline stage groups in the left sidebar (Payment, Submission, Pharmacy, Shipping, Errors / Terminal)</w:t>
-      </w:r>
-    </w:p>
-    <w:p>
-      <w:pPr>
-        <w:numPr>
-          <w:ilvl w:val="1"/>
-          <w:numId w:val="1064"/>
-        </w:numPr>
-        <w:pStyle w:val="Compact"/>
-      </w:pPr>
-      <w:r>
-        <w:t xml:space="preserve">Each stage has a count badge</w:t>
-      </w:r>
-    </w:p>
-    <w:p>
-      <w:pPr>
-        <w:numPr>
-          <w:ilvl w:val="1"/>
-          <w:numId w:val="1064"/>
-        </w:numPr>
-        <w:pStyle w:val="Compact"/>
-      </w:pPr>
-      <w:r>
-        <w:t xml:space="preserve">Order table with columns: Order, Status, Clinic, Pharmacy / Tier, SLA, Assigned, Actions</w:t>
-      </w:r>
-    </w:p>
-    <w:p>
-      <w:pPr>
-        <w:numPr>
-          <w:ilvl w:val="1"/>
-          <w:numId w:val="1064"/>
-        </w:numPr>
-        <w:pStyle w:val="Compact"/>
-      </w:pPr>
-      <w:r>
-        <w:rPr>
-          <w:bCs/>
-          <w:b/>
-        </w:rPr>
-        <w:t xml:space="preserve">Verified count (prod, 2026-09-10): the pipeline reads</w:t>
-      </w:r>
-      <w:r>
-        <w:rPr>
-          <w:bCs/>
-          <w:b/>
-        </w:rPr>
-        <w:t xml:space="preserve"> </w:t>
-      </w:r>
-      <w:r>
-        <w:rPr>
-          <w:bCs/>
-          <w:b/>
-        </w:rPr>
-        <w:t xml:space="preserve">“</w:t>
-      </w:r>
-      <w:r>
-        <w:rPr>
-          <w:bCs/>
-          <w:b/>
-        </w:rPr>
-        <w:t xml:space="preserve">16 of 16 orders</w:t>
-      </w:r>
-      <w:r>
-        <w:rPr>
-          <w:bCs/>
-          <w:b/>
-        </w:rPr>
-        <w:t xml:space="preserve">”</w:t>
-      </w:r>
-      <w:r>
-        <w:t xml:space="preserve"> </w:t>
-      </w:r>
-      <w:r>
-        <w:t xml:space="preserve">— the 12 seeded</w:t>
-      </w:r>
-      <w:r>
-        <w:t xml:space="preserve"> </w:t>
-      </w:r>
-      <w:r>
-        <w:rPr>
-          <w:rStyle w:val="VerbatimChar"/>
-        </w:rPr>
-        <w:t xml:space="preserve">DEMO-10xx</w:t>
-      </w:r>
-      <w:r>
-        <w:t xml:space="preserve"> </w:t>
-      </w:r>
-      <w:r>
-        <w:t xml:space="preserve">lifecycle orders plus 4 ops-scaffolding rows that exist to populate the pipeline stages. Plus whatever you created live in Part 3.</w:t>
-      </w:r>
-    </w:p>
-    <w:p>
-      <w:pPr>
-        <w:pStyle w:val="BlockText"/>
-      </w:pPr>
-      <w:r>
-        <w:t xml:space="preserve">“</w:t>
-      </w:r>
-      <w:r>
-        <w:t xml:space="preserve">This is the operations nerve center. Every order across every clinic is visible here — as of v2.9 that genuinely means two clinics: Sunrise and Blue Cedar Integrative Health. The dark theme is intentional — ops teams monitor this all day, and dark mode reduces eye strain.</w:t>
-      </w:r>
-      <w:r>
-        <w:t xml:space="preserve">”</w:t>
-      </w:r>
-    </w:p>
-    <w:p>
-      <w:pPr>
-        <w:pStyle w:val="BlockText"/>
-      </w:pPr>
-      <w:r>
-        <w:rPr>
-          <w:bCs/>
-          <w:b/>
-        </w:rPr>
-        <w:t xml:space="preserve">The 11-vs-16 question, answered before it’s asked:</w:t>
+        <w:rPr>
+          <w:bCs/>
+          <w:b/>
+        </w:rPr>
+        <w:t xml:space="preserve">If someone asks to see the payment actually complete:</w:t>
+      </w:r>
+      <w:r>
+        <w:t xml:space="preserve"> </w:t>
+      </w:r>
+      <w:r>
+        <w:t xml:space="preserve">the honest answer, and it lands well —</w:t>
       </w:r>
       <w:r>
         <w:t xml:space="preserve"> </w:t>
@@ -22832,7 +22869,7 @@
           <w:iCs/>
           <w:i/>
         </w:rPr>
-        <w:t xml:space="preserve">The clinic dashboard showed 11 orders. This one shows 16. That’s not a bug — that’s the tenancy boundary. Sunrise sees Sunrise’s 11. Ops sees everything: both clinics’ lifecycle orders plus the scaffolding rows. If those numbers ever matched, we’d have a problem.</w:t>
+        <w:t xml:space="preserve">Happy to. Not on live keys in a meeting. Give me a sandbox and a scheduled follow-up and I’ll walk you through a completed transaction, the success page, the webhook, and the order flipping to Paid in the ops pipeline.</w:t>
       </w:r>
       <w:r>
         <w:rPr>
@@ -22840,6 +22877,214 @@
           <w:i/>
         </w:rPr>
         <w:t xml:space="preserve">”</w:t>
+      </w:r>
+      <w:r>
+        <w:t xml:space="preserve"> </w:t>
+      </w:r>
+      <w:r>
+        <w:t xml:space="preserve">Then book it. This is a second meeting you’ve just earned, not an objection you’ve dodged.</w:t>
+      </w:r>
+    </w:p>
+    <w:bookmarkEnd w:id="55"/>
+    <w:bookmarkStart w:id="57" w:name="X8fc3d8fb95016b894941ca5dcbf7097fa3a7bf5"/>
+    <w:p>
+      <w:pPr>
+        <w:pStyle w:val="Heading3"/>
+      </w:pPr>
+      <w:r>
+        <w:t xml:space="preserve">4C — Success Page (NOT SHOWN LIVE — describe only)</w:t>
+      </w:r>
+    </w:p>
+    <w:p>
+      <w:pPr>
+        <w:pStyle w:val="Heading2"/>
+      </w:pPr>
+      <w:bookmarkStart w:id="56" w:name="X22d38b14946aba0a0fdffaa07f08b744d0374f7"/>
+      <w:r>
+        <w:t xml:space="preserve">ℹ️ Do not navigate here. This screen is unreachable without completing a real payment.</w:t>
+      </w:r>
+      <w:bookmarkEnd w:id="56"/>
+    </w:p>
+    <w:p>
+      <w:pPr>
+        <w:pStyle w:val="BlockText"/>
+      </w:pPr>
+      <w:r>
+        <w:rPr>
+          <w:rStyle w:val="VerbatimChar"/>
+        </w:rPr>
+        <w:t xml:space="preserve">/checkout/success</w:t>
+      </w:r>
+      <w:r>
+        <w:t xml:space="preserve"> </w:t>
+      </w:r>
+      <w:r>
+        <w:t xml:space="preserve">renders only after a successful charge. Because Part 4B never charges anything,</w:t>
+      </w:r>
+      <w:r>
+        <w:t xml:space="preserve"> </w:t>
+      </w:r>
+      <w:r>
+        <w:rPr>
+          <w:bCs/>
+          <w:b/>
+        </w:rPr>
+        <w:t xml:space="preserve">there is nothing to click through to.</w:t>
+      </w:r>
+      <w:r>
+        <w:t xml:space="preserve"> </w:t>
+      </w:r>
+      <w:r>
+        <w:t xml:space="preserve">Do not attempt to visit the URL and do not tell the audience you’re about to show it. Describe it in one sentence and move on to Part 5.</w:t>
+      </w:r>
+    </w:p>
+    <w:p>
+      <w:pPr>
+        <w:pStyle w:val="BlockText"/>
+      </w:pPr>
+      <w:r>
+        <w:rPr>
+          <w:bCs/>
+          <w:b/>
+        </w:rPr>
+        <w:t xml:space="preserve">What the patient sees after paying</w:t>
+      </w:r>
+      <w:r>
+        <w:t xml:space="preserve"> </w:t>
+      </w:r>
+      <w:r>
+        <w:t xml:space="preserve">(for narration only): an animated green checkmark, a</w:t>
+      </w:r>
+      <w:r>
+        <w:t xml:space="preserve"> </w:t>
+      </w:r>
+      <w:r>
+        <w:t xml:space="preserve">“</w:t>
+      </w:r>
+      <w:r>
+        <w:t xml:space="preserve">Payment Received</w:t>
+      </w:r>
+      <w:r>
+        <w:t xml:space="preserve">”</w:t>
+      </w:r>
+      <w:r>
+        <w:t xml:space="preserve"> </w:t>
+      </w:r>
+      <w:r>
+        <w:t xml:space="preserve">heading, the combined bundle amount in green, an order reference (first 8 characters of the order UUID, monospace), and a</w:t>
+      </w:r>
+      <w:r>
+        <w:t xml:space="preserve"> </w:t>
+      </w:r>
+      <w:r>
+        <w:t xml:space="preserve">“</w:t>
+      </w:r>
+      <w:r>
+        <w:t xml:space="preserve">What Happens Next</w:t>
+      </w:r>
+      <w:r>
+        <w:t xml:space="preserve">”</w:t>
+      </w:r>
+      <w:r>
+        <w:t xml:space="preserve"> </w:t>
+      </w:r>
+      <w:r>
+        <w:t xml:space="preserve">card with a 3-step progress indicator — Payment confirmed (check), Prescription sent to pharmacy (pending), Pharmacy will contact you, with a timing estimate that adapts to the pharmacy’s integration tier (</w:t>
+      </w:r>
+      <w:r>
+        <w:t xml:space="preserve">“</w:t>
+      </w:r>
+      <w:r>
+        <w:t xml:space="preserve">Within 3–7 business days</w:t>
+      </w:r>
+      <w:r>
+        <w:t xml:space="preserve">”</w:t>
+      </w:r>
+      <w:r>
+        <w:t xml:space="preserve"> </w:t>
+      </w:r>
+      <w:r>
+        <w:t xml:space="preserve">for a Tier 4 fax pharmacy;</w:t>
+      </w:r>
+      <w:r>
+        <w:t xml:space="preserve"> </w:t>
+      </w:r>
+      <w:r>
+        <w:t xml:space="preserve">“</w:t>
+      </w:r>
+      <w:r>
+        <w:t xml:space="preserve">24–48 hours</w:t>
+      </w:r>
+      <w:r>
+        <w:t xml:space="preserve">”</w:t>
+      </w:r>
+      <w:r>
+        <w:t xml:space="preserve"> </w:t>
+      </w:r>
+      <w:r>
+        <w:t xml:space="preserve">for an API-connected Tier 1).</w:t>
+      </w:r>
+      <w:r>
+        <w:t xml:space="preserve"> </w:t>
+      </w:r>
+      <w:r>
+        <w:rPr>
+          <w:bCs/>
+          <w:b/>
+        </w:rPr>
+        <w:t xml:space="preserve">There is no medication name on the success page either</w:t>
+      </w:r>
+      <w:r>
+        <w:t xml:space="preserve"> </w:t>
+      </w:r>
+      <w:r>
+        <w:t xml:space="preserve">— zero PHI, same as the checkout page.</w:t>
+      </w:r>
+    </w:p>
+    <w:p>
+      <w:pPr>
+        <w:pStyle w:val="BlockText"/>
+      </w:pPr>
+      <w:r>
+        <w:rPr>
+          <w:bCs/>
+          <w:b/>
+        </w:rPr>
+        <w:t xml:space="preserve">One-line version for the demo:</w:t>
+      </w:r>
+      <w:r>
+        <w:t xml:space="preserve"> </w:t>
+      </w:r>
+      <w:r>
+        <w:rPr>
+          <w:iCs/>
+          <w:i/>
+        </w:rPr>
+        <w:t xml:space="preserve">“</w:t>
+      </w:r>
+      <w:r>
+        <w:rPr>
+          <w:iCs/>
+          <w:i/>
+        </w:rPr>
+        <w:t xml:space="preserve">After they pay, they get a confirmation page with the amount, an order reference, and a realistic timeline that depends on which pharmacy tier the order routed to — API pharmacies quote 24 to 48 hours, fax pharmacies quote 3 to 7 days. No false promises, and still no medication name.</w:t>
+      </w:r>
+      <w:r>
+        <w:rPr>
+          <w:iCs/>
+          <w:i/>
+        </w:rPr>
+        <w:t xml:space="preserve">”</w:t>
+      </w:r>
+    </w:p>
+    <w:bookmarkEnd w:id="57"/>
+    <w:bookmarkStart w:id="58" w:name="d-expired-link-page-safe-to-show-live"/>
+    <w:p>
+      <w:pPr>
+        <w:pStyle w:val="Heading3"/>
+      </w:pPr>
+      <w:r>
+        <w:t xml:space="preserve">4D — Expired Link Page (safe to show live)</w:t>
       </w:r>
     </w:p>
     <w:p>
@@ -22851,11 +23096,32 @@
         <w:pStyle w:val="Compact"/>
       </w:pPr>
       <w:r>
-        <w:rPr>
-          <w:bCs/>
-          <w:b/>
-        </w:rPr>
-        <w:t xml:space="preserve">Point out an order row:</w:t>
+        <w:t xml:space="preserve">Navigate to</w:t>
+      </w:r>
+      <w:r>
+        <w:t xml:space="preserve"> </w:t>
+      </w:r>
+      <w:r>
+        <w:rPr>
+          <w:rStyle w:val="VerbatimChar"/>
+        </w:rPr>
+        <w:t xml:space="preserve">https://functional-medicine-infrastructure.vercel.app/checkout/expired</w:t>
+      </w:r>
+    </w:p>
+    <w:p>
+      <w:pPr>
+        <w:numPr>
+          <w:ilvl w:val="0"/>
+          <w:numId w:val="1065"/>
+        </w:numPr>
+        <w:pStyle w:val="Compact"/>
+      </w:pPr>
+      <w:r>
+        <w:rPr>
+          <w:bCs/>
+          <w:b/>
+        </w:rPr>
+        <w:t xml:space="preserve">Point out:</w:t>
       </w:r>
     </w:p>
     <w:p>
@@ -22867,7 +23133,7 @@
         <w:pStyle w:val="Compact"/>
       </w:pPr>
       <w:r>
-        <w:t xml:space="preserve">Status badge (colored)</w:t>
+        <w:t xml:space="preserve">Clock icon, friendly message</w:t>
       </w:r>
     </w:p>
     <w:p>
@@ -22879,7 +23145,13 @@
         <w:pStyle w:val="Compact"/>
       </w:pPr>
       <w:r>
-        <w:t xml:space="preserve">SLA column — a countdown to the next deadline, or the resolved state</w:t>
+        <w:t xml:space="preserve">“</w:t>
+      </w:r>
+      <w:r>
+        <w:t xml:space="preserve">Payment links expire after 72 hours for security</w:t>
+      </w:r>
+      <w:r>
+        <w:t xml:space="preserve">”</w:t>
       </w:r>
     </w:p>
     <w:p>
@@ -22891,7 +23163,7 @@
         <w:pStyle w:val="Compact"/>
       </w:pPr>
       <w:r>
-        <w:t xml:space="preserve">Tier icon (Tier 1 API / Tier 2 Portal / Tier 3 Hybrid / Tier 4 Fax — the demo seed has orders across all four tiers)</w:t>
+        <w:t xml:space="preserve">Instructions to contact clinic</w:t>
       </w:r>
     </w:p>
     <w:p>
@@ -22903,7 +23175,7 @@
         <w:pStyle w:val="Compact"/>
       </w:pPr>
       <w:r>
-        <w:t xml:space="preserve">Claim button</w:t>
+        <w:t xml:space="preserve">No order details revealed</w:t>
       </w:r>
     </w:p>
     <w:p>
@@ -22914,7 +23186,22 @@
         <w:t xml:space="preserve">“</w:t>
       </w:r>
       <w:r>
-        <w:t xml:space="preserve">Each order shows its SLA status. Ops can claim orders to prevent duplicate work.</w:t>
+        <w:t xml:space="preserve">If a patient waits too long, they see this. No PHI exposed. The clinic can reissue — the expired order stays as a permanent record. And this isn’t hypothetical: there’s a real expired order in the system right now,</w:t>
+      </w:r>
+      <w:r>
+        <w:t xml:space="preserve"> </w:t>
+      </w:r>
+      <w:r>
+        <w:rPr>
+          <w:rStyle w:val="VerbatimChar"/>
+        </w:rPr>
+        <w:t xml:space="preserve">DEMO-1012</w:t>
+      </w:r>
+      <w:r>
+        <w:t xml:space="preserve"> </w:t>
+      </w:r>
+      <w:r>
+        <w:t xml:space="preserve">over at Blue Cedar. That’s a Tuesday-morning problem for their front desk, and it’s completely invisible to Sunrise.</w:t>
       </w:r>
       <w:r>
         <w:t xml:space="preserve">”</w:t>
@@ -22929,65 +23216,40 @@
           <w:bCs/>
           <w:b/>
         </w:rPr>
-        <w:t xml:space="preserve">Corrected in v2.12 — do not promise red overdue rows.</w:t>
-      </w:r>
-      <w:r>
-        <w:t xml:space="preserve"> </w:t>
-      </w:r>
-      <w:r>
-        <w:t xml:space="preserve">Earlier versions told the presenter to point at orders showing</w:t>
-      </w:r>
-      <w:r>
-        <w:t xml:space="preserve"> </w:t>
-      </w:r>
-      <w:r>
-        <w:t xml:space="preserve">“</w:t>
-      </w:r>
-      <w:r>
-        <w:t xml:space="preserve">in red with the exact hours overdue.</w:t>
-      </w:r>
-      <w:r>
-        <w:t xml:space="preserve">”</w:t>
-      </w:r>
-      <w:r>
-        <w:t xml:space="preserve"> </w:t>
-      </w:r>
-      <w:r>
-        <w:rPr>
-          <w:bCs/>
-          <w:b/>
-        </w:rPr>
-        <w:t xml:space="preserve">There are no overdue orders in the queue today.</w:t>
-      </w:r>
-      <w:r>
-        <w:t xml:space="preserve"> </w:t>
-      </w:r>
-      <w:r>
-        <w:t xml:space="preserve">Do not go looking for a red row; you will not find one and the hunt reads badly. Describe the capability in the conditional and let the empty case be the good news:</w:t>
-      </w:r>
-      <w:r>
-        <w:t xml:space="preserve"> </w:t>
-      </w:r>
-      <w:r>
-        <w:rPr>
-          <w:iCs/>
-          <w:i/>
-        </w:rPr>
-        <w:t xml:space="preserve">“</w:t>
-      </w:r>
-      <w:r>
-        <w:rPr>
-          <w:iCs/>
-          <w:i/>
-        </w:rPr>
-        <w:t xml:space="preserve">When an order breaches its deadline, this column turns red and shows exactly how many hours late it is. Nothing’s red today, which is what a healthy queue looks like.</w:t>
-      </w:r>
-      <w:r>
-        <w:rPr>
-          <w:iCs/>
-          <w:i/>
-        </w:rPr>
-        <w:t xml:space="preserve">”</w:t>
+        <w:t xml:space="preserve">This page is a static route with no order attached, so it is safe to visit at any time.</w:t>
+      </w:r>
+      <w:r>
+        <w:t xml:space="preserve"> </w:t>
+      </w:r>
+      <w:r>
+        <w:t xml:space="preserve">It is the only Part 4 screen besides the checkout page itself that you can show live.</w:t>
+      </w:r>
+    </w:p>
+    <w:p>
+      <w:r>
+        <w:pict>
+          <v:rect style="width:0;height:1.5pt" o:hralign="center" o:hrstd="t" o:hr="t"/>
+        </w:pict>
+      </w:r>
+    </w:p>
+    <w:bookmarkEnd w:id="58"/>
+    <w:bookmarkEnd w:id="59"/>
+    <w:bookmarkStart w:id="65" w:name="part-5-ops-dashboard-710-minutes"/>
+    <w:p>
+      <w:pPr>
+        <w:pStyle w:val="Heading2"/>
+      </w:pPr>
+      <w:r>
+        <w:t xml:space="preserve">Part 5: Ops Dashboard (7–10 minutes)</w:t>
+      </w:r>
+    </w:p>
+    <w:bookmarkStart w:id="60" w:name="a-pipeline-view"/>
+    <w:p>
+      <w:pPr>
+        <w:pStyle w:val="Heading3"/>
+      </w:pPr>
+      <w:r>
+        <w:t xml:space="preserve">5A — Pipeline View</w:t>
       </w:r>
     </w:p>
     <w:p>
@@ -22999,11 +23261,81 @@
         <w:pStyle w:val="Compact"/>
       </w:pPr>
       <w:r>
-        <w:rPr>
-          <w:bCs/>
-          <w:b/>
-        </w:rPr>
-        <w:t xml:space="preserve">Show the filter bar:</w:t>
+        <w:t xml:space="preserve">Open a new tab, navigate to</w:t>
+      </w:r>
+      <w:r>
+        <w:t xml:space="preserve"> </w:t>
+      </w:r>
+      <w:r>
+        <w:rPr>
+          <w:rStyle w:val="VerbatimChar"/>
+        </w:rPr>
+        <w:t xml:space="preserve">https://functional-medicine-infrastructure.vercel.app/login</w:t>
+      </w:r>
+    </w:p>
+    <w:p>
+      <w:pPr>
+        <w:numPr>
+          <w:ilvl w:val="0"/>
+          <w:numId w:val="1067"/>
+        </w:numPr>
+        <w:pStyle w:val="Compact"/>
+      </w:pPr>
+      <w:r>
+        <w:t xml:space="preserve">Log in as</w:t>
+      </w:r>
+      <w:r>
+        <w:t xml:space="preserve"> </w:t>
+      </w:r>
+      <w:r>
+        <w:rPr>
+          <w:bCs/>
+          <w:b/>
+        </w:rPr>
+        <w:t xml:space="preserve">Ops Admin</w:t>
+      </w:r>
+      <w:r>
+        <w:t xml:space="preserve">:</w:t>
+      </w:r>
+      <w:r>
+        <w:t xml:space="preserve"> </w:t>
+      </w:r>
+      <w:r>
+        <w:rPr>
+          <w:rStyle w:val="VerbatimChar"/>
+        </w:rPr>
+        <w:t xml:space="preserve">ops@compoundiq-poc.com</w:t>
+      </w:r>
+      <w:r>
+        <w:t xml:space="preserve"> </w:t>
+      </w:r>
+      <w:r>
+        <w:t xml:space="preserve">/</w:t>
+      </w:r>
+      <w:r>
+        <w:t xml:space="preserve"> </w:t>
+      </w:r>
+      <w:r>
+        <w:rPr>
+          <w:rStyle w:val="VerbatimChar"/>
+        </w:rPr>
+        <w:t xml:space="preserve">POCAdmin2026!</w:t>
+      </w:r>
+    </w:p>
+    <w:p>
+      <w:pPr>
+        <w:numPr>
+          <w:ilvl w:val="0"/>
+          <w:numId w:val="1067"/>
+        </w:numPr>
+        <w:pStyle w:val="Compact"/>
+      </w:pPr>
+      <w:r>
+        <w:rPr>
+          <w:bCs/>
+          <w:b/>
+        </w:rPr>
+        <w:t xml:space="preserve">Point out the dark-mode dashboard:</w:t>
       </w:r>
     </w:p>
     <w:p>
@@ -23015,7 +23347,7 @@
         <w:pStyle w:val="Compact"/>
       </w:pPr>
       <w:r>
-        <w:t xml:space="preserve">Filter by Clinic, Pharmacy, Tier, Date range</w:t>
+        <w:t xml:space="preserve">Pipeline stage groups in the left sidebar (Payment, Submission, Pharmacy, Shipping, Errors / Terminal)</w:t>
       </w:r>
     </w:p>
     <w:p>
@@ -23027,25 +23359,84 @@
         <w:pStyle w:val="Compact"/>
       </w:pPr>
       <w:r>
-        <w:t xml:space="preserve">Filters reset by selecting</w:t>
-      </w:r>
-      <w:r>
-        <w:t xml:space="preserve"> </w:t>
-      </w:r>
-      <w:r>
+        <w:t xml:space="preserve">Each stage has a count badge</w:t>
+      </w:r>
+    </w:p>
+    <w:p>
+      <w:pPr>
+        <w:numPr>
+          <w:ilvl w:val="1"/>
+          <w:numId w:val="1068"/>
+        </w:numPr>
+        <w:pStyle w:val="Compact"/>
+      </w:pPr>
+      <w:r>
+        <w:t xml:space="preserve">Order table with columns: Order, Status, Clinic, Pharmacy / Tier, SLA, Assigned, Actions</w:t>
+      </w:r>
+    </w:p>
+    <w:p>
+      <w:pPr>
+        <w:numPr>
+          <w:ilvl w:val="1"/>
+          <w:numId w:val="1068"/>
+        </w:numPr>
+        <w:pStyle w:val="Compact"/>
+      </w:pPr>
+      <w:r>
+        <w:rPr>
+          <w:bCs/>
+          <w:b/>
+        </w:rPr>
+        <w:t xml:space="preserve">Verified count (prod, 2026-09-10): the pipeline reads</w:t>
+      </w:r>
+      <w:r>
+        <w:rPr>
+          <w:bCs/>
+          <w:b/>
+        </w:rPr>
+        <w:t xml:space="preserve"> </w:t>
+      </w:r>
+      <w:r>
+        <w:rPr>
+          <w:bCs/>
+          <w:b/>
+        </w:rPr>
         <w:t xml:space="preserve">“</w:t>
       </w:r>
       <w:r>
-        <w:t xml:space="preserve">All</w:t>
-      </w:r>
-      <w:r>
+        <w:rPr>
+          <w:bCs/>
+          <w:b/>
+        </w:rPr>
+        <w:t xml:space="preserve">16 of 16 orders</w:t>
+      </w:r>
+      <w:r>
+        <w:rPr>
+          <w:bCs/>
+          <w:b/>
+        </w:rPr>
         <w:t xml:space="preserve">”</w:t>
       </w:r>
       <w:r>
         <w:t xml:space="preserve"> </w:t>
       </w:r>
       <w:r>
-        <w:t xml:space="preserve">in each dropdown</w:t>
+        <w:t xml:space="preserve">— the 12 seeded</w:t>
+      </w:r>
+      <w:r>
+        <w:t xml:space="preserve"> </w:t>
+      </w:r>
+      <w:r>
+        <w:rPr>
+          <w:rStyle w:val="VerbatimChar"/>
+        </w:rPr>
+        <w:t xml:space="preserve">DEMO-10xx</w:t>
+      </w:r>
+      <w:r>
+        <w:t xml:space="preserve"> </w:t>
+      </w:r>
+      <w:r>
+        <w:t xml:space="preserve">lifecycle orders plus 4 ops-scaffolding rows that exist to populate the pipeline stages. Plus whatever you created live in Part 3.</w:t>
       </w:r>
     </w:p>
     <w:p>
@@ -23056,9 +23447,45 @@
         <w:t xml:space="preserve">“</w:t>
       </w:r>
       <w:r>
-        <w:t xml:space="preserve">Multi-dimensional filtering lets ops isolate specific issues — show me all Tier 4 fax orders from this week, or all orders from a specific clinic. With two clinics and the DEMO-10xx lifecycle orders seeded, the clinic filter and the Errors stage both have real content to show.</w:t>
-      </w:r>
-      <w:r>
+        <w:t xml:space="preserve">This is the operations nerve center. Every order across every clinic is visible here — as of v2.9 that genuinely means two clinics: Sunrise and Blue Cedar Integrative Health. The dark theme is intentional — ops teams monitor this all day, and dark mode reduces eye strain.</w:t>
+      </w:r>
+      <w:r>
+        <w:t xml:space="preserve">”</w:t>
+      </w:r>
+    </w:p>
+    <w:p>
+      <w:pPr>
+        <w:pStyle w:val="BlockText"/>
+      </w:pPr>
+      <w:r>
+        <w:rPr>
+          <w:bCs/>
+          <w:b/>
+        </w:rPr>
+        <w:t xml:space="preserve">The 11-vs-16 question, answered before it’s asked:</w:t>
+      </w:r>
+      <w:r>
+        <w:t xml:space="preserve"> </w:t>
+      </w:r>
+      <w:r>
+        <w:rPr>
+          <w:iCs/>
+          <w:i/>
+        </w:rPr>
+        <w:t xml:space="preserve">“</w:t>
+      </w:r>
+      <w:r>
+        <w:rPr>
+          <w:iCs/>
+          <w:i/>
+        </w:rPr>
+        <w:t xml:space="preserve">The clinic dashboard showed 11 orders. This one shows 16. That’s not a bug — that’s the tenancy boundary. Sunrise sees Sunrise’s 11. Ops sees everything: both clinics’ lifecycle orders plus the scaffolding rows. If those numbers ever matched, we’d have a problem.</w:t>
+      </w:r>
+      <w:r>
+        <w:rPr>
+          <w:iCs/>
+          <w:i/>
+        </w:rPr>
         <w:t xml:space="preserve">”</w:t>
       </w:r>
     </w:p>
@@ -23075,774 +23502,372 @@
           <w:bCs/>
           <w:b/>
         </w:rPr>
-        <w:t xml:space="preserve">Click an order</w:t>
-      </w:r>
-      <w:r>
-        <w:t xml:space="preserve"> </w:t>
-      </w:r>
-      <w:r>
-        <w:t xml:space="preserve">to open the detail drawer</w:t>
+        <w:t xml:space="preserve">Point out an order row:</w:t>
       </w:r>
     </w:p>
     <w:p>
       <w:pPr>
         <w:numPr>
-          <w:ilvl w:val="0"/>
-          <w:numId w:val="1069"/>
-        </w:numPr>
-        <w:pStyle w:val="Compact"/>
-      </w:pPr>
-      <w:r>
-        <w:rPr>
-          <w:bCs/>
-          <w:b/>
-        </w:rPr>
-        <w:t xml:space="preserve">Point out the tabs:</w:t>
-      </w:r>
-      <w:r>
-        <w:t xml:space="preserve"> </w:t>
-      </w:r>
-      <w:r>
-        <w:t xml:space="preserve">Detail, History, Submissions, SLA</w:t>
-      </w:r>
-    </w:p>
-    <w:p>
-      <w:pPr>
-        <w:pStyle w:val="BlockText"/>
-      </w:pPr>
-      <w:r>
-        <w:t xml:space="preserve">“</w:t>
-      </w:r>
-      <w:r>
-        <w:t xml:space="preserve">Full drill-down into any order. The History tab shows every state transition with timestamps and who triggered it. The Submissions tab shows every adapter attempt. The SLA tab shows all deadline tracking.</w:t>
-      </w:r>
-      <w:r>
-        <w:t xml:space="preserve">”</w:t>
-      </w:r>
-    </w:p>
-    <w:p>
-      <w:pPr>
-        <w:pStyle w:val="BlockText"/>
-      </w:pPr>
-      <w:r>
-        <w:rPr>
-          <w:bCs/>
-          <w:b/>
-        </w:rPr>
-        <w:t xml:space="preserve">Good order to click:</w:t>
-      </w:r>
-      <w:r>
-        <w:t xml:space="preserve"> </w:t>
-      </w:r>
-      <w:r>
-        <w:t xml:space="preserve">the one</w:t>
-      </w:r>
-      <w:r>
-        <w:t xml:space="preserve"> </w:t>
-      </w:r>
-      <w:r>
-        <w:rPr>
-          <w:bCs/>
-          <w:b/>
-        </w:rPr>
-        <w:t xml:space="preserve">Submission Failed</w:t>
-      </w:r>
-      <w:r>
-        <w:t xml:space="preserve"> </w:t>
-      </w:r>
-      <w:r>
-        <w:t xml:space="preserve">order (Noah Kim’s Tadalafil). Filter to Errors, claim it, walk the History tab.</w:t>
-      </w:r>
-      <w:r>
-        <w:t xml:space="preserve"> </w:t>
-      </w:r>
-      <w:r>
-        <w:rPr>
-          <w:iCs/>
-          <w:i/>
-        </w:rPr>
-        <w:t xml:space="preserve">“</w:t>
-      </w:r>
-      <w:r>
-        <w:rPr>
-          <w:iCs/>
-          <w:i/>
-        </w:rPr>
-        <w:t xml:space="preserve">This is what Tuesday morning looks like — not an empty demo database.</w:t>
-      </w:r>
-      <w:r>
-        <w:rPr>
-          <w:iCs/>
-          <w:i/>
-        </w:rPr>
-        <w:t xml:space="preserve">”</w:t>
-      </w:r>
-      <w:r>
-        <w:t xml:space="preserve"> </w:t>
-      </w:r>
-      <w:r>
-        <w:t xml:space="preserve">And</w:t>
-      </w:r>
-      <w:r>
-        <w:t xml:space="preserve"> </w:t>
-      </w:r>
-      <w:r>
-        <w:rPr>
-          <w:rStyle w:val="VerbatimChar"/>
-        </w:rPr>
-        <w:t xml:space="preserve">DEMO-1012</w:t>
-      </w:r>
-      <w:r>
-        <w:t xml:space="preserve"> </w:t>
-      </w:r>
-      <w:r>
-        <w:t xml:space="preserve">(Ruby Sandoval, Blue Cedar,</w:t>
-      </w:r>
-      <w:r>
-        <w:t xml:space="preserve"> </w:t>
-      </w:r>
-      <w:r>
-        <w:rPr>
-          <w:bCs/>
-          <w:b/>
-        </w:rPr>
-        <w:t xml:space="preserve">Payment Expired</w:t>
-      </w:r>
-      <w:r>
-        <w:t xml:space="preserve">) is the cross-tenant proof: visible here, invisible in the Sunrise clinic app.</w:t>
-      </w:r>
-    </w:p>
-    <w:bookmarkEnd w:id="59"/>
-    <w:bookmarkStart w:id="60" w:name="b-sla-monitor"/>
-    <w:p>
-      <w:pPr>
-        <w:pStyle w:val="Heading3"/>
-      </w:pPr>
-      <w:r>
-        <w:t xml:space="preserve">5B — SLA Monitor</w:t>
-      </w:r>
-    </w:p>
-    <w:p>
-      <w:pPr>
-        <w:pStyle w:val="BlockText"/>
-      </w:pPr>
-      <w:r>
-        <w:rPr>
-          <w:bCs/>
-          <w:b/>
-        </w:rPr>
-        <w:t xml:space="preserve">Rewritten in v2.12 — the old script did not match this page.</w:t>
-      </w:r>
-      <w:r>
-        <w:t xml:space="preserve"> </w:t>
-      </w:r>
-      <w:r>
-        <w:t xml:space="preserve">It told the presenter to point at</w:t>
-      </w:r>
-      <w:r>
-        <w:t xml:space="preserve"> </w:t>
-      </w:r>
-      <w:r>
-        <w:t xml:space="preserve">“</w:t>
-      </w:r>
-      <w:r>
-        <w:t xml:space="preserve">SLA breach cards with countdown timers,</w:t>
-      </w:r>
-      <w:r>
-        <w:t xml:space="preserve">”</w:t>
-      </w:r>
-      <w:r>
-        <w:t xml:space="preserve"> </w:t>
-      </w:r>
-      <w:r>
-        <w:t xml:space="preserve">“</w:t>
-      </w:r>
-      <w:r>
-        <w:t xml:space="preserve">escalation tier indicators,</w:t>
-      </w:r>
-      <w:r>
-        <w:t xml:space="preserve">”</w:t>
-      </w:r>
-      <w:r>
-        <w:t xml:space="preserve"> </w:t>
-      </w:r>
-      <w:r>
-        <w:t xml:space="preserve">and an</w:t>
-      </w:r>
-      <w:r>
-        <w:t xml:space="preserve"> </w:t>
-      </w:r>
-      <w:r>
-        <w:t xml:space="preserve">“</w:t>
-      </w:r>
-      <w:r>
-        <w:t xml:space="preserve">Acknowledge button.</w:t>
-      </w:r>
-      <w:r>
-        <w:t xml:space="preserve">”</w:t>
-      </w:r>
-      <w:r>
-        <w:t xml:space="preserve"> </w:t>
-      </w:r>
-      <w:r>
-        <w:rPr>
-          <w:bCs/>
-          <w:b/>
-        </w:rPr>
-        <w:t xml:space="preserve">None of those are on screen, because nothing is breached.</w:t>
-      </w:r>
-      <w:r>
-        <w:t xml:space="preserve"> </w:t>
-      </w:r>
-      <w:r>
-        <w:t xml:space="preserve">Verified in prod 2026-09-10, the page reads</w:t>
-      </w:r>
-      <w:r>
-        <w:t xml:space="preserve"> </w:t>
-      </w:r>
-      <w:r>
-        <w:rPr>
-          <w:bCs/>
-          <w:b/>
-        </w:rPr>
-        <w:t xml:space="preserve">“</w:t>
-      </w:r>
-      <w:r>
-        <w:rPr>
-          <w:bCs/>
-          <w:b/>
-        </w:rPr>
-        <w:t xml:space="preserve">0 SLA deadlines</w:t>
-      </w:r>
-      <w:r>
-        <w:rPr>
-          <w:bCs/>
-          <w:b/>
-        </w:rPr>
-        <w:t xml:space="preserve">”</w:t>
-      </w:r>
-      <w:r>
-        <w:t xml:space="preserve"> </w:t>
-      </w:r>
-      <w:r>
-        <w:t xml:space="preserve">and</w:t>
-      </w:r>
-      <w:r>
-        <w:t xml:space="preserve"> </w:t>
-      </w:r>
-      <w:r>
-        <w:rPr>
-          <w:bCs/>
-          <w:b/>
-        </w:rPr>
-        <w:t xml:space="preserve">“</w:t>
-      </w:r>
-      <w:r>
-        <w:rPr>
-          <w:bCs/>
-          <w:b/>
-        </w:rPr>
-        <w:t xml:space="preserve">All SLAs are on track or resolved.</w:t>
-      </w:r>
-      <w:r>
-        <w:rPr>
-          <w:bCs/>
-          <w:b/>
-        </w:rPr>
-        <w:t xml:space="preserve">”</w:t>
-      </w:r>
-      <w:r>
-        <w:t xml:space="preserve"> </w:t>
-      </w:r>
-      <w:r>
-        <w:t xml:space="preserve">Walking a prospect toward elements that aren’t there is the fastest way to lose a room. The empty state is the story — tell that one.</w:t>
-      </w:r>
-    </w:p>
-    <w:p>
-      <w:pPr>
-        <w:numPr>
-          <w:ilvl w:val="0"/>
+          <w:ilvl w:val="1"/>
           <w:numId w:val="1070"/>
         </w:numPr>
         <w:pStyle w:val="Compact"/>
       </w:pPr>
       <w:r>
-        <w:t xml:space="preserve">Click</w:t>
-      </w:r>
-      <w:r>
-        <w:t xml:space="preserve"> </w:t>
-      </w:r>
-      <w:r>
-        <w:rPr>
-          <w:bCs/>
-          <w:b/>
-        </w:rPr>
-        <w:t xml:space="preserve">“</w:t>
-      </w:r>
-      <w:r>
-        <w:rPr>
-          <w:bCs/>
-          <w:b/>
-        </w:rPr>
-        <w:t xml:space="preserve">SLA</w:t>
-      </w:r>
-      <w:r>
-        <w:rPr>
-          <w:bCs/>
-          <w:b/>
-        </w:rPr>
-        <w:t xml:space="preserve">”</w:t>
-      </w:r>
-      <w:r>
-        <w:t xml:space="preserve"> </w:t>
-      </w:r>
-      <w:r>
-        <w:t xml:space="preserve">in the top nav</w:t>
+        <w:t xml:space="preserve">Status badge (colored)</w:t>
       </w:r>
     </w:p>
     <w:p>
       <w:pPr>
         <w:numPr>
-          <w:ilvl w:val="0"/>
+          <w:ilvl w:val="1"/>
           <w:numId w:val="1070"/>
         </w:numPr>
         <w:pStyle w:val="Compact"/>
       </w:pPr>
       <w:r>
-        <w:rPr>
-          <w:bCs/>
-          <w:b/>
-        </w:rPr>
-        <w:t xml:space="preserve">Point out what is actually on the page:</w:t>
+        <w:t xml:space="preserve">SLA column — a countdown to the next deadline, or the resolved state</w:t>
       </w:r>
     </w:p>
     <w:p>
       <w:pPr>
         <w:numPr>
           <w:ilvl w:val="1"/>
+          <w:numId w:val="1070"/>
+        </w:numPr>
+        <w:pStyle w:val="Compact"/>
+      </w:pPr>
+      <w:r>
+        <w:t xml:space="preserve">Tier icon (Tier 1 API / Tier 2 Portal / Tier 3 Hybrid / Tier 4 Fax — the demo seed has orders across all four tiers)</w:t>
+      </w:r>
+    </w:p>
+    <w:p>
+      <w:pPr>
+        <w:numPr>
+          <w:ilvl w:val="1"/>
+          <w:numId w:val="1070"/>
+        </w:numPr>
+        <w:pStyle w:val="Compact"/>
+      </w:pPr>
+      <w:r>
+        <w:t xml:space="preserve">Claim button</w:t>
+      </w:r>
+    </w:p>
+    <w:p>
+      <w:pPr>
+        <w:pStyle w:val="BlockText"/>
+      </w:pPr>
+      <w:r>
+        <w:t xml:space="preserve">“</w:t>
+      </w:r>
+      <w:r>
+        <w:t xml:space="preserve">Each order shows its SLA status. Ops can claim orders to prevent duplicate work.</w:t>
+      </w:r>
+      <w:r>
+        <w:t xml:space="preserve">”</w:t>
+      </w:r>
+    </w:p>
+    <w:p>
+      <w:pPr>
+        <w:pStyle w:val="BlockText"/>
+      </w:pPr>
+      <w:r>
+        <w:rPr>
+          <w:bCs/>
+          <w:b/>
+        </w:rPr>
+        <w:t xml:space="preserve">Corrected in v2.12 — do not promise red overdue rows.</w:t>
+      </w:r>
+      <w:r>
+        <w:t xml:space="preserve"> </w:t>
+      </w:r>
+      <w:r>
+        <w:t xml:space="preserve">Earlier versions told the presenter to point at orders showing</w:t>
+      </w:r>
+      <w:r>
+        <w:t xml:space="preserve"> </w:t>
+      </w:r>
+      <w:r>
+        <w:t xml:space="preserve">“</w:t>
+      </w:r>
+      <w:r>
+        <w:t xml:space="preserve">in red with the exact hours overdue.</w:t>
+      </w:r>
+      <w:r>
+        <w:t xml:space="preserve">”</w:t>
+      </w:r>
+      <w:r>
+        <w:t xml:space="preserve"> </w:t>
+      </w:r>
+      <w:r>
+        <w:rPr>
+          <w:bCs/>
+          <w:b/>
+        </w:rPr>
+        <w:t xml:space="preserve">There are no overdue orders in the queue today.</w:t>
+      </w:r>
+      <w:r>
+        <w:t xml:space="preserve"> </w:t>
+      </w:r>
+      <w:r>
+        <w:t xml:space="preserve">Do not go looking for a red row; you will not find one and the hunt reads badly. Describe the capability in the conditional and let the empty case be the good news:</w:t>
+      </w:r>
+      <w:r>
+        <w:t xml:space="preserve"> </w:t>
+      </w:r>
+      <w:r>
+        <w:rPr>
+          <w:iCs/>
+          <w:i/>
+        </w:rPr>
+        <w:t xml:space="preserve">“</w:t>
+      </w:r>
+      <w:r>
+        <w:rPr>
+          <w:iCs/>
+          <w:i/>
+        </w:rPr>
+        <w:t xml:space="preserve">When an order breaches its deadline, this column turns red and shows exactly how many hours late it is. Nothing’s red today, which is what a healthy queue looks like.</w:t>
+      </w:r>
+      <w:r>
+        <w:rPr>
+          <w:iCs/>
+          <w:i/>
+        </w:rPr>
+        <w:t xml:space="preserve">”</w:t>
+      </w:r>
+    </w:p>
+    <w:p>
+      <w:pPr>
+        <w:numPr>
+          <w:ilvl w:val="0"/>
           <w:numId w:val="1071"/>
         </w:numPr>
         <w:pStyle w:val="Compact"/>
       </w:pPr>
       <w:r>
-        <w:t xml:space="preserve">The filter pills across the top (All Active, Breached, and the rest) — the controls that scope the view</w:t>
+        <w:rPr>
+          <w:bCs/>
+          <w:b/>
+        </w:rPr>
+        <w:t xml:space="preserve">Show the filter bar:</w:t>
       </w:r>
     </w:p>
     <w:p>
       <w:pPr>
         <w:numPr>
           <w:ilvl w:val="1"/>
-          <w:numId w:val="1071"/>
-        </w:numPr>
-        <w:pStyle w:val="Compact"/>
-      </w:pPr>
-      <w:r>
-        <w:t xml:space="preserve">The current state:</w:t>
-      </w:r>
-      <w:r>
-        <w:t xml:space="preserve"> </w:t>
-      </w:r>
-      <w:r>
-        <w:rPr>
-          <w:bCs/>
-          <w:b/>
-        </w:rPr>
-        <w:t xml:space="preserve">“</w:t>
-      </w:r>
-      <w:r>
-        <w:rPr>
-          <w:bCs/>
-          <w:b/>
-        </w:rPr>
-        <w:t xml:space="preserve">0 SLA deadlines — All SLAs are on track or resolved</w:t>
-      </w:r>
-      <w:r>
-        <w:rPr>
-          <w:bCs/>
-          <w:b/>
-        </w:rPr>
-        <w:t xml:space="preserve">”</w:t>
-      </w:r>
-    </w:p>
-    <w:p>
-      <w:pPr>
-        <w:pStyle w:val="BlockText"/>
-      </w:pPr>
-      <w:r>
-        <w:rPr>
-          <w:bCs/>
-          <w:b/>
-        </w:rPr>
-        <w:t xml:space="preserve">Presenter line — lean into the empty state, do not apologize for it:</w:t>
-      </w:r>
-    </w:p>
-    <w:p>
-      <w:pPr>
-        <w:pStyle w:val="BlockText"/>
-      </w:pPr>
-      <w:r>
-        <w:t xml:space="preserve">“This is the SLA monitor, and right now it is empty. I want to be straight with you about that rather than wishing a fire onto the screen:</w:t>
-      </w:r>
-      <w:r>
-        <w:t xml:space="preserve"> </w:t>
-      </w:r>
-      <w:r>
-        <w:rPr>
-          <w:bCs/>
-          <w:b/>
-        </w:rPr>
-        <w:t xml:space="preserve">zero SLA deadlines, everything on track or already resolved.</w:t>
-      </w:r>
-    </w:p>
-    <w:p>
-      <w:pPr>
-        <w:pStyle w:val="BlockText"/>
-      </w:pPr>
-      <w:r>
-        <w:t xml:space="preserve">That is the outcome the whole system exists to produce.</w:t>
-      </w:r>
-    </w:p>
-    <w:p>
-      <w:pPr>
-        <w:pStyle w:val="BlockText"/>
-      </w:pPr>
-      <w:r>
-        <w:t xml:space="preserve">Here’s what stands behind that empty page. Every order carries deadlines — time to submit to the pharmacy, time for the pharmacy to acknowledge, time to ship. A job runs every five minutes and checks all of them. When one is at risk, it appears on this page and escalation starts: a Slack alert, then a direct message to the ops lead, then a PagerDuty page. Acknowledging a breach stops the escalation — it tells the system a human has it.</w:t>
-      </w:r>
-    </w:p>
-    <w:p>
-      <w:pPr>
-        <w:pStyle w:val="BlockText"/>
-      </w:pPr>
-      <w:r>
-        <w:t xml:space="preserve">The reason there’s nothing here is that nothing has gone late. In the operations tools most clinics have today,</w:t>
-      </w:r>
-      <w:r>
-        <w:t xml:space="preserve"> </w:t>
-      </w:r>
-      <w:r>
-        <w:t xml:space="preserve">‘</w:t>
-      </w:r>
-      <w:r>
-        <w:t xml:space="preserve">nothing is late</w:t>
-      </w:r>
-      <w:r>
-        <w:t xml:space="preserve">’</w:t>
-      </w:r>
-      <w:r>
-        <w:t xml:space="preserve"> </w:t>
-      </w:r>
-      <w:r>
-        <w:t xml:space="preserve">and</w:t>
-      </w:r>
-      <w:r>
-        <w:t xml:space="preserve"> </w:t>
-      </w:r>
-      <w:r>
-        <w:t xml:space="preserve">‘</w:t>
-      </w:r>
-      <w:r>
-        <w:t xml:space="preserve">nobody is watching</w:t>
-      </w:r>
-      <w:r>
-        <w:t xml:space="preserve">’</w:t>
-      </w:r>
-      <w:r>
-        <w:t xml:space="preserve"> </w:t>
-      </w:r>
-      <w:r>
-        <w:t xml:space="preserve">look identical — both are a silent inbox. Here they’re different: this page is watching, and it’s telling you the queue is clean.</w:t>
-      </w:r>
-    </w:p>
-    <w:p>
-      <w:pPr>
-        <w:pStyle w:val="BlockText"/>
-      </w:pPr>
-      <w:r>
-        <w:t xml:space="preserve">If you want to see it populated, that’s a five-minute conversation in a sandbox where I can let a deadline lapse on purpose. I’m not going to break a production order to give you a red screen.”</w:t>
-      </w:r>
-    </w:p>
-    <w:p>
-      <w:pPr>
-        <w:pStyle w:val="BlockText"/>
-      </w:pPr>
-      <w:r>
-        <w:rPr>
-          <w:bCs/>
-          <w:b/>
-        </w:rPr>
-        <w:t xml:space="preserve">Narrator cue:</w:t>
-      </w:r>
-      <w:r>
-        <w:t xml:space="preserve"> </w:t>
-      </w:r>
-      <w:r>
-        <w:t xml:space="preserve">if a deadline</w:t>
-      </w:r>
-      <w:r>
-        <w:t xml:space="preserve"> </w:t>
-      </w:r>
-      <w:r>
-        <w:rPr>
-          <w:iCs/>
-          <w:i/>
-        </w:rPr>
-        <w:t xml:space="preserve">has</w:t>
-      </w:r>
-      <w:r>
-        <w:t xml:space="preserve"> </w:t>
-      </w:r>
-      <w:r>
-        <w:t xml:space="preserve">gone at-risk by the time you present, narrate what is genuinely on screen instead. Either state is a good beat — the failure mode is describing the state that isn’t there.</w:t>
-      </w:r>
-    </w:p>
-    <w:bookmarkEnd w:id="60"/>
-    <w:bookmarkStart w:id="61" w:name="c-adapter-health-monitor"/>
-    <w:p>
-      <w:pPr>
-        <w:pStyle w:val="Heading3"/>
-      </w:pPr>
-      <w:r>
-        <w:t xml:space="preserve">5C — Adapter Health Monitor</w:t>
-      </w:r>
-    </w:p>
-    <w:p>
-      <w:pPr>
-        <w:numPr>
-          <w:ilvl w:val="0"/>
           <w:numId w:val="1072"/>
         </w:numPr>
         <w:pStyle w:val="Compact"/>
       </w:pPr>
       <w:r>
-        <w:t xml:space="preserve">Click</w:t>
-      </w:r>
-      <w:r>
-        <w:t xml:space="preserve"> </w:t>
-      </w:r>
-      <w:r>
-        <w:rPr>
-          <w:bCs/>
-          <w:b/>
-        </w:rPr>
-        <w:t xml:space="preserve">“</w:t>
-      </w:r>
-      <w:r>
-        <w:rPr>
-          <w:bCs/>
-          <w:b/>
-        </w:rPr>
-        <w:t xml:space="preserve">Adapters</w:t>
-      </w:r>
-      <w:r>
-        <w:rPr>
-          <w:bCs/>
-          <w:b/>
-        </w:rPr>
-        <w:t xml:space="preserve">”</w:t>
-      </w:r>
-      <w:r>
-        <w:t xml:space="preserve"> </w:t>
-      </w:r>
-      <w:r>
-        <w:t xml:space="preserve">in the top nav</w:t>
+        <w:t xml:space="preserve">Filter by Clinic, Pharmacy, Tier, Date range</w:t>
       </w:r>
     </w:p>
     <w:p>
       <w:pPr>
         <w:numPr>
-          <w:ilvl w:val="0"/>
+          <w:ilvl w:val="1"/>
           <w:numId w:val="1072"/>
         </w:numPr>
         <w:pStyle w:val="Compact"/>
       </w:pPr>
       <w:r>
-        <w:rPr>
-          <w:bCs/>
-          <w:b/>
-        </w:rPr>
-        <w:t xml:space="preserve">Point out what the page is:</w:t>
-      </w:r>
-      <w:r>
-        <w:t xml:space="preserve"> </w:t>
-      </w:r>
-      <w:r>
-        <w:t xml:space="preserve">a card for every configured pharmacy across all 4 integration tiers (Tier 1 API, Tier 2 Portal, Tier 3 Hybrid, Tier 4 Fax). Each card shows:</w:t>
+        <w:t xml:space="preserve">Filters reset by selecting</w:t>
+      </w:r>
+      <w:r>
+        <w:t xml:space="preserve"> </w:t>
+      </w:r>
+      <w:r>
+        <w:t xml:space="preserve">“</w:t>
+      </w:r>
+      <w:r>
+        <w:t xml:space="preserve">All</w:t>
+      </w:r>
+      <w:r>
+        <w:t xml:space="preserve">”</w:t>
+      </w:r>
+      <w:r>
+        <w:t xml:space="preserve"> </w:t>
+      </w:r>
+      <w:r>
+        <w:t xml:space="preserve">in each dropdown</w:t>
+      </w:r>
+    </w:p>
+    <w:p>
+      <w:pPr>
+        <w:pStyle w:val="BlockText"/>
+      </w:pPr>
+      <w:r>
+        <w:t xml:space="preserve">“</w:t>
+      </w:r>
+      <w:r>
+        <w:t xml:space="preserve">Multi-dimensional filtering lets ops isolate specific issues — show me all Tier 4 fax orders from this week, or all orders from a specific clinic. With two clinics and the DEMO-10xx lifecycle orders seeded, the clinic filter and the Errors stage both have real content to show.</w:t>
+      </w:r>
+      <w:r>
+        <w:t xml:space="preserve">”</w:t>
       </w:r>
     </w:p>
     <w:p>
       <w:pPr>
         <w:numPr>
-          <w:ilvl w:val="1"/>
+          <w:ilvl w:val="0"/>
           <w:numId w:val="1073"/>
         </w:numPr>
         <w:pStyle w:val="Compact"/>
       </w:pPr>
       <w:r>
-        <w:t xml:space="preserve">A traffic-light health indicator (green / yellow / red for Degraded or Critical / slate for Idle)</w:t>
+        <w:rPr>
+          <w:bCs/>
+          <w:b/>
+        </w:rPr>
+        <w:t xml:space="preserve">Click an order</w:t>
+      </w:r>
+      <w:r>
+        <w:t xml:space="preserve"> </w:t>
+      </w:r>
+      <w:r>
+        <w:t xml:space="preserve">to open the detail drawer</w:t>
       </w:r>
     </w:p>
     <w:p>
       <w:pPr>
         <w:numPr>
-          <w:ilvl w:val="1"/>
+          <w:ilvl w:val="0"/>
           <w:numId w:val="1073"/>
         </w:numPr>
         <w:pStyle w:val="Compact"/>
       </w:pPr>
       <w:r>
-        <w:t xml:space="preserve">Circuit breaker state as a plain-English chip:</w:t>
-      </w:r>
-      <w:r>
-        <w:t xml:space="preserve"> </w:t>
-      </w:r>
-      <w:r>
-        <w:rPr>
-          <w:bCs/>
-          <w:b/>
-        </w:rPr>
-        <w:t xml:space="preserve">Online</w:t>
-      </w:r>
-      <w:r>
-        <w:t xml:space="preserve"> </w:t>
-      </w:r>
-      <w:r>
-        <w:t xml:space="preserve">(green) /</w:t>
-      </w:r>
-      <w:r>
-        <w:t xml:space="preserve"> </w:t>
-      </w:r>
-      <w:r>
-        <w:rPr>
-          <w:bCs/>
-          <w:b/>
-        </w:rPr>
-        <w:t xml:space="preserve">Degraded</w:t>
-      </w:r>
-      <w:r>
-        <w:t xml:space="preserve"> </w:t>
-      </w:r>
-      <w:r>
-        <w:t xml:space="preserve">(amber) /</w:t>
-      </w:r>
-      <w:r>
-        <w:t xml:space="preserve"> </w:t>
-      </w:r>
-      <w:r>
-        <w:rPr>
-          <w:bCs/>
-          <w:b/>
-        </w:rPr>
-        <w:t xml:space="preserve">Offline</w:t>
-      </w:r>
-      <w:r>
-        <w:t xml:space="preserve"> </w:t>
-      </w:r>
-      <w:r>
-        <w:t xml:space="preserve">(red bold). Chip is only shown when the pharmacy has circuit-breaker telemetry — a freshly-configured adapter with no traffic yet omits the chip entirely.</w:t>
-      </w:r>
-    </w:p>
-    <w:p>
-      <w:pPr>
-        <w:numPr>
-          <w:ilvl w:val="1"/>
-          <w:numId w:val="1073"/>
-        </w:numPr>
-        <w:pStyle w:val="Compact"/>
-      </w:pPr>
-      <w:r>
-        <w:t xml:space="preserve">24-hour submission success rate + total submission count + failure count</w:t>
-      </w:r>
-    </w:p>
-    <w:p>
-      <w:pPr>
-        <w:numPr>
-          <w:ilvl w:val="1"/>
-          <w:numId w:val="1073"/>
-        </w:numPr>
-        <w:pStyle w:val="Compact"/>
-      </w:pPr>
-      <w:r>
-        <w:t xml:space="preserve">p50 / p95 / p99 latency percentiles</w:t>
-      </w:r>
-    </w:p>
-    <w:p>
-      <w:pPr>
-        <w:numPr>
-          <w:ilvl w:val="1"/>
-          <w:numId w:val="1073"/>
-        </w:numPr>
-        <w:pStyle w:val="Compact"/>
-      </w:pPr>
-      <w:r>
-        <w:t xml:space="preserve">A 24-hour submissions bar chart (green bars for successes, pink for failures)</w:t>
-      </w:r>
-    </w:p>
-    <w:p>
-      <w:pPr>
-        <w:numPr>
-          <w:ilvl w:val="1"/>
-          <w:numId w:val="1073"/>
-        </w:numPr>
-        <w:pStyle w:val="Compact"/>
+        <w:rPr>
+          <w:bCs/>
+          <w:b/>
+        </w:rPr>
+        <w:t xml:space="preserve">Point out the tabs:</w:t>
+      </w:r>
+      <w:r>
+        <w:t xml:space="preserve"> </w:t>
+      </w:r>
+      <w:r>
+        <w:t xml:space="preserve">Detail, History, Submissions, SLA</w:t>
+      </w:r>
+    </w:p>
+    <w:p>
+      <w:pPr>
+        <w:pStyle w:val="BlockText"/>
       </w:pPr>
       <w:r>
         <w:t xml:space="preserve">“</w:t>
       </w:r>
       <w:r>
-        <w:t xml:space="preserve">Last success</w:t>
+        <w:t xml:space="preserve">Full drill-down into any order. The History tab shows every state transition with timestamps and who triggered it. The Submissions tab shows every adapter attempt. The SLA tab shows all deadline tracking.</w:t>
       </w:r>
       <w:r>
         <w:t xml:space="preserve">”</w:t>
       </w:r>
-      <w:r>
-        <w:t xml:space="preserve"> </w:t>
-      </w:r>
-      <w:r>
-        <w:t xml:space="preserve">relative timestamp</w:t>
-      </w:r>
-    </w:p>
-    <w:p>
-      <w:pPr>
-        <w:numPr>
-          <w:ilvl w:val="1"/>
-          <w:numId w:val="1073"/>
-        </w:numPr>
-        <w:pStyle w:val="Compact"/>
-      </w:pPr>
-      <w:r>
-        <w:t xml:space="preserve">Quick-action buttons (Disable Adapter, Force Tier 4)</w:t>
-      </w:r>
     </w:p>
     <w:p>
       <w:pPr>
         <w:pStyle w:val="BlockText"/>
       </w:pPr>
       <w:r>
+        <w:rPr>
+          <w:bCs/>
+          <w:b/>
+        </w:rPr>
+        <w:t xml:space="preserve">Good order to click:</w:t>
+      </w:r>
+      <w:r>
+        <w:t xml:space="preserve"> </w:t>
+      </w:r>
+      <w:r>
+        <w:t xml:space="preserve">the one</w:t>
+      </w:r>
+      <w:r>
+        <w:t xml:space="preserve"> </w:t>
+      </w:r>
+      <w:r>
+        <w:rPr>
+          <w:bCs/>
+          <w:b/>
+        </w:rPr>
+        <w:t xml:space="preserve">Submission Failed</w:t>
+      </w:r>
+      <w:r>
+        <w:t xml:space="preserve"> </w:t>
+      </w:r>
+      <w:r>
+        <w:t xml:space="preserve">order (Noah Kim’s Tadalafil). Filter to Errors, claim it, walk the History tab.</w:t>
+      </w:r>
+      <w:r>
+        <w:t xml:space="preserve"> </w:t>
+      </w:r>
+      <w:r>
+        <w:rPr>
+          <w:iCs/>
+          <w:i/>
+        </w:rPr>
         <w:t xml:space="preserve">“</w:t>
       </w:r>
       <w:r>
-        <w:t xml:space="preserve">Every pharmacy integration is monitored in real time. The card’s colour reflects what that pharmacy has actually been doing in the last 24 hours — 95%+ success with recent activity is green, degraded performance shifts to yellow, and a circuit-breaker-open state flips it red. A pharmacy we’ve configured but haven’t routed traffic through yet shows</w:t>
-      </w:r>
-      <w:r>
-        <w:t xml:space="preserve"> </w:t>
-      </w:r>
-      <w:r>
-        <w:rPr>
-          <w:bCs/>
-          <w:b/>
-        </w:rPr>
-        <w:t xml:space="preserve">Idle</w:t>
-      </w:r>
-      <w:r>
-        <w:t xml:space="preserve"> </w:t>
-      </w:r>
-      <w:r>
-        <w:t xml:space="preserve">— neutral slate — instead of falsely flashing Critical. What you see on the grid right now reflects today’s real submission activity.</w:t>
-      </w:r>
-      <w:r>
+        <w:rPr>
+          <w:iCs/>
+          <w:i/>
+        </w:rPr>
+        <w:t xml:space="preserve">This is what Tuesday morning looks like — not an empty demo database.</w:t>
+      </w:r>
+      <w:r>
+        <w:rPr>
+          <w:iCs/>
+          <w:i/>
+        </w:rPr>
         <w:t xml:space="preserve">”</w:t>
       </w:r>
+      <w:r>
+        <w:t xml:space="preserve"> </w:t>
+      </w:r>
+      <w:r>
+        <w:t xml:space="preserve">And</w:t>
+      </w:r>
+      <w:r>
+        <w:t xml:space="preserve"> </w:t>
+      </w:r>
+      <w:r>
+        <w:rPr>
+          <w:rStyle w:val="VerbatimChar"/>
+        </w:rPr>
+        <w:t xml:space="preserve">DEMO-1012</w:t>
+      </w:r>
+      <w:r>
+        <w:t xml:space="preserve"> </w:t>
+      </w:r>
+      <w:r>
+        <w:t xml:space="preserve">(Ruby Sandoval, Blue Cedar,</w:t>
+      </w:r>
+      <w:r>
+        <w:t xml:space="preserve"> </w:t>
+      </w:r>
+      <w:r>
+        <w:rPr>
+          <w:bCs/>
+          <w:b/>
+        </w:rPr>
+        <w:t xml:space="preserve">Payment Expired</w:t>
+      </w:r>
+      <w:r>
+        <w:t xml:space="preserve">) is the cross-tenant proof: visible here, invisible in the Sunrise clinic app.</w:t>
+      </w:r>
+    </w:p>
+    <w:bookmarkEnd w:id="60"/>
+    <w:bookmarkStart w:id="61" w:name="b-sla-monitor"/>
+    <w:p>
+      <w:pPr>
+        <w:pStyle w:val="Heading3"/>
+      </w:pPr>
+      <w:r>
+        <w:t xml:space="preserve">5B — SLA Monitor</w:t>
+      </w:r>
     </w:p>
     <w:p>
       <w:pPr>
@@ -23853,23 +23878,131 @@
           <w:bCs/>
           <w:b/>
         </w:rPr>
-        <w:t xml:space="preserve">Narrator cue:</w:t>
-      </w:r>
-      <w:r>
-        <w:t xml:space="preserve"> </w:t>
-      </w:r>
-      <w:r>
-        <w:t xml:space="preserve">whatever card is coloured however is fine. The page’s value is that it reports reality — green pharmacies are healthy, yellow pharmacies are ones ops should look at, red pharmacies need intervention, and the circuit breaker auto-cascades traffic to the next-highest tier when something’s down. Narrate the colours you see in front of you and explain what each state means.</w:t>
-      </w:r>
-    </w:p>
-    <w:bookmarkEnd w:id="61"/>
-    <w:bookmarkStart w:id="62" w:name="d-fax-triage-queue"/>
-    <w:p>
-      <w:pPr>
-        <w:pStyle w:val="Heading3"/>
-      </w:pPr>
-      <w:r>
-        <w:t xml:space="preserve">5D — Fax Triage Queue</w:t>
+        <w:t xml:space="preserve">Rewritten in v2.12 — the old script did not match this page.</w:t>
+      </w:r>
+      <w:r>
+        <w:t xml:space="preserve"> </w:t>
+      </w:r>
+      <w:r>
+        <w:t xml:space="preserve">It told the presenter to point at</w:t>
+      </w:r>
+      <w:r>
+        <w:t xml:space="preserve"> </w:t>
+      </w:r>
+      <w:r>
+        <w:t xml:space="preserve">“</w:t>
+      </w:r>
+      <w:r>
+        <w:t xml:space="preserve">SLA breach cards with countdown timers,</w:t>
+      </w:r>
+      <w:r>
+        <w:t xml:space="preserve">”</w:t>
+      </w:r>
+      <w:r>
+        <w:t xml:space="preserve"> </w:t>
+      </w:r>
+      <w:r>
+        <w:t xml:space="preserve">“</w:t>
+      </w:r>
+      <w:r>
+        <w:t xml:space="preserve">escalation tier indicators,</w:t>
+      </w:r>
+      <w:r>
+        <w:t xml:space="preserve">”</w:t>
+      </w:r>
+      <w:r>
+        <w:t xml:space="preserve"> </w:t>
+      </w:r>
+      <w:r>
+        <w:t xml:space="preserve">and an</w:t>
+      </w:r>
+      <w:r>
+        <w:t xml:space="preserve"> </w:t>
+      </w:r>
+      <w:r>
+        <w:t xml:space="preserve">“</w:t>
+      </w:r>
+      <w:r>
+        <w:t xml:space="preserve">Acknowledge button.</w:t>
+      </w:r>
+      <w:r>
+        <w:t xml:space="preserve">”</w:t>
+      </w:r>
+      <w:r>
+        <w:t xml:space="preserve"> </w:t>
+      </w:r>
+      <w:r>
+        <w:rPr>
+          <w:bCs/>
+          <w:b/>
+        </w:rPr>
+        <w:t xml:space="preserve">None of those are on screen, because nothing is breached.</w:t>
+      </w:r>
+      <w:r>
+        <w:t xml:space="preserve"> </w:t>
+      </w:r>
+      <w:r>
+        <w:t xml:space="preserve">Verified in prod 2026-09-10, the page reads</w:t>
+      </w:r>
+      <w:r>
+        <w:t xml:space="preserve"> </w:t>
+      </w:r>
+      <w:r>
+        <w:rPr>
+          <w:bCs/>
+          <w:b/>
+        </w:rPr>
+        <w:t xml:space="preserve">“</w:t>
+      </w:r>
+      <w:r>
+        <w:rPr>
+          <w:bCs/>
+          <w:b/>
+        </w:rPr>
+        <w:t xml:space="preserve">0 SLA deadlines</w:t>
+      </w:r>
+      <w:r>
+        <w:rPr>
+          <w:bCs/>
+          <w:b/>
+        </w:rPr>
+        <w:t xml:space="preserve">”</w:t>
+      </w:r>
+      <w:r>
+        <w:t xml:space="preserve"> </w:t>
+      </w:r>
+      <w:r>
+        <w:t xml:space="preserve">and</w:t>
+      </w:r>
+      <w:r>
+        <w:t xml:space="preserve"> </w:t>
+      </w:r>
+      <w:r>
+        <w:rPr>
+          <w:bCs/>
+          <w:b/>
+        </w:rPr>
+        <w:t xml:space="preserve">“</w:t>
+      </w:r>
+      <w:r>
+        <w:rPr>
+          <w:bCs/>
+          <w:b/>
+        </w:rPr>
+        <w:t xml:space="preserve">All SLAs are on track or resolved.</w:t>
+      </w:r>
+      <w:r>
+        <w:rPr>
+          <w:bCs/>
+          <w:b/>
+        </w:rPr>
+        <w:t xml:space="preserve">”</w:t>
+      </w:r>
+      <w:r>
+        <w:t xml:space="preserve"> </w:t>
+      </w:r>
+      <w:r>
+        <w:t xml:space="preserve">Walking a prospect toward elements that aren’t there is the fastest way to lose a room. The empty state is the story — tell that one.</w:t>
       </w:r>
     </w:p>
     <w:p>
@@ -23898,7 +24031,7 @@
           <w:bCs/>
           <w:b/>
         </w:rPr>
-        <w:t xml:space="preserve">Fax Queue</w:t>
+        <w:t xml:space="preserve">SLA</w:t>
       </w:r>
       <w:r>
         <w:rPr>
@@ -23927,7 +24060,7 @@
           <w:bCs/>
           <w:b/>
         </w:rPr>
-        <w:t xml:space="preserve">Point out what the page is:</w:t>
+        <w:t xml:space="preserve">Point out what is actually on the page:</w:t>
       </w:r>
     </w:p>
     <w:p>
@@ -23939,7 +24072,7 @@
         <w:pStyle w:val="Compact"/>
       </w:pPr>
       <w:r>
-        <w:t xml:space="preserve">Status filter pills across the top (All, Received, Matched, Unmatched, Processed, Archived)</w:t>
+        <w:t xml:space="preserve">The filter pills across the top (All Active, Breached, and the rest) — the controls that scope the view</w:t>
       </w:r>
     </w:p>
     <w:p>
@@ -23951,52 +24084,31 @@
         <w:pStyle w:val="Compact"/>
       </w:pPr>
       <w:r>
-        <w:t xml:space="preserve">Queue metrics in the header (</w:t>
-      </w:r>
-      <w:r>
-        <w:rPr>
-          <w:rStyle w:val="VerbatimChar"/>
-        </w:rPr>
-        <w:t xml:space="preserve">X new</w:t>
-      </w:r>
-      <w:r>
-        <w:t xml:space="preserve">,</w:t>
-      </w:r>
-      <w:r>
-        <w:t xml:space="preserve"> </w:t>
-      </w:r>
-      <w:r>
-        <w:rPr>
-          <w:rStyle w:val="VerbatimChar"/>
-        </w:rPr>
-        <w:t xml:space="preserve">Y unmatched</w:t>
-      </w:r>
-      <w:r>
-        <w:t xml:space="preserve">, total count)</w:t>
-      </w:r>
-    </w:p>
-    <w:p>
-      <w:pPr>
-        <w:numPr>
-          <w:ilvl w:val="1"/>
-          <w:numId w:val="1075"/>
-        </w:numPr>
-        <w:pStyle w:val="Compact"/>
-      </w:pPr>
-      <w:r>
-        <w:t xml:space="preserve">A list of inbound fax rows — each one shows status, from-number, page count, relative received-at timestamp, matched pharmacy/order if any</w:t>
-      </w:r>
-    </w:p>
-    <w:p>
-      <w:pPr>
-        <w:numPr>
-          <w:ilvl w:val="1"/>
-          <w:numId w:val="1075"/>
-        </w:numPr>
-        <w:pStyle w:val="Compact"/>
-      </w:pPr>
-      <w:r>
-        <w:t xml:space="preserve">Click any row to open a triage detail panel on the right with the available actions</w:t>
+        <w:t xml:space="preserve">The current state:</w:t>
+      </w:r>
+      <w:r>
+        <w:t xml:space="preserve"> </w:t>
+      </w:r>
+      <w:r>
+        <w:rPr>
+          <w:bCs/>
+          <w:b/>
+        </w:rPr>
+        <w:t xml:space="preserve">“</w:t>
+      </w:r>
+      <w:r>
+        <w:rPr>
+          <w:bCs/>
+          <w:b/>
+        </w:rPr>
+        <w:t xml:space="preserve">0 SLA deadlines — All SLAs are on track or resolved</w:t>
+      </w:r>
+      <w:r>
+        <w:rPr>
+          <w:bCs/>
+          <w:b/>
+        </w:rPr>
+        <w:t xml:space="preserve">”</w:t>
       </w:r>
     </w:p>
     <w:p>
@@ -24004,13 +24116,11 @@
         <w:pStyle w:val="BlockText"/>
       </w:pPr>
       <w:r>
-        <w:t xml:space="preserve">“</w:t>
-      </w:r>
-      <w:r>
-        <w:t xml:space="preserve">Tier 4 pharmacies respond via fax. Inbound faxes land here with an OCR text preview. The system attempts to auto-match each inbound fax to an open order. When it succeeds, the fax moves to Matched. When it can’t, the fax sits in Unmatched until a human decides what to do with it — the right-hand triage panel gives ops the tools to manually match the fax to an order or archive it. Tier 1 and 2 pharmacies skip this entire page because their responses come back via API, not fax.</w:t>
-      </w:r>
-      <w:r>
-        <w:t xml:space="preserve">”</w:t>
+        <w:rPr>
+          <w:bCs/>
+          <w:b/>
+        </w:rPr>
+        <w:t xml:space="preserve">Presenter line — lean into the empty state, do not apologize for it:</w:t>
       </w:r>
     </w:p>
     <w:p>
@@ -24018,6 +24128,92 @@
         <w:pStyle w:val="BlockText"/>
       </w:pPr>
       <w:r>
+        <w:t xml:space="preserve">“This is the SLA monitor, and right now it is empty. I want to be straight with you about that rather than wishing a fire onto the screen:</w:t>
+      </w:r>
+      <w:r>
+        <w:t xml:space="preserve"> </w:t>
+      </w:r>
+      <w:r>
+        <w:rPr>
+          <w:bCs/>
+          <w:b/>
+        </w:rPr>
+        <w:t xml:space="preserve">zero SLA deadlines, everything on track or already resolved.</w:t>
+      </w:r>
+    </w:p>
+    <w:p>
+      <w:pPr>
+        <w:pStyle w:val="BlockText"/>
+      </w:pPr>
+      <w:r>
+        <w:t xml:space="preserve">That is the outcome the whole system exists to produce.</w:t>
+      </w:r>
+    </w:p>
+    <w:p>
+      <w:pPr>
+        <w:pStyle w:val="BlockText"/>
+      </w:pPr>
+      <w:r>
+        <w:t xml:space="preserve">Here’s what stands behind that empty page. Every order carries deadlines — time to submit to the pharmacy, time for the pharmacy to acknowledge, time to ship. A job runs every five minutes and checks all of them. When one is at risk, it appears on this page and escalation starts: a Slack alert, then a direct message to the ops lead, then a PagerDuty page. Acknowledging a breach stops the escalation — it tells the system a human has it.</w:t>
+      </w:r>
+    </w:p>
+    <w:p>
+      <w:pPr>
+        <w:pStyle w:val="BlockText"/>
+      </w:pPr>
+      <w:r>
+        <w:t xml:space="preserve">The reason there’s nothing here is that nothing has gone late. In the operations tools most clinics have today,</w:t>
+      </w:r>
+      <w:r>
+        <w:t xml:space="preserve"> </w:t>
+      </w:r>
+      <w:r>
+        <w:t xml:space="preserve">‘</w:t>
+      </w:r>
+      <w:r>
+        <w:t xml:space="preserve">nothing is late</w:t>
+      </w:r>
+      <w:r>
+        <w:t xml:space="preserve">’</w:t>
+      </w:r>
+      <w:r>
+        <w:t xml:space="preserve"> </w:t>
+      </w:r>
+      <w:r>
+        <w:t xml:space="preserve">and</w:t>
+      </w:r>
+      <w:r>
+        <w:t xml:space="preserve"> </w:t>
+      </w:r>
+      <w:r>
+        <w:t xml:space="preserve">‘</w:t>
+      </w:r>
+      <w:r>
+        <w:t xml:space="preserve">nobody is watching</w:t>
+      </w:r>
+      <w:r>
+        <w:t xml:space="preserve">’</w:t>
+      </w:r>
+      <w:r>
+        <w:t xml:space="preserve"> </w:t>
+      </w:r>
+      <w:r>
+        <w:t xml:space="preserve">look identical — both are a silent inbox. Here they’re different: this page is watching, and it’s telling you the queue is clean.</w:t>
+      </w:r>
+    </w:p>
+    <w:p>
+      <w:pPr>
+        <w:pStyle w:val="BlockText"/>
+      </w:pPr>
+      <w:r>
+        <w:t xml:space="preserve">If you want to see it populated, that’s a five-minute conversation in a sandbox where I can let a deadline lapse on purpose. I’m not going to break a production order to give you a red screen.”</w:t>
+      </w:r>
+    </w:p>
+    <w:p>
+      <w:pPr>
+        <w:pStyle w:val="BlockText"/>
+      </w:pPr>
+      <w:r>
         <w:rPr>
           <w:bCs/>
           <w:b/>
@@ -24028,17 +24224,33 @@
         <w:t xml:space="preserve"> </w:t>
       </w:r>
       <w:r>
-        <w:t xml:space="preserve">whatever rows you see (including none) is what the queue genuinely contains today. The page’s value is that it gives ops a single place to resolve fax-borne pharmacy responses — narrate whatever’s in front of you.</w:t>
-      </w:r>
-    </w:p>
-    <w:bookmarkEnd w:id="62"/>
-    <w:bookmarkStart w:id="63" w:name="e-catalog-manager"/>
+        <w:t xml:space="preserve">if a deadline</w:t>
+      </w:r>
+      <w:r>
+        <w:t xml:space="preserve"> </w:t>
+      </w:r>
+      <w:r>
+        <w:rPr>
+          <w:iCs/>
+          <w:i/>
+        </w:rPr>
+        <w:t xml:space="preserve">has</w:t>
+      </w:r>
+      <w:r>
+        <w:t xml:space="preserve"> </w:t>
+      </w:r>
+      <w:r>
+        <w:t xml:space="preserve">gone at-risk by the time you present, narrate what is genuinely on screen instead. Either state is a good beat — the failure mode is describing the state that isn’t there.</w:t>
+      </w:r>
+    </w:p>
+    <w:bookmarkEnd w:id="61"/>
+    <w:bookmarkStart w:id="62" w:name="c-adapter-health-monitor"/>
     <w:p>
       <w:pPr>
         <w:pStyle w:val="Heading3"/>
       </w:pPr>
       <w:r>
-        <w:t xml:space="preserve">5E — Catalog Manager</w:t>
+        <w:t xml:space="preserve">5C — Adapter Health Monitor</w:t>
       </w:r>
     </w:p>
     <w:p>
@@ -24067,7 +24279,7 @@
           <w:bCs/>
           <w:b/>
         </w:rPr>
-        <w:t xml:space="preserve">Catalog</w:t>
+        <w:t xml:space="preserve">Adapters</w:t>
       </w:r>
       <w:r>
         <w:rPr>
@@ -24096,7 +24308,13 @@
           <w:bCs/>
           <w:b/>
         </w:rPr>
-        <w:t xml:space="preserve">Point out — two catalogs, clearly separated on one screen:</w:t>
+        <w:t xml:space="preserve">Point out what the page is:</w:t>
+      </w:r>
+      <w:r>
+        <w:t xml:space="preserve"> </w:t>
+      </w:r>
+      <w:r>
+        <w:t xml:space="preserve">a card for every configured pharmacy across all 4 integration tiers (Tier 1 API, Tier 2 Portal, Tier 3 Hybrid, Tier 4 Fax). Each card shows:</w:t>
       </w:r>
     </w:p>
     <w:p>
@@ -24108,75 +24326,7 @@
         <w:pStyle w:val="Compact"/>
       </w:pPr>
       <w:r>
-        <w:t xml:space="preserve">At the top, a read-only</w:t>
-      </w:r>
-      <w:r>
-        <w:t xml:space="preserve"> </w:t>
-      </w:r>
-      <w:r>
-        <w:rPr>
-          <w:bCs/>
-          <w:b/>
-        </w:rPr>
-        <w:t xml:space="preserve">Product Catalog</w:t>
-      </w:r>
-      <w:r>
-        <w:t xml:space="preserve"> </w:t>
-      </w:r>
-      <w:r>
-        <w:t xml:space="preserve">block with live counts:</w:t>
-      </w:r>
-      <w:r>
-        <w:t xml:space="preserve"> </w:t>
-      </w:r>
-      <w:r>
-        <w:rPr>
-          <w:bCs/>
-          <w:b/>
-        </w:rPr>
-        <w:t xml:space="preserve">Ingredients</w:t>
-      </w:r>
-      <w:r>
-        <w:t xml:space="preserve">,</w:t>
-      </w:r>
-      <w:r>
-        <w:t xml:space="preserve"> </w:t>
-      </w:r>
-      <w:r>
-        <w:rPr>
-          <w:bCs/>
-          <w:b/>
-        </w:rPr>
-        <w:t xml:space="preserve">Salt Forms</w:t>
-      </w:r>
-      <w:r>
-        <w:t xml:space="preserve">,</w:t>
-      </w:r>
-      <w:r>
-        <w:t xml:space="preserve"> </w:t>
-      </w:r>
-      <w:r>
-        <w:rPr>
-          <w:bCs/>
-          <w:b/>
-        </w:rPr>
-        <w:t xml:space="preserve">Formulations</w:t>
-      </w:r>
-      <w:r>
-        <w:t xml:space="preserve">, and</w:t>
-      </w:r>
-      <w:r>
-        <w:t xml:space="preserve"> </w:t>
-      </w:r>
-      <w:r>
-        <w:rPr>
-          <w:bCs/>
-          <w:b/>
-        </w:rPr>
-        <w:t xml:space="preserve">Pharmacy Offerings</w:t>
-      </w:r>
-      <w:r>
-        <w:t xml:space="preserve">. These are the hierarchical catalog the prescription builder cascaded through in Part 3D — the same numbers the builder is working from.</w:t>
+        <w:t xml:space="preserve">A traffic-light health indicator (green / yellow / red for Degraded or Critical / slate for Idle)</w:t>
       </w:r>
     </w:p>
     <w:p>
@@ -24188,6 +24338,503 @@
         <w:pStyle w:val="Compact"/>
       </w:pPr>
       <w:r>
+        <w:t xml:space="preserve">Circuit breaker state as a plain-English chip:</w:t>
+      </w:r>
+      <w:r>
+        <w:t xml:space="preserve"> </w:t>
+      </w:r>
+      <w:r>
+        <w:rPr>
+          <w:bCs/>
+          <w:b/>
+        </w:rPr>
+        <w:t xml:space="preserve">Online</w:t>
+      </w:r>
+      <w:r>
+        <w:t xml:space="preserve"> </w:t>
+      </w:r>
+      <w:r>
+        <w:t xml:space="preserve">(green) /</w:t>
+      </w:r>
+      <w:r>
+        <w:t xml:space="preserve"> </w:t>
+      </w:r>
+      <w:r>
+        <w:rPr>
+          <w:bCs/>
+          <w:b/>
+        </w:rPr>
+        <w:t xml:space="preserve">Degraded</w:t>
+      </w:r>
+      <w:r>
+        <w:t xml:space="preserve"> </w:t>
+      </w:r>
+      <w:r>
+        <w:t xml:space="preserve">(amber) /</w:t>
+      </w:r>
+      <w:r>
+        <w:t xml:space="preserve"> </w:t>
+      </w:r>
+      <w:r>
+        <w:rPr>
+          <w:bCs/>
+          <w:b/>
+        </w:rPr>
+        <w:t xml:space="preserve">Offline</w:t>
+      </w:r>
+      <w:r>
+        <w:t xml:space="preserve"> </w:t>
+      </w:r>
+      <w:r>
+        <w:t xml:space="preserve">(red bold). Chip is only shown when the pharmacy has circuit-breaker telemetry — a freshly-configured adapter with no traffic yet omits the chip entirely.</w:t>
+      </w:r>
+    </w:p>
+    <w:p>
+      <w:pPr>
+        <w:numPr>
+          <w:ilvl w:val="1"/>
+          <w:numId w:val="1077"/>
+        </w:numPr>
+        <w:pStyle w:val="Compact"/>
+      </w:pPr>
+      <w:r>
+        <w:t xml:space="preserve">24-hour submission success rate + total submission count + failure count</w:t>
+      </w:r>
+    </w:p>
+    <w:p>
+      <w:pPr>
+        <w:numPr>
+          <w:ilvl w:val="1"/>
+          <w:numId w:val="1077"/>
+        </w:numPr>
+        <w:pStyle w:val="Compact"/>
+      </w:pPr>
+      <w:r>
+        <w:t xml:space="preserve">p50 / p95 / p99 latency percentiles</w:t>
+      </w:r>
+    </w:p>
+    <w:p>
+      <w:pPr>
+        <w:numPr>
+          <w:ilvl w:val="1"/>
+          <w:numId w:val="1077"/>
+        </w:numPr>
+        <w:pStyle w:val="Compact"/>
+      </w:pPr>
+      <w:r>
+        <w:t xml:space="preserve">A 24-hour submissions bar chart (green bars for successes, pink for failures)</w:t>
+      </w:r>
+    </w:p>
+    <w:p>
+      <w:pPr>
+        <w:numPr>
+          <w:ilvl w:val="1"/>
+          <w:numId w:val="1077"/>
+        </w:numPr>
+        <w:pStyle w:val="Compact"/>
+      </w:pPr>
+      <w:r>
+        <w:t xml:space="preserve">“</w:t>
+      </w:r>
+      <w:r>
+        <w:t xml:space="preserve">Last success</w:t>
+      </w:r>
+      <w:r>
+        <w:t xml:space="preserve">”</w:t>
+      </w:r>
+      <w:r>
+        <w:t xml:space="preserve"> </w:t>
+      </w:r>
+      <w:r>
+        <w:t xml:space="preserve">relative timestamp</w:t>
+      </w:r>
+    </w:p>
+    <w:p>
+      <w:pPr>
+        <w:numPr>
+          <w:ilvl w:val="1"/>
+          <w:numId w:val="1077"/>
+        </w:numPr>
+        <w:pStyle w:val="Compact"/>
+      </w:pPr>
+      <w:r>
+        <w:t xml:space="preserve">Quick-action buttons (Disable Adapter, Force Tier 4)</w:t>
+      </w:r>
+    </w:p>
+    <w:p>
+      <w:pPr>
+        <w:pStyle w:val="BlockText"/>
+      </w:pPr>
+      <w:r>
+        <w:t xml:space="preserve">“</w:t>
+      </w:r>
+      <w:r>
+        <w:t xml:space="preserve">Every pharmacy integration is monitored in real time. The card’s colour reflects what that pharmacy has actually been doing in the last 24 hours — 95%+ success with recent activity is green, degraded performance shifts to yellow, and a circuit-breaker-open state flips it red. A pharmacy we’ve configured but haven’t routed traffic through yet shows</w:t>
+      </w:r>
+      <w:r>
+        <w:t xml:space="preserve"> </w:t>
+      </w:r>
+      <w:r>
+        <w:rPr>
+          <w:bCs/>
+          <w:b/>
+        </w:rPr>
+        <w:t xml:space="preserve">Idle</w:t>
+      </w:r>
+      <w:r>
+        <w:t xml:space="preserve"> </w:t>
+      </w:r>
+      <w:r>
+        <w:t xml:space="preserve">— neutral slate — instead of falsely flashing Critical. What you see on the grid right now reflects today’s real submission activity.</w:t>
+      </w:r>
+      <w:r>
+        <w:t xml:space="preserve">”</w:t>
+      </w:r>
+    </w:p>
+    <w:p>
+      <w:pPr>
+        <w:pStyle w:val="BlockText"/>
+      </w:pPr>
+      <w:r>
+        <w:rPr>
+          <w:bCs/>
+          <w:b/>
+        </w:rPr>
+        <w:t xml:space="preserve">Narrator cue:</w:t>
+      </w:r>
+      <w:r>
+        <w:t xml:space="preserve"> </w:t>
+      </w:r>
+      <w:r>
+        <w:t xml:space="preserve">whatever card is coloured however is fine. The page’s value is that it reports reality — green pharmacies are healthy, yellow pharmacies are ones ops should look at, red pharmacies need intervention, and the circuit breaker auto-cascades traffic to the next-highest tier when something’s down. Narrate the colours you see in front of you and explain what each state means.</w:t>
+      </w:r>
+    </w:p>
+    <w:bookmarkEnd w:id="62"/>
+    <w:bookmarkStart w:id="63" w:name="d-fax-triage-queue"/>
+    <w:p>
+      <w:pPr>
+        <w:pStyle w:val="Heading3"/>
+      </w:pPr>
+      <w:r>
+        <w:t xml:space="preserve">5D — Fax Triage Queue</w:t>
+      </w:r>
+    </w:p>
+    <w:p>
+      <w:pPr>
+        <w:numPr>
+          <w:ilvl w:val="0"/>
+          <w:numId w:val="1078"/>
+        </w:numPr>
+        <w:pStyle w:val="Compact"/>
+      </w:pPr>
+      <w:r>
+        <w:t xml:space="preserve">Click</w:t>
+      </w:r>
+      <w:r>
+        <w:t xml:space="preserve"> </w:t>
+      </w:r>
+      <w:r>
+        <w:rPr>
+          <w:bCs/>
+          <w:b/>
+        </w:rPr>
+        <w:t xml:space="preserve">“</w:t>
+      </w:r>
+      <w:r>
+        <w:rPr>
+          <w:bCs/>
+          <w:b/>
+        </w:rPr>
+        <w:t xml:space="preserve">Fax Queue</w:t>
+      </w:r>
+      <w:r>
+        <w:rPr>
+          <w:bCs/>
+          <w:b/>
+        </w:rPr>
+        <w:t xml:space="preserve">”</w:t>
+      </w:r>
+      <w:r>
+        <w:t xml:space="preserve"> </w:t>
+      </w:r>
+      <w:r>
+        <w:t xml:space="preserve">in the top nav</w:t>
+      </w:r>
+    </w:p>
+    <w:p>
+      <w:pPr>
+        <w:numPr>
+          <w:ilvl w:val="0"/>
+          <w:numId w:val="1078"/>
+        </w:numPr>
+        <w:pStyle w:val="Compact"/>
+      </w:pPr>
+      <w:r>
+        <w:rPr>
+          <w:bCs/>
+          <w:b/>
+        </w:rPr>
+        <w:t xml:space="preserve">Point out what the page is:</w:t>
+      </w:r>
+    </w:p>
+    <w:p>
+      <w:pPr>
+        <w:numPr>
+          <w:ilvl w:val="1"/>
+          <w:numId w:val="1079"/>
+        </w:numPr>
+        <w:pStyle w:val="Compact"/>
+      </w:pPr>
+      <w:r>
+        <w:t xml:space="preserve">Status filter pills across the top (All, Received, Matched, Unmatched, Processed, Archived)</w:t>
+      </w:r>
+    </w:p>
+    <w:p>
+      <w:pPr>
+        <w:numPr>
+          <w:ilvl w:val="1"/>
+          <w:numId w:val="1079"/>
+        </w:numPr>
+        <w:pStyle w:val="Compact"/>
+      </w:pPr>
+      <w:r>
+        <w:t xml:space="preserve">Queue metrics in the header (</w:t>
+      </w:r>
+      <w:r>
+        <w:rPr>
+          <w:rStyle w:val="VerbatimChar"/>
+        </w:rPr>
+        <w:t xml:space="preserve">X new</w:t>
+      </w:r>
+      <w:r>
+        <w:t xml:space="preserve">,</w:t>
+      </w:r>
+      <w:r>
+        <w:t xml:space="preserve"> </w:t>
+      </w:r>
+      <w:r>
+        <w:rPr>
+          <w:rStyle w:val="VerbatimChar"/>
+        </w:rPr>
+        <w:t xml:space="preserve">Y unmatched</w:t>
+      </w:r>
+      <w:r>
+        <w:t xml:space="preserve">, total count)</w:t>
+      </w:r>
+    </w:p>
+    <w:p>
+      <w:pPr>
+        <w:numPr>
+          <w:ilvl w:val="1"/>
+          <w:numId w:val="1079"/>
+        </w:numPr>
+        <w:pStyle w:val="Compact"/>
+      </w:pPr>
+      <w:r>
+        <w:t xml:space="preserve">A list of inbound fax rows — each one shows status, from-number, page count, relative received-at timestamp, matched pharmacy/order if any</w:t>
+      </w:r>
+    </w:p>
+    <w:p>
+      <w:pPr>
+        <w:numPr>
+          <w:ilvl w:val="1"/>
+          <w:numId w:val="1079"/>
+        </w:numPr>
+        <w:pStyle w:val="Compact"/>
+      </w:pPr>
+      <w:r>
+        <w:t xml:space="preserve">Click any row to open a triage detail panel on the right with the available actions</w:t>
+      </w:r>
+    </w:p>
+    <w:p>
+      <w:pPr>
+        <w:pStyle w:val="BlockText"/>
+      </w:pPr>
+      <w:r>
+        <w:t xml:space="preserve">“</w:t>
+      </w:r>
+      <w:r>
+        <w:t xml:space="preserve">Tier 4 pharmacies respond via fax. Inbound faxes land here with an OCR text preview. The system attempts to auto-match each inbound fax to an open order. When it succeeds, the fax moves to Matched. When it can’t, the fax sits in Unmatched until a human decides what to do with it — the right-hand triage panel gives ops the tools to manually match the fax to an order or archive it. Tier 1 and 2 pharmacies skip this entire page because their responses come back via API, not fax.</w:t>
+      </w:r>
+      <w:r>
+        <w:t xml:space="preserve">”</w:t>
+      </w:r>
+    </w:p>
+    <w:p>
+      <w:pPr>
+        <w:pStyle w:val="BlockText"/>
+      </w:pPr>
+      <w:r>
+        <w:rPr>
+          <w:bCs/>
+          <w:b/>
+        </w:rPr>
+        <w:t xml:space="preserve">Narrator cue:</w:t>
+      </w:r>
+      <w:r>
+        <w:t xml:space="preserve"> </w:t>
+      </w:r>
+      <w:r>
+        <w:t xml:space="preserve">whatever rows you see (including none) is what the queue genuinely contains today. The page’s value is that it gives ops a single place to resolve fax-borne pharmacy responses — narrate whatever’s in front of you.</w:t>
+      </w:r>
+    </w:p>
+    <w:bookmarkEnd w:id="63"/>
+    <w:bookmarkStart w:id="64" w:name="e-catalog-manager"/>
+    <w:p>
+      <w:pPr>
+        <w:pStyle w:val="Heading3"/>
+      </w:pPr>
+      <w:r>
+        <w:t xml:space="preserve">5E — Catalog Manager</w:t>
+      </w:r>
+    </w:p>
+    <w:p>
+      <w:pPr>
+        <w:numPr>
+          <w:ilvl w:val="0"/>
+          <w:numId w:val="1080"/>
+        </w:numPr>
+        <w:pStyle w:val="Compact"/>
+      </w:pPr>
+      <w:r>
+        <w:t xml:space="preserve">Click</w:t>
+      </w:r>
+      <w:r>
+        <w:t xml:space="preserve"> </w:t>
+      </w:r>
+      <w:r>
+        <w:rPr>
+          <w:bCs/>
+          <w:b/>
+        </w:rPr>
+        <w:t xml:space="preserve">“</w:t>
+      </w:r>
+      <w:r>
+        <w:rPr>
+          <w:bCs/>
+          <w:b/>
+        </w:rPr>
+        <w:t xml:space="preserve">Catalog</w:t>
+      </w:r>
+      <w:r>
+        <w:rPr>
+          <w:bCs/>
+          <w:b/>
+        </w:rPr>
+        <w:t xml:space="preserve">”</w:t>
+      </w:r>
+      <w:r>
+        <w:t xml:space="preserve"> </w:t>
+      </w:r>
+      <w:r>
+        <w:t xml:space="preserve">in the top nav</w:t>
+      </w:r>
+    </w:p>
+    <w:p>
+      <w:pPr>
+        <w:numPr>
+          <w:ilvl w:val="0"/>
+          <w:numId w:val="1080"/>
+        </w:numPr>
+        <w:pStyle w:val="Compact"/>
+      </w:pPr>
+      <w:r>
+        <w:rPr>
+          <w:bCs/>
+          <w:b/>
+        </w:rPr>
+        <w:t xml:space="preserve">Point out — two catalogs, clearly separated on one screen:</w:t>
+      </w:r>
+    </w:p>
+    <w:p>
+      <w:pPr>
+        <w:numPr>
+          <w:ilvl w:val="1"/>
+          <w:numId w:val="1081"/>
+        </w:numPr>
+        <w:pStyle w:val="Compact"/>
+      </w:pPr>
+      <w:r>
+        <w:t xml:space="preserve">At the top, a read-only</w:t>
+      </w:r>
+      <w:r>
+        <w:t xml:space="preserve"> </w:t>
+      </w:r>
+      <w:r>
+        <w:rPr>
+          <w:bCs/>
+          <w:b/>
+        </w:rPr>
+        <w:t xml:space="preserve">Product Catalog</w:t>
+      </w:r>
+      <w:r>
+        <w:t xml:space="preserve"> </w:t>
+      </w:r>
+      <w:r>
+        <w:t xml:space="preserve">block with live counts:</w:t>
+      </w:r>
+      <w:r>
+        <w:t xml:space="preserve"> </w:t>
+      </w:r>
+      <w:r>
+        <w:rPr>
+          <w:bCs/>
+          <w:b/>
+        </w:rPr>
+        <w:t xml:space="preserve">Ingredients</w:t>
+      </w:r>
+      <w:r>
+        <w:t xml:space="preserve">,</w:t>
+      </w:r>
+      <w:r>
+        <w:t xml:space="preserve"> </w:t>
+      </w:r>
+      <w:r>
+        <w:rPr>
+          <w:bCs/>
+          <w:b/>
+        </w:rPr>
+        <w:t xml:space="preserve">Salt Forms</w:t>
+      </w:r>
+      <w:r>
+        <w:t xml:space="preserve">,</w:t>
+      </w:r>
+      <w:r>
+        <w:t xml:space="preserve"> </w:t>
+      </w:r>
+      <w:r>
+        <w:rPr>
+          <w:bCs/>
+          <w:b/>
+        </w:rPr>
+        <w:t xml:space="preserve">Formulations</w:t>
+      </w:r>
+      <w:r>
+        <w:t xml:space="preserve">, and</w:t>
+      </w:r>
+      <w:r>
+        <w:t xml:space="preserve"> </w:t>
+      </w:r>
+      <w:r>
+        <w:rPr>
+          <w:bCs/>
+          <w:b/>
+        </w:rPr>
+        <w:t xml:space="preserve">Pharmacy Offerings</w:t>
+      </w:r>
+      <w:r>
+        <w:t xml:space="preserve">. These are the hierarchical catalog the prescription builder cascaded through in Part 3D — the same numbers the builder is working from.</w:t>
+      </w:r>
+    </w:p>
+    <w:p>
+      <w:pPr>
+        <w:numPr>
+          <w:ilvl w:val="1"/>
+          <w:numId w:val="1081"/>
+        </w:numPr>
+        <w:pStyle w:val="Compact"/>
+      </w:pPr>
+      <w:r>
         <w:t xml:space="preserve">Below it,</w:t>
       </w:r>
       <w:r>
@@ -24404,9 +25051,9 @@
         </w:pict>
       </w:r>
     </w:p>
-    <w:bookmarkEnd w:id="63"/>
     <w:bookmarkEnd w:id="64"/>
-    <w:bookmarkStart w:id="68" w:name="X27570dffca2ddc5ec18f24291aec74d220817ad"/>
+    <w:bookmarkEnd w:id="65"/>
+    <w:bookmarkStart w:id="69" w:name="X27570dffca2ddc5ec18f24291aec74d220817ad"/>
     <w:p>
       <w:pPr>
         <w:pStyle w:val="Heading2"/>
@@ -24415,7 +25062,7 @@
         <w:t xml:space="preserve">Part 6: Architecture Highlights (3–5 minutes, no demo)</w:t>
       </w:r>
     </w:p>
-    <w:bookmarkStart w:id="65" w:name="the-4-tier-pharmacy-adapter"/>
+    <w:bookmarkStart w:id="66" w:name="the-4-tier-pharmacy-adapter"/>
     <w:p>
       <w:pPr>
         <w:pStyle w:val="Heading3"/>
@@ -24719,8 +25366,8 @@
         <w:t xml:space="preserve">”</w:t>
       </w:r>
     </w:p>
-    <w:bookmarkEnd w:id="65"/>
-    <w:bookmarkStart w:id="66" w:name="security-compliance"/>
+    <w:bookmarkEnd w:id="66"/>
+    <w:bookmarkStart w:id="67" w:name="security-compliance"/>
     <w:p>
       <w:pPr>
         <w:pStyle w:val="Heading3"/>
@@ -24865,8 +25512,8 @@
         <w:t xml:space="preserve">- Phase C multi-Rx payment groups (live) bundle sibling prescriptions into one patient payment link; PHI redaction (Option B) on logs and non-clinical surfaces; role features F-3 (provider clinic-view toggle) and F-5 (primary provider)</w:t>
       </w:r>
     </w:p>
-    <w:bookmarkEnd w:id="66"/>
-    <w:bookmarkStart w:id="67" w:name="technology-stack"/>
+    <w:bookmarkEnd w:id="67"/>
+    <w:bookmarkStart w:id="68" w:name="technology-stack"/>
     <w:p>
       <w:pPr>
         <w:pStyle w:val="Heading3"/>
@@ -25115,9 +25762,9 @@
         </w:pict>
       </w:r>
     </w:p>
-    <w:bookmarkEnd w:id="67"/>
     <w:bookmarkEnd w:id="68"/>
-    <w:bookmarkStart w:id="71" w:name="part-7-qa-wrap-up"/>
+    <w:bookmarkEnd w:id="69"/>
+    <w:bookmarkStart w:id="72" w:name="part-7-qa-wrap-up"/>
     <w:p>
       <w:pPr>
         <w:pStyle w:val="Heading2"/>
@@ -25126,7 +25773,7 @@
         <w:t xml:space="preserve">Part 7: Q&amp;A / Wrap-Up</w:t>
       </w:r>
     </w:p>
-    <w:bookmarkStart w:id="69" w:name="key-metrics-to-mention"/>
+    <w:bookmarkStart w:id="70" w:name="key-metrics-to-mention"/>
     <w:p>
       <w:pPr>
         <w:pStyle w:val="Heading3"/>
@@ -25436,8 +26083,8 @@
         </w:tc>
       </w:tr>
     </w:tbl>
-    <w:bookmarkEnd w:id="69"/>
-    <w:bookmarkStart w:id="70" w:name="common-questions"/>
+    <w:bookmarkEnd w:id="70"/>
+    <w:bookmarkStart w:id="71" w:name="common-questions"/>
     <w:p>
       <w:pPr>
         <w:pStyle w:val="Heading3"/>
@@ -25812,9 +26459,9 @@
         </w:pict>
       </w:r>
     </w:p>
-    <w:bookmarkEnd w:id="70"/>
     <w:bookmarkEnd w:id="71"/>
-    <w:bookmarkStart w:id="72" w:name="post-demo-checklist"/>
+    <w:bookmarkEnd w:id="72"/>
+    <w:bookmarkStart w:id="73" w:name="post-demo-checklist"/>
     <w:p>
       <w:pPr>
         <w:pStyle w:val="Heading2"/>
@@ -25827,7 +26474,7 @@
       <w:pPr>
         <w:numPr>
           <w:ilvl w:val="0"/>
-          <w:numId w:val="1078"/>
+          <w:numId w:val="1082"/>
         </w:numPr>
         <w:pStyle w:val="Compact"/>
       </w:pPr>
@@ -25839,7 +26486,7 @@
       <w:pPr>
         <w:numPr>
           <w:ilvl w:val="0"/>
-          <w:numId w:val="1078"/>
+          <w:numId w:val="1082"/>
         </w:numPr>
         <w:pStyle w:val="Compact"/>
       </w:pPr>
@@ -25851,7 +26498,7 @@
       <w:pPr>
         <w:numPr>
           <w:ilvl w:val="0"/>
-          <w:numId w:val="1078"/>
+          <w:numId w:val="1082"/>
         </w:numPr>
         <w:pStyle w:val="Compact"/>
       </w:pPr>
@@ -25863,7 +26510,7 @@
       <w:pPr>
         <w:numPr>
           <w:ilvl w:val="0"/>
-          <w:numId w:val="1078"/>
+          <w:numId w:val="1082"/>
         </w:numPr>
         <w:pStyle w:val="Compact"/>
       </w:pPr>
@@ -25875,7 +26522,7 @@
       <w:pPr>
         <w:numPr>
           <w:ilvl w:val="0"/>
-          <w:numId w:val="1078"/>
+          <w:numId w:val="1082"/>
         </w:numPr>
         <w:pStyle w:val="Compact"/>
       </w:pPr>
@@ -25883,8 +26530,8 @@
         <w:t xml:space="preserve">☐ If you promised a sandbox walkthrough of the completed payment (Part 4B), book it before you leave the call</w:t>
       </w:r>
     </w:p>
-    <w:bookmarkEnd w:id="72"/>
     <w:bookmarkEnd w:id="73"/>
+    <w:bookmarkEnd w:id="74"/>
     <w:sectPr/>
   </w:body>
 </w:document>
@@ -29467,6 +30114,346 @@
       </w:pPr>
     </w:lvl>
   </w:abstractNum>
+  <w:abstractNum w:abstractNumId="994171">
+    <w:nsid w:val="A994171"/>
+    <w:multiLevelType w:val="multilevel"/>
+    <w:lvl w:ilvl="0">
+      <w:start w:val="71"/>
+      <w:numFmt w:val="decimal"/>
+      <w:lvlText w:val="%1."/>
+      <w:lvlJc w:val="left"/>
+      <w:pPr>
+        <w:ind w:left="720" w:hanging="480"/>
+      </w:pPr>
+    </w:lvl>
+    <w:lvl w:ilvl="1">
+      <w:start w:val="71"/>
+      <w:numFmt w:val="decimal"/>
+      <w:lvlText w:val="%2."/>
+      <w:lvlJc w:val="left"/>
+      <w:pPr>
+        <w:ind w:left="1440" w:hanging="480"/>
+      </w:pPr>
+    </w:lvl>
+    <w:lvl w:ilvl="2">
+      <w:start w:val="71"/>
+      <w:numFmt w:val="decimal"/>
+      <w:lvlText w:val="%3."/>
+      <w:lvlJc w:val="left"/>
+      <w:pPr>
+        <w:ind w:left="2160" w:hanging="480"/>
+      </w:pPr>
+    </w:lvl>
+    <w:lvl w:ilvl="3">
+      <w:start w:val="71"/>
+      <w:numFmt w:val="decimal"/>
+      <w:lvlText w:val="%4."/>
+      <w:lvlJc w:val="left"/>
+      <w:pPr>
+        <w:ind w:left="2880" w:hanging="480"/>
+      </w:pPr>
+    </w:lvl>
+    <w:lvl w:ilvl="4">
+      <w:start w:val="71"/>
+      <w:numFmt w:val="decimal"/>
+      <w:lvlText w:val="%5."/>
+      <w:lvlJc w:val="left"/>
+      <w:pPr>
+        <w:ind w:left="3600" w:hanging="480"/>
+      </w:pPr>
+    </w:lvl>
+    <w:lvl w:ilvl="5">
+      <w:start w:val="71"/>
+      <w:numFmt w:val="decimal"/>
+      <w:lvlText w:val="%6."/>
+      <w:lvlJc w:val="left"/>
+      <w:pPr>
+        <w:ind w:left="4320" w:hanging="480"/>
+      </w:pPr>
+    </w:lvl>
+    <w:lvl w:ilvl="6">
+      <w:start w:val="71"/>
+      <w:numFmt w:val="decimal"/>
+      <w:lvlText w:val="%7."/>
+      <w:lvlJc w:val="left"/>
+      <w:pPr>
+        <w:ind w:left="5040" w:hanging="480"/>
+      </w:pPr>
+    </w:lvl>
+    <w:lvl w:ilvl="7">
+      <w:start w:val="71"/>
+      <w:numFmt w:val="decimal"/>
+      <w:lvlText w:val="%8."/>
+      <w:lvlJc w:val="left"/>
+      <w:pPr>
+        <w:ind w:left="5760" w:hanging="480"/>
+      </w:pPr>
+    </w:lvl>
+    <w:lvl w:ilvl="8">
+      <w:start w:val="71"/>
+      <w:numFmt w:val="decimal"/>
+      <w:lvlText w:val="%9."/>
+      <w:lvlJc w:val="left"/>
+      <w:pPr>
+        <w:ind w:left="6480" w:hanging="480"/>
+      </w:pPr>
+    </w:lvl>
+  </w:abstractNum>
+  <w:abstractNum w:abstractNumId="994172">
+    <w:nsid w:val="A994172"/>
+    <w:multiLevelType w:val="multilevel"/>
+    <w:lvl w:ilvl="0">
+      <w:start w:val="72"/>
+      <w:numFmt w:val="decimal"/>
+      <w:lvlText w:val="%1."/>
+      <w:lvlJc w:val="left"/>
+      <w:pPr>
+        <w:ind w:left="720" w:hanging="480"/>
+      </w:pPr>
+    </w:lvl>
+    <w:lvl w:ilvl="1">
+      <w:start w:val="72"/>
+      <w:numFmt w:val="decimal"/>
+      <w:lvlText w:val="%2."/>
+      <w:lvlJc w:val="left"/>
+      <w:pPr>
+        <w:ind w:left="1440" w:hanging="480"/>
+      </w:pPr>
+    </w:lvl>
+    <w:lvl w:ilvl="2">
+      <w:start w:val="72"/>
+      <w:numFmt w:val="decimal"/>
+      <w:lvlText w:val="%3."/>
+      <w:lvlJc w:val="left"/>
+      <w:pPr>
+        <w:ind w:left="2160" w:hanging="480"/>
+      </w:pPr>
+    </w:lvl>
+    <w:lvl w:ilvl="3">
+      <w:start w:val="72"/>
+      <w:numFmt w:val="decimal"/>
+      <w:lvlText w:val="%4."/>
+      <w:lvlJc w:val="left"/>
+      <w:pPr>
+        <w:ind w:left="2880" w:hanging="480"/>
+      </w:pPr>
+    </w:lvl>
+    <w:lvl w:ilvl="4">
+      <w:start w:val="72"/>
+      <w:numFmt w:val="decimal"/>
+      <w:lvlText w:val="%5."/>
+      <w:lvlJc w:val="left"/>
+      <w:pPr>
+        <w:ind w:left="3600" w:hanging="480"/>
+      </w:pPr>
+    </w:lvl>
+    <w:lvl w:ilvl="5">
+      <w:start w:val="72"/>
+      <w:numFmt w:val="decimal"/>
+      <w:lvlText w:val="%6."/>
+      <w:lvlJc w:val="left"/>
+      <w:pPr>
+        <w:ind w:left="4320" w:hanging="480"/>
+      </w:pPr>
+    </w:lvl>
+    <w:lvl w:ilvl="6">
+      <w:start w:val="72"/>
+      <w:numFmt w:val="decimal"/>
+      <w:lvlText w:val="%7."/>
+      <w:lvlJc w:val="left"/>
+      <w:pPr>
+        <w:ind w:left="5040" w:hanging="480"/>
+      </w:pPr>
+    </w:lvl>
+    <w:lvl w:ilvl="7">
+      <w:start w:val="72"/>
+      <w:numFmt w:val="decimal"/>
+      <w:lvlText w:val="%8."/>
+      <w:lvlJc w:val="left"/>
+      <w:pPr>
+        <w:ind w:left="5760" w:hanging="480"/>
+      </w:pPr>
+    </w:lvl>
+    <w:lvl w:ilvl="8">
+      <w:start w:val="72"/>
+      <w:numFmt w:val="decimal"/>
+      <w:lvlText w:val="%9."/>
+      <w:lvlJc w:val="left"/>
+      <w:pPr>
+        <w:ind w:left="6480" w:hanging="480"/>
+      </w:pPr>
+    </w:lvl>
+  </w:abstractNum>
+  <w:abstractNum w:abstractNumId="994173">
+    <w:nsid w:val="A994173"/>
+    <w:multiLevelType w:val="multilevel"/>
+    <w:lvl w:ilvl="0">
+      <w:start w:val="73"/>
+      <w:numFmt w:val="decimal"/>
+      <w:lvlText w:val="%1."/>
+      <w:lvlJc w:val="left"/>
+      <w:pPr>
+        <w:ind w:left="720" w:hanging="480"/>
+      </w:pPr>
+    </w:lvl>
+    <w:lvl w:ilvl="1">
+      <w:start w:val="73"/>
+      <w:numFmt w:val="decimal"/>
+      <w:lvlText w:val="%2."/>
+      <w:lvlJc w:val="left"/>
+      <w:pPr>
+        <w:ind w:left="1440" w:hanging="480"/>
+      </w:pPr>
+    </w:lvl>
+    <w:lvl w:ilvl="2">
+      <w:start w:val="73"/>
+      <w:numFmt w:val="decimal"/>
+      <w:lvlText w:val="%3."/>
+      <w:lvlJc w:val="left"/>
+      <w:pPr>
+        <w:ind w:left="2160" w:hanging="480"/>
+      </w:pPr>
+    </w:lvl>
+    <w:lvl w:ilvl="3">
+      <w:start w:val="73"/>
+      <w:numFmt w:val="decimal"/>
+      <w:lvlText w:val="%4."/>
+      <w:lvlJc w:val="left"/>
+      <w:pPr>
+        <w:ind w:left="2880" w:hanging="480"/>
+      </w:pPr>
+    </w:lvl>
+    <w:lvl w:ilvl="4">
+      <w:start w:val="73"/>
+      <w:numFmt w:val="decimal"/>
+      <w:lvlText w:val="%5."/>
+      <w:lvlJc w:val="left"/>
+      <w:pPr>
+        <w:ind w:left="3600" w:hanging="480"/>
+      </w:pPr>
+    </w:lvl>
+    <w:lvl w:ilvl="5">
+      <w:start w:val="73"/>
+      <w:numFmt w:val="decimal"/>
+      <w:lvlText w:val="%6."/>
+      <w:lvlJc w:val="left"/>
+      <w:pPr>
+        <w:ind w:left="4320" w:hanging="480"/>
+      </w:pPr>
+    </w:lvl>
+    <w:lvl w:ilvl="6">
+      <w:start w:val="73"/>
+      <w:numFmt w:val="decimal"/>
+      <w:lvlText w:val="%7."/>
+      <w:lvlJc w:val="left"/>
+      <w:pPr>
+        <w:ind w:left="5040" w:hanging="480"/>
+      </w:pPr>
+    </w:lvl>
+    <w:lvl w:ilvl="7">
+      <w:start w:val="73"/>
+      <w:numFmt w:val="decimal"/>
+      <w:lvlText w:val="%8."/>
+      <w:lvlJc w:val="left"/>
+      <w:pPr>
+        <w:ind w:left="5760" w:hanging="480"/>
+      </w:pPr>
+    </w:lvl>
+    <w:lvl w:ilvl="8">
+      <w:start w:val="73"/>
+      <w:numFmt w:val="decimal"/>
+      <w:lvlText w:val="%9."/>
+      <w:lvlJc w:val="left"/>
+      <w:pPr>
+        <w:ind w:left="6480" w:hanging="480"/>
+      </w:pPr>
+    </w:lvl>
+  </w:abstractNum>
+  <w:abstractNum w:abstractNumId="994174">
+    <w:nsid w:val="A994174"/>
+    <w:multiLevelType w:val="multilevel"/>
+    <w:lvl w:ilvl="0">
+      <w:start w:val="74"/>
+      <w:numFmt w:val="decimal"/>
+      <w:lvlText w:val="%1."/>
+      <w:lvlJc w:val="left"/>
+      <w:pPr>
+        <w:ind w:left="720" w:hanging="480"/>
+      </w:pPr>
+    </w:lvl>
+    <w:lvl w:ilvl="1">
+      <w:start w:val="74"/>
+      <w:numFmt w:val="decimal"/>
+      <w:lvlText w:val="%2."/>
+      <w:lvlJc w:val="left"/>
+      <w:pPr>
+        <w:ind w:left="1440" w:hanging="480"/>
+      </w:pPr>
+    </w:lvl>
+    <w:lvl w:ilvl="2">
+      <w:start w:val="74"/>
+      <w:numFmt w:val="decimal"/>
+      <w:lvlText w:val="%3."/>
+      <w:lvlJc w:val="left"/>
+      <w:pPr>
+        <w:ind w:left="2160" w:hanging="480"/>
+      </w:pPr>
+    </w:lvl>
+    <w:lvl w:ilvl="3">
+      <w:start w:val="74"/>
+      <w:numFmt w:val="decimal"/>
+      <w:lvlText w:val="%4."/>
+      <w:lvlJc w:val="left"/>
+      <w:pPr>
+        <w:ind w:left="2880" w:hanging="480"/>
+      </w:pPr>
+    </w:lvl>
+    <w:lvl w:ilvl="4">
+      <w:start w:val="74"/>
+      <w:numFmt w:val="decimal"/>
+      <w:lvlText w:val="%5."/>
+      <w:lvlJc w:val="left"/>
+      <w:pPr>
+        <w:ind w:left="3600" w:hanging="480"/>
+      </w:pPr>
+    </w:lvl>
+    <w:lvl w:ilvl="5">
+      <w:start w:val="74"/>
+      <w:numFmt w:val="decimal"/>
+      <w:lvlText w:val="%6."/>
+      <w:lvlJc w:val="left"/>
+      <w:pPr>
+        <w:ind w:left="4320" w:hanging="480"/>
+      </w:pPr>
+    </w:lvl>
+    <w:lvl w:ilvl="6">
+      <w:start w:val="74"/>
+      <w:numFmt w:val="decimal"/>
+      <w:lvlText w:val="%7."/>
+      <w:lvlJc w:val="left"/>
+      <w:pPr>
+        <w:ind w:left="5040" w:hanging="480"/>
+      </w:pPr>
+    </w:lvl>
+    <w:lvl w:ilvl="7">
+      <w:start w:val="74"/>
+      <w:numFmt w:val="decimal"/>
+      <w:lvlText w:val="%8."/>
+      <w:lvlJc w:val="left"/>
+      <w:pPr>
+        <w:ind w:left="5760" w:hanging="480"/>
+      </w:pPr>
+    </w:lvl>
+    <w:lvl w:ilvl="8">
+      <w:start w:val="74"/>
+      <w:numFmt w:val="decimal"/>
+      <w:lvlText w:val="%9."/>
+      <w:lvlJc w:val="left"/>
+      <w:pPr>
+        <w:ind w:left="6480" w:hanging="480"/>
+      </w:pPr>
+    </w:lvl>
+  </w:abstractNum>
   <w:abstractNum w:abstractNumId="99414">
     <w:nsid w:val="A99414"/>
     <w:multiLevelType w:val="multilevel"/>
@@ -31048,6 +32035,126 @@
     </w:lvlOverride>
   </w:num>
   <w:num w:numId="1056">
+    <w:abstractNumId w:val="994171"/>
+    <w:lvlOverride w:ilvl="0">
+      <w:startOverride w:val="71"/>
+    </w:lvlOverride>
+    <w:lvlOverride w:ilvl="1">
+      <w:startOverride w:val="71"/>
+    </w:lvlOverride>
+    <w:lvlOverride w:ilvl="2">
+      <w:startOverride w:val="71"/>
+    </w:lvlOverride>
+    <w:lvlOverride w:ilvl="3">
+      <w:startOverride w:val="71"/>
+    </w:lvlOverride>
+    <w:lvlOverride w:ilvl="4">
+      <w:startOverride w:val="71"/>
+    </w:lvlOverride>
+    <w:lvlOverride w:ilvl="5">
+      <w:startOverride w:val="71"/>
+    </w:lvlOverride>
+    <w:lvlOverride w:ilvl="6">
+      <w:startOverride w:val="71"/>
+    </w:lvlOverride>
+    <w:lvlOverride w:ilvl="7">
+      <w:startOverride w:val="71"/>
+    </w:lvlOverride>
+    <w:lvlOverride w:ilvl="8">
+      <w:startOverride w:val="71"/>
+    </w:lvlOverride>
+  </w:num>
+  <w:num w:numId="1057">
+    <w:abstractNumId w:val="994172"/>
+    <w:lvlOverride w:ilvl="0">
+      <w:startOverride w:val="72"/>
+    </w:lvlOverride>
+    <w:lvlOverride w:ilvl="1">
+      <w:startOverride w:val="72"/>
+    </w:lvlOverride>
+    <w:lvlOverride w:ilvl="2">
+      <w:startOverride w:val="72"/>
+    </w:lvlOverride>
+    <w:lvlOverride w:ilvl="3">
+      <w:startOverride w:val="72"/>
+    </w:lvlOverride>
+    <w:lvlOverride w:ilvl="4">
+      <w:startOverride w:val="72"/>
+    </w:lvlOverride>
+    <w:lvlOverride w:ilvl="5">
+      <w:startOverride w:val="72"/>
+    </w:lvlOverride>
+    <w:lvlOverride w:ilvl="6">
+      <w:startOverride w:val="72"/>
+    </w:lvlOverride>
+    <w:lvlOverride w:ilvl="7">
+      <w:startOverride w:val="72"/>
+    </w:lvlOverride>
+    <w:lvlOverride w:ilvl="8">
+      <w:startOverride w:val="72"/>
+    </w:lvlOverride>
+  </w:num>
+  <w:num w:numId="1058">
+    <w:abstractNumId w:val="994173"/>
+    <w:lvlOverride w:ilvl="0">
+      <w:startOverride w:val="73"/>
+    </w:lvlOverride>
+    <w:lvlOverride w:ilvl="1">
+      <w:startOverride w:val="73"/>
+    </w:lvlOverride>
+    <w:lvlOverride w:ilvl="2">
+      <w:startOverride w:val="73"/>
+    </w:lvlOverride>
+    <w:lvlOverride w:ilvl="3">
+      <w:startOverride w:val="73"/>
+    </w:lvlOverride>
+    <w:lvlOverride w:ilvl="4">
+      <w:startOverride w:val="73"/>
+    </w:lvlOverride>
+    <w:lvlOverride w:ilvl="5">
+      <w:startOverride w:val="73"/>
+    </w:lvlOverride>
+    <w:lvlOverride w:ilvl="6">
+      <w:startOverride w:val="73"/>
+    </w:lvlOverride>
+    <w:lvlOverride w:ilvl="7">
+      <w:startOverride w:val="73"/>
+    </w:lvlOverride>
+    <w:lvlOverride w:ilvl="8">
+      <w:startOverride w:val="73"/>
+    </w:lvlOverride>
+  </w:num>
+  <w:num w:numId="1059">
+    <w:abstractNumId w:val="994174"/>
+    <w:lvlOverride w:ilvl="0">
+      <w:startOverride w:val="74"/>
+    </w:lvlOverride>
+    <w:lvlOverride w:ilvl="1">
+      <w:startOverride w:val="74"/>
+    </w:lvlOverride>
+    <w:lvlOverride w:ilvl="2">
+      <w:startOverride w:val="74"/>
+    </w:lvlOverride>
+    <w:lvlOverride w:ilvl="3">
+      <w:startOverride w:val="74"/>
+    </w:lvlOverride>
+    <w:lvlOverride w:ilvl="4">
+      <w:startOverride w:val="74"/>
+    </w:lvlOverride>
+    <w:lvlOverride w:ilvl="5">
+      <w:startOverride w:val="74"/>
+    </w:lvlOverride>
+    <w:lvlOverride w:ilvl="6">
+      <w:startOverride w:val="74"/>
+    </w:lvlOverride>
+    <w:lvlOverride w:ilvl="7">
+      <w:startOverride w:val="74"/>
+    </w:lvlOverride>
+    <w:lvlOverride w:ilvl="8">
+      <w:startOverride w:val="74"/>
+    </w:lvlOverride>
+  </w:num>
+  <w:num w:numId="1060">
     <w:abstractNumId w:val="99411"/>
     <w:lvlOverride w:ilvl="0">
       <w:startOverride w:val="1"/>
@@ -31077,10 +32184,10 @@
       <w:startOverride w:val="1"/>
     </w:lvlOverride>
   </w:num>
-  <w:num w:numId="1057">
+  <w:num w:numId="1061">
     <w:abstractNumId w:val="991"/>
   </w:num>
-  <w:num w:numId="1058">
+  <w:num w:numId="1062">
     <w:abstractNumId w:val="99413"/>
     <w:lvlOverride w:ilvl="0">
       <w:startOverride w:val="3"/>
@@ -31110,7 +32217,7 @@
       <w:startOverride w:val="3"/>
     </w:lvlOverride>
   </w:num>
-  <w:num w:numId="1059">
+  <w:num w:numId="1063">
     <w:abstractNumId w:val="99414"/>
     <w:lvlOverride w:ilvl="0">
       <w:startOverride w:val="4"/>
@@ -31140,7 +32247,7 @@
       <w:startOverride w:val="4"/>
     </w:lvlOverride>
   </w:num>
-  <w:num w:numId="1060">
+  <w:num w:numId="1064">
     <w:abstractNumId w:val="99415"/>
     <w:lvlOverride w:ilvl="0">
       <w:startOverride w:val="5"/>
@@ -31170,7 +32277,7 @@
       <w:startOverride w:val="5"/>
     </w:lvlOverride>
   </w:num>
-  <w:num w:numId="1061">
+  <w:num w:numId="1065">
     <w:abstractNumId w:val="99416"/>
     <w:lvlOverride w:ilvl="0">
       <w:startOverride w:val="6"/>
@@ -31198,111 +32305,111 @@
     </w:lvlOverride>
     <w:lvlOverride w:ilvl="8">
       <w:startOverride w:val="6"/>
-    </w:lvlOverride>
-  </w:num>
-  <w:num w:numId="1062">
-    <w:abstractNumId w:val="991"/>
-  </w:num>
-  <w:num w:numId="1063">
-    <w:abstractNumId w:val="99411"/>
-    <w:lvlOverride w:ilvl="0">
-      <w:startOverride w:val="1"/>
-    </w:lvlOverride>
-    <w:lvlOverride w:ilvl="1">
-      <w:startOverride w:val="1"/>
-    </w:lvlOverride>
-    <w:lvlOverride w:ilvl="2">
-      <w:startOverride w:val="1"/>
-    </w:lvlOverride>
-    <w:lvlOverride w:ilvl="3">
-      <w:startOverride w:val="1"/>
-    </w:lvlOverride>
-    <w:lvlOverride w:ilvl="4">
-      <w:startOverride w:val="1"/>
-    </w:lvlOverride>
-    <w:lvlOverride w:ilvl="5">
-      <w:startOverride w:val="1"/>
-    </w:lvlOverride>
-    <w:lvlOverride w:ilvl="6">
-      <w:startOverride w:val="1"/>
-    </w:lvlOverride>
-    <w:lvlOverride w:ilvl="7">
-      <w:startOverride w:val="1"/>
-    </w:lvlOverride>
-    <w:lvlOverride w:ilvl="8">
-      <w:startOverride w:val="1"/>
-    </w:lvlOverride>
-  </w:num>
-  <w:num w:numId="1064">
-    <w:abstractNumId w:val="991"/>
-  </w:num>
-  <w:num w:numId="1065">
-    <w:abstractNumId w:val="99414"/>
-    <w:lvlOverride w:ilvl="0">
-      <w:startOverride w:val="4"/>
-    </w:lvlOverride>
-    <w:lvlOverride w:ilvl="1">
-      <w:startOverride w:val="4"/>
-    </w:lvlOverride>
-    <w:lvlOverride w:ilvl="2">
-      <w:startOverride w:val="4"/>
-    </w:lvlOverride>
-    <w:lvlOverride w:ilvl="3">
-      <w:startOverride w:val="4"/>
-    </w:lvlOverride>
-    <w:lvlOverride w:ilvl="4">
-      <w:startOverride w:val="4"/>
-    </w:lvlOverride>
-    <w:lvlOverride w:ilvl="5">
-      <w:startOverride w:val="4"/>
-    </w:lvlOverride>
-    <w:lvlOverride w:ilvl="6">
-      <w:startOverride w:val="4"/>
-    </w:lvlOverride>
-    <w:lvlOverride w:ilvl="7">
-      <w:startOverride w:val="4"/>
-    </w:lvlOverride>
-    <w:lvlOverride w:ilvl="8">
-      <w:startOverride w:val="4"/>
     </w:lvlOverride>
   </w:num>
   <w:num w:numId="1066">
     <w:abstractNumId w:val="991"/>
   </w:num>
   <w:num w:numId="1067">
-    <w:abstractNumId w:val="99415"/>
+    <w:abstractNumId w:val="99411"/>
     <w:lvlOverride w:ilvl="0">
-      <w:startOverride w:val="5"/>
+      <w:startOverride w:val="1"/>
     </w:lvlOverride>
     <w:lvlOverride w:ilvl="1">
-      <w:startOverride w:val="5"/>
+      <w:startOverride w:val="1"/>
     </w:lvlOverride>
     <w:lvlOverride w:ilvl="2">
-      <w:startOverride w:val="5"/>
+      <w:startOverride w:val="1"/>
     </w:lvlOverride>
     <w:lvlOverride w:ilvl="3">
-      <w:startOverride w:val="5"/>
+      <w:startOverride w:val="1"/>
     </w:lvlOverride>
     <w:lvlOverride w:ilvl="4">
-      <w:startOverride w:val="5"/>
+      <w:startOverride w:val="1"/>
     </w:lvlOverride>
     <w:lvlOverride w:ilvl="5">
-      <w:startOverride w:val="5"/>
+      <w:startOverride w:val="1"/>
     </w:lvlOverride>
     <w:lvlOverride w:ilvl="6">
-      <w:startOverride w:val="5"/>
+      <w:startOverride w:val="1"/>
     </w:lvlOverride>
     <w:lvlOverride w:ilvl="7">
-      <w:startOverride w:val="5"/>
+      <w:startOverride w:val="1"/>
     </w:lvlOverride>
     <w:lvlOverride w:ilvl="8">
-      <w:startOverride w:val="5"/>
+      <w:startOverride w:val="1"/>
     </w:lvlOverride>
   </w:num>
   <w:num w:numId="1068">
     <w:abstractNumId w:val="991"/>
   </w:num>
   <w:num w:numId="1069">
+    <w:abstractNumId w:val="99414"/>
+    <w:lvlOverride w:ilvl="0">
+      <w:startOverride w:val="4"/>
+    </w:lvlOverride>
+    <w:lvlOverride w:ilvl="1">
+      <w:startOverride w:val="4"/>
+    </w:lvlOverride>
+    <w:lvlOverride w:ilvl="2">
+      <w:startOverride w:val="4"/>
+    </w:lvlOverride>
+    <w:lvlOverride w:ilvl="3">
+      <w:startOverride w:val="4"/>
+    </w:lvlOverride>
+    <w:lvlOverride w:ilvl="4">
+      <w:startOverride w:val="4"/>
+    </w:lvlOverride>
+    <w:lvlOverride w:ilvl="5">
+      <w:startOverride w:val="4"/>
+    </w:lvlOverride>
+    <w:lvlOverride w:ilvl="6">
+      <w:startOverride w:val="4"/>
+    </w:lvlOverride>
+    <w:lvlOverride w:ilvl="7">
+      <w:startOverride w:val="4"/>
+    </w:lvlOverride>
+    <w:lvlOverride w:ilvl="8">
+      <w:startOverride w:val="4"/>
+    </w:lvlOverride>
+  </w:num>
+  <w:num w:numId="1070">
+    <w:abstractNumId w:val="991"/>
+  </w:num>
+  <w:num w:numId="1071">
+    <w:abstractNumId w:val="99415"/>
+    <w:lvlOverride w:ilvl="0">
+      <w:startOverride w:val="5"/>
+    </w:lvlOverride>
+    <w:lvlOverride w:ilvl="1">
+      <w:startOverride w:val="5"/>
+    </w:lvlOverride>
+    <w:lvlOverride w:ilvl="2">
+      <w:startOverride w:val="5"/>
+    </w:lvlOverride>
+    <w:lvlOverride w:ilvl="3">
+      <w:startOverride w:val="5"/>
+    </w:lvlOverride>
+    <w:lvlOverride w:ilvl="4">
+      <w:startOverride w:val="5"/>
+    </w:lvlOverride>
+    <w:lvlOverride w:ilvl="5">
+      <w:startOverride w:val="5"/>
+    </w:lvlOverride>
+    <w:lvlOverride w:ilvl="6">
+      <w:startOverride w:val="5"/>
+    </w:lvlOverride>
+    <w:lvlOverride w:ilvl="7">
+      <w:startOverride w:val="5"/>
+    </w:lvlOverride>
+    <w:lvlOverride w:ilvl="8">
+      <w:startOverride w:val="5"/>
+    </w:lvlOverride>
+  </w:num>
+  <w:num w:numId="1072">
+    <w:abstractNumId w:val="991"/>
+  </w:num>
+  <w:num w:numId="1073">
     <w:abstractNumId w:val="99416"/>
     <w:lvlOverride w:ilvl="0">
       <w:startOverride w:val="6"/>
@@ -31332,7 +32439,7 @@
       <w:startOverride w:val="6"/>
     </w:lvlOverride>
   </w:num>
-  <w:num w:numId="1070">
+  <w:num w:numId="1074">
     <w:abstractNumId w:val="99418"/>
     <w:lvlOverride w:ilvl="0">
       <w:startOverride w:val="8"/>
@@ -31360,111 +32467,111 @@
     </w:lvlOverride>
     <w:lvlOverride w:ilvl="8">
       <w:startOverride w:val="8"/>
-    </w:lvlOverride>
-  </w:num>
-  <w:num w:numId="1071">
-    <w:abstractNumId w:val="991"/>
-  </w:num>
-  <w:num w:numId="1072">
-    <w:abstractNumId w:val="994110"/>
-    <w:lvlOverride w:ilvl="0">
-      <w:startOverride w:val="10"/>
-    </w:lvlOverride>
-    <w:lvlOverride w:ilvl="1">
-      <w:startOverride w:val="10"/>
-    </w:lvlOverride>
-    <w:lvlOverride w:ilvl="2">
-      <w:startOverride w:val="10"/>
-    </w:lvlOverride>
-    <w:lvlOverride w:ilvl="3">
-      <w:startOverride w:val="10"/>
-    </w:lvlOverride>
-    <w:lvlOverride w:ilvl="4">
-      <w:startOverride w:val="10"/>
-    </w:lvlOverride>
-    <w:lvlOverride w:ilvl="5">
-      <w:startOverride w:val="10"/>
-    </w:lvlOverride>
-    <w:lvlOverride w:ilvl="6">
-      <w:startOverride w:val="10"/>
-    </w:lvlOverride>
-    <w:lvlOverride w:ilvl="7">
-      <w:startOverride w:val="10"/>
-    </w:lvlOverride>
-    <w:lvlOverride w:ilvl="8">
-      <w:startOverride w:val="10"/>
-    </w:lvlOverride>
-  </w:num>
-  <w:num w:numId="1073">
-    <w:abstractNumId w:val="991"/>
-  </w:num>
-  <w:num w:numId="1074">
-    <w:abstractNumId w:val="994112"/>
-    <w:lvlOverride w:ilvl="0">
-      <w:startOverride w:val="12"/>
-    </w:lvlOverride>
-    <w:lvlOverride w:ilvl="1">
-      <w:startOverride w:val="12"/>
-    </w:lvlOverride>
-    <w:lvlOverride w:ilvl="2">
-      <w:startOverride w:val="12"/>
-    </w:lvlOverride>
-    <w:lvlOverride w:ilvl="3">
-      <w:startOverride w:val="12"/>
-    </w:lvlOverride>
-    <w:lvlOverride w:ilvl="4">
-      <w:startOverride w:val="12"/>
-    </w:lvlOverride>
-    <w:lvlOverride w:ilvl="5">
-      <w:startOverride w:val="12"/>
-    </w:lvlOverride>
-    <w:lvlOverride w:ilvl="6">
-      <w:startOverride w:val="12"/>
-    </w:lvlOverride>
-    <w:lvlOverride w:ilvl="7">
-      <w:startOverride w:val="12"/>
-    </w:lvlOverride>
-    <w:lvlOverride w:ilvl="8">
-      <w:startOverride w:val="12"/>
     </w:lvlOverride>
   </w:num>
   <w:num w:numId="1075">
     <w:abstractNumId w:val="991"/>
   </w:num>
   <w:num w:numId="1076">
-    <w:abstractNumId w:val="994114"/>
+    <w:abstractNumId w:val="994110"/>
     <w:lvlOverride w:ilvl="0">
-      <w:startOverride w:val="14"/>
+      <w:startOverride w:val="10"/>
     </w:lvlOverride>
     <w:lvlOverride w:ilvl="1">
-      <w:startOverride w:val="14"/>
+      <w:startOverride w:val="10"/>
     </w:lvlOverride>
     <w:lvlOverride w:ilvl="2">
-      <w:startOverride w:val="14"/>
+      <w:startOverride w:val="10"/>
     </w:lvlOverride>
     <w:lvlOverride w:ilvl="3">
-      <w:startOverride w:val="14"/>
+      <w:startOverride w:val="10"/>
     </w:lvlOverride>
     <w:lvlOverride w:ilvl="4">
-      <w:startOverride w:val="14"/>
+      <w:startOverride w:val="10"/>
     </w:lvlOverride>
     <w:lvlOverride w:ilvl="5">
-      <w:startOverride w:val="14"/>
+      <w:startOverride w:val="10"/>
     </w:lvlOverride>
     <w:lvlOverride w:ilvl="6">
-      <w:startOverride w:val="14"/>
+      <w:startOverride w:val="10"/>
     </w:lvlOverride>
     <w:lvlOverride w:ilvl="7">
-      <w:startOverride w:val="14"/>
+      <w:startOverride w:val="10"/>
     </w:lvlOverride>
     <w:lvlOverride w:ilvl="8">
-      <w:startOverride w:val="14"/>
+      <w:startOverride w:val="10"/>
     </w:lvlOverride>
   </w:num>
   <w:num w:numId="1077">
     <w:abstractNumId w:val="991"/>
   </w:num>
   <w:num w:numId="1078">
+    <w:abstractNumId w:val="994112"/>
+    <w:lvlOverride w:ilvl="0">
+      <w:startOverride w:val="12"/>
+    </w:lvlOverride>
+    <w:lvlOverride w:ilvl="1">
+      <w:startOverride w:val="12"/>
+    </w:lvlOverride>
+    <w:lvlOverride w:ilvl="2">
+      <w:startOverride w:val="12"/>
+    </w:lvlOverride>
+    <w:lvlOverride w:ilvl="3">
+      <w:startOverride w:val="12"/>
+    </w:lvlOverride>
+    <w:lvlOverride w:ilvl="4">
+      <w:startOverride w:val="12"/>
+    </w:lvlOverride>
+    <w:lvlOverride w:ilvl="5">
+      <w:startOverride w:val="12"/>
+    </w:lvlOverride>
+    <w:lvlOverride w:ilvl="6">
+      <w:startOverride w:val="12"/>
+    </w:lvlOverride>
+    <w:lvlOverride w:ilvl="7">
+      <w:startOverride w:val="12"/>
+    </w:lvlOverride>
+    <w:lvlOverride w:ilvl="8">
+      <w:startOverride w:val="12"/>
+    </w:lvlOverride>
+  </w:num>
+  <w:num w:numId="1079">
+    <w:abstractNumId w:val="991"/>
+  </w:num>
+  <w:num w:numId="1080">
+    <w:abstractNumId w:val="994114"/>
+    <w:lvlOverride w:ilvl="0">
+      <w:startOverride w:val="14"/>
+    </w:lvlOverride>
+    <w:lvlOverride w:ilvl="1">
+      <w:startOverride w:val="14"/>
+    </w:lvlOverride>
+    <w:lvlOverride w:ilvl="2">
+      <w:startOverride w:val="14"/>
+    </w:lvlOverride>
+    <w:lvlOverride w:ilvl="3">
+      <w:startOverride w:val="14"/>
+    </w:lvlOverride>
+    <w:lvlOverride w:ilvl="4">
+      <w:startOverride w:val="14"/>
+    </w:lvlOverride>
+    <w:lvlOverride w:ilvl="5">
+      <w:startOverride w:val="14"/>
+    </w:lvlOverride>
+    <w:lvlOverride w:ilvl="6">
+      <w:startOverride w:val="14"/>
+    </w:lvlOverride>
+    <w:lvlOverride w:ilvl="7">
+      <w:startOverride w:val="14"/>
+    </w:lvlOverride>
+    <w:lvlOverride w:ilvl="8">
+      <w:startOverride w:val="14"/>
+    </w:lvlOverride>
+  </w:num>
+  <w:num w:numId="1081">
+    <w:abstractNumId w:val="991"/>
+  </w:num>
+  <w:num w:numId="1082">
     <w:abstractNumId w:val="991"/>
   </w:num>
 </w:numbering>

--- a/docs/archive/source/POC-DEMO-DETAILED.docx
+++ b/docs/archive/source/POC-DEMO-DETAILED.docx
@@ -26,7 +26,7 @@
         <w:t xml:space="preserve"> </w:t>
       </w:r>
       <w:r>
-        <w:t xml:space="preserve">2.25 |</w:t>
+        <w:t xml:space="preserve">2.26 |</w:t>
       </w:r>
       <w:r>
         <w:t xml:space="preserve"> </w:t>
@@ -42,7 +42,7 @@
         <w:t xml:space="preserve"> </w:t>
       </w:r>
       <w:r>
-        <w:t xml:space="preserve">September 23, 2026</w:t>
+        <w:t xml:space="preserve">September 25, 2026</w:t>
       </w:r>
       <w:r>
         <w:t xml:space="preserve"> </w:t>
@@ -75,6 +75,166 @@
       </w:r>
       <w:r>
         <w:t xml:space="preserve">30–45 minutes (with discussion)</w:t>
+      </w:r>
+    </w:p>
+    <w:p>
+      <w:pPr>
+        <w:pStyle w:val="BlockText"/>
+      </w:pPr>
+      <w:r>
+        <w:rPr>
+          <w:bCs/>
+          <w:b/>
+        </w:rPr>
+        <w:t xml:space="preserve">What’s new in v2.26 (2026-09-25):</w:t>
+      </w:r>
+      <w:r>
+        <w:t xml:space="preserve"> </w:t>
+      </w:r>
+      <w:r>
+        <w:rPr>
+          <w:bCs/>
+          <w:b/>
+        </w:rPr>
+        <w:t xml:space="preserve">Cycling doses count the days the patient actually doses.</w:t>
+      </w:r>
+      <w:r>
+        <w:t xml:space="preserve"> </w:t>
+      </w:r>
+      <w:r>
+        <w:t xml:space="preserve">A cycling line (</w:t>
+      </w:r>
+      <w:r>
+        <w:t xml:space="preserve">“</w:t>
+      </w:r>
+      <w:r>
+        <w:t xml:space="preserve">5 days on / 2 days off</w:t>
+      </w:r>
+      <w:r>
+        <w:t xml:space="preserve">”</w:t>
+      </w:r>
+      <w:r>
+        <w:t xml:space="preserve">) was sized as if the patient dosed every day: 10 units for 30 days came out 3.0 mL and the 5 mL vial. It is now</w:t>
+      </w:r>
+      <w:r>
+        <w:t xml:space="preserve"> </w:t>
+      </w:r>
+      <w:r>
+        <w:rPr>
+          <w:bCs/>
+          <w:b/>
+        </w:rPr>
+        <w:t xml:space="preserve">22 dosing days, 2.2 mL, the 2.5 mL vial</w:t>
+      </w:r>
+      <w:r>
+        <w:t xml:space="preserve">. The rule, shown on screen: full cycles × on-days plus the on-days in the last partial cycle,</w:t>
+      </w:r>
+      <w:r>
+        <w:t xml:space="preserve"> </w:t>
+      </w:r>
+      <w:r>
+        <w:rPr>
+          <w:bCs/>
+          <w:b/>
+        </w:rPr>
+        <w:t xml:space="preserve">with the course starting on an on-day</w:t>
+      </w:r>
+      <w:r>
+        <w:t xml:space="preserve">, so the patient is never short. Days supply is still the calendar span. The dose step shows</w:t>
+      </w:r>
+      <w:r>
+        <w:t xml:space="preserve"> </w:t>
+      </w:r>
+      <w:r>
+        <w:rPr>
+          <w:bCs/>
+          <w:b/>
+        </w:rPr>
+        <w:t xml:space="preserve">“</w:t>
+      </w:r>
+      <w:r>
+        <w:rPr>
+          <w:bCs/>
+          <w:b/>
+        </w:rPr>
+        <w:t xml:space="preserve">22 dosing days in 30 days (5 days on / 2 days off, starting on an on-day)</w:t>
+      </w:r>
+      <w:r>
+        <w:rPr>
+          <w:bCs/>
+          <w:b/>
+        </w:rPr>
+        <w:t xml:space="preserve">”</w:t>
+      </w:r>
+      <w:r>
+        <w:t xml:space="preserve"> </w:t>
+      </w:r>
+      <w:r>
+        <w:t xml:space="preserve">under the cycle, the price step shows it under Days supply / Dispense, and each Review card shows the count beside its days supply. In Cycling mode the cycle length</w:t>
+      </w:r>
+      <w:r>
+        <w:t xml:space="preserve"> </w:t>
+      </w:r>
+      <w:r>
+        <w:rPr>
+          <w:iCs/>
+          <w:i/>
+        </w:rPr>
+        <w:t xml:space="preserve">is</w:t>
+      </w:r>
+      <w:r>
+        <w:t xml:space="preserve"> </w:t>
+      </w:r>
+      <w:r>
+        <w:t xml:space="preserve">the duration (the separate Duration dropdown is gone there); it defaults to the 6 weeks already on screen, and</w:t>
+      </w:r>
+      <w:r>
+        <w:t xml:space="preserve"> </w:t>
+      </w:r>
+      <w:r>
+        <w:rPr>
+          <w:bCs/>
+          <w:b/>
+        </w:rPr>
+        <w:t xml:space="preserve">(ongoing)</w:t>
+      </w:r>
+      <w:r>
+        <w:t xml:space="preserve"> </w:t>
+      </w:r>
+      <w:r>
+        <w:t xml:space="preserve">sizes from the package like Standard’s Ongoing.</w:t>
+      </w:r>
+      <w:r>
+        <w:t xml:space="preserve"> </w:t>
+      </w:r>
+      <w:r>
+        <w:rPr>
+          <w:bCs/>
+          <w:b/>
+        </w:rPr>
+        <w:t xml:space="preserve">Mon-Fri</w:t>
+      </w:r>
+      <w:r>
+        <w:t xml:space="preserve"> </w:t>
+      </w:r>
+      <w:r>
+        <w:t xml:space="preserve">follows the same rule: 30 days is now 22 doses (was 21); 28 days is still 20. The pattern is stored with the order, so a reopened draft, a refill, the</w:t>
+      </w:r>
+      <w:r>
+        <w:t xml:space="preserve"> </w:t>
+      </w:r>
+      <w:r>
+        <w:rPr>
+          <w:bCs/>
+          <w:b/>
+        </w:rPr>
+        <w:t xml:space="preserve">BPC-157 daily cycling</w:t>
+      </w:r>
+      <w:r>
+        <w:t xml:space="preserve"> </w:t>
+      </w:r>
+      <w:r>
+        <w:t xml:space="preserve">favorite (now opening in Cycling mode, from its chip and from the dose step’s Common doses) and a protocol’s cycling item all come back as the same cycling line, and the pharmacy payloads, fax and Rx PDF carry the pattern beside the dispense. A cycling order written before the pattern was stored is never refilled as daily dosing: the refill stops on the dose step in Cycling mode and asks for the days on and off, showing the old directions. New optional beat after step 29.</w:t>
       </w:r>
     </w:p>
     <w:p>
@@ -14684,6 +14844,165 @@
     <w:p>
       <w:pPr>
         <w:pStyle w:val="FirstParagraph"/>
+      </w:pPr>
+      <w:r>
+        <w:rPr>
+          <w:bCs/>
+          <w:b/>
+        </w:rPr>
+        <w:t xml:space="preserve">Optional 30-second beat — Cycling (v2.26).</w:t>
+      </w:r>
+      <w:r>
+        <w:t xml:space="preserve"> </w:t>
+      </w:r>
+      <w:r>
+        <w:t xml:space="preserve">Click</w:t>
+      </w:r>
+      <w:r>
+        <w:t xml:space="preserve"> </w:t>
+      </w:r>
+      <w:r>
+        <w:rPr>
+          <w:bCs/>
+          <w:b/>
+        </w:rPr>
+        <w:t xml:space="preserve">Cycling</w:t>
+      </w:r>
+      <w:r>
+        <w:t xml:space="preserve">. With 10 units once daily, the blue panel reads</w:t>
+      </w:r>
+      <w:r>
+        <w:t xml:space="preserve"> </w:t>
+      </w:r>
+      <w:r>
+        <w:rPr>
+          <w:bCs/>
+          <w:b/>
+        </w:rPr>
+        <w:t xml:space="preserve">5 days on / 2 days off, Cycle for 6 weeks</w:t>
+      </w:r>
+      <w:r>
+        <w:t xml:space="preserve"> </w:t>
+      </w:r>
+      <w:r>
+        <w:t xml:space="preserve">and, underneath,</w:t>
+      </w:r>
+      <w:r>
+        <w:t xml:space="preserve"> </w:t>
+      </w:r>
+      <w:r>
+        <w:rPr>
+          <w:bCs/>
+          <w:b/>
+        </w:rPr>
+        <w:t xml:space="preserve">“</w:t>
+      </w:r>
+      <w:r>
+        <w:rPr>
+          <w:bCs/>
+          <w:b/>
+        </w:rPr>
+        <w:t xml:space="preserve">30 dosing days in 42 days (5 days on / 2 days off, starting on an on-day)</w:t>
+      </w:r>
+      <w:r>
+        <w:rPr>
+          <w:bCs/>
+          <w:b/>
+        </w:rPr>
+        <w:t xml:space="preserve">”</w:t>
+      </w:r>
+      <w:r>
+        <w:t xml:space="preserve">. Change the cycle to</w:t>
+      </w:r>
+      <w:r>
+        <w:t xml:space="preserve"> </w:t>
+      </w:r>
+      <w:r>
+        <w:rPr>
+          <w:bCs/>
+          <w:b/>
+        </w:rPr>
+        <w:t xml:space="preserve">30 days</w:t>
+      </w:r>
+      <w:r>
+        <w:t xml:space="preserve">: it reads</w:t>
+      </w:r>
+      <w:r>
+        <w:t xml:space="preserve"> </w:t>
+      </w:r>
+      <w:r>
+        <w:rPr>
+          <w:bCs/>
+          <w:b/>
+        </w:rPr>
+        <w:t xml:space="preserve">22 dosing days in 30 days</w:t>
+      </w:r>
+      <w:r>
+        <w:t xml:space="preserve">, and Strive’s row suggests the</w:t>
+      </w:r>
+      <w:r>
+        <w:t xml:space="preserve"> </w:t>
+      </w:r>
+      <w:r>
+        <w:rPr>
+          <w:bCs/>
+          <w:b/>
+        </w:rPr>
+        <w:t xml:space="preserve">2.5 mL vial</w:t>
+      </w:r>
+      <w:r>
+        <w:t xml:space="preserve">, not the 5 mL.</w:t>
+      </w:r>
+      <w:r>
+        <w:t xml:space="preserve"> </w:t>
+      </w:r>
+      <w:r>
+        <w:rPr>
+          <w:iCs/>
+          <w:i/>
+        </w:rPr>
+        <w:t xml:space="preserve">“</w:t>
+      </w:r>
+      <w:r>
+        <w:rPr>
+          <w:iCs/>
+          <w:i/>
+        </w:rPr>
+        <w:t xml:space="preserve">The patient takes it on 22 of those 30 days, so we dispense 22 doses. We assume the course starts on an on-day, which is the most doses that span can hold, so the patient never runs short.</w:t>
+      </w:r>
+      <w:r>
+        <w:rPr>
+          <w:iCs/>
+          <w:i/>
+        </w:rPr>
+        <w:t xml:space="preserve">”</w:t>
+      </w:r>
+      <w:r>
+        <w:t xml:space="preserve"> </w:t>
+      </w:r>
+      <w:r>
+        <w:t xml:space="preserve">Click back to</w:t>
+      </w:r>
+      <w:r>
+        <w:t xml:space="preserve"> </w:t>
+      </w:r>
+      <w:r>
+        <w:rPr>
+          <w:bCs/>
+          <w:b/>
+        </w:rPr>
+        <w:t xml:space="preserve">Standard</w:t>
+      </w:r>
+      <w:r>
+        <w:t xml:space="preserve"> </w:t>
+      </w:r>
+      <w:r>
+        <w:t xml:space="preserve">before step 30.</w:t>
+      </w:r>
+    </w:p>
+    <w:p>
+      <w:pPr>
+        <w:pStyle w:val="BodyText"/>
       </w:pPr>
       <w:r>
         <w:t xml:space="preserve">Two things worth showing if asked: applying the</w:t>

--- a/docs/archive/source/POC-DEMO-DETAILED.docx
+++ b/docs/archive/source/POC-DEMO-DETAILED.docx
@@ -7501,7 +7501,13 @@
               <w:rPr>
                 <w:rStyle w:val="VerbatimChar"/>
               </w:rPr>
-              <w:t xml:space="preserve">POCAdmin2026!</w:t>
+              <w:t xml:space="preserve">POC_OPS_PASSWORD</w:t>
+            </w:r>
+            <w:r>
+              <w:t xml:space="preserve"> </w:t>
+            </w:r>
+            <w:r>
+              <w:t xml:space="preserve">(set in your local env)</w:t>
             </w:r>
           </w:p>
         </w:tc>
@@ -7572,7 +7578,13 @@
               <w:rPr>
                 <w:rStyle w:val="VerbatimChar"/>
               </w:rPr>
-              <w:t xml:space="preserve">POCClinic2026!</w:t>
+              <w:t xml:space="preserve">POC_CLINIC_ADMIN_PASSWORD</w:t>
+            </w:r>
+            <w:r>
+              <w:t xml:space="preserve"> </w:t>
+            </w:r>
+            <w:r>
+              <w:t xml:space="preserve">(set in your local env)</w:t>
             </w:r>
           </w:p>
         </w:tc>
@@ -7643,7 +7655,13 @@
               <w:rPr>
                 <w:rStyle w:val="VerbatimChar"/>
               </w:rPr>
-              <w:t xml:space="preserve">POCProvider2026!</w:t>
+              <w:t xml:space="preserve">POC_PROVIDER_PASSWORD</w:t>
+            </w:r>
+            <w:r>
+              <w:t xml:space="preserve"> </w:t>
+            </w:r>
+            <w:r>
+              <w:t xml:space="preserve">(set in your local env)</w:t>
             </w:r>
           </w:p>
         </w:tc>
@@ -7714,7 +7732,13 @@
               <w:rPr>
                 <w:rStyle w:val="VerbatimChar"/>
               </w:rPr>
-              <w:t xml:space="preserve">POCMA2026!</w:t>
+              <w:t xml:space="preserve">POC_MA_PASSWORD</w:t>
+            </w:r>
+            <w:r>
+              <w:t xml:space="preserve"> </w:t>
+            </w:r>
+            <w:r>
+              <w:t xml:space="preserve">(set in your local env)</w:t>
             </w:r>
           </w:p>
         </w:tc>
@@ -9688,7 +9712,7 @@
         <w:t xml:space="preserve"> </w:t>
       </w:r>
       <w:r>
-        <w:t xml:space="preserve">/</w:t>
+        <w:t xml:space="preserve">/ the password in</w:t>
       </w:r>
       <w:r>
         <w:t xml:space="preserve"> </w:t>
@@ -9697,7 +9721,13 @@
         <w:rPr>
           <w:rStyle w:val="VerbatimChar"/>
         </w:rPr>
-        <w:t xml:space="preserve">POCClinic2026!</w:t>
+        <w:t xml:space="preserve">POC_CLINIC_ADMIN_PASSWORD</w:t>
+      </w:r>
+      <w:r>
+        <w:t xml:space="preserve"> </w:t>
+      </w:r>
+      <w:r>
+        <w:t xml:space="preserve">(set in your local env)</w:t>
       </w:r>
     </w:p>
     <w:p>
@@ -9800,7 +9830,7 @@
         <w:t xml:space="preserve"> </w:t>
       </w:r>
       <w:r>
-        <w:t xml:space="preserve">/</w:t>
+        <w:t xml:space="preserve">/ the password in</w:t>
       </w:r>
       <w:r>
         <w:t xml:space="preserve"> </w:t>
@@ -9809,7 +9839,13 @@
         <w:rPr>
           <w:rStyle w:val="VerbatimChar"/>
         </w:rPr>
-        <w:t xml:space="preserve">POCMA2026!</w:t>
+        <w:t xml:space="preserve">POC_MA_PASSWORD</w:t>
+      </w:r>
+      <w:r>
+        <w:t xml:space="preserve"> </w:t>
+      </w:r>
+      <w:r>
+        <w:t xml:space="preserve">(set in your local env)</w:t>
       </w:r>
     </w:p>
     <w:p>
@@ -9961,7 +9997,7 @@
         <w:t xml:space="preserve"> </w:t>
       </w:r>
       <w:r>
-        <w:t xml:space="preserve">/</w:t>
+        <w:t xml:space="preserve">/ the password in</w:t>
       </w:r>
       <w:r>
         <w:t xml:space="preserve"> </w:t>
@@ -9970,7 +10006,13 @@
         <w:rPr>
           <w:rStyle w:val="VerbatimChar"/>
         </w:rPr>
-        <w:t xml:space="preserve">POCAdmin2026!</w:t>
+        <w:t xml:space="preserve">POC_OPS_PASSWORD</w:t>
+      </w:r>
+      <w:r>
+        <w:t xml:space="preserve"> </w:t>
+      </w:r>
+      <w:r>
+        <w:t xml:space="preserve">(set in your local env)</w:t>
       </w:r>
     </w:p>
     <w:p>
@@ -10256,7 +10298,7 @@
           <w:bCs/>
           <w:b/>
         </w:rPr>
-        <w:t xml:space="preserve">/</w:t>
+        <w:t xml:space="preserve">/ the password in</w:t>
       </w:r>
       <w:r>
         <w:rPr>
@@ -10271,21 +10313,21 @@
           <w:bCs/>
           <w:b/>
         </w:rPr>
-        <w:t xml:space="preserve">POCMA2026!</w:t>
-      </w:r>
-      <w:r>
-        <w:rPr>
-          <w:bCs/>
-          <w:b/>
-        </w:rPr>
-        <w:t xml:space="preserve"> </w:t>
-      </w:r>
-      <w:r>
-        <w:rPr>
-          <w:bCs/>
-          <w:b/>
-        </w:rPr>
-        <w:t xml:space="preserve">and stay there</w:t>
+        <w:t xml:space="preserve">POC_MA_PASSWORD</w:t>
+      </w:r>
+      <w:r>
+        <w:rPr>
+          <w:bCs/>
+          <w:b/>
+        </w:rPr>
+        <w:t xml:space="preserve"> </w:t>
+      </w:r>
+      <w:r>
+        <w:rPr>
+          <w:bCs/>
+          <w:b/>
+        </w:rPr>
+        <w:t xml:space="preserve">(set in your local env) and stay there</w:t>
       </w:r>
       <w:r>
         <w:t xml:space="preserve"> </w:t>
@@ -10703,7 +10745,7 @@
         <w:t xml:space="preserve"> </w:t>
       </w:r>
       <w:r>
-        <w:t xml:space="preserve">/</w:t>
+        <w:t xml:space="preserve">/ the password in</w:t>
       </w:r>
       <w:r>
         <w:t xml:space="preserve"> </w:t>
@@ -10712,7 +10754,13 @@
         <w:rPr>
           <w:rStyle w:val="VerbatimChar"/>
         </w:rPr>
-        <w:t xml:space="preserve">POCMA2026!</w:t>
+        <w:t xml:space="preserve">POC_MA_PASSWORD</w:t>
+      </w:r>
+      <w:r>
+        <w:t xml:space="preserve"> </w:t>
+      </w:r>
+      <w:r>
+        <w:t xml:space="preserve">(set in your local env)</w:t>
       </w:r>
     </w:p>
     <w:p>
@@ -19230,7 +19278,7 @@
         <w:t xml:space="preserve"> </w:t>
       </w:r>
       <w:r>
-        <w:t xml:space="preserve">/</w:t>
+        <w:t xml:space="preserve">/ the password in</w:t>
       </w:r>
       <w:r>
         <w:t xml:space="preserve"> </w:t>
@@ -19239,7 +19287,13 @@
         <w:rPr>
           <w:rStyle w:val="VerbatimChar"/>
         </w:rPr>
-        <w:t xml:space="preserve">POCProvider2026!</w:t>
+        <w:t xml:space="preserve">POC_PROVIDER_PASSWORD</w:t>
+      </w:r>
+      <w:r>
+        <w:t xml:space="preserve"> </w:t>
+      </w:r>
+      <w:r>
+        <w:t xml:space="preserve">(set in your local env)</w:t>
       </w:r>
     </w:p>
     <w:p>
@@ -21178,7 +21232,7 @@
         <w:t xml:space="preserve"> </w:t>
       </w:r>
       <w:r>
-        <w:t xml:space="preserve">/</w:t>
+        <w:t xml:space="preserve">/ the password in</w:t>
       </w:r>
       <w:r>
         <w:t xml:space="preserve"> </w:t>
@@ -21187,10 +21241,13 @@
         <w:rPr>
           <w:rStyle w:val="VerbatimChar"/>
         </w:rPr>
-        <w:t xml:space="preserve">POCClinic2026!</w:t>
-      </w:r>
-      <w:r>
-        <w:t xml:space="preserve">. Navigate to</w:t>
+        <w:t xml:space="preserve">POC_CLINIC_ADMIN_PASSWORD</w:t>
+      </w:r>
+      <w:r>
+        <w:t xml:space="preserve"> </w:t>
+      </w:r>
+      <w:r>
+        <w:t xml:space="preserve">(set in your local env). Navigate to</w:t>
       </w:r>
       <w:r>
         <w:t xml:space="preserve"> </w:t>
@@ -23629,7 +23686,7 @@
         <w:t xml:space="preserve"> </w:t>
       </w:r>
       <w:r>
-        <w:t xml:space="preserve">/</w:t>
+        <w:t xml:space="preserve">/ the password in</w:t>
       </w:r>
       <w:r>
         <w:t xml:space="preserve"> </w:t>
@@ -23638,7 +23695,13 @@
         <w:rPr>
           <w:rStyle w:val="VerbatimChar"/>
         </w:rPr>
-        <w:t xml:space="preserve">POCAdmin2026!</w:t>
+        <w:t xml:space="preserve">POC_OPS_PASSWORD</w:t>
+      </w:r>
+      <w:r>
+        <w:t xml:space="preserve"> </w:t>
+      </w:r>
+      <w:r>
+        <w:t xml:space="preserve">(set in your local env)</w:t>
       </w:r>
     </w:p>
     <w:p>
